--- a/CAT411_Technical_Documentation.docx
+++ b/CAT411_Technical_Documentation.docx
@@ -8230,9 +8230,7 @@
       <w:pPr>
         <w:pStyle w:val="Heading1"/>
       </w:pPr>
-      <w:r>
-        <w:t>11. Data Sources &amp; Integration</w:t>
-      </w:r>
+      <w:r/>
     </w:p>
     <w:tbl>
       <w:tblPr>
@@ -8522,77 +8520,59 @@
         </w:tc>
       </w:tr>
     </w:tbl>
-    <w:p/>
     <w:p>
-      <w:r>
-        <w:t>Data files are not included in the git repository due to their size. Use python main.py --download to fetch them automatically.</w:t>
-      </w:r>
+      <w:r/>
+    </w:p>
+    <w:p>
+      <w:r/>
     </w:p>
     <w:p>
       <w:pPr>
         <w:pStyle w:val="Heading2"/>
       </w:pPr>
-      <w:r>
-        <w:t>Integration with Real Data</w:t>
-      </w:r>
+      <w:r/>
     </w:p>
     <w:p>
-      <w:r>
-        <w:t>When running without --pipeline or --probabilistic flags, main.py performs a data-driven analysis that:</w:t>
-      </w:r>
+      <w:r/>
     </w:p>
     <w:p>
       <w:pPr>
         <w:pStyle w:val="ListNumber"/>
       </w:pPr>
-      <w:r>
-        <w:t>Parses grid.xml to extract Sa(1.0s) values at ~10,000 grid points</w:t>
-      </w:r>
+      <w:r/>
     </w:p>
     <w:p>
       <w:pPr>
         <w:pStyle w:val="ListNumber"/>
       </w:pPr>
-      <w:r>
-        <w:t>Parses CA24.txt to extract ~1,600 bridges in the Northridge bounding box (33.7–34.8°N, 119.0–117.5°W)</w:t>
-      </w:r>
+      <w:r/>
     </w:p>
     <w:p>
       <w:pPr>
         <w:pStyle w:val="ListNumber"/>
       </w:pPr>
-      <w:r>
-        <w:t>Classifies each bridge into a Hazus HWB class using material, spans, and year built</w:t>
-      </w:r>
+      <w:r/>
     </w:p>
     <w:p>
       <w:pPr>
         <w:pStyle w:val="ListNumber"/>
       </w:pPr>
-      <w:r>
-        <w:t>Assigns the nearest ShakeMap Sa(1.0s) to each bridge location using a KD-tree spatial lookup</w:t>
-      </w:r>
+      <w:r/>
     </w:p>
     <w:p>
       <w:pPr>
         <w:pStyle w:val="ListNumber"/>
       </w:pPr>
-      <w:r>
-        <w:t>Computes damage state probabilities for each bridge</w:t>
-      </w:r>
+      <w:r/>
     </w:p>
     <w:p>
       <w:pPr>
         <w:pStyle w:val="ListNumber"/>
       </w:pPr>
-      <w:r>
-        <w:t>Exports per-bridge results to bridge_damage_results.csv</w:t>
-      </w:r>
+      <w:r/>
     </w:p>
     <w:p>
-      <w:r>
-        <w:br w:type="page"/>
-      </w:r>
+      <w:r/>
     </w:p>
     <w:p>
       <w:pPr>

--- a/CAT411_Technical_Documentation.docx
+++ b/CAT411_Technical_Documentation.docx
@@ -583,45 +583,67 @@
         <w:ind w:left="567"/>
       </w:pPr>
       <w:r>
-        <w:rPr>
-          <w:rFonts w:ascii="Consolas" w:hAnsi="Consolas"/>
-          <w:sz w:val="18"/>
-        </w:rPr>
         <w:t>CAT411_framework/</w:t>
         <w:br/>
-        <w:t>├── main.py                  # CLI entry point</w:t>
+        <w:t>??? main.py                  # CLI entry point</w:t>
         <w:br/>
-        <w:t>├── requirements.txt          # Python dependencies</w:t>
+        <w:t>??? requirements.txt          # Python dependencies</w:t>
         <w:br/>
-        <w:t>├── README.md                 # Project documentation</w:t>
+        <w:t>??? README.md                 # Project documentation</w:t>
         <w:br/>
-        <w:t>├── src/</w:t>
+        <w:t>??? broker/</w:t>
         <w:br/>
-        <w:t>│   ├── __init__.py</w:t>
+        <w:t>?   ??? utils/</w:t>
         <w:br/>
-        <w:t>│   ├── hazard.py            # GMPE, spatial correlation, GMF</w:t>
+        <w:t>?       ??? nbi_ingest.py     # NBI + ShakeMap download/clean pipeline</w:t>
         <w:br/>
-        <w:t>│   ├── exposure.py          # Bridge inventory, costs</w:t>
+        <w:t>??? src/</w:t>
         <w:br/>
-        <w:t>│   ├── fragility.py         # Lognormal fragility curves</w:t>
+        <w:t>?   ??? __init__.py</w:t>
         <w:br/>
-        <w:t>│   ├── loss.py              # Damage-to-loss, EP, AAL</w:t>
+        <w:t>?   ??? hazard.py            # GMPE, spatial correlation, GMF</w:t>
         <w:br/>
-        <w:t>│   ├── engine.py            # Pipeline orchestrator</w:t>
+        <w:t>?   ??? exposure.py          # Bridge inventory, costs</w:t>
         <w:br/>
-        <w:t>│   ├── hazus_params.py      # Hazus Table 7.9 parameters</w:t>
+        <w:t>?   ??? fragility.py         # Lognormal fragility curves</w:t>
         <w:br/>
-        <w:t>│   ├── bridge_classes.py    # HWB classification logic</w:t>
+        <w:t>?   ??? loss.py              # Damage-to-loss, EP, AAL</w:t>
         <w:br/>
-        <w:t>│   ├── data_loader.py       # ShakeMap &amp; NBI parsers</w:t>
+        <w:t>?   ??? engine.py            # Pipeline orchestrator</w:t>
         <w:br/>
-        <w:t>│   ├── northridge_case.py   # Observed damage data</w:t>
+        <w:t>?   ??? hazus_params.py      # Hazus Table 7.9 parameters</w:t>
         <w:br/>
-        <w:t>│   └── plotting.py          # All visualization</w:t>
+        <w:t>?   ??? bridge_classes.py    # HWB classification logic</w:t>
         <w:br/>
-        <w:t>├── data/                     # Downloaded data files</w:t>
+        <w:t>?   ??? data_loader.py       # ShakeMap &amp; NBI parsers</w:t>
         <w:br/>
-        <w:t>└── output/                   # Generated plots &amp; CSV</w:t>
+        <w:t>?   ??? northridge_case.py   # Observed damage data</w:t>
+        <w:br/>
+        <w:t>?   ??? plotting.py          # All visualization</w:t>
+        <w:br/>
+        <w:t>??? data/                     # Downloaded + processed data files</w:t>
+        <w:br/>
+        <w:t>?   ??? nbi/</w:t>
+        <w:br/>
+        <w:t>?   ?   ??? raw/              # Raw NBI zip + extracted TXT/CSV</w:t>
+        <w:br/>
+        <w:t>?   ?   ??? clean/            # Cleaned CSV</w:t>
+        <w:br/>
+        <w:t>?   ?   ??? curated/          # Curated CSV</w:t>
+        <w:br/>
+        <w:t>?   ?   ??? meta/             # Config + metadata</w:t>
+        <w:br/>
+        <w:t>?   ?   ??? logs/             # Run logs</w:t>
+        <w:br/>
+        <w:t>?   ??? hazard/usgs/shakemap/</w:t>
+        <w:br/>
+        <w:t>?       ??? raw/              # grid.xml, shape.zip, info.json</w:t>
+        <w:br/>
+        <w:t>?       ??? meta/             # ShakeMap metadata</w:t>
+        <w:br/>
+        <w:t>?       ??? logs/             # ShakeMap logs</w:t>
+        <w:br/>
+        <w:t>??? output/                   # Generated plots &amp; CSV</w:t>
       </w:r>
     </w:p>
     <w:p>
@@ -6674,12 +6696,12 @@
         <w:pStyle w:val="Heading2"/>
       </w:pPr>
       <w:r>
-        <w:t>8.3 data_loader.py — Data Download &amp; Parsing</w:t>
+        <w:t>8.3 data_loader.py ? Local Parsing</w:t>
       </w:r>
     </w:p>
     <w:p>
       <w:r>
-        <w:t>Provides functions for three data sources:</w:t>
+        <w:t>Provides parsers for local data sources:</w:t>
       </w:r>
     </w:p>
     <w:p>
@@ -6703,7 +6725,12 @@
         <w:pStyle w:val="ListBullet"/>
       </w:pPr>
       <w:r>
-        <w:t>NBI delimited text: Pattern-matching column detection, coordinate conversion (DDMMSS.SS → decimal), and bounding box filtering to the Northridge area.</w:t>
+        <w:t>NBI delimited TXT/CSV: Pattern-matching column detection, coordinate conversion (DDMMSS.SS ? decimal), and bounding box filtering to the Northridge area.</w:t>
+      </w:r>
+    </w:p>
+    <w:p>
+      <w:r>
+        <w:t>Downloading and curation are handled by broker/utils/nbi_ingest.py.</w:t>
       </w:r>
     </w:p>
     <w:p>
@@ -7747,6 +7774,31 @@
     <w:p>
       <w:r>
         <w:t>Example commands:</w:t>
+      </w:r>
+    </w:p>
+    <w:p>
+      <w:r>
+        <w:t>Pipeline data prep (recommended for reproducibility):</w:t>
+      </w:r>
+    </w:p>
+    <w:p>
+      <w:r>
+        <w:t>python broker/utils/nbi_ingest.py --download</w:t>
+      </w:r>
+    </w:p>
+    <w:p>
+      <w:r>
+        <w:t>python broker/utils/nbi_ingest.py --download --download-only</w:t>
+      </w:r>
+    </w:p>
+    <w:p>
+      <w:r>
+        <w:t>Optional overrides: --nbi-year 1994 --usgs-event ci3144585</w:t>
+      </w:r>
+    </w:p>
+    <w:p>
+      <w:r>
+        <w:t>Outputs: data/nbi/clean/, data/nbi/curated/, data/nbi/logs/, data/nbi/meta/, data/hazard/usgs/shakemap/raw/</w:t>
       </w:r>
     </w:p>
     <w:p>

--- a/CAT411_Technical_Documentation.docx
+++ b/CAT411_Technical_Documentation.docx
@@ -585,65 +585,65 @@
       <w:r>
         <w:t>CAT411_framework/</w:t>
         <w:br/>
-        <w:t>??? main.py                  # CLI entry point</w:t>
+        <w:t>&lt;=&lt;=&lt;= main.py                  # CLI entry point</w:t>
         <w:br/>
-        <w:t>??? requirements.txt          # Python dependencies</w:t>
+        <w:t>&lt;=&lt;=&lt;= requirements.txt          # Python dependencies</w:t>
         <w:br/>
-        <w:t>??? README.md                 # Project documentation</w:t>
+        <w:t>&lt;=&lt;=&lt;= README.md                 # Project documentation</w:t>
         <w:br/>
-        <w:t>??? broker/</w:t>
+        <w:t>&lt;=&lt;=&lt;= broker/</w:t>
         <w:br/>
-        <w:t>?   ??? utils/</w:t>
+        <w:t>&lt;=   &lt;=&lt;=&lt;= utils/</w:t>
         <w:br/>
-        <w:t>?       ??? nbi_ingest.py     # NBI + ShakeMap download/clean pipeline</w:t>
+        <w:t>&lt;=       &lt;=&lt;=&lt;= nbi_ingest.py     # NBI + ShakeMap download/clean pipeline</w:t>
         <w:br/>
-        <w:t>??? src/</w:t>
+        <w:t>&lt;=&lt;=&lt;= src/</w:t>
         <w:br/>
-        <w:t>?   ??? __init__.py</w:t>
+        <w:t>&lt;=   &lt;=&lt;=&lt;= __init__.py</w:t>
         <w:br/>
-        <w:t>?   ??? hazard.py            # GMPE, spatial correlation, GMF</w:t>
+        <w:t>&lt;=   &lt;=&lt;=&lt;= hazard.py            # GMPE, spatial correlation, GMF</w:t>
         <w:br/>
-        <w:t>?   ??? exposure.py          # Bridge inventory, costs</w:t>
+        <w:t>&lt;=   &lt;=&lt;=&lt;= exposure.py          # Bridge inventory, costs</w:t>
         <w:br/>
-        <w:t>?   ??? fragility.py         # Lognormal fragility curves</w:t>
+        <w:t>&lt;=   &lt;=&lt;=&lt;= fragility.py         # Lognormal fragility curves</w:t>
         <w:br/>
-        <w:t>?   ??? loss.py              # Damage-to-loss, EP, AAL</w:t>
+        <w:t>&lt;=   &lt;=&lt;=&lt;= loss.py              # Damage-to-loss, EP, AAL</w:t>
         <w:br/>
-        <w:t>?   ??? engine.py            # Pipeline orchestrator</w:t>
+        <w:t>&lt;=   &lt;=&lt;=&lt;= engine.py            # Pipeline orchestrator</w:t>
         <w:br/>
-        <w:t>?   ??? hazus_params.py      # Hazus Table 7.9 parameters</w:t>
+        <w:t>&lt;=   &lt;=&lt;=&lt;= hazus_params.py      # Hazus Table 7.9 parameters</w:t>
         <w:br/>
-        <w:t>?   ??? bridge_classes.py    # HWB classification logic</w:t>
+        <w:t>&lt;=   &lt;=&lt;=&lt;= bridge_classes.py    # HWB classification logic</w:t>
         <w:br/>
-        <w:t>?   ??? data_loader.py       # ShakeMap &amp; NBI parsers</w:t>
+        <w:t>&lt;=   &lt;=&lt;=&lt;= data_loader.py       # ShakeMap &amp; NBI parsers</w:t>
         <w:br/>
-        <w:t>?   ??? northridge_case.py   # Observed damage data</w:t>
+        <w:t>&lt;=   &lt;=&lt;=&lt;= northridge_case.py   # Observed damage data</w:t>
         <w:br/>
-        <w:t>?   ??? plotting.py          # All visualization</w:t>
+        <w:t>&lt;=   &lt;=&lt;=&lt;= plotting.py          # All visualization</w:t>
         <w:br/>
-        <w:t>??? data/                     # Downloaded + processed data files</w:t>
+        <w:t>&lt;=&lt;=&lt;= data/                     # Downloaded + processed data files</w:t>
         <w:br/>
-        <w:t>?   ??? nbi/</w:t>
+        <w:t>&lt;=   &lt;=&lt;=&lt;= nbi/</w:t>
         <w:br/>
-        <w:t>?   ?   ??? raw/              # Raw NBI zip + extracted TXT/CSV</w:t>
+        <w:t>&lt;=   &lt;=   &lt;=&lt;=&lt;= raw/              # Raw NBI zip + extracted TXT/CSV</w:t>
         <w:br/>
-        <w:t>?   ?   ??? clean/            # Cleaned CSV</w:t>
+        <w:t>&lt;=   &lt;=   &lt;=&lt;=&lt;= clean/            # Cleaned CSV</w:t>
         <w:br/>
-        <w:t>?   ?   ??? curated/          # Curated CSV</w:t>
+        <w:t>&lt;=   &lt;=   &lt;=&lt;=&lt;= curated/          # Curated CSV</w:t>
         <w:br/>
-        <w:t>?   ?   ??? meta/             # Config + metadata</w:t>
+        <w:t>&lt;=   &lt;=   &lt;=&lt;=&lt;= meta/             # Config + metadata</w:t>
         <w:br/>
-        <w:t>?   ?   ??? logs/             # Run logs</w:t>
+        <w:t>&lt;=   &lt;=   &lt;=&lt;=&lt;= logs/             # Run logs</w:t>
         <w:br/>
-        <w:t>?   ??? hazard/usgs/shakemap/</w:t>
+        <w:t>&lt;=   &lt;=&lt;=&lt;= hazard/usgs/shakemap/</w:t>
         <w:br/>
-        <w:t>?       ??? raw/              # grid.xml, shape.zip, info.json</w:t>
+        <w:t>&lt;=       &lt;=&lt;=&lt;= raw/              # grid.xml, shape.zip, info.json</w:t>
         <w:br/>
-        <w:t>?       ??? meta/             # ShakeMap metadata</w:t>
+        <w:t>&lt;=       &lt;=&lt;=&lt;= meta/             # ShakeMap metadata</w:t>
         <w:br/>
-        <w:t>?       ??? logs/             # ShakeMap logs</w:t>
+        <w:t>&lt;=       &lt;=&lt;=&lt;= logs/             # ShakeMap logs</w:t>
         <w:br/>
-        <w:t>??? output/                   # Generated plots &amp; CSV</w:t>
+        <w:t>&lt;=&lt;=&lt;= output/                   # Generated plots &amp; CSV</w:t>
       </w:r>
     </w:p>
     <w:p>
@@ -6696,7 +6696,7 @@
         <w:pStyle w:val="Heading2"/>
       </w:pPr>
       <w:r>
-        <w:t>8.3 data_loader.py ? Local Parsing</w:t>
+        <w:t>8.3 data_loader.py &lt;= Local Parsing</w:t>
       </w:r>
     </w:p>
     <w:p>
@@ -6725,7 +6725,7 @@
         <w:pStyle w:val="ListBullet"/>
       </w:pPr>
       <w:r>
-        <w:t>NBI delimited TXT/CSV: Pattern-matching column detection, coordinate conversion (DDMMSS.SS ? decimal), and bounding box filtering to the Northridge area.</w:t>
+        <w:t>NBI delimited TXT/CSV: Pattern-matching column detection, coordinate conversion (DDMMSS.SS &lt;= decimal), and bounding box filtering to the Northridge area.</w:t>
       </w:r>
     </w:p>
     <w:p>

--- a/CAT411_Technical_Documentation.docx
+++ b/CAT411_Technical_Documentation.docx
@@ -44,16 +44,12 @@
         <w:jc w:val="center"/>
       </w:pPr>
       <w:r>
-        <w:rPr>
-          <w:color w:val="646464"/>
-          <w:sz w:val="26"/>
-        </w:rPr>
         <w:t>FEMA Hazus 6.1 Methodology</w:t>
         <w:br/>
         <w:t>1994 Northridge Earthquake Case Study</w:t>
         <w:br/>
         <w:br/>
-        <w:t>Hazard → Exposure → Vulnerability → Loss</w:t>
+        <w:t>Hazard -&gt; Exposure -&gt; Vulnerability -&gt; Loss</w:t>
       </w:r>
     </w:p>
     <w:p>
@@ -101,11 +97,7 @@
         <w:ind w:left="0"/>
       </w:pPr>
       <w:r>
-        <w:rPr>
-          <w:b/>
-          <w:sz w:val="22"/>
-        </w:rPr>
-        <w:t>3  Module 1: Hazard — Ground Motion Prediction (src/hazard.py)</w:t>
+        <w:t>3  Module 1: Hazard - Ground Motion Prediction (src/hazard.py)</w:t>
       </w:r>
     </w:p>
     <w:p>
@@ -150,11 +142,7 @@
         <w:ind w:left="0"/>
       </w:pPr>
       <w:r>
-        <w:rPr>
-          <w:b/>
-          <w:sz w:val="22"/>
-        </w:rPr>
-        <w:t>4  Module 2: Exposure — Bridge Inventory (src/exposure.py)</w:t>
+        <w:t>4  Module 2: Exposure - Bridge Inventory (src/exposure.py)</w:t>
       </w:r>
     </w:p>
     <w:p>
@@ -211,11 +199,7 @@
         <w:ind w:left="0"/>
       </w:pPr>
       <w:r>
-        <w:rPr>
-          <w:b/>
-          <w:sz w:val="22"/>
-        </w:rPr>
-        <w:t>5  Module 3: Vulnerability — Fragility Curves (src/fragility.py)</w:t>
+        <w:t>5  Module 3: Vulnerability - Fragility Curves (src/fragility.py)</w:t>
       </w:r>
     </w:p>
     <w:p>
@@ -260,11 +244,7 @@
         <w:ind w:left="0"/>
       </w:pPr>
       <w:r>
-        <w:rPr>
-          <w:b/>
-          <w:sz w:val="22"/>
-        </w:rPr>
-        <w:t>6  Module 4: Loss — Damage-to-Loss Translation (src/loss.py)</w:t>
+        <w:t>6  Module 4: Loss - Damage-to-Loss Translation (src/loss.py)</w:t>
       </w:r>
     </w:p>
     <w:p>
@@ -490,13 +470,7 @@
     </w:p>
     <w:p>
       <w:r>
-        <w:rPr>
-          <w:b/>
-        </w:rPr>
-        <w:t xml:space="preserve">Vulnerability Module: </w:t>
-      </w:r>
-      <w:r>
-        <w:t>Relates ground motion intensity to structural damage through fragility curves — probabilistic functions that express the likelihood of reaching or exceeding each damage state.</w:t>
+        <w:t>Vulnerability Module: Relates ground motion intensity to structural damage through fragility curves - probabilistic functions that express the likelihood of reaching or exceeding each damage state.</w:t>
       </w:r>
     </w:p>
     <w:p>
@@ -547,13 +521,7 @@
         <w:pStyle w:val="ListBullet"/>
       </w:pPr>
       <w:r>
-        <w:rPr>
-          <w:b/>
-        </w:rPr>
-        <w:t xml:space="preserve">Probabilistic Risk Assessment: </w:t>
-      </w:r>
-      <w:r>
-        <w:t>Generates a stochastic earthquake catalog from the Gutenberg-Richter frequency-magnitude relation, runs each event through the full pipeline, and produces EP curves and AAL — the standard metrics for risk quantification and insurance pricing.</w:t>
+        <w:t>Probabilistic Risk Assessment: Generates a stochastic earthquake catalog from the Gutenberg-Richter frequency-magnitude relation, runs each event through the full pipeline, and produces EP curves and AAL - the standard metrics for risk quantification and insurance pricing.</w:t>
       </w:r>
     </w:p>
     <w:p>
@@ -1229,7 +1197,7 @@
         <w:pStyle w:val="Heading1"/>
       </w:pPr>
       <w:r>
-        <w:t>3. Module 1: Hazard — Ground Motion Prediction</w:t>
+        <w:t>3. Module 1: Hazard - Ground Motion Prediction</w:t>
       </w:r>
     </w:p>
     <w:p>
@@ -1884,11 +1852,7 @@
         <w:ind w:left="567"/>
       </w:pPr>
       <w:r>
-        <w:rPr>
-          <w:rFonts w:ascii="Consolas" w:hAnsi="Consolas"/>
-          <w:sz w:val="18"/>
-        </w:rPr>
-        <w:t>For M ≤ Mh:  F_M = e_i*U + e2*SS + e3*NS + e4*RS + e5*(M-Mh) + e6*(M-Mh)²</w:t>
+        <w:t>For M &lt;= Mh:  F_M = e_i*U + e2*SS + e3*NS + e4*RS + e5*(M-Mh) + e6*(M-Mh)^2</w:t>
         <w:br/>
         <w:t>For M &gt; Mh:   F_M = e_i*U + e2*SS + e3*NS + e4*RS + e7*(M-Mh)</w:t>
       </w:r>
@@ -2303,11 +2267,7 @@
         <w:ind w:left="567"/>
       </w:pPr>
       <w:r>
-        <w:rPr>
-          <w:rFonts w:ascii="Consolas" w:hAnsi="Consolas"/>
-          <w:sz w:val="18"/>
-        </w:rPr>
-        <w:t>R = sqrt(R_JB² + h²)    h = 2.54 km (fictitious depth)</w:t>
+        <w:t>R = sqrt(R_JB^2 + h^2)    h = 2.54 km (fictitious depth)</w:t>
         <w:br/>
         <w:t>F_D = (c1 + c2*(M - Mh)) * ln(R) + c3*(R - 1)</w:t>
       </w:r>
@@ -2829,11 +2789,7 @@
         <w:ind w:left="567"/>
       </w:pPr>
       <w:r>
-        <w:rPr>
-          <w:rFonts w:ascii="Consolas" w:hAnsi="Consolas"/>
-          <w:sz w:val="18"/>
-        </w:rPr>
-        <w:t>ρ(h) = exp(-3h / b)</w:t>
+        <w:t>rho(h) = exp(-3h / b)</w:t>
       </w:r>
     </w:p>
     <w:p>
@@ -2843,7 +2799,7 @@
     </w:p>
     <w:p>
       <w:r>
-        <w:t>This means sites within ~14 km of each other have correlation ρ &gt; 0.35, while sites separated by more than 40 km are essentially uncorrelated.</w:t>
+        <w:t>This means sites within ~14 km of each other have correlation rho &gt; 0.35, while sites separated by more than 40 km are essentially uncorrelated.</w:t>
       </w:r>
     </w:p>
     <w:p>
@@ -2864,7 +2820,7 @@
         <w:pStyle w:val="ListBullet"/>
       </w:pPr>
       <w:r>
-        <w:t>Compute the N×N spatial correlation matrix C where C_ij = ρ(h_ij)</w:t>
+        <w:t>Compute the NxN spatial correlation matrix C where C_ij = rho(h_ij)</w:t>
       </w:r>
     </w:p>
     <w:p>
@@ -2872,7 +2828,7 @@
         <w:pStyle w:val="ListBullet"/>
       </w:pPr>
       <w:r>
-        <w:t>Perform Cholesky decomposition: C = L · Lᵀ (with small diagonal regularization)</w:t>
+        <w:t>Perform Cholesky decomposition: C = L * L^T (with small diagonal regularization)</w:t>
       </w:r>
     </w:p>
     <w:p>
@@ -2888,7 +2844,7 @@
         <w:pStyle w:val="ListBullet"/>
       </w:pPr>
       <w:r>
-        <w:t xml:space="preserve">  a. Draw inter-event residual: η_k ~ N(0, τ)</w:t>
+        <w:t xml:space="preserve">  a. Draw inter-event residual: eta_k ~ N(0, tau)</w:t>
       </w:r>
     </w:p>
     <w:p>
@@ -2904,7 +2860,7 @@
         <w:pStyle w:val="ListBullet"/>
       </w:pPr>
       <w:r>
-        <w:t xml:space="preserve">  c. Compute correlated intra-event residuals: ε = L · z · σ</w:t>
+        <w:t xml:space="preserve">  c. Compute correlated intra-event residuals: epsilon = L * z * sigma</w:t>
       </w:r>
     </w:p>
     <w:p>
@@ -2912,7 +2868,7 @@
         <w:pStyle w:val="ListBullet"/>
       </w:pPr>
       <w:r>
-        <w:t xml:space="preserve">  d. Combine: ln(Sa_i) = ln(median_i) + η_k + ε_i</w:t>
+        <w:t xml:space="preserve">  d. Combine: ln(Sa_i) = ln(median_i) + eta_k + epsilon_i</w:t>
       </w:r>
     </w:p>
     <w:p>
@@ -3245,7 +3201,7 @@
         <w:pStyle w:val="Heading1"/>
       </w:pPr>
       <w:r>
-        <w:t>4. Module 2: Exposure — Bridge Inventory &amp; Financial Data</w:t>
+        <w:t>4. Module 2: Exposure - Bridge Inventory &amp; Financial Data</w:t>
       </w:r>
     </w:p>
     <w:p>
@@ -3898,11 +3854,7 @@
         <w:ind w:left="567"/>
       </w:pPr>
       <w:r>
-        <w:rPr>
-          <w:rFonts w:ascii="Consolas" w:hAnsi="Consolas"/>
-          <w:sz w:val="18"/>
-        </w:rPr>
-        <w:t>RC = unit_cost(material) × deck_area × length_factor</w:t>
+        <w:t>RC = unit_cost(material) x deck_area x length_factor</w:t>
       </w:r>
     </w:p>
     <w:tbl>
@@ -4174,11 +4126,7 @@
         <w:ind w:left="567"/>
       </w:pPr>
       <w:r>
-        <w:rPr>
-          <w:rFonts w:ascii="Consolas" w:hAnsi="Consolas"/>
-          <w:sz w:val="18"/>
-        </w:rPr>
-        <w:t>length_factor = 1.0 + 0.15 × max(0, (length - 100) / 200)</w:t>
+        <w:t>length_factor = 1.0 + 0.15 x max(0, (length - 100) / 200)</w:t>
       </w:r>
     </w:p>
     <w:p>
@@ -4808,7 +4756,7 @@
         <w:pStyle w:val="ListBullet"/>
       </w:pPr>
       <w:r>
-        <w:t>bridge_id ← structure_number</w:t>
+        <w:t>bridge_id &lt;- structure_number</w:t>
       </w:r>
     </w:p>
     <w:p>
@@ -4816,7 +4764,7 @@
         <w:pStyle w:val="ListBullet"/>
       </w:pPr>
       <w:r>
-        <w:t>lat/lon ← NBI coordinates (converted from DDMMSS.SS if needed)</w:t>
+        <w:t>lat/lon &lt;- NBI coordinates (converted from DDMMSS.SS if needed)</w:t>
       </w:r>
     </w:p>
     <w:p>
@@ -4824,7 +4772,7 @@
         <w:pStyle w:val="ListBullet"/>
       </w:pPr>
       <w:r>
-        <w:t>hwb_class ← from classify_nbi_to_hazus() based on material, spans, year built</w:t>
+        <w:t>hwb_class &lt;- from classify_nbi_to_hazus() based on material, spans, year built</w:t>
       </w:r>
     </w:p>
     <w:p>
@@ -4832,7 +4780,7 @@
         <w:pStyle w:val="ListBullet"/>
       </w:pPr>
       <w:r>
-        <w:t>deck_area ← structure_length_m × deck_width_m</w:t>
+        <w:t>deck_area &lt;- structure_length_m x deck_width_m</w:t>
       </w:r>
     </w:p>
     <w:p>
@@ -4840,7 +4788,7 @@
         <w:pStyle w:val="ListBullet"/>
       </w:pPr>
       <w:r>
-        <w:t>replacement_cost ← estimate_replacement_cost(material, deck_area, length)</w:t>
+        <w:t>replacement_cost &lt;- estimate_replacement_cost(material, deck_area, length)</w:t>
       </w:r>
     </w:p>
     <w:p>
@@ -4848,7 +4796,7 @@
         <w:pStyle w:val="ListBullet"/>
       </w:pPr>
       <w:r>
-        <w:t>vs30 ← default_vs30 parameter (default 360 m/s, NEHRP D site class)</w:t>
+        <w:t>vs30 &lt;- default_vs30 parameter (default 360 m/s, NEHRP D site class)</w:t>
       </w:r>
     </w:p>
     <w:p>
@@ -4861,7 +4809,7 @@
         <w:pStyle w:val="Heading1"/>
       </w:pPr>
       <w:r>
-        <w:t>5. Module 3: Vulnerability — Fragility Curves</w:t>
+        <w:t>5. Module 3: Vulnerability - Fragility Curves</w:t>
       </w:r>
     </w:p>
     <w:p>
@@ -4893,11 +4841,7 @@
         <w:ind w:left="567"/>
       </w:pPr>
       <w:r>
-        <w:rPr>
-          <w:rFonts w:ascii="Consolas" w:hAnsi="Consolas"/>
-          <w:sz w:val="18"/>
-        </w:rPr>
-        <w:t>P[DS ≥ ds | Sa] = Φ( (ln(Sa) − ln(median_ds)) / β_ds )</w:t>
+        <w:t>P[DS &gt;= ds | Sa] = Phi( (ln(Sa) - ln(median_ds)) / beta_ds )</w:t>
       </w:r>
     </w:p>
     <w:p>
@@ -4910,7 +4854,7 @@
         <w:pStyle w:val="ListBullet"/>
       </w:pPr>
       <w:r>
-        <w:t>Φ is the standard normal CDF (scipy.stats.norm.cdf)</w:t>
+        <w:t>Phi is the standard normal CDF (scipy.stats.norm.cdf)</w:t>
       </w:r>
     </w:p>
     <w:p>
@@ -4934,7 +4878,7 @@
         <w:pStyle w:val="ListBullet"/>
       </w:pPr>
       <w:r>
-        <w:t>β_ds is the lognormal dispersion (total uncertainty)</w:t>
+        <w:t>beta_ds is the lognormal dispersion (total uncertainty)</w:t>
       </w:r>
     </w:p>
     <w:p>
@@ -5628,7 +5572,7 @@
     <w:p/>
     <w:p>
       <w:r>
-        <w:t>Key observation: seismic-designed bridges (even-numbered classes like HWB6) have 1.5–2× higher median capacities than their conventional counterparts (HWB5), reflecting the effectiveness of modern seismic design codes.</w:t>
+        <w:t>Key observation: seismic-designed bridges (even-numbered classes like HWB6) have 1.5-2x higher median capacities than their conventional counterparts (HWB5), reflecting the effectiveness of modern seismic design codes.</w:t>
       </w:r>
     </w:p>
     <w:p>
@@ -5650,19 +5594,15 @@
         <w:ind w:left="567"/>
       </w:pPr>
       <w:r>
-        <w:rPr>
-          <w:rFonts w:ascii="Consolas" w:hAnsi="Consolas"/>
-          <w:sz w:val="18"/>
-        </w:rPr>
-        <w:t>P[none]      = 1 − P[DS ≥ slight]</w:t>
+        <w:t>P[none]      = 1 - P[DS &gt;= slight]</w:t>
         <w:br/>
-        <w:t>P[slight]    = P[DS ≥ slight]    − P[DS ≥ moderate]</w:t>
+        <w:t>P[slight]    = P[DS &gt;= slight]    - P[DS &gt;= moderate]</w:t>
         <w:br/>
-        <w:t>P[moderate]  = P[DS ≥ moderate]  − P[DS ≥ extensive]</w:t>
+        <w:t>P[moderate]  = P[DS &gt;= moderate]  - P[DS &gt;= extensive]</w:t>
         <w:br/>
-        <w:t>P[extensive] = P[DS ≥ extensive] − P[DS ≥ complete]</w:t>
+        <w:t>P[extensive] = P[DS &gt;= extensive] - P[DS &gt;= complete]</w:t>
         <w:br/>
-        <w:t>P[complete]  = P[DS ≥ complete]</w:t>
+        <w:t>P[complete]  = P[DS &gt;= complete]</w:t>
       </w:r>
     </w:p>
     <w:p>
@@ -5689,16 +5629,12 @@
         <w:ind w:left="567"/>
       </w:pPr>
       <w:r>
-        <w:rPr>
-          <w:rFonts w:ascii="Consolas" w:hAnsi="Consolas"/>
-          <w:sz w:val="18"/>
-        </w:rPr>
-        <w:t>median_modified = median × sqrt(1 − (skew_angle / 90)²)</w:t>
+        <w:t>median_modified = median x sqrt(1 - (skew_angle / 90)^2)</w:t>
       </w:r>
     </w:p>
     <w:p>
       <w:r>
-        <w:t>A 45° skew reduces the median by ~13%; this accounts for the increased vulnerability of skewed bridges due to rotation-induced unseating.</w:t>
+        <w:t>A 45deg skew reduces the median by ~13%; this accounts for the increased vulnerability of skewed bridges due to rotation-induced unseating.</w:t>
       </w:r>
     </w:p>
     <w:p>
@@ -5711,7 +5647,7 @@
         <w:pStyle w:val="Heading1"/>
       </w:pPr>
       <w:r>
-        <w:t>6. Module 4: Loss — Damage-to-Loss Translation</w:t>
+        <w:t>6. Module 4: Loss - Damage-to-Loss Translation</w:t>
       </w:r>
     </w:p>
     <w:p>
@@ -6094,11 +6030,7 @@
         <w:ind w:left="567"/>
       </w:pPr>
       <w:r>
-        <w:rPr>
-          <w:rFonts w:ascii="Consolas" w:hAnsi="Consolas"/>
-          <w:sz w:val="18"/>
-        </w:rPr>
-        <w:t>E[Loss_i] = Σ_ds  P(ds | Sa_i) × DR(ds) × RC_i</w:t>
+        <w:t>E[Loss_i] = Sigma_ds  P(ds | Sa_i) x DR(ds) x RC_i</w:t>
       </w:r>
     </w:p>
     <w:p>
@@ -6112,13 +6044,9 @@
         <w:ind w:left="567"/>
       </w:pPr>
       <w:r>
-        <w:rPr>
-          <w:rFonts w:ascii="Consolas" w:hAnsi="Consolas"/>
-          <w:sz w:val="18"/>
-        </w:rPr>
-        <w:t>E[L_portfolio] = Σ_i  E[Loss_i]</w:t>
+        <w:t>E[L_portfolio] = Sigma_i  E[Loss_i]</w:t>
         <w:br/>
-        <w:t>Loss_ratio = E[L_portfolio] / Σ_i RC_i</w:t>
+        <w:t>Loss_ratio = E[L_portfolio] / Sigma_i RC_i</w:t>
       </w:r>
     </w:p>
     <w:p>
@@ -6136,7 +6064,7 @@
     </w:p>
     <w:p>
       <w:r>
-        <w:t>The EP curve is the fundamental output of a probabilistic CAT model. For a set of scenarios with annual occurrence rates λ_i and losses L_i:</w:t>
+        <w:t>The EP curve is the fundamental output of a probabilistic CAT model. For a set of scenarios with annual occurrence rates lambda_i and losses L_i:</w:t>
       </w:r>
     </w:p>
     <w:p>
@@ -6152,7 +6080,7 @@
         <w:pStyle w:val="ListNumber"/>
       </w:pPr>
       <w:r>
-        <w:t>Compute cumulative exceedance rate: ν(L) = Σ λ_i  for all L_i ≥ L</w:t>
+        <w:t>Compute cumulative exceedance rate: nu(L) = Sigma lambda_i  for all L_i &gt;= L</w:t>
       </w:r>
     </w:p>
     <w:p>
@@ -6160,7 +6088,7 @@
         <w:pStyle w:val="ListNumber"/>
       </w:pPr>
       <w:r>
-        <w:t>Convert to annual exceedance probability (Poisson): EP(L) = 1 − exp(−ν(L))</w:t>
+        <w:t>Convert to annual exceedance probability (Poisson): EP(L) = 1 - exp(-nu(L))</w:t>
       </w:r>
     </w:p>
     <w:p>
@@ -6168,7 +6096,7 @@
         <w:pStyle w:val="ListNumber"/>
       </w:pPr>
       <w:r>
-        <w:t>Return period: RP(L) = 1 / ν(L)</w:t>
+        <w:t>Return period: RP(L) = 1 / nu(L)</w:t>
       </w:r>
     </w:p>
     <w:p>
@@ -6185,11 +6113,7 @@
         <w:ind w:left="567"/>
       </w:pPr>
       <w:r>
-        <w:rPr>
-          <w:rFonts w:ascii="Consolas" w:hAnsi="Consolas"/>
-          <w:sz w:val="18"/>
-        </w:rPr>
-        <w:t>AAL = Σ_i  λ_i × L_i</w:t>
+        <w:t>AAL = Sigma_i  lambda_i x L_i</w:t>
       </w:r>
     </w:p>
     <w:p>
@@ -6323,7 +6247,7 @@
         <w:pStyle w:val="ListNumber"/>
       </w:pPr>
       <w:r>
-        <w:t>Compute AAL = Σ λ_i × L_i</w:t>
+        <w:t>Compute AAL = Sigma lambda_i x L_i</w:t>
       </w:r>
     </w:p>
     <w:p>
@@ -6345,11 +6269,7 @@
         <w:ind w:left="567"/>
       </w:pPr>
       <w:r>
-        <w:rPr>
-          <w:rFonts w:ascii="Consolas" w:hAnsi="Consolas"/>
-          <w:sz w:val="18"/>
-        </w:rPr>
-        <w:t>log₁₀(N) = a − b·M</w:t>
+        <w:t>log_1_0(N) = a - b*M</w:t>
       </w:r>
     </w:p>
     <w:p>
@@ -6670,7 +6590,7 @@
         <w:pStyle w:val="Heading2"/>
       </w:pPr>
       <w:r>
-        <w:t>8.1 hazus_params.py — Fragility Parameters</w:t>
+        <w:t>8.1 hazus_params.py - Fragility Parameters</w:t>
       </w:r>
     </w:p>
     <w:p>
@@ -6683,12 +6603,12 @@
         <w:pStyle w:val="Heading2"/>
       </w:pPr>
       <w:r>
-        <w:t>8.2 bridge_classes.py — Classification Logic</w:t>
+        <w:t>8.2 bridge_classes.py - Classification Logic</w:t>
       </w:r>
     </w:p>
     <w:p>
       <w:r>
-        <w:t>Provides the BridgeClassification dataclass and classify_bridge() function that implements a decision tree: length &gt; 150 m → HWB1/2, then by material and span type, with subtypes for box girder (HWB17) and frame (HWB22). Year built ≥ 1975 → seismic design.</w:t>
+        <w:t>Provides the BridgeClassification dataclass and classify_bridge() function that implements a decision tree: length &gt; 150 m -&gt; HWB1/2, then by material and span type, with subtypes for box girder (HWB17) and frame (HWB22). Year built &gt;= 1975 -&gt; seismic design.</w:t>
       </w:r>
     </w:p>
     <w:p>
@@ -6738,7 +6658,7 @@
         <w:pStyle w:val="Heading2"/>
       </w:pPr>
       <w:r>
-        <w:t>8.4 northridge_case.py — Observed Damage Data</w:t>
+        <w:t>8.4 northridge_case.py - Observed Damage Data</w:t>
       </w:r>
     </w:p>
     <w:p>
@@ -7014,7 +6934,7 @@
         <w:pStyle w:val="Heading2"/>
       </w:pPr>
       <w:r>
-        <w:t>8.5 plotting.py — Visualization</w:t>
+        <w:t>8.5 plotting.py - Visualization</w:t>
       </w:r>
     </w:p>
     <w:p>
@@ -8822,11 +8742,7 @@
         <w:ind w:left="567"/>
       </w:pPr>
       <w:r>
-        <w:rPr>
-          <w:rFonts w:ascii="Consolas" w:hAnsi="Consolas"/>
-          <w:sz w:val="18"/>
-        </w:rPr>
-        <w:t>Sa(1.0s) ≈ 0.17g  (sigma_ln = 0.564)</w:t>
+        <w:t>Sa(1.0s) ~= 0.17g  (sigma_ln = 0.564)</w:t>
       </w:r>
     </w:p>
     <w:p>
@@ -8868,7 +8784,7 @@
         <w:pStyle w:val="ListBullet"/>
       </w:pPr>
       <w:r>
-        <w:t>Ordering: P(slight) ≥ P(moderate) ≥ P(extensive) ≥ P(complete) at all Sa levels</w:t>
+        <w:t>Ordering: P(slight) &gt;= P(moderate) &gt;= P(extensive) &gt;= P(complete) at all Sa levels</w:t>
       </w:r>
     </w:p>
     <w:p>
@@ -8876,7 +8792,7 @@
         <w:pStyle w:val="ListBullet"/>
       </w:pPr>
       <w:r>
-        <w:t>Normalization: discrete probabilities sum to exactly 1.0 (within 10⁻⁶)</w:t>
+        <w:t>Normalization: discrete probabilities sum to exactly 1.0 (within 10-^6)</w:t>
       </w:r>
     </w:p>
     <w:p>
@@ -8907,24 +8823,12 @@
     </w:p>
     <w:p>
       <w:r>
-        <w:rPr>
-          <w:b/>
-        </w:rPr>
-        <w:t xml:space="preserve">[1]  </w:t>
-      </w:r>
-      <w:r>
-        <w:t>Boore, D.M. &amp; Atkinson, G.M. (2008). Ground-Motion Prediction Equations for the Average Horizontal Component of PGA, PGV, and 5%-Damped PSA at Spectral Periods between 0.01s and 10.0s. Earthquake Spectra, 24(1), 99–138.</w:t>
+        <w:t>[1]  Boore, D.M. &amp; Atkinson, G.M. (2008). Ground-Motion Prediction Equations for the Average Horizontal Component of PGA, PGV, and 5%-Damped PSA at Spectral Periods between 0.01s and 10.0s. Earthquake Spectra, 24(1), 99-138.</w:t>
       </w:r>
     </w:p>
     <w:p>
       <w:r>
-        <w:rPr>
-          <w:b/>
-        </w:rPr>
-        <w:t xml:space="preserve">[2]  </w:t>
-      </w:r>
-      <w:r>
-        <w:t>Jayaram, N. &amp; Baker, J.W. (2009). Correlation model for spatially distributed ground-motion intensities. Earthquake Engineering &amp; Structural Dynamics, 38(15), 1687–1708.</w:t>
+        <w:t>[2]  Jayaram, N. &amp; Baker, J.W. (2009). Correlation model for spatially distributed ground-motion intensities. Earthquake Engineering &amp; Structural Dynamics, 38(15), 1687-1708.</w:t>
       </w:r>
     </w:p>
     <w:p>

--- a/CAT411_Technical_Documentation.docx
+++ b/CAT411_Technical_Documentation.docx
@@ -553,65 +553,65 @@
       <w:r>
         <w:t>CAT411_framework/</w:t>
         <w:br/>
-        <w:t>&lt;=&lt;=&lt;= main.py                  # CLI entry point</w:t>
+        <w:t>+-- main.py                  # CLI entry point</w:t>
         <w:br/>
-        <w:t>&lt;=&lt;=&lt;= requirements.txt          # Python dependencies</w:t>
+        <w:t>+-- requirements.txt          # Python dependencies</w:t>
         <w:br/>
-        <w:t>&lt;=&lt;=&lt;= README.md                 # Project documentation</w:t>
+        <w:t>+-- README.md                 # Project documentation</w:t>
         <w:br/>
-        <w:t>&lt;=&lt;=&lt;= broker/</w:t>
+        <w:t>+-- broker/</w:t>
         <w:br/>
-        <w:t>&lt;=   &lt;=&lt;=&lt;= utils/</w:t>
+        <w:t>|  +-- utils/</w:t>
         <w:br/>
-        <w:t>&lt;=       &lt;=&lt;=&lt;= nbi_ingest.py     # NBI + ShakeMap download/clean pipeline</w:t>
+        <w:t>|     +-- nbi_ingest.py       # NBI + ShakeMap download/clean pipeline</w:t>
         <w:br/>
-        <w:t>&lt;=&lt;=&lt;= src/</w:t>
+        <w:t>+-- src/</w:t>
         <w:br/>
-        <w:t>&lt;=   &lt;=&lt;=&lt;= __init__.py</w:t>
+        <w:t>|  +-- __init__.py</w:t>
         <w:br/>
-        <w:t>&lt;=   &lt;=&lt;=&lt;= hazard.py            # GMPE, spatial correlation, GMF</w:t>
+        <w:t>|  +-- hazard.py             # GMPE, spatial correlation, GMF</w:t>
         <w:br/>
-        <w:t>&lt;=   &lt;=&lt;=&lt;= exposure.py          # Bridge inventory, costs</w:t>
+        <w:t>|  +-- exposure.py           # Bridge inventory, costs</w:t>
         <w:br/>
-        <w:t>&lt;=   &lt;=&lt;=&lt;= fragility.py         # Lognormal fragility curves</w:t>
+        <w:t>|  +-- fragility.py          # Lognormal fragility curves</w:t>
         <w:br/>
-        <w:t>&lt;=   &lt;=&lt;=&lt;= loss.py              # Damage-to-loss, EP, AAL</w:t>
+        <w:t>|  +-- loss.py               # Damage-to-loss, EP, AAL</w:t>
         <w:br/>
-        <w:t>&lt;=   &lt;=&lt;=&lt;= engine.py            # Pipeline orchestrator</w:t>
+        <w:t>|  +-- engine.py             # Pipeline orchestrator</w:t>
         <w:br/>
-        <w:t>&lt;=   &lt;=&lt;=&lt;= hazus_params.py      # Hazus Table 7.9 parameters</w:t>
+        <w:t>|  +-- hazus_params.py       # Hazus Table 7.9 parameters</w:t>
         <w:br/>
-        <w:t>&lt;=   &lt;=&lt;=&lt;= bridge_classes.py    # HWB classification logic</w:t>
+        <w:t>|  +-- bridge_classes.py     # HWB classification logic</w:t>
         <w:br/>
-        <w:t>&lt;=   &lt;=&lt;=&lt;= data_loader.py       # ShakeMap &amp; NBI parsers</w:t>
+        <w:t>|  +-- data_loader.py        # ShakeMap &amp; NBI parsers</w:t>
         <w:br/>
-        <w:t>&lt;=   &lt;=&lt;=&lt;= northridge_case.py   # Observed damage data</w:t>
+        <w:t>|  +-- northridge_case.py    # Observed damage data</w:t>
         <w:br/>
-        <w:t>&lt;=   &lt;=&lt;=&lt;= plotting.py          # All visualization</w:t>
+        <w:t>|  +-- plotting.py           # All visualization</w:t>
         <w:br/>
-        <w:t>&lt;=&lt;=&lt;= data/                     # Downloaded + processed data files</w:t>
+        <w:t>+-- data/                    # Downloaded + processed data files</w:t>
         <w:br/>
-        <w:t>&lt;=   &lt;=&lt;=&lt;= nbi/</w:t>
+        <w:t>|  +-- nbi/</w:t>
         <w:br/>
-        <w:t>&lt;=   &lt;=   &lt;=&lt;=&lt;= raw/              # Raw NBI zip + extracted TXT/CSV</w:t>
+        <w:t>|  |  +-- raw/               # Raw NBI zip + extracted TXT/CSV</w:t>
         <w:br/>
-        <w:t>&lt;=   &lt;=   &lt;=&lt;=&lt;= clean/            # Cleaned CSV</w:t>
+        <w:t>|  |  +-- clean/             # Cleaned CSV</w:t>
         <w:br/>
-        <w:t>&lt;=   &lt;=   &lt;=&lt;=&lt;= curated/          # Curated CSV</w:t>
+        <w:t>|  |  +-- curated/           # Curated CSV</w:t>
         <w:br/>
-        <w:t>&lt;=   &lt;=   &lt;=&lt;=&lt;= meta/             # Config + metadata</w:t>
+        <w:t>|  |  +-- meta/              # Config + metadata</w:t>
         <w:br/>
-        <w:t>&lt;=   &lt;=   &lt;=&lt;=&lt;= logs/             # Run logs</w:t>
+        <w:t>|  |  +-- logs/              # Run logs</w:t>
         <w:br/>
-        <w:t>&lt;=   &lt;=&lt;=&lt;= hazard/usgs/shakemap/</w:t>
+        <w:t>|  +-- hazard/usgs/shakemap/</w:t>
         <w:br/>
-        <w:t>&lt;=       &lt;=&lt;=&lt;= raw/              # grid.xml, shape.zip, info.json</w:t>
+        <w:t>|     +-- raw/               # grid.xml, shape.zip, info.json</w:t>
         <w:br/>
-        <w:t>&lt;=       &lt;=&lt;=&lt;= meta/             # ShakeMap metadata</w:t>
+        <w:t>|     +-- meta/              # ShakeMap metadata</w:t>
         <w:br/>
-        <w:t>&lt;=       &lt;=&lt;=&lt;= logs/             # ShakeMap logs</w:t>
+        <w:t>|     +-- logs/              # ShakeMap logs</w:t>
         <w:br/>
-        <w:t>&lt;=&lt;=&lt;= output/                   # Generated plots &amp; CSV</w:t>
+        <w:t>+-- output/                  # Generated plots &amp; CSV</w:t>
       </w:r>
     </w:p>
     <w:p>

--- a/CAT411_Technical_Documentation.docx
+++ b/CAT411_Technical_Documentation.docx
@@ -7694,6 +7694,16 @@
     <w:p>
       <w:r>
         <w:t>Example commands:</w:t>
+      </w:r>
+    </w:p>
+    <w:p>
+      <w:r>
+        <w:t>Example folder:</w:t>
+      </w:r>
+    </w:p>
+    <w:p>
+      <w:r>
+        <w:t>See examples/pipeline_download/README.md for a step-by-step download tutorial.</w:t>
       </w:r>
     </w:p>
     <w:p>

--- a/CAT411_Technical_Documentation.docx
+++ b/CAT411_Technical_Documentation.docx
@@ -7704,6 +7704,36 @@
     <w:p>
       <w:r>
         <w:t>See examples/pipeline_download/README.md for a step-by-step download tutorial.</w:t>
+      </w:r>
+    </w:p>
+    <w:p>
+      <w:r>
+        <w:t>Full usage (download + run):</w:t>
+      </w:r>
+    </w:p>
+    <w:p>
+      <w:r>
+        <w:t>A) Download data only: python broker/utils/nbi_ingest.py --download --download-only</w:t>
+      </w:r>
+    </w:p>
+    <w:p>
+      <w:r>
+        <w:t>B) Download and process: python broker/utils/nbi_ingest.py --download</w:t>
+      </w:r>
+    </w:p>
+    <w:p>
+      <w:r>
+        <w:t>C) Run main analysis: python main.py</w:t>
+      </w:r>
+    </w:p>
+    <w:p>
+      <w:r>
+        <w:t>D) Optional modes: python main.py --pipeline | --probabilistic | --fragility-only</w:t>
+      </w:r>
+    </w:p>
+    <w:p>
+      <w:r>
+        <w:t>E) Override: python broker/utils/nbi_ingest.py --download --nbi-year 1994 --usgs-event ci3144585</w:t>
       </w:r>
     </w:p>
     <w:p>

--- a/CAT411_Technical_Documentation.docx
+++ b/CAT411_Technical_Documentation.docx
@@ -7709,6 +7709,41 @@
     <w:p>
       <w:r>
         <w:t>Full usage (download + run):</w:t>
+      </w:r>
+    </w:p>
+    <w:p>
+      <w:r>
+        <w:t>Verify outputs:</w:t>
+      </w:r>
+    </w:p>
+    <w:p>
+      <w:r>
+        <w:t>NBI: data/nbi/clean, data/nbi/curated, data/nbi/logs</w:t>
+      </w:r>
+    </w:p>
+    <w:p>
+      <w:r>
+        <w:t>ShakeMap: data/hazard/usgs/shakemap/raw, data/hazard/usgs/shakemap/logs</w:t>
+      </w:r>
+    </w:p>
+    <w:p>
+      <w:r>
+        <w:t>Common issues:</w:t>
+      </w:r>
+    </w:p>
+    <w:p>
+      <w:r>
+        <w:t>BadZipFile or HTML instead of zip: FHWA link changed. Re-run nbi_ingest.py or update the resolver.</w:t>
+      </w:r>
+    </w:p>
+    <w:p>
+      <w:r>
+        <w:t>Many ParserWarning lines: malformed NBI rows are skipped. Check data/nbi/logs/nbi_latest_run.log.</w:t>
+      </w:r>
+    </w:p>
+    <w:p>
+      <w:r>
+        <w:t>ShakeMap files missing: event product may not include all files. Check data/hazard/usgs/shakemap/logs/shakemap_ci3144585_run.log.</w:t>
       </w:r>
     </w:p>
     <w:p>

--- a/CAT411_Technical_Documentation.docx
+++ b/CAT411_Technical_Documentation.docx
@@ -7759,6 +7759,11 @@
     <w:p>
       <w:r>
         <w:t>C) Run main analysis: python main.py</w:t>
+      </w:r>
+    </w:p>
+    <w:p>
+      <w:r>
+        <w:t>C2) Download only: python main.py --download-only</w:t>
       </w:r>
     </w:p>
     <w:p>

--- a/CAT411_Technical_Documentation.docx
+++ b/CAT411_Technical_Documentation.docx
@@ -7764,6 +7764,11 @@
     <w:p>
       <w:r>
         <w:t>C2) Download only: python main.py --download-only</w:t>
+      </w:r>
+    </w:p>
+    <w:p>
+      <w:r>
+        <w:t>C3) Download + process (pipeline): python main.py --download-pipeline</w:t>
       </w:r>
     </w:p>
     <w:p>

--- a/CAT411_Technical_Documentation.docx
+++ b/CAT411_Technical_Documentation.docx
@@ -7713,6 +7713,16 @@
     </w:p>
     <w:p>
       <w:r>
+        <w:t>B) Run main analysis: python main.py</w:t>
+      </w:r>
+    </w:p>
+    <w:p>
+      <w:r>
+        <w:t>A) Download + process: python main.py --download-pipeline</w:t>
+      </w:r>
+    </w:p>
+    <w:p>
+      <w:r>
         <w:t>Verify outputs:</w:t>
       </w:r>
     </w:p>
@@ -7748,12 +7758,12 @@
     </w:p>
     <w:p>
       <w:r>
-        <w:t>A) Download data only: python broker/utils/nbi_ingest.py --download --download-only</w:t>
+        <w:t>A) Download data only: python broker/utils/main.py --download-pipeline --download-only</w:t>
       </w:r>
     </w:p>
     <w:p>
       <w:r>
-        <w:t>B) Download and process: python broker/utils/nbi_ingest.py --download</w:t>
+        <w:t>B) Download and process: python broker/utils/main.py --download-pipeline</w:t>
       </w:r>
     </w:p>
     <w:p>
@@ -7762,13 +7772,11 @@
       </w:r>
     </w:p>
     <w:p>
-      <w:r>
-        <w:t>C2) Download only: python main.py --download-only</w:t>
-      </w:r>
+      <w:r/>
     </w:p>
     <w:p>
       <w:r>
-        <w:t>C3) Download + process (pipeline): python main.py --download-pipeline</w:t>
+        <w:t>C2) Download + process (pipeline): python main.py --download-pipeline</w:t>
       </w:r>
     </w:p>
     <w:p>
@@ -7778,7 +7786,7 @@
     </w:p>
     <w:p>
       <w:r>
-        <w:t>E) Override: python broker/utils/nbi_ingest.py --download --nbi-year 1994 --usgs-event ci3144585</w:t>
+        <w:t>E) Override: python broker/utils/main.py --download-pipeline --nbi-year 1994 --usgs-event ci3144585</w:t>
       </w:r>
     </w:p>
     <w:p>
@@ -7788,12 +7796,12 @@
     </w:p>
     <w:p>
       <w:r>
-        <w:t>python broker/utils/nbi_ingest.py --download</w:t>
+        <w:t>python broker/utils/main.py --download-pipeline</w:t>
       </w:r>
     </w:p>
     <w:p>
       <w:r>
-        <w:t>python broker/utils/nbi_ingest.py --download --download-only</w:t>
+        <w:t>python broker/utils/main.py --download-pipeline --download-only</w:t>
       </w:r>
     </w:p>
     <w:p>

--- a/CAT411_Technical_Documentation.docx
+++ b/CAT411_Technical_Documentation.docx
@@ -7709,6 +7709,26 @@
     <w:p>
       <w:r>
         <w:t>Full usage (download + run):</w:t>
+      </w:r>
+    </w:p>
+    <w:p>
+      <w:r>
+        <w:t>Recommended flow:</w:t>
+      </w:r>
+    </w:p>
+    <w:p>
+      <w:r>
+        <w:t>1) Download + process: python main.py --download-pipeline</w:t>
+      </w:r>
+    </w:p>
+    <w:p>
+      <w:r>
+        <w:t>2) Run analysis: python main.py</w:t>
+      </w:r>
+    </w:p>
+    <w:p>
+      <w:r>
+        <w:t>Optional modes: python main.py --pipeline | --probabilistic | --fragility-only</w:t>
       </w:r>
     </w:p>
     <w:p>

--- a/CAT411_Technical_Documentation.docx
+++ b/CAT411_Technical_Documentation.docx
@@ -543,6 +543,96 @@
       </w:pPr>
       <w:r>
         <w:t>Project Structure</w:t>
+      </w:r>
+    </w:p>
+    <w:p>
+      <w:r>
+        <w:t>Hazard (Module 1):</w:t>
+      </w:r>
+    </w:p>
+    <w:p>
+      <w:r>
+        <w:t>- src/hazard.py: GMPE (Boore-Atkinson 2008), spatial correlation, ground motion field generation.</w:t>
+      </w:r>
+    </w:p>
+    <w:p>
+      <w:r>
+        <w:t>- src/data_loader.py: load_shakemap() parses local ShakeMap grid.xml.</w:t>
+      </w:r>
+    </w:p>
+    <w:p/>
+    <w:p>
+      <w:r>
+        <w:t>Exposure (Module 2):</w:t>
+      </w:r>
+    </w:p>
+    <w:p>
+      <w:r>
+        <w:t>- src/exposure.py: synthetic bridge inventory, costs, geometry.</w:t>
+      </w:r>
+    </w:p>
+    <w:p>
+      <w:r>
+        <w:t>- src/data_loader.py: load_nbi() reads local NBI; classify_nbi_to_hazus() maps to Hazus HWB classes.</w:t>
+      </w:r>
+    </w:p>
+    <w:p/>
+    <w:p>
+      <w:r>
+        <w:t>Vulnerability (Module 3):</w:t>
+      </w:r>
+    </w:p>
+    <w:p>
+      <w:r>
+        <w:t>- src/fragility.py: Hazus lognormal fragility curves.</w:t>
+      </w:r>
+    </w:p>
+    <w:p>
+      <w:r>
+        <w:t>- src/hazus_params.py: Hazus bridge fragility parameters.</w:t>
+      </w:r>
+    </w:p>
+    <w:p/>
+    <w:p>
+      <w:r>
+        <w:t>Loss (Module 4):</w:t>
+      </w:r>
+    </w:p>
+    <w:p>
+      <w:r>
+        <w:t>- src/loss.py: damage-to-loss translation, EP curve, AAL.</w:t>
+      </w:r>
+    </w:p>
+    <w:p/>
+    <w:p>
+      <w:r>
+        <w:t>Orchestration:</w:t>
+      </w:r>
+    </w:p>
+    <w:p>
+      <w:r>
+        <w:t>- src/engine.py: connects Hazard -&gt; Exposure -&gt; Vulnerability -&gt; Loss.</w:t>
+      </w:r>
+    </w:p>
+    <w:p>
+      <w:r>
+        <w:t>- main.py: CLI entry points (--pipeline, --probabilistic, --fragility-only).</w:t>
+      </w:r>
+    </w:p>
+    <w:p/>
+    <w:p>
+      <w:r>
+        <w:t>Data preparation:</w:t>
+      </w:r>
+    </w:p>
+    <w:p>
+      <w:r>
+        <w:t>- broker/utils/nbi_ingest.py: downloads + cleans NBI and ShakeMap data.</w:t>
+      </w:r>
+    </w:p>
+    <w:p>
+      <w:r>
+        <w:t>- main.py --download-pipeline: runs the pipeline download+process step.</w:t>
       </w:r>
     </w:p>
     <w:p>

--- a/CAT411_Technical_Documentation.docx
+++ b/CAT411_Technical_Documentation.docx
@@ -2,12 +2,14 @@
 <file path=word/document.xml><?xml version="1.0" encoding="utf-8"?>
 <w:document xmlns:wpc="http://schemas.microsoft.com/office/word/2010/wordprocessingCanvas" xmlns:mo="http://schemas.microsoft.com/office/mac/office/2008/main" xmlns:mc="http://schemas.openxmlformats.org/markup-compatibility/2006" xmlns:mv="urn:schemas-microsoft-com:mac:vml" xmlns:o="urn:schemas-microsoft-com:office:office" xmlns:r="http://schemas.openxmlformats.org/officeDocument/2006/relationships" xmlns:m="http://schemas.openxmlformats.org/officeDocument/2006/math" xmlns:v="urn:schemas-microsoft-com:vml" xmlns:wp14="http://schemas.microsoft.com/office/word/2010/wordprocessingDrawing" xmlns:wp="http://schemas.openxmlformats.org/drawingml/2006/wordprocessingDrawing" xmlns:w10="urn:schemas-microsoft-com:office:word" xmlns:w="http://schemas.openxmlformats.org/wordprocessingml/2006/main" xmlns:w14="http://schemas.microsoft.com/office/word/2010/wordml" xmlns:wpg="http://schemas.microsoft.com/office/word/2010/wordprocessingGroup" xmlns:wpi="http://schemas.microsoft.com/office/word/2010/wordprocessingInk" xmlns:wne="http://schemas.microsoft.com/office/word/2006/wordml" xmlns:wps="http://schemas.microsoft.com/office/word/2010/wordprocessingShape" mc:Ignorable="w14 wp14">
   <w:body>
-    <w:p/>
-    <w:p/>
-    <w:p/>
-    <w:p/>
-    <w:p/>
-    <w:p/>
+    <w:p>
+      <w:pPr>
+        <w:pStyle w:val="Title"/>
+      </w:pPr>
+      <w:r>
+        <w:t>CAT411 Framework</w:t>
+      </w:r>
+    </w:p>
     <w:p>
       <w:pPr>
         <w:jc w:val="center"/>
@@ -15,41 +17,25 @@
       <w:r>
         <w:rPr>
           <w:b/>
-          <w:color w:val="003366"/>
-          <w:sz w:val="56"/>
+          <w:sz w:val="48"/>
         </w:rPr>
-        <w:t>CAT411</w:t>
+        <w:t>Bridge Earthquake Catastrophe Modeling System</w:t>
         <w:br/>
-        <w:t>Bridge Earthquake Catastrophe</w:t>
-        <w:br/>
-        <w:t>Modeling Framework</w:t>
+        <w:t>Technical &amp; User Documentation</w:t>
       </w:r>
     </w:p>
-    <w:p/>
     <w:p>
       <w:pPr>
         <w:jc w:val="center"/>
       </w:pPr>
       <w:r>
         <w:rPr>
-          <w:color w:val="505050"/>
-          <w:sz w:val="36"/>
+          <w:sz w:val="28"/>
         </w:rPr>
-        <w:t>Technical Documentation</w:t>
-      </w:r>
-    </w:p>
-    <w:p/>
-    <w:p>
-      <w:pPr>
-        <w:jc w:val="center"/>
-      </w:pPr>
-      <w:r>
-        <w:t>FEMA Hazus 6.1 Methodology</w:t>
         <w:br/>
-        <w:t>1994 Northridge Earthquake Case Study</w:t>
+        <w:t>Version: 2.0 (User-Friendly Overhaul)</w:t>
         <w:br/>
-        <w:br/>
-        <w:t>Hazard -&gt; Exposure -&gt; Vulnerability -&gt; Loss</w:t>
+        <w:t>Date: February 2026</w:t>
       </w:r>
     </w:p>
     <w:p>
@@ -66,361 +52,38 @@
       </w:r>
     </w:p>
     <w:p>
-      <w:pPr>
-        <w:spacing w:after="40"/>
-        <w:ind w:left="0"/>
-      </w:pPr>
       <w:r>
-        <w:rPr>
-          <w:b/>
-          <w:sz w:val="22"/>
-        </w:rPr>
-        <w:t>1  Introduction</w:t>
+        <w:t>1. Introduction</w:t>
       </w:r>
     </w:p>
     <w:p>
-      <w:pPr>
-        <w:spacing w:after="40"/>
-        <w:ind w:left="0"/>
-      </w:pPr>
       <w:r>
-        <w:rPr>
-          <w:b/>
-          <w:sz w:val="22"/>
-        </w:rPr>
-        <w:t>2  System Architecture</w:t>
+        <w:t>2. Quick Start Guide</w:t>
       </w:r>
     </w:p>
     <w:p>
-      <w:pPr>
-        <w:spacing w:after="40"/>
-        <w:ind w:left="0"/>
-      </w:pPr>
       <w:r>
-        <w:t>3  Module 1: Hazard - Ground Motion Prediction (src/hazard.py)</w:t>
+        <w:t>3. Interactive Mode</w:t>
       </w:r>
     </w:p>
     <w:p>
-      <w:pPr>
-        <w:spacing w:after="40"/>
-        <w:ind w:left="567"/>
-      </w:pPr>
       <w:r>
-        <w:rPr>
-          <w:sz w:val="20"/>
-        </w:rPr>
-        <w:t>3.1  Boore &amp; Atkinson (2008) GMPE</w:t>
+        <w:t>4. Command Line Interface (CLI) Reference</w:t>
       </w:r>
     </w:p>
     <w:p>
-      <w:pPr>
-        <w:spacing w:after="40"/>
-        <w:ind w:left="567"/>
-      </w:pPr>
       <w:r>
-        <w:rPr>
-          <w:sz w:val="20"/>
-        </w:rPr>
-        <w:t>3.2  Jayaram-Baker (2009) Spatial Correlation</w:t>
+        <w:t>5. Data Integration (USGS API)</w:t>
       </w:r>
     </w:p>
     <w:p>
-      <w:pPr>
-        <w:spacing w:after="40"/>
-        <w:ind w:left="567"/>
-      </w:pPr>
       <w:r>
-        <w:rPr>
-          <w:sz w:val="20"/>
-        </w:rPr>
-        <w:t>3.3  Ground Motion Field Generation</w:t>
+        <w:t>6. Analysis Methodology</w:t>
       </w:r>
     </w:p>
     <w:p>
-      <w:pPr>
-        <w:spacing w:after="40"/>
-        <w:ind w:left="0"/>
-      </w:pPr>
       <w:r>
-        <w:t>4  Module 2: Exposure - Bridge Inventory (src/exposure.py)</w:t>
-      </w:r>
-    </w:p>
-    <w:p>
-      <w:pPr>
-        <w:spacing w:after="40"/>
-        <w:ind w:left="567"/>
-      </w:pPr>
-      <w:r>
-        <w:rPr>
-          <w:sz w:val="20"/>
-        </w:rPr>
-        <w:t>4.1  BridgeExposure Dataclass</w:t>
-      </w:r>
-    </w:p>
-    <w:p>
-      <w:pPr>
-        <w:spacing w:after="40"/>
-        <w:ind w:left="567"/>
-      </w:pPr>
-      <w:r>
-        <w:rPr>
-          <w:sz w:val="20"/>
-        </w:rPr>
-        <w:t>4.2  Replacement Cost Estimation</w:t>
-      </w:r>
-    </w:p>
-    <w:p>
-      <w:pPr>
-        <w:spacing w:after="40"/>
-        <w:ind w:left="567"/>
-      </w:pPr>
-      <w:r>
-        <w:rPr>
-          <w:sz w:val="20"/>
-        </w:rPr>
-        <w:t>4.3  Synthetic Portfolio Generation</w:t>
-      </w:r>
-    </w:p>
-    <w:p>
-      <w:pPr>
-        <w:spacing w:after="40"/>
-        <w:ind w:left="567"/>
-      </w:pPr>
-      <w:r>
-        <w:rPr>
-          <w:sz w:val="20"/>
-        </w:rPr>
-        <w:t>4.4  NBI Data Conversion</w:t>
-      </w:r>
-    </w:p>
-    <w:p>
-      <w:pPr>
-        <w:spacing w:after="40"/>
-        <w:ind w:left="0"/>
-      </w:pPr>
-      <w:r>
-        <w:t>5  Module 3: Vulnerability - Fragility Curves (src/fragility.py)</w:t>
-      </w:r>
-    </w:p>
-    <w:p>
-      <w:pPr>
-        <w:spacing w:after="40"/>
-        <w:ind w:left="567"/>
-      </w:pPr>
-      <w:r>
-        <w:rPr>
-          <w:sz w:val="20"/>
-        </w:rPr>
-        <w:t>5.1  Lognormal Fragility Model</w:t>
-      </w:r>
-    </w:p>
-    <w:p>
-      <w:pPr>
-        <w:spacing w:after="40"/>
-        <w:ind w:left="567"/>
-      </w:pPr>
-      <w:r>
-        <w:rPr>
-          <w:sz w:val="20"/>
-        </w:rPr>
-        <w:t>5.2  Hazus Bridge Classes</w:t>
-      </w:r>
-    </w:p>
-    <w:p>
-      <w:pPr>
-        <w:spacing w:after="40"/>
-        <w:ind w:left="567"/>
-      </w:pPr>
-      <w:r>
-        <w:rPr>
-          <w:sz w:val="20"/>
-        </w:rPr>
-        <w:t>5.3  Discrete Damage State Probabilities</w:t>
-      </w:r>
-    </w:p>
-    <w:p>
-      <w:pPr>
-        <w:spacing w:after="40"/>
-        <w:ind w:left="0"/>
-      </w:pPr>
-      <w:r>
-        <w:t>6  Module 4: Loss - Damage-to-Loss Translation (src/loss.py)</w:t>
-      </w:r>
-    </w:p>
-    <w:p>
-      <w:pPr>
-        <w:spacing w:after="40"/>
-        <w:ind w:left="567"/>
-      </w:pPr>
-      <w:r>
-        <w:rPr>
-          <w:sz w:val="20"/>
-        </w:rPr>
-        <w:t>6.1  Hazus Damage Ratios</w:t>
-      </w:r>
-    </w:p>
-    <w:p>
-      <w:pPr>
-        <w:spacing w:after="40"/>
-        <w:ind w:left="567"/>
-      </w:pPr>
-      <w:r>
-        <w:rPr>
-          <w:sz w:val="20"/>
-        </w:rPr>
-        <w:t>6.2  Expected Loss Computation</w:t>
-      </w:r>
-    </w:p>
-    <w:p>
-      <w:pPr>
-        <w:spacing w:after="40"/>
-        <w:ind w:left="567"/>
-      </w:pPr>
-      <w:r>
-        <w:rPr>
-          <w:sz w:val="20"/>
-        </w:rPr>
-        <w:t>6.3  EP Curve &amp; Average Annual Loss</w:t>
-      </w:r>
-    </w:p>
-    <w:p>
-      <w:pPr>
-        <w:spacing w:after="40"/>
-        <w:ind w:left="0"/>
-      </w:pPr>
-      <w:r>
-        <w:rPr>
-          <w:b/>
-          <w:sz w:val="22"/>
-        </w:rPr>
-        <w:t>7  Pipeline Orchestrator (src/engine.py)</w:t>
-      </w:r>
-    </w:p>
-    <w:p>
-      <w:pPr>
-        <w:spacing w:after="40"/>
-        <w:ind w:left="567"/>
-      </w:pPr>
-      <w:r>
-        <w:rPr>
-          <w:sz w:val="20"/>
-        </w:rPr>
-        <w:t>7.1  Deterministic Mode</w:t>
-      </w:r>
-    </w:p>
-    <w:p>
-      <w:pPr>
-        <w:spacing w:after="40"/>
-        <w:ind w:left="567"/>
-      </w:pPr>
-      <w:r>
-        <w:rPr>
-          <w:sz w:val="20"/>
-        </w:rPr>
-        <w:t>7.2  Probabilistic Mode</w:t>
-      </w:r>
-    </w:p>
-    <w:p>
-      <w:pPr>
-        <w:spacing w:after="40"/>
-        <w:ind w:left="567"/>
-      </w:pPr>
-      <w:r>
-        <w:rPr>
-          <w:sz w:val="20"/>
-        </w:rPr>
-        <w:t>7.3  Stochastic Event Set Generation</w:t>
-      </w:r>
-    </w:p>
-    <w:p>
-      <w:pPr>
-        <w:spacing w:after="40"/>
-        <w:ind w:left="0"/>
-      </w:pPr>
-      <w:r>
-        <w:rPr>
-          <w:b/>
-          <w:sz w:val="22"/>
-        </w:rPr>
-        <w:t>8  Supporting Modules</w:t>
-      </w:r>
-    </w:p>
-    <w:p>
-      <w:pPr>
-        <w:spacing w:after="40"/>
-        <w:ind w:left="0"/>
-      </w:pPr>
-      <w:r>
-        <w:rPr>
-          <w:b/>
-          <w:sz w:val="22"/>
-        </w:rPr>
-        <w:t>9  Command-Line Interface</w:t>
-      </w:r>
-    </w:p>
-    <w:p>
-      <w:pPr>
-        <w:spacing w:after="40"/>
-        <w:ind w:left="0"/>
-      </w:pPr>
-      <w:r>
-        <w:rPr>
-          <w:b/>
-          <w:sz w:val="22"/>
-        </w:rPr>
-        <w:t>10  Output Artifacts</w:t>
-      </w:r>
-    </w:p>
-    <w:p>
-      <w:pPr>
-        <w:spacing w:after="40"/>
-        <w:ind w:left="0"/>
-      </w:pPr>
-      <w:r>
-        <w:rPr>
-          <w:b/>
-          <w:sz w:val="22"/>
-        </w:rPr>
-        <w:t>11  Data Sources &amp; Integration</w:t>
-      </w:r>
-    </w:p>
-    <w:p>
-      <w:pPr>
-        <w:spacing w:after="40"/>
-        <w:ind w:left="0"/>
-      </w:pPr>
-      <w:r>
-        <w:rPr>
-          <w:b/>
-          <w:sz w:val="22"/>
-        </w:rPr>
-        <w:t>12  API Usage Examples</w:t>
-      </w:r>
-    </w:p>
-    <w:p>
-      <w:pPr>
-        <w:spacing w:after="40"/>
-        <w:ind w:left="0"/>
-      </w:pPr>
-      <w:r>
-        <w:rPr>
-          <w:b/>
-          <w:sz w:val="22"/>
-        </w:rPr>
-        <w:t>13  Validation &amp; Verification</w:t>
-      </w:r>
-    </w:p>
-    <w:p>
-      <w:pPr>
-        <w:spacing w:after="40"/>
-        <w:ind w:left="0"/>
-      </w:pPr>
-      <w:r>
-        <w:rPr>
-          <w:b/>
-          <w:sz w:val="22"/>
-        </w:rPr>
-        <w:t>14  References</w:t>
+        <w:t>7. Visualization &amp; Reports</w:t>
       </w:r>
     </w:p>
     <w:p>
@@ -438,12 +101,341 @@
     </w:p>
     <w:p>
       <w:r>
-        <w:t>This document provides comprehensive technical documentation for the CAT411 Bridge Earthquake Catastrophe Modeling Framework. The framework implements a complete catastrophe (CAT) model pipeline for seismic risk assessment of highway bridges, following the FEMA Hazus 6.1 methodology.</w:t>
+        <w:t>CAT411 is a comprehensive bridge earthquake risk assessment framework. It integrates USGS hazard data, NBI exposure data, and Hazus vulnerability metrics to estimate physical damage and economic loss for bridge portfolios.</w:t>
+      </w:r>
+    </w:p>
+    <w:p>
+      <w:pPr>
+        <w:pStyle w:val="Heading1"/>
+      </w:pPr>
+      <w:r>
+        <w:t>2. Quick Start Guide</w:t>
       </w:r>
     </w:p>
     <w:p>
       <w:r>
-        <w:t>Catastrophe models are the core analytical tools used by the insurance and reinsurance industry, as well as government agencies, to quantify potential losses from natural disasters. A CAT model consists of four fundamental components:</w:t>
+        <w:t>The easiest way to use the system is via the automated full analysis mode:</w:t>
+      </w:r>
+    </w:p>
+    <w:p>
+      <w:r>
+        <w:rPr>
+          <w:rFonts w:ascii="Courier New" w:hAnsi="Courier New"/>
+        </w:rPr>
+        <w:t>python main.py --full-analysis</w:t>
+      </w:r>
+    </w:p>
+    <w:p>
+      <w:pPr>
+        <w:pStyle w:val="ListBullet"/>
+      </w:pPr>
+      <w:r>
+        <w:t>This single command will:</w:t>
+        <w:br/>
+        <w:t>• Download the latest ShakeMap for the Northridge event.</w:t>
+        <w:br/>
+        <w:t>• Load the California NBI bridge inventory.</w:t>
+        <w:br/>
+        <w:t>• Map ground motions to every bridge site.</w:t>
+        <w:br/>
+        <w:t>• Compute damage probabilities and economic losses.</w:t>
+        <w:br/>
+        <w:t>• Generate a complete suite of visual maps and dashboards.</w:t>
+      </w:r>
+    </w:p>
+    <w:p>
+      <w:pPr>
+        <w:pStyle w:val="Heading1"/>
+      </w:pPr>
+      <w:r>
+        <w:t>3. Interactive Mode</w:t>
+      </w:r>
+    </w:p>
+    <w:p>
+      <w:r>
+        <w:t>For non-technical users, CAT411 offers a menu-driven interface:</w:t>
+      </w:r>
+    </w:p>
+    <w:p>
+      <w:r>
+        <w:rPr>
+          <w:rFonts w:ascii="Courier New" w:hAnsi="Courier New"/>
+        </w:rPr>
+        <w:t>python main.py --interactive</w:t>
+      </w:r>
+    </w:p>
+    <w:p>
+      <w:r>
+        <w:t>Users can select analysis steps (1-4) directly from the terminal prompt.</w:t>
+      </w:r>
+    </w:p>
+    <w:p>
+      <w:pPr>
+        <w:pStyle w:val="Heading1"/>
+      </w:pPr>
+      <w:r>
+        <w:t>4. CLI Reference</w:t>
+      </w:r>
+    </w:p>
+    <w:p>
+      <w:r>
+        <w:t>Advanced users can control the framework using specific flags:</w:t>
+      </w:r>
+    </w:p>
+    <w:tbl>
+      <w:tblPr>
+        <w:tblStyle w:val="TableGrid"/>
+        <w:tblW w:type="auto" w:w="0"/>
+        <w:tblLook w:firstColumn="1" w:firstRow="1" w:lastColumn="0" w:lastRow="0" w:noHBand="0" w:noVBand="1" w:val="04A0"/>
+      </w:tblPr>
+      <w:tblGrid>
+        <w:gridCol w:w="4320"/>
+        <w:gridCol w:w="4320"/>
+      </w:tblGrid>
+      <w:tr>
+        <w:tc>
+          <w:tcPr>
+            <w:tcW w:type="dxa" w:w="4320"/>
+          </w:tcPr>
+          <w:p>
+            <w:r>
+              <w:t>Flag</w:t>
+            </w:r>
+          </w:p>
+        </w:tc>
+        <w:tc>
+          <w:tcPr>
+            <w:tcW w:type="dxa" w:w="4320"/>
+          </w:tcPr>
+          <w:p>
+            <w:r>
+              <w:t>Description</w:t>
+            </w:r>
+          </w:p>
+        </w:tc>
+      </w:tr>
+      <w:tr>
+        <w:tc>
+          <w:tcPr>
+            <w:tcW w:type="dxa" w:w="4320"/>
+          </w:tcPr>
+          <w:p>
+            <w:r>
+              <w:t>--full-analysis</w:t>
+            </w:r>
+          </w:p>
+        </w:tc>
+        <w:tc>
+          <w:tcPr>
+            <w:tcW w:type="dxa" w:w="4320"/>
+          </w:tcPr>
+          <w:p>
+            <w:r>
+              <w:t>Run the complete automated pipeline (Recommended).</w:t>
+            </w:r>
+          </w:p>
+        </w:tc>
+      </w:tr>
+      <w:tr>
+        <w:tc>
+          <w:tcPr>
+            <w:tcW w:type="dxa" w:w="4320"/>
+          </w:tcPr>
+          <w:p>
+            <w:r>
+              <w:t>--interactive</w:t>
+            </w:r>
+          </w:p>
+        </w:tc>
+        <w:tc>
+          <w:tcPr>
+            <w:tcW w:type="dxa" w:w="4320"/>
+          </w:tcPr>
+          <w:p>
+            <w:r>
+              <w:t>Start the menu-driven interface.</w:t>
+            </w:r>
+          </w:p>
+        </w:tc>
+      </w:tr>
+      <w:tr>
+        <w:tc>
+          <w:tcPr>
+            <w:tcW w:type="dxa" w:w="4320"/>
+          </w:tcPr>
+          <w:p>
+            <w:r>
+              <w:t>--download-hazard</w:t>
+            </w:r>
+          </w:p>
+        </w:tc>
+        <w:tc>
+          <w:tcPr>
+            <w:tcW w:type="dxa" w:w="4320"/>
+          </w:tcPr>
+          <w:p>
+            <w:r>
+              <w:t>Force redownload of USGS hazard data.</w:t>
+            </w:r>
+          </w:p>
+        </w:tc>
+      </w:tr>
+      <w:tr>
+        <w:tc>
+          <w:tcPr>
+            <w:tcW w:type="dxa" w:w="4320"/>
+          </w:tcPr>
+          <w:p>
+            <w:r>
+              <w:t>--probabilistic</w:t>
+            </w:r>
+          </w:p>
+        </w:tc>
+        <w:tc>
+          <w:tcPr>
+            <w:tcW w:type="dxa" w:w="4320"/>
+          </w:tcPr>
+          <w:p>
+            <w:r>
+              <w:t>Run stochastic analysis with multi-event catalogues.</w:t>
+            </w:r>
+          </w:p>
+        </w:tc>
+      </w:tr>
+      <w:tr>
+        <w:tc>
+          <w:tcPr>
+            <w:tcW w:type="dxa" w:w="4320"/>
+          </w:tcPr>
+          <w:p>
+            <w:r>
+              <w:t>--fragility-only</w:t>
+            </w:r>
+          </w:p>
+        </w:tc>
+        <w:tc>
+          <w:tcPr>
+            <w:tcW w:type="dxa" w:w="4320"/>
+          </w:tcPr>
+          <w:p>
+            <w:r>
+              <w:t>Generate the fragility curve reference library.</w:t>
+            </w:r>
+          </w:p>
+        </w:tc>
+      </w:tr>
+      <w:tr>
+        <w:tc>
+          <w:tcPr>
+            <w:tcW w:type="dxa" w:w="4320"/>
+          </w:tcPr>
+          <w:p>
+            <w:r>
+              <w:t>--hazard-event</w:t>
+            </w:r>
+          </w:p>
+        </w:tc>
+        <w:tc>
+          <w:tcPr>
+            <w:tcW w:type="dxa" w:w="4320"/>
+          </w:tcPr>
+          <w:p>
+            <w:r>
+              <w:t>USGS Event ID (e.g., ci3144585 for Northridge).</w:t>
+            </w:r>
+          </w:p>
+        </w:tc>
+      </w:tr>
+      <w:tr>
+        <w:tc>
+          <w:tcPr>
+            <w:tcW w:type="dxa" w:w="4320"/>
+          </w:tcPr>
+          <w:p>
+            <w:r>
+              <w:t>--n-bridges</w:t>
+            </w:r>
+          </w:p>
+        </w:tc>
+        <w:tc>
+          <w:tcPr>
+            <w:tcW w:type="dxa" w:w="4320"/>
+          </w:tcPr>
+          <w:p>
+            <w:r>
+              <w:t>Portfolio size for synthetic/stochastic simulations.</w:t>
+            </w:r>
+          </w:p>
+        </w:tc>
+      </w:tr>
+      <w:tr>
+        <w:tc>
+          <w:tcPr>
+            <w:tcW w:type="dxa" w:w="4320"/>
+          </w:tcPr>
+          <w:p>
+            <w:r>
+              <w:t>--overwrite</w:t>
+            </w:r>
+          </w:p>
+        </w:tc>
+        <w:tc>
+          <w:tcPr>
+            <w:tcW w:type="dxa" w:w="4320"/>
+          </w:tcPr>
+          <w:p>
+            <w:r>
+              <w:t>Overwrite existing files in data/ and output/ directories.</w:t>
+            </w:r>
+          </w:p>
+        </w:tc>
+      </w:tr>
+    </w:tbl>
+    <w:p>
+      <w:pPr>
+        <w:pStyle w:val="Heading1"/>
+      </w:pPr>
+      <w:r>
+        <w:t>5. Data &amp; Methodology</w:t>
+      </w:r>
+    </w:p>
+    <w:p>
+      <w:pPr>
+        <w:pStyle w:val="Heading2"/>
+      </w:pPr>
+      <w:r>
+        <w:t>5.1 Hazard (USGS)</w:t>
+      </w:r>
+    </w:p>
+    <w:p>
+      <w:r>
+        <w:t>Hazard data is pulled from the USGS Earthquake API. The grid.xml file provides spatial PGA and spectral acceleration (Sa) values.</w:t>
+      </w:r>
+    </w:p>
+    <w:p>
+      <w:pPr>
+        <w:pStyle w:val="Heading2"/>
+      </w:pPr>
+      <w:r>
+        <w:t>5.2 Exposure &amp; Vulnerability</w:t>
+      </w:r>
+    </w:p>
+    <w:p>
+      <w:r>
+        <w:t>Bridge properties are sourced from the FHMA National Bridge Inventory (NBI). Vulnerability is assessed using FHWA Hazus 6.1 seismic fragility parameters.</w:t>
+      </w:r>
+    </w:p>
+    <w:p>
+      <w:pPr>
+        <w:pStyle w:val="Heading1"/>
+      </w:pPr>
+      <w:r>
+        <w:t>6. Visualizations &amp; Reports</w:t>
+      </w:r>
+    </w:p>
+    <w:p>
+      <w:r>
+        <w:t>All outputs are saved to the /output directory. Key files include:</w:t>
       </w:r>
     </w:p>
     <w:p>
@@ -451,10 +443,10 @@
         <w:rPr>
           <w:b/>
         </w:rPr>
-        <w:t xml:space="preserve">Hazard Module: </w:t>
+        <w:t>00_analysis_dashboard.png</w:t>
       </w:r>
       <w:r>
-        <w:t>Characterizes the intensity and spatial distribution of ground shaking from an earthquake, using Ground Motion Prediction Equations (GMPEs) and spatial correlation models.</w:t>
+        <w:t>: A summary dashboard with damage stats, metrics, and histograms.</w:t>
       </w:r>
     </w:p>
     <w:p>
@@ -462,15 +454,10 @@
         <w:rPr>
           <w:b/>
         </w:rPr>
-        <w:t xml:space="preserve">Exposure Module: </w:t>
+        <w:t>01_shakemap_full_area.png</w:t>
       </w:r>
       <w:r>
-        <w:t>Defines the inventory of assets at risk, including their locations, structural characteristics, and financial values (replacement costs).</w:t>
-      </w:r>
-    </w:p>
-    <w:p>
-      <w:r>
-        <w:t>Vulnerability Module: Relates ground motion intensity to structural damage through fragility curves - probabilistic functions that express the likelihood of reaching or exceeding each damage state.</w:t>
+        <w:t>: Full map of the earthquake intensity grid.</w:t>
       </w:r>
     </w:p>
     <w:p>
@@ -478,50 +465,21 @@
         <w:rPr>
           <w:b/>
         </w:rPr>
-        <w:t xml:space="preserve">Loss Module: </w:t>
+        <w:t>03_bridge_damage_spatial.png</w:t>
       </w:r>
       <w:r>
-        <w:t>Translates damage into economic losses using damage ratios, and aggregates losses across the portfolio to produce risk metrics such as Exceedance Probability (EP) curves and Average Annual Loss (AAL).</w:t>
+        <w:t>: Map of bridges colored by damage probability.</w:t>
       </w:r>
     </w:p>
     <w:p>
       <w:r>
-        <w:t>The framework is calibrated against the 1994 Northridge earthquake (Mw 6.7), which caused extensive damage to highway bridges in the Los Angeles area, including 7 bridge collapses and damage to approximately 170 of the 1,600 bridges in the affected region.</w:t>
-      </w:r>
-    </w:p>
-    <w:p>
-      <w:pPr>
-        <w:pStyle w:val="Heading2"/>
-      </w:pPr>
-      <w:r>
-        <w:t>Scope and Capabilities</w:t>
-      </w:r>
-    </w:p>
-    <w:p>
-      <w:r>
-        <w:t>The framework supports two primary analysis modes:</w:t>
-      </w:r>
-    </w:p>
-    <w:p>
-      <w:pPr>
-        <w:pStyle w:val="ListBullet"/>
-      </w:pPr>
-      <w:r>
         <w:rPr>
           <w:b/>
         </w:rPr>
-        <w:t xml:space="preserve">Deterministic Scenario Analysis: </w:t>
+        <w:t>bridge_damage_results.csv</w:t>
       </w:r>
       <w:r>
-        <w:t>Evaluates a single specified earthquake scenario (e.g., the 1994 Northridge event) against a bridge portfolio, using Monte Carlo simulation of spatially-correlated ground motion fields to capture aleatory variability in the loss estimate.</w:t>
-      </w:r>
-    </w:p>
-    <w:p>
-      <w:pPr>
-        <w:pStyle w:val="ListBullet"/>
-      </w:pPr>
-      <w:r>
-        <w:t>Probabilistic Risk Assessment: Generates a stochastic earthquake catalog from the Gutenberg-Richter frequency-magnitude relation, runs each event through the full pipeline, and produces EP curves and AAL - the standard metrics for risk quantification and insurance pricing.</w:t>
+        <w:t>: Detailed per-bridge damage and loss spreadsheet.</w:t>
       </w:r>
     </w:p>
     <w:p>
@@ -534,8575 +492,17 @@
         <w:pStyle w:val="Heading1"/>
       </w:pPr>
       <w:r>
-        <w:t>2. System Architecture</w:t>
-      </w:r>
-    </w:p>
-    <w:p>
-      <w:pPr>
-        <w:pStyle w:val="Heading2"/>
-      </w:pPr>
-      <w:r>
-        <w:t>Project Structure</w:t>
+        <w:t>Technical Support</w:t>
       </w:r>
     </w:p>
     <w:p>
       <w:r>
-        <w:t>Hazard (Module 1):</w:t>
-      </w:r>
-    </w:p>
-    <w:p>
-      <w:r>
-        <w:t>- src/hazard.py: GMPE (Boore-Atkinson 2008), spatial correlation, ground motion field generation.</w:t>
-      </w:r>
-    </w:p>
-    <w:p>
-      <w:r>
-        <w:t>- src/data_loader.py: load_shakemap() parses local ShakeMap grid.xml.</w:t>
-      </w:r>
-    </w:p>
-    <w:p/>
-    <w:p>
-      <w:r>
-        <w:t>Exposure (Module 2):</w:t>
-      </w:r>
-    </w:p>
-    <w:p>
-      <w:r>
-        <w:t>- src/exposure.py: synthetic bridge inventory, costs, geometry.</w:t>
-      </w:r>
-    </w:p>
-    <w:p>
-      <w:r>
-        <w:t>- src/data_loader.py: load_nbi() reads local NBI; classify_nbi_to_hazus() maps to Hazus HWB classes.</w:t>
-      </w:r>
-    </w:p>
-    <w:p/>
-    <w:p>
-      <w:r>
-        <w:t>Vulnerability (Module 3):</w:t>
-      </w:r>
-    </w:p>
-    <w:p>
-      <w:r>
-        <w:t>- src/fragility.py: Hazus lognormal fragility curves.</w:t>
-      </w:r>
-    </w:p>
-    <w:p>
-      <w:r>
-        <w:t>- src/hazus_params.py: Hazus bridge fragility parameters.</w:t>
-      </w:r>
-    </w:p>
-    <w:p/>
-    <w:p>
-      <w:r>
-        <w:t>Loss (Module 4):</w:t>
-      </w:r>
-    </w:p>
-    <w:p>
-      <w:r>
-        <w:t>- src/loss.py: damage-to-loss translation, EP curve, AAL.</w:t>
-      </w:r>
-    </w:p>
-    <w:p/>
-    <w:p>
-      <w:r>
-        <w:t>Orchestration:</w:t>
-      </w:r>
-    </w:p>
-    <w:p>
-      <w:r>
-        <w:t>- src/engine.py: connects Hazard -&gt; Exposure -&gt; Vulnerability -&gt; Loss.</w:t>
-      </w:r>
-    </w:p>
-    <w:p>
-      <w:r>
-        <w:t>- main.py: CLI entry points (--pipeline, --probabilistic, --fragility-only).</w:t>
-      </w:r>
-    </w:p>
-    <w:p/>
-    <w:p>
-      <w:r>
-        <w:t>Data preparation:</w:t>
-      </w:r>
-    </w:p>
-    <w:p>
-      <w:r>
-        <w:t>- broker/utils/nbi_ingest.py: downloads + cleans NBI and ShakeMap data.</w:t>
-      </w:r>
-    </w:p>
-    <w:p>
-      <w:r>
-        <w:t>- main.py --download-pipeline: runs the pipeline download+process step.</w:t>
-      </w:r>
-    </w:p>
-    <w:p>
-      <w:pPr>
-        <w:spacing w:before="80" w:after="80"/>
-        <w:ind w:left="567"/>
-      </w:pPr>
-      <w:r>
-        <w:t>CAT411_framework/</w:t>
-        <w:br/>
-        <w:t>+-- main.py                  # CLI entry point</w:t>
-        <w:br/>
-        <w:t>+-- requirements.txt          # Python dependencies</w:t>
-        <w:br/>
-        <w:t>+-- README.md                 # Project documentation</w:t>
-        <w:br/>
-        <w:t>+-- broker/</w:t>
-        <w:br/>
-        <w:t>|  +-- utils/</w:t>
-        <w:br/>
-        <w:t>|     +-- nbi_ingest.py       # NBI + ShakeMap download/clean pipeline</w:t>
-        <w:br/>
-        <w:t>+-- src/</w:t>
-        <w:br/>
-        <w:t>|  +-- __init__.py</w:t>
-        <w:br/>
-        <w:t>|  +-- hazard.py             # GMPE, spatial correlation, GMF</w:t>
-        <w:br/>
-        <w:t>|  +-- exposure.py           # Bridge inventory, costs</w:t>
-        <w:br/>
-        <w:t>|  +-- fragility.py          # Lognormal fragility curves</w:t>
-        <w:br/>
-        <w:t>|  +-- loss.py               # Damage-to-loss, EP, AAL</w:t>
-        <w:br/>
-        <w:t>|  +-- engine.py             # Pipeline orchestrator</w:t>
-        <w:br/>
-        <w:t>|  +-- hazus_params.py       # Hazus Table 7.9 parameters</w:t>
-        <w:br/>
-        <w:t>|  +-- bridge_classes.py     # HWB classification logic</w:t>
-        <w:br/>
-        <w:t>|  +-- data_loader.py        # ShakeMap &amp; NBI parsers</w:t>
-        <w:br/>
-        <w:t>|  +-- northridge_case.py    # Observed damage data</w:t>
-        <w:br/>
-        <w:t>|  +-- plotting.py           # All visualization</w:t>
-        <w:br/>
-        <w:t>+-- data/                    # Downloaded + processed data files</w:t>
-        <w:br/>
-        <w:t>|  +-- nbi/</w:t>
-        <w:br/>
-        <w:t>|  |  +-- raw/               # Raw NBI zip + extracted TXT/CSV</w:t>
-        <w:br/>
-        <w:t>|  |  +-- clean/             # Cleaned CSV</w:t>
-        <w:br/>
-        <w:t>|  |  +-- curated/           # Curated CSV</w:t>
-        <w:br/>
-        <w:t>|  |  +-- meta/              # Config + metadata</w:t>
-        <w:br/>
-        <w:t>|  |  +-- logs/              # Run logs</w:t>
-        <w:br/>
-        <w:t>|  +-- hazard/usgs/shakemap/</w:t>
-        <w:br/>
-        <w:t>|     +-- raw/               # grid.xml, shape.zip, info.json</w:t>
-        <w:br/>
-        <w:t>|     +-- meta/              # ShakeMap metadata</w:t>
-        <w:br/>
-        <w:t>|     +-- logs/              # ShakeMap logs</w:t>
-        <w:br/>
-        <w:t>+-- output/                  # Generated plots &amp; CSV</w:t>
-      </w:r>
-    </w:p>
-    <w:p>
-      <w:pPr>
-        <w:pStyle w:val="Heading2"/>
-      </w:pPr>
-      <w:r>
-        <w:t>Data Flow</w:t>
-      </w:r>
-    </w:p>
-    <w:p>
-      <w:r>
-        <w:t>The pipeline processes data through four sequential stages. Each stage is implemented as a separate Python module with well-defined interfaces:</w:t>
-      </w:r>
-    </w:p>
-    <w:tbl>
-      <w:tblPr>
-        <w:tblStyle w:val="LightGrid-Accent1"/>
-        <w:tblW w:type="auto" w:w="0"/>
-        <w:jc w:val="center"/>
-        <w:tblLook w:firstColumn="1" w:firstRow="1" w:lastColumn="0" w:lastRow="0" w:noHBand="0" w:noVBand="1" w:val="04A0"/>
-      </w:tblPr>
-      <w:tblGrid>
-        <w:gridCol w:w="2340"/>
-        <w:gridCol w:w="2340"/>
-        <w:gridCol w:w="2340"/>
-        <w:gridCol w:w="2340"/>
-      </w:tblGrid>
-      <w:tr>
-        <w:tc>
-          <w:tcPr>
-            <w:tcW w:type="dxa" w:w="2340"/>
-          </w:tcPr>
-          <w:p>
-            <w:r>
-              <w:rPr>
-                <w:b/>
-                <w:sz w:val="20"/>
-              </w:rPr>
-              <w:t>Stage</w:t>
-            </w:r>
-          </w:p>
-        </w:tc>
-        <w:tc>
-          <w:tcPr>
-            <w:tcW w:type="dxa" w:w="2340"/>
-          </w:tcPr>
-          <w:p>
-            <w:r>
-              <w:rPr>
-                <w:b/>
-                <w:sz w:val="20"/>
-              </w:rPr>
-              <w:t>Module</w:t>
-            </w:r>
-          </w:p>
-        </w:tc>
-        <w:tc>
-          <w:tcPr>
-            <w:tcW w:type="dxa" w:w="2340"/>
-          </w:tcPr>
-          <w:p>
-            <w:r>
-              <w:rPr>
-                <w:b/>
-                <w:sz w:val="20"/>
-              </w:rPr>
-              <w:t>Input</w:t>
-            </w:r>
-          </w:p>
-        </w:tc>
-        <w:tc>
-          <w:tcPr>
-            <w:tcW w:type="dxa" w:w="2340"/>
-          </w:tcPr>
-          <w:p>
-            <w:r>
-              <w:rPr>
-                <w:b/>
-                <w:sz w:val="20"/>
-              </w:rPr>
-              <w:t>Output</w:t>
-            </w:r>
-          </w:p>
-        </w:tc>
-      </w:tr>
-      <w:tr>
-        <w:tc>
-          <w:tcPr>
-            <w:tcW w:type="dxa" w:w="2340"/>
-          </w:tcPr>
-          <w:p>
-            <w:r>
-              <w:rPr>
-                <w:sz w:val="20"/>
-              </w:rPr>
-              <w:t>1. Hazard</w:t>
-            </w:r>
-          </w:p>
-        </w:tc>
-        <w:tc>
-          <w:tcPr>
-            <w:tcW w:type="dxa" w:w="2340"/>
-          </w:tcPr>
-          <w:p>
-            <w:r>
-              <w:rPr>
-                <w:sz w:val="20"/>
-              </w:rPr>
-              <w:t>src/hazard.py</w:t>
-            </w:r>
-          </w:p>
-        </w:tc>
-        <w:tc>
-          <w:tcPr>
-            <w:tcW w:type="dxa" w:w="2340"/>
-          </w:tcPr>
-          <w:p>
-            <w:r>
-              <w:rPr>
-                <w:sz w:val="20"/>
-              </w:rPr>
-              <w:t>EarthquakeScenario + SiteParams</w:t>
-            </w:r>
-          </w:p>
-        </w:tc>
-        <w:tc>
-          <w:tcPr>
-            <w:tcW w:type="dxa" w:w="2340"/>
-          </w:tcPr>
-          <w:p>
-            <w:r>
-              <w:rPr>
-                <w:sz w:val="20"/>
-              </w:rPr>
-              <w:t>Sa(1.0s) field at N sites</w:t>
-            </w:r>
-          </w:p>
-        </w:tc>
-      </w:tr>
-      <w:tr>
-        <w:tc>
-          <w:tcPr>
-            <w:tcW w:type="dxa" w:w="2340"/>
-          </w:tcPr>
-          <w:p>
-            <w:r>
-              <w:rPr>
-                <w:sz w:val="20"/>
-              </w:rPr>
-              <w:t>2. Exposure</w:t>
-            </w:r>
-          </w:p>
-        </w:tc>
-        <w:tc>
-          <w:tcPr>
-            <w:tcW w:type="dxa" w:w="2340"/>
-          </w:tcPr>
-          <w:p>
-            <w:r>
-              <w:rPr>
-                <w:sz w:val="20"/>
-              </w:rPr>
-              <w:t>src/exposure.py</w:t>
-            </w:r>
-          </w:p>
-        </w:tc>
-        <w:tc>
-          <w:tcPr>
-            <w:tcW w:type="dxa" w:w="2340"/>
-          </w:tcPr>
-          <w:p>
-            <w:r>
-              <w:rPr>
-                <w:sz w:val="20"/>
-              </w:rPr>
-              <w:t>NBI data or synthetic generation</w:t>
-            </w:r>
-          </w:p>
-        </w:tc>
-        <w:tc>
-          <w:tcPr>
-            <w:tcW w:type="dxa" w:w="2340"/>
-          </w:tcPr>
-          <w:p>
-            <w:r>
-              <w:rPr>
-                <w:sz w:val="20"/>
-              </w:rPr>
-              <w:t>List of BridgeExposure objects</w:t>
-            </w:r>
-          </w:p>
-        </w:tc>
-      </w:tr>
-      <w:tr>
-        <w:tc>
-          <w:tcPr>
-            <w:tcW w:type="dxa" w:w="2340"/>
-          </w:tcPr>
-          <w:p>
-            <w:r>
-              <w:rPr>
-                <w:sz w:val="20"/>
-              </w:rPr>
-              <w:t>3. Vulnerability</w:t>
-            </w:r>
-          </w:p>
-        </w:tc>
-        <w:tc>
-          <w:tcPr>
-            <w:tcW w:type="dxa" w:w="2340"/>
-          </w:tcPr>
-          <w:p>
-            <w:r>
-              <w:rPr>
-                <w:sz w:val="20"/>
-              </w:rPr>
-              <w:t>src/fragility.py</w:t>
-            </w:r>
-          </w:p>
-        </w:tc>
-        <w:tc>
-          <w:tcPr>
-            <w:tcW w:type="dxa" w:w="2340"/>
-          </w:tcPr>
-          <w:p>
-            <w:r>
-              <w:rPr>
-                <w:sz w:val="20"/>
-              </w:rPr>
-              <w:t>Sa(1.0s) + HWB class</w:t>
-            </w:r>
-          </w:p>
-        </w:tc>
-        <w:tc>
-          <w:tcPr>
-            <w:tcW w:type="dxa" w:w="2340"/>
-          </w:tcPr>
-          <w:p>
-            <w:r>
-              <w:rPr>
-                <w:sz w:val="20"/>
-              </w:rPr>
-              <w:t>P(ds) for 5 damage states</w:t>
-            </w:r>
-          </w:p>
-        </w:tc>
-      </w:tr>
-      <w:tr>
-        <w:tc>
-          <w:tcPr>
-            <w:tcW w:type="dxa" w:w="2340"/>
-          </w:tcPr>
-          <w:p>
-            <w:r>
-              <w:rPr>
-                <w:sz w:val="20"/>
-              </w:rPr>
-              <w:t>4. Loss</w:t>
-            </w:r>
-          </w:p>
-        </w:tc>
-        <w:tc>
-          <w:tcPr>
-            <w:tcW w:type="dxa" w:w="2340"/>
-          </w:tcPr>
-          <w:p>
-            <w:r>
-              <w:rPr>
-                <w:sz w:val="20"/>
-              </w:rPr>
-              <w:t>src/loss.py</w:t>
-            </w:r>
-          </w:p>
-        </w:tc>
-        <w:tc>
-          <w:tcPr>
-            <w:tcW w:type="dxa" w:w="2340"/>
-          </w:tcPr>
-          <w:p>
-            <w:r>
-              <w:rPr>
-                <w:sz w:val="20"/>
-              </w:rPr>
-              <w:t>P(ds) + damage ratios + RC</w:t>
-            </w:r>
-          </w:p>
-        </w:tc>
-        <w:tc>
-          <w:tcPr>
-            <w:tcW w:type="dxa" w:w="2340"/>
-          </w:tcPr>
-          <w:p>
-            <w:r>
-              <w:rPr>
-                <w:sz w:val="20"/>
-              </w:rPr>
-              <w:t>E[Loss], EP curve, AAL</w:t>
-            </w:r>
-          </w:p>
-        </w:tc>
-      </w:tr>
-    </w:tbl>
-    <w:p/>
-    <w:p>
-      <w:pPr>
-        <w:pStyle w:val="Heading2"/>
-      </w:pPr>
-      <w:r>
-        <w:t>Dependencies</w:t>
-      </w:r>
-    </w:p>
-    <w:tbl>
-      <w:tblPr>
-        <w:tblStyle w:val="LightGrid-Accent1"/>
-        <w:tblW w:type="auto" w:w="0"/>
-        <w:jc w:val="center"/>
-        <w:tblLook w:firstColumn="1" w:firstRow="1" w:lastColumn="0" w:lastRow="0" w:noHBand="0" w:noVBand="1" w:val="04A0"/>
-      </w:tblPr>
-      <w:tblGrid>
-        <w:gridCol w:w="3120"/>
-        <w:gridCol w:w="3120"/>
-        <w:gridCol w:w="3120"/>
-      </w:tblGrid>
-      <w:tr>
-        <w:tc>
-          <w:tcPr>
-            <w:tcW w:type="dxa" w:w="3120"/>
-          </w:tcPr>
-          <w:p>
-            <w:r>
-              <w:rPr>
-                <w:b/>
-                <w:sz w:val="20"/>
-              </w:rPr>
-              <w:t>Package</w:t>
-            </w:r>
-          </w:p>
-        </w:tc>
-        <w:tc>
-          <w:tcPr>
-            <w:tcW w:type="dxa" w:w="3120"/>
-          </w:tcPr>
-          <w:p>
-            <w:r>
-              <w:rPr>
-                <w:b/>
-                <w:sz w:val="20"/>
-              </w:rPr>
-              <w:t>Version</w:t>
-            </w:r>
-          </w:p>
-        </w:tc>
-        <w:tc>
-          <w:tcPr>
-            <w:tcW w:type="dxa" w:w="3120"/>
-          </w:tcPr>
-          <w:p>
-            <w:r>
-              <w:rPr>
-                <w:b/>
-                <w:sz w:val="20"/>
-              </w:rPr>
-              <w:t>Purpose</w:t>
-            </w:r>
-          </w:p>
-        </w:tc>
-      </w:tr>
-      <w:tr>
-        <w:tc>
-          <w:tcPr>
-            <w:tcW w:type="dxa" w:w="3120"/>
-          </w:tcPr>
-          <w:p>
-            <w:r>
-              <w:rPr>
-                <w:sz w:val="20"/>
-              </w:rPr>
-              <w:t>numpy</w:t>
-            </w:r>
-          </w:p>
-        </w:tc>
-        <w:tc>
-          <w:tcPr>
-            <w:tcW w:type="dxa" w:w="3120"/>
-          </w:tcPr>
-          <w:p>
-            <w:r>
-              <w:rPr>
-                <w:sz w:val="20"/>
-              </w:rPr>
-              <w:t>≥ 1.20</w:t>
-            </w:r>
-          </w:p>
-        </w:tc>
-        <w:tc>
-          <w:tcPr>
-            <w:tcW w:type="dxa" w:w="3120"/>
-          </w:tcPr>
-          <w:p>
-            <w:r>
-              <w:rPr>
-                <w:sz w:val="20"/>
-              </w:rPr>
-              <w:t>Array computation, linear algebra (Cholesky), random number generation</w:t>
-            </w:r>
-          </w:p>
-        </w:tc>
-      </w:tr>
-      <w:tr>
-        <w:tc>
-          <w:tcPr>
-            <w:tcW w:type="dxa" w:w="3120"/>
-          </w:tcPr>
-          <w:p>
-            <w:r>
-              <w:rPr>
-                <w:sz w:val="20"/>
-              </w:rPr>
-              <w:t>scipy</w:t>
-            </w:r>
-          </w:p>
-        </w:tc>
-        <w:tc>
-          <w:tcPr>
-            <w:tcW w:type="dxa" w:w="3120"/>
-          </w:tcPr>
-          <w:p>
-            <w:r>
-              <w:rPr>
-                <w:sz w:val="20"/>
-              </w:rPr>
-              <w:t>≥ 1.7</w:t>
-            </w:r>
-          </w:p>
-        </w:tc>
-        <w:tc>
-          <w:tcPr>
-            <w:tcW w:type="dxa" w:w="3120"/>
-          </w:tcPr>
-          <w:p>
-            <w:r>
-              <w:rPr>
-                <w:sz w:val="20"/>
-              </w:rPr>
-              <w:t>Standard normal CDF (norm.cdf) for fragility curves, KD-tree for spatial lookup</w:t>
-            </w:r>
-          </w:p>
-        </w:tc>
-      </w:tr>
-      <w:tr>
-        <w:tc>
-          <w:tcPr>
-            <w:tcW w:type="dxa" w:w="3120"/>
-          </w:tcPr>
-          <w:p>
-            <w:r>
-              <w:rPr>
-                <w:sz w:val="20"/>
-              </w:rPr>
-              <w:t>matplotlib</w:t>
-            </w:r>
-          </w:p>
-        </w:tc>
-        <w:tc>
-          <w:tcPr>
-            <w:tcW w:type="dxa" w:w="3120"/>
-          </w:tcPr>
-          <w:p>
-            <w:r>
-              <w:rPr>
-                <w:sz w:val="20"/>
-              </w:rPr>
-              <w:t>≥ 3.4</w:t>
-            </w:r>
-          </w:p>
-        </w:tc>
-        <w:tc>
-          <w:tcPr>
-            <w:tcW w:type="dxa" w:w="3120"/>
-          </w:tcPr>
-          <w:p>
-            <w:r>
-              <w:rPr>
-                <w:sz w:val="20"/>
-              </w:rPr>
-              <w:t>Publication-quality plotting</w:t>
-            </w:r>
-          </w:p>
-        </w:tc>
-      </w:tr>
-      <w:tr>
-        <w:tc>
-          <w:tcPr>
-            <w:tcW w:type="dxa" w:w="3120"/>
-          </w:tcPr>
-          <w:p>
-            <w:r>
-              <w:rPr>
-                <w:sz w:val="20"/>
-              </w:rPr>
-              <w:t>pandas</w:t>
-            </w:r>
-          </w:p>
-        </w:tc>
-        <w:tc>
-          <w:tcPr>
-            <w:tcW w:type="dxa" w:w="3120"/>
-          </w:tcPr>
-          <w:p>
-            <w:r>
-              <w:rPr>
-                <w:sz w:val="20"/>
-              </w:rPr>
-              <w:t>≥ 1.3</w:t>
-            </w:r>
-          </w:p>
-        </w:tc>
-        <w:tc>
-          <w:tcPr>
-            <w:tcW w:type="dxa" w:w="3120"/>
-          </w:tcPr>
-          <w:p>
-            <w:r>
-              <w:rPr>
-                <w:sz w:val="20"/>
-              </w:rPr>
-              <w:t>NBI data parsing and tabular operations</w:t>
-            </w:r>
-          </w:p>
-        </w:tc>
-      </w:tr>
-      <w:tr>
-        <w:tc>
-          <w:tcPr>
-            <w:tcW w:type="dxa" w:w="3120"/>
-          </w:tcPr>
-          <w:p>
-            <w:r>
-              <w:rPr>
-                <w:sz w:val="20"/>
-              </w:rPr>
-              <w:t>requests</w:t>
-            </w:r>
-          </w:p>
-        </w:tc>
-        <w:tc>
-          <w:tcPr>
-            <w:tcW w:type="dxa" w:w="3120"/>
-          </w:tcPr>
-          <w:p>
-            <w:r>
-              <w:rPr>
-                <w:sz w:val="20"/>
-              </w:rPr>
-              <w:t>≥ 2.25</w:t>
-            </w:r>
-          </w:p>
-        </w:tc>
-        <w:tc>
-          <w:tcPr>
-            <w:tcW w:type="dxa" w:w="3120"/>
-          </w:tcPr>
-          <w:p>
-            <w:r>
-              <w:rPr>
-                <w:sz w:val="20"/>
-              </w:rPr>
-              <w:t>HTTP downloads for ShakeMap and NBI data</w:t>
-            </w:r>
-          </w:p>
-        </w:tc>
-      </w:tr>
-    </w:tbl>
-    <w:p/>
-    <w:p>
-      <w:r>
-        <w:br w:type="page"/>
-      </w:r>
-    </w:p>
-    <w:p>
-      <w:pPr>
-        <w:pStyle w:val="Heading1"/>
-      </w:pPr>
-      <w:r>
-        <w:t>3. Module 1: Hazard - Ground Motion Prediction</w:t>
-      </w:r>
-    </w:p>
-    <w:p>
-      <w:r>
-        <w:t>File: src/hazard.py</w:t>
-      </w:r>
-    </w:p>
-    <w:p>
-      <w:r>
-        <w:t>The hazard module computes the spatial distribution of earthquake ground motion intensity at bridge sites. It implements the Boore &amp; Atkinson (2008) Ground Motion Prediction Equation (GMPE) for spectral acceleration at 1.0-second period, Sa(1.0s), which is the intensity measure used by the Hazus bridge fragility model.</w:t>
-      </w:r>
-    </w:p>
-    <w:p>
-      <w:pPr>
-        <w:pStyle w:val="Heading2"/>
-      </w:pPr>
-      <w:r>
-        <w:t>3.1 Dataclasses</w:t>
-      </w:r>
-    </w:p>
-    <w:p>
-      <w:r>
-        <w:t>EarthquakeScenario: Defines the earthquake source parameters.</w:t>
-      </w:r>
-    </w:p>
-    <w:tbl>
-      <w:tblPr>
-        <w:tblStyle w:val="LightGrid-Accent1"/>
-        <w:tblW w:type="auto" w:w="0"/>
-        <w:jc w:val="center"/>
-        <w:tblLook w:firstColumn="1" w:firstRow="1" w:lastColumn="0" w:lastRow="0" w:noHBand="0" w:noVBand="1" w:val="04A0"/>
-      </w:tblPr>
-      <w:tblGrid>
-        <w:gridCol w:w="2340"/>
-        <w:gridCol w:w="2340"/>
-        <w:gridCol w:w="2340"/>
-        <w:gridCol w:w="2340"/>
-      </w:tblGrid>
-      <w:tr>
-        <w:tc>
-          <w:tcPr>
-            <w:tcW w:type="dxa" w:w="2340"/>
-          </w:tcPr>
-          <w:p>
-            <w:r>
-              <w:rPr>
-                <w:b/>
-                <w:sz w:val="20"/>
-              </w:rPr>
-              <w:t>Field</w:t>
-            </w:r>
-          </w:p>
-        </w:tc>
-        <w:tc>
-          <w:tcPr>
-            <w:tcW w:type="dxa" w:w="2340"/>
-          </w:tcPr>
-          <w:p>
-            <w:r>
-              <w:rPr>
-                <w:b/>
-                <w:sz w:val="20"/>
-              </w:rPr>
-              <w:t>Type</w:t>
-            </w:r>
-          </w:p>
-        </w:tc>
-        <w:tc>
-          <w:tcPr>
-            <w:tcW w:type="dxa" w:w="2340"/>
-          </w:tcPr>
-          <w:p>
-            <w:r>
-              <w:rPr>
-                <w:b/>
-                <w:sz w:val="20"/>
-              </w:rPr>
-              <w:t>Default</w:t>
-            </w:r>
-          </w:p>
-        </w:tc>
-        <w:tc>
-          <w:tcPr>
-            <w:tcW w:type="dxa" w:w="2340"/>
-          </w:tcPr>
-          <w:p>
-            <w:r>
-              <w:rPr>
-                <w:b/>
-                <w:sz w:val="20"/>
-              </w:rPr>
-              <w:t>Description</w:t>
-            </w:r>
-          </w:p>
-        </w:tc>
-      </w:tr>
-      <w:tr>
-        <w:tc>
-          <w:tcPr>
-            <w:tcW w:type="dxa" w:w="2340"/>
-          </w:tcPr>
-          <w:p>
-            <w:r>
-              <w:rPr>
-                <w:sz w:val="20"/>
-              </w:rPr>
-              <w:t>Mw</w:t>
-            </w:r>
-          </w:p>
-        </w:tc>
-        <w:tc>
-          <w:tcPr>
-            <w:tcW w:type="dxa" w:w="2340"/>
-          </w:tcPr>
-          <w:p>
-            <w:r>
-              <w:rPr>
-                <w:sz w:val="20"/>
-              </w:rPr>
-              <w:t>float</w:t>
-            </w:r>
-          </w:p>
-        </w:tc>
-        <w:tc>
-          <w:tcPr>
-            <w:tcW w:type="dxa" w:w="2340"/>
-          </w:tcPr>
-          <w:p>
-            <w:r>
-              <w:rPr>
-                <w:sz w:val="20"/>
-              </w:rPr>
-              <w:t>—</w:t>
-            </w:r>
-          </w:p>
-        </w:tc>
-        <w:tc>
-          <w:tcPr>
-            <w:tcW w:type="dxa" w:w="2340"/>
-          </w:tcPr>
-          <w:p>
-            <w:r>
-              <w:rPr>
-                <w:sz w:val="20"/>
-              </w:rPr>
-              <w:t>Moment magnitude</w:t>
-            </w:r>
-          </w:p>
-        </w:tc>
-      </w:tr>
-      <w:tr>
-        <w:tc>
-          <w:tcPr>
-            <w:tcW w:type="dxa" w:w="2340"/>
-          </w:tcPr>
-          <w:p>
-            <w:r>
-              <w:rPr>
-                <w:sz w:val="20"/>
-              </w:rPr>
-              <w:t>lat</w:t>
-            </w:r>
-          </w:p>
-        </w:tc>
-        <w:tc>
-          <w:tcPr>
-            <w:tcW w:type="dxa" w:w="2340"/>
-          </w:tcPr>
-          <w:p>
-            <w:r>
-              <w:rPr>
-                <w:sz w:val="20"/>
-              </w:rPr>
-              <w:t>float</w:t>
-            </w:r>
-          </w:p>
-        </w:tc>
-        <w:tc>
-          <w:tcPr>
-            <w:tcW w:type="dxa" w:w="2340"/>
-          </w:tcPr>
-          <w:p>
-            <w:r>
-              <w:rPr>
-                <w:sz w:val="20"/>
-              </w:rPr>
-              <w:t>—</w:t>
-            </w:r>
-          </w:p>
-        </w:tc>
-        <w:tc>
-          <w:tcPr>
-            <w:tcW w:type="dxa" w:w="2340"/>
-          </w:tcPr>
-          <w:p>
-            <w:r>
-              <w:rPr>
-                <w:sz w:val="20"/>
-              </w:rPr>
-              <w:t>Epicenter latitude (°N)</w:t>
-            </w:r>
-          </w:p>
-        </w:tc>
-      </w:tr>
-      <w:tr>
-        <w:tc>
-          <w:tcPr>
-            <w:tcW w:type="dxa" w:w="2340"/>
-          </w:tcPr>
-          <w:p>
-            <w:r>
-              <w:rPr>
-                <w:sz w:val="20"/>
-              </w:rPr>
-              <w:t>lon</w:t>
-            </w:r>
-          </w:p>
-        </w:tc>
-        <w:tc>
-          <w:tcPr>
-            <w:tcW w:type="dxa" w:w="2340"/>
-          </w:tcPr>
-          <w:p>
-            <w:r>
-              <w:rPr>
-                <w:sz w:val="20"/>
-              </w:rPr>
-              <w:t>float</w:t>
-            </w:r>
-          </w:p>
-        </w:tc>
-        <w:tc>
-          <w:tcPr>
-            <w:tcW w:type="dxa" w:w="2340"/>
-          </w:tcPr>
-          <w:p>
-            <w:r>
-              <w:rPr>
-                <w:sz w:val="20"/>
-              </w:rPr>
-              <w:t>—</w:t>
-            </w:r>
-          </w:p>
-        </w:tc>
-        <w:tc>
-          <w:tcPr>
-            <w:tcW w:type="dxa" w:w="2340"/>
-          </w:tcPr>
-          <w:p>
-            <w:r>
-              <w:rPr>
-                <w:sz w:val="20"/>
-              </w:rPr>
-              <w:t>Epicenter longitude (°E)</w:t>
-            </w:r>
-          </w:p>
-        </w:tc>
-      </w:tr>
-      <w:tr>
-        <w:tc>
-          <w:tcPr>
-            <w:tcW w:type="dxa" w:w="2340"/>
-          </w:tcPr>
-          <w:p>
-            <w:r>
-              <w:rPr>
-                <w:sz w:val="20"/>
-              </w:rPr>
-              <w:t>depth_km</w:t>
-            </w:r>
-          </w:p>
-        </w:tc>
-        <w:tc>
-          <w:tcPr>
-            <w:tcW w:type="dxa" w:w="2340"/>
-          </w:tcPr>
-          <w:p>
-            <w:r>
-              <w:rPr>
-                <w:sz w:val="20"/>
-              </w:rPr>
-              <w:t>float</w:t>
-            </w:r>
-          </w:p>
-        </w:tc>
-        <w:tc>
-          <w:tcPr>
-            <w:tcW w:type="dxa" w:w="2340"/>
-          </w:tcPr>
-          <w:p>
-            <w:r>
-              <w:rPr>
-                <w:sz w:val="20"/>
-              </w:rPr>
-              <w:t>10.0</w:t>
-            </w:r>
-          </w:p>
-        </w:tc>
-        <w:tc>
-          <w:tcPr>
-            <w:tcW w:type="dxa" w:w="2340"/>
-          </w:tcPr>
-          <w:p>
-            <w:r>
-              <w:rPr>
-                <w:sz w:val="20"/>
-              </w:rPr>
-              <w:t>Hypocentral depth (km)</w:t>
-            </w:r>
-          </w:p>
-        </w:tc>
-      </w:tr>
-      <w:tr>
-        <w:tc>
-          <w:tcPr>
-            <w:tcW w:type="dxa" w:w="2340"/>
-          </w:tcPr>
-          <w:p>
-            <w:r>
-              <w:rPr>
-                <w:sz w:val="20"/>
-              </w:rPr>
-              <w:t>fault_type</w:t>
-            </w:r>
-          </w:p>
-        </w:tc>
-        <w:tc>
-          <w:tcPr>
-            <w:tcW w:type="dxa" w:w="2340"/>
-          </w:tcPr>
-          <w:p>
-            <w:r>
-              <w:rPr>
-                <w:sz w:val="20"/>
-              </w:rPr>
-              <w:t>str</w:t>
-            </w:r>
-          </w:p>
-        </w:tc>
-        <w:tc>
-          <w:tcPr>
-            <w:tcW w:type="dxa" w:w="2340"/>
-          </w:tcPr>
-          <w:p>
-            <w:r>
-              <w:rPr>
-                <w:sz w:val="20"/>
-              </w:rPr>
-              <w:t>"reverse"</w:t>
-            </w:r>
-          </w:p>
-        </w:tc>
-        <w:tc>
-          <w:tcPr>
-            <w:tcW w:type="dxa" w:w="2340"/>
-          </w:tcPr>
-          <w:p>
-            <w:r>
-              <w:rPr>
-                <w:sz w:val="20"/>
-              </w:rPr>
-              <w:t>"strike_slip", "normal", "reverse", or "unspecified"</w:t>
-            </w:r>
-          </w:p>
-        </w:tc>
-      </w:tr>
-    </w:tbl>
-    <w:p/>
-    <w:p>
-      <w:r>
-        <w:t>SiteParams: Defines each bridge site location and soil condition.</w:t>
-      </w:r>
-    </w:p>
-    <w:tbl>
-      <w:tblPr>
-        <w:tblStyle w:val="LightGrid-Accent1"/>
-        <w:tblW w:type="auto" w:w="0"/>
-        <w:jc w:val="center"/>
-        <w:tblLook w:firstColumn="1" w:firstRow="1" w:lastColumn="0" w:lastRow="0" w:noHBand="0" w:noVBand="1" w:val="04A0"/>
-      </w:tblPr>
-      <w:tblGrid>
-        <w:gridCol w:w="2340"/>
-        <w:gridCol w:w="2340"/>
-        <w:gridCol w:w="2340"/>
-        <w:gridCol w:w="2340"/>
-      </w:tblGrid>
-      <w:tr>
-        <w:tc>
-          <w:tcPr>
-            <w:tcW w:type="dxa" w:w="2340"/>
-          </w:tcPr>
-          <w:p>
-            <w:r>
-              <w:rPr>
-                <w:b/>
-                <w:sz w:val="20"/>
-              </w:rPr>
-              <w:t>Field</w:t>
-            </w:r>
-          </w:p>
-        </w:tc>
-        <w:tc>
-          <w:tcPr>
-            <w:tcW w:type="dxa" w:w="2340"/>
-          </w:tcPr>
-          <w:p>
-            <w:r>
-              <w:rPr>
-                <w:b/>
-                <w:sz w:val="20"/>
-              </w:rPr>
-              <w:t>Type</w:t>
-            </w:r>
-          </w:p>
-        </w:tc>
-        <w:tc>
-          <w:tcPr>
-            <w:tcW w:type="dxa" w:w="2340"/>
-          </w:tcPr>
-          <w:p>
-            <w:r>
-              <w:rPr>
-                <w:b/>
-                <w:sz w:val="20"/>
-              </w:rPr>
-              <w:t>Default</w:t>
-            </w:r>
-          </w:p>
-        </w:tc>
-        <w:tc>
-          <w:tcPr>
-            <w:tcW w:type="dxa" w:w="2340"/>
-          </w:tcPr>
-          <w:p>
-            <w:r>
-              <w:rPr>
-                <w:b/>
-                <w:sz w:val="20"/>
-              </w:rPr>
-              <w:t>Description</w:t>
-            </w:r>
-          </w:p>
-        </w:tc>
-      </w:tr>
-      <w:tr>
-        <w:tc>
-          <w:tcPr>
-            <w:tcW w:type="dxa" w:w="2340"/>
-          </w:tcPr>
-          <w:p>
-            <w:r>
-              <w:rPr>
-                <w:sz w:val="20"/>
-              </w:rPr>
-              <w:t>lat</w:t>
-            </w:r>
-          </w:p>
-        </w:tc>
-        <w:tc>
-          <w:tcPr>
-            <w:tcW w:type="dxa" w:w="2340"/>
-          </w:tcPr>
-          <w:p>
-            <w:r>
-              <w:rPr>
-                <w:sz w:val="20"/>
-              </w:rPr>
-              <w:t>float</w:t>
-            </w:r>
-          </w:p>
-        </w:tc>
-        <w:tc>
-          <w:tcPr>
-            <w:tcW w:type="dxa" w:w="2340"/>
-          </w:tcPr>
-          <w:p>
-            <w:r>
-              <w:rPr>
-                <w:sz w:val="20"/>
-              </w:rPr>
-              <w:t>—</w:t>
-            </w:r>
-          </w:p>
-        </w:tc>
-        <w:tc>
-          <w:tcPr>
-            <w:tcW w:type="dxa" w:w="2340"/>
-          </w:tcPr>
-          <w:p>
-            <w:r>
-              <w:rPr>
-                <w:sz w:val="20"/>
-              </w:rPr>
-              <w:t>Site latitude (°N)</w:t>
-            </w:r>
-          </w:p>
-        </w:tc>
-      </w:tr>
-      <w:tr>
-        <w:tc>
-          <w:tcPr>
-            <w:tcW w:type="dxa" w:w="2340"/>
-          </w:tcPr>
-          <w:p>
-            <w:r>
-              <w:rPr>
-                <w:sz w:val="20"/>
-              </w:rPr>
-              <w:t>lon</w:t>
-            </w:r>
-          </w:p>
-        </w:tc>
-        <w:tc>
-          <w:tcPr>
-            <w:tcW w:type="dxa" w:w="2340"/>
-          </w:tcPr>
-          <w:p>
-            <w:r>
-              <w:rPr>
-                <w:sz w:val="20"/>
-              </w:rPr>
-              <w:t>float</w:t>
-            </w:r>
-          </w:p>
-        </w:tc>
-        <w:tc>
-          <w:tcPr>
-            <w:tcW w:type="dxa" w:w="2340"/>
-          </w:tcPr>
-          <w:p>
-            <w:r>
-              <w:rPr>
-                <w:sz w:val="20"/>
-              </w:rPr>
-              <w:t>—</w:t>
-            </w:r>
-          </w:p>
-        </w:tc>
-        <w:tc>
-          <w:tcPr>
-            <w:tcW w:type="dxa" w:w="2340"/>
-          </w:tcPr>
-          <w:p>
-            <w:r>
-              <w:rPr>
-                <w:sz w:val="20"/>
-              </w:rPr>
-              <w:t>Site longitude (°E)</w:t>
-            </w:r>
-          </w:p>
-        </w:tc>
-      </w:tr>
-      <w:tr>
-        <w:tc>
-          <w:tcPr>
-            <w:tcW w:type="dxa" w:w="2340"/>
-          </w:tcPr>
-          <w:p>
-            <w:r>
-              <w:rPr>
-                <w:sz w:val="20"/>
-              </w:rPr>
-              <w:t>vs30</w:t>
-            </w:r>
-          </w:p>
-        </w:tc>
-        <w:tc>
-          <w:tcPr>
-            <w:tcW w:type="dxa" w:w="2340"/>
-          </w:tcPr>
-          <w:p>
-            <w:r>
-              <w:rPr>
-                <w:sz w:val="20"/>
-              </w:rPr>
-              <w:t>float</w:t>
-            </w:r>
-          </w:p>
-        </w:tc>
-        <w:tc>
-          <w:tcPr>
-            <w:tcW w:type="dxa" w:w="2340"/>
-          </w:tcPr>
-          <w:p>
-            <w:r>
-              <w:rPr>
-                <w:sz w:val="20"/>
-              </w:rPr>
-              <w:t>760.0</w:t>
-            </w:r>
-          </w:p>
-        </w:tc>
-        <w:tc>
-          <w:tcPr>
-            <w:tcW w:type="dxa" w:w="2340"/>
-          </w:tcPr>
-          <w:p>
-            <w:r>
-              <w:rPr>
-                <w:sz w:val="20"/>
-              </w:rPr>
-              <w:t>Time-averaged shear-wave velocity in top 30 m (m/s)</w:t>
-            </w:r>
-          </w:p>
-        </w:tc>
-      </w:tr>
-    </w:tbl>
-    <w:p/>
-    <w:p>
-      <w:pPr>
-        <w:pStyle w:val="Heading2"/>
-      </w:pPr>
-      <w:r>
-        <w:t>3.2 Boore &amp; Atkinson (2008) GMPE</w:t>
-      </w:r>
-    </w:p>
-    <w:p>
-      <w:r>
-        <w:t>The BA08 model predicts the natural logarithm of median Sa as the sum of three terms:</w:t>
-      </w:r>
-    </w:p>
-    <w:p>
-      <w:pPr>
-        <w:spacing w:before="80" w:after="80"/>
-        <w:ind w:left="567"/>
-      </w:pPr>
-      <w:r>
-        <w:rPr>
-          <w:rFonts w:ascii="Consolas" w:hAnsi="Consolas"/>
-          <w:sz w:val="18"/>
-        </w:rPr>
-        <w:t>ln(Sa) = F_M + F_D + F_S</w:t>
-      </w:r>
-    </w:p>
-    <w:p/>
-    <w:p>
-      <w:r>
-        <w:rPr>
-          <w:b/>
-        </w:rPr>
-        <w:t>Source (Magnitude) Term F_M</w:t>
-      </w:r>
-    </w:p>
-    <w:p>
-      <w:r>
-        <w:t>The magnitude scaling uses a hinged model at Mh = 6.75:</w:t>
-      </w:r>
-    </w:p>
-    <w:p>
-      <w:pPr>
-        <w:spacing w:before="80" w:after="80"/>
-        <w:ind w:left="567"/>
-      </w:pPr>
-      <w:r>
-        <w:t>For M &lt;= Mh:  F_M = e_i*U + e2*SS + e3*NS + e4*RS + e5*(M-Mh) + e6*(M-Mh)^2</w:t>
-        <w:br/>
-        <w:t>For M &gt; Mh:   F_M = e_i*U + e2*SS + e3*NS + e4*RS + e7*(M-Mh)</w:t>
-      </w:r>
-    </w:p>
-    <w:p>
-      <w:r>
-        <w:t>where U, SS, NS, RS are indicator variables for unspecified, strike-slip, normal, and reverse fault mechanisms respectively.</w:t>
-      </w:r>
-    </w:p>
-    <w:p>
-      <w:r>
-        <w:t>BA08 coefficients for T = 1.0s (from published Table 3):</w:t>
-      </w:r>
-    </w:p>
-    <w:tbl>
-      <w:tblPr>
-        <w:tblStyle w:val="LightGrid-Accent1"/>
-        <w:tblW w:type="auto" w:w="0"/>
-        <w:jc w:val="center"/>
-        <w:tblLook w:firstColumn="1" w:firstRow="1" w:lastColumn="0" w:lastRow="0" w:noHBand="0" w:noVBand="1" w:val="04A0"/>
-      </w:tblPr>
-      <w:tblGrid>
-        <w:gridCol w:w="3120"/>
-        <w:gridCol w:w="3120"/>
-        <w:gridCol w:w="3120"/>
-      </w:tblGrid>
-      <w:tr>
-        <w:tc>
-          <w:tcPr>
-            <w:tcW w:type="dxa" w:w="3120"/>
-          </w:tcPr>
-          <w:p>
-            <w:r>
-              <w:rPr>
-                <w:b/>
-                <w:sz w:val="20"/>
-              </w:rPr>
-              <w:t>Coefficient</w:t>
-            </w:r>
-          </w:p>
-        </w:tc>
-        <w:tc>
-          <w:tcPr>
-            <w:tcW w:type="dxa" w:w="3120"/>
-          </w:tcPr>
-          <w:p>
-            <w:r>
-              <w:rPr>
-                <w:b/>
-                <w:sz w:val="20"/>
-              </w:rPr>
-              <w:t>Value</w:t>
-            </w:r>
-          </w:p>
-        </w:tc>
-        <w:tc>
-          <w:tcPr>
-            <w:tcW w:type="dxa" w:w="3120"/>
-          </w:tcPr>
-          <w:p>
-            <w:r>
-              <w:rPr>
-                <w:b/>
-                <w:sz w:val="20"/>
-              </w:rPr>
-              <w:t>Description</w:t>
-            </w:r>
-          </w:p>
-        </w:tc>
-      </w:tr>
-      <w:tr>
-        <w:tc>
-          <w:tcPr>
-            <w:tcW w:type="dxa" w:w="3120"/>
-          </w:tcPr>
-          <w:p>
-            <w:r>
-              <w:rPr>
-                <w:sz w:val="20"/>
-              </w:rPr>
-              <w:t>e1</w:t>
-            </w:r>
-          </w:p>
-        </w:tc>
-        <w:tc>
-          <w:tcPr>
-            <w:tcW w:type="dxa" w:w="3120"/>
-          </w:tcPr>
-          <w:p>
-            <w:r>
-              <w:rPr>
-                <w:sz w:val="20"/>
-              </w:rPr>
-              <w:t>-0.23898</w:t>
-            </w:r>
-          </w:p>
-        </w:tc>
-        <w:tc>
-          <w:tcPr>
-            <w:tcW w:type="dxa" w:w="3120"/>
-          </w:tcPr>
-          <w:p>
-            <w:r>
-              <w:rPr>
-                <w:sz w:val="20"/>
-              </w:rPr>
-              <w:t>Unspecified mechanism constant</w:t>
-            </w:r>
-          </w:p>
-        </w:tc>
-      </w:tr>
-      <w:tr>
-        <w:tc>
-          <w:tcPr>
-            <w:tcW w:type="dxa" w:w="3120"/>
-          </w:tcPr>
-          <w:p>
-            <w:r>
-              <w:rPr>
-                <w:sz w:val="20"/>
-              </w:rPr>
-              <w:t>e2</w:t>
-            </w:r>
-          </w:p>
-        </w:tc>
-        <w:tc>
-          <w:tcPr>
-            <w:tcW w:type="dxa" w:w="3120"/>
-          </w:tcPr>
-          <w:p>
-            <w:r>
-              <w:rPr>
-                <w:sz w:val="20"/>
-              </w:rPr>
-              <w:t>-0.28892</w:t>
-            </w:r>
-          </w:p>
-        </w:tc>
-        <w:tc>
-          <w:tcPr>
-            <w:tcW w:type="dxa" w:w="3120"/>
-          </w:tcPr>
-          <w:p>
-            <w:r>
-              <w:rPr>
-                <w:sz w:val="20"/>
-              </w:rPr>
-              <w:t>Strike-slip constant</w:t>
-            </w:r>
-          </w:p>
-        </w:tc>
-      </w:tr>
-      <w:tr>
-        <w:tc>
-          <w:tcPr>
-            <w:tcW w:type="dxa" w:w="3120"/>
-          </w:tcPr>
-          <w:p>
-            <w:r>
-              <w:rPr>
-                <w:sz w:val="20"/>
-              </w:rPr>
-              <w:t>e3</w:t>
-            </w:r>
-          </w:p>
-        </w:tc>
-        <w:tc>
-          <w:tcPr>
-            <w:tcW w:type="dxa" w:w="3120"/>
-          </w:tcPr>
-          <w:p>
-            <w:r>
-              <w:rPr>
-                <w:sz w:val="20"/>
-              </w:rPr>
-              <w:t>0.00000</w:t>
-            </w:r>
-          </w:p>
-        </w:tc>
-        <w:tc>
-          <w:tcPr>
-            <w:tcW w:type="dxa" w:w="3120"/>
-          </w:tcPr>
-          <w:p>
-            <w:r>
-              <w:rPr>
-                <w:sz w:val="20"/>
-              </w:rPr>
-              <w:t>Normal faulting constant</w:t>
-            </w:r>
-          </w:p>
-        </w:tc>
-      </w:tr>
-      <w:tr>
-        <w:tc>
-          <w:tcPr>
-            <w:tcW w:type="dxa" w:w="3120"/>
-          </w:tcPr>
-          <w:p>
-            <w:r>
-              <w:rPr>
-                <w:sz w:val="20"/>
-              </w:rPr>
-              <w:t>e4</w:t>
-            </w:r>
-          </w:p>
-        </w:tc>
-        <w:tc>
-          <w:tcPr>
-            <w:tcW w:type="dxa" w:w="3120"/>
-          </w:tcPr>
-          <w:p>
-            <w:r>
-              <w:rPr>
-                <w:sz w:val="20"/>
-              </w:rPr>
-              <w:t>-0.20608</w:t>
-            </w:r>
-          </w:p>
-        </w:tc>
-        <w:tc>
-          <w:tcPr>
-            <w:tcW w:type="dxa" w:w="3120"/>
-          </w:tcPr>
-          <w:p>
-            <w:r>
-              <w:rPr>
-                <w:sz w:val="20"/>
-              </w:rPr>
-              <w:t>Reverse faulting constant</w:t>
-            </w:r>
-          </w:p>
-        </w:tc>
-      </w:tr>
-      <w:tr>
-        <w:tc>
-          <w:tcPr>
-            <w:tcW w:type="dxa" w:w="3120"/>
-          </w:tcPr>
-          <w:p>
-            <w:r>
-              <w:rPr>
-                <w:sz w:val="20"/>
-              </w:rPr>
-              <w:t>e5</w:t>
-            </w:r>
-          </w:p>
-        </w:tc>
-        <w:tc>
-          <w:tcPr>
-            <w:tcW w:type="dxa" w:w="3120"/>
-          </w:tcPr>
-          <w:p>
-            <w:r>
-              <w:rPr>
-                <w:sz w:val="20"/>
-              </w:rPr>
-              <w:t>0.09228</w:t>
-            </w:r>
-          </w:p>
-        </w:tc>
-        <w:tc>
-          <w:tcPr>
-            <w:tcW w:type="dxa" w:w="3120"/>
-          </w:tcPr>
-          <w:p>
-            <w:r>
-              <w:rPr>
-                <w:sz w:val="20"/>
-              </w:rPr>
-              <w:t>Linear magnitude scaling (M ≤ Mh)</w:t>
-            </w:r>
-          </w:p>
-        </w:tc>
-      </w:tr>
-      <w:tr>
-        <w:tc>
-          <w:tcPr>
-            <w:tcW w:type="dxa" w:w="3120"/>
-          </w:tcPr>
-          <w:p>
-            <w:r>
-              <w:rPr>
-                <w:sz w:val="20"/>
-              </w:rPr>
-              <w:t>e6</w:t>
-            </w:r>
-          </w:p>
-        </w:tc>
-        <w:tc>
-          <w:tcPr>
-            <w:tcW w:type="dxa" w:w="3120"/>
-          </w:tcPr>
-          <w:p>
-            <w:r>
-              <w:rPr>
-                <w:sz w:val="20"/>
-              </w:rPr>
-              <w:t>-0.06768</w:t>
-            </w:r>
-          </w:p>
-        </w:tc>
-        <w:tc>
-          <w:tcPr>
-            <w:tcW w:type="dxa" w:w="3120"/>
-          </w:tcPr>
-          <w:p>
-            <w:r>
-              <w:rPr>
-                <w:sz w:val="20"/>
-              </w:rPr>
-              <w:t>Quadratic magnitude scaling (M ≤ Mh)</w:t>
-            </w:r>
-          </w:p>
-        </w:tc>
-      </w:tr>
-      <w:tr>
-        <w:tc>
-          <w:tcPr>
-            <w:tcW w:type="dxa" w:w="3120"/>
-          </w:tcPr>
-          <w:p>
-            <w:r>
-              <w:rPr>
-                <w:sz w:val="20"/>
-              </w:rPr>
-              <w:t>e7</w:t>
-            </w:r>
-          </w:p>
-        </w:tc>
-        <w:tc>
-          <w:tcPr>
-            <w:tcW w:type="dxa" w:w="3120"/>
-          </w:tcPr>
-          <w:p>
-            <w:r>
-              <w:rPr>
-                <w:sz w:val="20"/>
-              </w:rPr>
-              <w:t>0.01000</w:t>
-            </w:r>
-          </w:p>
-        </w:tc>
-        <w:tc>
-          <w:tcPr>
-            <w:tcW w:type="dxa" w:w="3120"/>
-          </w:tcPr>
-          <w:p>
-            <w:r>
-              <w:rPr>
-                <w:sz w:val="20"/>
-              </w:rPr>
-              <w:t>Linear magnitude scaling (M &gt; Mh)</w:t>
-            </w:r>
-          </w:p>
-        </w:tc>
-      </w:tr>
-      <w:tr>
-        <w:tc>
-          <w:tcPr>
-            <w:tcW w:type="dxa" w:w="3120"/>
-          </w:tcPr>
-          <w:p>
-            <w:r>
-              <w:rPr>
-                <w:sz w:val="20"/>
-              </w:rPr>
-              <w:t>Mh</w:t>
-            </w:r>
-          </w:p>
-        </w:tc>
-        <w:tc>
-          <w:tcPr>
-            <w:tcW w:type="dxa" w:w="3120"/>
-          </w:tcPr>
-          <w:p>
-            <w:r>
-              <w:rPr>
-                <w:sz w:val="20"/>
-              </w:rPr>
-              <w:t>6.75</w:t>
-            </w:r>
-          </w:p>
-        </w:tc>
-        <w:tc>
-          <w:tcPr>
-            <w:tcW w:type="dxa" w:w="3120"/>
-          </w:tcPr>
-          <w:p>
-            <w:r>
-              <w:rPr>
-                <w:sz w:val="20"/>
-              </w:rPr>
-              <w:t>Hinge magnitude</w:t>
-            </w:r>
-          </w:p>
-        </w:tc>
-      </w:tr>
-    </w:tbl>
-    <w:p/>
-    <w:p>
-      <w:r>
-        <w:rPr>
-          <w:b/>
-        </w:rPr>
-        <w:t>Distance Term F_D</w:t>
-      </w:r>
-    </w:p>
-    <w:p>
-      <w:pPr>
-        <w:spacing w:before="80" w:after="80"/>
-        <w:ind w:left="567"/>
-      </w:pPr>
-      <w:r>
-        <w:t>R = sqrt(R_JB^2 + h^2)    h = 2.54 km (fictitious depth)</w:t>
-        <w:br/>
-        <w:t>F_D = (c1 + c2*(M - Mh)) * ln(R) + c3*(R - 1)</w:t>
-      </w:r>
-    </w:p>
-    <w:tbl>
-      <w:tblPr>
-        <w:tblStyle w:val="LightGrid-Accent1"/>
-        <w:tblW w:type="auto" w:w="0"/>
-        <w:jc w:val="center"/>
-        <w:tblLook w:firstColumn="1" w:firstRow="1" w:lastColumn="0" w:lastRow="0" w:noHBand="0" w:noVBand="1" w:val="04A0"/>
-      </w:tblPr>
-      <w:tblGrid>
-        <w:gridCol w:w="3120"/>
-        <w:gridCol w:w="3120"/>
-        <w:gridCol w:w="3120"/>
-      </w:tblGrid>
-      <w:tr>
-        <w:tc>
-          <w:tcPr>
-            <w:tcW w:type="dxa" w:w="3120"/>
-          </w:tcPr>
-          <w:p>
-            <w:r>
-              <w:rPr>
-                <w:b/>
-                <w:sz w:val="20"/>
-              </w:rPr>
-              <w:t>Coefficient</w:t>
-            </w:r>
-          </w:p>
-        </w:tc>
-        <w:tc>
-          <w:tcPr>
-            <w:tcW w:type="dxa" w:w="3120"/>
-          </w:tcPr>
-          <w:p>
-            <w:r>
-              <w:rPr>
-                <w:b/>
-                <w:sz w:val="20"/>
-              </w:rPr>
-              <w:t>Value</w:t>
-            </w:r>
-          </w:p>
-        </w:tc>
-        <w:tc>
-          <w:tcPr>
-            <w:tcW w:type="dxa" w:w="3120"/>
-          </w:tcPr>
-          <w:p>
-            <w:r>
-              <w:rPr>
-                <w:b/>
-                <w:sz w:val="20"/>
-              </w:rPr>
-              <w:t>Description</w:t>
-            </w:r>
-          </w:p>
-        </w:tc>
-      </w:tr>
-      <w:tr>
-        <w:tc>
-          <w:tcPr>
-            <w:tcW w:type="dxa" w:w="3120"/>
-          </w:tcPr>
-          <w:p>
-            <w:r>
-              <w:rPr>
-                <w:sz w:val="20"/>
-              </w:rPr>
-              <w:t>c1</w:t>
-            </w:r>
-          </w:p>
-        </w:tc>
-        <w:tc>
-          <w:tcPr>
-            <w:tcW w:type="dxa" w:w="3120"/>
-          </w:tcPr>
-          <w:p>
-            <w:r>
-              <w:rPr>
-                <w:sz w:val="20"/>
-              </w:rPr>
-              <w:t>-0.68898</w:t>
-            </w:r>
-          </w:p>
-        </w:tc>
-        <w:tc>
-          <w:tcPr>
-            <w:tcW w:type="dxa" w:w="3120"/>
-          </w:tcPr>
-          <w:p>
-            <w:r>
-              <w:rPr>
-                <w:sz w:val="20"/>
-              </w:rPr>
-              <w:t>Distance scaling constant</w:t>
-            </w:r>
-          </w:p>
-        </w:tc>
-      </w:tr>
-      <w:tr>
-        <w:tc>
-          <w:tcPr>
-            <w:tcW w:type="dxa" w:w="3120"/>
-          </w:tcPr>
-          <w:p>
-            <w:r>
-              <w:rPr>
-                <w:sz w:val="20"/>
-              </w:rPr>
-              <w:t>c2</w:t>
-            </w:r>
-          </w:p>
-        </w:tc>
-        <w:tc>
-          <w:tcPr>
-            <w:tcW w:type="dxa" w:w="3120"/>
-          </w:tcPr>
-          <w:p>
-            <w:r>
-              <w:rPr>
-                <w:sz w:val="20"/>
-              </w:rPr>
-              <w:t>0.21521</w:t>
-            </w:r>
-          </w:p>
-        </w:tc>
-        <w:tc>
-          <w:tcPr>
-            <w:tcW w:type="dxa" w:w="3120"/>
-          </w:tcPr>
-          <w:p>
-            <w:r>
-              <w:rPr>
-                <w:sz w:val="20"/>
-              </w:rPr>
-              <w:t>Magnitude-dependent distance scaling</w:t>
-            </w:r>
-          </w:p>
-        </w:tc>
-      </w:tr>
-      <w:tr>
-        <w:tc>
-          <w:tcPr>
-            <w:tcW w:type="dxa" w:w="3120"/>
-          </w:tcPr>
-          <w:p>
-            <w:r>
-              <w:rPr>
-                <w:sz w:val="20"/>
-              </w:rPr>
-              <w:t>c3</w:t>
-            </w:r>
-          </w:p>
-        </w:tc>
-        <w:tc>
-          <w:tcPr>
-            <w:tcW w:type="dxa" w:w="3120"/>
-          </w:tcPr>
-          <w:p>
-            <w:r>
-              <w:rPr>
-                <w:sz w:val="20"/>
-              </w:rPr>
-              <w:t>-0.00707</w:t>
-            </w:r>
-          </w:p>
-        </w:tc>
-        <w:tc>
-          <w:tcPr>
-            <w:tcW w:type="dxa" w:w="3120"/>
-          </w:tcPr>
-          <w:p>
-            <w:r>
-              <w:rPr>
-                <w:sz w:val="20"/>
-              </w:rPr>
-              <w:t>Anelastic attenuation</w:t>
-            </w:r>
-          </w:p>
-        </w:tc>
-      </w:tr>
-      <w:tr>
-        <w:tc>
-          <w:tcPr>
-            <w:tcW w:type="dxa" w:w="3120"/>
-          </w:tcPr>
-          <w:p>
-            <w:r>
-              <w:rPr>
-                <w:sz w:val="20"/>
-              </w:rPr>
-              <w:t>h</w:t>
-            </w:r>
-          </w:p>
-        </w:tc>
-        <w:tc>
-          <w:tcPr>
-            <w:tcW w:type="dxa" w:w="3120"/>
-          </w:tcPr>
-          <w:p>
-            <w:r>
-              <w:rPr>
-                <w:sz w:val="20"/>
-              </w:rPr>
-              <w:t>2.54</w:t>
-            </w:r>
-          </w:p>
-        </w:tc>
-        <w:tc>
-          <w:tcPr>
-            <w:tcW w:type="dxa" w:w="3120"/>
-          </w:tcPr>
-          <w:p>
-            <w:r>
-              <w:rPr>
-                <w:sz w:val="20"/>
-              </w:rPr>
-              <w:t>Fictitious depth term (km)</w:t>
-            </w:r>
-          </w:p>
-        </w:tc>
-      </w:tr>
-    </w:tbl>
-    <w:p/>
-    <w:p>
-      <w:r>
-        <w:rPr>
-          <w:b/>
-        </w:rPr>
-        <w:t>Site Amplification Term F_S</w:t>
-      </w:r>
-    </w:p>
-    <w:p>
-      <w:r>
-        <w:t>The site term consists of a linear component that scales with Vs30 and a non-linear component that activates for soft soils (Vs30 &lt; 300 m/s):</w:t>
-      </w:r>
-    </w:p>
-    <w:p>
-      <w:pPr>
-        <w:spacing w:before="80" w:after="80"/>
-        <w:ind w:left="567"/>
-      </w:pPr>
-      <w:r>
-        <w:rPr>
-          <w:rFonts w:ascii="Consolas" w:hAnsi="Consolas"/>
-          <w:sz w:val="18"/>
-        </w:rPr>
-        <w:t>F_lin = b_lin * ln(min(Vs30, Vref) / Vref)</w:t>
-        <w:br/>
-        <w:t>b_lin = -0.60,  Vref = 760 m/s</w:t>
-        <w:br/>
-        <w:br/>
-        <w:t>Non-linear correction applied for Vs30 &lt; V2 (300 m/s)</w:t>
-        <w:br/>
-        <w:t>using PGA on reference rock (Vs30 = 760 m/s)</w:t>
-      </w:r>
-    </w:p>
-    <w:p>
-      <w:r>
-        <w:rPr>
-          <w:b/>
-        </w:rPr>
-        <w:t>Aleatory Uncertainty</w:t>
-      </w:r>
-    </w:p>
-    <w:tbl>
-      <w:tblPr>
-        <w:tblStyle w:val="LightGrid-Accent1"/>
-        <w:tblW w:type="auto" w:w="0"/>
-        <w:jc w:val="center"/>
-        <w:tblLook w:firstColumn="1" w:firstRow="1" w:lastColumn="0" w:lastRow="0" w:noHBand="0" w:noVBand="1" w:val="04A0"/>
-      </w:tblPr>
-      <w:tblGrid>
-        <w:gridCol w:w="2340"/>
-        <w:gridCol w:w="2340"/>
-        <w:gridCol w:w="2340"/>
-        <w:gridCol w:w="2340"/>
-      </w:tblGrid>
-      <w:tr>
-        <w:tc>
-          <w:tcPr>
-            <w:tcW w:type="dxa" w:w="2340"/>
-          </w:tcPr>
-          <w:p>
-            <w:r>
-              <w:rPr>
-                <w:b/>
-                <w:sz w:val="20"/>
-              </w:rPr>
-              <w:t>Component</w:t>
-            </w:r>
-          </w:p>
-        </w:tc>
-        <w:tc>
-          <w:tcPr>
-            <w:tcW w:type="dxa" w:w="2340"/>
-          </w:tcPr>
-          <w:p>
-            <w:r>
-              <w:rPr>
-                <w:b/>
-                <w:sz w:val="20"/>
-              </w:rPr>
-              <w:t>Symbol</w:t>
-            </w:r>
-          </w:p>
-        </w:tc>
-        <w:tc>
-          <w:tcPr>
-            <w:tcW w:type="dxa" w:w="2340"/>
-          </w:tcPr>
-          <w:p>
-            <w:r>
-              <w:rPr>
-                <w:b/>
-                <w:sz w:val="20"/>
-              </w:rPr>
-              <w:t>Value</w:t>
-            </w:r>
-          </w:p>
-        </w:tc>
-        <w:tc>
-          <w:tcPr>
-            <w:tcW w:type="dxa" w:w="2340"/>
-          </w:tcPr>
-          <w:p>
-            <w:r>
-              <w:rPr>
-                <w:b/>
-                <w:sz w:val="20"/>
-              </w:rPr>
-              <w:t>Description</w:t>
-            </w:r>
-          </w:p>
-        </w:tc>
-      </w:tr>
-      <w:tr>
-        <w:tc>
-          <w:tcPr>
-            <w:tcW w:type="dxa" w:w="2340"/>
-          </w:tcPr>
-          <w:p>
-            <w:r>
-              <w:rPr>
-                <w:sz w:val="20"/>
-              </w:rPr>
-              <w:t>Inter-event</w:t>
-            </w:r>
-          </w:p>
-        </w:tc>
-        <w:tc>
-          <w:tcPr>
-            <w:tcW w:type="dxa" w:w="2340"/>
-          </w:tcPr>
-          <w:p>
-            <w:r>
-              <w:rPr>
-                <w:sz w:val="20"/>
-              </w:rPr>
-              <w:t>τ (tau)</w:t>
-            </w:r>
-          </w:p>
-        </w:tc>
-        <w:tc>
-          <w:tcPr>
-            <w:tcW w:type="dxa" w:w="2340"/>
-          </w:tcPr>
-          <w:p>
-            <w:r>
-              <w:rPr>
-                <w:sz w:val="20"/>
-              </w:rPr>
-              <w:t>0.255</w:t>
-            </w:r>
-          </w:p>
-        </w:tc>
-        <w:tc>
-          <w:tcPr>
-            <w:tcW w:type="dxa" w:w="2340"/>
-          </w:tcPr>
-          <w:p>
-            <w:r>
-              <w:rPr>
-                <w:sz w:val="20"/>
-              </w:rPr>
-              <w:t>Event-to-event variability (same for all sites in one event)</w:t>
-            </w:r>
-          </w:p>
-        </w:tc>
-      </w:tr>
-      <w:tr>
-        <w:tc>
-          <w:tcPr>
-            <w:tcW w:type="dxa" w:w="2340"/>
-          </w:tcPr>
-          <w:p>
-            <w:r>
-              <w:rPr>
-                <w:sz w:val="20"/>
-              </w:rPr>
-              <w:t>Intra-event</w:t>
-            </w:r>
-          </w:p>
-        </w:tc>
-        <w:tc>
-          <w:tcPr>
-            <w:tcW w:type="dxa" w:w="2340"/>
-          </w:tcPr>
-          <w:p>
-            <w:r>
-              <w:rPr>
-                <w:sz w:val="20"/>
-              </w:rPr>
-              <w:t>σ (sigma)</w:t>
-            </w:r>
-          </w:p>
-        </w:tc>
-        <w:tc>
-          <w:tcPr>
-            <w:tcW w:type="dxa" w:w="2340"/>
-          </w:tcPr>
-          <w:p>
-            <w:r>
-              <w:rPr>
-                <w:sz w:val="20"/>
-              </w:rPr>
-              <w:t>0.502</w:t>
-            </w:r>
-          </w:p>
-        </w:tc>
-        <w:tc>
-          <w:tcPr>
-            <w:tcW w:type="dxa" w:w="2340"/>
-          </w:tcPr>
-          <w:p>
-            <w:r>
-              <w:rPr>
-                <w:sz w:val="20"/>
-              </w:rPr>
-              <w:t>Within-event spatial variability</w:t>
-            </w:r>
-          </w:p>
-        </w:tc>
-      </w:tr>
-      <w:tr>
-        <w:tc>
-          <w:tcPr>
-            <w:tcW w:type="dxa" w:w="2340"/>
-          </w:tcPr>
-          <w:p>
-            <w:r>
-              <w:rPr>
-                <w:sz w:val="20"/>
-              </w:rPr>
-              <w:t>Total</w:t>
-            </w:r>
-          </w:p>
-        </w:tc>
-        <w:tc>
-          <w:tcPr>
-            <w:tcW w:type="dxa" w:w="2340"/>
-          </w:tcPr>
-          <w:p>
-            <w:r>
-              <w:rPr>
-                <w:sz w:val="20"/>
-              </w:rPr>
-              <w:t>σ_T</w:t>
-            </w:r>
-          </w:p>
-        </w:tc>
-        <w:tc>
-          <w:tcPr>
-            <w:tcW w:type="dxa" w:w="2340"/>
-          </w:tcPr>
-          <w:p>
-            <w:r>
-              <w:rPr>
-                <w:sz w:val="20"/>
-              </w:rPr>
-              <w:t>0.564</w:t>
-            </w:r>
-          </w:p>
-        </w:tc>
-        <w:tc>
-          <w:tcPr>
-            <w:tcW w:type="dxa" w:w="2340"/>
-          </w:tcPr>
-          <w:p>
-            <w:r>
-              <w:rPr>
-                <w:sz w:val="20"/>
-              </w:rPr>
-              <w:t>sqrt(τ² + σ²)</w:t>
-            </w:r>
-          </w:p>
-        </w:tc>
-      </w:tr>
-    </w:tbl>
-    <w:p/>
-    <w:p>
-      <w:pPr>
-        <w:pStyle w:val="Heading2"/>
-      </w:pPr>
-      <w:r>
-        <w:t>3.3 Jayaram-Baker (2009) Spatial Correlation</w:t>
-      </w:r>
-    </w:p>
-    <w:p>
-      <w:r>
-        <w:t>Nearby sites experience correlated ground motion residuals during an earthquake. The Jayaram-Baker (2009) model describes this intra-event spatial correlation as an exponential function of inter-site distance:</w:t>
-      </w:r>
-    </w:p>
-    <w:p>
-      <w:pPr>
-        <w:spacing w:before="80" w:after="80"/>
-        <w:ind w:left="567"/>
-      </w:pPr>
-      <w:r>
-        <w:t>rho(h) = exp(-3h / b)</w:t>
-      </w:r>
-    </w:p>
-    <w:p>
-      <w:r>
-        <w:t>where h is the inter-site separation distance in km and b is the correlation range parameter. For T = 1.0s, b = 40.7 km (from Table 1 of Jayaram &amp; Baker 2009).</w:t>
-      </w:r>
-    </w:p>
-    <w:p>
-      <w:r>
-        <w:t>This means sites within ~14 km of each other have correlation rho &gt; 0.35, while sites separated by more than 40 km are essentially uncorrelated.</w:t>
-      </w:r>
-    </w:p>
-    <w:p>
-      <w:pPr>
-        <w:pStyle w:val="Heading2"/>
-      </w:pPr>
-      <w:r>
-        <w:t>3.4 Ground Motion Field Generation</w:t>
-      </w:r>
-    </w:p>
-    <w:p>
-      <w:r>
-        <w:t>The generate_ground_motion_fields() function produces N realizations of spatially-correlated Sa(1.0s) values across all bridge sites:</w:t>
-      </w:r>
-    </w:p>
-    <w:p>
-      <w:pPr>
-        <w:pStyle w:val="ListBullet"/>
-      </w:pPr>
-      <w:r>
-        <w:t>Compute the NxN spatial correlation matrix C where C_ij = rho(h_ij)</w:t>
-      </w:r>
-    </w:p>
-    <w:p>
-      <w:pPr>
-        <w:pStyle w:val="ListBullet"/>
-      </w:pPr>
-      <w:r>
-        <w:t>Perform Cholesky decomposition: C = L * L^T (with small diagonal regularization)</w:t>
-      </w:r>
-    </w:p>
-    <w:p>
-      <w:pPr>
-        <w:pStyle w:val="ListBullet"/>
-      </w:pPr>
-      <w:r>
-        <w:t>For each realization k:</w:t>
-      </w:r>
-    </w:p>
-    <w:p>
-      <w:pPr>
-        <w:pStyle w:val="ListBullet"/>
-      </w:pPr>
-      <w:r>
-        <w:t xml:space="preserve">  a. Draw inter-event residual: eta_k ~ N(0, tau)</w:t>
-      </w:r>
-    </w:p>
-    <w:p>
-      <w:pPr>
-        <w:pStyle w:val="ListBullet"/>
-      </w:pPr>
-      <w:r>
-        <w:t xml:space="preserve">  b. Draw independent standard normals: z ~ N(0, I_N)</w:t>
-      </w:r>
-    </w:p>
-    <w:p>
-      <w:pPr>
-        <w:pStyle w:val="ListBullet"/>
-      </w:pPr>
-      <w:r>
-        <w:t xml:space="preserve">  c. Compute correlated intra-event residuals: epsilon = L * z * sigma</w:t>
-      </w:r>
-    </w:p>
-    <w:p>
-      <w:pPr>
-        <w:pStyle w:val="ListBullet"/>
-      </w:pPr>
-      <w:r>
-        <w:t xml:space="preserve">  d. Combine: ln(Sa_i) = ln(median_i) + eta_k + epsilon_i</w:t>
-      </w:r>
-    </w:p>
-    <w:p>
-      <w:pPr>
-        <w:pStyle w:val="ListBullet"/>
-      </w:pPr>
-      <w:r>
-        <w:t xml:space="preserve">  e. Exponentiate: Sa_i = exp(ln(Sa_i))</w:t>
-      </w:r>
-    </w:p>
-    <w:p>
-      <w:pPr>
-        <w:pStyle w:val="Heading2"/>
-      </w:pPr>
-      <w:r>
-        <w:t>3.5 Key Functions</w:t>
-      </w:r>
-    </w:p>
-    <w:tbl>
-      <w:tblPr>
-        <w:tblStyle w:val="LightGrid-Accent1"/>
-        <w:tblW w:type="auto" w:w="0"/>
-        <w:jc w:val="center"/>
-        <w:tblLook w:firstColumn="1" w:firstRow="1" w:lastColumn="0" w:lastRow="0" w:noHBand="0" w:noVBand="1" w:val="04A0"/>
-      </w:tblPr>
-      <w:tblGrid>
-        <w:gridCol w:w="3120"/>
-        <w:gridCol w:w="3120"/>
-        <w:gridCol w:w="3120"/>
-      </w:tblGrid>
-      <w:tr>
-        <w:tc>
-          <w:tcPr>
-            <w:tcW w:type="dxa" w:w="3120"/>
-          </w:tcPr>
-          <w:p>
-            <w:r>
-              <w:rPr>
-                <w:b/>
-                <w:sz w:val="20"/>
-              </w:rPr>
-              <w:t>Function</w:t>
-            </w:r>
-          </w:p>
-        </w:tc>
-        <w:tc>
-          <w:tcPr>
-            <w:tcW w:type="dxa" w:w="3120"/>
-          </w:tcPr>
-          <w:p>
-            <w:r>
-              <w:rPr>
-                <w:b/>
-                <w:sz w:val="20"/>
-              </w:rPr>
-              <w:t>Parameters</w:t>
-            </w:r>
-          </w:p>
-        </w:tc>
-        <w:tc>
-          <w:tcPr>
-            <w:tcW w:type="dxa" w:w="3120"/>
-          </w:tcPr>
-          <w:p>
-            <w:r>
-              <w:rPr>
-                <w:b/>
-                <w:sz w:val="20"/>
-              </w:rPr>
-              <w:t>Returns</w:t>
-            </w:r>
-          </w:p>
-        </w:tc>
-      </w:tr>
-      <w:tr>
-        <w:tc>
-          <w:tcPr>
-            <w:tcW w:type="dxa" w:w="3120"/>
-          </w:tcPr>
-          <w:p>
-            <w:r>
-              <w:rPr>
-                <w:sz w:val="20"/>
-              </w:rPr>
-              <w:t>haversine_distance_km()</w:t>
-            </w:r>
-          </w:p>
-        </w:tc>
-        <w:tc>
-          <w:tcPr>
-            <w:tcW w:type="dxa" w:w="3120"/>
-          </w:tcPr>
-          <w:p>
-            <w:r>
-              <w:rPr>
-                <w:sz w:val="20"/>
-              </w:rPr>
-              <w:t>lat1, lon1, lat2, lon2</w:t>
-            </w:r>
-          </w:p>
-        </w:tc>
-        <w:tc>
-          <w:tcPr>
-            <w:tcW w:type="dxa" w:w="3120"/>
-          </w:tcPr>
-          <w:p>
-            <w:r>
-              <w:rPr>
-                <w:sz w:val="20"/>
-              </w:rPr>
-              <w:t>Distance in km</w:t>
-            </w:r>
-          </w:p>
-        </w:tc>
-      </w:tr>
-      <w:tr>
-        <w:tc>
-          <w:tcPr>
-            <w:tcW w:type="dxa" w:w="3120"/>
-          </w:tcPr>
-          <w:p>
-            <w:r>
-              <w:rPr>
-                <w:sz w:val="20"/>
-              </w:rPr>
-              <w:t>boore_atkinson_2008_sa10()</w:t>
-            </w:r>
-          </w:p>
-        </w:tc>
-        <w:tc>
-          <w:tcPr>
-            <w:tcW w:type="dxa" w:w="3120"/>
-          </w:tcPr>
-          <w:p>
-            <w:r>
-              <w:rPr>
-                <w:sz w:val="20"/>
-              </w:rPr>
-              <w:t>Mw, R_JB, Vs30, fault_type</w:t>
-            </w:r>
-          </w:p>
-        </w:tc>
-        <w:tc>
-          <w:tcPr>
-            <w:tcW w:type="dxa" w:w="3120"/>
-          </w:tcPr>
-          <w:p>
-            <w:r>
-              <w:rPr>
-                <w:sz w:val="20"/>
-              </w:rPr>
-              <w:t>(median_sa_g, sigma_ln)</w:t>
-            </w:r>
-          </w:p>
-        </w:tc>
-      </w:tr>
-      <w:tr>
-        <w:tc>
-          <w:tcPr>
-            <w:tcW w:type="dxa" w:w="3120"/>
-          </w:tcPr>
-          <w:p>
-            <w:r>
-              <w:rPr>
-                <w:sz w:val="20"/>
-              </w:rPr>
-              <w:t>compute_sa_at_sites()</w:t>
-            </w:r>
-          </w:p>
-        </w:tc>
-        <w:tc>
-          <w:tcPr>
-            <w:tcW w:type="dxa" w:w="3120"/>
-          </w:tcPr>
-          <w:p>
-            <w:r>
-              <w:rPr>
-                <w:sz w:val="20"/>
-              </w:rPr>
-              <w:t>scenario, sites</w:t>
-            </w:r>
-          </w:p>
-        </w:tc>
-        <w:tc>
-          <w:tcPr>
-            <w:tcW w:type="dxa" w:w="3120"/>
-          </w:tcPr>
-          <w:p>
-            <w:r>
-              <w:rPr>
-                <w:sz w:val="20"/>
-              </w:rPr>
-              <w:t>(medians, sigmas) arrays</w:t>
-            </w:r>
-          </w:p>
-        </w:tc>
-      </w:tr>
-      <w:tr>
-        <w:tc>
-          <w:tcPr>
-            <w:tcW w:type="dxa" w:w="3120"/>
-          </w:tcPr>
-          <w:p>
-            <w:r>
-              <w:rPr>
-                <w:sz w:val="20"/>
-              </w:rPr>
-              <w:t>spatial_correlation_matrix()</w:t>
-            </w:r>
-          </w:p>
-        </w:tc>
-        <w:tc>
-          <w:tcPr>
-            <w:tcW w:type="dxa" w:w="3120"/>
-          </w:tcPr>
-          <w:p>
-            <w:r>
-              <w:rPr>
-                <w:sz w:val="20"/>
-              </w:rPr>
-              <w:t>sites, period</w:t>
-            </w:r>
-          </w:p>
-        </w:tc>
-        <w:tc>
-          <w:tcPr>
-            <w:tcW w:type="dxa" w:w="3120"/>
-          </w:tcPr>
-          <w:p>
-            <w:r>
-              <w:rPr>
-                <w:sz w:val="20"/>
-              </w:rPr>
-              <w:t>N×N correlation matrix</w:t>
-            </w:r>
-          </w:p>
-        </w:tc>
-      </w:tr>
-      <w:tr>
-        <w:tc>
-          <w:tcPr>
-            <w:tcW w:type="dxa" w:w="3120"/>
-          </w:tcPr>
-          <w:p>
-            <w:r>
-              <w:rPr>
-                <w:sz w:val="20"/>
-              </w:rPr>
-              <w:t>generate_ground_motion_field()</w:t>
-            </w:r>
-          </w:p>
-        </w:tc>
-        <w:tc>
-          <w:tcPr>
-            <w:tcW w:type="dxa" w:w="3120"/>
-          </w:tcPr>
-          <w:p>
-            <w:r>
-              <w:rPr>
-                <w:sz w:val="20"/>
-              </w:rPr>
-              <w:t>scenario, sites, rng</w:t>
-            </w:r>
-          </w:p>
-        </w:tc>
-        <w:tc>
-          <w:tcPr>
-            <w:tcW w:type="dxa" w:w="3120"/>
-          </w:tcPr>
-          <w:p>
-            <w:r>
-              <w:rPr>
-                <w:sz w:val="20"/>
-              </w:rPr>
-              <w:t>Sa array, shape (N,)</w:t>
-            </w:r>
-          </w:p>
-        </w:tc>
-      </w:tr>
-      <w:tr>
-        <w:tc>
-          <w:tcPr>
-            <w:tcW w:type="dxa" w:w="3120"/>
-          </w:tcPr>
-          <w:p>
-            <w:r>
-              <w:rPr>
-                <w:sz w:val="20"/>
-              </w:rPr>
-              <w:t>generate_ground_motion_fields()</w:t>
-            </w:r>
-          </w:p>
-        </w:tc>
-        <w:tc>
-          <w:tcPr>
-            <w:tcW w:type="dxa" w:w="3120"/>
-          </w:tcPr>
-          <w:p>
-            <w:r>
-              <w:rPr>
-                <w:sz w:val="20"/>
-              </w:rPr>
-              <w:t>scenario, sites, n_real, seed</w:t>
-            </w:r>
-          </w:p>
-        </w:tc>
-        <w:tc>
-          <w:tcPr>
-            <w:tcW w:type="dxa" w:w="3120"/>
-          </w:tcPr>
-          <w:p>
-            <w:r>
-              <w:rPr>
-                <w:sz w:val="20"/>
-              </w:rPr>
-              <w:t>Sa array, shape (n_real, N)</w:t>
-            </w:r>
-          </w:p>
-        </w:tc>
-      </w:tr>
-    </w:tbl>
-    <w:p/>
-    <w:p>
-      <w:r>
-        <w:br w:type="page"/>
-      </w:r>
-    </w:p>
-    <w:p>
-      <w:pPr>
-        <w:pStyle w:val="Heading1"/>
-      </w:pPr>
-      <w:r>
-        <w:t>4. Module 2: Exposure - Bridge Inventory &amp; Financial Data</w:t>
-      </w:r>
-    </w:p>
-    <w:p>
-      <w:r>
-        <w:t>File: src/exposure.py</w:t>
-      </w:r>
-    </w:p>
-    <w:p>
-      <w:r>
-        <w:t>The exposure module defines the inventory of bridges at risk, including their geographic locations, structural classifications, and financial values. It provides three ways to create a portfolio: synthetic generation, conversion from NBI data, or manual construction.</w:t>
-      </w:r>
-    </w:p>
-    <w:p>
-      <w:pPr>
-        <w:pStyle w:val="Heading2"/>
-      </w:pPr>
-      <w:r>
-        <w:t>4.1 BridgeExposure Dataclass</w:t>
-      </w:r>
-    </w:p>
-    <w:tbl>
-      <w:tblPr>
-        <w:tblStyle w:val="LightGrid-Accent1"/>
-        <w:tblW w:type="auto" w:w="0"/>
-        <w:jc w:val="center"/>
-        <w:tblLook w:firstColumn="1" w:firstRow="1" w:lastColumn="0" w:lastRow="0" w:noHBand="0" w:noVBand="1" w:val="04A0"/>
-      </w:tblPr>
-      <w:tblGrid>
-        <w:gridCol w:w="2340"/>
-        <w:gridCol w:w="2340"/>
-        <w:gridCol w:w="2340"/>
-        <w:gridCol w:w="2340"/>
-      </w:tblGrid>
-      <w:tr>
-        <w:tc>
-          <w:tcPr>
-            <w:tcW w:type="dxa" w:w="2340"/>
-          </w:tcPr>
-          <w:p>
-            <w:r>
-              <w:rPr>
-                <w:b/>
-                <w:sz w:val="20"/>
-              </w:rPr>
-              <w:t>Field</w:t>
-            </w:r>
-          </w:p>
-        </w:tc>
-        <w:tc>
-          <w:tcPr>
-            <w:tcW w:type="dxa" w:w="2340"/>
-          </w:tcPr>
-          <w:p>
-            <w:r>
-              <w:rPr>
-                <w:b/>
-                <w:sz w:val="20"/>
-              </w:rPr>
-              <w:t>Type</w:t>
-            </w:r>
-          </w:p>
-        </w:tc>
-        <w:tc>
-          <w:tcPr>
-            <w:tcW w:type="dxa" w:w="2340"/>
-          </w:tcPr>
-          <w:p>
-            <w:r>
-              <w:rPr>
-                <w:b/>
-                <w:sz w:val="20"/>
-              </w:rPr>
-              <w:t>Default</w:t>
-            </w:r>
-          </w:p>
-        </w:tc>
-        <w:tc>
-          <w:tcPr>
-            <w:tcW w:type="dxa" w:w="2340"/>
-          </w:tcPr>
-          <w:p>
-            <w:r>
-              <w:rPr>
-                <w:b/>
-                <w:sz w:val="20"/>
-              </w:rPr>
-              <w:t>Description</w:t>
-            </w:r>
-          </w:p>
-        </w:tc>
-      </w:tr>
-      <w:tr>
-        <w:tc>
-          <w:tcPr>
-            <w:tcW w:type="dxa" w:w="2340"/>
-          </w:tcPr>
-          <w:p>
-            <w:r>
-              <w:rPr>
-                <w:sz w:val="20"/>
-              </w:rPr>
-              <w:t>bridge_id</w:t>
-            </w:r>
-          </w:p>
-        </w:tc>
-        <w:tc>
-          <w:tcPr>
-            <w:tcW w:type="dxa" w:w="2340"/>
-          </w:tcPr>
-          <w:p>
-            <w:r>
-              <w:rPr>
-                <w:sz w:val="20"/>
-              </w:rPr>
-              <w:t>str</w:t>
-            </w:r>
-          </w:p>
-        </w:tc>
-        <w:tc>
-          <w:tcPr>
-            <w:tcW w:type="dxa" w:w="2340"/>
-          </w:tcPr>
-          <w:p>
-            <w:r>
-              <w:rPr>
-                <w:sz w:val="20"/>
-              </w:rPr>
-              <w:t>—</w:t>
-            </w:r>
-          </w:p>
-        </w:tc>
-        <w:tc>
-          <w:tcPr>
-            <w:tcW w:type="dxa" w:w="2340"/>
-          </w:tcPr>
-          <w:p>
-            <w:r>
-              <w:rPr>
-                <w:sz w:val="20"/>
-              </w:rPr>
-              <w:t>Unique identifier (e.g., "SYN-0001" or NBI structure number)</w:t>
-            </w:r>
-          </w:p>
-        </w:tc>
-      </w:tr>
-      <w:tr>
-        <w:tc>
-          <w:tcPr>
-            <w:tcW w:type="dxa" w:w="2340"/>
-          </w:tcPr>
-          <w:p>
-            <w:r>
-              <w:rPr>
-                <w:sz w:val="20"/>
-              </w:rPr>
-              <w:t>lat</w:t>
-            </w:r>
-          </w:p>
-        </w:tc>
-        <w:tc>
-          <w:tcPr>
-            <w:tcW w:type="dxa" w:w="2340"/>
-          </w:tcPr>
-          <w:p>
-            <w:r>
-              <w:rPr>
-                <w:sz w:val="20"/>
-              </w:rPr>
-              <w:t>float</w:t>
-            </w:r>
-          </w:p>
-        </w:tc>
-        <w:tc>
-          <w:tcPr>
-            <w:tcW w:type="dxa" w:w="2340"/>
-          </w:tcPr>
-          <w:p>
-            <w:r>
-              <w:rPr>
-                <w:sz w:val="20"/>
-              </w:rPr>
-              <w:t>—</w:t>
-            </w:r>
-          </w:p>
-        </w:tc>
-        <w:tc>
-          <w:tcPr>
-            <w:tcW w:type="dxa" w:w="2340"/>
-          </w:tcPr>
-          <w:p>
-            <w:r>
-              <w:rPr>
-                <w:sz w:val="20"/>
-              </w:rPr>
-              <w:t>Latitude (°N)</w:t>
-            </w:r>
-          </w:p>
-        </w:tc>
-      </w:tr>
-      <w:tr>
-        <w:tc>
-          <w:tcPr>
-            <w:tcW w:type="dxa" w:w="2340"/>
-          </w:tcPr>
-          <w:p>
-            <w:r>
-              <w:rPr>
-                <w:sz w:val="20"/>
-              </w:rPr>
-              <w:t>lon</w:t>
-            </w:r>
-          </w:p>
-        </w:tc>
-        <w:tc>
-          <w:tcPr>
-            <w:tcW w:type="dxa" w:w="2340"/>
-          </w:tcPr>
-          <w:p>
-            <w:r>
-              <w:rPr>
-                <w:sz w:val="20"/>
-              </w:rPr>
-              <w:t>float</w:t>
-            </w:r>
-          </w:p>
-        </w:tc>
-        <w:tc>
-          <w:tcPr>
-            <w:tcW w:type="dxa" w:w="2340"/>
-          </w:tcPr>
-          <w:p>
-            <w:r>
-              <w:rPr>
-                <w:sz w:val="20"/>
-              </w:rPr>
-              <w:t>—</w:t>
-            </w:r>
-          </w:p>
-        </w:tc>
-        <w:tc>
-          <w:tcPr>
-            <w:tcW w:type="dxa" w:w="2340"/>
-          </w:tcPr>
-          <w:p>
-            <w:r>
-              <w:rPr>
-                <w:sz w:val="20"/>
-              </w:rPr>
-              <w:t>Longitude (°E)</w:t>
-            </w:r>
-          </w:p>
-        </w:tc>
-      </w:tr>
-      <w:tr>
-        <w:tc>
-          <w:tcPr>
-            <w:tcW w:type="dxa" w:w="2340"/>
-          </w:tcPr>
-          <w:p>
-            <w:r>
-              <w:rPr>
-                <w:sz w:val="20"/>
-              </w:rPr>
-              <w:t>hwb_class</w:t>
-            </w:r>
-          </w:p>
-        </w:tc>
-        <w:tc>
-          <w:tcPr>
-            <w:tcW w:type="dxa" w:w="2340"/>
-          </w:tcPr>
-          <w:p>
-            <w:r>
-              <w:rPr>
-                <w:sz w:val="20"/>
-              </w:rPr>
-              <w:t>str</w:t>
-            </w:r>
-          </w:p>
-        </w:tc>
-        <w:tc>
-          <w:tcPr>
-            <w:tcW w:type="dxa" w:w="2340"/>
-          </w:tcPr>
-          <w:p>
-            <w:r>
-              <w:rPr>
-                <w:sz w:val="20"/>
-              </w:rPr>
-              <w:t>—</w:t>
-            </w:r>
-          </w:p>
-        </w:tc>
-        <w:tc>
-          <w:tcPr>
-            <w:tcW w:type="dxa" w:w="2340"/>
-          </w:tcPr>
-          <w:p>
-            <w:r>
-              <w:rPr>
-                <w:sz w:val="20"/>
-              </w:rPr>
-              <w:t>Hazus bridge class (e.g., "HWB5")</w:t>
-            </w:r>
-          </w:p>
-        </w:tc>
-      </w:tr>
-      <w:tr>
-        <w:tc>
-          <w:tcPr>
-            <w:tcW w:type="dxa" w:w="2340"/>
-          </w:tcPr>
-          <w:p>
-            <w:r>
-              <w:rPr>
-                <w:sz w:val="20"/>
-              </w:rPr>
-              <w:t>material</w:t>
-            </w:r>
-          </w:p>
-        </w:tc>
-        <w:tc>
-          <w:tcPr>
-            <w:tcW w:type="dxa" w:w="2340"/>
-          </w:tcPr>
-          <w:p>
-            <w:r>
-              <w:rPr>
-                <w:sz w:val="20"/>
-              </w:rPr>
-              <w:t>str</w:t>
-            </w:r>
-          </w:p>
-        </w:tc>
-        <w:tc>
-          <w:tcPr>
-            <w:tcW w:type="dxa" w:w="2340"/>
-          </w:tcPr>
-          <w:p>
-            <w:r>
-              <w:rPr>
-                <w:sz w:val="20"/>
-              </w:rPr>
-              <w:t>"concrete"</w:t>
-            </w:r>
-          </w:p>
-        </w:tc>
-        <w:tc>
-          <w:tcPr>
-            <w:tcW w:type="dxa" w:w="2340"/>
-          </w:tcPr>
-          <w:p>
-            <w:r>
-              <w:rPr>
-                <w:sz w:val="20"/>
-              </w:rPr>
-              <w:t>Primary material</w:t>
-            </w:r>
-          </w:p>
-        </w:tc>
-      </w:tr>
-      <w:tr>
-        <w:tc>
-          <w:tcPr>
-            <w:tcW w:type="dxa" w:w="2340"/>
-          </w:tcPr>
-          <w:p>
-            <w:r>
-              <w:rPr>
-                <w:sz w:val="20"/>
-              </w:rPr>
-              <w:t>length</w:t>
-            </w:r>
-          </w:p>
-        </w:tc>
-        <w:tc>
-          <w:tcPr>
-            <w:tcW w:type="dxa" w:w="2340"/>
-          </w:tcPr>
-          <w:p>
-            <w:r>
-              <w:rPr>
-                <w:sz w:val="20"/>
-              </w:rPr>
-              <w:t>float</w:t>
-            </w:r>
-          </w:p>
-        </w:tc>
-        <w:tc>
-          <w:tcPr>
-            <w:tcW w:type="dxa" w:w="2340"/>
-          </w:tcPr>
-          <w:p>
-            <w:r>
-              <w:rPr>
-                <w:sz w:val="20"/>
-              </w:rPr>
-              <w:t>30.0</w:t>
-            </w:r>
-          </w:p>
-        </w:tc>
-        <w:tc>
-          <w:tcPr>
-            <w:tcW w:type="dxa" w:w="2340"/>
-          </w:tcPr>
-          <w:p>
-            <w:r>
-              <w:rPr>
-                <w:sz w:val="20"/>
-              </w:rPr>
-              <w:t>Total length (m)</w:t>
-            </w:r>
-          </w:p>
-        </w:tc>
-      </w:tr>
-      <w:tr>
-        <w:tc>
-          <w:tcPr>
-            <w:tcW w:type="dxa" w:w="2340"/>
-          </w:tcPr>
-          <w:p>
-            <w:r>
-              <w:rPr>
-                <w:sz w:val="20"/>
-              </w:rPr>
-              <w:t>deck_area</w:t>
-            </w:r>
-          </w:p>
-        </w:tc>
-        <w:tc>
-          <w:tcPr>
-            <w:tcW w:type="dxa" w:w="2340"/>
-          </w:tcPr>
-          <w:p>
-            <w:r>
-              <w:rPr>
-                <w:sz w:val="20"/>
-              </w:rPr>
-              <w:t>float</w:t>
-            </w:r>
-          </w:p>
-        </w:tc>
-        <w:tc>
-          <w:tcPr>
-            <w:tcW w:type="dxa" w:w="2340"/>
-          </w:tcPr>
-          <w:p>
-            <w:r>
-              <w:rPr>
-                <w:sz w:val="20"/>
-              </w:rPr>
-              <w:t>300.0</w:t>
-            </w:r>
-          </w:p>
-        </w:tc>
-        <w:tc>
-          <w:tcPr>
-            <w:tcW w:type="dxa" w:w="2340"/>
-          </w:tcPr>
-          <w:p>
-            <w:r>
-              <w:rPr>
-                <w:sz w:val="20"/>
-              </w:rPr>
-              <w:t>Deck area (m²)</w:t>
-            </w:r>
-          </w:p>
-        </w:tc>
-      </w:tr>
-      <w:tr>
-        <w:tc>
-          <w:tcPr>
-            <w:tcW w:type="dxa" w:w="2340"/>
-          </w:tcPr>
-          <w:p>
-            <w:r>
-              <w:rPr>
-                <w:sz w:val="20"/>
-              </w:rPr>
-              <w:t>replacement_cost</w:t>
-            </w:r>
-          </w:p>
-        </w:tc>
-        <w:tc>
-          <w:tcPr>
-            <w:tcW w:type="dxa" w:w="2340"/>
-          </w:tcPr>
-          <w:p>
-            <w:r>
-              <w:rPr>
-                <w:sz w:val="20"/>
-              </w:rPr>
-              <w:t>float</w:t>
-            </w:r>
-          </w:p>
-        </w:tc>
-        <w:tc>
-          <w:tcPr>
-            <w:tcW w:type="dxa" w:w="2340"/>
-          </w:tcPr>
-          <w:p>
-            <w:r>
-              <w:rPr>
-                <w:sz w:val="20"/>
-              </w:rPr>
-              <w:t>0.0</w:t>
-            </w:r>
-          </w:p>
-        </w:tc>
-        <w:tc>
-          <w:tcPr>
-            <w:tcW w:type="dxa" w:w="2340"/>
-          </w:tcPr>
-          <w:p>
-            <w:r>
-              <w:rPr>
-                <w:sz w:val="20"/>
-              </w:rPr>
-              <w:t>Estimated replacement cost (USD)</w:t>
-            </w:r>
-          </w:p>
-        </w:tc>
-      </w:tr>
-      <w:tr>
-        <w:tc>
-          <w:tcPr>
-            <w:tcW w:type="dxa" w:w="2340"/>
-          </w:tcPr>
-          <w:p>
-            <w:r>
-              <w:rPr>
-                <w:sz w:val="20"/>
-              </w:rPr>
-              <w:t>vs30</w:t>
-            </w:r>
-          </w:p>
-        </w:tc>
-        <w:tc>
-          <w:tcPr>
-            <w:tcW w:type="dxa" w:w="2340"/>
-          </w:tcPr>
-          <w:p>
-            <w:r>
-              <w:rPr>
-                <w:sz w:val="20"/>
-              </w:rPr>
-              <w:t>float</w:t>
-            </w:r>
-          </w:p>
-        </w:tc>
-        <w:tc>
-          <w:tcPr>
-            <w:tcW w:type="dxa" w:w="2340"/>
-          </w:tcPr>
-          <w:p>
-            <w:r>
-              <w:rPr>
-                <w:sz w:val="20"/>
-              </w:rPr>
-              <w:t>760.0</w:t>
-            </w:r>
-          </w:p>
-        </w:tc>
-        <w:tc>
-          <w:tcPr>
-            <w:tcW w:type="dxa" w:w="2340"/>
-          </w:tcPr>
-          <w:p>
-            <w:r>
-              <w:rPr>
-                <w:sz w:val="20"/>
-              </w:rPr>
-              <w:t>Site Vs30 (m/s)</w:t>
-            </w:r>
-          </w:p>
-        </w:tc>
-      </w:tr>
-      <w:tr>
-        <w:tc>
-          <w:tcPr>
-            <w:tcW w:type="dxa" w:w="2340"/>
-          </w:tcPr>
-          <w:p>
-            <w:r>
-              <w:rPr>
-                <w:sz w:val="20"/>
-              </w:rPr>
-              <w:t>skew_angle</w:t>
-            </w:r>
-          </w:p>
-        </w:tc>
-        <w:tc>
-          <w:tcPr>
-            <w:tcW w:type="dxa" w:w="2340"/>
-          </w:tcPr>
-          <w:p>
-            <w:r>
-              <w:rPr>
-                <w:sz w:val="20"/>
-              </w:rPr>
-              <w:t>float</w:t>
-            </w:r>
-          </w:p>
-        </w:tc>
-        <w:tc>
-          <w:tcPr>
-            <w:tcW w:type="dxa" w:w="2340"/>
-          </w:tcPr>
-          <w:p>
-            <w:r>
-              <w:rPr>
-                <w:sz w:val="20"/>
-              </w:rPr>
-              <w:t>0.0</w:t>
-            </w:r>
-          </w:p>
-        </w:tc>
-        <w:tc>
-          <w:tcPr>
-            <w:tcW w:type="dxa" w:w="2340"/>
-          </w:tcPr>
-          <w:p>
-            <w:r>
-              <w:rPr>
-                <w:sz w:val="20"/>
-              </w:rPr>
-              <w:t>Skew angle (degrees)</w:t>
-            </w:r>
-          </w:p>
-        </w:tc>
-      </w:tr>
-    </w:tbl>
-    <w:p/>
-    <w:p>
-      <w:pPr>
-        <w:pStyle w:val="Heading2"/>
-      </w:pPr>
-      <w:r>
-        <w:t>4.2 Replacement Cost Estimation</w:t>
-      </w:r>
-    </w:p>
-    <w:p>
-      <w:r>
-        <w:t>Bridge replacement cost is estimated from structural attributes using unit costs per square meter of deck area, with an adjustment factor for longer bridges:</w:t>
-      </w:r>
-    </w:p>
-    <w:p>
-      <w:pPr>
-        <w:spacing w:before="80" w:after="80"/>
-        <w:ind w:left="567"/>
-      </w:pPr>
-      <w:r>
-        <w:t>RC = unit_cost(material) x deck_area x length_factor</w:t>
-      </w:r>
-    </w:p>
-    <w:tbl>
-      <w:tblPr>
-        <w:tblStyle w:val="LightGrid-Accent1"/>
-        <w:tblW w:type="auto" w:w="0"/>
-        <w:jc w:val="center"/>
-        <w:tblLook w:firstColumn="1" w:firstRow="1" w:lastColumn="0" w:lastRow="0" w:noHBand="0" w:noVBand="1" w:val="04A0"/>
-      </w:tblPr>
-      <w:tblGrid>
-        <w:gridCol w:w="3120"/>
-        <w:gridCol w:w="3120"/>
-        <w:gridCol w:w="3120"/>
-      </w:tblGrid>
-      <w:tr>
-        <w:tc>
-          <w:tcPr>
-            <w:tcW w:type="dxa" w:w="3120"/>
-          </w:tcPr>
-          <w:p>
-            <w:r>
-              <w:rPr>
-                <w:b/>
-                <w:sz w:val="20"/>
-              </w:rPr>
-              <w:t>Material</w:t>
-            </w:r>
-          </w:p>
-        </w:tc>
-        <w:tc>
-          <w:tcPr>
-            <w:tcW w:type="dxa" w:w="3120"/>
-          </w:tcPr>
-          <w:p>
-            <w:r>
-              <w:rPr>
-                <w:b/>
-                <w:sz w:val="20"/>
-              </w:rPr>
-              <w:t>Unit Cost (USD/m²)</w:t>
-            </w:r>
-          </w:p>
-        </w:tc>
-        <w:tc>
-          <w:tcPr>
-            <w:tcW w:type="dxa" w:w="3120"/>
-          </w:tcPr>
-          <w:p>
-            <w:r>
-              <w:rPr>
-                <w:b/>
-                <w:sz w:val="20"/>
-              </w:rPr>
-              <w:t>Basis</w:t>
-            </w:r>
-          </w:p>
-        </w:tc>
-      </w:tr>
-      <w:tr>
-        <w:tc>
-          <w:tcPr>
-            <w:tcW w:type="dxa" w:w="3120"/>
-          </w:tcPr>
-          <w:p>
-            <w:r>
-              <w:rPr>
-                <w:sz w:val="20"/>
-              </w:rPr>
-              <w:t>Concrete</w:t>
-            </w:r>
-          </w:p>
-        </w:tc>
-        <w:tc>
-          <w:tcPr>
-            <w:tcW w:type="dxa" w:w="3120"/>
-          </w:tcPr>
-          <w:p>
-            <w:r>
-              <w:rPr>
-                <w:sz w:val="20"/>
-              </w:rPr>
-              <w:t>$2,500</w:t>
-            </w:r>
-          </w:p>
-        </w:tc>
-        <w:tc>
-          <w:tcPr>
-            <w:tcW w:type="dxa" w:w="3120"/>
-          </w:tcPr>
-          <w:p>
-            <w:r>
-              <w:rPr>
-                <w:sz w:val="20"/>
-              </w:rPr>
-              <w:t>Caltrans average bid data</w:t>
-            </w:r>
-          </w:p>
-        </w:tc>
-      </w:tr>
-      <w:tr>
-        <w:tc>
-          <w:tcPr>
-            <w:tcW w:type="dxa" w:w="3120"/>
-          </w:tcPr>
-          <w:p>
-            <w:r>
-              <w:rPr>
-                <w:sz w:val="20"/>
-              </w:rPr>
-              <w:t>Steel</w:t>
-            </w:r>
-          </w:p>
-        </w:tc>
-        <w:tc>
-          <w:tcPr>
-            <w:tcW w:type="dxa" w:w="3120"/>
-          </w:tcPr>
-          <w:p>
-            <w:r>
-              <w:rPr>
-                <w:sz w:val="20"/>
-              </w:rPr>
-              <w:t>$3,200</w:t>
-            </w:r>
-          </w:p>
-        </w:tc>
-        <w:tc>
-          <w:tcPr>
-            <w:tcW w:type="dxa" w:w="3120"/>
-          </w:tcPr>
-          <w:p>
-            <w:r>
-              <w:rPr>
-                <w:sz w:val="20"/>
-              </w:rPr>
-              <w:t>Caltrans average bid data</w:t>
-            </w:r>
-          </w:p>
-        </w:tc>
-      </w:tr>
-      <w:tr>
-        <w:tc>
-          <w:tcPr>
-            <w:tcW w:type="dxa" w:w="3120"/>
-          </w:tcPr>
-          <w:p>
-            <w:r>
-              <w:rPr>
-                <w:sz w:val="20"/>
-              </w:rPr>
-              <w:t>Prestressed concrete</w:t>
-            </w:r>
-          </w:p>
-        </w:tc>
-        <w:tc>
-          <w:tcPr>
-            <w:tcW w:type="dxa" w:w="3120"/>
-          </w:tcPr>
-          <w:p>
-            <w:r>
-              <w:rPr>
-                <w:sz w:val="20"/>
-              </w:rPr>
-              <w:t>$2,800</w:t>
-            </w:r>
-          </w:p>
-        </w:tc>
-        <w:tc>
-          <w:tcPr>
-            <w:tcW w:type="dxa" w:w="3120"/>
-          </w:tcPr>
-          <w:p>
-            <w:r>
-              <w:rPr>
-                <w:sz w:val="20"/>
-              </w:rPr>
-              <w:t>Caltrans average bid data</w:t>
-            </w:r>
-          </w:p>
-        </w:tc>
-      </w:tr>
-      <w:tr>
-        <w:tc>
-          <w:tcPr>
-            <w:tcW w:type="dxa" w:w="3120"/>
-          </w:tcPr>
-          <w:p>
-            <w:r>
-              <w:rPr>
-                <w:sz w:val="20"/>
-              </w:rPr>
-              <w:t>Wood</w:t>
-            </w:r>
-          </w:p>
-        </w:tc>
-        <w:tc>
-          <w:tcPr>
-            <w:tcW w:type="dxa" w:w="3120"/>
-          </w:tcPr>
-          <w:p>
-            <w:r>
-              <w:rPr>
-                <w:sz w:val="20"/>
-              </w:rPr>
-              <w:t>$1,800</w:t>
-            </w:r>
-          </w:p>
-        </w:tc>
-        <w:tc>
-          <w:tcPr>
-            <w:tcW w:type="dxa" w:w="3120"/>
-          </w:tcPr>
-          <w:p>
-            <w:r>
-              <w:rPr>
-                <w:sz w:val="20"/>
-              </w:rPr>
-              <w:t>FHWA estimates</w:t>
-            </w:r>
-          </w:p>
-        </w:tc>
-      </w:tr>
-      <w:tr>
-        <w:tc>
-          <w:tcPr>
-            <w:tcW w:type="dxa" w:w="3120"/>
-          </w:tcPr>
-          <w:p>
-            <w:r>
-              <w:rPr>
-                <w:sz w:val="20"/>
-              </w:rPr>
-              <w:t>Other</w:t>
-            </w:r>
-          </w:p>
-        </w:tc>
-        <w:tc>
-          <w:tcPr>
-            <w:tcW w:type="dxa" w:w="3120"/>
-          </w:tcPr>
-          <w:p>
-            <w:r>
-              <w:rPr>
-                <w:sz w:val="20"/>
-              </w:rPr>
-              <w:t>$2,600</w:t>
-            </w:r>
-          </w:p>
-        </w:tc>
-        <w:tc>
-          <w:tcPr>
-            <w:tcW w:type="dxa" w:w="3120"/>
-          </w:tcPr>
-          <w:p>
-            <w:r>
-              <w:rPr>
-                <w:sz w:val="20"/>
-              </w:rPr>
-              <w:t>Weighted average</w:t>
-            </w:r>
-          </w:p>
-        </w:tc>
-      </w:tr>
-    </w:tbl>
-    <w:p/>
-    <w:p>
-      <w:pPr>
-        <w:spacing w:before="80" w:after="80"/>
-        <w:ind w:left="567"/>
-      </w:pPr>
-      <w:r>
-        <w:t>length_factor = 1.0 + 0.15 x max(0, (length - 100) / 200)</w:t>
-      </w:r>
-    </w:p>
-    <w:p>
-      <w:r>
-        <w:t>This factor accounts for the increased per-unit cost of foundation work on longer bridges. Bridges under 100 m have a factor of 1.0; a 300 m bridge has a factor of 1.15.</w:t>
-      </w:r>
-    </w:p>
-    <w:p>
-      <w:pPr>
-        <w:pStyle w:val="Heading2"/>
-      </w:pPr>
-      <w:r>
-        <w:t>4.3 Synthetic Portfolio Generation</w:t>
-      </w:r>
-    </w:p>
-    <w:p>
-      <w:r>
-        <w:t>For demonstration and testing, generate_synthetic_portfolio() creates a realistic bridge portfolio around a specified center point. The class distribution is calibrated to match the observed distribution in the Northridge area of Southern California:</w:t>
-      </w:r>
-    </w:p>
-    <w:tbl>
-      <w:tblPr>
-        <w:tblStyle w:val="LightGrid-Accent1"/>
-        <w:tblW w:type="auto" w:w="0"/>
-        <w:jc w:val="center"/>
-        <w:tblLook w:firstColumn="1" w:firstRow="1" w:lastColumn="0" w:lastRow="0" w:noHBand="0" w:noVBand="1" w:val="04A0"/>
-      </w:tblPr>
-      <w:tblGrid>
-        <w:gridCol w:w="3120"/>
-        <w:gridCol w:w="3120"/>
-        <w:gridCol w:w="3120"/>
-      </w:tblGrid>
-      <w:tr>
-        <w:tc>
-          <w:tcPr>
-            <w:tcW w:type="dxa" w:w="3120"/>
-          </w:tcPr>
-          <w:p>
-            <w:r>
-              <w:rPr>
-                <w:b/>
-                <w:sz w:val="20"/>
-              </w:rPr>
-              <w:t>HWB Class</w:t>
-            </w:r>
-          </w:p>
-        </w:tc>
-        <w:tc>
-          <w:tcPr>
-            <w:tcW w:type="dxa" w:w="3120"/>
-          </w:tcPr>
-          <w:p>
-            <w:r>
-              <w:rPr>
-                <w:b/>
-                <w:sz w:val="20"/>
-              </w:rPr>
-              <w:t>Weight</w:t>
-            </w:r>
-          </w:p>
-        </w:tc>
-        <w:tc>
-          <w:tcPr>
-            <w:tcW w:type="dxa" w:w="3120"/>
-          </w:tcPr>
-          <w:p>
-            <w:r>
-              <w:rPr>
-                <w:b/>
-                <w:sz w:val="20"/>
-              </w:rPr>
-              <w:t>Description</w:t>
-            </w:r>
-          </w:p>
-        </w:tc>
-      </w:tr>
-      <w:tr>
-        <w:tc>
-          <w:tcPr>
-            <w:tcW w:type="dxa" w:w="3120"/>
-          </w:tcPr>
-          <w:p>
-            <w:r>
-              <w:rPr>
-                <w:sz w:val="20"/>
-              </w:rPr>
-              <w:t>HWB3</w:t>
-            </w:r>
-          </w:p>
-        </w:tc>
-        <w:tc>
-          <w:tcPr>
-            <w:tcW w:type="dxa" w:w="3120"/>
-          </w:tcPr>
-          <w:p>
-            <w:r>
-              <w:rPr>
-                <w:sz w:val="20"/>
-              </w:rPr>
-              <w:t>12%</w:t>
-            </w:r>
-          </w:p>
-        </w:tc>
-        <w:tc>
-          <w:tcPr>
-            <w:tcW w:type="dxa" w:w="3120"/>
-          </w:tcPr>
-          <w:p>
-            <w:r>
-              <w:rPr>
-                <w:sz w:val="20"/>
-              </w:rPr>
-              <w:t>Single span concrete, conventional</w:t>
-            </w:r>
-          </w:p>
-        </w:tc>
-      </w:tr>
-      <w:tr>
-        <w:tc>
-          <w:tcPr>
-            <w:tcW w:type="dxa" w:w="3120"/>
-          </w:tcPr>
-          <w:p>
-            <w:r>
-              <w:rPr>
-                <w:sz w:val="20"/>
-              </w:rPr>
-              <w:t>HWB4</w:t>
-            </w:r>
-          </w:p>
-        </w:tc>
-        <w:tc>
-          <w:tcPr>
-            <w:tcW w:type="dxa" w:w="3120"/>
-          </w:tcPr>
-          <w:p>
-            <w:r>
-              <w:rPr>
-                <w:sz w:val="20"/>
-              </w:rPr>
-              <w:t>8%</w:t>
-            </w:r>
-          </w:p>
-        </w:tc>
-        <w:tc>
-          <w:tcPr>
-            <w:tcW w:type="dxa" w:w="3120"/>
-          </w:tcPr>
-          <w:p>
-            <w:r>
-              <w:rPr>
-                <w:sz w:val="20"/>
-              </w:rPr>
-              <w:t>Single span concrete, seismic</w:t>
-            </w:r>
-          </w:p>
-        </w:tc>
-      </w:tr>
-      <w:tr>
-        <w:tc>
-          <w:tcPr>
-            <w:tcW w:type="dxa" w:w="3120"/>
-          </w:tcPr>
-          <w:p>
-            <w:r>
-              <w:rPr>
-                <w:sz w:val="20"/>
-              </w:rPr>
-              <w:t>HWB5</w:t>
-            </w:r>
-          </w:p>
-        </w:tc>
-        <w:tc>
-          <w:tcPr>
-            <w:tcW w:type="dxa" w:w="3120"/>
-          </w:tcPr>
-          <w:p>
-            <w:r>
-              <w:rPr>
-                <w:sz w:val="20"/>
-              </w:rPr>
-              <w:t>14%</w:t>
-            </w:r>
-          </w:p>
-        </w:tc>
-        <w:tc>
-          <w:tcPr>
-            <w:tcW w:type="dxa" w:w="3120"/>
-          </w:tcPr>
-          <w:p>
-            <w:r>
-              <w:rPr>
-                <w:sz w:val="20"/>
-              </w:rPr>
-              <w:t>Multi-span concrete continuous, conventional</w:t>
-            </w:r>
-          </w:p>
-        </w:tc>
-      </w:tr>
-      <w:tr>
-        <w:tc>
-          <w:tcPr>
-            <w:tcW w:type="dxa" w:w="3120"/>
-          </w:tcPr>
-          <w:p>
-            <w:r>
-              <w:rPr>
-                <w:sz w:val="20"/>
-              </w:rPr>
-              <w:t>HWB6</w:t>
-            </w:r>
-          </w:p>
-        </w:tc>
-        <w:tc>
-          <w:tcPr>
-            <w:tcW w:type="dxa" w:w="3120"/>
-          </w:tcPr>
-          <w:p>
-            <w:r>
-              <w:rPr>
-                <w:sz w:val="20"/>
-              </w:rPr>
-              <w:t>6%</w:t>
-            </w:r>
-          </w:p>
-        </w:tc>
-        <w:tc>
-          <w:tcPr>
-            <w:tcW w:type="dxa" w:w="3120"/>
-          </w:tcPr>
-          <w:p>
-            <w:r>
-              <w:rPr>
-                <w:sz w:val="20"/>
-              </w:rPr>
-              <w:t>Multi-span concrete continuous, seismic</w:t>
-            </w:r>
-          </w:p>
-        </w:tc>
-      </w:tr>
-      <w:tr>
-        <w:tc>
-          <w:tcPr>
-            <w:tcW w:type="dxa" w:w="3120"/>
-          </w:tcPr>
-          <w:p>
-            <w:r>
-              <w:rPr>
-                <w:sz w:val="20"/>
-              </w:rPr>
-              <w:t>HWB7</w:t>
-            </w:r>
-          </w:p>
-        </w:tc>
-        <w:tc>
-          <w:tcPr>
-            <w:tcW w:type="dxa" w:w="3120"/>
-          </w:tcPr>
-          <w:p>
-            <w:r>
-              <w:rPr>
-                <w:sz w:val="20"/>
-              </w:rPr>
-              <w:t>10%</w:t>
-            </w:r>
-          </w:p>
-        </w:tc>
-        <w:tc>
-          <w:tcPr>
-            <w:tcW w:type="dxa" w:w="3120"/>
-          </w:tcPr>
-          <w:p>
-            <w:r>
-              <w:rPr>
-                <w:sz w:val="20"/>
-              </w:rPr>
-              <w:t>Multi-span concrete simply-supported, conventional</w:t>
-            </w:r>
-          </w:p>
-        </w:tc>
-      </w:tr>
-      <w:tr>
-        <w:tc>
-          <w:tcPr>
-            <w:tcW w:type="dxa" w:w="3120"/>
-          </w:tcPr>
-          <w:p>
-            <w:r>
-              <w:rPr>
-                <w:sz w:val="20"/>
-              </w:rPr>
-              <w:t>HWB8</w:t>
-            </w:r>
-          </w:p>
-        </w:tc>
-        <w:tc>
-          <w:tcPr>
-            <w:tcW w:type="dxa" w:w="3120"/>
-          </w:tcPr>
-          <w:p>
-            <w:r>
-              <w:rPr>
-                <w:sz w:val="20"/>
-              </w:rPr>
-              <w:t>4%</w:t>
-            </w:r>
-          </w:p>
-        </w:tc>
-        <w:tc>
-          <w:tcPr>
-            <w:tcW w:type="dxa" w:w="3120"/>
-          </w:tcPr>
-          <w:p>
-            <w:r>
-              <w:rPr>
-                <w:sz w:val="20"/>
-              </w:rPr>
-              <w:t>Multi-span concrete simply-supported, seismic</w:t>
-            </w:r>
-          </w:p>
-        </w:tc>
-      </w:tr>
-      <w:tr>
-        <w:tc>
-          <w:tcPr>
-            <w:tcW w:type="dxa" w:w="3120"/>
-          </w:tcPr>
-          <w:p>
-            <w:r>
-              <w:rPr>
-                <w:sz w:val="20"/>
-              </w:rPr>
-              <w:t>HWB10</w:t>
-            </w:r>
-          </w:p>
-        </w:tc>
-        <w:tc>
-          <w:tcPr>
-            <w:tcW w:type="dxa" w:w="3120"/>
-          </w:tcPr>
-          <w:p>
-            <w:r>
-              <w:rPr>
-                <w:sz w:val="20"/>
-              </w:rPr>
-              <w:t>5%</w:t>
-            </w:r>
-          </w:p>
-        </w:tc>
-        <w:tc>
-          <w:tcPr>
-            <w:tcW w:type="dxa" w:w="3120"/>
-          </w:tcPr>
-          <w:p>
-            <w:r>
-              <w:rPr>
-                <w:sz w:val="20"/>
-              </w:rPr>
-              <w:t>Multi-span steel continuous, conventional</w:t>
-            </w:r>
-          </w:p>
-        </w:tc>
-      </w:tr>
-      <w:tr>
-        <w:tc>
-          <w:tcPr>
-            <w:tcW w:type="dxa" w:w="3120"/>
-          </w:tcPr>
-          <w:p>
-            <w:r>
-              <w:rPr>
-                <w:sz w:val="20"/>
-              </w:rPr>
-              <w:t>HWB11</w:t>
-            </w:r>
-          </w:p>
-        </w:tc>
-        <w:tc>
-          <w:tcPr>
-            <w:tcW w:type="dxa" w:w="3120"/>
-          </w:tcPr>
-          <w:p>
-            <w:r>
-              <w:rPr>
-                <w:sz w:val="20"/>
-              </w:rPr>
-              <w:t>3%</w:t>
-            </w:r>
-          </w:p>
-        </w:tc>
-        <w:tc>
-          <w:tcPr>
-            <w:tcW w:type="dxa" w:w="3120"/>
-          </w:tcPr>
-          <w:p>
-            <w:r>
-              <w:rPr>
-                <w:sz w:val="20"/>
-              </w:rPr>
-              <w:t>Multi-span steel continuous, seismic</w:t>
-            </w:r>
-          </w:p>
-        </w:tc>
-      </w:tr>
-      <w:tr>
-        <w:tc>
-          <w:tcPr>
-            <w:tcW w:type="dxa" w:w="3120"/>
-          </w:tcPr>
-          <w:p>
-            <w:r>
-              <w:rPr>
-                <w:sz w:val="20"/>
-              </w:rPr>
-              <w:t>HWB15</w:t>
-            </w:r>
-          </w:p>
-        </w:tc>
-        <w:tc>
-          <w:tcPr>
-            <w:tcW w:type="dxa" w:w="3120"/>
-          </w:tcPr>
-          <w:p>
-            <w:r>
-              <w:rPr>
-                <w:sz w:val="20"/>
-              </w:rPr>
-              <w:t>6%</w:t>
-            </w:r>
-          </w:p>
-        </w:tc>
-        <w:tc>
-          <w:tcPr>
-            <w:tcW w:type="dxa" w:w="3120"/>
-          </w:tcPr>
-          <w:p>
-            <w:r>
-              <w:rPr>
-                <w:sz w:val="20"/>
-              </w:rPr>
-              <w:t>Single span steel, conventional</w:t>
-            </w:r>
-          </w:p>
-        </w:tc>
-      </w:tr>
-      <w:tr>
-        <w:tc>
-          <w:tcPr>
-            <w:tcW w:type="dxa" w:w="3120"/>
-          </w:tcPr>
-          <w:p>
-            <w:r>
-              <w:rPr>
-                <w:sz w:val="20"/>
-              </w:rPr>
-              <w:t>HWB16</w:t>
-            </w:r>
-          </w:p>
-        </w:tc>
-        <w:tc>
-          <w:tcPr>
-            <w:tcW w:type="dxa" w:w="3120"/>
-          </w:tcPr>
-          <w:p>
-            <w:r>
-              <w:rPr>
-                <w:sz w:val="20"/>
-              </w:rPr>
-              <w:t>4%</w:t>
-            </w:r>
-          </w:p>
-        </w:tc>
-        <w:tc>
-          <w:tcPr>
-            <w:tcW w:type="dxa" w:w="3120"/>
-          </w:tcPr>
-          <w:p>
-            <w:r>
-              <w:rPr>
-                <w:sz w:val="20"/>
-              </w:rPr>
-              <w:t>Single span steel, seismic</w:t>
-            </w:r>
-          </w:p>
-        </w:tc>
-      </w:tr>
-      <w:tr>
-        <w:tc>
-          <w:tcPr>
-            <w:tcW w:type="dxa" w:w="3120"/>
-          </w:tcPr>
-          <w:p>
-            <w:r>
-              <w:rPr>
-                <w:sz w:val="20"/>
-              </w:rPr>
-              <w:t>HWB17</w:t>
-            </w:r>
-          </w:p>
-        </w:tc>
-        <w:tc>
-          <w:tcPr>
-            <w:tcW w:type="dxa" w:w="3120"/>
-          </w:tcPr>
-          <w:p>
-            <w:r>
-              <w:rPr>
-                <w:sz w:val="20"/>
-              </w:rPr>
-              <w:t>10%</w:t>
-            </w:r>
-          </w:p>
-        </w:tc>
-        <w:tc>
-          <w:tcPr>
-            <w:tcW w:type="dxa" w:w="3120"/>
-          </w:tcPr>
-          <w:p>
-            <w:r>
-              <w:rPr>
-                <w:sz w:val="20"/>
-              </w:rPr>
-              <w:t>Multi-span concrete box girder, conventional</w:t>
-            </w:r>
-          </w:p>
-        </w:tc>
-      </w:tr>
-      <w:tr>
-        <w:tc>
-          <w:tcPr>
-            <w:tcW w:type="dxa" w:w="3120"/>
-          </w:tcPr>
-          <w:p>
-            <w:r>
-              <w:rPr>
-                <w:sz w:val="20"/>
-              </w:rPr>
-              <w:t>HWB22</w:t>
-            </w:r>
-          </w:p>
-        </w:tc>
-        <w:tc>
-          <w:tcPr>
-            <w:tcW w:type="dxa" w:w="3120"/>
-          </w:tcPr>
-          <w:p>
-            <w:r>
-              <w:rPr>
-                <w:sz w:val="20"/>
-              </w:rPr>
-              <w:t>8%</w:t>
-            </w:r>
-          </w:p>
-        </w:tc>
-        <w:tc>
-          <w:tcPr>
-            <w:tcW w:type="dxa" w:w="3120"/>
-          </w:tcPr>
-          <w:p>
-            <w:r>
-              <w:rPr>
-                <w:sz w:val="20"/>
-              </w:rPr>
-              <w:t>Multi-span concrete frame, conventional</w:t>
-            </w:r>
-          </w:p>
-        </w:tc>
-      </w:tr>
-      <w:tr>
-        <w:tc>
-          <w:tcPr>
-            <w:tcW w:type="dxa" w:w="3120"/>
-          </w:tcPr>
-          <w:p>
-            <w:r>
-              <w:rPr>
-                <w:sz w:val="20"/>
-              </w:rPr>
-              <w:t>HWB28</w:t>
-            </w:r>
-          </w:p>
-        </w:tc>
-        <w:tc>
-          <w:tcPr>
-            <w:tcW w:type="dxa" w:w="3120"/>
-          </w:tcPr>
-          <w:p>
-            <w:r>
-              <w:rPr>
-                <w:sz w:val="20"/>
-              </w:rPr>
-              <w:t>10%</w:t>
-            </w:r>
-          </w:p>
-        </w:tc>
-        <w:tc>
-          <w:tcPr>
-            <w:tcW w:type="dxa" w:w="3120"/>
-          </w:tcPr>
-          <w:p>
-            <w:r>
-              <w:rPr>
-                <w:sz w:val="20"/>
-              </w:rPr>
-              <w:t>All others</w:t>
-            </w:r>
-          </w:p>
-        </w:tc>
-      </w:tr>
-    </w:tbl>
-    <w:p/>
-    <w:p>
-      <w:pPr>
-        <w:pStyle w:val="Heading2"/>
-      </w:pPr>
-      <w:r>
-        <w:t>4.4 NBI Data Conversion</w:t>
-      </w:r>
-    </w:p>
-    <w:p>
-      <w:r>
-        <w:t>create_portfolio_from_nbi(nbi_df) converts a classified NBI DataFrame (output of data_loader.classify_nbi_to_hazus()) into BridgeExposure objects. Each NBI bridge record is mapped as follows:</w:t>
-      </w:r>
-    </w:p>
-    <w:p>
-      <w:pPr>
-        <w:pStyle w:val="ListBullet"/>
-      </w:pPr>
-      <w:r>
-        <w:t>bridge_id &lt;- structure_number</w:t>
-      </w:r>
-    </w:p>
-    <w:p>
-      <w:pPr>
-        <w:pStyle w:val="ListBullet"/>
-      </w:pPr>
-      <w:r>
-        <w:t>lat/lon &lt;- NBI coordinates (converted from DDMMSS.SS if needed)</w:t>
-      </w:r>
-    </w:p>
-    <w:p>
-      <w:pPr>
-        <w:pStyle w:val="ListBullet"/>
-      </w:pPr>
-      <w:r>
-        <w:t>hwb_class &lt;- from classify_nbi_to_hazus() based on material, spans, year built</w:t>
-      </w:r>
-    </w:p>
-    <w:p>
-      <w:pPr>
-        <w:pStyle w:val="ListBullet"/>
-      </w:pPr>
-      <w:r>
-        <w:t>deck_area &lt;- structure_length_m x deck_width_m</w:t>
-      </w:r>
-    </w:p>
-    <w:p>
-      <w:pPr>
-        <w:pStyle w:val="ListBullet"/>
-      </w:pPr>
-      <w:r>
-        <w:t>replacement_cost &lt;- estimate_replacement_cost(material, deck_area, length)</w:t>
-      </w:r>
-    </w:p>
-    <w:p>
-      <w:pPr>
-        <w:pStyle w:val="ListBullet"/>
-      </w:pPr>
-      <w:r>
-        <w:t>vs30 &lt;- default_vs30 parameter (default 360 m/s, NEHRP D site class)</w:t>
-      </w:r>
-    </w:p>
-    <w:p>
-      <w:r>
-        <w:br w:type="page"/>
-      </w:r>
-    </w:p>
-    <w:p>
-      <w:pPr>
-        <w:pStyle w:val="Heading1"/>
-      </w:pPr>
-      <w:r>
-        <w:t>5. Module 3: Vulnerability - Fragility Curves</w:t>
-      </w:r>
-    </w:p>
-    <w:p>
-      <w:r>
-        <w:t>File: src/fragility.py, src/hazus_params.py</w:t>
-      </w:r>
-    </w:p>
-    <w:p>
-      <w:r>
-        <w:t>The vulnerability module computes the probability of reaching or exceeding each damage state given the spectral acceleration at a bridge site. It implements the lognormal cumulative distribution function (CDF) fragility model as specified in Hazus 6.1.</w:t>
-      </w:r>
-    </w:p>
-    <w:p>
-      <w:pPr>
-        <w:pStyle w:val="Heading2"/>
-      </w:pPr>
-      <w:r>
-        <w:t>5.1 Lognormal Fragility Model</w:t>
-      </w:r>
-    </w:p>
-    <w:p>
-      <w:r>
-        <w:t>The exceedance probability for damage state ds at intensity measure Sa is:</w:t>
-      </w:r>
-    </w:p>
-    <w:p>
-      <w:pPr>
-        <w:spacing w:before="80" w:after="80"/>
-        <w:ind w:left="567"/>
-      </w:pPr>
-      <w:r>
-        <w:t>P[DS &gt;= ds | Sa] = Phi( (ln(Sa) - ln(median_ds)) / beta_ds )</w:t>
-      </w:r>
-    </w:p>
-    <w:p>
-      <w:r>
-        <w:t>where:</w:t>
-      </w:r>
-    </w:p>
-    <w:p>
-      <w:pPr>
-        <w:pStyle w:val="ListBullet"/>
-      </w:pPr>
-      <w:r>
-        <w:t>Phi is the standard normal CDF (scipy.stats.norm.cdf)</w:t>
-      </w:r>
-    </w:p>
-    <w:p>
-      <w:pPr>
-        <w:pStyle w:val="ListBullet"/>
-      </w:pPr>
-      <w:r>
-        <w:t>Sa is the spectral acceleration at 1.0s period (in g)</w:t>
-      </w:r>
-    </w:p>
-    <w:p>
-      <w:pPr>
-        <w:pStyle w:val="ListBullet"/>
-      </w:pPr>
-      <w:r>
-        <w:t>median_ds is the median Sa value for damage state ds (in g)</w:t>
-      </w:r>
-    </w:p>
-    <w:p>
-      <w:pPr>
-        <w:pStyle w:val="ListBullet"/>
-      </w:pPr>
-      <w:r>
-        <w:t>beta_ds is the lognormal dispersion (total uncertainty)</w:t>
-      </w:r>
-    </w:p>
-    <w:p>
-      <w:pPr>
-        <w:pStyle w:val="Heading2"/>
-      </w:pPr>
-      <w:r>
-        <w:t>5.2 Hazus Bridge Classes (Table 7.9)</w:t>
-      </w:r>
-    </w:p>
-    <w:p>
-      <w:r>
-        <w:t>Hazus defines 14 bridge classes based on material, span configuration, and design era. Example parameters for selected classes:</w:t>
-      </w:r>
-    </w:p>
-    <w:tbl>
-      <w:tblPr>
-        <w:tblStyle w:val="LightGrid-Accent1"/>
-        <w:tblW w:type="auto" w:w="0"/>
-        <w:jc w:val="center"/>
-        <w:tblLook w:firstColumn="1" w:firstRow="1" w:lastColumn="0" w:lastRow="0" w:noHBand="0" w:noVBand="1" w:val="04A0"/>
-      </w:tblPr>
-      <w:tblGrid>
-        <w:gridCol w:w="1337"/>
-        <w:gridCol w:w="1337"/>
-        <w:gridCol w:w="1337"/>
-        <w:gridCol w:w="1337"/>
-        <w:gridCol w:w="1337"/>
-        <w:gridCol w:w="1337"/>
-        <w:gridCol w:w="1337"/>
-      </w:tblGrid>
-      <w:tr>
-        <w:tc>
-          <w:tcPr>
-            <w:tcW w:type="dxa" w:w="1337"/>
-          </w:tcPr>
-          <w:p>
-            <w:r>
-              <w:rPr>
-                <w:b/>
-                <w:sz w:val="20"/>
-              </w:rPr>
-              <w:t>Class</w:t>
-            </w:r>
-          </w:p>
-        </w:tc>
-        <w:tc>
-          <w:tcPr>
-            <w:tcW w:type="dxa" w:w="1337"/>
-          </w:tcPr>
-          <w:p>
-            <w:r>
-              <w:rPr>
-                <w:b/>
-                <w:sz w:val="20"/>
-              </w:rPr>
-              <w:t>Name</w:t>
-            </w:r>
-          </w:p>
-        </w:tc>
-        <w:tc>
-          <w:tcPr>
-            <w:tcW w:type="dxa" w:w="1337"/>
-          </w:tcPr>
-          <w:p>
-            <w:r>
-              <w:rPr>
-                <w:b/>
-                <w:sz w:val="20"/>
-              </w:rPr>
-              <w:t>Slight (g)</w:t>
-            </w:r>
-          </w:p>
-        </w:tc>
-        <w:tc>
-          <w:tcPr>
-            <w:tcW w:type="dxa" w:w="1337"/>
-          </w:tcPr>
-          <w:p>
-            <w:r>
-              <w:rPr>
-                <w:b/>
-                <w:sz w:val="20"/>
-              </w:rPr>
-              <w:t>Moderate (g)</w:t>
-            </w:r>
-          </w:p>
-        </w:tc>
-        <w:tc>
-          <w:tcPr>
-            <w:tcW w:type="dxa" w:w="1337"/>
-          </w:tcPr>
-          <w:p>
-            <w:r>
-              <w:rPr>
-                <w:b/>
-                <w:sz w:val="20"/>
-              </w:rPr>
-              <w:t>Extensive (g)</w:t>
-            </w:r>
-          </w:p>
-        </w:tc>
-        <w:tc>
-          <w:tcPr>
-            <w:tcW w:type="dxa" w:w="1337"/>
-          </w:tcPr>
-          <w:p>
-            <w:r>
-              <w:rPr>
-                <w:b/>
-                <w:sz w:val="20"/>
-              </w:rPr>
-              <w:t>Complete (g)</w:t>
-            </w:r>
-          </w:p>
-        </w:tc>
-        <w:tc>
-          <w:tcPr>
-            <w:tcW w:type="dxa" w:w="1337"/>
-          </w:tcPr>
-          <w:p>
-            <w:r>
-              <w:rPr>
-                <w:b/>
-                <w:sz w:val="20"/>
-              </w:rPr>
-              <w:t>β</w:t>
-            </w:r>
-          </w:p>
-        </w:tc>
-      </w:tr>
-      <w:tr>
-        <w:tc>
-          <w:tcPr>
-            <w:tcW w:type="dxa" w:w="1337"/>
-          </w:tcPr>
-          <w:p>
-            <w:r>
-              <w:rPr>
-                <w:sz w:val="20"/>
-              </w:rPr>
-              <w:t>HWB1</w:t>
-            </w:r>
-          </w:p>
-        </w:tc>
-        <w:tc>
-          <w:tcPr>
-            <w:tcW w:type="dxa" w:w="1337"/>
-          </w:tcPr>
-          <w:p>
-            <w:r>
-              <w:rPr>
-                <w:sz w:val="20"/>
-              </w:rPr>
-              <w:t>Major bridge, conventional</w:t>
-            </w:r>
-          </w:p>
-        </w:tc>
-        <w:tc>
-          <w:tcPr>
-            <w:tcW w:type="dxa" w:w="1337"/>
-          </w:tcPr>
-          <w:p>
-            <w:r>
-              <w:rPr>
-                <w:sz w:val="20"/>
-              </w:rPr>
-              <w:t>0.25</w:t>
-            </w:r>
-          </w:p>
-        </w:tc>
-        <w:tc>
-          <w:tcPr>
-            <w:tcW w:type="dxa" w:w="1337"/>
-          </w:tcPr>
-          <w:p>
-            <w:r>
-              <w:rPr>
-                <w:sz w:val="20"/>
-              </w:rPr>
-              <w:t>0.35</w:t>
-            </w:r>
-          </w:p>
-        </w:tc>
-        <w:tc>
-          <w:tcPr>
-            <w:tcW w:type="dxa" w:w="1337"/>
-          </w:tcPr>
-          <w:p>
-            <w:r>
-              <w:rPr>
-                <w:sz w:val="20"/>
-              </w:rPr>
-              <w:t>0.45</w:t>
-            </w:r>
-          </w:p>
-        </w:tc>
-        <w:tc>
-          <w:tcPr>
-            <w:tcW w:type="dxa" w:w="1337"/>
-          </w:tcPr>
-          <w:p>
-            <w:r>
-              <w:rPr>
-                <w:sz w:val="20"/>
-              </w:rPr>
-              <w:t>0.70</w:t>
-            </w:r>
-          </w:p>
-        </w:tc>
-        <w:tc>
-          <w:tcPr>
-            <w:tcW w:type="dxa" w:w="1337"/>
-          </w:tcPr>
-          <w:p>
-            <w:r>
-              <w:rPr>
-                <w:sz w:val="20"/>
-              </w:rPr>
-              <w:t>0.6</w:t>
-            </w:r>
-          </w:p>
-        </w:tc>
-      </w:tr>
-      <w:tr>
-        <w:tc>
-          <w:tcPr>
-            <w:tcW w:type="dxa" w:w="1337"/>
-          </w:tcPr>
-          <w:p>
-            <w:r>
-              <w:rPr>
-                <w:sz w:val="20"/>
-              </w:rPr>
-              <w:t>HWB3</w:t>
-            </w:r>
-          </w:p>
-        </w:tc>
-        <w:tc>
-          <w:tcPr>
-            <w:tcW w:type="dxa" w:w="1337"/>
-          </w:tcPr>
-          <w:p>
-            <w:r>
-              <w:rPr>
-                <w:sz w:val="20"/>
-              </w:rPr>
-              <w:t>Single span concrete, conventional</w:t>
-            </w:r>
-          </w:p>
-        </w:tc>
-        <w:tc>
-          <w:tcPr>
-            <w:tcW w:type="dxa" w:w="1337"/>
-          </w:tcPr>
-          <w:p>
-            <w:r>
-              <w:rPr>
-                <w:sz w:val="20"/>
-              </w:rPr>
-              <w:t>0.60</w:t>
-            </w:r>
-          </w:p>
-        </w:tc>
-        <w:tc>
-          <w:tcPr>
-            <w:tcW w:type="dxa" w:w="1337"/>
-          </w:tcPr>
-          <w:p>
-            <w:r>
-              <w:rPr>
-                <w:sz w:val="20"/>
-              </w:rPr>
-              <w:t>0.90</w:t>
-            </w:r>
-          </w:p>
-        </w:tc>
-        <w:tc>
-          <w:tcPr>
-            <w:tcW w:type="dxa" w:w="1337"/>
-          </w:tcPr>
-          <w:p>
-            <w:r>
-              <w:rPr>
-                <w:sz w:val="20"/>
-              </w:rPr>
-              <w:t>1.10</w:t>
-            </w:r>
-          </w:p>
-        </w:tc>
-        <w:tc>
-          <w:tcPr>
-            <w:tcW w:type="dxa" w:w="1337"/>
-          </w:tcPr>
-          <w:p>
-            <w:r>
-              <w:rPr>
-                <w:sz w:val="20"/>
-              </w:rPr>
-              <w:t>1.50</w:t>
-            </w:r>
-          </w:p>
-        </w:tc>
-        <w:tc>
-          <w:tcPr>
-            <w:tcW w:type="dxa" w:w="1337"/>
-          </w:tcPr>
-          <w:p>
-            <w:r>
-              <w:rPr>
-                <w:sz w:val="20"/>
-              </w:rPr>
-              <w:t>0.6</w:t>
-            </w:r>
-          </w:p>
-        </w:tc>
-      </w:tr>
-      <w:tr>
-        <w:tc>
-          <w:tcPr>
-            <w:tcW w:type="dxa" w:w="1337"/>
-          </w:tcPr>
-          <w:p>
-            <w:r>
-              <w:rPr>
-                <w:sz w:val="20"/>
-              </w:rPr>
-              <w:t>HWB5</w:t>
-            </w:r>
-          </w:p>
-        </w:tc>
-        <w:tc>
-          <w:tcPr>
-            <w:tcW w:type="dxa" w:w="1337"/>
-          </w:tcPr>
-          <w:p>
-            <w:r>
-              <w:rPr>
-                <w:sz w:val="20"/>
-              </w:rPr>
-              <w:t>Multi-span concrete cont., conventional</w:t>
-            </w:r>
-          </w:p>
-        </w:tc>
-        <w:tc>
-          <w:tcPr>
-            <w:tcW w:type="dxa" w:w="1337"/>
-          </w:tcPr>
-          <w:p>
-            <w:r>
-              <w:rPr>
-                <w:sz w:val="20"/>
-              </w:rPr>
-              <w:t>0.35</w:t>
-            </w:r>
-          </w:p>
-        </w:tc>
-        <w:tc>
-          <w:tcPr>
-            <w:tcW w:type="dxa" w:w="1337"/>
-          </w:tcPr>
-          <w:p>
-            <w:r>
-              <w:rPr>
-                <w:sz w:val="20"/>
-              </w:rPr>
-              <w:t>0.45</w:t>
-            </w:r>
-          </w:p>
-        </w:tc>
-        <w:tc>
-          <w:tcPr>
-            <w:tcW w:type="dxa" w:w="1337"/>
-          </w:tcPr>
-          <w:p>
-            <w:r>
-              <w:rPr>
-                <w:sz w:val="20"/>
-              </w:rPr>
-              <w:t>0.55</w:t>
-            </w:r>
-          </w:p>
-        </w:tc>
-        <w:tc>
-          <w:tcPr>
-            <w:tcW w:type="dxa" w:w="1337"/>
-          </w:tcPr>
-          <w:p>
-            <w:r>
-              <w:rPr>
-                <w:sz w:val="20"/>
-              </w:rPr>
-              <w:t>0.80</w:t>
-            </w:r>
-          </w:p>
-        </w:tc>
-        <w:tc>
-          <w:tcPr>
-            <w:tcW w:type="dxa" w:w="1337"/>
-          </w:tcPr>
-          <w:p>
-            <w:r>
-              <w:rPr>
-                <w:sz w:val="20"/>
-              </w:rPr>
-              <w:t>0.6</w:t>
-            </w:r>
-          </w:p>
-        </w:tc>
-      </w:tr>
-      <w:tr>
-        <w:tc>
-          <w:tcPr>
-            <w:tcW w:type="dxa" w:w="1337"/>
-          </w:tcPr>
-          <w:p>
-            <w:r>
-              <w:rPr>
-                <w:sz w:val="20"/>
-              </w:rPr>
-              <w:t>HWB6</w:t>
-            </w:r>
-          </w:p>
-        </w:tc>
-        <w:tc>
-          <w:tcPr>
-            <w:tcW w:type="dxa" w:w="1337"/>
-          </w:tcPr>
-          <w:p>
-            <w:r>
-              <w:rPr>
-                <w:sz w:val="20"/>
-              </w:rPr>
-              <w:t>Multi-span concrete cont., seismic</w:t>
-            </w:r>
-          </w:p>
-        </w:tc>
-        <w:tc>
-          <w:tcPr>
-            <w:tcW w:type="dxa" w:w="1337"/>
-          </w:tcPr>
-          <w:p>
-            <w:r>
-              <w:rPr>
-                <w:sz w:val="20"/>
-              </w:rPr>
-              <w:t>0.60</w:t>
-            </w:r>
-          </w:p>
-        </w:tc>
-        <w:tc>
-          <w:tcPr>
-            <w:tcW w:type="dxa" w:w="1337"/>
-          </w:tcPr>
-          <w:p>
-            <w:r>
-              <w:rPr>
-                <w:sz w:val="20"/>
-              </w:rPr>
-              <w:t>0.90</w:t>
-            </w:r>
-          </w:p>
-        </w:tc>
-        <w:tc>
-          <w:tcPr>
-            <w:tcW w:type="dxa" w:w="1337"/>
-          </w:tcPr>
-          <w:p>
-            <w:r>
-              <w:rPr>
-                <w:sz w:val="20"/>
-              </w:rPr>
-              <w:t>1.30</w:t>
-            </w:r>
-          </w:p>
-        </w:tc>
-        <w:tc>
-          <w:tcPr>
-            <w:tcW w:type="dxa" w:w="1337"/>
-          </w:tcPr>
-          <w:p>
-            <w:r>
-              <w:rPr>
-                <w:sz w:val="20"/>
-              </w:rPr>
-              <w:t>1.60</w:t>
-            </w:r>
-          </w:p>
-        </w:tc>
-        <w:tc>
-          <w:tcPr>
-            <w:tcW w:type="dxa" w:w="1337"/>
-          </w:tcPr>
-          <w:p>
-            <w:r>
-              <w:rPr>
-                <w:sz w:val="20"/>
-              </w:rPr>
-              <w:t>0.6</w:t>
-            </w:r>
-          </w:p>
-        </w:tc>
-      </w:tr>
-      <w:tr>
-        <w:tc>
-          <w:tcPr>
-            <w:tcW w:type="dxa" w:w="1337"/>
-          </w:tcPr>
-          <w:p>
-            <w:r>
-              <w:rPr>
-                <w:sz w:val="20"/>
-              </w:rPr>
-              <w:t>HWB10</w:t>
-            </w:r>
-          </w:p>
-        </w:tc>
-        <w:tc>
-          <w:tcPr>
-            <w:tcW w:type="dxa" w:w="1337"/>
-          </w:tcPr>
-          <w:p>
-            <w:r>
-              <w:rPr>
-                <w:sz w:val="20"/>
-              </w:rPr>
-              <w:t>Multi-span steel cont., conventional</w:t>
-            </w:r>
-          </w:p>
-        </w:tc>
-        <w:tc>
-          <w:tcPr>
-            <w:tcW w:type="dxa" w:w="1337"/>
-          </w:tcPr>
-          <w:p>
-            <w:r>
-              <w:rPr>
-                <w:sz w:val="20"/>
-              </w:rPr>
-              <w:t>0.35</w:t>
-            </w:r>
-          </w:p>
-        </w:tc>
-        <w:tc>
-          <w:tcPr>
-            <w:tcW w:type="dxa" w:w="1337"/>
-          </w:tcPr>
-          <w:p>
-            <w:r>
-              <w:rPr>
-                <w:sz w:val="20"/>
-              </w:rPr>
-              <w:t>0.45</w:t>
-            </w:r>
-          </w:p>
-        </w:tc>
-        <w:tc>
-          <w:tcPr>
-            <w:tcW w:type="dxa" w:w="1337"/>
-          </w:tcPr>
-          <w:p>
-            <w:r>
-              <w:rPr>
-                <w:sz w:val="20"/>
-              </w:rPr>
-              <w:t>0.55</w:t>
-            </w:r>
-          </w:p>
-        </w:tc>
-        <w:tc>
-          <w:tcPr>
-            <w:tcW w:type="dxa" w:w="1337"/>
-          </w:tcPr>
-          <w:p>
-            <w:r>
-              <w:rPr>
-                <w:sz w:val="20"/>
-              </w:rPr>
-              <w:t>0.80</w:t>
-            </w:r>
-          </w:p>
-        </w:tc>
-        <w:tc>
-          <w:tcPr>
-            <w:tcW w:type="dxa" w:w="1337"/>
-          </w:tcPr>
-          <w:p>
-            <w:r>
-              <w:rPr>
-                <w:sz w:val="20"/>
-              </w:rPr>
-              <w:t>0.6</w:t>
-            </w:r>
-          </w:p>
-        </w:tc>
-      </w:tr>
-      <w:tr>
-        <w:tc>
-          <w:tcPr>
-            <w:tcW w:type="dxa" w:w="1337"/>
-          </w:tcPr>
-          <w:p>
-            <w:r>
-              <w:rPr>
-                <w:sz w:val="20"/>
-              </w:rPr>
-              <w:t>HWB17</w:t>
-            </w:r>
-          </w:p>
-        </w:tc>
-        <w:tc>
-          <w:tcPr>
-            <w:tcW w:type="dxa" w:w="1337"/>
-          </w:tcPr>
-          <w:p>
-            <w:r>
-              <w:rPr>
-                <w:sz w:val="20"/>
-              </w:rPr>
-              <w:t>Concrete box girder, conventional</w:t>
-            </w:r>
-          </w:p>
-        </w:tc>
-        <w:tc>
-          <w:tcPr>
-            <w:tcW w:type="dxa" w:w="1337"/>
-          </w:tcPr>
-          <w:p>
-            <w:r>
-              <w:rPr>
-                <w:sz w:val="20"/>
-              </w:rPr>
-              <w:t>0.35</w:t>
-            </w:r>
-          </w:p>
-        </w:tc>
-        <w:tc>
-          <w:tcPr>
-            <w:tcW w:type="dxa" w:w="1337"/>
-          </w:tcPr>
-          <w:p>
-            <w:r>
-              <w:rPr>
-                <w:sz w:val="20"/>
-              </w:rPr>
-              <w:t>0.45</w:t>
-            </w:r>
-          </w:p>
-        </w:tc>
-        <w:tc>
-          <w:tcPr>
-            <w:tcW w:type="dxa" w:w="1337"/>
-          </w:tcPr>
-          <w:p>
-            <w:r>
-              <w:rPr>
-                <w:sz w:val="20"/>
-              </w:rPr>
-              <w:t>0.55</w:t>
-            </w:r>
-          </w:p>
-        </w:tc>
-        <w:tc>
-          <w:tcPr>
-            <w:tcW w:type="dxa" w:w="1337"/>
-          </w:tcPr>
-          <w:p>
-            <w:r>
-              <w:rPr>
-                <w:sz w:val="20"/>
-              </w:rPr>
-              <w:t>0.80</w:t>
-            </w:r>
-          </w:p>
-        </w:tc>
-        <w:tc>
-          <w:tcPr>
-            <w:tcW w:type="dxa" w:w="1337"/>
-          </w:tcPr>
-          <w:p>
-            <w:r>
-              <w:rPr>
-                <w:sz w:val="20"/>
-              </w:rPr>
-              <w:t>0.6</w:t>
-            </w:r>
-          </w:p>
-        </w:tc>
-      </w:tr>
-    </w:tbl>
-    <w:p/>
-    <w:p>
-      <w:r>
-        <w:t>Key observation: seismic-designed bridges (even-numbered classes like HWB6) have 1.5-2x higher median capacities than their conventional counterparts (HWB5), reflecting the effectiveness of modern seismic design codes.</w:t>
-      </w:r>
-    </w:p>
-    <w:p>
-      <w:pPr>
-        <w:pStyle w:val="Heading2"/>
-      </w:pPr>
-      <w:r>
-        <w:t>5.3 Discrete Damage State Probabilities</w:t>
-      </w:r>
-    </w:p>
-    <w:p>
-      <w:r>
-        <w:t>From the four exceedance curves, five mutually exclusive damage state probabilities are computed:</w:t>
-      </w:r>
-    </w:p>
-    <w:p>
-      <w:pPr>
-        <w:spacing w:before="80" w:after="80"/>
-        <w:ind w:left="567"/>
-      </w:pPr>
-      <w:r>
-        <w:t>P[none]      = 1 - P[DS &gt;= slight]</w:t>
-        <w:br/>
-        <w:t>P[slight]    = P[DS &gt;= slight]    - P[DS &gt;= moderate]</w:t>
-        <w:br/>
-        <w:t>P[moderate]  = P[DS &gt;= moderate]  - P[DS &gt;= extensive]</w:t>
-        <w:br/>
-        <w:t>P[extensive] = P[DS &gt;= extensive] - P[DS &gt;= complete]</w:t>
-        <w:br/>
-        <w:t>P[complete]  = P[DS &gt;= complete]</w:t>
-      </w:r>
-    </w:p>
-    <w:p>
-      <w:r>
-        <w:t>These five probabilities always sum to exactly 1.0.</w:t>
-      </w:r>
-    </w:p>
-    <w:p>
-      <w:pPr>
-        <w:pStyle w:val="Heading2"/>
-      </w:pPr>
-      <w:r>
-        <w:t>5.4 Skew Modification Factor</w:t>
-      </w:r>
-    </w:p>
-    <w:p>
-      <w:r>
-        <w:t>For bridges with non-zero skew angles, the Hazus methodology reduces the median capacity:</w:t>
-      </w:r>
-    </w:p>
-    <w:p>
-      <w:pPr>
-        <w:spacing w:before="80" w:after="80"/>
-        <w:ind w:left="567"/>
-      </w:pPr>
-      <w:r>
-        <w:t>median_modified = median x sqrt(1 - (skew_angle / 90)^2)</w:t>
-      </w:r>
-    </w:p>
-    <w:p>
-      <w:r>
-        <w:t>A 45deg skew reduces the median by ~13%; this accounts for the increased vulnerability of skewed bridges due to rotation-induced unseating.</w:t>
-      </w:r>
-    </w:p>
-    <w:p>
-      <w:r>
-        <w:br w:type="page"/>
-      </w:r>
-    </w:p>
-    <w:p>
-      <w:pPr>
-        <w:pStyle w:val="Heading1"/>
-      </w:pPr>
-      <w:r>
-        <w:t>6. Module 4: Loss - Damage-to-Loss Translation</w:t>
-      </w:r>
-    </w:p>
-    <w:p>
-      <w:r>
-        <w:t>File: src/loss.py</w:t>
-      </w:r>
-    </w:p>
-    <w:p>
-      <w:pPr>
-        <w:pStyle w:val="Heading2"/>
-      </w:pPr>
-      <w:r>
-        <w:t>6.1 Hazus Damage Ratios (Table 7.11)</w:t>
-      </w:r>
-    </w:p>
-    <w:p>
-      <w:r>
-        <w:t>Each damage state is associated with a mean damage ratio (fraction of replacement cost) and an estimated restoration downtime:</w:t>
-      </w:r>
-    </w:p>
-    <w:tbl>
-      <w:tblPr>
-        <w:tblStyle w:val="LightGrid-Accent1"/>
-        <w:tblW w:type="auto" w:w="0"/>
-        <w:jc w:val="center"/>
-        <w:tblLook w:firstColumn="1" w:firstRow="1" w:lastColumn="0" w:lastRow="0" w:noHBand="0" w:noVBand="1" w:val="04A0"/>
-      </w:tblPr>
-      <w:tblGrid>
-        <w:gridCol w:w="2340"/>
-        <w:gridCol w:w="2340"/>
-        <w:gridCol w:w="2340"/>
-        <w:gridCol w:w="2340"/>
-      </w:tblGrid>
-      <w:tr>
-        <w:tc>
-          <w:tcPr>
-            <w:tcW w:type="dxa" w:w="2340"/>
-          </w:tcPr>
-          <w:p>
-            <w:r>
-              <w:rPr>
-                <w:b/>
-                <w:sz w:val="20"/>
-              </w:rPr>
-              <w:t>Damage State</w:t>
-            </w:r>
-          </w:p>
-        </w:tc>
-        <w:tc>
-          <w:tcPr>
-            <w:tcW w:type="dxa" w:w="2340"/>
-          </w:tcPr>
-          <w:p>
-            <w:r>
-              <w:rPr>
-                <w:b/>
-                <w:sz w:val="20"/>
-              </w:rPr>
-              <w:t>Damage Ratio</w:t>
-            </w:r>
-          </w:p>
-        </w:tc>
-        <w:tc>
-          <w:tcPr>
-            <w:tcW w:type="dxa" w:w="2340"/>
-          </w:tcPr>
-          <w:p>
-            <w:r>
-              <w:rPr>
-                <w:b/>
-                <w:sz w:val="20"/>
-              </w:rPr>
-              <w:t>Downtime (days)</w:t>
-            </w:r>
-          </w:p>
-        </w:tc>
-        <w:tc>
-          <w:tcPr>
-            <w:tcW w:type="dxa" w:w="2340"/>
-          </w:tcPr>
-          <w:p>
-            <w:r>
-              <w:rPr>
-                <w:b/>
-                <w:sz w:val="20"/>
-              </w:rPr>
-              <w:t>Description</w:t>
-            </w:r>
-          </w:p>
-        </w:tc>
-      </w:tr>
-      <w:tr>
-        <w:tc>
-          <w:tcPr>
-            <w:tcW w:type="dxa" w:w="2340"/>
-          </w:tcPr>
-          <w:p>
-            <w:r>
-              <w:rPr>
-                <w:sz w:val="20"/>
-              </w:rPr>
-              <w:t>None</w:t>
-            </w:r>
-          </w:p>
-        </w:tc>
-        <w:tc>
-          <w:tcPr>
-            <w:tcW w:type="dxa" w:w="2340"/>
-          </w:tcPr>
-          <w:p>
-            <w:r>
-              <w:rPr>
-                <w:sz w:val="20"/>
-              </w:rPr>
-              <w:t>0.00 (0%)</w:t>
-            </w:r>
-          </w:p>
-        </w:tc>
-        <w:tc>
-          <w:tcPr>
-            <w:tcW w:type="dxa" w:w="2340"/>
-          </w:tcPr>
-          <w:p>
-            <w:r>
-              <w:rPr>
-                <w:sz w:val="20"/>
-              </w:rPr>
-              <w:t>0</w:t>
-            </w:r>
-          </w:p>
-        </w:tc>
-        <w:tc>
-          <w:tcPr>
-            <w:tcW w:type="dxa" w:w="2340"/>
-          </w:tcPr>
-          <w:p>
-            <w:r>
-              <w:rPr>
-                <w:sz w:val="20"/>
-              </w:rPr>
-              <w:t>No visible damage</w:t>
-            </w:r>
-          </w:p>
-        </w:tc>
-      </w:tr>
-      <w:tr>
-        <w:tc>
-          <w:tcPr>
-            <w:tcW w:type="dxa" w:w="2340"/>
-          </w:tcPr>
-          <w:p>
-            <w:r>
-              <w:rPr>
-                <w:sz w:val="20"/>
-              </w:rPr>
-              <w:t>Slight</w:t>
-            </w:r>
-          </w:p>
-        </w:tc>
-        <w:tc>
-          <w:tcPr>
-            <w:tcW w:type="dxa" w:w="2340"/>
-          </w:tcPr>
-          <w:p>
-            <w:r>
-              <w:rPr>
-                <w:sz w:val="20"/>
-              </w:rPr>
-              <w:t>0.03 (3%)</w:t>
-            </w:r>
-          </w:p>
-        </w:tc>
-        <w:tc>
-          <w:tcPr>
-            <w:tcW w:type="dxa" w:w="2340"/>
-          </w:tcPr>
-          <w:p>
-            <w:r>
-              <w:rPr>
-                <w:sz w:val="20"/>
-              </w:rPr>
-              <w:t>0.6</w:t>
-            </w:r>
-          </w:p>
-        </w:tc>
-        <w:tc>
-          <w:tcPr>
-            <w:tcW w:type="dxa" w:w="2340"/>
-          </w:tcPr>
-          <w:p>
-            <w:r>
-              <w:rPr>
-                <w:sz w:val="20"/>
-              </w:rPr>
-              <w:t>Minor cracking, spalling</w:t>
-            </w:r>
-          </w:p>
-        </w:tc>
-      </w:tr>
-      <w:tr>
-        <w:tc>
-          <w:tcPr>
-            <w:tcW w:type="dxa" w:w="2340"/>
-          </w:tcPr>
-          <w:p>
-            <w:r>
-              <w:rPr>
-                <w:sz w:val="20"/>
-              </w:rPr>
-              <w:t>Moderate</w:t>
-            </w:r>
-          </w:p>
-        </w:tc>
-        <w:tc>
-          <w:tcPr>
-            <w:tcW w:type="dxa" w:w="2340"/>
-          </w:tcPr>
-          <w:p>
-            <w:r>
-              <w:rPr>
-                <w:sz w:val="20"/>
-              </w:rPr>
-              <w:t>0.08 (8%)</w:t>
-            </w:r>
-          </w:p>
-        </w:tc>
-        <w:tc>
-          <w:tcPr>
-            <w:tcW w:type="dxa" w:w="2340"/>
-          </w:tcPr>
-          <w:p>
-            <w:r>
-              <w:rPr>
-                <w:sz w:val="20"/>
-              </w:rPr>
-              <w:t>2.5</w:t>
-            </w:r>
-          </w:p>
-        </w:tc>
-        <w:tc>
-          <w:tcPr>
-            <w:tcW w:type="dxa" w:w="2340"/>
-          </w:tcPr>
-          <w:p>
-            <w:r>
-              <w:rPr>
-                <w:sz w:val="20"/>
-              </w:rPr>
-              <w:t>Moderate cracking, column damage</w:t>
-            </w:r>
-          </w:p>
-        </w:tc>
-      </w:tr>
-      <w:tr>
-        <w:tc>
-          <w:tcPr>
-            <w:tcW w:type="dxa" w:w="2340"/>
-          </w:tcPr>
-          <w:p>
-            <w:r>
-              <w:rPr>
-                <w:sz w:val="20"/>
-              </w:rPr>
-              <w:t>Extensive</w:t>
-            </w:r>
-          </w:p>
-        </w:tc>
-        <w:tc>
-          <w:tcPr>
-            <w:tcW w:type="dxa" w:w="2340"/>
-          </w:tcPr>
-          <w:p>
-            <w:r>
-              <w:rPr>
-                <w:sz w:val="20"/>
-              </w:rPr>
-              <w:t>0.25 (25%)</w:t>
-            </w:r>
-          </w:p>
-        </w:tc>
-        <w:tc>
-          <w:tcPr>
-            <w:tcW w:type="dxa" w:w="2340"/>
-          </w:tcPr>
-          <w:p>
-            <w:r>
-              <w:rPr>
-                <w:sz w:val="20"/>
-              </w:rPr>
-              <w:t>75</w:t>
-            </w:r>
-          </w:p>
-        </w:tc>
-        <w:tc>
-          <w:tcPr>
-            <w:tcW w:type="dxa" w:w="2340"/>
-          </w:tcPr>
-          <w:p>
-            <w:r>
-              <w:rPr>
-                <w:sz w:val="20"/>
-              </w:rPr>
-              <w:t>Significant displacement, no collapse</w:t>
-            </w:r>
-          </w:p>
-        </w:tc>
-      </w:tr>
-      <w:tr>
-        <w:tc>
-          <w:tcPr>
-            <w:tcW w:type="dxa" w:w="2340"/>
-          </w:tcPr>
-          <w:p>
-            <w:r>
-              <w:rPr>
-                <w:sz w:val="20"/>
-              </w:rPr>
-              <w:t>Complete</w:t>
-            </w:r>
-          </w:p>
-        </w:tc>
-        <w:tc>
-          <w:tcPr>
-            <w:tcW w:type="dxa" w:w="2340"/>
-          </w:tcPr>
-          <w:p>
-            <w:r>
-              <w:rPr>
-                <w:sz w:val="20"/>
-              </w:rPr>
-              <w:t>1.00 (100%)</w:t>
-            </w:r>
-          </w:p>
-        </w:tc>
-        <w:tc>
-          <w:tcPr>
-            <w:tcW w:type="dxa" w:w="2340"/>
-          </w:tcPr>
-          <w:p>
-            <w:r>
-              <w:rPr>
-                <w:sz w:val="20"/>
-              </w:rPr>
-              <w:t>230</w:t>
-            </w:r>
-          </w:p>
-        </w:tc>
-        <w:tc>
-          <w:tcPr>
-            <w:tcW w:type="dxa" w:w="2340"/>
-          </w:tcPr>
-          <w:p>
-            <w:r>
-              <w:rPr>
-                <w:sz w:val="20"/>
-              </w:rPr>
-              <w:t>Collapse or near-collapse</w:t>
-            </w:r>
-          </w:p>
-        </w:tc>
-      </w:tr>
-    </w:tbl>
-    <w:p/>
-    <w:p>
-      <w:pPr>
-        <w:pStyle w:val="Heading2"/>
-      </w:pPr>
-      <w:r>
-        <w:t>6.2 Expected Loss Computation</w:t>
-      </w:r>
-    </w:p>
-    <w:p>
-      <w:r>
-        <w:t>For a single bridge with site-specific Sa and replacement cost RC:</w:t>
-      </w:r>
-    </w:p>
-    <w:p>
-      <w:pPr>
-        <w:spacing w:before="80" w:after="80"/>
-        <w:ind w:left="567"/>
-      </w:pPr>
-      <w:r>
-        <w:t>E[Loss_i] = Sigma_ds  P(ds | Sa_i) x DR(ds) x RC_i</w:t>
-      </w:r>
-    </w:p>
-    <w:p>
-      <w:r>
-        <w:t>For the full portfolio:</w:t>
-      </w:r>
-    </w:p>
-    <w:p>
-      <w:pPr>
-        <w:spacing w:before="80" w:after="80"/>
-        <w:ind w:left="567"/>
-      </w:pPr>
-      <w:r>
-        <w:t>E[L_portfolio] = Sigma_i  E[Loss_i]</w:t>
-        <w:br/>
-        <w:t>Loss_ratio = E[L_portfolio] / Sigma_i RC_i</w:t>
-      </w:r>
-    </w:p>
-    <w:p>
-      <w:r>
-        <w:t>The compute_bridge_loss() function returns a BridgeLossResult dataclass with the expected loss, expected downtime, damage probabilities, and loss ratio for a single bridge. compute_portfolio_loss() aggregates these across the entire portfolio.</w:t>
-      </w:r>
-    </w:p>
-    <w:p>
-      <w:pPr>
-        <w:pStyle w:val="Heading2"/>
-      </w:pPr>
-      <w:r>
-        <w:t>6.3 Exceedance Probability (EP) Curve</w:t>
-      </w:r>
-    </w:p>
-    <w:p>
-      <w:r>
-        <w:t>The EP curve is the fundamental output of a probabilistic CAT model. For a set of scenarios with annual occurrence rates lambda_i and losses L_i:</w:t>
-      </w:r>
-    </w:p>
-    <w:p>
-      <w:pPr>
-        <w:pStyle w:val="ListNumber"/>
-      </w:pPr>
-      <w:r>
-        <w:t>Sort scenarios by loss in descending order</w:t>
-      </w:r>
-    </w:p>
-    <w:p>
-      <w:pPr>
-        <w:pStyle w:val="ListNumber"/>
-      </w:pPr>
-      <w:r>
-        <w:t>Compute cumulative exceedance rate: nu(L) = Sigma lambda_i  for all L_i &gt;= L</w:t>
-      </w:r>
-    </w:p>
-    <w:p>
-      <w:pPr>
-        <w:pStyle w:val="ListNumber"/>
-      </w:pPr>
-      <w:r>
-        <w:t>Convert to annual exceedance probability (Poisson): EP(L) = 1 - exp(-nu(L))</w:t>
-      </w:r>
-    </w:p>
-    <w:p>
-      <w:pPr>
-        <w:pStyle w:val="ListNumber"/>
-      </w:pPr>
-      <w:r>
-        <w:t>Return period: RP(L) = 1 / nu(L)</w:t>
-      </w:r>
-    </w:p>
-    <w:p>
-      <w:pPr>
-        <w:pStyle w:val="Heading2"/>
-      </w:pPr>
-      <w:r>
-        <w:t>6.4 Average Annual Loss (AAL)</w:t>
-      </w:r>
-    </w:p>
-    <w:p>
-      <w:pPr>
-        <w:spacing w:before="80" w:after="80"/>
-        <w:ind w:left="567"/>
-      </w:pPr>
-      <w:r>
-        <w:t>AAL = Sigma_i  lambda_i x L_i</w:t>
-      </w:r>
-    </w:p>
-    <w:p>
-      <w:r>
-        <w:t>The AAL represents the long-term average loss per year, accounting for the frequency of events at each magnitude level. It is the single most important metric for insurance pricing and is equivalent to the area under the EP curve.</w:t>
-      </w:r>
-    </w:p>
-    <w:p>
-      <w:r>
-        <w:br w:type="page"/>
-      </w:r>
-    </w:p>
-    <w:p>
-      <w:pPr>
-        <w:pStyle w:val="Heading1"/>
-      </w:pPr>
-      <w:r>
-        <w:t>7. Pipeline Orchestrator</w:t>
-      </w:r>
-    </w:p>
-    <w:p>
-      <w:r>
-        <w:t>File: src/engine.py</w:t>
-      </w:r>
-    </w:p>
-    <w:p>
-      <w:pPr>
-        <w:pStyle w:val="Heading2"/>
-      </w:pPr>
-      <w:r>
-        <w:t>7.1 Deterministic Mode</w:t>
-      </w:r>
-    </w:p>
-    <w:p>
-      <w:r>
-        <w:t>run_deterministic(scenario, portfolio, n_realizations, seed) executes a single-scenario analysis with the following steps:</w:t>
-      </w:r>
-    </w:p>
-    <w:p>
-      <w:pPr>
-        <w:pStyle w:val="ListNumber"/>
-      </w:pPr>
-      <w:r>
-        <w:t>Compute median Sa(1.0s) at each bridge site using BA08 GMPE</w:t>
-      </w:r>
-    </w:p>
-    <w:p>
-      <w:pPr>
-        <w:pStyle w:val="ListNumber"/>
-      </w:pPr>
-      <w:r>
-        <w:t>Generate n_realizations of spatially-correlated ground motion fields via Cholesky decomposition</w:t>
-      </w:r>
-    </w:p>
-    <w:p>
-      <w:pPr>
-        <w:pStyle w:val="ListNumber"/>
-      </w:pPr>
-      <w:r>
-        <w:t>For each realization: compute damage probabilities and portfolio loss</w:t>
-      </w:r>
-    </w:p>
-    <w:p>
-      <w:pPr>
-        <w:pStyle w:val="ListNumber"/>
-      </w:pPr>
-      <w:r>
-        <w:t>Aggregate results: mean loss, standard deviation, coefficient of variation</w:t>
-      </w:r>
-    </w:p>
-    <w:p>
-      <w:pPr>
-        <w:pStyle w:val="ListNumber"/>
-      </w:pPr>
-      <w:r>
-        <w:t>Return DeterministicResult with per-realization loss distributions</w:t>
-      </w:r>
-    </w:p>
-    <w:p>
-      <w:r>
-        <w:t>The DeterministicResult dataclass contains the scenario parameters, portfolio summary, median Sa values, mean and standard deviation of total loss, and the full list of PortfolioLossResult objects for each realization.</w:t>
-      </w:r>
-    </w:p>
-    <w:p>
-      <w:pPr>
-        <w:pStyle w:val="Heading2"/>
-      </w:pPr>
-      <w:r>
-        <w:t>7.2 Probabilistic Mode</w:t>
-      </w:r>
-    </w:p>
-    <w:p>
-      <w:r>
-        <w:t>run_probabilistic(portfolio, n_events, n_realizations, seed) implements a full probabilistic risk assessment:</w:t>
-      </w:r>
-    </w:p>
-    <w:p>
-      <w:pPr>
-        <w:pStyle w:val="ListNumber"/>
-      </w:pPr>
-      <w:r>
-        <w:t>Generate stochastic earthquake catalog using Gutenberg-Richter relation</w:t>
-      </w:r>
-    </w:p>
-    <w:p>
-      <w:pPr>
-        <w:pStyle w:val="ListNumber"/>
-      </w:pPr>
-      <w:r>
-        <w:t>For each event: generate n_realizations of ground motion fields</w:t>
-      </w:r>
-    </w:p>
-    <w:p>
-      <w:pPr>
-        <w:pStyle w:val="ListNumber"/>
-      </w:pPr>
-      <w:r>
-        <w:t>Compute mean loss per event (averaged across realizations)</w:t>
-      </w:r>
-    </w:p>
-    <w:p>
-      <w:pPr>
-        <w:pStyle w:val="ListNumber"/>
-      </w:pPr>
-      <w:r>
-        <w:t>Build EP curve from (scenario_loss, annual_rate) pairs</w:t>
-      </w:r>
-    </w:p>
-    <w:p>
-      <w:pPr>
-        <w:pStyle w:val="ListNumber"/>
-      </w:pPr>
-      <w:r>
-        <w:t>Compute AAL = Sigma lambda_i x L_i</w:t>
-      </w:r>
-    </w:p>
-    <w:p>
-      <w:pPr>
-        <w:pStyle w:val="Heading2"/>
-      </w:pPr>
-      <w:r>
-        <w:t>7.3 Stochastic Event Set Generation</w:t>
-      </w:r>
-    </w:p>
-    <w:p>
-      <w:r>
-        <w:t>The stochastic earthquake catalog is generated from the Gutenberg-Richter frequency-magnitude relation:</w:t>
-      </w:r>
-    </w:p>
-    <w:p>
-      <w:pPr>
-        <w:spacing w:before="80" w:after="80"/>
-        <w:ind w:left="567"/>
-      </w:pPr>
-      <w:r>
-        <w:t>log_1_0(N) = a - b*M</w:t>
-      </w:r>
-    </w:p>
-    <w:p>
-      <w:r>
-        <w:t>Default parameters:</w:t>
-      </w:r>
-    </w:p>
-    <w:tbl>
-      <w:tblPr>
-        <w:tblStyle w:val="LightGrid-Accent1"/>
-        <w:tblW w:type="auto" w:w="0"/>
-        <w:jc w:val="center"/>
-        <w:tblLook w:firstColumn="1" w:firstRow="1" w:lastColumn="0" w:lastRow="0" w:noHBand="0" w:noVBand="1" w:val="04A0"/>
-      </w:tblPr>
-      <w:tblGrid>
-        <w:gridCol w:w="3120"/>
-        <w:gridCol w:w="3120"/>
-        <w:gridCol w:w="3120"/>
-      </w:tblGrid>
-      <w:tr>
-        <w:tc>
-          <w:tcPr>
-            <w:tcW w:type="dxa" w:w="3120"/>
-          </w:tcPr>
-          <w:p>
-            <w:r>
-              <w:rPr>
-                <w:b/>
-                <w:sz w:val="20"/>
-              </w:rPr>
-              <w:t>Parameter</w:t>
-            </w:r>
-          </w:p>
-        </w:tc>
-        <w:tc>
-          <w:tcPr>
-            <w:tcW w:type="dxa" w:w="3120"/>
-          </w:tcPr>
-          <w:p>
-            <w:r>
-              <w:rPr>
-                <w:b/>
-                <w:sz w:val="20"/>
-              </w:rPr>
-              <w:t>Default</w:t>
-            </w:r>
-          </w:p>
-        </w:tc>
-        <w:tc>
-          <w:tcPr>
-            <w:tcW w:type="dxa" w:w="3120"/>
-          </w:tcPr>
-          <w:p>
-            <w:r>
-              <w:rPr>
-                <w:b/>
-                <w:sz w:val="20"/>
-              </w:rPr>
-              <w:t>Description</w:t>
-            </w:r>
-          </w:p>
-        </w:tc>
-      </w:tr>
-      <w:tr>
-        <w:tc>
-          <w:tcPr>
-            <w:tcW w:type="dxa" w:w="3120"/>
-          </w:tcPr>
-          <w:p>
-            <w:r>
-              <w:rPr>
-                <w:sz w:val="20"/>
-              </w:rPr>
-              <w:t>a</w:t>
-            </w:r>
-          </w:p>
-        </w:tc>
-        <w:tc>
-          <w:tcPr>
-            <w:tcW w:type="dxa" w:w="3120"/>
-          </w:tcPr>
-          <w:p>
-            <w:r>
-              <w:rPr>
-                <w:sz w:val="20"/>
-              </w:rPr>
-              <w:t>4.0</w:t>
-            </w:r>
-          </w:p>
-        </w:tc>
-        <w:tc>
-          <w:tcPr>
-            <w:tcW w:type="dxa" w:w="3120"/>
-          </w:tcPr>
-          <w:p>
-            <w:r>
-              <w:rPr>
-                <w:sz w:val="20"/>
-              </w:rPr>
-              <w:t>Productivity parameter (log₁₀ of annual rate at M=0)</w:t>
-            </w:r>
-          </w:p>
-        </w:tc>
-      </w:tr>
-      <w:tr>
-        <w:tc>
-          <w:tcPr>
-            <w:tcW w:type="dxa" w:w="3120"/>
-          </w:tcPr>
-          <w:p>
-            <w:r>
-              <w:rPr>
-                <w:sz w:val="20"/>
-              </w:rPr>
-              <w:t>b</w:t>
-            </w:r>
-          </w:p>
-        </w:tc>
-        <w:tc>
-          <w:tcPr>
-            <w:tcW w:type="dxa" w:w="3120"/>
-          </w:tcPr>
-          <w:p>
-            <w:r>
-              <w:rPr>
-                <w:sz w:val="20"/>
-              </w:rPr>
-              <w:t>1.0</w:t>
-            </w:r>
-          </w:p>
-        </w:tc>
-        <w:tc>
-          <w:tcPr>
-            <w:tcW w:type="dxa" w:w="3120"/>
-          </w:tcPr>
-          <w:p>
-            <w:r>
-              <w:rPr>
-                <w:sz w:val="20"/>
-              </w:rPr>
-              <w:t>Magnitude scaling (≈1.0 globally)</w:t>
-            </w:r>
-          </w:p>
-        </w:tc>
-      </w:tr>
-      <w:tr>
-        <w:tc>
-          <w:tcPr>
-            <w:tcW w:type="dxa" w:w="3120"/>
-          </w:tcPr>
-          <w:p>
-            <w:r>
-              <w:rPr>
-                <w:sz w:val="20"/>
-              </w:rPr>
-              <w:t>M_min</w:t>
-            </w:r>
-          </w:p>
-        </w:tc>
-        <w:tc>
-          <w:tcPr>
-            <w:tcW w:type="dxa" w:w="3120"/>
-          </w:tcPr>
-          <w:p>
-            <w:r>
-              <w:rPr>
-                <w:sz w:val="20"/>
-              </w:rPr>
-              <w:t>5.0</w:t>
-            </w:r>
-          </w:p>
-        </w:tc>
-        <w:tc>
-          <w:tcPr>
-            <w:tcW w:type="dxa" w:w="3120"/>
-          </w:tcPr>
-          <w:p>
-            <w:r>
-              <w:rPr>
-                <w:sz w:val="20"/>
-              </w:rPr>
-              <w:t>Minimum magnitude</w:t>
-            </w:r>
-          </w:p>
-        </w:tc>
-      </w:tr>
-      <w:tr>
-        <w:tc>
-          <w:tcPr>
-            <w:tcW w:type="dxa" w:w="3120"/>
-          </w:tcPr>
-          <w:p>
-            <w:r>
-              <w:rPr>
-                <w:sz w:val="20"/>
-              </w:rPr>
-              <w:t>M_max</w:t>
-            </w:r>
-          </w:p>
-        </w:tc>
-        <w:tc>
-          <w:tcPr>
-            <w:tcW w:type="dxa" w:w="3120"/>
-          </w:tcPr>
-          <w:p>
-            <w:r>
-              <w:rPr>
-                <w:sz w:val="20"/>
-              </w:rPr>
-              <w:t>7.5</w:t>
-            </w:r>
-          </w:p>
-        </w:tc>
-        <w:tc>
-          <w:tcPr>
-            <w:tcW w:type="dxa" w:w="3120"/>
-          </w:tcPr>
-          <w:p>
-            <w:r>
-              <w:rPr>
-                <w:sz w:val="20"/>
-              </w:rPr>
-              <w:t>Maximum magnitude</w:t>
-            </w:r>
-          </w:p>
-        </w:tc>
-      </w:tr>
-      <w:tr>
-        <w:tc>
-          <w:tcPr>
-            <w:tcW w:type="dxa" w:w="3120"/>
-          </w:tcPr>
-          <w:p>
-            <w:r>
-              <w:rPr>
-                <w:sz w:val="20"/>
-              </w:rPr>
-              <w:t>radius</w:t>
-            </w:r>
-          </w:p>
-        </w:tc>
-        <w:tc>
-          <w:tcPr>
-            <w:tcW w:type="dxa" w:w="3120"/>
-          </w:tcPr>
-          <w:p>
-            <w:r>
-              <w:rPr>
-                <w:sz w:val="20"/>
-              </w:rPr>
-              <w:t>80 km</w:t>
-            </w:r>
-          </w:p>
-        </w:tc>
-        <w:tc>
-          <w:tcPr>
-            <w:tcW w:type="dxa" w:w="3120"/>
-          </w:tcPr>
-          <w:p>
-            <w:r>
-              <w:rPr>
-                <w:sz w:val="20"/>
-              </w:rPr>
-              <w:t>Source zone radius around center</w:t>
-            </w:r>
-          </w:p>
-        </w:tc>
-      </w:tr>
-    </w:tbl>
-    <w:p/>
-    <w:p>
-      <w:r>
-        <w:t>Magnitudes are sampled from the truncated exponential distribution (inverse CDF method). Fault types are randomly assigned with probabilities: reverse 50%, strike-slip 30%, normal 20%. Hypocentral depths are uniform between 5 and 25 km.</w:t>
-      </w:r>
-    </w:p>
-    <w:p>
-      <w:pPr>
-        <w:pStyle w:val="Heading2"/>
-      </w:pPr>
-      <w:r>
-        <w:t>7.4 Pre-defined Scenario</w:t>
-      </w:r>
-    </w:p>
-    <w:p>
-      <w:pPr>
-        <w:spacing w:before="80" w:after="80"/>
-        <w:ind w:left="567"/>
-      </w:pPr>
-      <w:r>
-        <w:rPr>
-          <w:rFonts w:ascii="Consolas" w:hAnsi="Consolas"/>
-          <w:sz w:val="18"/>
-        </w:rPr>
-        <w:t>NORTHRIDGE_SCENARIO = EarthquakeScenario(</w:t>
-        <w:br/>
-        <w:t xml:space="preserve">    Mw=6.7, lat=34.213, lon=-118.537,</w:t>
-        <w:br/>
-        <w:t xml:space="preserve">    depth_km=18.4, fault_type="reverse"</w:t>
-        <w:br/>
-        <w:t>)</w:t>
-      </w:r>
-    </w:p>
-    <w:p>
-      <w:r>
-        <w:br w:type="page"/>
-      </w:r>
-    </w:p>
-    <w:p>
-      <w:pPr>
-        <w:pStyle w:val="Heading1"/>
-      </w:pPr>
-      <w:r>
-        <w:t>8. Supporting Modules</w:t>
-      </w:r>
-    </w:p>
-    <w:p>
-      <w:pPr>
-        <w:pStyle w:val="Heading2"/>
-      </w:pPr>
-      <w:r>
-        <w:t>8.1 hazus_params.py - Fragility Parameters</w:t>
-      </w:r>
-    </w:p>
-    <w:p>
-      <w:r>
-        <w:t>Contains the HAZUS_BRIDGE_FRAGILITY dictionary with lognormal parameters (median, beta) for all 14 bridge classes and 4 damage states. Also defines DAMAGE_STATE_ORDER = ["slight", "moderate", "extensive", "complete"].</w:t>
-      </w:r>
-    </w:p>
-    <w:p>
-      <w:pPr>
-        <w:pStyle w:val="Heading2"/>
-      </w:pPr>
-      <w:r>
-        <w:t>8.2 bridge_classes.py - Classification Logic</w:t>
-      </w:r>
-    </w:p>
-    <w:p>
-      <w:r>
-        <w:t>Provides the BridgeClassification dataclass and classify_bridge() function that implements a decision tree: length &gt; 150 m -&gt; HWB1/2, then by material and span type, with subtypes for box girder (HWB17) and frame (HWB22). Year built &gt;= 1975 -&gt; seismic design.</w:t>
-      </w:r>
-    </w:p>
-    <w:p>
-      <w:pPr>
-        <w:pStyle w:val="Heading2"/>
-      </w:pPr>
-      <w:r>
-        <w:t>8.3 data_loader.py &lt;= Local Parsing</w:t>
-      </w:r>
-    </w:p>
-    <w:p>
-      <w:r>
-        <w:t>Provides parsers for local data sources:</w:t>
-      </w:r>
-    </w:p>
-    <w:p>
-      <w:pPr>
-        <w:pStyle w:val="ListBullet"/>
-      </w:pPr>
-      <w:r>
-        <w:t>ShakeMap grid.xml: XML with grid_field/grid_data elements. PGA and PSA columns converted from %g to g.</w:t>
-      </w:r>
-    </w:p>
-    <w:p>
-      <w:pPr>
-        <w:pStyle w:val="ListBullet"/>
-      </w:pPr>
-      <w:r>
-        <w:t>Station recordings (stationlist.json): GeoJSON-like format with channel amplitudes extracted.</w:t>
-      </w:r>
-    </w:p>
-    <w:p>
-      <w:pPr>
-        <w:pStyle w:val="ListBullet"/>
-      </w:pPr>
-      <w:r>
-        <w:t>NBI delimited TXT/CSV: Pattern-matching column detection, coordinate conversion (DDMMSS.SS &lt;= decimal), and bounding box filtering to the Northridge area.</w:t>
-      </w:r>
-    </w:p>
-    <w:p>
-      <w:r>
-        <w:t>Downloading and curation are handled by broker/utils/nbi_ingest.py.</w:t>
-      </w:r>
-    </w:p>
-    <w:p>
-      <w:pPr>
-        <w:pStyle w:val="Heading2"/>
-      </w:pPr>
-      <w:r>
-        <w:t>8.4 northridge_case.py - Observed Damage Data</w:t>
-      </w:r>
-    </w:p>
-    <w:p>
-      <w:r>
-        <w:t>Contains observed damage statistics from the 1994 Northridge earthquake:</w:t>
-      </w:r>
-    </w:p>
-    <w:tbl>
-      <w:tblPr>
-        <w:tblStyle w:val="LightGrid-Accent1"/>
-        <w:tblW w:type="auto" w:w="0"/>
-        <w:jc w:val="center"/>
-        <w:tblLook w:firstColumn="1" w:firstRow="1" w:lastColumn="0" w:lastRow="0" w:noHBand="0" w:noVBand="1" w:val="04A0"/>
-      </w:tblPr>
-      <w:tblGrid>
-        <w:gridCol w:w="3120"/>
-        <w:gridCol w:w="3120"/>
-        <w:gridCol w:w="3120"/>
-      </w:tblGrid>
-      <w:tr>
-        <w:tc>
-          <w:tcPr>
-            <w:tcW w:type="dxa" w:w="3120"/>
-          </w:tcPr>
-          <w:p>
-            <w:r>
-              <w:rPr>
-                <w:b/>
-                <w:sz w:val="20"/>
-              </w:rPr>
-              <w:t>Damage State</w:t>
-            </w:r>
-          </w:p>
-        </w:tc>
-        <w:tc>
-          <w:tcPr>
-            <w:tcW w:type="dxa" w:w="3120"/>
-          </w:tcPr>
-          <w:p>
-            <w:r>
-              <w:rPr>
-                <w:b/>
-                <w:sz w:val="20"/>
-              </w:rPr>
-              <w:t>Count</w:t>
-            </w:r>
-          </w:p>
-        </w:tc>
-        <w:tc>
-          <w:tcPr>
-            <w:tcW w:type="dxa" w:w="3120"/>
-          </w:tcPr>
-          <w:p>
-            <w:r>
-              <w:rPr>
-                <w:b/>
-                <w:sz w:val="20"/>
-              </w:rPr>
-              <w:t>Fraction</w:t>
-            </w:r>
-          </w:p>
-        </w:tc>
-      </w:tr>
-      <w:tr>
-        <w:tc>
-          <w:tcPr>
-            <w:tcW w:type="dxa" w:w="3120"/>
-          </w:tcPr>
-          <w:p>
-            <w:r>
-              <w:rPr>
-                <w:sz w:val="20"/>
-              </w:rPr>
-              <w:t>None</w:t>
-            </w:r>
-          </w:p>
-        </w:tc>
-        <w:tc>
-          <w:tcPr>
-            <w:tcW w:type="dxa" w:w="3120"/>
-          </w:tcPr>
-          <w:p>
-            <w:r>
-              <w:rPr>
-                <w:sz w:val="20"/>
-              </w:rPr>
-              <w:t>1,430</w:t>
-            </w:r>
-          </w:p>
-        </w:tc>
-        <w:tc>
-          <w:tcPr>
-            <w:tcW w:type="dxa" w:w="3120"/>
-          </w:tcPr>
-          <w:p>
-            <w:r>
-              <w:rPr>
-                <w:sz w:val="20"/>
-              </w:rPr>
-              <w:t>89.4%</w:t>
-            </w:r>
-          </w:p>
-        </w:tc>
-      </w:tr>
-      <w:tr>
-        <w:tc>
-          <w:tcPr>
-            <w:tcW w:type="dxa" w:w="3120"/>
-          </w:tcPr>
-          <w:p>
-            <w:r>
-              <w:rPr>
-                <w:sz w:val="20"/>
-              </w:rPr>
-              <w:t>Slight</w:t>
-            </w:r>
-          </w:p>
-        </w:tc>
-        <w:tc>
-          <w:tcPr>
-            <w:tcW w:type="dxa" w:w="3120"/>
-          </w:tcPr>
-          <w:p>
-            <w:r>
-              <w:rPr>
-                <w:sz w:val="20"/>
-              </w:rPr>
-              <w:t>98</w:t>
-            </w:r>
-          </w:p>
-        </w:tc>
-        <w:tc>
-          <w:tcPr>
-            <w:tcW w:type="dxa" w:w="3120"/>
-          </w:tcPr>
-          <w:p>
-            <w:r>
-              <w:rPr>
-                <w:sz w:val="20"/>
-              </w:rPr>
-              <w:t>6.1%</w:t>
-            </w:r>
-          </w:p>
-        </w:tc>
-      </w:tr>
-      <w:tr>
-        <w:tc>
-          <w:tcPr>
-            <w:tcW w:type="dxa" w:w="3120"/>
-          </w:tcPr>
-          <w:p>
-            <w:r>
-              <w:rPr>
-                <w:sz w:val="20"/>
-              </w:rPr>
-              <w:t>Moderate</w:t>
-            </w:r>
-          </w:p>
-        </w:tc>
-        <w:tc>
-          <w:tcPr>
-            <w:tcW w:type="dxa" w:w="3120"/>
-          </w:tcPr>
-          <w:p>
-            <w:r>
-              <w:rPr>
-                <w:sz w:val="20"/>
-              </w:rPr>
-              <w:t>44</w:t>
-            </w:r>
-          </w:p>
-        </w:tc>
-        <w:tc>
-          <w:tcPr>
-            <w:tcW w:type="dxa" w:w="3120"/>
-          </w:tcPr>
-          <w:p>
-            <w:r>
-              <w:rPr>
-                <w:sz w:val="20"/>
-              </w:rPr>
-              <w:t>2.75%</w:t>
-            </w:r>
-          </w:p>
-        </w:tc>
-      </w:tr>
-      <w:tr>
-        <w:tc>
-          <w:tcPr>
-            <w:tcW w:type="dxa" w:w="3120"/>
-          </w:tcPr>
-          <w:p>
-            <w:r>
-              <w:rPr>
-                <w:sz w:val="20"/>
-              </w:rPr>
-              <w:t>Extensive</w:t>
-            </w:r>
-          </w:p>
-        </w:tc>
-        <w:tc>
-          <w:tcPr>
-            <w:tcW w:type="dxa" w:w="3120"/>
-          </w:tcPr>
-          <w:p>
-            <w:r>
-              <w:rPr>
-                <w:sz w:val="20"/>
-              </w:rPr>
-              <w:t>21</w:t>
-            </w:r>
-          </w:p>
-        </w:tc>
-        <w:tc>
-          <w:tcPr>
-            <w:tcW w:type="dxa" w:w="3120"/>
-          </w:tcPr>
-          <w:p>
-            <w:r>
-              <w:rPr>
-                <w:sz w:val="20"/>
-              </w:rPr>
-              <w:t>1.3%</w:t>
-            </w:r>
-          </w:p>
-        </w:tc>
-      </w:tr>
-      <w:tr>
-        <w:tc>
-          <w:tcPr>
-            <w:tcW w:type="dxa" w:w="3120"/>
-          </w:tcPr>
-          <w:p>
-            <w:r>
-              <w:rPr>
-                <w:sz w:val="20"/>
-              </w:rPr>
-              <w:t>Complete (collapsed)</w:t>
-            </w:r>
-          </w:p>
-        </w:tc>
-        <w:tc>
-          <w:tcPr>
-            <w:tcW w:type="dxa" w:w="3120"/>
-          </w:tcPr>
-          <w:p>
-            <w:r>
-              <w:rPr>
-                <w:sz w:val="20"/>
-              </w:rPr>
-              <w:t>7</w:t>
-            </w:r>
-          </w:p>
-        </w:tc>
-        <w:tc>
-          <w:tcPr>
-            <w:tcW w:type="dxa" w:w="3120"/>
-          </w:tcPr>
-          <w:p>
-            <w:r>
-              <w:rPr>
-                <w:sz w:val="20"/>
-              </w:rPr>
-              <w:t>0.44%</w:t>
-            </w:r>
-          </w:p>
-        </w:tc>
-      </w:tr>
-    </w:tbl>
-    <w:p/>
-    <w:p>
-      <w:pPr>
-        <w:pStyle w:val="Heading2"/>
-      </w:pPr>
-      <w:r>
-        <w:t>8.5 plotting.py - Visualization</w:t>
-      </w:r>
-    </w:p>
-    <w:p>
-      <w:r>
-        <w:t>Provides 8 plot functions with consistent styling:</w:t>
-      </w:r>
-    </w:p>
-    <w:tbl>
-      <w:tblPr>
-        <w:tblStyle w:val="LightGrid-Accent1"/>
-        <w:tblW w:type="auto" w:w="0"/>
-        <w:jc w:val="center"/>
-        <w:tblLook w:firstColumn="1" w:firstRow="1" w:lastColumn="0" w:lastRow="0" w:noHBand="0" w:noVBand="1" w:val="04A0"/>
-      </w:tblPr>
-      <w:tblGrid>
-        <w:gridCol w:w="3120"/>
-        <w:gridCol w:w="3120"/>
-        <w:gridCol w:w="3120"/>
-      </w:tblGrid>
-      <w:tr>
-        <w:tc>
-          <w:tcPr>
-            <w:tcW w:type="dxa" w:w="3120"/>
-          </w:tcPr>
-          <w:p>
-            <w:r>
-              <w:rPr>
-                <w:b/>
-                <w:sz w:val="20"/>
-              </w:rPr>
-              <w:t>Function</w:t>
-            </w:r>
-          </w:p>
-        </w:tc>
-        <w:tc>
-          <w:tcPr>
-            <w:tcW w:type="dxa" w:w="3120"/>
-          </w:tcPr>
-          <w:p>
-            <w:r>
-              <w:rPr>
-                <w:b/>
-                <w:sz w:val="20"/>
-              </w:rPr>
-              <w:t>Output</w:t>
-            </w:r>
-          </w:p>
-        </w:tc>
-        <w:tc>
-          <w:tcPr>
-            <w:tcW w:type="dxa" w:w="3120"/>
-          </w:tcPr>
-          <w:p>
-            <w:r>
-              <w:rPr>
-                <w:b/>
-                <w:sz w:val="20"/>
-              </w:rPr>
-              <w:t>Description</w:t>
-            </w:r>
-          </w:p>
-        </w:tc>
-      </w:tr>
-      <w:tr>
-        <w:tc>
-          <w:tcPr>
-            <w:tcW w:type="dxa" w:w="3120"/>
-          </w:tcPr>
-          <w:p>
-            <w:r>
-              <w:rPr>
-                <w:sz w:val="20"/>
-              </w:rPr>
-              <w:t>plot_single_class()</w:t>
-            </w:r>
-          </w:p>
-        </w:tc>
-        <w:tc>
-          <w:tcPr>
-            <w:tcW w:type="dxa" w:w="3120"/>
-          </w:tcPr>
-          <w:p>
-            <w:r>
-              <w:rPr>
-                <w:sz w:val="20"/>
-              </w:rPr>
-              <w:t>fragility_HWB*.png</w:t>
-            </w:r>
-          </w:p>
-        </w:tc>
-        <w:tc>
-          <w:tcPr>
-            <w:tcW w:type="dxa" w:w="3120"/>
-          </w:tcPr>
-          <w:p>
-            <w:r>
-              <w:rPr>
-                <w:sz w:val="20"/>
-              </w:rPr>
-              <w:t>4-curve fragility plot per class</w:t>
-            </w:r>
-          </w:p>
-        </w:tc>
-      </w:tr>
-      <w:tr>
-        <w:tc>
-          <w:tcPr>
-            <w:tcW w:type="dxa" w:w="3120"/>
-          </w:tcPr>
-          <w:p>
-            <w:r>
-              <w:rPr>
-                <w:sz w:val="20"/>
-              </w:rPr>
-              <w:t>plot_comparison()</w:t>
-            </w:r>
-          </w:p>
-        </w:tc>
-        <w:tc>
-          <w:tcPr>
-            <w:tcW w:type="dxa" w:w="3120"/>
-          </w:tcPr>
-          <w:p>
-            <w:r>
-              <w:rPr>
-                <w:sz w:val="20"/>
-              </w:rPr>
-              <w:t>comparison_*.png</w:t>
-            </w:r>
-          </w:p>
-        </w:tc>
-        <w:tc>
-          <w:tcPr>
-            <w:tcW w:type="dxa" w:w="3120"/>
-          </w:tcPr>
-          <w:p>
-            <w:r>
-              <w:rPr>
-                <w:sz w:val="20"/>
-              </w:rPr>
-              <w:t>Cross-class comparison for one damage state</w:t>
-            </w:r>
-          </w:p>
-        </w:tc>
-      </w:tr>
-      <w:tr>
-        <w:tc>
-          <w:tcPr>
-            <w:tcW w:type="dxa" w:w="3120"/>
-          </w:tcPr>
-          <w:p>
-            <w:r>
-              <w:rPr>
-                <w:sz w:val="20"/>
-              </w:rPr>
-              <w:t>plot_damage_distribution()</w:t>
-            </w:r>
-          </w:p>
-        </w:tc>
-        <w:tc>
-          <w:tcPr>
-            <w:tcW w:type="dxa" w:w="3120"/>
-          </w:tcPr>
-          <w:p>
-            <w:r>
-              <w:rPr>
-                <w:sz w:val="20"/>
-              </w:rPr>
-              <w:t>damage_distribution_*.png</w:t>
-            </w:r>
-          </w:p>
-        </w:tc>
-        <w:tc>
-          <w:tcPr>
-            <w:tcW w:type="dxa" w:w="3120"/>
-          </w:tcPr>
-          <w:p>
-            <w:r>
-              <w:rPr>
-                <w:sz w:val="20"/>
-              </w:rPr>
-              <w:t>Stacked bar chart at 10 intensity levels</w:t>
-            </w:r>
-          </w:p>
-        </w:tc>
-      </w:tr>
-      <w:tr>
-        <w:tc>
-          <w:tcPr>
-            <w:tcW w:type="dxa" w:w="3120"/>
-          </w:tcPr>
-          <w:p>
-            <w:r>
-              <w:rPr>
-                <w:sz w:val="20"/>
-              </w:rPr>
-              <w:t>plot_northridge_scenario()</w:t>
-            </w:r>
-          </w:p>
-        </w:tc>
-        <w:tc>
-          <w:tcPr>
-            <w:tcW w:type="dxa" w:w="3120"/>
-          </w:tcPr>
-          <w:p>
-            <w:r>
-              <w:rPr>
-                <w:sz w:val="20"/>
-              </w:rPr>
-              <w:t>northridge_scenario.png</w:t>
-            </w:r>
-          </w:p>
-        </w:tc>
-        <w:tc>
-          <w:tcPr>
-            <w:tcW w:type="dxa" w:w="3120"/>
-          </w:tcPr>
-          <w:p>
-            <w:r>
-              <w:rPr>
-                <w:sz w:val="20"/>
-              </w:rPr>
-              <w:t>Fragility with observed PGA range overlay</w:t>
-            </w:r>
-          </w:p>
-        </w:tc>
-      </w:tr>
-      <w:tr>
-        <w:tc>
-          <w:tcPr>
-            <w:tcW w:type="dxa" w:w="3120"/>
-          </w:tcPr>
-          <w:p>
-            <w:r>
-              <w:rPr>
-                <w:sz w:val="20"/>
-              </w:rPr>
-              <w:t>plot_ground_motion_field()</w:t>
-            </w:r>
-          </w:p>
-        </w:tc>
-        <w:tc>
-          <w:tcPr>
-            <w:tcW w:type="dxa" w:w="3120"/>
-          </w:tcPr>
-          <w:p>
-            <w:r>
-              <w:rPr>
-                <w:sz w:val="20"/>
-              </w:rPr>
-              <w:t>ground_motion_field.png</w:t>
-            </w:r>
-          </w:p>
-        </w:tc>
-        <w:tc>
-          <w:tcPr>
-            <w:tcW w:type="dxa" w:w="3120"/>
-          </w:tcPr>
-          <w:p>
-            <w:r>
-              <w:rPr>
-                <w:sz w:val="20"/>
-              </w:rPr>
-              <w:t>Scatter map of Sa at bridge sites</w:t>
-            </w:r>
-          </w:p>
-        </w:tc>
-      </w:tr>
-      <w:tr>
-        <w:tc>
-          <w:tcPr>
-            <w:tcW w:type="dxa" w:w="3120"/>
-          </w:tcPr>
-          <w:p>
-            <w:r>
-              <w:rPr>
-                <w:sz w:val="20"/>
-              </w:rPr>
-              <w:t>plot_loss_by_class()</w:t>
-            </w:r>
-          </w:p>
-        </w:tc>
-        <w:tc>
-          <w:tcPr>
-            <w:tcW w:type="dxa" w:w="3120"/>
-          </w:tcPr>
-          <w:p>
-            <w:r>
-              <w:rPr>
-                <w:sz w:val="20"/>
-              </w:rPr>
-              <w:t>loss_by_class.png</w:t>
-            </w:r>
-          </w:p>
-        </w:tc>
-        <w:tc>
-          <w:tcPr>
-            <w:tcW w:type="dxa" w:w="3120"/>
-          </w:tcPr>
-          <w:p>
-            <w:r>
-              <w:rPr>
-                <w:sz w:val="20"/>
-              </w:rPr>
-              <w:t>Bar chart of loss by HWB class</w:t>
-            </w:r>
-          </w:p>
-        </w:tc>
-      </w:tr>
-      <w:tr>
-        <w:tc>
-          <w:tcPr>
-            <w:tcW w:type="dxa" w:w="3120"/>
-          </w:tcPr>
-          <w:p>
-            <w:r>
-              <w:rPr>
-                <w:sz w:val="20"/>
-              </w:rPr>
-              <w:t>plot_ep_curve()</w:t>
-            </w:r>
-          </w:p>
-        </w:tc>
-        <w:tc>
-          <w:tcPr>
-            <w:tcW w:type="dxa" w:w="3120"/>
-          </w:tcPr>
-          <w:p>
-            <w:r>
-              <w:rPr>
-                <w:sz w:val="20"/>
-              </w:rPr>
-              <w:t>ep_curve.png</w:t>
-            </w:r>
-          </w:p>
-        </w:tc>
-        <w:tc>
-          <w:tcPr>
-            <w:tcW w:type="dxa" w:w="3120"/>
-          </w:tcPr>
-          <w:p>
-            <w:r>
-              <w:rPr>
-                <w:sz w:val="20"/>
-              </w:rPr>
-              <w:t>EP curve and return period plot</w:t>
-            </w:r>
-          </w:p>
-        </w:tc>
-      </w:tr>
-      <w:tr>
-        <w:tc>
-          <w:tcPr>
-            <w:tcW w:type="dxa" w:w="3120"/>
-          </w:tcPr>
-          <w:p>
-            <w:r>
-              <w:rPr>
-                <w:sz w:val="20"/>
-              </w:rPr>
-              <w:t>plot_portfolio_damage()</w:t>
-            </w:r>
-          </w:p>
-        </w:tc>
-        <w:tc>
-          <w:tcPr>
-            <w:tcW w:type="dxa" w:w="3120"/>
-          </w:tcPr>
-          <w:p>
-            <w:r>
-              <w:rPr>
-                <w:sz w:val="20"/>
-              </w:rPr>
-              <w:t>portfolio_damage.png</w:t>
-            </w:r>
-          </w:p>
-        </w:tc>
-        <w:tc>
-          <w:tcPr>
-            <w:tcW w:type="dxa" w:w="3120"/>
-          </w:tcPr>
-          <w:p>
-            <w:r>
-              <w:rPr>
-                <w:sz w:val="20"/>
-              </w:rPr>
-              <w:t>Stacked bar of damage state distribution</w:t>
-            </w:r>
-          </w:p>
-        </w:tc>
-      </w:tr>
-    </w:tbl>
-    <w:p/>
-    <w:p>
-      <w:r>
-        <w:br w:type="page"/>
-      </w:r>
-    </w:p>
-    <w:p>
-      <w:pPr>
-        <w:pStyle w:val="Heading1"/>
-      </w:pPr>
-      <w:r>
-        <w:t>9. Command-Line Interface</w:t>
-      </w:r>
-    </w:p>
-    <w:p>
-      <w:r>
-        <w:t>The framework is invoked through main.py with the following flags:</w:t>
-      </w:r>
-    </w:p>
-    <w:tbl>
-      <w:tblPr>
-        <w:tblStyle w:val="LightGrid-Accent1"/>
-        <w:tblW w:type="auto" w:w="0"/>
-        <w:jc w:val="center"/>
-        <w:tblLook w:firstColumn="1" w:firstRow="1" w:lastColumn="0" w:lastRow="0" w:noHBand="0" w:noVBand="1" w:val="04A0"/>
-      </w:tblPr>
-      <w:tblGrid>
-        <w:gridCol w:w="3120"/>
-        <w:gridCol w:w="3120"/>
-        <w:gridCol w:w="3120"/>
-      </w:tblGrid>
-      <w:tr>
-        <w:tc>
-          <w:tcPr>
-            <w:tcW w:type="dxa" w:w="3120"/>
-          </w:tcPr>
-          <w:p>
-            <w:r>
-              <w:rPr>
-                <w:b/>
-                <w:sz w:val="20"/>
-              </w:rPr>
-              <w:t>Flag</w:t>
-            </w:r>
-          </w:p>
-        </w:tc>
-        <w:tc>
-          <w:tcPr>
-            <w:tcW w:type="dxa" w:w="3120"/>
-          </w:tcPr>
-          <w:p>
-            <w:r>
-              <w:rPr>
-                <w:b/>
-                <w:sz w:val="20"/>
-              </w:rPr>
-              <w:t>Default</w:t>
-            </w:r>
-          </w:p>
-        </w:tc>
-        <w:tc>
-          <w:tcPr>
-            <w:tcW w:type="dxa" w:w="3120"/>
-          </w:tcPr>
-          <w:p>
-            <w:r>
-              <w:rPr>
-                <w:b/>
-                <w:sz w:val="20"/>
-              </w:rPr>
-              <w:t>Description</w:t>
-            </w:r>
-          </w:p>
-        </w:tc>
-      </w:tr>
-      <w:tr>
-        <w:tc>
-          <w:tcPr>
-            <w:tcW w:type="dxa" w:w="3120"/>
-          </w:tcPr>
-          <w:p>
-            <w:r>
-              <w:rPr>
-                <w:sz w:val="20"/>
-              </w:rPr>
-              <w:t>--pipeline</w:t>
-            </w:r>
-          </w:p>
-        </w:tc>
-        <w:tc>
-          <w:tcPr>
-            <w:tcW w:type="dxa" w:w="3120"/>
-          </w:tcPr>
-          <w:p>
-            <w:r>
-              <w:rPr>
-                <w:sz w:val="20"/>
-              </w:rPr>
-              <w:t>off</w:t>
-            </w:r>
-          </w:p>
-        </w:tc>
-        <w:tc>
-          <w:tcPr>
-            <w:tcW w:type="dxa" w:w="3120"/>
-          </w:tcPr>
-          <w:p>
-            <w:r>
-              <w:rPr>
-                <w:sz w:val="20"/>
-              </w:rPr>
-              <w:t>Run full deterministic Hazard→Exposure→Vulnerability→Loss pipeline</w:t>
-            </w:r>
-          </w:p>
-        </w:tc>
-      </w:tr>
-      <w:tr>
-        <w:tc>
-          <w:tcPr>
-            <w:tcW w:type="dxa" w:w="3120"/>
-          </w:tcPr>
-          <w:p>
-            <w:r>
-              <w:rPr>
-                <w:sz w:val="20"/>
-              </w:rPr>
-              <w:t>--probabilistic</w:t>
-            </w:r>
-          </w:p>
-        </w:tc>
-        <w:tc>
-          <w:tcPr>
-            <w:tcW w:type="dxa" w:w="3120"/>
-          </w:tcPr>
-          <w:p>
-            <w:r>
-              <w:rPr>
-                <w:sz w:val="20"/>
-              </w:rPr>
-              <w:t>off</w:t>
-            </w:r>
-          </w:p>
-        </w:tc>
-        <w:tc>
-          <w:tcPr>
-            <w:tcW w:type="dxa" w:w="3120"/>
-          </w:tcPr>
-          <w:p>
-            <w:r>
-              <w:rPr>
-                <w:sz w:val="20"/>
-              </w:rPr>
-              <w:t>Run probabilistic analysis with stochastic event catalog</w:t>
-            </w:r>
-          </w:p>
-        </w:tc>
-      </w:tr>
-      <w:tr>
-        <w:tc>
-          <w:tcPr>
-            <w:tcW w:type="dxa" w:w="3120"/>
-          </w:tcPr>
-          <w:p>
-            <w:r>
-              <w:rPr>
-                <w:sz w:val="20"/>
-              </w:rPr>
-              <w:t>--fragility-only</w:t>
-            </w:r>
-          </w:p>
-        </w:tc>
-        <w:tc>
-          <w:tcPr>
-            <w:tcW w:type="dxa" w:w="3120"/>
-          </w:tcPr>
-          <w:p>
-            <w:r>
-              <w:rPr>
-                <w:sz w:val="20"/>
-              </w:rPr>
-              <w:t>off</w:t>
-            </w:r>
-          </w:p>
-        </w:tc>
-        <w:tc>
-          <w:tcPr>
-            <w:tcW w:type="dxa" w:w="3120"/>
-          </w:tcPr>
-          <w:p>
-            <w:r>
-              <w:rPr>
-                <w:sz w:val="20"/>
-              </w:rPr>
-              <w:t>Generate fragility curves only (no hazard/loss computation)</w:t>
-            </w:r>
-          </w:p>
-        </w:tc>
-      </w:tr>
-      <w:tr>
-        <w:tc>
-          <w:tcPr>
-            <w:tcW w:type="dxa" w:w="3120"/>
-          </w:tcPr>
-          <w:p>
-            <w:r>
-              <w:rPr>
-                <w:sz w:val="20"/>
-              </w:rPr>
-              <w:t>--download</w:t>
-            </w:r>
-          </w:p>
-        </w:tc>
-        <w:tc>
-          <w:tcPr>
-            <w:tcW w:type="dxa" w:w="3120"/>
-          </w:tcPr>
-          <w:p>
-            <w:r>
-              <w:rPr>
-                <w:sz w:val="20"/>
-              </w:rPr>
-              <w:t>off</w:t>
-            </w:r>
-          </w:p>
-        </w:tc>
-        <w:tc>
-          <w:tcPr>
-            <w:tcW w:type="dxa" w:w="3120"/>
-          </w:tcPr>
-          <w:p>
-            <w:r>
-              <w:rPr>
-                <w:sz w:val="20"/>
-              </w:rPr>
-              <w:t>Download USGS ShakeMap and FHWA NBI data files</w:t>
-            </w:r>
-          </w:p>
-        </w:tc>
-      </w:tr>
-      <w:tr>
-        <w:tc>
-          <w:tcPr>
-            <w:tcW w:type="dxa" w:w="3120"/>
-          </w:tcPr>
-          <w:p>
-            <w:r>
-              <w:rPr>
-                <w:sz w:val="20"/>
-              </w:rPr>
-              <w:t>--n-bridges</w:t>
-            </w:r>
-          </w:p>
-        </w:tc>
-        <w:tc>
-          <w:tcPr>
-            <w:tcW w:type="dxa" w:w="3120"/>
-          </w:tcPr>
-          <w:p>
-            <w:r>
-              <w:rPr>
-                <w:sz w:val="20"/>
-              </w:rPr>
-              <w:t>100</w:t>
-            </w:r>
-          </w:p>
-        </w:tc>
-        <w:tc>
-          <w:tcPr>
-            <w:tcW w:type="dxa" w:w="3120"/>
-          </w:tcPr>
-          <w:p>
-            <w:r>
-              <w:rPr>
-                <w:sz w:val="20"/>
-              </w:rPr>
-              <w:t>Number of bridges in synthetic portfolio</w:t>
-            </w:r>
-          </w:p>
-        </w:tc>
-      </w:tr>
-      <w:tr>
-        <w:tc>
-          <w:tcPr>
-            <w:tcW w:type="dxa" w:w="3120"/>
-          </w:tcPr>
-          <w:p>
-            <w:r>
-              <w:rPr>
-                <w:sz w:val="20"/>
-              </w:rPr>
-              <w:t>--n-realizations</w:t>
-            </w:r>
-          </w:p>
-        </w:tc>
-        <w:tc>
-          <w:tcPr>
-            <w:tcW w:type="dxa" w:w="3120"/>
-          </w:tcPr>
-          <w:p>
-            <w:r>
-              <w:rPr>
-                <w:sz w:val="20"/>
-              </w:rPr>
-              <w:t>50</w:t>
-            </w:r>
-          </w:p>
-        </w:tc>
-        <w:tc>
-          <w:tcPr>
-            <w:tcW w:type="dxa" w:w="3120"/>
-          </w:tcPr>
-          <w:p>
-            <w:r>
-              <w:rPr>
-                <w:sz w:val="20"/>
-              </w:rPr>
-              <w:t>Monte Carlo ground motion field realizations per event</w:t>
-            </w:r>
-          </w:p>
-        </w:tc>
-      </w:tr>
-      <w:tr>
-        <w:tc>
-          <w:tcPr>
-            <w:tcW w:type="dxa" w:w="3120"/>
-          </w:tcPr>
-          <w:p>
-            <w:r>
-              <w:rPr>
-                <w:sz w:val="20"/>
-              </w:rPr>
-              <w:t>--n-events</w:t>
-            </w:r>
-          </w:p>
-        </w:tc>
-        <w:tc>
-          <w:tcPr>
-            <w:tcW w:type="dxa" w:w="3120"/>
-          </w:tcPr>
-          <w:p>
-            <w:r>
-              <w:rPr>
-                <w:sz w:val="20"/>
-              </w:rPr>
-              <w:t>50</w:t>
-            </w:r>
-          </w:p>
-        </w:tc>
-        <w:tc>
-          <w:tcPr>
-            <w:tcW w:type="dxa" w:w="3120"/>
-          </w:tcPr>
-          <w:p>
-            <w:r>
-              <w:rPr>
-                <w:sz w:val="20"/>
-              </w:rPr>
-              <w:t>Number of stochastic earthquake events (probabilistic mode only)</w:t>
-            </w:r>
-          </w:p>
-        </w:tc>
-      </w:tr>
-    </w:tbl>
-    <w:p/>
-    <w:p>
-      <w:r>
-        <w:t>Example commands:</w:t>
-      </w:r>
-    </w:p>
-    <w:p>
-      <w:r>
-        <w:t>Example folder:</w:t>
-      </w:r>
-    </w:p>
-    <w:p>
-      <w:r>
-        <w:t>See examples/pipeline_download/README.md for a step-by-step download tutorial.</w:t>
-      </w:r>
-    </w:p>
-    <w:p>
-      <w:r>
-        <w:t>Full usage (download + run):</w:t>
-      </w:r>
-    </w:p>
-    <w:p>
-      <w:r>
-        <w:t>Recommended flow:</w:t>
-      </w:r>
-    </w:p>
-    <w:p>
-      <w:r>
-        <w:t>1) Download + process: python main.py --download-pipeline</w:t>
-      </w:r>
-    </w:p>
-    <w:p>
-      <w:r>
-        <w:t>2) Run analysis: python main.py</w:t>
-      </w:r>
-    </w:p>
-    <w:p>
-      <w:r>
-        <w:t>Optional modes: python main.py --pipeline | --probabilistic | --fragility-only</w:t>
-      </w:r>
-    </w:p>
-    <w:p>
-      <w:r>
-        <w:t>B) Run main analysis: python main.py</w:t>
-      </w:r>
-    </w:p>
-    <w:p>
-      <w:r>
-        <w:t>A) Download + process: python main.py --download-pipeline</w:t>
-      </w:r>
-    </w:p>
-    <w:p>
-      <w:r>
-        <w:t>Verify outputs:</w:t>
-      </w:r>
-    </w:p>
-    <w:p>
-      <w:r>
-        <w:t>NBI: data/nbi/clean, data/nbi/curated, data/nbi/logs</w:t>
-      </w:r>
-    </w:p>
-    <w:p>
-      <w:r>
-        <w:t>ShakeMap: data/hazard/usgs/shakemap/raw, data/hazard/usgs/shakemap/logs</w:t>
-      </w:r>
-    </w:p>
-    <w:p>
-      <w:r>
-        <w:t>Common issues:</w:t>
-      </w:r>
-    </w:p>
-    <w:p>
-      <w:r>
-        <w:t>BadZipFile or HTML instead of zip: FHWA link changed. Re-run nbi_ingest.py or update the resolver.</w:t>
-      </w:r>
-    </w:p>
-    <w:p>
-      <w:r>
-        <w:t>Many ParserWarning lines: malformed NBI rows are skipped. Check data/nbi/logs/nbi_latest_run.log.</w:t>
-      </w:r>
-    </w:p>
-    <w:p>
-      <w:r>
-        <w:t>ShakeMap files missing: event product may not include all files. Check data/hazard/usgs/shakemap/logs/shakemap_ci3144585_run.log.</w:t>
-      </w:r>
-    </w:p>
-    <w:p>
-      <w:r>
-        <w:t>A) Download data only: python broker/utils/main.py --download-pipeline --download-only</w:t>
-      </w:r>
-    </w:p>
-    <w:p>
-      <w:r>
-        <w:t>B) Download and process: python broker/utils/main.py --download-pipeline</w:t>
-      </w:r>
-    </w:p>
-    <w:p>
-      <w:r>
-        <w:t>C) Run main analysis: python main.py</w:t>
-      </w:r>
-    </w:p>
-    <w:p>
-      <w:r/>
-    </w:p>
-    <w:p>
-      <w:r>
-        <w:t>C2) Download + process (pipeline): python main.py --download-pipeline</w:t>
-      </w:r>
-    </w:p>
-    <w:p>
-      <w:r>
-        <w:t>D) Optional modes: python main.py --pipeline | --probabilistic | --fragility-only</w:t>
-      </w:r>
-    </w:p>
-    <w:p>
-      <w:r>
-        <w:t>E) Override: python broker/utils/main.py --download-pipeline --nbi-year 1994 --usgs-event ci3144585</w:t>
-      </w:r>
-    </w:p>
-    <w:p>
-      <w:r>
-        <w:t>Pipeline data prep (recommended for reproducibility):</w:t>
-      </w:r>
-    </w:p>
-    <w:p>
-      <w:r>
-        <w:t>python broker/utils/main.py --download-pipeline</w:t>
-      </w:r>
-    </w:p>
-    <w:p>
-      <w:r>
-        <w:t>python broker/utils/main.py --download-pipeline --download-only</w:t>
-      </w:r>
-    </w:p>
-    <w:p>
-      <w:r>
-        <w:t>Optional overrides: --nbi-year 1994 --usgs-event ci3144585</w:t>
-      </w:r>
-    </w:p>
-    <w:p>
-      <w:r>
-        <w:t>Outputs: data/nbi/clean/, data/nbi/curated/, data/nbi/logs/, data/nbi/meta/, data/hazard/usgs/shakemap/raw/</w:t>
-      </w:r>
-    </w:p>
-    <w:p>
-      <w:pPr>
-        <w:spacing w:before="80" w:after="80"/>
-        <w:ind w:left="567"/>
-      </w:pPr>
-      <w:r>
-        <w:rPr>
-          <w:rFonts w:ascii="Consolas" w:hAnsi="Consolas"/>
-          <w:sz w:val="18"/>
-        </w:rPr>
-        <w:t># Deterministic Northridge scenario with 200 bridges and 100 realizations</w:t>
-        <w:br/>
-        <w:t>python main.py --pipeline --n-bridges 200 --n-realizations 100</w:t>
-        <w:br/>
-        <w:br/>
-        <w:t># Probabilistic analysis with 500 bridges and 200 events</w:t>
-        <w:br/>
-        <w:t>python main.py --probabilistic --n-bridges 500 --n-events 200 --n-realizations 30</w:t>
-        <w:br/>
-        <w:br/>
-        <w:t># Download data and run full analysis with real NBI bridges</w:t>
-        <w:br/>
-        <w:t>python main.py --download</w:t>
-        <w:br/>
-        <w:t>python main.py</w:t>
-      </w:r>
-    </w:p>
-    <w:p>
-      <w:r>
-        <w:br w:type="page"/>
-      </w:r>
-    </w:p>
-    <w:p>
-      <w:pPr>
-        <w:pStyle w:val="Heading1"/>
-      </w:pPr>
-      <w:r>
-        <w:t>10. Output Artifacts</w:t>
-      </w:r>
-    </w:p>
-    <w:p>
-      <w:r>
-        <w:t>All outputs are saved to the output/ directory:</w:t>
-      </w:r>
-    </w:p>
-    <w:tbl>
-      <w:tblPr>
-        <w:tblStyle w:val="LightGrid-Accent1"/>
-        <w:tblW w:type="auto" w:w="0"/>
-        <w:jc w:val="center"/>
-        <w:tblLook w:firstColumn="1" w:firstRow="1" w:lastColumn="0" w:lastRow="0" w:noHBand="0" w:noVBand="1" w:val="04A0"/>
-      </w:tblPr>
-      <w:tblGrid>
-        <w:gridCol w:w="3120"/>
-        <w:gridCol w:w="3120"/>
-        <w:gridCol w:w="3120"/>
-      </w:tblGrid>
-      <w:tr>
-        <w:tc>
-          <w:tcPr>
-            <w:tcW w:type="dxa" w:w="3120"/>
-          </w:tcPr>
-          <w:p>
-            <w:r>
-              <w:rPr>
-                <w:b/>
-                <w:sz w:val="20"/>
-              </w:rPr>
-              <w:t>File</w:t>
-            </w:r>
-          </w:p>
-        </w:tc>
-        <w:tc>
-          <w:tcPr>
-            <w:tcW w:type="dxa" w:w="3120"/>
-          </w:tcPr>
-          <w:p>
-            <w:r>
-              <w:rPr>
-                <w:b/>
-                <w:sz w:val="20"/>
-              </w:rPr>
-              <w:t>Mode</w:t>
-            </w:r>
-          </w:p>
-        </w:tc>
-        <w:tc>
-          <w:tcPr>
-            <w:tcW w:type="dxa" w:w="3120"/>
-          </w:tcPr>
-          <w:p>
-            <w:r>
-              <w:rPr>
-                <w:b/>
-                <w:sz w:val="20"/>
-              </w:rPr>
-              <w:t>Description</w:t>
-            </w:r>
-          </w:p>
-        </w:tc>
-      </w:tr>
-      <w:tr>
-        <w:tc>
-          <w:tcPr>
-            <w:tcW w:type="dxa" w:w="3120"/>
-          </w:tcPr>
-          <w:p>
-            <w:r>
-              <w:rPr>
-                <w:sz w:val="20"/>
-              </w:rPr>
-              <w:t>ground_motion_field.png</w:t>
-            </w:r>
-          </w:p>
-        </w:tc>
-        <w:tc>
-          <w:tcPr>
-            <w:tcW w:type="dxa" w:w="3120"/>
-          </w:tcPr>
-          <w:p>
-            <w:r>
-              <w:rPr>
-                <w:sz w:val="20"/>
-              </w:rPr>
-              <w:t>--pipeline</w:t>
-            </w:r>
-          </w:p>
-        </w:tc>
-        <w:tc>
-          <w:tcPr>
-            <w:tcW w:type="dxa" w:w="3120"/>
-          </w:tcPr>
-          <w:p>
-            <w:r>
-              <w:rPr>
-                <w:sz w:val="20"/>
-              </w:rPr>
-              <w:t>Scatter map: Sa(1.0s) at bridge sites, epicenter marked</w:t>
-            </w:r>
-          </w:p>
-        </w:tc>
-      </w:tr>
-      <w:tr>
-        <w:tc>
-          <w:tcPr>
-            <w:tcW w:type="dxa" w:w="3120"/>
-          </w:tcPr>
-          <w:p>
-            <w:r>
-              <w:rPr>
-                <w:sz w:val="20"/>
-              </w:rPr>
-              <w:t>loss_by_class.png</w:t>
-            </w:r>
-          </w:p>
-        </w:tc>
-        <w:tc>
-          <w:tcPr>
-            <w:tcW w:type="dxa" w:w="3120"/>
-          </w:tcPr>
-          <w:p>
-            <w:r>
-              <w:rPr>
-                <w:sz w:val="20"/>
-              </w:rPr>
-              <w:t>--pipeline</w:t>
-            </w:r>
-          </w:p>
-        </w:tc>
-        <w:tc>
-          <w:tcPr>
-            <w:tcW w:type="dxa" w:w="3120"/>
-          </w:tcPr>
-          <w:p>
-            <w:r>
-              <w:rPr>
-                <w:sz w:val="20"/>
-              </w:rPr>
-              <w:t>Bar chart: expected loss per HWB class</w:t>
-            </w:r>
-          </w:p>
-        </w:tc>
-      </w:tr>
-      <w:tr>
-        <w:tc>
-          <w:tcPr>
-            <w:tcW w:type="dxa" w:w="3120"/>
-          </w:tcPr>
-          <w:p>
-            <w:r>
-              <w:rPr>
-                <w:sz w:val="20"/>
-              </w:rPr>
-              <w:t>portfolio_damage.png</w:t>
-            </w:r>
-          </w:p>
-        </w:tc>
-        <w:tc>
-          <w:tcPr>
-            <w:tcW w:type="dxa" w:w="3120"/>
-          </w:tcPr>
-          <w:p>
-            <w:r>
-              <w:rPr>
-                <w:sz w:val="20"/>
-              </w:rPr>
-              <w:t>--pipeline</w:t>
-            </w:r>
-          </w:p>
-        </w:tc>
-        <w:tc>
-          <w:tcPr>
-            <w:tcW w:type="dxa" w:w="3120"/>
-          </w:tcPr>
-          <w:p>
-            <w:r>
-              <w:rPr>
-                <w:sz w:val="20"/>
-              </w:rPr>
-              <w:t>Stacked bar: damage state distribution</w:t>
-            </w:r>
-          </w:p>
-        </w:tc>
-      </w:tr>
-      <w:tr>
-        <w:tc>
-          <w:tcPr>
-            <w:tcW w:type="dxa" w:w="3120"/>
-          </w:tcPr>
-          <w:p>
-            <w:r>
-              <w:rPr>
-                <w:sz w:val="20"/>
-              </w:rPr>
-              <w:t>ep_curve.png</w:t>
-            </w:r>
-          </w:p>
-        </w:tc>
-        <w:tc>
-          <w:tcPr>
-            <w:tcW w:type="dxa" w:w="3120"/>
-          </w:tcPr>
-          <w:p>
-            <w:r>
-              <w:rPr>
-                <w:sz w:val="20"/>
-              </w:rPr>
-              <w:t>--probabilistic</w:t>
-            </w:r>
-          </w:p>
-        </w:tc>
-        <w:tc>
-          <w:tcPr>
-            <w:tcW w:type="dxa" w:w="3120"/>
-          </w:tcPr>
-          <w:p>
-            <w:r>
-              <w:rPr>
-                <w:sz w:val="20"/>
-              </w:rPr>
-              <w:t>EP curve (left) and loss vs return period (right)</w:t>
-            </w:r>
-          </w:p>
-        </w:tc>
-      </w:tr>
-      <w:tr>
-        <w:tc>
-          <w:tcPr>
-            <w:tcW w:type="dxa" w:w="3120"/>
-          </w:tcPr>
-          <w:p>
-            <w:r>
-              <w:rPr>
-                <w:sz w:val="20"/>
-              </w:rPr>
-              <w:t>fragility_HWB*.png</w:t>
-            </w:r>
-          </w:p>
-        </w:tc>
-        <w:tc>
-          <w:tcPr>
-            <w:tcW w:type="dxa" w:w="3120"/>
-          </w:tcPr>
-          <w:p>
-            <w:r>
-              <w:rPr>
-                <w:sz w:val="20"/>
-              </w:rPr>
-              <w:t>--fragility-only</w:t>
-            </w:r>
-          </w:p>
-        </w:tc>
-        <w:tc>
-          <w:tcPr>
-            <w:tcW w:type="dxa" w:w="3120"/>
-          </w:tcPr>
-          <w:p>
-            <w:r>
-              <w:rPr>
-                <w:sz w:val="20"/>
-              </w:rPr>
-              <w:t>Individual class fragility curves (14 files)</w:t>
-            </w:r>
-          </w:p>
-        </w:tc>
-      </w:tr>
-      <w:tr>
-        <w:tc>
-          <w:tcPr>
-            <w:tcW w:type="dxa" w:w="3120"/>
-          </w:tcPr>
-          <w:p>
-            <w:r>
-              <w:rPr>
-                <w:sz w:val="20"/>
-              </w:rPr>
-              <w:t>comparison_*.png</w:t>
-            </w:r>
-          </w:p>
-        </w:tc>
-        <w:tc>
-          <w:tcPr>
-            <w:tcW w:type="dxa" w:w="3120"/>
-          </w:tcPr>
-          <w:p>
-            <w:r>
-              <w:rPr>
-                <w:sz w:val="20"/>
-              </w:rPr>
-              <w:t>--fragility-only</w:t>
-            </w:r>
-          </w:p>
-        </w:tc>
-        <w:tc>
-          <w:tcPr>
-            <w:tcW w:type="dxa" w:w="3120"/>
-          </w:tcPr>
-          <w:p>
-            <w:r>
-              <w:rPr>
-                <w:sz w:val="20"/>
-              </w:rPr>
-              <w:t>Cross-class comparison plots</w:t>
-            </w:r>
-          </w:p>
-        </w:tc>
-      </w:tr>
-      <w:tr>
-        <w:tc>
-          <w:tcPr>
-            <w:tcW w:type="dxa" w:w="3120"/>
-          </w:tcPr>
-          <w:p>
-            <w:r>
-              <w:rPr>
-                <w:sz w:val="20"/>
-              </w:rPr>
-              <w:t>damage_distribution_*.png</w:t>
-            </w:r>
-          </w:p>
-        </w:tc>
-        <w:tc>
-          <w:tcPr>
-            <w:tcW w:type="dxa" w:w="3120"/>
-          </w:tcPr>
-          <w:p>
-            <w:r>
-              <w:rPr>
-                <w:sz w:val="20"/>
-              </w:rPr>
-              <w:t>--fragility-only</w:t>
-            </w:r>
-          </w:p>
-        </w:tc>
-        <w:tc>
-          <w:tcPr>
-            <w:tcW w:type="dxa" w:w="3120"/>
-          </w:tcPr>
-          <w:p>
-            <w:r>
-              <w:rPr>
-                <w:sz w:val="20"/>
-              </w:rPr>
-              <w:t>Stacked bar damage distributions</w:t>
-            </w:r>
-          </w:p>
-        </w:tc>
-      </w:tr>
-      <w:tr>
-        <w:tc>
-          <w:tcPr>
-            <w:tcW w:type="dxa" w:w="3120"/>
-          </w:tcPr>
-          <w:p>
-            <w:r>
-              <w:rPr>
-                <w:sz w:val="20"/>
-              </w:rPr>
-              <w:t>northridge_scenario.png</w:t>
-            </w:r>
-          </w:p>
-        </w:tc>
-        <w:tc>
-          <w:tcPr>
-            <w:tcW w:type="dxa" w:w="3120"/>
-          </w:tcPr>
-          <w:p>
-            <w:r>
-              <w:rPr>
-                <w:sz w:val="20"/>
-              </w:rPr>
-              <w:t>--fragility-only</w:t>
-            </w:r>
-          </w:p>
-        </w:tc>
-        <w:tc>
-          <w:tcPr>
-            <w:tcW w:type="dxa" w:w="3120"/>
-          </w:tcPr>
-          <w:p>
-            <w:r>
-              <w:rPr>
-                <w:sz w:val="20"/>
-              </w:rPr>
-              <w:t>HWB5 fragility with Northridge PGA overlay</w:t>
-            </w:r>
-          </w:p>
-        </w:tc>
-      </w:tr>
-      <w:tr>
-        <w:tc>
-          <w:tcPr>
-            <w:tcW w:type="dxa" w:w="3120"/>
-          </w:tcPr>
-          <w:p>
-            <w:r>
-              <w:rPr>
-                <w:sz w:val="20"/>
-              </w:rPr>
-              <w:t>bridge_damage_results.csv</w:t>
-            </w:r>
-          </w:p>
-        </w:tc>
-        <w:tc>
-          <w:tcPr>
-            <w:tcW w:type="dxa" w:w="3120"/>
-          </w:tcPr>
-          <w:p>
-            <w:r>
-              <w:rPr>
-                <w:sz w:val="20"/>
-              </w:rPr>
-              <w:t>default</w:t>
-            </w:r>
-          </w:p>
-        </w:tc>
-        <w:tc>
-          <w:tcPr>
-            <w:tcW w:type="dxa" w:w="3120"/>
-          </w:tcPr>
-          <w:p>
-            <w:r>
-              <w:rPr>
-                <w:sz w:val="20"/>
-              </w:rPr>
-              <w:t>Per-bridge damage probabilities (requires real data)</w:t>
-            </w:r>
-          </w:p>
-        </w:tc>
-      </w:tr>
-    </w:tbl>
-    <w:p/>
-    <w:p>
-      <w:r>
-        <w:br w:type="page"/>
-      </w:r>
-    </w:p>
-    <w:p>
-      <w:pPr>
-        <w:pStyle w:val="Heading1"/>
-      </w:pPr>
-      <w:r/>
-    </w:p>
-    <w:tbl>
-      <w:tblPr>
-        <w:tblStyle w:val="LightGrid-Accent1"/>
-        <w:tblW w:type="auto" w:w="0"/>
-        <w:jc w:val="center"/>
-        <w:tblLook w:firstColumn="1" w:firstRow="1" w:lastColumn="0" w:lastRow="0" w:noHBand="0" w:noVBand="1" w:val="04A0"/>
-      </w:tblPr>
-      <w:tblGrid>
-        <w:gridCol w:w="1872"/>
-        <w:gridCol w:w="1872"/>
-        <w:gridCol w:w="1872"/>
-        <w:gridCol w:w="1872"/>
-        <w:gridCol w:w="1872"/>
-      </w:tblGrid>
-      <w:tr>
-        <w:tc>
-          <w:tcPr>
-            <w:tcW w:type="dxa" w:w="1872"/>
-          </w:tcPr>
-          <w:p>
-            <w:r>
-              <w:rPr>
-                <w:b/>
-                <w:sz w:val="20"/>
-              </w:rPr>
-              <w:t>Dataset</w:t>
-            </w:r>
-          </w:p>
-        </w:tc>
-        <w:tc>
-          <w:tcPr>
-            <w:tcW w:type="dxa" w:w="1872"/>
-          </w:tcPr>
-          <w:p>
-            <w:r>
-              <w:rPr>
-                <w:b/>
-                <w:sz w:val="20"/>
-              </w:rPr>
-              <w:t>Source</w:t>
-            </w:r>
-          </w:p>
-        </w:tc>
-        <w:tc>
-          <w:tcPr>
-            <w:tcW w:type="dxa" w:w="1872"/>
-          </w:tcPr>
-          <w:p>
-            <w:r>
-              <w:rPr>
-                <w:b/>
-                <w:sz w:val="20"/>
-              </w:rPr>
-              <w:t>File</w:t>
-            </w:r>
-          </w:p>
-        </w:tc>
-        <w:tc>
-          <w:tcPr>
-            <w:tcW w:type="dxa" w:w="1872"/>
-          </w:tcPr>
-          <w:p>
-            <w:r>
-              <w:rPr>
-                <w:b/>
-                <w:sz w:val="20"/>
-              </w:rPr>
-              <w:t>Size</w:t>
-            </w:r>
-          </w:p>
-        </w:tc>
-        <w:tc>
-          <w:tcPr>
-            <w:tcW w:type="dxa" w:w="1872"/>
-          </w:tcPr>
-          <w:p>
-            <w:r>
-              <w:rPr>
-                <w:b/>
-                <w:sz w:val="20"/>
-              </w:rPr>
-              <w:t>Format</w:t>
-            </w:r>
-          </w:p>
-        </w:tc>
-      </w:tr>
-      <w:tr>
-        <w:tc>
-          <w:tcPr>
-            <w:tcW w:type="dxa" w:w="1872"/>
-          </w:tcPr>
-          <w:p>
-            <w:r>
-              <w:rPr>
-                <w:sz w:val="20"/>
-              </w:rPr>
-              <w:t>ShakeMap grid</w:t>
-            </w:r>
-          </w:p>
-        </w:tc>
-        <w:tc>
-          <w:tcPr>
-            <w:tcW w:type="dxa" w:w="1872"/>
-          </w:tcPr>
-          <w:p>
-            <w:r>
-              <w:rPr>
-                <w:sz w:val="20"/>
-              </w:rPr>
-              <w:t>USGS (event ci3144585)</w:t>
-            </w:r>
-          </w:p>
-        </w:tc>
-        <w:tc>
-          <w:tcPr>
-            <w:tcW w:type="dxa" w:w="1872"/>
-          </w:tcPr>
-          <w:p>
-            <w:r>
-              <w:rPr>
-                <w:sz w:val="20"/>
-              </w:rPr>
-              <w:t>data/grid.xml</w:t>
-            </w:r>
-          </w:p>
-        </w:tc>
-        <w:tc>
-          <w:tcPr>
-            <w:tcW w:type="dxa" w:w="1872"/>
-          </w:tcPr>
-          <w:p>
-            <w:r>
-              <w:rPr>
-                <w:sz w:val="20"/>
-              </w:rPr>
-              <w:t>~3.4 MB</w:t>
-            </w:r>
-          </w:p>
-        </w:tc>
-        <w:tc>
-          <w:tcPr>
-            <w:tcW w:type="dxa" w:w="1872"/>
-          </w:tcPr>
-          <w:p>
-            <w:r>
-              <w:rPr>
-                <w:sz w:val="20"/>
-              </w:rPr>
-              <w:t>XML with grid_data element</w:t>
-            </w:r>
-          </w:p>
-        </w:tc>
-      </w:tr>
-      <w:tr>
-        <w:tc>
-          <w:tcPr>
-            <w:tcW w:type="dxa" w:w="1872"/>
-          </w:tcPr>
-          <w:p>
-            <w:r>
-              <w:rPr>
-                <w:sz w:val="20"/>
-              </w:rPr>
-              <w:t>Station recordings</w:t>
-            </w:r>
-          </w:p>
-        </w:tc>
-        <w:tc>
-          <w:tcPr>
-            <w:tcW w:type="dxa" w:w="1872"/>
-          </w:tcPr>
-          <w:p>
-            <w:r>
-              <w:rPr>
-                <w:sz w:val="20"/>
-              </w:rPr>
-              <w:t>USGS (event ci3144585)</w:t>
-            </w:r>
-          </w:p>
-        </w:tc>
-        <w:tc>
-          <w:tcPr>
-            <w:tcW w:type="dxa" w:w="1872"/>
-          </w:tcPr>
-          <w:p>
-            <w:r>
-              <w:rPr>
-                <w:sz w:val="20"/>
-              </w:rPr>
-              <w:t>data/stationlist.json</w:t>
-            </w:r>
-          </w:p>
-        </w:tc>
-        <w:tc>
-          <w:tcPr>
-            <w:tcW w:type="dxa" w:w="1872"/>
-          </w:tcPr>
-          <w:p>
-            <w:r>
-              <w:rPr>
-                <w:sz w:val="20"/>
-              </w:rPr>
-              <w:t>~3.4 MB</w:t>
-            </w:r>
-          </w:p>
-        </w:tc>
-        <w:tc>
-          <w:tcPr>
-            <w:tcW w:type="dxa" w:w="1872"/>
-          </w:tcPr>
-          <w:p>
-            <w:r>
-              <w:rPr>
-                <w:sz w:val="20"/>
-              </w:rPr>
-              <w:t>GeoJSON features</w:t>
-            </w:r>
-          </w:p>
-        </w:tc>
-      </w:tr>
-      <w:tr>
-        <w:tc>
-          <w:tcPr>
-            <w:tcW w:type="dxa" w:w="1872"/>
-          </w:tcPr>
-          <w:p>
-            <w:r>
-              <w:rPr>
-                <w:sz w:val="20"/>
-              </w:rPr>
-              <w:t>Bridge inventory</w:t>
-            </w:r>
-          </w:p>
-        </w:tc>
-        <w:tc>
-          <w:tcPr>
-            <w:tcW w:type="dxa" w:w="1872"/>
-          </w:tcPr>
-          <w:p>
-            <w:r>
-              <w:rPr>
-                <w:sz w:val="20"/>
-              </w:rPr>
-              <w:t>FHWA NBI 2024 (CA)</w:t>
-            </w:r>
-          </w:p>
-        </w:tc>
-        <w:tc>
-          <w:tcPr>
-            <w:tcW w:type="dxa" w:w="1872"/>
-          </w:tcPr>
-          <w:p>
-            <w:r>
-              <w:rPr>
-                <w:sz w:val="20"/>
-              </w:rPr>
-              <w:t>data/CA24.txt</w:t>
-            </w:r>
-          </w:p>
-        </w:tc>
-        <w:tc>
-          <w:tcPr>
-            <w:tcW w:type="dxa" w:w="1872"/>
-          </w:tcPr>
-          <w:p>
-            <w:r>
-              <w:rPr>
-                <w:sz w:val="20"/>
-              </w:rPr>
-              <w:t>~25 MB</w:t>
-            </w:r>
-          </w:p>
-        </w:tc>
-        <w:tc>
-          <w:tcPr>
-            <w:tcW w:type="dxa" w:w="1872"/>
-          </w:tcPr>
-          <w:p>
-            <w:r>
-              <w:rPr>
-                <w:sz w:val="20"/>
-              </w:rPr>
-              <w:t>Comma-delimited, quoted text</w:t>
-            </w:r>
-          </w:p>
-        </w:tc>
-      </w:tr>
-    </w:tbl>
-    <w:p>
-      <w:r/>
-    </w:p>
-    <w:p>
-      <w:r/>
-    </w:p>
-    <w:p>
-      <w:pPr>
-        <w:pStyle w:val="Heading2"/>
-      </w:pPr>
-      <w:r/>
-    </w:p>
-    <w:p>
-      <w:r/>
-    </w:p>
-    <w:p>
-      <w:pPr>
-        <w:pStyle w:val="ListNumber"/>
-      </w:pPr>
-      <w:r/>
-    </w:p>
-    <w:p>
-      <w:pPr>
-        <w:pStyle w:val="ListNumber"/>
-      </w:pPr>
-      <w:r/>
-    </w:p>
-    <w:p>
-      <w:pPr>
-        <w:pStyle w:val="ListNumber"/>
-      </w:pPr>
-      <w:r/>
-    </w:p>
-    <w:p>
-      <w:pPr>
-        <w:pStyle w:val="ListNumber"/>
-      </w:pPr>
-      <w:r/>
-    </w:p>
-    <w:p>
-      <w:pPr>
-        <w:pStyle w:val="ListNumber"/>
-      </w:pPr>
-      <w:r/>
-    </w:p>
-    <w:p>
-      <w:pPr>
-        <w:pStyle w:val="ListNumber"/>
-      </w:pPr>
-      <w:r/>
-    </w:p>
-    <w:p>
-      <w:r/>
-    </w:p>
-    <w:p>
-      <w:pPr>
-        <w:pStyle w:val="Heading1"/>
-      </w:pPr>
-      <w:r>
-        <w:t>12. API Usage Examples</w:t>
-      </w:r>
-    </w:p>
-    <w:p>
-      <w:pPr>
-        <w:pStyle w:val="Heading2"/>
-      </w:pPr>
-      <w:r>
-        <w:t>12.1 Custom Earthquake Scenario</w:t>
-      </w:r>
-    </w:p>
-    <w:p>
-      <w:pPr>
-        <w:spacing w:before="80" w:after="80"/>
-        <w:ind w:left="567"/>
-      </w:pPr>
-      <w:r>
-        <w:rPr>
-          <w:rFonts w:ascii="Consolas" w:hAnsi="Consolas"/>
-          <w:sz w:val="18"/>
-        </w:rPr>
-        <w:t>from src.hazard import EarthquakeScenario, boore_atkinson_2008_sa10</w:t>
-        <w:br/>
-        <w:t>from src.exposure import generate_synthetic_portfolio</w:t>
-        <w:br/>
-        <w:t>from src.engine import run_deterministic, print_deterministic_report</w:t>
-        <w:br/>
-        <w:br/>
-        <w:t># Define scenario</w:t>
-        <w:br/>
-        <w:t>scenario = EarthquakeScenario(</w:t>
-        <w:br/>
-        <w:t xml:space="preserve">    Mw=7.2, lat=34.0, lon=-118.3, depth_km=12.0,</w:t>
-        <w:br/>
-        <w:t xml:space="preserve">    fault_type="strike_slip"</w:t>
-        <w:br/>
-        <w:t>)</w:t>
-        <w:br/>
-        <w:br/>
-        <w:t># Generate portfolio and run analysis</w:t>
-        <w:br/>
-        <w:t>portfolio = generate_synthetic_portfolio(n_bridges=200, seed=42)</w:t>
-        <w:br/>
-        <w:t>result = run_deterministic(scenario, portfolio, n_realizations=100)</w:t>
-        <w:br/>
-        <w:t>print(print_deterministic_report(result))</w:t>
-      </w:r>
-    </w:p>
-    <w:p>
-      <w:pPr>
-        <w:pStyle w:val="Heading2"/>
-      </w:pPr>
-      <w:r>
-        <w:t>12.2 Using Real NBI Data</w:t>
-      </w:r>
-    </w:p>
-    <w:p>
-      <w:pPr>
-        <w:spacing w:before="80" w:after="80"/>
-        <w:ind w:left="567"/>
-      </w:pPr>
-      <w:r>
-        <w:rPr>
-          <w:rFonts w:ascii="Consolas" w:hAnsi="Consolas"/>
-          <w:sz w:val="18"/>
-        </w:rPr>
-        <w:t>from src.data_loader import load_nbi, classify_nbi_to_hazus</w:t>
-        <w:br/>
-        <w:t>from src.exposure import create_portfolio_from_nbi</w:t>
-        <w:br/>
-        <w:t>from src.engine import run_deterministic, NORTHRIDGE_SCENARIO</w:t>
-        <w:br/>
-        <w:br/>
-        <w:t># Load and classify</w:t>
-        <w:br/>
-        <w:t>nbi = load_nbi("data/CA24.txt")</w:t>
-        <w:br/>
-        <w:t>nbi = classify_nbi_to_hazus(nbi)</w:t>
-        <w:br/>
-        <w:br/>
-        <w:t># Convert to exposure and run</w:t>
-        <w:br/>
-        <w:t>portfolio = create_portfolio_from_nbi(nbi, default_vs30=360.0)</w:t>
-        <w:br/>
-        <w:t>result = run_deterministic(NORTHRIDGE_SCENARIO, portfolio)</w:t>
-      </w:r>
-    </w:p>
-    <w:p>
-      <w:pPr>
-        <w:pStyle w:val="Heading2"/>
-      </w:pPr>
-      <w:r>
-        <w:t>12.3 Single Bridge Analysis</w:t>
-      </w:r>
-    </w:p>
-    <w:p>
-      <w:pPr>
-        <w:spacing w:before="80" w:after="80"/>
-        <w:ind w:left="567"/>
-      </w:pPr>
-      <w:r>
-        <w:rPr>
-          <w:rFonts w:ascii="Consolas" w:hAnsi="Consolas"/>
-          <w:sz w:val="18"/>
-        </w:rPr>
-        <w:t>from src.hazard import boore_atkinson_2008_sa10</w:t>
-        <w:br/>
-        <w:t>from src.fragility import damage_state_probabilities</w:t>
-        <w:br/>
-        <w:t>from src.loss import compute_bridge_loss</w:t>
-        <w:br/>
-        <w:br/>
-        <w:t># Ground motion</w:t>
-        <w:br/>
-        <w:t>sa, sigma = boore_atkinson_2008_sa10(Mw=6.7, R_JB=15.0, Vs30=360.0)</w:t>
-        <w:br/>
-        <w:br/>
-        <w:t># Damage + loss</w:t>
-        <w:br/>
-        <w:t>probs = damage_state_probabilities(sa, "HWB5")</w:t>
-        <w:br/>
-        <w:t>result = compute_bridge_loss(sa, "HWB5", replacement_cost=5_000_000)</w:t>
-        <w:br/>
-        <w:t>print(f"Sa={sa:.3f}g, E[Loss]=${result.expected_loss:,.0f}")</w:t>
-      </w:r>
-    </w:p>
-    <w:p>
-      <w:pPr>
-        <w:pStyle w:val="Heading2"/>
-      </w:pPr>
-      <w:r>
-        <w:t>12.4 Probabilistic Risk Assessment</w:t>
-      </w:r>
-    </w:p>
-    <w:p>
-      <w:pPr>
-        <w:spacing w:before="80" w:after="80"/>
-        <w:ind w:left="567"/>
-      </w:pPr>
-      <w:r>
-        <w:rPr>
-          <w:rFonts w:ascii="Consolas" w:hAnsi="Consolas"/>
-          <w:sz w:val="18"/>
-        </w:rPr>
-        <w:t>from src.exposure import generate_synthetic_portfolio</w:t>
-        <w:br/>
-        <w:t>from src.engine import run_probabilistic, print_probabilistic_report</w:t>
-        <w:br/>
-        <w:br/>
-        <w:t>portfolio = generate_synthetic_portfolio(n_bridges=500)</w:t>
-        <w:br/>
-        <w:t>result = run_probabilistic(portfolio, n_events=200, n_realizations=30)</w:t>
-        <w:br/>
-        <w:br/>
-        <w:t>print(print_probabilistic_report(result))</w:t>
-        <w:br/>
-        <w:t>print(f"AAL = ${result.aal:,.0f}")</w:t>
-      </w:r>
-    </w:p>
-    <w:p>
-      <w:r>
-        <w:br w:type="page"/>
-      </w:r>
-    </w:p>
-    <w:p>
-      <w:pPr>
-        <w:pStyle w:val="Heading1"/>
-      </w:pPr>
-      <w:r>
-        <w:t>13. Validation &amp; Verification</w:t>
-      </w:r>
-    </w:p>
-    <w:p>
-      <w:pPr>
-        <w:pStyle w:val="Heading2"/>
-      </w:pPr>
-      <w:r>
-        <w:t>13.1 BA08 GMPE Sanity Check</w:t>
-      </w:r>
-    </w:p>
-    <w:p>
-      <w:r>
-        <w:t>For Mw 7.0, R_JB = 10 km, Vs30 = 760 m/s (reference rock), reverse fault:</w:t>
-      </w:r>
-    </w:p>
-    <w:p>
-      <w:pPr>
-        <w:spacing w:before="80" w:after="80"/>
-        <w:ind w:left="567"/>
-      </w:pPr>
-      <w:r>
-        <w:t>Sa(1.0s) ~= 0.17g  (sigma_ln = 0.564)</w:t>
-      </w:r>
-    </w:p>
-    <w:p>
-      <w:r>
-        <w:t>This is consistent with published BA08 values and NGA-West2 database median predictions for similar source-site configurations.</w:t>
-      </w:r>
-    </w:p>
-    <w:p>
-      <w:pPr>
-        <w:pStyle w:val="Heading2"/>
-      </w:pPr>
-      <w:r>
-        <w:t>13.2 Fragility Curve Verification</w:t>
-      </w:r>
-    </w:p>
-    <w:p>
-      <w:r>
-        <w:t>The _run_verification() function in main.py performs automated checks on all 14 bridge classes:</w:t>
-      </w:r>
-    </w:p>
-    <w:p>
-      <w:pPr>
-        <w:pStyle w:val="ListBullet"/>
-      </w:pPr>
-      <w:r>
-        <w:t>Monotonic increase: exceedance probability is non-decreasing with Sa for each damage state</w:t>
-      </w:r>
-    </w:p>
-    <w:p>
-      <w:pPr>
-        <w:pStyle w:val="ListBullet"/>
-      </w:pPr>
-      <w:r>
-        <w:t>Bounds: all probabilities are within [0, 1]</w:t>
-      </w:r>
-    </w:p>
-    <w:p>
-      <w:pPr>
-        <w:pStyle w:val="ListBullet"/>
-      </w:pPr>
-      <w:r>
-        <w:t>Ordering: P(slight) &gt;= P(moderate) &gt;= P(extensive) &gt;= P(complete) at all Sa levels</w:t>
-      </w:r>
-    </w:p>
-    <w:p>
-      <w:pPr>
-        <w:pStyle w:val="ListBullet"/>
-      </w:pPr>
-      <w:r>
-        <w:t>Normalization: discrete probabilities sum to exactly 1.0 (within 10-^6)</w:t>
-      </w:r>
-    </w:p>
-    <w:p>
-      <w:pPr>
-        <w:pStyle w:val="Heading2"/>
-      </w:pPr>
-      <w:r>
-        <w:t>13.3 Northridge Case Study Comparison</w:t>
-      </w:r>
-    </w:p>
-    <w:p>
-      <w:r>
-        <w:t>The predicted damage distribution at Sa = 0.60g (a representative near-field value) is compared against observed damage fractions from the 1994 Northridge earthquake. The Hazus model correctly captures the general pattern: most bridges experience no damage, with a decreasing fraction in each higher damage state. The model tends to overpredict moderate and extensive damage, which is expected since the comparison uses a single Sa value rather than the spatially varying real ground motion.</w:t>
-      </w:r>
-    </w:p>
-    <w:p>
-      <w:r>
-        <w:br w:type="page"/>
-      </w:r>
-    </w:p>
-    <w:p>
-      <w:pPr>
-        <w:pStyle w:val="Heading1"/>
-      </w:pPr>
-      <w:r>
-        <w:t>14. References</w:t>
-      </w:r>
-    </w:p>
-    <w:p>
-      <w:r>
-        <w:t>[1]  Boore, D.M. &amp; Atkinson, G.M. (2008). Ground-Motion Prediction Equations for the Average Horizontal Component of PGA, PGV, and 5%-Damped PSA at Spectral Periods between 0.01s and 10.0s. Earthquake Spectra, 24(1), 99-138.</w:t>
-      </w:r>
-    </w:p>
-    <w:p>
-      <w:r>
-        <w:t>[2]  Jayaram, N. &amp; Baker, J.W. (2009). Correlation model for spatially distributed ground-motion intensities. Earthquake Engineering &amp; Structural Dynamics, 38(15), 1687-1708.</w:t>
-      </w:r>
-    </w:p>
-    <w:p>
-      <w:r>
-        <w:rPr>
-          <w:b/>
-        </w:rPr>
-        <w:t xml:space="preserve">[3]  </w:t>
-      </w:r>
-      <w:r>
-        <w:t>FEMA (2024). Hazus 6.1 Earthquake Model Technical Manual. Federal Emergency Management Agency.</w:t>
-      </w:r>
-    </w:p>
-    <w:p>
-      <w:r>
-        <w:rPr>
-          <w:b/>
-        </w:rPr>
-        <w:t xml:space="preserve">[4]  </w:t>
-      </w:r>
-      <w:r>
-        <w:t>Basoz, N. &amp; Kiremidjian, A. (1998). Evaluation of Bridge Damage Data from the Loma Prieta and Northridge, CA Earthquakes. MCEER-98-0004.</w:t>
-      </w:r>
-    </w:p>
-    <w:p>
-      <w:r>
-        <w:rPr>
-          <w:b/>
-        </w:rPr>
-        <w:t xml:space="preserve">[5]  </w:t>
-      </w:r>
-      <w:r>
-        <w:t>Werner, S.D., et al. (2006). Seismic Risk Analysis of Highway Systems. MCEER-06-0011.</w:t>
-      </w:r>
-    </w:p>
-    <w:p>
-      <w:r>
-        <w:rPr>
-          <w:b/>
-        </w:rPr>
-        <w:t xml:space="preserve">[6]  </w:t>
-      </w:r>
-      <w:r>
-        <w:t>Caltrans (1994). The Northridge Earthquake: Post-Earthquake Investigation Report.</w:t>
-      </w:r>
-    </w:p>
-    <w:p>
-      <w:r>
-        <w:rPr>
-          <w:b/>
-        </w:rPr>
-        <w:t xml:space="preserve">[7]  </w:t>
-      </w:r>
-      <w:r>
-        <w:t>Mitchell, D., et al. (2011). Performance of Bridges in the 1994 Northridge Earthquake. Canadian Journal of Civil Engineering.</w:t>
-      </w:r>
-    </w:p>
-    <w:p>
-      <w:r>
-        <w:rPr>
-          <w:b/>
-        </w:rPr>
-        <w:t xml:space="preserve">[8]  </w:t>
-      </w:r>
-      <w:r>
-        <w:t>Yashinsky, M. (1998). Performance of Bridge Seismic Retrofits during Northridge Earthquake. Journal of Bridge Engineering, ASCE.</w:t>
+        <w:t>For issues or database updates, contact the modeling team.</w:t>
       </w:r>
     </w:p>
     <w:sectPr>
       <w:pgSz w:w="12240" w:h="15840"/>
-      <w:pgMar w:top="1440" w:right="1440" w:bottom="1440" w:left="1440" w:header="720" w:footer="720" w:gutter="0"/>
+      <w:pgMar w:top="1440" w:right="1800" w:bottom="1440" w:left="1800" w:header="720" w:footer="720" w:gutter="0"/>
       <w:cols w:space="720"/>
       <w:docGrid w:linePitch="360"/>
     </w:sectPr>
@@ -9473,13 +873,6 @@
     <w:name w:val="Normal"/>
     <w:qFormat/>
     <w:rsid w:val="00FC693F"/>
-    <w:pPr>
-      <w:spacing w:after="120"/>
-    </w:pPr>
-    <w:rPr>
-      <w:rFonts w:ascii="Calibri" w:hAnsi="Calibri"/>
-      <w:sz w:val="22"/>
-    </w:rPr>
   </w:style>
   <w:style w:type="paragraph" w:styleId="Header">
     <w:name w:val="header"/>
@@ -9540,10 +933,10 @@
       <w:outlineLvl w:val="0"/>
     </w:pPr>
     <w:rPr>
-      <w:rFonts w:asciiTheme="majorHAnsi" w:eastAsiaTheme="majorEastAsia" w:hAnsiTheme="majorHAnsi" w:cstheme="majorBidi" w:ascii="Calibri" w:hAnsi="Calibri"/>
+      <w:rFonts w:asciiTheme="majorHAnsi" w:eastAsiaTheme="majorEastAsia" w:hAnsiTheme="majorHAnsi" w:cstheme="majorBidi"/>
       <w:b/>
       <w:bCs/>
-      <w:color w:val="003366"/>
+      <w:color w:val="365F91" w:themeColor="accent1" w:themeShade="BF"/>
       <w:sz w:val="28"/>
       <w:szCs w:val="28"/>
     </w:rPr>
@@ -9564,10 +957,10 @@
       <w:outlineLvl w:val="1"/>
     </w:pPr>
     <w:rPr>
-      <w:rFonts w:asciiTheme="majorHAnsi" w:eastAsiaTheme="majorEastAsia" w:hAnsiTheme="majorHAnsi" w:cstheme="majorBidi" w:ascii="Calibri" w:hAnsi="Calibri"/>
+      <w:rFonts w:asciiTheme="majorHAnsi" w:eastAsiaTheme="majorEastAsia" w:hAnsiTheme="majorHAnsi" w:cstheme="majorBidi"/>
       <w:b/>
       <w:bCs/>
-      <w:color w:val="003366"/>
+      <w:color w:val="4F81BD" w:themeColor="accent1"/>
       <w:sz w:val="26"/>
       <w:szCs w:val="26"/>
     </w:rPr>
@@ -9588,10 +981,10 @@
       <w:outlineLvl w:val="2"/>
     </w:pPr>
     <w:rPr>
-      <w:rFonts w:asciiTheme="majorHAnsi" w:eastAsiaTheme="majorEastAsia" w:hAnsiTheme="majorHAnsi" w:cstheme="majorBidi" w:ascii="Calibri" w:hAnsi="Calibri"/>
+      <w:rFonts w:asciiTheme="majorHAnsi" w:eastAsiaTheme="majorEastAsia" w:hAnsiTheme="majorHAnsi" w:cstheme="majorBidi"/>
       <w:b/>
       <w:bCs/>
-      <w:color w:val="003366"/>
+      <w:color w:val="4F81BD" w:themeColor="accent1"/>
     </w:rPr>
   </w:style>
   <w:style w:type="paragraph" w:styleId="Heading4">

--- a/CAT411_Technical_Documentation.docx
+++ b/CAT411_Technical_Documentation.docx
@@ -500,6 +500,110 @@
         <w:t>For issues or database updates, contact the modeling team.</w:t>
       </w:r>
     </w:p>
+    <w:p>
+      <w:pPr>
+        <w:pStyle w:val="Heading1"/>
+      </w:pPr>
+      <w:r>
+        <w:t>Framework Architecture Flowchart</w:t>
+      </w:r>
+    </w:p>
+    <w:p>
+      <w:r>
+        <w:t>The following diagram illustrates the integrated CAT model pipeline, spanning from automated data ingestion to high-level risk visualization.</w:t>
+      </w:r>
+    </w:p>
+    <w:p>
+      <w:pPr>
+        <w:jc w:val="center"/>
+      </w:pPr>
+      <w:r>
+        <w:drawing>
+          <wp:inline xmlns:a="http://schemas.openxmlformats.org/drawingml/2006/main" xmlns:pic="http://schemas.openxmlformats.org/drawingml/2006/picture">
+            <wp:extent cx="5486400" cy="3657600"/>
+            <wp:docPr id="1" name="Picture 1"/>
+            <wp:cNvGraphicFramePr>
+              <a:graphicFrameLocks noChangeAspect="1"/>
+            </wp:cNvGraphicFramePr>
+            <a:graphic>
+              <a:graphicData uri="http://schemas.openxmlformats.org/drawingml/2006/picture">
+                <pic:pic>
+                  <pic:nvPicPr>
+                    <pic:cNvPr id="0" name="framework_flowchart.png"/>
+                    <pic:cNvPicPr/>
+                  </pic:nvPicPr>
+                  <pic:blipFill>
+                    <a:blip r:embed="rId9"/>
+                    <a:stretch>
+                      <a:fillRect/>
+                    </a:stretch>
+                  </pic:blipFill>
+                  <pic:spPr>
+                    <a:xfrm>
+                      <a:off x="0" y="0"/>
+                      <a:ext cx="5486400" cy="3657600"/>
+                    </a:xfrm>
+                    <a:prstGeom prst="rect"/>
+                  </pic:spPr>
+                </pic:pic>
+              </a:graphicData>
+            </a:graphic>
+          </wp:inline>
+        </w:drawing>
+      </w:r>
+    </w:p>
+    <w:p>
+      <w:pPr>
+        <w:pStyle w:val="Heading2"/>
+      </w:pPr>
+      <w:r>
+        <w:t>Detailed System Architecture</w:t>
+      </w:r>
+    </w:p>
+    <w:p>
+      <w:r>
+        <w:t>The following detailed diagram illustrates the specific modules, data sources, and processing logic within the framework:</w:t>
+      </w:r>
+    </w:p>
+    <w:p>
+      <w:pPr>
+        <w:jc w:val="center"/>
+      </w:pPr>
+      <w:r>
+        <w:drawing>
+          <wp:inline xmlns:a="http://schemas.openxmlformats.org/drawingml/2006/main" xmlns:pic="http://schemas.openxmlformats.org/drawingml/2006/picture">
+            <wp:extent cx="5943600" cy="4230361"/>
+            <wp:docPr id="2" name="Picture 2"/>
+            <wp:cNvGraphicFramePr>
+              <a:graphicFrameLocks noChangeAspect="1"/>
+            </wp:cNvGraphicFramePr>
+            <a:graphic>
+              <a:graphicData uri="http://schemas.openxmlformats.org/drawingml/2006/picture">
+                <pic:pic>
+                  <pic:nvPicPr>
+                    <pic:cNvPr id="0" name="detailed_architecture.png"/>
+                    <pic:cNvPicPr/>
+                  </pic:nvPicPr>
+                  <pic:blipFill>
+                    <a:blip r:embed="rId10"/>
+                    <a:stretch>
+                      <a:fillRect/>
+                    </a:stretch>
+                  </pic:blipFill>
+                  <pic:spPr>
+                    <a:xfrm>
+                      <a:off x="0" y="0"/>
+                      <a:ext cx="5943600" cy="4230361"/>
+                    </a:xfrm>
+                    <a:prstGeom prst="rect"/>
+                  </pic:spPr>
+                </pic:pic>
+              </a:graphicData>
+            </a:graphic>
+          </wp:inline>
+        </w:drawing>
+      </w:r>
+    </w:p>
     <w:sectPr>
       <w:pgSz w:w="12240" w:h="15840"/>
       <w:pgMar w:top="1440" w:right="1800" w:bottom="1440" w:left="1800" w:header="720" w:footer="720" w:gutter="0"/>

--- a/CAT411_Technical_Documentation.docx
+++ b/CAT411_Technical_Documentation.docx
@@ -604,6 +604,254 @@
         </w:drawing>
       </w:r>
     </w:p>
+    <w:p>
+      <w:pPr>
+        <w:pStyle w:val="Heading1"/>
+      </w:pPr>
+      <w:r>
+        <w:t>7. Data Sources &amp; URLs</w:t>
+      </w:r>
+    </w:p>
+    <w:p>
+      <w:pPr>
+        <w:pStyle w:val="Heading2"/>
+      </w:pPr>
+      <w:r>
+        <w:t>7.1 Hazard Data (USGS)</w:t>
+      </w:r>
+    </w:p>
+    <w:p>
+      <w:r>
+        <w:rPr>
+          <w:b/>
+        </w:rPr>
+        <w:t xml:space="preserve">Source: </w:t>
+      </w:r>
+      <w:r>
+        <w:t>USGS Earthquake Hazards Program</w:t>
+        <w:br/>
+      </w:r>
+      <w:r>
+        <w:rPr>
+          <w:b/>
+        </w:rPr>
+        <w:t xml:space="preserve">API Endpoint: </w:t>
+      </w:r>
+      <w:r>
+        <w:t>https://earthquake.usgs.gov/fdsnws/event/1/</w:t>
+        <w:br/>
+      </w:r>
+      <w:r>
+        <w:rPr>
+          <w:b/>
+        </w:rPr>
+        <w:t xml:space="preserve">ShakeMap Event Page: </w:t>
+      </w:r>
+      <w:r>
+        <w:t>https://earthquake.usgs.gov/earthquakes/eventpage/ci3144585</w:t>
+        <w:br/>
+      </w:r>
+      <w:r>
+        <w:rPr>
+          <w:b/>
+        </w:rPr>
+        <w:t xml:space="preserve">Data Format: </w:t>
+      </w:r>
+      <w:r>
+        <w:t>XML (grid.xml), JSON (info.json), Shapefile (shape.zip)</w:t>
+      </w:r>
+    </w:p>
+    <w:p>
+      <w:pPr>
+        <w:pStyle w:val="Heading2"/>
+      </w:pPr>
+      <w:r>
+        <w:t>7.2 Exposure Data (NBI)</w:t>
+      </w:r>
+    </w:p>
+    <w:p>
+      <w:r>
+        <w:rPr>
+          <w:b/>
+        </w:rPr>
+        <w:t xml:space="preserve">Source: </w:t>
+      </w:r>
+      <w:r>
+        <w:t>Federal Highway Administration (FHWA)</w:t>
+        <w:br/>
+      </w:r>
+      <w:r>
+        <w:rPr>
+          <w:b/>
+        </w:rPr>
+        <w:t xml:space="preserve">Download Page: </w:t>
+      </w:r>
+      <w:r>
+        <w:t>https://www.fhwa.dot.gov/bridge/nbi/ascii.cfm</w:t>
+        <w:br/>
+      </w:r>
+      <w:r>
+        <w:rPr>
+          <w:b/>
+        </w:rPr>
+        <w:t xml:space="preserve">Data Format: </w:t>
+      </w:r>
+      <w:r>
+        <w:t>ASCII text files (CA18.txt for California 2018)</w:t>
+      </w:r>
+    </w:p>
+    <w:p>
+      <w:pPr>
+        <w:pStyle w:val="Heading2"/>
+      </w:pPr>
+      <w:r>
+        <w:t>7.3 Vulnerability Parameters</w:t>
+      </w:r>
+    </w:p>
+    <w:p>
+      <w:r>
+        <w:rPr>
+          <w:b/>
+        </w:rPr>
+        <w:t xml:space="preserve">Source: </w:t>
+      </w:r>
+      <w:r>
+        <w:t>FEMA Hazus-MH 4.0 / Hazus 6.1 Technical Manual</w:t>
+        <w:br/>
+      </w:r>
+      <w:r>
+        <w:rPr>
+          <w:b/>
+        </w:rPr>
+        <w:t xml:space="preserve">Download: </w:t>
+      </w:r>
+      <w:r>
+        <w:t>https://www.fema.gov/flood-maps/products-tools/hazus</w:t>
+      </w:r>
+    </w:p>
+    <w:p>
+      <w:pPr>
+        <w:pStyle w:val="Heading1"/>
+      </w:pPr>
+      <w:r>
+        <w:t>8. Calculation Methodology</w:t>
+      </w:r>
+    </w:p>
+    <w:p>
+      <w:pPr>
+        <w:pStyle w:val="Heading2"/>
+      </w:pPr>
+      <w:r>
+        <w:t>8.1 Ground Motion Prediction</w:t>
+      </w:r>
+    </w:p>
+    <w:p>
+      <w:r>
+        <w:t>Ground motion intensity (Sa) at each bridge site is interpolated from the USGS ShakeMap grid. For synthetic scenarios, the Boore-Atkinson (2008) Ground Motion Prediction Equation (GMPE) is used:</w:t>
+        <w:br/>
+        <w:br/>
+        <w:t>ln(Sa) = F_M(M) + F_D(R_JB, M) + F_S(V_s30) + ε</w:t>
+        <w:br/>
+        <w:br/>
+        <w:t>Where:</w:t>
+        <w:br/>
+        <w:t>• M = Moment magnitude</w:t>
+        <w:br/>
+        <w:t>• R_JB = Joyner-Boore distance (km)</w:t>
+        <w:br/>
+        <w:t>• V_s30 = Average shear-wave velocity in top 30m (m/s)</w:t>
+        <w:br/>
+        <w:t>• ε = Aleatory variability (standard normal)</w:t>
+      </w:r>
+    </w:p>
+    <w:p>
+      <w:pPr>
+        <w:pStyle w:val="Heading2"/>
+      </w:pPr>
+      <w:r>
+        <w:t>8.2 Fragility Curve Calculation</w:t>
+      </w:r>
+    </w:p>
+    <w:p>
+      <w:r>
+        <w:t>The probability of exceeding damage state DS given spectral acceleration Sa is:</w:t>
+        <w:br/>
+        <w:br/>
+        <w:t>P(DS ≥ ds | Sa) = Φ[ ln(Sa / θ) / β ]</w:t>
+        <w:br/>
+        <w:br/>
+        <w:t>Where:</w:t>
+        <w:br/>
+        <w:t>• Φ = Standard normal cumulative distribution function</w:t>
+        <w:br/>
+        <w:t>• θ = Median capacity (g) for damage state ds (from Hazus Table 7.9)</w:t>
+        <w:br/>
+        <w:t>• β = Lognormal standard deviation (from Hazus Table 7.9)</w:t>
+      </w:r>
+    </w:p>
+    <w:p>
+      <w:pPr>
+        <w:pStyle w:val="Heading2"/>
+      </w:pPr>
+      <w:r>
+        <w:t>8.3 Expected Loss Calculation</w:t>
+      </w:r>
+    </w:p>
+    <w:p>
+      <w:r>
+        <w:t>Expected loss for each bridge:</w:t>
+        <w:br/>
+        <w:br/>
+        <w:t>E[Loss] = Σ [ P(DS=ds) × DR(ds) × Replacement_Cost ]</w:t>
+        <w:br/>
+        <w:br/>
+        <w:t>Where:</w:t>
+        <w:br/>
+        <w:t>• P(DS=ds) = Probability of being in damage state ds</w:t>
+        <w:br/>
+        <w:t>• DR(ds) = Damage Ratio (from Hazus Table 7.11)</w:t>
+      </w:r>
+    </w:p>
+    <w:p>
+      <w:pPr>
+        <w:pStyle w:val="Heading1"/>
+      </w:pPr>
+      <w:r>
+        <w:t>9. References</w:t>
+      </w:r>
+    </w:p>
+    <w:p>
+      <w:pPr>
+        <w:pStyle w:val="ListNumber"/>
+      </w:pPr>
+      <w:r>
+        <w:t>[1] Boore, D. M., &amp; Atkinson, G. M. (2008). Ground-motion prediction equations for the average horizontal component of PGA, PGV, and 5%-damped PSA at spectral periods between 0.01 s and 10.0 s. Earthquake Spectra, 24(1), 99-138.</w:t>
+      </w:r>
+    </w:p>
+    <w:p>
+      <w:pPr>
+        <w:pStyle w:val="ListNumber"/>
+      </w:pPr>
+      <w:r>
+        <w:t>[2] FEMA (2022). Hazus Earthquake Model Technical Manual, Hazus 6.1. Federal Emergency Management Agency, Washington, D.C.</w:t>
+      </w:r>
+    </w:p>
+    <w:p>
+      <w:pPr>
+        <w:pStyle w:val="ListNumber"/>
+      </w:pPr>
+      <w:r>
+        <w:t>[3] FHWA (2023). Recording and Coding Guide for the Structure Inventory and Appraisal of the Nations Bridges. Federal Highway Administration, Report No. FHWA-PD-96-001.</w:t>
+      </w:r>
+    </w:p>
+    <w:p>
+      <w:pPr>
+        <w:pStyle w:val="ListNumber"/>
+      </w:pPr>
+      <w:r>
+        <w:t>[4] USGS (2024). ShakeMap Scientific Background. U.S. Geological Survey. https://earthquake.usgs.gov/data/shakemap/</w:t>
+      </w:r>
+    </w:p>
     <w:sectPr>
       <w:pgSz w:w="12240" w:h="15840"/>
       <w:pgMar w:top="1440" w:right="1800" w:bottom="1440" w:left="1800" w:header="720" w:footer="720" w:gutter="0"/>

--- a/CAT411_Technical_Documentation.docx
+++ b/CAT411_Technical_Documentation.docx
@@ -852,6 +852,57 @@
         <w:t>[4] USGS (2024). ShakeMap Scientific Background. U.S. Geological Survey. https://earthquake.usgs.gov/data/shakemap/</w:t>
       </w:r>
     </w:p>
+    <w:p>
+      <w:pPr>
+        <w:pStyle w:val="Heading1"/>
+      </w:pPr>
+      <w:r>
+        <w:t>CAT411 System Architecture (AI Generated)</w:t>
+      </w:r>
+    </w:p>
+    <w:p>
+      <w:pPr>
+        <w:jc w:val="center"/>
+      </w:pPr>
+      <w:r>
+        <w:drawing>
+          <wp:inline xmlns:a="http://schemas.openxmlformats.org/drawingml/2006/main" xmlns:pic="http://schemas.openxmlformats.org/drawingml/2006/picture">
+            <wp:extent cx="5943600" cy="5943600"/>
+            <wp:docPr id="3" name="Picture 3"/>
+            <wp:cNvGraphicFramePr>
+              <a:graphicFrameLocks noChangeAspect="1"/>
+            </wp:cNvGraphicFramePr>
+            <a:graphic>
+              <a:graphicData uri="http://schemas.openxmlformats.org/drawingml/2006/picture">
+                <pic:pic>
+                  <pic:nvPicPr>
+                    <pic:cNvPr id="0" name="cat411_detailed_architecture_v5_fixed.png"/>
+                    <pic:cNvPicPr/>
+                  </pic:nvPicPr>
+                  <pic:blipFill>
+                    <a:blip r:embed="rId11"/>
+                    <a:stretch>
+                      <a:fillRect/>
+                    </a:stretch>
+                  </pic:blipFill>
+                  <pic:spPr>
+                    <a:xfrm>
+                      <a:off x="0" y="0"/>
+                      <a:ext cx="5943600" cy="5943600"/>
+                    </a:xfrm>
+                    <a:prstGeom prst="rect"/>
+                  </pic:spPr>
+                </pic:pic>
+              </a:graphicData>
+            </a:graphic>
+          </wp:inline>
+        </w:drawing>
+      </w:r>
+      <w:r>
+        <w:br/>
+        <w:t>*Figure: AI-generated detailed architecture of the CAT411 framework.*</w:t>
+      </w:r>
+    </w:p>
     <w:sectPr>
       <w:pgSz w:w="12240" w:h="15840"/>
       <w:pgMar w:top="1440" w:right="1800" w:bottom="1440" w:left="1800" w:header="720" w:footer="720" w:gutter="0"/>

--- a/CAT411_Technical_Documentation.docx
+++ b/CAT411_Technical_Documentation.docx
@@ -7,40 +7,7 @@
         <w:pStyle w:val="Title"/>
       </w:pPr>
       <w:r>
-        <w:t>CAT411 Framework</w:t>
-      </w:r>
-    </w:p>
-    <w:p>
-      <w:pPr>
-        <w:jc w:val="center"/>
-      </w:pPr>
-      <w:r>
-        <w:rPr>
-          <w:b/>
-          <w:sz w:val="48"/>
-        </w:rPr>
-        <w:t>Bridge Earthquake Catastrophe Modeling System</w:t>
-        <w:br/>
-        <w:t>Technical &amp; User Documentation</w:t>
-      </w:r>
-    </w:p>
-    <w:p>
-      <w:pPr>
-        <w:jc w:val="center"/>
-      </w:pPr>
-      <w:r>
-        <w:rPr>
-          <w:sz w:val="28"/>
-        </w:rPr>
-        <w:br/>
-        <w:t>Version: 2.0 (User-Friendly Overhaul)</w:t>
-        <w:br/>
-        <w:t>Date: February 2026</w:t>
-      </w:r>
-    </w:p>
-    <w:p>
-      <w:r>
-        <w:br w:type="page"/>
+        <w:t>CAT411 Framework Technical Manual</w:t>
       </w:r>
     </w:p>
     <w:p>
@@ -48,469 +15,12 @@
         <w:pStyle w:val="Heading1"/>
       </w:pPr>
       <w:r>
-        <w:t>Table of Contents</w:t>
+        <w:t>1. System Architecture</w:t>
       </w:r>
     </w:p>
     <w:p>
       <w:r>
-        <w:t>1. Introduction</w:t>
-      </w:r>
-    </w:p>
-    <w:p>
-      <w:r>
-        <w:t>2. Quick Start Guide</w:t>
-      </w:r>
-    </w:p>
-    <w:p>
-      <w:r>
-        <w:t>3. Interactive Mode</w:t>
-      </w:r>
-    </w:p>
-    <w:p>
-      <w:r>
-        <w:t>4. Command Line Interface (CLI) Reference</w:t>
-      </w:r>
-    </w:p>
-    <w:p>
-      <w:r>
-        <w:t>5. Data Integration (USGS API)</w:t>
-      </w:r>
-    </w:p>
-    <w:p>
-      <w:r>
-        <w:t>6. Analysis Methodology</w:t>
-      </w:r>
-    </w:p>
-    <w:p>
-      <w:r>
-        <w:t>7. Visualization &amp; Reports</w:t>
-      </w:r>
-    </w:p>
-    <w:p>
-      <w:r>
-        <w:br w:type="page"/>
-      </w:r>
-    </w:p>
-    <w:p>
-      <w:pPr>
-        <w:pStyle w:val="Heading1"/>
-      </w:pPr>
-      <w:r>
-        <w:t>1. Introduction</w:t>
-      </w:r>
-    </w:p>
-    <w:p>
-      <w:r>
-        <w:t>CAT411 is a comprehensive bridge earthquake risk assessment framework. It integrates USGS hazard data, NBI exposure data, and Hazus vulnerability metrics to estimate physical damage and economic loss for bridge portfolios.</w:t>
-      </w:r>
-    </w:p>
-    <w:p>
-      <w:pPr>
-        <w:pStyle w:val="Heading1"/>
-      </w:pPr>
-      <w:r>
-        <w:t>2. Quick Start Guide</w:t>
-      </w:r>
-    </w:p>
-    <w:p>
-      <w:r>
-        <w:t>The easiest way to use the system is via the automated full analysis mode:</w:t>
-      </w:r>
-    </w:p>
-    <w:p>
-      <w:r>
-        <w:rPr>
-          <w:rFonts w:ascii="Courier New" w:hAnsi="Courier New"/>
-        </w:rPr>
-        <w:t>python main.py --full-analysis</w:t>
-      </w:r>
-    </w:p>
-    <w:p>
-      <w:pPr>
-        <w:pStyle w:val="ListBullet"/>
-      </w:pPr>
-      <w:r>
-        <w:t>This single command will:</w:t>
-        <w:br/>
-        <w:t>• Download the latest ShakeMap for the Northridge event.</w:t>
-        <w:br/>
-        <w:t>• Load the California NBI bridge inventory.</w:t>
-        <w:br/>
-        <w:t>• Map ground motions to every bridge site.</w:t>
-        <w:br/>
-        <w:t>• Compute damage probabilities and economic losses.</w:t>
-        <w:br/>
-        <w:t>• Generate a complete suite of visual maps and dashboards.</w:t>
-      </w:r>
-    </w:p>
-    <w:p>
-      <w:pPr>
-        <w:pStyle w:val="Heading1"/>
-      </w:pPr>
-      <w:r>
-        <w:t>3. Interactive Mode</w:t>
-      </w:r>
-    </w:p>
-    <w:p>
-      <w:r>
-        <w:t>For non-technical users, CAT411 offers a menu-driven interface:</w:t>
-      </w:r>
-    </w:p>
-    <w:p>
-      <w:r>
-        <w:rPr>
-          <w:rFonts w:ascii="Courier New" w:hAnsi="Courier New"/>
-        </w:rPr>
-        <w:t>python main.py --interactive</w:t>
-      </w:r>
-    </w:p>
-    <w:p>
-      <w:r>
-        <w:t>Users can select analysis steps (1-4) directly from the terminal prompt.</w:t>
-      </w:r>
-    </w:p>
-    <w:p>
-      <w:pPr>
-        <w:pStyle w:val="Heading1"/>
-      </w:pPr>
-      <w:r>
-        <w:t>4. CLI Reference</w:t>
-      </w:r>
-    </w:p>
-    <w:p>
-      <w:r>
-        <w:t>Advanced users can control the framework using specific flags:</w:t>
-      </w:r>
-    </w:p>
-    <w:tbl>
-      <w:tblPr>
-        <w:tblStyle w:val="TableGrid"/>
-        <w:tblW w:type="auto" w:w="0"/>
-        <w:tblLook w:firstColumn="1" w:firstRow="1" w:lastColumn="0" w:lastRow="0" w:noHBand="0" w:noVBand="1" w:val="04A0"/>
-      </w:tblPr>
-      <w:tblGrid>
-        <w:gridCol w:w="4320"/>
-        <w:gridCol w:w="4320"/>
-      </w:tblGrid>
-      <w:tr>
-        <w:tc>
-          <w:tcPr>
-            <w:tcW w:type="dxa" w:w="4320"/>
-          </w:tcPr>
-          <w:p>
-            <w:r>
-              <w:t>Flag</w:t>
-            </w:r>
-          </w:p>
-        </w:tc>
-        <w:tc>
-          <w:tcPr>
-            <w:tcW w:type="dxa" w:w="4320"/>
-          </w:tcPr>
-          <w:p>
-            <w:r>
-              <w:t>Description</w:t>
-            </w:r>
-          </w:p>
-        </w:tc>
-      </w:tr>
-      <w:tr>
-        <w:tc>
-          <w:tcPr>
-            <w:tcW w:type="dxa" w:w="4320"/>
-          </w:tcPr>
-          <w:p>
-            <w:r>
-              <w:t>--full-analysis</w:t>
-            </w:r>
-          </w:p>
-        </w:tc>
-        <w:tc>
-          <w:tcPr>
-            <w:tcW w:type="dxa" w:w="4320"/>
-          </w:tcPr>
-          <w:p>
-            <w:r>
-              <w:t>Run the complete automated pipeline (Recommended).</w:t>
-            </w:r>
-          </w:p>
-        </w:tc>
-      </w:tr>
-      <w:tr>
-        <w:tc>
-          <w:tcPr>
-            <w:tcW w:type="dxa" w:w="4320"/>
-          </w:tcPr>
-          <w:p>
-            <w:r>
-              <w:t>--interactive</w:t>
-            </w:r>
-          </w:p>
-        </w:tc>
-        <w:tc>
-          <w:tcPr>
-            <w:tcW w:type="dxa" w:w="4320"/>
-          </w:tcPr>
-          <w:p>
-            <w:r>
-              <w:t>Start the menu-driven interface.</w:t>
-            </w:r>
-          </w:p>
-        </w:tc>
-      </w:tr>
-      <w:tr>
-        <w:tc>
-          <w:tcPr>
-            <w:tcW w:type="dxa" w:w="4320"/>
-          </w:tcPr>
-          <w:p>
-            <w:r>
-              <w:t>--download-hazard</w:t>
-            </w:r>
-          </w:p>
-        </w:tc>
-        <w:tc>
-          <w:tcPr>
-            <w:tcW w:type="dxa" w:w="4320"/>
-          </w:tcPr>
-          <w:p>
-            <w:r>
-              <w:t>Force redownload of USGS hazard data.</w:t>
-            </w:r>
-          </w:p>
-        </w:tc>
-      </w:tr>
-      <w:tr>
-        <w:tc>
-          <w:tcPr>
-            <w:tcW w:type="dxa" w:w="4320"/>
-          </w:tcPr>
-          <w:p>
-            <w:r>
-              <w:t>--probabilistic</w:t>
-            </w:r>
-          </w:p>
-        </w:tc>
-        <w:tc>
-          <w:tcPr>
-            <w:tcW w:type="dxa" w:w="4320"/>
-          </w:tcPr>
-          <w:p>
-            <w:r>
-              <w:t>Run stochastic analysis with multi-event catalogues.</w:t>
-            </w:r>
-          </w:p>
-        </w:tc>
-      </w:tr>
-      <w:tr>
-        <w:tc>
-          <w:tcPr>
-            <w:tcW w:type="dxa" w:w="4320"/>
-          </w:tcPr>
-          <w:p>
-            <w:r>
-              <w:t>--fragility-only</w:t>
-            </w:r>
-          </w:p>
-        </w:tc>
-        <w:tc>
-          <w:tcPr>
-            <w:tcW w:type="dxa" w:w="4320"/>
-          </w:tcPr>
-          <w:p>
-            <w:r>
-              <w:t>Generate the fragility curve reference library.</w:t>
-            </w:r>
-          </w:p>
-        </w:tc>
-      </w:tr>
-      <w:tr>
-        <w:tc>
-          <w:tcPr>
-            <w:tcW w:type="dxa" w:w="4320"/>
-          </w:tcPr>
-          <w:p>
-            <w:r>
-              <w:t>--hazard-event</w:t>
-            </w:r>
-          </w:p>
-        </w:tc>
-        <w:tc>
-          <w:tcPr>
-            <w:tcW w:type="dxa" w:w="4320"/>
-          </w:tcPr>
-          <w:p>
-            <w:r>
-              <w:t>USGS Event ID (e.g., ci3144585 for Northridge).</w:t>
-            </w:r>
-          </w:p>
-        </w:tc>
-      </w:tr>
-      <w:tr>
-        <w:tc>
-          <w:tcPr>
-            <w:tcW w:type="dxa" w:w="4320"/>
-          </w:tcPr>
-          <w:p>
-            <w:r>
-              <w:t>--n-bridges</w:t>
-            </w:r>
-          </w:p>
-        </w:tc>
-        <w:tc>
-          <w:tcPr>
-            <w:tcW w:type="dxa" w:w="4320"/>
-          </w:tcPr>
-          <w:p>
-            <w:r>
-              <w:t>Portfolio size for synthetic/stochastic simulations.</w:t>
-            </w:r>
-          </w:p>
-        </w:tc>
-      </w:tr>
-      <w:tr>
-        <w:tc>
-          <w:tcPr>
-            <w:tcW w:type="dxa" w:w="4320"/>
-          </w:tcPr>
-          <w:p>
-            <w:r>
-              <w:t>--overwrite</w:t>
-            </w:r>
-          </w:p>
-        </w:tc>
-        <w:tc>
-          <w:tcPr>
-            <w:tcW w:type="dxa" w:w="4320"/>
-          </w:tcPr>
-          <w:p>
-            <w:r>
-              <w:t>Overwrite existing files in data/ and output/ directories.</w:t>
-            </w:r>
-          </w:p>
-        </w:tc>
-      </w:tr>
-    </w:tbl>
-    <w:p>
-      <w:pPr>
-        <w:pStyle w:val="Heading1"/>
-      </w:pPr>
-      <w:r>
-        <w:t>5. Data &amp; Methodology</w:t>
-      </w:r>
-    </w:p>
-    <w:p>
-      <w:pPr>
-        <w:pStyle w:val="Heading2"/>
-      </w:pPr>
-      <w:r>
-        <w:t>5.1 Hazard (USGS)</w:t>
-      </w:r>
-    </w:p>
-    <w:p>
-      <w:r>
-        <w:t>Hazard data is pulled from the USGS Earthquake API. The grid.xml file provides spatial PGA and spectral acceleration (Sa) values.</w:t>
-      </w:r>
-    </w:p>
-    <w:p>
-      <w:pPr>
-        <w:pStyle w:val="Heading2"/>
-      </w:pPr>
-      <w:r>
-        <w:t>5.2 Exposure &amp; Vulnerability</w:t>
-      </w:r>
-    </w:p>
-    <w:p>
-      <w:r>
-        <w:t>Bridge properties are sourced from the FHMA National Bridge Inventory (NBI). Vulnerability is assessed using FHWA Hazus 6.1 seismic fragility parameters.</w:t>
-      </w:r>
-    </w:p>
-    <w:p>
-      <w:pPr>
-        <w:pStyle w:val="Heading1"/>
-      </w:pPr>
-      <w:r>
-        <w:t>6. Visualizations &amp; Reports</w:t>
-      </w:r>
-    </w:p>
-    <w:p>
-      <w:r>
-        <w:t>All outputs are saved to the /output directory. Key files include:</w:t>
-      </w:r>
-    </w:p>
-    <w:p>
-      <w:r>
-        <w:rPr>
-          <w:b/>
-        </w:rPr>
-        <w:t>00_analysis_dashboard.png</w:t>
-      </w:r>
-      <w:r>
-        <w:t>: A summary dashboard with damage stats, metrics, and histograms.</w:t>
-      </w:r>
-    </w:p>
-    <w:p>
-      <w:r>
-        <w:rPr>
-          <w:b/>
-        </w:rPr>
-        <w:t>01_shakemap_full_area.png</w:t>
-      </w:r>
-      <w:r>
-        <w:t>: Full map of the earthquake intensity grid.</w:t>
-      </w:r>
-    </w:p>
-    <w:p>
-      <w:r>
-        <w:rPr>
-          <w:b/>
-        </w:rPr>
-        <w:t>03_bridge_damage_spatial.png</w:t>
-      </w:r>
-      <w:r>
-        <w:t>: Map of bridges colored by damage probability.</w:t>
-      </w:r>
-    </w:p>
-    <w:p>
-      <w:r>
-        <w:rPr>
-          <w:b/>
-        </w:rPr>
-        <w:t>bridge_damage_results.csv</w:t>
-      </w:r>
-      <w:r>
-        <w:t>: Detailed per-bridge damage and loss spreadsheet.</w:t>
-      </w:r>
-    </w:p>
-    <w:p>
-      <w:r>
-        <w:br w:type="page"/>
-      </w:r>
-    </w:p>
-    <w:p>
-      <w:pPr>
-        <w:pStyle w:val="Heading1"/>
-      </w:pPr>
-      <w:r>
-        <w:t>Technical Support</w:t>
-      </w:r>
-    </w:p>
-    <w:p>
-      <w:r>
-        <w:t>For issues or database updates, contact the modeling team.</w:t>
-      </w:r>
-    </w:p>
-    <w:p>
-      <w:pPr>
-        <w:pStyle w:val="Heading1"/>
-      </w:pPr>
-      <w:r>
-        <w:t>Framework Architecture Flowchart</w:t>
-      </w:r>
-    </w:p>
-    <w:p>
-      <w:r>
-        <w:t>The following diagram illustrates the integrated CAT model pipeline, spanning from automated data ingestion to high-level risk visualization.</w:t>
+        <w:t>The following diagram represents the core architecture of the CAT411 framework.</w:t>
       </w:r>
     </w:p>
     <w:p>
@@ -520,7 +30,7 @@
       <w:r>
         <w:drawing>
           <wp:inline xmlns:a="http://schemas.openxmlformats.org/drawingml/2006/main" xmlns:pic="http://schemas.openxmlformats.org/drawingml/2006/picture">
-            <wp:extent cx="5486400" cy="3657600"/>
+            <wp:extent cx="5029200" cy="5029200"/>
             <wp:docPr id="1" name="Picture 1"/>
             <wp:cNvGraphicFramePr>
               <a:graphicFrameLocks noChangeAspect="1"/>
@@ -529,7 +39,7 @@
               <a:graphicData uri="http://schemas.openxmlformats.org/drawingml/2006/picture">
                 <pic:pic>
                   <pic:nvPicPr>
-                    <pic:cNvPr id="0" name="framework_flowchart.png"/>
+                    <pic:cNvPr id="0" name="fixed_arch.png"/>
                     <pic:cNvPicPr/>
                   </pic:nvPicPr>
                   <pic:blipFill>
@@ -541,59 +51,7 @@
                   <pic:spPr>
                     <a:xfrm>
                       <a:off x="0" y="0"/>
-                      <a:ext cx="5486400" cy="3657600"/>
-                    </a:xfrm>
-                    <a:prstGeom prst="rect"/>
-                  </pic:spPr>
-                </pic:pic>
-              </a:graphicData>
-            </a:graphic>
-          </wp:inline>
-        </w:drawing>
-      </w:r>
-    </w:p>
-    <w:p>
-      <w:pPr>
-        <w:pStyle w:val="Heading2"/>
-      </w:pPr>
-      <w:r>
-        <w:t>Detailed System Architecture</w:t>
-      </w:r>
-    </w:p>
-    <w:p>
-      <w:r>
-        <w:t>The following detailed diagram illustrates the specific modules, data sources, and processing logic within the framework:</w:t>
-      </w:r>
-    </w:p>
-    <w:p>
-      <w:pPr>
-        <w:jc w:val="center"/>
-      </w:pPr>
-      <w:r>
-        <w:drawing>
-          <wp:inline xmlns:a="http://schemas.openxmlformats.org/drawingml/2006/main" xmlns:pic="http://schemas.openxmlformats.org/drawingml/2006/picture">
-            <wp:extent cx="5943600" cy="4230361"/>
-            <wp:docPr id="2" name="Picture 2"/>
-            <wp:cNvGraphicFramePr>
-              <a:graphicFrameLocks noChangeAspect="1"/>
-            </wp:cNvGraphicFramePr>
-            <a:graphic>
-              <a:graphicData uri="http://schemas.openxmlformats.org/drawingml/2006/picture">
-                <pic:pic>
-                  <pic:nvPicPr>
-                    <pic:cNvPr id="0" name="detailed_architecture.png"/>
-                    <pic:cNvPicPr/>
-                  </pic:nvPicPr>
-                  <pic:blipFill>
-                    <a:blip r:embed="rId10"/>
-                    <a:stretch>
-                      <a:fillRect/>
-                    </a:stretch>
-                  </pic:blipFill>
-                  <pic:spPr>
-                    <a:xfrm>
-                      <a:off x="0" y="0"/>
-                      <a:ext cx="5943600" cy="4230361"/>
+                      <a:ext cx="5029200" cy="5029200"/>
                     </a:xfrm>
                     <a:prstGeom prst="rect"/>
                   </pic:spPr>
@@ -609,124 +67,13 @@
         <w:pStyle w:val="Heading1"/>
       </w:pPr>
       <w:r>
-        <w:t>7. Data Sources &amp; URLs</w:t>
+        <w:t>2. Quick Start</w:t>
       </w:r>
     </w:p>
     <w:p>
-      <w:pPr>
-        <w:pStyle w:val="Heading2"/>
-      </w:pPr>
+      <w:pPr/>
       <w:r>
-        <w:t>7.1 Hazard Data (USGS)</w:t>
-      </w:r>
-    </w:p>
-    <w:p>
-      <w:r>
-        <w:rPr>
-          <w:b/>
-        </w:rPr>
-        <w:t xml:space="preserve">Source: </w:t>
-      </w:r>
-      <w:r>
-        <w:t>USGS Earthquake Hazards Program</w:t>
-        <w:br/>
-      </w:r>
-      <w:r>
-        <w:rPr>
-          <w:b/>
-        </w:rPr>
-        <w:t xml:space="preserve">API Endpoint: </w:t>
-      </w:r>
-      <w:r>
-        <w:t>https://earthquake.usgs.gov/fdsnws/event/1/</w:t>
-        <w:br/>
-      </w:r>
-      <w:r>
-        <w:rPr>
-          <w:b/>
-        </w:rPr>
-        <w:t xml:space="preserve">ShakeMap Event Page: </w:t>
-      </w:r>
-      <w:r>
-        <w:t>https://earthquake.usgs.gov/earthquakes/eventpage/ci3144585</w:t>
-        <w:br/>
-      </w:r>
-      <w:r>
-        <w:rPr>
-          <w:b/>
-        </w:rPr>
-        <w:t xml:space="preserve">Data Format: </w:t>
-      </w:r>
-      <w:r>
-        <w:t>XML (grid.xml), JSON (info.json), Shapefile (shape.zip)</w:t>
-      </w:r>
-    </w:p>
-    <w:p>
-      <w:pPr>
-        <w:pStyle w:val="Heading2"/>
-      </w:pPr>
-      <w:r>
-        <w:t>7.2 Exposure Data (NBI)</w:t>
-      </w:r>
-    </w:p>
-    <w:p>
-      <w:r>
-        <w:rPr>
-          <w:b/>
-        </w:rPr>
-        <w:t xml:space="preserve">Source: </w:t>
-      </w:r>
-      <w:r>
-        <w:t>Federal Highway Administration (FHWA)</w:t>
-        <w:br/>
-      </w:r>
-      <w:r>
-        <w:rPr>
-          <w:b/>
-        </w:rPr>
-        <w:t xml:space="preserve">Download Page: </w:t>
-      </w:r>
-      <w:r>
-        <w:t>https://www.fhwa.dot.gov/bridge/nbi/ascii.cfm</w:t>
-        <w:br/>
-      </w:r>
-      <w:r>
-        <w:rPr>
-          <w:b/>
-        </w:rPr>
-        <w:t xml:space="preserve">Data Format: </w:t>
-      </w:r>
-      <w:r>
-        <w:t>ASCII text files (CA18.txt for California 2018)</w:t>
-      </w:r>
-    </w:p>
-    <w:p>
-      <w:pPr>
-        <w:pStyle w:val="Heading2"/>
-      </w:pPr>
-      <w:r>
-        <w:t>7.3 Vulnerability Parameters</w:t>
-      </w:r>
-    </w:p>
-    <w:p>
-      <w:r>
-        <w:rPr>
-          <w:b/>
-        </w:rPr>
-        <w:t xml:space="preserve">Source: </w:t>
-      </w:r>
-      <w:r>
-        <w:t>FEMA Hazus-MH 4.0 / Hazus 6.1 Technical Manual</w:t>
-        <w:br/>
-      </w:r>
-      <w:r>
-        <w:rPr>
-          <w:b/>
-        </w:rPr>
-        <w:t xml:space="preserve">Download: </w:t>
-      </w:r>
-      <w:r>
-        <w:t>https://www.fema.gov/flood-maps/products-tools/hazus</w:t>
+        <w:t>python main.py --full-analysis</w:t>
       </w:r>
     </w:p>
     <w:p>
@@ -734,173 +81,12 @@
         <w:pStyle w:val="Heading1"/>
       </w:pPr>
       <w:r>
-        <w:t>8. Calculation Methodology</w:t>
-      </w:r>
-    </w:p>
-    <w:p>
-      <w:pPr>
-        <w:pStyle w:val="Heading2"/>
-      </w:pPr>
-      <w:r>
-        <w:t>8.1 Ground Motion Prediction</w:t>
+        <w:t>3. Methodology</w:t>
       </w:r>
     </w:p>
     <w:p>
       <w:r>
-        <w:t>Ground motion intensity (Sa) at each bridge site is interpolated from the USGS ShakeMap grid. For synthetic scenarios, the Boore-Atkinson (2008) Ground Motion Prediction Equation (GMPE) is used:</w:t>
-        <w:br/>
-        <w:br/>
-        <w:t>ln(Sa) = F_M(M) + F_D(R_JB, M) + F_S(V_s30) + ε</w:t>
-        <w:br/>
-        <w:br/>
-        <w:t>Where:</w:t>
-        <w:br/>
-        <w:t>• M = Moment magnitude</w:t>
-        <w:br/>
-        <w:t>• R_JB = Joyner-Boore distance (km)</w:t>
-        <w:br/>
-        <w:t>• V_s30 = Average shear-wave velocity in top 30m (m/s)</w:t>
-        <w:br/>
-        <w:t>• ε = Aleatory variability (standard normal)</w:t>
-      </w:r>
-    </w:p>
-    <w:p>
-      <w:pPr>
-        <w:pStyle w:val="Heading2"/>
-      </w:pPr>
-      <w:r>
-        <w:t>8.2 Fragility Curve Calculation</w:t>
-      </w:r>
-    </w:p>
-    <w:p>
-      <w:r>
-        <w:t>The probability of exceeding damage state DS given spectral acceleration Sa is:</w:t>
-        <w:br/>
-        <w:br/>
-        <w:t>P(DS ≥ ds | Sa) = Φ[ ln(Sa / θ) / β ]</w:t>
-        <w:br/>
-        <w:br/>
-        <w:t>Where:</w:t>
-        <w:br/>
-        <w:t>• Φ = Standard normal cumulative distribution function</w:t>
-        <w:br/>
-        <w:t>• θ = Median capacity (g) for damage state ds (from Hazus Table 7.9)</w:t>
-        <w:br/>
-        <w:t>• β = Lognormal standard deviation (from Hazus Table 7.9)</w:t>
-      </w:r>
-    </w:p>
-    <w:p>
-      <w:pPr>
-        <w:pStyle w:val="Heading2"/>
-      </w:pPr>
-      <w:r>
-        <w:t>8.3 Expected Loss Calculation</w:t>
-      </w:r>
-    </w:p>
-    <w:p>
-      <w:r>
-        <w:t>Expected loss for each bridge:</w:t>
-        <w:br/>
-        <w:br/>
-        <w:t>E[Loss] = Σ [ P(DS=ds) × DR(ds) × Replacement_Cost ]</w:t>
-        <w:br/>
-        <w:br/>
-        <w:t>Where:</w:t>
-        <w:br/>
-        <w:t>• P(DS=ds) = Probability of being in damage state ds</w:t>
-        <w:br/>
-        <w:t>• DR(ds) = Damage Ratio (from Hazus Table 7.11)</w:t>
-      </w:r>
-    </w:p>
-    <w:p>
-      <w:pPr>
-        <w:pStyle w:val="Heading1"/>
-      </w:pPr>
-      <w:r>
-        <w:t>9. References</w:t>
-      </w:r>
-    </w:p>
-    <w:p>
-      <w:pPr>
-        <w:pStyle w:val="ListNumber"/>
-      </w:pPr>
-      <w:r>
-        <w:t>[1] Boore, D. M., &amp; Atkinson, G. M. (2008). Ground-motion prediction equations for the average horizontal component of PGA, PGV, and 5%-damped PSA at spectral periods between 0.01 s and 10.0 s. Earthquake Spectra, 24(1), 99-138.</w:t>
-      </w:r>
-    </w:p>
-    <w:p>
-      <w:pPr>
-        <w:pStyle w:val="ListNumber"/>
-      </w:pPr>
-      <w:r>
-        <w:t>[2] FEMA (2022). Hazus Earthquake Model Technical Manual, Hazus 6.1. Federal Emergency Management Agency, Washington, D.C.</w:t>
-      </w:r>
-    </w:p>
-    <w:p>
-      <w:pPr>
-        <w:pStyle w:val="ListNumber"/>
-      </w:pPr>
-      <w:r>
-        <w:t>[3] FHWA (2023). Recording and Coding Guide for the Structure Inventory and Appraisal of the Nations Bridges. Federal Highway Administration, Report No. FHWA-PD-96-001.</w:t>
-      </w:r>
-    </w:p>
-    <w:p>
-      <w:pPr>
-        <w:pStyle w:val="ListNumber"/>
-      </w:pPr>
-      <w:r>
-        <w:t>[4] USGS (2024). ShakeMap Scientific Background. U.S. Geological Survey. https://earthquake.usgs.gov/data/shakemap/</w:t>
-      </w:r>
-    </w:p>
-    <w:p>
-      <w:pPr>
-        <w:pStyle w:val="Heading1"/>
-      </w:pPr>
-      <w:r>
-        <w:t>CAT411 System Architecture (AI Generated)</w:t>
-      </w:r>
-    </w:p>
-    <w:p>
-      <w:pPr>
-        <w:jc w:val="center"/>
-      </w:pPr>
-      <w:r>
-        <w:drawing>
-          <wp:inline xmlns:a="http://schemas.openxmlformats.org/drawingml/2006/main" xmlns:pic="http://schemas.openxmlformats.org/drawingml/2006/picture">
-            <wp:extent cx="5943600" cy="5943600"/>
-            <wp:docPr id="3" name="Picture 3"/>
-            <wp:cNvGraphicFramePr>
-              <a:graphicFrameLocks noChangeAspect="1"/>
-            </wp:cNvGraphicFramePr>
-            <a:graphic>
-              <a:graphicData uri="http://schemas.openxmlformats.org/drawingml/2006/picture">
-                <pic:pic>
-                  <pic:nvPicPr>
-                    <pic:cNvPr id="0" name="cat411_detailed_architecture_v5_fixed.png"/>
-                    <pic:cNvPicPr/>
-                  </pic:nvPicPr>
-                  <pic:blipFill>
-                    <a:blip r:embed="rId11"/>
-                    <a:stretch>
-                      <a:fillRect/>
-                    </a:stretch>
-                  </pic:blipFill>
-                  <pic:spPr>
-                    <a:xfrm>
-                      <a:off x="0" y="0"/>
-                      <a:ext cx="5943600" cy="5943600"/>
-                    </a:xfrm>
-                    <a:prstGeom prst="rect"/>
-                  </pic:spPr>
-                </pic:pic>
-              </a:graphicData>
-            </a:graphic>
-          </wp:inline>
-        </w:drawing>
-      </w:r>
-      <w:r>
-        <w:br/>
-        <w:t>*Figure: AI-generated detailed architecture of the CAT411 framework.*</w:t>
+        <w:t>Uses USGS ShakeMap data and Hazus 6.1 fragility parameters.</w:t>
       </w:r>
     </w:p>
     <w:sectPr>

--- a/CAT411_Technical_Documentation.docx
+++ b/CAT411_Technical_Documentation.docx
@@ -5,9 +5,34 @@
     <w:p>
       <w:pPr>
         <w:pStyle w:val="Title"/>
+        <w:jc w:val="center"/>
       </w:pPr>
       <w:r>
-        <w:t>CAT411 Framework Technical Manual</w:t>
+        <w:t>CAT411 Framework</w:t>
+      </w:r>
+    </w:p>
+    <w:p>
+      <w:pPr>
+        <w:jc w:val="center"/>
+      </w:pPr>
+      <w:r>
+        <w:t>Bridge Earthquake Catastrophe Modeling System</w:t>
+      </w:r>
+    </w:p>
+    <w:p>
+      <w:r>
+        <w:t>Northridge Case Study &amp; General Risk Assessment</w:t>
+      </w:r>
+    </w:p>
+    <w:p/>
+    <w:p>
+      <w:r>
+        <w:t>Version 1.0 — February 2026</w:t>
+      </w:r>
+    </w:p>
+    <w:p>
+      <w:r>
+        <w:br w:type="page"/>
       </w:r>
     </w:p>
     <w:p>
@@ -20,7 +45,7 @@
     </w:p>
     <w:p>
       <w:r>
-        <w:t>The following diagram represents the core architecture of the CAT411 framework.</w:t>
+        <w:t>The following diagram illustrates the complete data flow and module integration within the CAT411 framework.</w:t>
       </w:r>
     </w:p>
     <w:p>
@@ -30,7 +55,7 @@
       <w:r>
         <w:drawing>
           <wp:inline xmlns:a="http://schemas.openxmlformats.org/drawingml/2006/main" xmlns:pic="http://schemas.openxmlformats.org/drawingml/2006/picture">
-            <wp:extent cx="5029200" cy="5029200"/>
+            <wp:extent cx="5486400" cy="5486400"/>
             <wp:docPr id="1" name="Picture 1"/>
             <wp:cNvGraphicFramePr>
               <a:graphicFrameLocks noChangeAspect="1"/>
@@ -51,7 +76,7 @@
                   <pic:spPr>
                     <a:xfrm>
                       <a:off x="0" y="0"/>
-                      <a:ext cx="5029200" cy="5029200"/>
+                      <a:ext cx="5486400" cy="5486400"/>
                     </a:xfrm>
                     <a:prstGeom prst="rect"/>
                   </pic:spPr>
@@ -64,16 +89,10 @@
     </w:p>
     <w:p>
       <w:pPr>
-        <w:pStyle w:val="Heading1"/>
+        <w:pStyle w:val="Caption"/>
       </w:pPr>
       <w:r>
-        <w:t>2. Quick Start</w:t>
-      </w:r>
-    </w:p>
-    <w:p>
-      <w:pPr/>
-      <w:r>
-        <w:t>python main.py --full-analysis</w:t>
+        <w:t>Figure 1: AI-generated architectural blueprint of the CAT411 framework.</w:t>
       </w:r>
     </w:p>
     <w:p>
@@ -81,12 +100,384 @@
         <w:pStyle w:val="Heading1"/>
       </w:pPr>
       <w:r>
-        <w:t>3. Methodology</w:t>
+        <w:t>2. Quick Start Guide</w:t>
       </w:r>
     </w:p>
     <w:p>
       <w:r>
-        <w:t>Uses USGS ShakeMap data and Hazus 6.1 fragility parameters.</w:t>
+        <w:t>Run the complete automated analysis with a single command:</w:t>
+      </w:r>
+    </w:p>
+    <w:p>
+      <w:r>
+        <w:t xml:space="preserve">    python main.py --full-analysis</w:t>
+      </w:r>
+    </w:p>
+    <w:p/>
+    <w:p>
+      <w:r>
+        <w:t>For interactive mode:</w:t>
+      </w:r>
+    </w:p>
+    <w:p>
+      <w:r>
+        <w:t xml:space="preserve">    python main.py --interactive</w:t>
+      </w:r>
+    </w:p>
+    <w:p>
+      <w:pPr>
+        <w:pStyle w:val="Heading1"/>
+      </w:pPr>
+      <w:r>
+        <w:t>3. Data Sources &amp; URLs</w:t>
+      </w:r>
+    </w:p>
+    <w:p>
+      <w:pPr>
+        <w:pStyle w:val="Heading2"/>
+      </w:pPr>
+      <w:r>
+        <w:t>3.1 Hazard Data (USGS)</w:t>
+      </w:r>
+    </w:p>
+    <w:p>
+      <w:r>
+        <w:t>Source: USGS Earthquake Hazards Program</w:t>
+      </w:r>
+    </w:p>
+    <w:p>
+      <w:r>
+        <w:t>API Endpoint: https://earthquake.usgs.gov/fdsnws/event/1/</w:t>
+      </w:r>
+    </w:p>
+    <w:p>
+      <w:r>
+        <w:t>ShakeMap Event Page: https://earthquake.usgs.gov/earthquakes/eventpage/ci3144585</w:t>
+      </w:r>
+    </w:p>
+    <w:p>
+      <w:r>
+        <w:t>Data Format: XML (grid.xml), JSON (info.json), Shapefile (shape.zip)</w:t>
+      </w:r>
+    </w:p>
+    <w:p>
+      <w:pPr>
+        <w:pStyle w:val="Heading2"/>
+      </w:pPr>
+      <w:r>
+        <w:t>3.2 Exposure Data (NBI)</w:t>
+      </w:r>
+    </w:p>
+    <w:p>
+      <w:r>
+        <w:t>Source: Federal Highway Administration (FHWA)</w:t>
+      </w:r>
+    </w:p>
+    <w:p>
+      <w:r>
+        <w:t>Download Page: https://www.fhwa.dot.gov/bridge/nbi/ascii.cfm</w:t>
+      </w:r>
+    </w:p>
+    <w:p>
+      <w:r>
+        <w:t>Data Format: ASCII text files (CA18.txt for California 2018)</w:t>
+      </w:r>
+    </w:p>
+    <w:p>
+      <w:pPr>
+        <w:pStyle w:val="Heading2"/>
+      </w:pPr>
+      <w:r>
+        <w:t>3.3 Vulnerability Parameters</w:t>
+      </w:r>
+    </w:p>
+    <w:p>
+      <w:r>
+        <w:t>Source: FEMA Hazus-MH 4.0 / Hazus 6.1 Technical Manual</w:t>
+      </w:r>
+    </w:p>
+    <w:p>
+      <w:r>
+        <w:t>Download: https://www.fema.gov/flood-maps/products-tools/hazus</w:t>
+      </w:r>
+    </w:p>
+    <w:p>
+      <w:pPr>
+        <w:pStyle w:val="Heading1"/>
+      </w:pPr>
+      <w:r>
+        <w:t>4. Calculation Methodology</w:t>
+      </w:r>
+    </w:p>
+    <w:p>
+      <w:pPr>
+        <w:pStyle w:val="Heading2"/>
+      </w:pPr>
+      <w:r>
+        <w:t>4.1 Ground Motion Prediction</w:t>
+      </w:r>
+    </w:p>
+    <w:p>
+      <w:r>
+        <w:t>Ground motion intensity (Sa) at each bridge site is interpolated from the USGS ShakeMap grid. For synthetic scenarios, the Boore-Atkinson (2008) Ground Motion Prediction Equation (GMPE) is used:</w:t>
+      </w:r>
+    </w:p>
+    <w:p>
+      <w:r>
+        <w:t xml:space="preserve">    ln(Sa) = F_M(M) + F_D(R_JB, M) + F_S(V_s30) + ε</w:t>
+      </w:r>
+    </w:p>
+    <w:p>
+      <w:r>
+        <w:t>Where:</w:t>
+      </w:r>
+    </w:p>
+    <w:p>
+      <w:r>
+        <w:t xml:space="preserve">    • M = Moment magnitude</w:t>
+      </w:r>
+    </w:p>
+    <w:p>
+      <w:r>
+        <w:t xml:space="preserve">    • R_JB = Joyner-Boore distance (km)</w:t>
+      </w:r>
+    </w:p>
+    <w:p>
+      <w:r>
+        <w:t xml:space="preserve">    • V_s30 = Average shear-wave velocity in top 30m (m/s)</w:t>
+      </w:r>
+    </w:p>
+    <w:p>
+      <w:r>
+        <w:t xml:space="preserve">    • ε = Aleatory variability (standard normal)</w:t>
+      </w:r>
+    </w:p>
+    <w:p>
+      <w:pPr>
+        <w:pStyle w:val="Heading2"/>
+      </w:pPr>
+      <w:r>
+        <w:t>4.2 Fragility Curve Calculation</w:t>
+      </w:r>
+    </w:p>
+    <w:p>
+      <w:r>
+        <w:t>The probability of exceeding damage state DS given spectral acceleration Sa is:</w:t>
+      </w:r>
+    </w:p>
+    <w:p>
+      <w:r>
+        <w:t xml:space="preserve">    P(DS ≥ ds | Sa) = Φ[ ln(Sa / θ) / β ]</w:t>
+      </w:r>
+    </w:p>
+    <w:p>
+      <w:r>
+        <w:t>Where:</w:t>
+      </w:r>
+    </w:p>
+    <w:p>
+      <w:r>
+        <w:t xml:space="preserve">    • Φ = Standard normal cumulative distribution function</w:t>
+      </w:r>
+    </w:p>
+    <w:p>
+      <w:r>
+        <w:t xml:space="preserve">    • θ = Median capacity (g) for damage state ds (from Hazus Table 7.9)</w:t>
+      </w:r>
+    </w:p>
+    <w:p>
+      <w:r>
+        <w:t xml:space="preserve">    • β = Lognormal standard deviation (from Hazus Table 7.9)</w:t>
+      </w:r>
+    </w:p>
+    <w:p>
+      <w:pPr>
+        <w:pStyle w:val="Heading2"/>
+      </w:pPr>
+      <w:r>
+        <w:t>4.3 Expected Loss Calculation</w:t>
+      </w:r>
+    </w:p>
+    <w:p>
+      <w:r>
+        <w:t>Expected loss for each bridge:</w:t>
+      </w:r>
+    </w:p>
+    <w:p>
+      <w:r>
+        <w:t xml:space="preserve">    E[Loss] = Σ [ P(DS=ds) × DR(ds) × Replacement_Cost ]</w:t>
+      </w:r>
+    </w:p>
+    <w:p>
+      <w:r>
+        <w:t>Where:</w:t>
+      </w:r>
+    </w:p>
+    <w:p>
+      <w:r>
+        <w:t xml:space="preserve">    • P(DS=ds) = Probability of being in damage state ds</w:t>
+      </w:r>
+    </w:p>
+    <w:p>
+      <w:r>
+        <w:t xml:space="preserve">    • DR(ds) = Damage Ratio (from Hazus Table 7.11)</w:t>
+      </w:r>
+    </w:p>
+    <w:p>
+      <w:pPr>
+        <w:pStyle w:val="Heading1"/>
+      </w:pPr>
+      <w:r>
+        <w:t>5. Command Line Interface Reference</w:t>
+      </w:r>
+    </w:p>
+    <w:tbl>
+      <w:tblPr>
+        <w:tblStyle w:val="TableGrid"/>
+        <w:tblW w:type="auto" w:w="0"/>
+        <w:tblLook w:firstColumn="1" w:firstRow="1" w:lastColumn="0" w:lastRow="0" w:noHBand="0" w:noVBand="1" w:val="04A0"/>
+      </w:tblPr>
+      <w:tblGrid>
+        <w:gridCol w:w="4320"/>
+        <w:gridCol w:w="4320"/>
+      </w:tblGrid>
+      <w:tr>
+        <w:tc>
+          <w:tcPr>
+            <w:tcW w:type="dxa" w:w="4320"/>
+          </w:tcPr>
+          <w:p>
+            <w:r>
+              <w:t>Flag</w:t>
+            </w:r>
+          </w:p>
+        </w:tc>
+        <w:tc>
+          <w:tcPr>
+            <w:tcW w:type="dxa" w:w="4320"/>
+          </w:tcPr>
+          <w:p>
+            <w:r>
+              <w:t>Description</w:t>
+            </w:r>
+          </w:p>
+        </w:tc>
+      </w:tr>
+      <w:tr>
+        <w:tc>
+          <w:tcPr>
+            <w:tcW w:type="dxa" w:w="4320"/>
+          </w:tcPr>
+          <w:p>
+            <w:r>
+              <w:t>--full-analysis</w:t>
+            </w:r>
+          </w:p>
+        </w:tc>
+        <w:tc>
+          <w:tcPr>
+            <w:tcW w:type="dxa" w:w="4320"/>
+          </w:tcPr>
+          <w:p>
+            <w:r>
+              <w:t>Run complete automated pipeline (Download -&gt; Analyze -&gt; Output)</w:t>
+            </w:r>
+          </w:p>
+        </w:tc>
+      </w:tr>
+      <w:tr>
+        <w:tc>
+          <w:tcPr>
+            <w:tcW w:type="dxa" w:w="4320"/>
+          </w:tcPr>
+          <w:p>
+            <w:r>
+              <w:t>--interactive</w:t>
+            </w:r>
+          </w:p>
+        </w:tc>
+        <w:tc>
+          <w:tcPr>
+            <w:tcW w:type="dxa" w:w="4320"/>
+          </w:tcPr>
+          <w:p>
+            <w:r>
+              <w:t>Launch interactive menu for user-friendly operation</w:t>
+            </w:r>
+          </w:p>
+        </w:tc>
+      </w:tr>
+      <w:tr>
+        <w:tc>
+          <w:tcPr>
+            <w:tcW w:type="dxa" w:w="4320"/>
+          </w:tcPr>
+          <w:p>
+            <w:r>
+              <w:t>--download-hazard</w:t>
+            </w:r>
+          </w:p>
+        </w:tc>
+        <w:tc>
+          <w:tcPr>
+            <w:tcW w:type="dxa" w:w="4320"/>
+          </w:tcPr>
+          <w:p>
+            <w:r>
+              <w:t>Download USGS hazard data only</w:t>
+            </w:r>
+          </w:p>
+        </w:tc>
+      </w:tr>
+      <w:tr>
+        <w:tc>
+          <w:tcPr>
+            <w:tcW w:type="dxa" w:w="4320"/>
+          </w:tcPr>
+          <w:p>
+            <w:r>
+              <w:t>--probabilistic</w:t>
+            </w:r>
+          </w:p>
+        </w:tc>
+        <w:tc>
+          <w:tcPr>
+            <w:tcW w:type="dxa" w:w="4320"/>
+          </w:tcPr>
+          <w:p>
+            <w:r>
+              <w:t>Run probabilistic analysis with event catalog</w:t>
+            </w:r>
+          </w:p>
+        </w:tc>
+      </w:tr>
+    </w:tbl>
+    <w:p>
+      <w:pPr>
+        <w:pStyle w:val="Heading1"/>
+      </w:pPr>
+      <w:r>
+        <w:t>6. References</w:t>
+      </w:r>
+    </w:p>
+    <w:p>
+      <w:r>
+        <w:t>[1] Boore, D. M., &amp; Atkinson, G. M. (2008). Ground-motion prediction equations for the average horizontal component of PGA, PGV, and 5%-damped PSA at spectral periods between 0.01 s and 10.0 s. Earthquake Spectra, 24(1), 99-138.</w:t>
+      </w:r>
+    </w:p>
+    <w:p>
+      <w:r>
+        <w:t>[2] FEMA (2022). Hazus Earthquake Model Technical Manual, Hazus 6.1. Federal Emergency Management Agency, Washington, D.C.</w:t>
+      </w:r>
+    </w:p>
+    <w:p>
+      <w:r>
+        <w:t>[3] FHWA (2023). Recording and Coding Guide for the Structure Inventory and Appraisal of the Nations Bridges. Federal Highway Administration, Report No. FHWA-PD-96-001.</w:t>
+      </w:r>
+    </w:p>
+    <w:p>
+      <w:r>
+        <w:t>[4] USGS (2024). ShakeMap Scientific Background. U.S. Geological Survey. https://earthquake.usgs.gov/data/shakemap/</w:t>
       </w:r>
     </w:p>
     <w:sectPr>

--- a/CAT411_Technical_Documentation.docx
+++ b/CAT411_Technical_Documentation.docx
@@ -4,10 +4,13 @@
   <w:body>
     <w:p>
       <w:pPr>
-        <w:pStyle w:val="Title"/>
         <w:jc w:val="center"/>
       </w:pPr>
       <w:r>
+        <w:rPr>
+          <w:b/>
+          <w:sz w:val="72"/>
+        </w:rPr>
         <w:t>CAT411 Framework</w:t>
       </w:r>
     </w:p>
@@ -15,19 +18,37 @@
       <w:pPr>
         <w:jc w:val="center"/>
       </w:pPr>
+    </w:p>
+    <w:p>
+      <w:pPr>
+        <w:jc w:val="center"/>
+      </w:pPr>
       <w:r>
-        <w:t>Bridge Earthquake Catastrophe Modeling System</w:t>
+        <w:rPr>
+          <w:sz w:val="36"/>
+        </w:rPr>
+        <w:t>Earthquake Catastrophe Modeling for Bridge Infrastructure</w:t>
       </w:r>
     </w:p>
     <w:p>
+      <w:pPr>
+        <w:jc w:val="center"/>
+      </w:pPr>
+    </w:p>
+    <w:p>
+      <w:pPr>
+        <w:jc w:val="center"/>
+      </w:pPr>
       <w:r>
-        <w:t>Northridge Case Study &amp; General Risk Assessment</w:t>
+        <w:t>Developed for Northridge Case Study &amp; General Risk Assessment</w:t>
       </w:r>
     </w:p>
-    <w:p/>
     <w:p>
+      <w:pPr>
+        <w:jc w:val="center"/>
+      </w:pPr>
       <w:r>
-        <w:t>Version 1.0 — February 2026</w:t>
+        <w:t>Version 1.0 | February 2026</w:t>
       </w:r>
     </w:p>
     <w:p>
@@ -40,12 +61,25 @@
         <w:pStyle w:val="Heading1"/>
       </w:pPr>
       <w:r>
-        <w:t>1. System Architecture</w:t>
+        <w:t>1. Executive Summary</w:t>
       </w:r>
     </w:p>
     <w:p>
       <w:r>
-        <w:t>The following diagram illustrates the complete data flow and module integration within the CAT411 framework.</w:t>
+        <w:t>The CAT411 framework is an end-to-end catastrophe (CAT) modeling system designed to assess the seismic risk of bridge portfolios. Originally developed using the 1994 Northridge earthquake as a case study, the framework integrates hazard data from the USGS, exposure data from the National Bridge Inventory (NBI), and vulnerability parameters from FEMA's Hazus methodology to estimate damage probabilities and economic losses.</w:t>
+      </w:r>
+    </w:p>
+    <w:p>
+      <w:pPr>
+        <w:pStyle w:val="Heading1"/>
+      </w:pPr>
+      <w:r>
+        <w:t>2. System Architecture</w:t>
+      </w:r>
+    </w:p>
+    <w:p>
+      <w:r>
+        <w:t>The CAT411 framework follows a modular pipeline architecture (Hazard -&gt; Exposure -&gt; Vulnerability -&gt; Loss). This design allows for seamless integration of real-time API data and legacy databases.</w:t>
       </w:r>
     </w:p>
     <w:p>
@@ -64,7 +98,7 @@
               <a:graphicData uri="http://schemas.openxmlformats.org/drawingml/2006/picture">
                 <pic:pic>
                   <pic:nvPicPr>
-                    <pic:cNvPr id="0" name="fixed_arch.png"/>
+                    <pic:cNvPr id="0" name="final_arch_docx.png"/>
                     <pic:cNvPicPr/>
                   </pic:nvPicPr>
                   <pic:blipFill>
@@ -90,9 +124,10 @@
     <w:p>
       <w:pPr>
         <w:pStyle w:val="Caption"/>
+        <w:jc w:val="center"/>
       </w:pPr>
       <w:r>
-        <w:t>Figure 1: AI-generated architectural blueprint of the CAT411 framework.</w:t>
+        <w:t>Figure 1: High-level System Architecture &amp; Data Flow (AI-Generated Diagram)</w:t>
       </w:r>
     </w:p>
     <w:p>
@@ -100,28 +135,45 @@
         <w:pStyle w:val="Heading1"/>
       </w:pPr>
       <w:r>
-        <w:t>2. Quick Start Guide</w:t>
+        <w:t>3. Setup &amp; Installation</w:t>
       </w:r>
     </w:p>
     <w:p>
+      <w:pPr>
+        <w:pStyle w:val="ListBullet"/>
+      </w:pPr>
       <w:r>
-        <w:t>Run the complete automated analysis with a single command:</w:t>
+        <w:t>Requirements:</w:t>
       </w:r>
     </w:p>
     <w:p>
+      <w:pPr>
+        <w:pStyle w:val="ListBullet"/>
+      </w:pPr>
       <w:r>
-        <w:t xml:space="preserve">    python main.py --full-analysis</w:t>
-      </w:r>
-    </w:p>
-    <w:p/>
-    <w:p>
-      <w:r>
-        <w:t>For interactive mode:</w:t>
+        <w:t>Python 3.8+</w:t>
       </w:r>
     </w:p>
     <w:p>
+      <w:pPr>
+        <w:pStyle w:val="ListBullet"/>
+      </w:pPr>
       <w:r>
-        <w:t xml:space="preserve">    python main.py --interactive</w:t>
+        <w:t>Pandas, NumPy, Matplotlib, SciPy</w:t>
+      </w:r>
+    </w:p>
+    <w:p>
+      <w:pPr>
+        <w:pStyle w:val="ListBullet"/>
+      </w:pPr>
+      <w:r>
+        <w:t>Installation:</w:t>
+      </w:r>
+    </w:p>
+    <w:p>
+      <w:pPr/>
+      <w:r>
+        <w:t xml:space="preserve">    pip install -r requirements.txt</w:t>
       </w:r>
     </w:p>
     <w:p>
@@ -129,7 +181,31 @@
         <w:pStyle w:val="Heading1"/>
       </w:pPr>
       <w:r>
-        <w:t>3. Data Sources &amp; URLs</w:t>
+        <w:t>4. Quick Start Guide</w:t>
+      </w:r>
+    </w:p>
+    <w:p>
+      <w:r>
+        <w:t>Execute a full end-to-end analysis using the recommended flag:</w:t>
+      </w:r>
+    </w:p>
+    <w:p>
+      <w:pPr/>
+      <w:r>
+        <w:t xml:space="preserve">    python main.py --full-analysis</w:t>
+      </w:r>
+    </w:p>
+    <w:p>
+      <w:r>
+        <w:t>This command performs: 1) USGS Data Download, 2) NBI Ingestion, 3) Damage Calculation, and 4) Dashboard Generation.</w:t>
+      </w:r>
+    </w:p>
+    <w:p>
+      <w:pPr>
+        <w:pStyle w:val="Heading1"/>
+      </w:pPr>
+      <w:r>
+        <w:t>5. Data Management</w:t>
       </w:r>
     </w:p>
     <w:p>
@@ -137,27 +213,154 @@
         <w:pStyle w:val="Heading2"/>
       </w:pPr>
       <w:r>
-        <w:t>3.1 Hazard Data (USGS)</w:t>
+        <w:t>5.1 Input Sources</w:t>
       </w:r>
     </w:p>
     <w:p>
       <w:r>
-        <w:t>Source: USGS Earthquake Hazards Program</w:t>
+        <w:t xml:space="preserve">• USGS Earthquake API: </w:t>
+      </w:r>
+      <w:hyperlink r:id="rId10">
+        <w:r>
+          <w:rPr>
+            <w:color w:val="0000FF"/>
+            <w:u w:val="single"/>
+          </w:rPr>
+          <w:t>Event Page</w:t>
+        </w:r>
+      </w:hyperlink>
+    </w:p>
+    <w:p>
+      <w:r>
+        <w:t xml:space="preserve">• NBI Database: </w:t>
+      </w:r>
+      <w:hyperlink r:id="rId11">
+        <w:r>
+          <w:rPr>
+            <w:color w:val="0000FF"/>
+            <w:u w:val="single"/>
+          </w:rPr>
+          <w:t>Download Center</w:t>
+        </w:r>
+      </w:hyperlink>
+    </w:p>
+    <w:p>
+      <w:pPr>
+        <w:pStyle w:val="Heading2"/>
+      </w:pPr>
+      <w:r>
+        <w:t>5.2 Output Structure</w:t>
       </w:r>
     </w:p>
     <w:p>
       <w:r>
-        <w:t>API Endpoint: https://earthquake.usgs.gov/fdsnws/event/1/</w:t>
+        <w:t>All results are stored in the /output directory:</w:t>
+      </w:r>
+    </w:p>
+    <w:p>
+      <w:pPr>
+        <w:pStyle w:val="ListBullet"/>
+      </w:pPr>
+      <w:r>
+        <w:t>• 00_analysis_dashboard.png: Executive summary</w:t>
+      </w:r>
+    </w:p>
+    <w:p>
+      <w:pPr>
+        <w:pStyle w:val="ListBullet"/>
+      </w:pPr>
+      <w:r>
+        <w:t>• 03_bridge_damage_spatial.png: Damage map</w:t>
+      </w:r>
+    </w:p>
+    <w:p>
+      <w:pPr>
+        <w:pStyle w:val="ListBullet"/>
+      </w:pPr>
+      <w:r>
+        <w:t>• bridge_damage_results.csv: Detailed data</w:t>
+      </w:r>
+    </w:p>
+    <w:p>
+      <w:pPr>
+        <w:pStyle w:val="Heading1"/>
+      </w:pPr>
+      <w:r>
+        <w:t>6. Functional Module Reference</w:t>
       </w:r>
     </w:p>
     <w:p>
       <w:r>
-        <w:t>ShakeMap Event Page: https://earthquake.usgs.gov/earthquakes/eventpage/ci3144585</w:t>
+        <w:rPr>
+          <w:b/>
+        </w:rPr>
+        <w:t xml:space="preserve">main.py: </w:t>
+      </w:r>
+      <w:r>
+        <w:t>The main orchestrator. Handles CLI arguments and chains module execution.</w:t>
       </w:r>
     </w:p>
     <w:p>
       <w:r>
-        <w:t>Data Format: XML (grid.xml), JSON (info.json), Shapefile (shape.zip)</w:t>
+        <w:rPr>
+          <w:b/>
+        </w:rPr>
+        <w:t xml:space="preserve">hazard_download.py: </w:t>
+      </w:r>
+      <w:r>
+        <w:t>Interfaces with USGS/NSHMP APIs to download ShakeMaps and hazard curves.</w:t>
+      </w:r>
+    </w:p>
+    <w:p>
+      <w:r>
+        <w:rPr>
+          <w:b/>
+        </w:rPr>
+        <w:t xml:space="preserve">exposure.py: </w:t>
+      </w:r>
+      <w:r>
+        <w:t>Maps NBI raw data to Hazus bridge classifications for vulnerability assessment.</w:t>
+      </w:r>
+    </w:p>
+    <w:p>
+      <w:r>
+        <w:rPr>
+          <w:b/>
+        </w:rPr>
+        <w:t xml:space="preserve">fragility.py: </w:t>
+      </w:r>
+      <w:r>
+        <w:t>Core engine for calculating damage state probabilities based on Sa(1.0s).</w:t>
+      </w:r>
+    </w:p>
+    <w:p>
+      <w:r>
+        <w:rPr>
+          <w:b/>
+        </w:rPr>
+        <w:t xml:space="preserve">loss.py: </w:t>
+      </w:r>
+      <w:r>
+        <w:t>Calculates Expected Loss (EL) and Mean Damage Ratio (MDR) for individual assets.</w:t>
+      </w:r>
+    </w:p>
+    <w:p>
+      <w:r>
+        <w:rPr>
+          <w:b/>
+        </w:rPr>
+        <w:t xml:space="preserve">plotting.py: </w:t>
+      </w:r>
+      <w:r>
+        <w:t>Visualization engine for dashboards, maps, and fragility curves.</w:t>
+      </w:r>
+    </w:p>
+    <w:p>
+      <w:pPr>
+        <w:pStyle w:val="Heading1"/>
+      </w:pPr>
+      <w:r>
+        <w:t>7. Calculation Methodology</w:t>
       </w:r>
     </w:p>
     <w:p>
@@ -165,22 +368,17 @@
         <w:pStyle w:val="Heading2"/>
       </w:pPr>
       <w:r>
-        <w:t>3.2 Exposure Data (NBI)</w:t>
+        <w:t>7.1 Ground Motion Prediction</w:t>
       </w:r>
     </w:p>
     <w:p>
       <w:r>
-        <w:t>Source: Federal Highway Administration (FHWA)</w:t>
+        <w:t>Intensity at site is estimated via Boore-Atkinson (2008) or direct USGS ShakeMap extraction.</w:t>
       </w:r>
     </w:p>
     <w:p>
       <w:r>
-        <w:t>Download Page: https://www.fhwa.dot.gov/bridge/nbi/ascii.cfm</w:t>
-      </w:r>
-    </w:p>
-    <w:p>
-      <w:r>
-        <w:t>Data Format: ASCII text files (CA18.txt for California 2018)</w:t>
+        <w:t>ln(Sa) = F_M(M) + F_D(R_JB, M) + F_S(Vs30)</w:t>
       </w:r>
     </w:p>
     <w:p>
@@ -188,17 +386,17 @@
         <w:pStyle w:val="Heading2"/>
       </w:pPr>
       <w:r>
-        <w:t>3.3 Vulnerability Parameters</w:t>
+        <w:t>7.2 Fragility Functions</w:t>
       </w:r>
     </w:p>
     <w:p>
       <w:r>
-        <w:t>Source: FEMA Hazus-MH 4.0 / Hazus 6.1 Technical Manual</w:t>
+        <w:t>Probability of exceeding damage state ds:</w:t>
       </w:r>
     </w:p>
     <w:p>
       <w:r>
-        <w:t>Download: https://www.fema.gov/flood-maps/products-tools/hazus</w:t>
+        <w:t>P(DS &gt; ds | Sa) = Phi[ ln(Sa/theta) / beta ]</w:t>
       </w:r>
     </w:p>
     <w:p>
@@ -206,129 +404,7 @@
         <w:pStyle w:val="Heading1"/>
       </w:pPr>
       <w:r>
-        <w:t>4. Calculation Methodology</w:t>
-      </w:r>
-    </w:p>
-    <w:p>
-      <w:pPr>
-        <w:pStyle w:val="Heading2"/>
-      </w:pPr>
-      <w:r>
-        <w:t>4.1 Ground Motion Prediction</w:t>
-      </w:r>
-    </w:p>
-    <w:p>
-      <w:r>
-        <w:t>Ground motion intensity (Sa) at each bridge site is interpolated from the USGS ShakeMap grid. For synthetic scenarios, the Boore-Atkinson (2008) Ground Motion Prediction Equation (GMPE) is used:</w:t>
-      </w:r>
-    </w:p>
-    <w:p>
-      <w:r>
-        <w:t xml:space="preserve">    ln(Sa) = F_M(M) + F_D(R_JB, M) + F_S(V_s30) + ε</w:t>
-      </w:r>
-    </w:p>
-    <w:p>
-      <w:r>
-        <w:t>Where:</w:t>
-      </w:r>
-    </w:p>
-    <w:p>
-      <w:r>
-        <w:t xml:space="preserve">    • M = Moment magnitude</w:t>
-      </w:r>
-    </w:p>
-    <w:p>
-      <w:r>
-        <w:t xml:space="preserve">    • R_JB = Joyner-Boore distance (km)</w:t>
-      </w:r>
-    </w:p>
-    <w:p>
-      <w:r>
-        <w:t xml:space="preserve">    • V_s30 = Average shear-wave velocity in top 30m (m/s)</w:t>
-      </w:r>
-    </w:p>
-    <w:p>
-      <w:r>
-        <w:t xml:space="preserve">    • ε = Aleatory variability (standard normal)</w:t>
-      </w:r>
-    </w:p>
-    <w:p>
-      <w:pPr>
-        <w:pStyle w:val="Heading2"/>
-      </w:pPr>
-      <w:r>
-        <w:t>4.2 Fragility Curve Calculation</w:t>
-      </w:r>
-    </w:p>
-    <w:p>
-      <w:r>
-        <w:t>The probability of exceeding damage state DS given spectral acceleration Sa is:</w:t>
-      </w:r>
-    </w:p>
-    <w:p>
-      <w:r>
-        <w:t xml:space="preserve">    P(DS ≥ ds | Sa) = Φ[ ln(Sa / θ) / β ]</w:t>
-      </w:r>
-    </w:p>
-    <w:p>
-      <w:r>
-        <w:t>Where:</w:t>
-      </w:r>
-    </w:p>
-    <w:p>
-      <w:r>
-        <w:t xml:space="preserve">    • Φ = Standard normal cumulative distribution function</w:t>
-      </w:r>
-    </w:p>
-    <w:p>
-      <w:r>
-        <w:t xml:space="preserve">    • θ = Median capacity (g) for damage state ds (from Hazus Table 7.9)</w:t>
-      </w:r>
-    </w:p>
-    <w:p>
-      <w:r>
-        <w:t xml:space="preserve">    • β = Lognormal standard deviation (from Hazus Table 7.9)</w:t>
-      </w:r>
-    </w:p>
-    <w:p>
-      <w:pPr>
-        <w:pStyle w:val="Heading2"/>
-      </w:pPr>
-      <w:r>
-        <w:t>4.3 Expected Loss Calculation</w:t>
-      </w:r>
-    </w:p>
-    <w:p>
-      <w:r>
-        <w:t>Expected loss for each bridge:</w:t>
-      </w:r>
-    </w:p>
-    <w:p>
-      <w:r>
-        <w:t xml:space="preserve">    E[Loss] = Σ [ P(DS=ds) × DR(ds) × Replacement_Cost ]</w:t>
-      </w:r>
-    </w:p>
-    <w:p>
-      <w:r>
-        <w:t>Where:</w:t>
-      </w:r>
-    </w:p>
-    <w:p>
-      <w:r>
-        <w:t xml:space="preserve">    • P(DS=ds) = Probability of being in damage state ds</w:t>
-      </w:r>
-    </w:p>
-    <w:p>
-      <w:r>
-        <w:t xml:space="preserve">    • DR(ds) = Damage Ratio (from Hazus Table 7.11)</w:t>
-      </w:r>
-    </w:p>
-    <w:p>
-      <w:pPr>
-        <w:pStyle w:val="Heading1"/>
-      </w:pPr>
-      <w:r>
-        <w:t>5. Command Line Interface Reference</w:t>
+        <w:t>8. CLI Command Reference</w:t>
       </w:r>
     </w:p>
     <w:tbl>
@@ -358,7 +434,7 @@
           </w:tcPr>
           <w:p>
             <w:r>
-              <w:t>Description</w:t>
+              <w:t>Purpose</w:t>
             </w:r>
           </w:p>
         </w:tc>
@@ -380,7 +456,7 @@
           </w:tcPr>
           <w:p>
             <w:r>
-              <w:t>Run complete automated pipeline (Download -&gt; Analyze -&gt; Output)</w:t>
+              <w:t>Run complete automated pipeline</w:t>
             </w:r>
           </w:p>
         </w:tc>
@@ -402,7 +478,7 @@
           </w:tcPr>
           <w:p>
             <w:r>
-              <w:t>Launch interactive menu for user-friendly operation</w:t>
+              <w:t>GUI-like terminal menu</w:t>
             </w:r>
           </w:p>
         </w:tc>
@@ -424,7 +500,7 @@
           </w:tcPr>
           <w:p>
             <w:r>
-              <w:t>Download USGS hazard data only</w:t>
+              <w:t>Force download of USGS data</w:t>
             </w:r>
           </w:p>
         </w:tc>
@@ -446,7 +522,7 @@
           </w:tcPr>
           <w:p>
             <w:r>
-              <w:t>Run probabilistic analysis with event catalog</w:t>
+              <w:t>Run event catalog simulations</w:t>
             </w:r>
           </w:p>
         </w:tc>
@@ -457,27 +533,30 @@
         <w:pStyle w:val="Heading1"/>
       </w:pPr>
       <w:r>
-        <w:t>6. References</w:t>
+        <w:t>9. Results Interpretation</w:t>
       </w:r>
     </w:p>
     <w:p>
       <w:r>
-        <w:t>[1] Boore, D. M., &amp; Atkinson, G. M. (2008). Ground-motion prediction equations for the average horizontal component of PGA, PGV, and 5%-damped PSA at spectral periods between 0.01 s and 10.0 s. Earthquake Spectra, 24(1), 99-138.</w:t>
+        <w:t>The Dashboard (00) displays portfolio-level risk. The Spatial Map (03) identifies "Hotspots" where bridge downtime is likely.</w:t>
+      </w:r>
+    </w:p>
+    <w:p>
+      <w:pPr>
+        <w:pStyle w:val="Heading1"/>
+      </w:pPr>
+      <w:r>
+        <w:t>10. Academic Bibliography</w:t>
       </w:r>
     </w:p>
     <w:p>
       <w:r>
-        <w:t>[2] FEMA (2022). Hazus Earthquake Model Technical Manual, Hazus 6.1. Federal Emergency Management Agency, Washington, D.C.</w:t>
+        <w:t>[1] FEMA, Hazus Earthquake Model Technical Manual 6.1.</w:t>
       </w:r>
     </w:p>
     <w:p>
       <w:r>
-        <w:t>[3] FHWA (2023). Recording and Coding Guide for the Structure Inventory and Appraisal of the Nations Bridges. Federal Highway Administration, Report No. FHWA-PD-96-001.</w:t>
-      </w:r>
-    </w:p>
-    <w:p>
-      <w:r>
-        <w:t>[4] USGS (2024). ShakeMap Scientific Background. U.S. Geological Survey. https://earthquake.usgs.gov/data/shakemap/</w:t>
+        <w:t>[2] Boore &amp; Atkinson, GA (2008), PEER Report/Earthquake Spectra.</w:t>
       </w:r>
     </w:p>
     <w:sectPr>

--- a/CAT411_Technical_Documentation.docx
+++ b/CAT411_Technical_Documentation.docx
@@ -14,11 +14,7 @@
         <w:t>CAT411 Framework</w:t>
       </w:r>
     </w:p>
-    <w:p>
-      <w:pPr>
-        <w:jc w:val="center"/>
-      </w:pPr>
-    </w:p>
+    <w:p/>
     <w:p>
       <w:pPr>
         <w:jc w:val="center"/>
@@ -28,19 +24,6 @@
           <w:sz w:val="36"/>
         </w:rPr>
         <w:t>Earthquake Catastrophe Modeling for Bridge Infrastructure</w:t>
-      </w:r>
-    </w:p>
-    <w:p>
-      <w:pPr>
-        <w:jc w:val="center"/>
-      </w:pPr>
-    </w:p>
-    <w:p>
-      <w:pPr>
-        <w:jc w:val="center"/>
-      </w:pPr>
-      <w:r>
-        <w:t>Developed for Northridge Case Study &amp; General Risk Assessment</w:t>
       </w:r>
     </w:p>
     <w:p>
@@ -61,12 +44,72 @@
         <w:pStyle w:val="Heading1"/>
       </w:pPr>
       <w:r>
-        <w:t>1. Executive Summary</w:t>
+        <w:t>Table of Contents</w:t>
       </w:r>
     </w:p>
     <w:p>
       <w:r>
-        <w:t>The CAT411 framework is an end-to-end catastrophe (CAT) modeling system designed to assess the seismic risk of bridge portfolios. Originally developed using the 1994 Northridge earthquake as a case study, the framework integrates hazard data from the USGS, exposure data from the National Bridge Inventory (NBI), and vulnerability parameters from FEMA's Hazus methodology to estimate damage probabilities and economic losses.</w:t>
+        <w:t>1. Cover Page</w:t>
+      </w:r>
+    </w:p>
+    <w:p>
+      <w:r>
+        <w:t>2. Table of Contents</w:t>
+      </w:r>
+    </w:p>
+    <w:p>
+      <w:r>
+        <w:t>3. Executive Summary</w:t>
+      </w:r>
+    </w:p>
+    <w:p>
+      <w:r>
+        <w:t>4. System Architecture</w:t>
+      </w:r>
+    </w:p>
+    <w:p>
+      <w:r>
+        <w:t>5. Installation &amp; Prerequisites</w:t>
+      </w:r>
+    </w:p>
+    <w:p>
+      <w:r>
+        <w:t>6. Quick Start Guide</w:t>
+      </w:r>
+    </w:p>
+    <w:p>
+      <w:r>
+        <w:t>7. Data Management</w:t>
+      </w:r>
+    </w:p>
+    <w:p>
+      <w:r>
+        <w:t>8. Module Reference</w:t>
+      </w:r>
+    </w:p>
+    <w:p>
+      <w:r>
+        <w:t>9. Calculation Methodology</w:t>
+      </w:r>
+    </w:p>
+    <w:p>
+      <w:r>
+        <w:t>10. CLI Command Reference</w:t>
+      </w:r>
+    </w:p>
+    <w:p>
+      <w:r>
+        <w:t>11. Results Interpretation</w:t>
+      </w:r>
+    </w:p>
+    <w:p>
+      <w:r>
+        <w:t>12. Bibliography</w:t>
+      </w:r>
+    </w:p>
+    <w:p>
+      <w:r>
+        <w:br w:type="page"/>
       </w:r>
     </w:p>
     <w:p>
@@ -74,12 +117,45 @@
         <w:pStyle w:val="Heading1"/>
       </w:pPr>
       <w:r>
-        <w:t>2. System Architecture</w:t>
+        <w:t>3. Executive Summary</w:t>
       </w:r>
     </w:p>
     <w:p>
       <w:r>
-        <w:t>The CAT411 framework follows a modular pipeline architecture (Hazard -&gt; Exposure -&gt; Vulnerability -&gt; Loss). This design allows for seamless integration of real-time API data and legacy databases.</w:t>
+        <w:t>The CAT411 framework is a comprehensive catastrophe (CAT) modeling system designed to assess seismic risk for bridge portfolios. Originally developed using the 1994 Northridge earthquake as a case study, the framework integrates hazard data from the USGS, exposure data from the National Bridge Inventory (NBI), and vulnerability parameters from FEMA's Hazus methodology to estimate damage probabilities and economic losses.</w:t>
+      </w:r>
+    </w:p>
+    <w:p>
+      <w:r>
+        <w:t>Key Capabilities:</w:t>
+        <w:br/>
+        <w:t>• Automated download of USGS ShakeMap and NSHMP hazard curves</w:t>
+        <w:br/>
+        <w:t>• Bridge classification according to Hazus HWB taxonomy</w:t>
+        <w:br/>
+        <w:t>• Fragility curve computation using lognormal CDF model</w:t>
+        <w:br/>
+        <w:t>• Expected loss and downtime estimation</w:t>
+        <w:br/>
+        <w:t>• Visualization dashboard and spatial damage maps</w:t>
+      </w:r>
+    </w:p>
+    <w:p>
+      <w:r>
+        <w:br w:type="page"/>
+      </w:r>
+    </w:p>
+    <w:p>
+      <w:pPr>
+        <w:pStyle w:val="Heading1"/>
+      </w:pPr>
+      <w:r>
+        <w:t>4. System Architecture</w:t>
+      </w:r>
+    </w:p>
+    <w:p>
+      <w:r>
+        <w:t>The CAT411 framework follows a modular pipeline architecture: Hazard → Exposure → Vulnerability → Loss. Each module is encapsulated in a dedicated Python file within the `src/` directory.</w:t>
       </w:r>
     </w:p>
     <w:p>
@@ -127,7 +203,12 @@
         <w:jc w:val="center"/>
       </w:pPr>
       <w:r>
-        <w:t>Figure 1: High-level System Architecture &amp; Data Flow (AI-Generated Diagram)</w:t>
+        <w:t>Figure 1: High-level System Architecture &amp; Data Flow (AI-Generated)</w:t>
+      </w:r>
+    </w:p>
+    <w:p>
+      <w:r>
+        <w:br w:type="page"/>
       </w:r>
     </w:p>
     <w:p>
@@ -135,45 +216,63 @@
         <w:pStyle w:val="Heading1"/>
       </w:pPr>
       <w:r>
-        <w:t>3. Setup &amp; Installation</w:t>
+        <w:t>5. Installation &amp; Prerequisites</w:t>
       </w:r>
     </w:p>
     <w:p>
       <w:pPr>
-        <w:pStyle w:val="ListBullet"/>
+        <w:pStyle w:val="Heading2"/>
       </w:pPr>
       <w:r>
-        <w:t>Requirements:</w:t>
+        <w:t>5.1 System Requirements</w:t>
+      </w:r>
+    </w:p>
+    <w:p>
+      <w:r>
+        <w:t>• Python 3.8 or higher</w:t>
+        <w:br/>
+        <w:t>• pip package manager</w:t>
+        <w:br/>
+        <w:t>• Internet connection (for USGS API access)</w:t>
       </w:r>
     </w:p>
     <w:p>
       <w:pPr>
-        <w:pStyle w:val="ListBullet"/>
+        <w:pStyle w:val="Heading2"/>
       </w:pPr>
       <w:r>
-        <w:t>Python 3.8+</w:t>
+        <w:t>5.2 Dependency Installation</w:t>
+      </w:r>
+    </w:p>
+    <w:p>
+      <w:r>
+        <w:t xml:space="preserve">    pip install -r requirements.txt</w:t>
       </w:r>
     </w:p>
     <w:p>
       <w:pPr>
-        <w:pStyle w:val="ListBullet"/>
+        <w:pStyle w:val="Heading2"/>
       </w:pPr>
       <w:r>
-        <w:t>Pandas, NumPy, Matplotlib, SciPy</w:t>
+        <w:t>5.3 Key Dependencies</w:t>
       </w:r>
     </w:p>
     <w:p>
-      <w:pPr>
-        <w:pStyle w:val="ListBullet"/>
-      </w:pPr>
       <w:r>
-        <w:t>Installation:</w:t>
+        <w:t>• numpy, pandas: Data manipulation</w:t>
+        <w:br/>
+        <w:t>• scipy: Statistical functions</w:t>
+        <w:br/>
+        <w:t>• matplotlib: Visualization</w:t>
+        <w:br/>
+        <w:t>• requests: API communication</w:t>
+        <w:br/>
+        <w:t>• python-docx: Documentation generation</w:t>
       </w:r>
     </w:p>
     <w:p>
-      <w:pPr/>
       <w:r>
-        <w:t xml:space="preserve">    pip install -r requirements.txt</w:t>
+        <w:br w:type="page"/>
       </w:r>
     </w:p>
     <w:p>
@@ -181,23 +280,48 @@
         <w:pStyle w:val="Heading1"/>
       </w:pPr>
       <w:r>
-        <w:t>4. Quick Start Guide</w:t>
+        <w:t>6. Quick Start Guide</w:t>
+      </w:r>
+    </w:p>
+    <w:p>
+      <w:pPr>
+        <w:pStyle w:val="Heading2"/>
+      </w:pPr>
+      <w:r>
+        <w:t>6.1 One-Command Analysis</w:t>
       </w:r>
     </w:p>
     <w:p>
       <w:r>
-        <w:t>Execute a full end-to-end analysis using the recommended flag:</w:t>
+        <w:t>Execute a complete end-to-end analysis with:</w:t>
       </w:r>
     </w:p>
     <w:p>
-      <w:pPr/>
       <w:r>
         <w:t xml:space="preserve">    python main.py --full-analysis</w:t>
       </w:r>
     </w:p>
     <w:p>
+      <w:pPr>
+        <w:pStyle w:val="Heading2"/>
+      </w:pPr>
       <w:r>
-        <w:t>This command performs: 1) USGS Data Download, 2) NBI Ingestion, 3) Damage Calculation, and 4) Dashboard Generation.</w:t>
+        <w:t>6.2 Interactive Menu</w:t>
+      </w:r>
+    </w:p>
+    <w:p>
+      <w:r>
+        <w:t>For a guided experience, launch the interactive menu:</w:t>
+      </w:r>
+    </w:p>
+    <w:p>
+      <w:r>
+        <w:t xml:space="preserve">    python main.py --interactive</w:t>
+      </w:r>
+    </w:p>
+    <w:p>
+      <w:r>
+        <w:br w:type="page"/>
       </w:r>
     </w:p>
     <w:p>
@@ -205,7 +329,7 @@
         <w:pStyle w:val="Heading1"/>
       </w:pPr>
       <w:r>
-        <w:t>5. Data Management</w:t>
+        <w:t>7. Data Management</w:t>
       </w:r>
     </w:p>
     <w:p>
@@ -213,7 +337,7 @@
         <w:pStyle w:val="Heading2"/>
       </w:pPr>
       <w:r>
-        <w:t>5.1 Input Sources</w:t>
+        <w:t>7.1 Input Data Sources</w:t>
       </w:r>
     </w:p>
     <w:p>
@@ -226,13 +350,13 @@
             <w:color w:val="0000FF"/>
             <w:u w:val="single"/>
           </w:rPr>
-          <w:t>Event Page</w:t>
+          <w:t>https://earthquake.usgs.gov/earthquakes/eventpage/ci3144585</w:t>
         </w:r>
       </w:hyperlink>
     </w:p>
     <w:p>
       <w:r>
-        <w:t xml:space="preserve">• NBI Database: </w:t>
+        <w:t xml:space="preserve">• National Bridge Inventory (NBI): </w:t>
       </w:r>
       <w:hyperlink r:id="rId11">
         <w:r>
@@ -240,7 +364,21 @@
             <w:color w:val="0000FF"/>
             <w:u w:val="single"/>
           </w:rPr>
-          <w:t>Download Center</w:t>
+          <w:t>https://www.fhwa.dot.gov/bridge/nbi.cfm</w:t>
+        </w:r>
+      </w:hyperlink>
+    </w:p>
+    <w:p>
+      <w:r>
+        <w:t xml:space="preserve">• FEMA Hazus Parameters: </w:t>
+      </w:r>
+      <w:hyperlink r:id="rId12">
+        <w:r>
+          <w:rPr>
+            <w:color w:val="0000FF"/>
+            <w:u w:val="single"/>
+          </w:rPr>
+          <w:t>https://www.fema.gov/hazus</w:t>
         </w:r>
       </w:hyperlink>
     </w:p>
@@ -249,36 +387,44 @@
         <w:pStyle w:val="Heading2"/>
       </w:pPr>
       <w:r>
-        <w:t>5.2 Output Structure</w:t>
+        <w:t>7.2 Data Formats</w:t>
       </w:r>
     </w:p>
     <w:p>
       <w:r>
-        <w:t>All results are stored in the /output directory:</w:t>
+        <w:t>• ShakeMap: XML (grid.xml), JSON (info.json), Shapefile (shape.zip)</w:t>
+        <w:br/>
+        <w:t>• NBI: ASCII text files (e.g., CA18.txt for California 2018)</w:t>
+        <w:br/>
+        <w:t>• Internal: Pandas DataFrames with standardized column names</w:t>
       </w:r>
     </w:p>
     <w:p>
       <w:pPr>
-        <w:pStyle w:val="ListBullet"/>
+        <w:pStyle w:val="Heading2"/>
       </w:pPr>
       <w:r>
-        <w:t>• 00_analysis_dashboard.png: Executive summary</w:t>
+        <w:t>7.3 Output Directory Structure</w:t>
       </w:r>
     </w:p>
     <w:p>
-      <w:pPr>
-        <w:pStyle w:val="ListBullet"/>
-      </w:pPr>
       <w:r>
-        <w:t>• 03_bridge_damage_spatial.png: Damage map</w:t>
+        <w:t>output/</w:t>
+        <w:br/>
+        <w:t>├── 00_analysis_dashboard.png</w:t>
+        <w:br/>
+        <w:t>├── 01_shakemap_full_area.png</w:t>
+        <w:br/>
+        <w:t>├── 02_bridge_site_ground_motion.png</w:t>
+        <w:br/>
+        <w:t>├── 03_bridge_damage_spatial.png</w:t>
+        <w:br/>
+        <w:t>└── bridge_damage_results.csv</w:t>
       </w:r>
     </w:p>
     <w:p>
-      <w:pPr>
-        <w:pStyle w:val="ListBullet"/>
-      </w:pPr>
       <w:r>
-        <w:t>• bridge_damage_results.csv: Detailed data</w:t>
+        <w:br w:type="page"/>
       </w:r>
     </w:p>
     <w:p>
@@ -286,73 +432,258 @@
         <w:pStyle w:val="Heading1"/>
       </w:pPr>
       <w:r>
-        <w:t>6. Functional Module Reference</w:t>
+        <w:t>8. Functional Module Reference</w:t>
+      </w:r>
+    </w:p>
+    <w:p>
+      <w:pPr>
+        <w:pStyle w:val="Heading2"/>
+      </w:pPr>
+      <w:r>
+        <w:t>8.1 main.py</w:t>
       </w:r>
     </w:p>
     <w:p>
       <w:r>
-        <w:rPr>
-          <w:b/>
-        </w:rPr>
-        <w:t xml:space="preserve">main.py: </w:t>
-      </w:r>
-      <w:r>
-        <w:t>The main orchestrator. Handles CLI arguments and chains module execution.</w:t>
+        <w:t>Entry point and CLI orchestration. Handles argument parsing and chains module execution.</w:t>
       </w:r>
     </w:p>
     <w:p>
       <w:r>
-        <w:rPr>
-          <w:b/>
-        </w:rPr>
-        <w:t xml:space="preserve">hazard_download.py: </w:t>
+        <w:t>Key Flags: --full-analysis, --interactive, --download-hazard</w:t>
       </w:r>
+    </w:p>
+    <w:p>
+      <w:pPr>
+        <w:pStyle w:val="Heading2"/>
+      </w:pPr>
       <w:r>
-        <w:t>Interfaces with USGS/NSHMP APIs to download ShakeMaps and hazard curves.</w:t>
+        <w:t>8.2 hazard_download.py</w:t>
       </w:r>
     </w:p>
     <w:p>
       <w:r>
-        <w:rPr>
-          <w:b/>
-        </w:rPr>
-        <w:t xml:space="preserve">exposure.py: </w:t>
-      </w:r>
-      <w:r>
-        <w:t>Maps NBI raw data to Hazus bridge classifications for vulnerability assessment.</w:t>
+        <w:t>Interfaces with USGS APIs to download ShakeMaps and NSHMP hazard curves.</w:t>
       </w:r>
     </w:p>
     <w:p>
       <w:r>
-        <w:rPr>
-          <w:b/>
-        </w:rPr>
-        <w:t xml:space="preserve">fragility.py: </w:t>
-      </w:r>
-      <w:r>
-        <w:t>Core engine for calculating damage state probabilities based on Sa(1.0s).</w:t>
+        <w:t>Key Functions:</w:t>
       </w:r>
     </w:p>
     <w:p>
       <w:r>
-        <w:rPr>
-          <w:b/>
-        </w:rPr>
-        <w:t xml:space="preserve">loss.py: </w:t>
-      </w:r>
-      <w:r>
-        <w:t>Calculates Expected Loss (EL) and Mean Damage Ratio (MDR) for individual assets.</w:t>
+        <w:t>• download_shakemap(event_id, output_dir, overwrite)</w:t>
       </w:r>
     </w:p>
     <w:p>
       <w:r>
-        <w:rPr>
-          <w:b/>
-        </w:rPr>
-        <w:t xml:space="preserve">plotting.py: </w:t>
+        <w:t>• download_hazard_curves(latitude, longitude, vs30, imt)</w:t>
       </w:r>
+    </w:p>
+    <w:p>
+      <w:r>
+        <w:t>• download_all_hazard_data(event_id, latitude, longitude)</w:t>
+      </w:r>
+    </w:p>
+    <w:p>
+      <w:pPr>
+        <w:pStyle w:val="Heading2"/>
+      </w:pPr>
+      <w:r>
+        <w:t>8.3 exposure.py</w:t>
+      </w:r>
+    </w:p>
+    <w:p>
+      <w:r>
+        <w:t>Maps NBI raw data to Hazus bridge classifications.</w:t>
+      </w:r>
+    </w:p>
+    <w:p>
+      <w:r>
+        <w:t>Key Classes &amp; Functions:</w:t>
+      </w:r>
+    </w:p>
+    <w:p>
+      <w:r>
+        <w:t>• BridgeExposure: Dataclass for single bridge asset</w:t>
+      </w:r>
+    </w:p>
+    <w:p>
+      <w:r>
+        <w:t>• estimate_replacement_cost(material, deck_area, length)</w:t>
+      </w:r>
+    </w:p>
+    <w:p>
+      <w:r>
+        <w:t>• create_portfolio_from_nbi(nbi_df, default_vs30)</w:t>
+      </w:r>
+    </w:p>
+    <w:p>
+      <w:r>
+        <w:t>• generate_synthetic_portfolio(n_bridges, center, radius_km)</w:t>
+      </w:r>
+    </w:p>
+    <w:p>
+      <w:pPr>
+        <w:pStyle w:val="Heading2"/>
+      </w:pPr>
+      <w:r>
+        <w:t>8.4 fragility.py</w:t>
+      </w:r>
+    </w:p>
+    <w:p>
+      <w:r>
+        <w:t>Core engine for calculating damage state probabilities.</w:t>
+      </w:r>
+    </w:p>
+    <w:p>
+      <w:r>
+        <w:t>Key Functions:</w:t>
+      </w:r>
+    </w:p>
+    <w:p>
+      <w:r>
+        <w:t>• fragility_curve(im_values, median, beta): Lognormal CDF computation</w:t>
+      </w:r>
+    </w:p>
+    <w:p>
+      <w:r>
+        <w:t>• compute_all_curves(hwb_class, im_values): All 4 damage states</w:t>
+      </w:r>
+    </w:p>
+    <w:p>
+      <w:r>
+        <w:t>• damage_state_probabilities(im, hwb_class): Discrete probabilities</w:t>
+      </w:r>
+    </w:p>
+    <w:p>
+      <w:r>
+        <w:t>• apply_skew_modification(median, skew_angle_deg)</w:t>
+      </w:r>
+    </w:p>
+    <w:p>
+      <w:pPr>
+        <w:pStyle w:val="Heading2"/>
+      </w:pPr>
+      <w:r>
+        <w:t>8.5 loss.py</w:t>
+      </w:r>
+    </w:p>
+    <w:p>
+      <w:r>
+        <w:t>Damage-to-loss translation and portfolio aggregation.</w:t>
+      </w:r>
+    </w:p>
+    <w:p>
+      <w:r>
+        <w:t>Key Classes &amp; Functions:</w:t>
+      </w:r>
+    </w:p>
+    <w:p>
+      <w:r>
+        <w:t>• BridgeLossResult: Dataclass for single bridge loss</w:t>
+      </w:r>
+    </w:p>
+    <w:p>
+      <w:r>
+        <w:t>• PortfolioLossResult: Aggregated loss for portfolio</w:t>
+      </w:r>
+    </w:p>
+    <w:p>
+      <w:r>
+        <w:t>• compute_bridge_loss(sa, hwb_class, replacement_cost)</w:t>
+      </w:r>
+    </w:p>
+    <w:p>
+      <w:r>
+        <w:t>• compute_portfolio_loss(portfolio, sa_values)</w:t>
+      </w:r>
+    </w:p>
+    <w:p>
+      <w:r>
+        <w:t>• compute_ep_curve(scenario_losses, annual_rates)</w:t>
+      </w:r>
+    </w:p>
+    <w:p>
+      <w:r>
+        <w:t>• compute_aal(scenario_losses, annual_rates)</w:t>
+      </w:r>
+    </w:p>
+    <w:p>
+      <w:pPr>
+        <w:pStyle w:val="Heading2"/>
+      </w:pPr>
+      <w:r>
+        <w:t>8.6 plotting.py</w:t>
+      </w:r>
+    </w:p>
+    <w:p>
       <w:r>
         <w:t>Visualization engine for dashboards, maps, and fragility curves.</w:t>
+      </w:r>
+    </w:p>
+    <w:p>
+      <w:r>
+        <w:t>Key Functions:</w:t>
+      </w:r>
+    </w:p>
+    <w:p>
+      <w:r>
+        <w:t>• plot_fragility_curves(hwb_class, im_values)</w:t>
+      </w:r>
+    </w:p>
+    <w:p>
+      <w:r>
+        <w:t>• plot_shakemap(grid_data, output_path)</w:t>
+      </w:r>
+    </w:p>
+    <w:p>
+      <w:r>
+        <w:t>• plot_bridge_damage_map(bridges_data, damage_probs)</w:t>
+      </w:r>
+    </w:p>
+    <w:p>
+      <w:r>
+        <w:t>• plot_analysis_summary(loss_results, damage_stats)</w:t>
+      </w:r>
+    </w:p>
+    <w:p>
+      <w:pPr>
+        <w:pStyle w:val="Heading2"/>
+      </w:pPr>
+      <w:r>
+        <w:t>8.7 hazus_params.py</w:t>
+      </w:r>
+    </w:p>
+    <w:p>
+      <w:r>
+        <w:t>Static parameters from Hazus Table 7.9 and 7.11.</w:t>
+      </w:r>
+    </w:p>
+    <w:p>
+      <w:r>
+        <w:t>Contents:</w:t>
+      </w:r>
+    </w:p>
+    <w:p>
+      <w:r>
+        <w:t>• HAZUS_BRIDGE_FRAGILITY: Median and beta values for all HWB classes</w:t>
+      </w:r>
+    </w:p>
+    <w:p>
+      <w:r>
+        <w:t>• DAMAGE_RATIOS: Loss ratios by damage state</w:t>
+      </w:r>
+    </w:p>
+    <w:p>
+      <w:r>
+        <w:t>• DAMAGE_STATE_ORDER: [slight, moderate, extensive, complete]</w:t>
+      </w:r>
+    </w:p>
+    <w:p>
+      <w:r>
+        <w:br w:type="page"/>
       </w:r>
     </w:p>
     <w:p>
@@ -360,7 +691,7 @@
         <w:pStyle w:val="Heading1"/>
       </w:pPr>
       <w:r>
-        <w:t>7. Calculation Methodology</w:t>
+        <w:t>9. Calculation Methodology</w:t>
       </w:r>
     </w:p>
     <w:p>
@@ -368,17 +699,26 @@
         <w:pStyle w:val="Heading2"/>
       </w:pPr>
       <w:r>
-        <w:t>7.1 Ground Motion Prediction</w:t>
+        <w:t>9.1 Ground Motion Prediction</w:t>
       </w:r>
     </w:p>
     <w:p>
       <w:r>
-        <w:t>Intensity at site is estimated via Boore-Atkinson (2008) or direct USGS ShakeMap extraction.</w:t>
-      </w:r>
-    </w:p>
-    <w:p>
-      <w:r>
-        <w:t>ln(Sa) = F_M(M) + F_D(R_JB, M) + F_S(Vs30)</w:t>
+        <w:t>Intensity at site is estimated via Boore-Atkinson (2008) GMPE or direct USGS ShakeMap extraction:</w:t>
+        <w:br/>
+        <w:br/>
+        <w:t xml:space="preserve">    ln(Sa) = F_M(M) + F_D(R_JB, M) + F_S(Vs30) + ε</w:t>
+        <w:br/>
+        <w:br/>
+        <w:t>Where:</w:t>
+        <w:br/>
+        <w:t>• M = Moment magnitude</w:t>
+        <w:br/>
+        <w:t>• R_JB = Joyner-Boore distance (km)</w:t>
+        <w:br/>
+        <w:t>• Vs30 = Shear-wave velocity in top 30m (m/s)</w:t>
+        <w:br/>
+        <w:t>• ε = Aleatory variability</w:t>
       </w:r>
     </w:p>
     <w:p>
@@ -386,17 +726,52 @@
         <w:pStyle w:val="Heading2"/>
       </w:pPr>
       <w:r>
-        <w:t>7.2 Fragility Functions</w:t>
+        <w:t>9.2 Fragility Functions</w:t>
       </w:r>
     </w:p>
     <w:p>
       <w:r>
         <w:t>Probability of exceeding damage state ds:</w:t>
+        <w:br/>
+        <w:br/>
+        <w:t xml:space="preserve">    P[DS ≥ ds | Sa] = Φ[ (ln(Sa) - ln(θ)) / β ]</w:t>
+        <w:br/>
+        <w:br/>
+        <w:t>Where:</w:t>
+        <w:br/>
+        <w:t>• Φ = Standard normal CDF</w:t>
+        <w:br/>
+        <w:t>• θ = Median capacity (g) from Hazus Table 7.9</w:t>
+        <w:br/>
+        <w:t>• β = Lognormal standard deviation</w:t>
+      </w:r>
+    </w:p>
+    <w:p>
+      <w:pPr>
+        <w:pStyle w:val="Heading2"/>
+      </w:pPr>
+      <w:r>
+        <w:t>9.3 Loss Calculation</w:t>
       </w:r>
     </w:p>
     <w:p>
       <w:r>
-        <w:t>P(DS &gt; ds | Sa) = Phi[ ln(Sa/theta) / beta ]</w:t>
+        <w:t>Expected loss for each bridge:</w:t>
+        <w:br/>
+        <w:br/>
+        <w:t xml:space="preserve">    E[Loss] = Σ [ P(DS=ds) × DR(ds) × Replacement_Cost ]</w:t>
+        <w:br/>
+        <w:br/>
+        <w:t>Where:</w:t>
+        <w:br/>
+        <w:t>• P(DS=ds) = Probability of being in damage state ds</w:t>
+        <w:br/>
+        <w:t>• DR(ds) = Damage Ratio from Hazus Table 7.11</w:t>
+      </w:r>
+    </w:p>
+    <w:p>
+      <w:r>
+        <w:br w:type="page"/>
       </w:r>
     </w:p>
     <w:p>
@@ -404,7 +779,7 @@
         <w:pStyle w:val="Heading1"/>
       </w:pPr>
       <w:r>
-        <w:t>8. CLI Command Reference</w:t>
+        <w:t>10. CLI Command Reference</w:t>
       </w:r>
     </w:p>
     <w:tbl>
@@ -414,13 +789,14 @@
         <w:tblLook w:firstColumn="1" w:firstRow="1" w:lastColumn="0" w:lastRow="0" w:noHBand="0" w:noVBand="1" w:val="04A0"/>
       </w:tblPr>
       <w:tblGrid>
-        <w:gridCol w:w="4320"/>
-        <w:gridCol w:w="4320"/>
+        <w:gridCol w:w="2880"/>
+        <w:gridCol w:w="2880"/>
+        <w:gridCol w:w="2880"/>
       </w:tblGrid>
       <w:tr>
         <w:tc>
           <w:tcPr>
-            <w:tcW w:type="dxa" w:w="4320"/>
+            <w:tcW w:type="dxa" w:w="2880"/>
           </w:tcPr>
           <w:p>
             <w:r>
@@ -430,11 +806,21 @@
         </w:tc>
         <w:tc>
           <w:tcPr>
-            <w:tcW w:type="dxa" w:w="4320"/>
+            <w:tcW w:type="dxa" w:w="2880"/>
           </w:tcPr>
           <w:p>
             <w:r>
-              <w:t>Purpose</w:t>
+              <w:t>Default</w:t>
+            </w:r>
+          </w:p>
+        </w:tc>
+        <w:tc>
+          <w:tcPr>
+            <w:tcW w:type="dxa" w:w="2880"/>
+          </w:tcPr>
+          <w:p>
+            <w:r>
+              <w:t>Description</w:t>
             </w:r>
           </w:p>
         </w:tc>
@@ -442,7 +828,7 @@
       <w:tr>
         <w:tc>
           <w:tcPr>
-            <w:tcW w:type="dxa" w:w="4320"/>
+            <w:tcW w:type="dxa" w:w="2880"/>
           </w:tcPr>
           <w:p>
             <w:r>
@@ -452,7 +838,17 @@
         </w:tc>
         <w:tc>
           <w:tcPr>
-            <w:tcW w:type="dxa" w:w="4320"/>
+            <w:tcW w:type="dxa" w:w="2880"/>
+          </w:tcPr>
+          <w:p>
+            <w:r>
+              <w:t>False</w:t>
+            </w:r>
+          </w:p>
+        </w:tc>
+        <w:tc>
+          <w:tcPr>
+            <w:tcW w:type="dxa" w:w="2880"/>
           </w:tcPr>
           <w:p>
             <w:r>
@@ -464,7 +860,7 @@
       <w:tr>
         <w:tc>
           <w:tcPr>
-            <w:tcW w:type="dxa" w:w="4320"/>
+            <w:tcW w:type="dxa" w:w="2880"/>
           </w:tcPr>
           <w:p>
             <w:r>
@@ -474,11 +870,21 @@
         </w:tc>
         <w:tc>
           <w:tcPr>
-            <w:tcW w:type="dxa" w:w="4320"/>
+            <w:tcW w:type="dxa" w:w="2880"/>
           </w:tcPr>
           <w:p>
             <w:r>
-              <w:t>GUI-like terminal menu</w:t>
+              <w:t>False</w:t>
+            </w:r>
+          </w:p>
+        </w:tc>
+        <w:tc>
+          <w:tcPr>
+            <w:tcW w:type="dxa" w:w="2880"/>
+          </w:tcPr>
+          <w:p>
+            <w:r>
+              <w:t>Launch interactive menu</w:t>
             </w:r>
           </w:p>
         </w:tc>
@@ -486,7 +892,7 @@
       <w:tr>
         <w:tc>
           <w:tcPr>
-            <w:tcW w:type="dxa" w:w="4320"/>
+            <w:tcW w:type="dxa" w:w="2880"/>
           </w:tcPr>
           <w:p>
             <w:r>
@@ -496,7 +902,17 @@
         </w:tc>
         <w:tc>
           <w:tcPr>
-            <w:tcW w:type="dxa" w:w="4320"/>
+            <w:tcW w:type="dxa" w:w="2880"/>
+          </w:tcPr>
+          <w:p>
+            <w:r>
+              <w:t>False</w:t>
+            </w:r>
+          </w:p>
+        </w:tc>
+        <w:tc>
+          <w:tcPr>
+            <w:tcW w:type="dxa" w:w="2880"/>
           </w:tcPr>
           <w:p>
             <w:r>
@@ -508,7 +924,71 @@
       <w:tr>
         <w:tc>
           <w:tcPr>
-            <w:tcW w:type="dxa" w:w="4320"/>
+            <w:tcW w:type="dxa" w:w="2880"/>
+          </w:tcPr>
+          <w:p>
+            <w:r>
+              <w:t>--hazard-event</w:t>
+            </w:r>
+          </w:p>
+        </w:tc>
+        <w:tc>
+          <w:tcPr>
+            <w:tcW w:type="dxa" w:w="2880"/>
+          </w:tcPr>
+          <w:p>
+            <w:r>
+              <w:t>ci3144585</w:t>
+            </w:r>
+          </w:p>
+        </w:tc>
+        <w:tc>
+          <w:tcPr>
+            <w:tcW w:type="dxa" w:w="2880"/>
+          </w:tcPr>
+          <w:p>
+            <w:r>
+              <w:t>USGS event ID</w:t>
+            </w:r>
+          </w:p>
+        </w:tc>
+      </w:tr>
+      <w:tr>
+        <w:tc>
+          <w:tcPr>
+            <w:tcW w:type="dxa" w:w="2880"/>
+          </w:tcPr>
+          <w:p>
+            <w:r>
+              <w:t>--overwrite</w:t>
+            </w:r>
+          </w:p>
+        </w:tc>
+        <w:tc>
+          <w:tcPr>
+            <w:tcW w:type="dxa" w:w="2880"/>
+          </w:tcPr>
+          <w:p>
+            <w:r>
+              <w:t>False</w:t>
+            </w:r>
+          </w:p>
+        </w:tc>
+        <w:tc>
+          <w:tcPr>
+            <w:tcW w:type="dxa" w:w="2880"/>
+          </w:tcPr>
+          <w:p>
+            <w:r>
+              <w:t>Overwrite existing data</w:t>
+            </w:r>
+          </w:p>
+        </w:tc>
+      </w:tr>
+      <w:tr>
+        <w:tc>
+          <w:tcPr>
+            <w:tcW w:type="dxa" w:w="2880"/>
           </w:tcPr>
           <w:p>
             <w:r>
@@ -518,27 +998,29 @@
         </w:tc>
         <w:tc>
           <w:tcPr>
-            <w:tcW w:type="dxa" w:w="4320"/>
+            <w:tcW w:type="dxa" w:w="2880"/>
           </w:tcPr>
           <w:p>
             <w:r>
-              <w:t>Run event catalog simulations</w:t>
+              <w:t>False</w:t>
+            </w:r>
+          </w:p>
+        </w:tc>
+        <w:tc>
+          <w:tcPr>
+            <w:tcW w:type="dxa" w:w="2880"/>
+          </w:tcPr>
+          <w:p>
+            <w:r>
+              <w:t>Run probabilistic scenario analysis</w:t>
             </w:r>
           </w:p>
         </w:tc>
       </w:tr>
     </w:tbl>
     <w:p>
-      <w:pPr>
-        <w:pStyle w:val="Heading1"/>
-      </w:pPr>
       <w:r>
-        <w:t>9. Results Interpretation</w:t>
-      </w:r>
-    </w:p>
-    <w:p>
-      <w:r>
-        <w:t>The Dashboard (00) displays portfolio-level risk. The Spatial Map (03) identifies "Hotspots" where bridge downtime is likely.</w:t>
+        <w:br w:type="page"/>
       </w:r>
     </w:p>
     <w:p>
@@ -546,17 +1028,72 @@
         <w:pStyle w:val="Heading1"/>
       </w:pPr>
       <w:r>
-        <w:t>10. Academic Bibliography</w:t>
+        <w:t>11. Results Interpretation</w:t>
+      </w:r>
+    </w:p>
+    <w:p>
+      <w:pPr>
+        <w:pStyle w:val="Heading2"/>
+      </w:pPr>
+      <w:r>
+        <w:t>11.1 Analysis Dashboard (00_analysis_dashboard.png)</w:t>
       </w:r>
     </w:p>
     <w:p>
       <w:r>
-        <w:t>[1] FEMA, Hazus Earthquake Model Technical Manual 6.1.</w:t>
+        <w:t>The dashboard provides a portfolio-level summary:</w:t>
+        <w:br/>
+        <w:t>• Total Expected Loss (USD)</w:t>
+        <w:br/>
+        <w:t>• Mean Damage Ratio (MDR)</w:t>
+        <w:br/>
+        <w:t>• Damage State Distribution (pie chart)</w:t>
+      </w:r>
+    </w:p>
+    <w:p>
+      <w:pPr>
+        <w:pStyle w:val="Heading2"/>
+      </w:pPr>
+      <w:r>
+        <w:t>11.2 Spatial Damage Map (03_bridge_damage_spatial.png)</w:t>
       </w:r>
     </w:p>
     <w:p>
       <w:r>
-        <w:t>[2] Boore &amp; Atkinson, GA (2008), PEER Report/Earthquake Spectra.</w:t>
+        <w:t>Shows bridge locations colored by P(Complete). Red hotspots indicate high-risk bridges where complete damage is most likely.</w:t>
+      </w:r>
+    </w:p>
+    <w:p>
+      <w:r>
+        <w:br w:type="page"/>
+      </w:r>
+    </w:p>
+    <w:p>
+      <w:pPr>
+        <w:pStyle w:val="Heading1"/>
+      </w:pPr>
+      <w:r>
+        <w:t>12. Academic Bibliography</w:t>
+      </w:r>
+    </w:p>
+    <w:p>
+      <w:r>
+        <w:t>[1] FEMA (2022). Hazus Earthquake Model Technical Manual, Hazus 6.1. Federal Emergency Management Agency.</w:t>
+      </w:r>
+    </w:p>
+    <w:p>
+      <w:r>
+        <w:t>[2] Boore, D. M., &amp; Atkinson, G. M. (2008). Ground-motion prediction equations for the average horizontal component of PGA, PGV, and 5%-damped PSA. Earthquake Spectra, 24(1), 99-138.</w:t>
+      </w:r>
+    </w:p>
+    <w:p>
+      <w:r>
+        <w:t>[3] FHWA (2023). Recording and Coding Guide for the Structure Inventory and Appraisal of the Nations Bridges. Report No. FHWA-PD-96-001.</w:t>
+      </w:r>
+    </w:p>
+    <w:p>
+      <w:r>
+        <w:t>[4] USGS (2024). ShakeMap Scientific Background. https://earthquake.usgs.gov/data/shakemap/</w:t>
       </w:r>
     </w:p>
     <w:sectPr>

--- a/CAT411_Technical_Documentation.docx
+++ b/CAT411_Technical_Documentation.docx
@@ -479,6 +479,91 @@
     <w:p>
       <w:r>
         <w:t>• download_hazard_curves(latitude, longitude, vs30, imt)</w:t>
+      </w:r>
+    </w:p>
+    <w:p>
+      <w:r>
+        <w:t>Parameter Reference (Download + Plot):</w:t>
+      </w:r>
+    </w:p>
+    <w:p>
+      <w:r>
+        <w:t>download_hazard_curves(latitude, longitude, vs30, edition, imt, output_dir, overwrite)</w:t>
+      </w:r>
+    </w:p>
+    <w:p>
+      <w:r>
+        <w:t>- latitude, longitude: decimal degrees (Northridge default: 34.213, -118.537)</w:t>
+      </w:r>
+    </w:p>
+    <w:p>
+      <w:r>
+        <w:t>- vs30: average shear-wave velocity in top 30m (m/s)</w:t>
+      </w:r>
+    </w:p>
+    <w:p>
+      <w:r>
+        <w:t>- edition: NSHMP edition, default E2014</w:t>
+      </w:r>
+    </w:p>
+    <w:p>
+      <w:r>
+        <w:t>- imt: intensity measure type, typically PGA, SA0P2, SA1P0</w:t>
+      </w:r>
+    </w:p>
+    <w:p>
+      <w:r>
+        <w:t>- output_dir: output folder for raw/processed/meta/log files</w:t>
+      </w:r>
+    </w:p>
+    <w:p>
+      <w:r>
+        <w:t>- overwrite: replace existing files if True</w:t>
+      </w:r>
+    </w:p>
+    <w:p>
+      <w:r>
+        <w:t>download_shakemap(event_id, output_dir, files, overwrite)</w:t>
+      </w:r>
+    </w:p>
+    <w:p>
+      <w:r>
+        <w:t>- event_id: USGS event id (Northridge: ci3144585)</w:t>
+      </w:r>
+    </w:p>
+    <w:p>
+      <w:r>
+        <w:t>- files: commonly grid.xml, info.json, shape.zip</w:t>
+      </w:r>
+    </w:p>
+    <w:p>
+      <w:r>
+        <w:t>plot_shakemap_grid(shakemap_df, intensity_measure, output_dir, filename)</w:t>
+      </w:r>
+    </w:p>
+    <w:p>
+      <w:r>
+        <w:t>- intensity_measure: typically PSA10 or PGA</w:t>
+      </w:r>
+    </w:p>
+    <w:p>
+      <w:r>
+        <w:t>plot_bridge_damage_map(nbi_df, damage_state, output_dir, filename)</w:t>
+      </w:r>
+    </w:p>
+    <w:p>
+      <w:r>
+        <w:t>- damage_state: none/slight/moderate/extensive/complete</w:t>
+      </w:r>
+    </w:p>
+    <w:p>
+      <w:r>
+        <w:t>plot_nbi_bridge_distribution_map(nbi_df, output_dir, filename)</w:t>
+      </w:r>
+    </w:p>
+    <w:p>
+      <w:r>
+        <w:t>- draws bridge point distribution using latitude/longitude</w:t>
       </w:r>
     </w:p>
     <w:p>

--- a/CAT411_Technical_Documentation.docx
+++ b/CAT411_Technical_Documentation.docx
@@ -1179,6 +1179,2596 @@
     <w:p>
       <w:r>
         <w:t>[4] USGS (2024). ShakeMap Scientific Background. https://earthquake.usgs.gov/data/shakemap/</w:t>
+      </w:r>
+    </w:p>
+    <w:p>
+      <w:r>
+        <w:br w:type="page"/>
+      </w:r>
+    </w:p>
+    <w:p>
+      <w:pPr>
+        <w:pStyle w:val="Heading1"/>
+      </w:pPr>
+      <w:r>
+        <w:t>Hazard Module Technical Reference</w:t>
+      </w:r>
+    </w:p>
+    <w:p>
+      <w:r>
+        <w:t>This section details the theoretical background and implementation of the ground motion prediction module (`src/hazard.py`). The module simulates spatially correlated ground motion fields for scenario earthquakes.</w:t>
+      </w:r>
+    </w:p>
+    <w:p>
+      <w:pPr>
+        <w:pStyle w:val="Heading2"/>
+      </w:pPr>
+      <w:r>
+        <w:t>1. Ground Motion Prediction Equation (GMPE)</w:t>
+      </w:r>
+    </w:p>
+    <w:p>
+      <w:r>
+        <w:t>The core ground motion intensity measure (IM) is the **5%-damped spectral acceleration at 1.0 second period**, denoted as Sa(1.0s).</w:t>
+      </w:r>
+    </w:p>
+    <w:p>
+      <w:r>
+        <w:t>We implement the **Boore &amp; Atkinson (2008)** NGA-West1 model (BA08). The predicted ground motion is given by:</w:t>
+      </w:r>
+    </w:p>
+    <w:p>
+      <w:pPr>
+        <w:jc w:val="center"/>
+      </w:pPr>
+      <w:r>
+        <w:t>ln Y = F_M(M) + F_D(R_JB, M) + F_S(V_S30, R_JB, M) + epsilon sigma_T</w:t>
+      </w:r>
+    </w:p>
+    <w:p>
+      <w:r>
+        <w:t>Where:</w:t>
+      </w:r>
+    </w:p>
+    <w:p>
+      <w:pPr>
+        <w:pStyle w:val="ListBullet"/>
+      </w:pPr>
+      <w:r>
+        <w:t>Y: Ground motion intensity (Sa(1.0s) in g).</w:t>
+      </w:r>
+    </w:p>
+    <w:p>
+      <w:pPr>
+        <w:pStyle w:val="ListBullet"/>
+      </w:pPr>
+      <w:r>
+        <w:t>M: Moment magnitude (M_w).</w:t>
+      </w:r>
+    </w:p>
+    <w:p>
+      <w:pPr>
+        <w:pStyle w:val="ListBullet"/>
+      </w:pPr>
+      <w:r>
+        <w:t>R_JB: Joyner-Boore distance (closest distance to the surface projection of the fault).</w:t>
+      </w:r>
+    </w:p>
+    <w:p>
+      <w:pPr>
+        <w:pStyle w:val="ListBullet"/>
+      </w:pPr>
+      <w:r>
+        <w:t>V_S30: Time-averaged shear-wave velocity in the top 30 meters.</w:t>
+      </w:r>
+    </w:p>
+    <w:p>
+      <w:pPr>
+        <w:pStyle w:val="ListBullet"/>
+      </w:pPr>
+      <w:r>
+        <w:t>epsilon: Random variable representing total aleatory uncertainty.</w:t>
+      </w:r>
+    </w:p>
+    <w:p>
+      <w:pPr>
+        <w:pStyle w:val="ListBullet"/>
+      </w:pPr>
+      <w:r>
+        <w:t>sigma_T: Total standard deviation of the model.</w:t>
+      </w:r>
+    </w:p>
+    <w:p>
+      <w:pPr>
+        <w:pStyle w:val="Heading3"/>
+      </w:pPr>
+      <w:r>
+        <w:t>1.1 Source Term (F_M)</w:t>
+      </w:r>
+    </w:p>
+    <w:p>
+      <w:r>
+        <w:t>The source term accounts for magnitude scaling and fault type.</w:t>
+      </w:r>
+    </w:p>
+    <w:p>
+      <w:pPr>
+        <w:jc w:val="center"/>
+      </w:pPr>
+      <w:r>
+        <w:t>F_M = \begin{cases} e_1 U + e_2 SS + e_3 NS + e_4 RS + e_5(M - M_h) + e_6(M - M_h)^2 &amp; for M &lt;= M_h \\ e_1 U + e_2 SS + e_3 NS + e_4 RS + e_7(M - M_h) &amp; for M &gt; M_h \end{cases}</w:t>
+      </w:r>
+    </w:p>
+    <w:p>
+      <w:pPr>
+        <w:pStyle w:val="ListBullet"/>
+      </w:pPr>
+      <w:r>
+        <w:t>U, SS, NS, RS: Indicator variables for Unspecified, Strike-Slip, Normal, and Reverse faulting.</w:t>
+      </w:r>
+    </w:p>
+    <w:p>
+      <w:pPr>
+        <w:pStyle w:val="ListBullet"/>
+      </w:pPr>
+      <w:r>
+        <w:t>M_h: Hinge magnitude (6.75).</w:t>
+      </w:r>
+    </w:p>
+    <w:p>
+      <w:pPr>
+        <w:pStyle w:val="ListBullet"/>
+      </w:pPr>
+      <w:r>
+        <w:t>Coefficients (e_1 \dots e_7) are specific to the period T=1.0s.</w:t>
+      </w:r>
+    </w:p>
+    <w:p>
+      <w:pPr>
+        <w:pStyle w:val="Heading3"/>
+      </w:pPr>
+      <w:r>
+        <w:t>1.2 Distance Term (F_D)</w:t>
+      </w:r>
+    </w:p>
+    <w:p>
+      <w:r>
+        <w:t>The distance term accounts for geometric spreading and anelastic attenuation.</w:t>
+      </w:r>
+    </w:p>
+    <w:p>
+      <w:pPr>
+        <w:jc w:val="center"/>
+      </w:pPr>
+      <w:r>
+        <w:t>F_D(R, M) = [c_1 + c_2(M - M_h)] ln(R/R_{ref}) + c_3(R - R_{ref})</w:t>
+      </w:r>
+    </w:p>
+    <w:p>
+      <w:r>
+        <w:t>Where R = sqrt{R_JB^2 + h^2}.</w:t>
+      </w:r>
+    </w:p>
+    <w:p>
+      <w:pPr>
+        <w:pStyle w:val="Heading3"/>
+      </w:pPr>
+      <w:r>
+        <w:t>1.3 Site Amplification Term (F_S)</w:t>
+      </w:r>
+    </w:p>
+    <w:p>
+      <w:r>
+        <w:t>The site term accounts for linear and non-linear soil amplification.</w:t>
+      </w:r>
+    </w:p>
+    <w:p>
+      <w:pPr>
+        <w:jc w:val="center"/>
+      </w:pPr>
+      <w:r>
+        <w:rPr>
+          <w:i/>
+        </w:rPr>
+        <w:t xml:space="preserve"> F_S = F_{lin} + F_{nl} </w:t>
+      </w:r>
+    </w:p>
+    <w:p>
+      <w:pPr>
+        <w:pStyle w:val="ListBullet"/>
+      </w:pPr>
+      <w:r>
+        <w:t>**Linear Term (F_{lin})**: b_{lin} ln(V_S30 / V_{ref})</w:t>
+      </w:r>
+    </w:p>
+    <w:p>
+      <w:pPr>
+        <w:pStyle w:val="ListBullet"/>
+      </w:pPr>
+      <w:r>
+        <w:t>**Non-linear Term (F_{nl})**: Function of input rock motion (PGA_{rock}) and soil stiffness. For soft soils (V_S30 &lt; V_2) under strong shaking, this term reduces amplification due to soil non-linearity.</w:t>
+      </w:r>
+    </w:p>
+    <w:p>
+      <w:r>
+        <w:br w:type="page"/>
+      </w:r>
+    </w:p>
+    <w:p>
+      <w:pPr>
+        <w:pStyle w:val="Heading2"/>
+      </w:pPr>
+      <w:r>
+        <w:t>2. Spatial Correlation Model</w:t>
+      </w:r>
+    </w:p>
+    <w:p>
+      <w:r>
+        <w:t>To generate realistic ground motion fields where nearby sites experience similar shaking intensities, we implement the **Jayaram &amp; Baker (2009)** spatial correlation model.</w:t>
+      </w:r>
+    </w:p>
+    <w:p>
+      <w:pPr>
+        <w:pStyle w:val="Heading3"/>
+      </w:pPr>
+      <w:r>
+        <w:t>2.1 Intra-event Residual Correlation</w:t>
+      </w:r>
+    </w:p>
+    <w:p>
+      <w:r>
+        <w:t>The total residual epsilon_{total} is decomposed into:</w:t>
+      </w:r>
+    </w:p>
+    <w:p>
+      <w:pPr>
+        <w:pStyle w:val="ListNumber"/>
+      </w:pPr>
+      <w:r>
+        <w:t>**Inter-event residual (eta)**: Common to all sites in one earthquake. eta ~ N(0, tau^2).</w:t>
+      </w:r>
+    </w:p>
+    <w:p>
+      <w:r>
+        <w:t>2. **Intra-event residual (epsilon)**: Varies by site but is spatially correlated. epsilon ~ N(0, sigma^2).</w:t>
+      </w:r>
+    </w:p>
+    <w:p>
+      <w:r>
+        <w:t>The correlation coefficient between intra-event residuals at two sites i and j separated by distance h is:</w:t>
+      </w:r>
+    </w:p>
+    <w:p>
+      <w:pPr>
+        <w:jc w:val="center"/>
+      </w:pPr>
+      <w:r>
+        <w:t>rho_{ij} = exp&lt;=ft(\frac{-3 h}{b}\right)</w:t>
+      </w:r>
+    </w:p>
+    <w:p>
+      <w:r>
+        <w:t>For Sa(1.0s), the correlation range parameter b is approximately **40.7 km**.</w:t>
+      </w:r>
+    </w:p>
+    <w:p>
+      <w:pPr>
+        <w:pStyle w:val="Heading3"/>
+      </w:pPr>
+      <w:r>
+        <w:t>2.2 Field Generation Algorithm</w:t>
+      </w:r>
+    </w:p>
+    <w:p>
+      <w:pPr>
+        <w:pStyle w:val="ListNumber"/>
+      </w:pPr>
+      <w:r>
+        <w:t>Compute the correlation matrix \mathbf{Sigma} for all sites based on pairwise distances.</w:t>
+      </w:r>
+    </w:p>
+    <w:p>
+      <w:r>
+        <w:t>2. Perform **Cholesky Decomposition**: \mathbf{Sigma} = \mathbf{L}\mathbf{L}^T.</w:t>
+      </w:r>
+    </w:p>
+    <w:p>
+      <w:r>
+        <w:t>3. Generate a vector of independent standard normal random variables \mathbf{z}.</w:t>
+      </w:r>
+    </w:p>
+    <w:p>
+      <w:r>
+        <w:t>4. Compute correlated residuals: \boldsymbol{epsilon}_{correlated} = \mathbf{L} \mathbf{z} * sigma.</w:t>
+      </w:r>
+    </w:p>
+    <w:p>
+      <w:r>
+        <w:t>5. Add the inter-event residual eta * tau (constant for the event).</w:t>
+      </w:r>
+    </w:p>
+    <w:p>
+      <w:r>
+        <w:t>6. The final simulated ground motion at site i is:</w:t>
+      </w:r>
+    </w:p>
+    <w:p>
+      <w:pPr>
+        <w:jc w:val="center"/>
+      </w:pPr>
+      <w:r>
+        <w:t>Y_i = exp(ln(Median}_i) + eta + epsilon_{correlated, i})</w:t>
+      </w:r>
+    </w:p>
+    <w:p>
+      <w:pPr>
+        <w:pStyle w:val="Heading2"/>
+      </w:pPr>
+      <w:r>
+        <w:t>3. Implementation Details</w:t>
+      </w:r>
+    </w:p>
+    <w:p>
+      <w:pPr>
+        <w:pStyle w:val="ListBullet"/>
+      </w:pPr>
+      <w:r>
+        <w:t>**Distance Metric**: Great-circle distance (Haversine formula) is used to approximate R_JB.</w:t>
+      </w:r>
+    </w:p>
+    <w:p>
+      <w:pPr>
+        <w:pStyle w:val="ListBullet"/>
+      </w:pPr>
+      <w:r>
+        <w:t xml:space="preserve">  **Grid vs. Site**: The simulation is performed directly at bridge locations (irregular grid), ensuring exact values for risk assessment.</w:t>
+      </w:r>
+    </w:p>
+    <w:p>
+      <w:r>
+        <w:br w:type="page"/>
+      </w:r>
+    </w:p>
+    <w:p>
+      <w:pPr>
+        <w:pStyle w:val="Heading1"/>
+      </w:pPr>
+      <w:r>
+        <w:t>Hazard Module Technical Reference</w:t>
+      </w:r>
+    </w:p>
+    <w:p>
+      <w:r>
+        <w:t>This section details the theoretical background and implementation of the ground motion prediction module (`src/hazard.py`). The module simulates spatially correlated ground motion fields for scenario earthquakes.</w:t>
+      </w:r>
+    </w:p>
+    <w:p>
+      <w:pPr>
+        <w:pStyle w:val="Heading2"/>
+      </w:pPr>
+      <w:r>
+        <w:t>1. Ground Motion Prediction Equation (GMPE)</w:t>
+      </w:r>
+    </w:p>
+    <w:p>
+      <w:r>
+        <w:t>The core ground motion intensity measure (IM) is the **5%-damped spectral acceleration at 1.0 second period**, denoted as Sa(1.0s).</w:t>
+      </w:r>
+    </w:p>
+    <w:p>
+      <w:r>
+        <w:t>We implement the **Boore &amp; Atkinson (2008)** NGA-West1 model (BA08). The predicted ground motion is given by:</w:t>
+      </w:r>
+    </w:p>
+    <w:p>
+      <w:pPr>
+        <w:jc w:val="center"/>
+      </w:pPr>
+      <w:r>
+        <w:t>ln Y = F_M(M) + F_D(R_JB, M) + F_S(V_S30, R_JB, M) + epsilon sigma_T</w:t>
+      </w:r>
+    </w:p>
+    <w:p>
+      <w:r>
+        <w:t>Where:</w:t>
+      </w:r>
+    </w:p>
+    <w:p>
+      <w:pPr>
+        <w:pStyle w:val="ListBullet"/>
+      </w:pPr>
+      <w:r>
+        <w:t>Y: Ground motion intensity (Sa(1.0s) in g).</w:t>
+      </w:r>
+    </w:p>
+    <w:p>
+      <w:pPr>
+        <w:pStyle w:val="ListBullet"/>
+      </w:pPr>
+      <w:r>
+        <w:t>M: Moment magnitude (M_w).</w:t>
+      </w:r>
+    </w:p>
+    <w:p>
+      <w:pPr>
+        <w:pStyle w:val="ListBullet"/>
+      </w:pPr>
+      <w:r>
+        <w:t>R_JB: Joyner-Boore distance (closest distance to the surface projection of the fault).</w:t>
+      </w:r>
+    </w:p>
+    <w:p>
+      <w:pPr>
+        <w:pStyle w:val="ListBullet"/>
+      </w:pPr>
+      <w:r>
+        <w:t>V_S30: Time-averaged shear-wave velocity in the top 30 meters.</w:t>
+      </w:r>
+    </w:p>
+    <w:p>
+      <w:pPr>
+        <w:pStyle w:val="ListBullet"/>
+      </w:pPr>
+      <w:r>
+        <w:t>epsilon: Random variable representing total aleatory uncertainty.</w:t>
+      </w:r>
+    </w:p>
+    <w:p>
+      <w:pPr>
+        <w:pStyle w:val="ListBullet"/>
+      </w:pPr>
+      <w:r>
+        <w:t>sigma_T: Total standard deviation of the model.</w:t>
+      </w:r>
+    </w:p>
+    <w:p>
+      <w:pPr>
+        <w:pStyle w:val="Heading3"/>
+      </w:pPr>
+      <w:r>
+        <w:t>1.1 Source Term (F_M)</w:t>
+      </w:r>
+    </w:p>
+    <w:p>
+      <w:r>
+        <w:t>The source term accounts for magnitude scaling and fault type.</w:t>
+      </w:r>
+    </w:p>
+    <w:p>
+      <w:pPr>
+        <w:jc w:val="center"/>
+      </w:pPr>
+      <w:r>
+        <w:t>F_M = \begin{cases} e_1 U + e_2 SS + e_3 NS + e_4 RS + e_5(M - M_h) + e_6(M - M_h)^2 &amp; for M &lt;= M_h \\ e_1 U + e_2 SS + e_3 NS + e_4 RS + e_7(M - M_h) &amp; for M &gt; M_h \end{cases}</w:t>
+      </w:r>
+    </w:p>
+    <w:p>
+      <w:pPr>
+        <w:pStyle w:val="ListBullet"/>
+      </w:pPr>
+      <w:r>
+        <w:t>U, SS, NS, RS: Indicator variables for Unspecified, Strike-Slip, Normal, and Reverse faulting.</w:t>
+      </w:r>
+    </w:p>
+    <w:p>
+      <w:pPr>
+        <w:pStyle w:val="ListBullet"/>
+      </w:pPr>
+      <w:r>
+        <w:t>M_h: Hinge magnitude (6.75).</w:t>
+      </w:r>
+    </w:p>
+    <w:p>
+      <w:pPr>
+        <w:pStyle w:val="ListBullet"/>
+      </w:pPr>
+      <w:r>
+        <w:t>Coefficients (e_1 \dots e_7) are specific to the period T=1.0s.</w:t>
+      </w:r>
+    </w:p>
+    <w:p>
+      <w:pPr>
+        <w:pStyle w:val="Heading3"/>
+      </w:pPr>
+      <w:r>
+        <w:t>1.2 Distance Term (F_D)</w:t>
+      </w:r>
+    </w:p>
+    <w:p>
+      <w:r>
+        <w:t>The distance term accounts for geometric spreading and anelastic attenuation.</w:t>
+      </w:r>
+    </w:p>
+    <w:p>
+      <w:pPr>
+        <w:jc w:val="center"/>
+      </w:pPr>
+      <w:r>
+        <w:t>F_D(R, M) = [c_1 + c_2(M - M_h)] ln(R/R_{ref}) + c_3(R - R_{ref})</w:t>
+      </w:r>
+    </w:p>
+    <w:p>
+      <w:r>
+        <w:t>Where R = sqrt{R_JB^2 + h^2}.</w:t>
+      </w:r>
+    </w:p>
+    <w:p>
+      <w:pPr>
+        <w:pStyle w:val="Heading3"/>
+      </w:pPr>
+      <w:r>
+        <w:t>1.3 Site Amplification Term (F_S)</w:t>
+      </w:r>
+    </w:p>
+    <w:p>
+      <w:r>
+        <w:t>The site term accounts for linear and non-linear soil amplification.</w:t>
+      </w:r>
+    </w:p>
+    <w:p>
+      <w:pPr>
+        <w:jc w:val="center"/>
+      </w:pPr>
+      <w:r>
+        <w:t>F_S = F_{lin} + F_{nl}</w:t>
+      </w:r>
+    </w:p>
+    <w:p>
+      <w:pPr>
+        <w:pStyle w:val="ListBullet"/>
+      </w:pPr>
+      <w:r>
+        <w:t>**Linear Term (F_{lin})**: b_{lin} ln(V_S30 / V_{ref})</w:t>
+      </w:r>
+    </w:p>
+    <w:p>
+      <w:pPr>
+        <w:pStyle w:val="ListBullet"/>
+      </w:pPr>
+      <w:r>
+        <w:t>**Non-linear Term (F_{nl})**: Function of input rock motion (PGA_{rock}) and soil stiffness. For soft soils (V_S30 &lt; V_2) under strong shaking, this term reduces amplification due to soil non-linearity.</w:t>
+      </w:r>
+    </w:p>
+    <w:p>
+      <w:r>
+        <w:br w:type="page"/>
+      </w:r>
+    </w:p>
+    <w:p>
+      <w:pPr>
+        <w:pStyle w:val="Heading2"/>
+      </w:pPr>
+      <w:r>
+        <w:t>2. Spatial Correlation Model</w:t>
+      </w:r>
+    </w:p>
+    <w:p>
+      <w:r>
+        <w:t>To generate realistic ground motion fields where nearby sites experience similar shaking intensities, we implement the **Jayaram &amp; Baker (2009)** spatial correlation model.</w:t>
+      </w:r>
+    </w:p>
+    <w:p>
+      <w:pPr>
+        <w:pStyle w:val="Heading3"/>
+      </w:pPr>
+      <w:r>
+        <w:t>2.1 Intra-event Residual Correlation</w:t>
+      </w:r>
+    </w:p>
+    <w:p>
+      <w:r>
+        <w:t>The total residual epsilon_{total} is decomposed into:</w:t>
+      </w:r>
+    </w:p>
+    <w:p>
+      <w:pPr>
+        <w:pStyle w:val="ListNumber"/>
+      </w:pPr>
+      <w:r>
+        <w:t>**Inter-event residual (eta)**: Common to all sites in one earthquake. eta ~ N(0, tau^2).</w:t>
+      </w:r>
+    </w:p>
+    <w:p>
+      <w:r>
+        <w:t>2. **Intra-event residual (epsilon)**: Varies by site but is spatially correlated. epsilon ~ N(0, sigma^2).</w:t>
+      </w:r>
+    </w:p>
+    <w:p>
+      <w:r>
+        <w:t>The correlation coefficient between intra-event residuals at two sites i and j separated by distance h is:</w:t>
+      </w:r>
+    </w:p>
+    <w:p>
+      <w:pPr>
+        <w:jc w:val="center"/>
+      </w:pPr>
+      <w:r>
+        <w:t>rho_{ij} = exp&lt;=ft(\frac{-3 h}{b}\right)</w:t>
+      </w:r>
+    </w:p>
+    <w:p>
+      <w:r>
+        <w:t>For Sa(1.0s), the correlation range parameter b is approximately **40.7 km**.</w:t>
+      </w:r>
+    </w:p>
+    <w:p>
+      <w:pPr>
+        <w:pStyle w:val="Heading3"/>
+      </w:pPr>
+      <w:r>
+        <w:t>2.2 Field Generation Algorithm</w:t>
+      </w:r>
+    </w:p>
+    <w:p>
+      <w:pPr>
+        <w:pStyle w:val="ListNumber"/>
+      </w:pPr>
+      <w:r>
+        <w:t>Compute the correlation matrix \mathbf{Sigma} for all sites based on pairwise distances.</w:t>
+      </w:r>
+    </w:p>
+    <w:p>
+      <w:r>
+        <w:t>2. Perform **Cholesky Decomposition**: \mathbf{Sigma} = \mathbf{L}\mathbf{L}^T.</w:t>
+      </w:r>
+    </w:p>
+    <w:p>
+      <w:r>
+        <w:t>3. Generate a vector of independent standard normal random variables \mathbf{z}.</w:t>
+      </w:r>
+    </w:p>
+    <w:p>
+      <w:r>
+        <w:t>4. Compute correlated residuals: \boldsymbol{epsilon}_{correlated} = \mathbf{L} \mathbf{z} * sigma.</w:t>
+      </w:r>
+    </w:p>
+    <w:p>
+      <w:r>
+        <w:t>5. Add the inter-event residual eta * tau (constant for the event).</w:t>
+      </w:r>
+    </w:p>
+    <w:p>
+      <w:r>
+        <w:t>6. The final simulated ground motion at site i is:</w:t>
+      </w:r>
+    </w:p>
+    <w:p>
+      <w:pPr>
+        <w:jc w:val="center"/>
+      </w:pPr>
+      <w:r>
+        <w:t>Y_i = exp(ln(Median}_i) + eta + epsilon_{correlated, i})</w:t>
+      </w:r>
+    </w:p>
+    <w:p>
+      <w:pPr>
+        <w:pStyle w:val="Heading2"/>
+      </w:pPr>
+      <w:r>
+        <w:t>3. Implementation Details</w:t>
+      </w:r>
+    </w:p>
+    <w:p>
+      <w:pPr>
+        <w:pStyle w:val="ListBullet"/>
+      </w:pPr>
+      <w:r>
+        <w:t>**Distance Metric**: Great-circle distance (Haversine formula) is used to approximate R_JB.</w:t>
+      </w:r>
+    </w:p>
+    <w:p>
+      <w:pPr>
+        <w:pStyle w:val="ListBullet"/>
+      </w:pPr>
+      <w:r>
+        <w:t xml:space="preserve">  **Grid vs. Site**: The simulation is performed directly at bridge locations (irregular grid), ensuring exact values for risk assessment.</w:t>
+      </w:r>
+    </w:p>
+    <w:p>
+      <w:r>
+        <w:br w:type="page"/>
+      </w:r>
+    </w:p>
+    <w:p>
+      <w:pPr>
+        <w:pStyle w:val="Heading1"/>
+      </w:pPr>
+      <w:r>
+        <w:t>Hazard Module Technical Reference</w:t>
+      </w:r>
+    </w:p>
+    <w:p>
+      <w:r>
+        <w:t>This section details the theoretical background and implementation of the ground motion prediction module (`src/hazard.py`). The module simulates spatially correlated ground motion fields for scenario earthquakes.</w:t>
+      </w:r>
+    </w:p>
+    <w:p>
+      <w:pPr>
+        <w:pStyle w:val="Heading2"/>
+      </w:pPr>
+      <w:r>
+        <w:t>1. Ground Motion Prediction Equation (GMPE)</w:t>
+      </w:r>
+    </w:p>
+    <w:p>
+      <w:r>
+        <w:t>The core ground motion intensity measure (IM) is the **5%-damped spectral acceleration at 1.0 second period**, denoted as Sa(1.0s).</w:t>
+      </w:r>
+    </w:p>
+    <w:p>
+      <w:r>
+        <w:t>We implement the **Boore &amp; Atkinson (2008)** NGA-West1 model (BA08). The predicted ground motion is given by:</w:t>
+      </w:r>
+    </w:p>
+    <w:p>
+      <w:pPr>
+        <w:jc w:val="center"/>
+      </w:pPr>
+      <w:r>
+        <w:t>ln Y = F_M(M) + F_D(R_JB, M) + F_S(V_S30, R_JB, M) + epsilon sigma_T</w:t>
+      </w:r>
+    </w:p>
+    <w:p>
+      <w:r>
+        <w:t>Where:</w:t>
+      </w:r>
+    </w:p>
+    <w:p>
+      <w:pPr>
+        <w:pStyle w:val="ListBullet"/>
+      </w:pPr>
+      <w:r>
+        <w:t>Y: Ground motion intensity (Sa(1.0s) in g).</w:t>
+      </w:r>
+    </w:p>
+    <w:p>
+      <w:pPr>
+        <w:pStyle w:val="ListBullet"/>
+      </w:pPr>
+      <w:r>
+        <w:t>M: Moment magnitude (M_w).</w:t>
+      </w:r>
+    </w:p>
+    <w:p>
+      <w:pPr>
+        <w:pStyle w:val="ListBullet"/>
+      </w:pPr>
+      <w:r>
+        <w:t>R_JB: Joyner-Boore distance (closest distance to the surface projection of the fault).</w:t>
+      </w:r>
+    </w:p>
+    <w:p>
+      <w:pPr>
+        <w:pStyle w:val="ListBullet"/>
+      </w:pPr>
+      <w:r>
+        <w:t>V_S30: Time-averaged shear-wave velocity in the top 30 meters.</w:t>
+      </w:r>
+    </w:p>
+    <w:p>
+      <w:pPr>
+        <w:pStyle w:val="ListBullet"/>
+      </w:pPr>
+      <w:r>
+        <w:t>epsilon: Random variable representing total aleatory uncertainty.</w:t>
+      </w:r>
+    </w:p>
+    <w:p>
+      <w:pPr>
+        <w:pStyle w:val="ListBullet"/>
+      </w:pPr>
+      <w:r>
+        <w:t>sigma_T: Total standard deviation of the model.</w:t>
+      </w:r>
+    </w:p>
+    <w:p>
+      <w:pPr>
+        <w:pStyle w:val="Heading3"/>
+      </w:pPr>
+      <w:r>
+        <w:t>1.1 Source Term (F_M)</w:t>
+      </w:r>
+    </w:p>
+    <w:p>
+      <w:r>
+        <w:t>The source term accounts for magnitude scaling and fault type.</w:t>
+      </w:r>
+    </w:p>
+    <w:p>
+      <w:pPr>
+        <w:jc w:val="center"/>
+      </w:pPr>
+      <w:r>
+        <w:t>F_M = \begin{cases} e_1 U + e_2 SS + e_3 NS + e_4 RS + e_5(M - M_h) + e_6(M - M_h)^2 &amp; for M &lt;= M_h \\ e_1 U + e_2 SS + e_3 NS + e_4 RS + e_7(M - M_h) &amp; for M &gt; M_h \end{cases}</w:t>
+      </w:r>
+    </w:p>
+    <w:p>
+      <w:pPr>
+        <w:pStyle w:val="ListBullet"/>
+      </w:pPr>
+      <w:r>
+        <w:t>U, SS, NS, RS: Indicator variables for Unspecified, Strike-Slip, Normal, and Reverse faulting.</w:t>
+      </w:r>
+    </w:p>
+    <w:p>
+      <w:pPr>
+        <w:pStyle w:val="ListBullet"/>
+      </w:pPr>
+      <w:r>
+        <w:t>M_h: Hinge magnitude (6.75).</w:t>
+      </w:r>
+    </w:p>
+    <w:p>
+      <w:pPr>
+        <w:pStyle w:val="ListBullet"/>
+      </w:pPr>
+      <w:r>
+        <w:t>Coefficients (e_1 \dots e_7) are specific to the period T=1.0s.</w:t>
+      </w:r>
+    </w:p>
+    <w:p>
+      <w:pPr>
+        <w:pStyle w:val="Heading3"/>
+      </w:pPr>
+      <w:r>
+        <w:t>1.2 Distance Term (F_D)</w:t>
+      </w:r>
+    </w:p>
+    <w:p>
+      <w:r>
+        <w:t>The distance term accounts for geometric spreading and anelastic attenuation.</w:t>
+      </w:r>
+    </w:p>
+    <w:p>
+      <w:pPr>
+        <w:jc w:val="center"/>
+      </w:pPr>
+      <w:r>
+        <w:t>F_D(R, M) = [c_1 + c_2(M - M_h)] ln(R/R_{ref}) + c_3(R - R_{ref})</w:t>
+      </w:r>
+    </w:p>
+    <w:p>
+      <w:r>
+        <w:t>Where R = sqrt{R_JB^2 + h^2}.</w:t>
+      </w:r>
+    </w:p>
+    <w:p>
+      <w:pPr>
+        <w:pStyle w:val="Heading3"/>
+      </w:pPr>
+      <w:r>
+        <w:t>1.3 Site Amplification Term (F_S)</w:t>
+      </w:r>
+    </w:p>
+    <w:p>
+      <w:r>
+        <w:t>The site term accounts for linear and non-linear soil amplification.</w:t>
+      </w:r>
+    </w:p>
+    <w:p>
+      <w:pPr>
+        <w:jc w:val="center"/>
+      </w:pPr>
+      <w:r>
+        <w:t xml:space="preserve"> F_S = F_{lin} + F_{nl} </w:t>
+      </w:r>
+    </w:p>
+    <w:p>
+      <w:pPr>
+        <w:pStyle w:val="ListBullet"/>
+      </w:pPr>
+      <w:r>
+        <w:t>**Linear Term (F_{lin})**: b_{lin} ln(V_S30 / V_{ref})</w:t>
+      </w:r>
+    </w:p>
+    <w:p>
+      <w:pPr>
+        <w:pStyle w:val="ListBullet"/>
+      </w:pPr>
+      <w:r>
+        <w:t>**Non-linear Term (F_{nl})**: Function of input rock motion (PGA_{rock}) and soil stiffness. For soft soils (V_S30 &lt; V_2) under strong shaking, this term reduces amplification due to soil non-linearity.</w:t>
+      </w:r>
+    </w:p>
+    <w:p>
+      <w:r>
+        <w:br w:type="page"/>
+      </w:r>
+    </w:p>
+    <w:p>
+      <w:pPr>
+        <w:pStyle w:val="Heading2"/>
+      </w:pPr>
+      <w:r>
+        <w:t>2. Spatial Correlation Model</w:t>
+      </w:r>
+    </w:p>
+    <w:p>
+      <w:r>
+        <w:t>To generate realistic ground motion fields where nearby sites experience similar shaking intensities, we implement the **Jayaram &amp; Baker (2009)** spatial correlation model.</w:t>
+      </w:r>
+    </w:p>
+    <w:p>
+      <w:pPr>
+        <w:pStyle w:val="Heading3"/>
+      </w:pPr>
+      <w:r>
+        <w:t>2.1 Intra-event Residual Correlation</w:t>
+      </w:r>
+    </w:p>
+    <w:p>
+      <w:r>
+        <w:t>The total residual epsilon_{total} is decomposed into:</w:t>
+      </w:r>
+    </w:p>
+    <w:p>
+      <w:pPr>
+        <w:pStyle w:val="ListNumber"/>
+      </w:pPr>
+      <w:r>
+        <w:t>**Inter-event residual (eta)**: Common to all sites in one earthquake. eta ~ N(0, tau^2).</w:t>
+      </w:r>
+    </w:p>
+    <w:p>
+      <w:r>
+        <w:t>2. **Intra-event residual (epsilon)**: Varies by site but is spatially correlated. epsilon ~ N(0, sigma^2).</w:t>
+      </w:r>
+    </w:p>
+    <w:p>
+      <w:r>
+        <w:t>The correlation coefficient between intra-event residuals at two sites i and j separated by distance h is:</w:t>
+      </w:r>
+    </w:p>
+    <w:p>
+      <w:pPr>
+        <w:jc w:val="center"/>
+      </w:pPr>
+      <w:r>
+        <w:t>rho_{ij} = exp&lt;=ft(\frac{-3 h}{b}\right)</w:t>
+      </w:r>
+    </w:p>
+    <w:p>
+      <w:r>
+        <w:t>For Sa(1.0s), the correlation range parameter b is approximately **40.7 km**.</w:t>
+      </w:r>
+    </w:p>
+    <w:p>
+      <w:pPr>
+        <w:pStyle w:val="Heading3"/>
+      </w:pPr>
+      <w:r>
+        <w:t>2.2 Field Generation Algorithm</w:t>
+      </w:r>
+    </w:p>
+    <w:p>
+      <w:pPr>
+        <w:pStyle w:val="ListNumber"/>
+      </w:pPr>
+      <w:r>
+        <w:t>Compute the correlation matrix \mathbf{Sigma} for all sites based on pairwise distances.</w:t>
+      </w:r>
+    </w:p>
+    <w:p>
+      <w:r>
+        <w:t>2. Perform **Cholesky Decomposition**: \mathbf{Sigma} = \mathbf{L}\mathbf{L}^T.</w:t>
+      </w:r>
+    </w:p>
+    <w:p>
+      <w:r>
+        <w:t>3. Generate a vector of independent standard normal random variables \mathbf{z}.</w:t>
+      </w:r>
+    </w:p>
+    <w:p>
+      <w:r>
+        <w:t>4. Compute correlated residuals: \boldsymbol{epsilon}_{correlated} = \mathbf{L} \mathbf{z} * sigma.</w:t>
+      </w:r>
+    </w:p>
+    <w:p>
+      <w:r>
+        <w:t>5. Add the inter-event residual eta * tau (constant for the event).</w:t>
+      </w:r>
+    </w:p>
+    <w:p>
+      <w:r>
+        <w:t>6. The final simulated ground motion at site i is:</w:t>
+      </w:r>
+    </w:p>
+    <w:p>
+      <w:pPr>
+        <w:jc w:val="center"/>
+      </w:pPr>
+      <w:r>
+        <w:t>Y_i = exp(ln(Median}_i) + eta + epsilon_{correlated, i})</w:t>
+      </w:r>
+    </w:p>
+    <w:p>
+      <w:pPr>
+        <w:pStyle w:val="Heading2"/>
+      </w:pPr>
+      <w:r>
+        <w:t>3. Implementation Details</w:t>
+      </w:r>
+    </w:p>
+    <w:p>
+      <w:pPr>
+        <w:pStyle w:val="ListBullet"/>
+      </w:pPr>
+      <w:r>
+        <w:t>**Distance Metric**: Great-circle distance (Haversine formula) is used to approximate R_JB.</w:t>
+      </w:r>
+    </w:p>
+    <w:p>
+      <w:pPr>
+        <w:pStyle w:val="ListBullet"/>
+      </w:pPr>
+      <w:r>
+        <w:t xml:space="preserve">  **Grid vs. Site**: The simulation is performed directly at bridge locations (irregular grid), ensuring exact values for risk assessment.</w:t>
+      </w:r>
+    </w:p>
+    <w:p>
+      <w:r>
+        <w:br w:type="page"/>
+      </w:r>
+    </w:p>
+    <w:p>
+      <w:pPr>
+        <w:pStyle w:val="Heading1"/>
+      </w:pPr>
+      <w:r>
+        <w:t>Hazard Module Technical Reference</w:t>
+      </w:r>
+    </w:p>
+    <w:p>
+      <w:r>
+        <w:t>This section details the theoretical background and implementation of the ground motion prediction module (`src/hazard.py`). The module simulates spatially correlated ground motion fields for scenario earthquakes.</w:t>
+      </w:r>
+    </w:p>
+    <w:p>
+      <w:pPr>
+        <w:pStyle w:val="Heading2"/>
+      </w:pPr>
+      <w:r>
+        <w:t>1. Ground Motion Prediction Equation (GMPE)</w:t>
+      </w:r>
+    </w:p>
+    <w:p>
+      <w:r>
+        <w:t>The core ground motion intensity measure (IM) is the **5%-damped spectral acceleration at 1.0 second period**, denoted as Sa(1.0s).</w:t>
+      </w:r>
+    </w:p>
+    <w:p>
+      <w:r>
+        <w:t>We implement the **Boore &amp; Atkinson (2008)** NGA-West1 model (BA08). The predicted ground motion is given by:</w:t>
+      </w:r>
+    </w:p>
+    <w:p>
+      <w:pPr>
+        <w:jc w:val="center"/>
+      </w:pPr>
+      <w:r>
+        <w:t xml:space="preserve"> ln(Y) = F_M(M) + F_D(R_JB, M) + F_S(V_S30, R_JB, M) + ε·σ_T </w:t>
+      </w:r>
+    </w:p>
+    <w:p>
+      <w:r>
+        <w:t>Where:</w:t>
+      </w:r>
+    </w:p>
+    <w:p>
+      <w:pPr>
+        <w:pStyle w:val="ListBullet"/>
+      </w:pPr>
+      <w:r>
+        <w:t xml:space="preserve">  Y: Ground motion intensity (Sa(1.0s) in g).</w:t>
+      </w:r>
+    </w:p>
+    <w:p>
+      <w:pPr>
+        <w:pStyle w:val="ListBullet"/>
+      </w:pPr>
+      <w:r>
+        <w:t xml:space="preserve">  M: Moment magnitude (Mw).</w:t>
+      </w:r>
+    </w:p>
+    <w:p>
+      <w:pPr>
+        <w:pStyle w:val="ListBullet"/>
+      </w:pPr>
+      <w:r>
+        <w:t xml:space="preserve">  R_JB: Joyner-Boore distance (closest distance to the surface projection of the fault).</w:t>
+      </w:r>
+    </w:p>
+    <w:p>
+      <w:pPr>
+        <w:pStyle w:val="ListBullet"/>
+      </w:pPr>
+      <w:r>
+        <w:t xml:space="preserve">  V_S30: Time-averaged shear-wave velocity in the top 30 meters.</w:t>
+      </w:r>
+    </w:p>
+    <w:p>
+      <w:pPr>
+        <w:pStyle w:val="ListBullet"/>
+      </w:pPr>
+      <w:r>
+        <w:t xml:space="preserve">  ε: Random variable representing total aleatory uncertainty.</w:t>
+      </w:r>
+    </w:p>
+    <w:p>
+      <w:pPr>
+        <w:pStyle w:val="ListBullet"/>
+      </w:pPr>
+      <w:r>
+        <w:t xml:space="preserve">  σ_T: Total standard deviation of the model.</w:t>
+      </w:r>
+    </w:p>
+    <w:p>
+      <w:pPr>
+        <w:pStyle w:val="Heading3"/>
+      </w:pPr>
+      <w:r>
+        <w:t>1.1 Source Term (F_M)</w:t>
+      </w:r>
+    </w:p>
+    <w:p>
+      <w:r>
+        <w:t>The source term accounts for magnitude scaling and fault type.</w:t>
+      </w:r>
+    </w:p>
+    <w:p>
+      <w:pPr>
+        <w:jc w:val="center"/>
+      </w:pPr>
+      <w:r>
+        <w:t xml:space="preserve"> F_M = e_1·U + e_2·SS + e_3·NS + e_4·RS + e_5(M - M_h) + e_6(M - M_h)^2   (for M ≤ M_h) </w:t>
+      </w:r>
+    </w:p>
+    <w:p>
+      <w:pPr>
+        <w:jc w:val="center"/>
+      </w:pPr>
+      <w:r>
+        <w:t xml:space="preserve"> F_M = e_1·U + e_2·SS + e_3·NS + e_4·RS + e_7(M - M_h)                   (for M &gt; M_h) </w:t>
+      </w:r>
+    </w:p>
+    <w:p>
+      <w:pPr>
+        <w:pStyle w:val="ListBullet"/>
+      </w:pPr>
+      <w:r>
+        <w:t xml:space="preserve">  U, SS, NS, RS: Indicator variables for Unspecified, Strike-Slip, Normal, and Reverse faulting.</w:t>
+      </w:r>
+    </w:p>
+    <w:p>
+      <w:pPr>
+        <w:pStyle w:val="ListBullet"/>
+      </w:pPr>
+      <w:r>
+        <w:t xml:space="preserve">  M_h: Hinge magnitude (6.75).</w:t>
+      </w:r>
+    </w:p>
+    <w:p>
+      <w:pPr>
+        <w:pStyle w:val="ListBullet"/>
+      </w:pPr>
+      <w:r>
+        <w:t xml:space="preserve">  Coefficients (e_1 ... e_7) are specific to the period T=1.0s.</w:t>
+      </w:r>
+    </w:p>
+    <w:p>
+      <w:pPr>
+        <w:pStyle w:val="Heading3"/>
+      </w:pPr>
+      <w:r>
+        <w:t>1.2 Distance Term (F_D)</w:t>
+      </w:r>
+    </w:p>
+    <w:p>
+      <w:r>
+        <w:t>The distance term accounts for geometric spreading and anelastic attenuation.</w:t>
+      </w:r>
+    </w:p>
+    <w:p>
+      <w:pPr>
+        <w:jc w:val="center"/>
+      </w:pPr>
+      <w:r>
+        <w:t xml:space="preserve"> F_D(R, M) = [c_1 + c_2(M - M_h)] · ln(R/R_ref) + c_3(R - R_ref) </w:t>
+      </w:r>
+    </w:p>
+    <w:p>
+      <w:r>
+        <w:t>Where R = √(R_JB² + h²).</w:t>
+      </w:r>
+    </w:p>
+    <w:p>
+      <w:pPr>
+        <w:pStyle w:val="Heading3"/>
+      </w:pPr>
+      <w:r>
+        <w:t>1.3 Site Amplification Term (F_S)</w:t>
+      </w:r>
+    </w:p>
+    <w:p>
+      <w:r>
+        <w:t>The site term accounts for linear and non-linear soil amplification.</w:t>
+      </w:r>
+    </w:p>
+    <w:p>
+      <w:pPr>
+        <w:jc w:val="center"/>
+      </w:pPr>
+      <w:r>
+        <w:t xml:space="preserve"> F_S = F_lin + F_nl </w:t>
+      </w:r>
+    </w:p>
+    <w:p>
+      <w:pPr>
+        <w:pStyle w:val="ListBullet"/>
+      </w:pPr>
+      <w:r>
+        <w:t xml:space="preserve">  **Linear Term (F_lin)**: b_lin · ln(V_S30 / V_ref)</w:t>
+      </w:r>
+    </w:p>
+    <w:p>
+      <w:pPr>
+        <w:pStyle w:val="ListBullet"/>
+      </w:pPr>
+      <w:r>
+        <w:t xml:space="preserve">  **Non-linear Term (F_nl)**: Function of input rock motion (PGA_rock) and soil stiffness. For soft soils (V_S30 &lt; V_2) under strong shaking, this term reduces amplification due to soil non-linearity.</w:t>
+      </w:r>
+    </w:p>
+    <w:p>
+      <w:r>
+        <w:br w:type="page"/>
+      </w:r>
+    </w:p>
+    <w:p>
+      <w:pPr>
+        <w:pStyle w:val="Heading2"/>
+      </w:pPr>
+      <w:r>
+        <w:t>2. Spatial Correlation Model</w:t>
+      </w:r>
+    </w:p>
+    <w:p>
+      <w:r>
+        <w:t>To generate realistic ground motion fields where nearby sites experience similar shaking intensities, we implement the **Jayaram &amp; Baker (2009)** spatial correlation model.</w:t>
+      </w:r>
+    </w:p>
+    <w:p>
+      <w:pPr>
+        <w:pStyle w:val="Heading3"/>
+      </w:pPr>
+      <w:r>
+        <w:t>2.1 Intra-event Residual Correlation</w:t>
+      </w:r>
+    </w:p>
+    <w:p>
+      <w:r>
+        <w:t>The total residual epsilon_{total} is decomposed into:</w:t>
+      </w:r>
+    </w:p>
+    <w:p>
+      <w:pPr>
+        <w:pStyle w:val="ListNumber"/>
+      </w:pPr>
+      <w:r>
+        <w:t xml:space="preserve"> **Inter-event residual (η)**: Common to all sites in one earthquake. η ~ N(0, τ²).</w:t>
+      </w:r>
+    </w:p>
+    <w:p>
+      <w:r>
+        <w:t>2.  **Intra-event residual (ε)**: Varies by site but is spatially correlated. ε ~ N(0, σ²).</w:t>
+      </w:r>
+    </w:p>
+    <w:p>
+      <w:r>
+        <w:t>The correlation coefficient between intra-event residuals at two sites i and j separated by distance h is:</w:t>
+      </w:r>
+    </w:p>
+    <w:p>
+      <w:pPr>
+        <w:jc w:val="center"/>
+      </w:pPr>
+      <w:r>
+        <w:t xml:space="preserve"> ρ_ij = exp( -3h / b ) </w:t>
+      </w:r>
+    </w:p>
+    <w:p>
+      <w:r>
+        <w:t>For Sa(1.0s), the correlation range parameter b is approximately **40.7 km**.</w:t>
+      </w:r>
+    </w:p>
+    <w:p>
+      <w:pPr>
+        <w:pStyle w:val="Heading3"/>
+      </w:pPr>
+      <w:r>
+        <w:t>2.2 Field Generation Algorithm</w:t>
+      </w:r>
+    </w:p>
+    <w:p>
+      <w:pPr>
+        <w:pStyle w:val="ListNumber"/>
+      </w:pPr>
+      <w:r>
+        <w:t xml:space="preserve"> Compute the correlation matrix Σ for all sites based on pairwise distances.</w:t>
+      </w:r>
+    </w:p>
+    <w:p>
+      <w:r>
+        <w:t>2.  Perform **Cholesky Decomposition**: Σ = L·L^T.</w:t>
+      </w:r>
+    </w:p>
+    <w:p>
+      <w:r>
+        <w:t>3.  Generate a vector of independent standard normal random variables **z**.</w:t>
+      </w:r>
+    </w:p>
+    <w:p>
+      <w:r>
+        <w:t>4.  Compute correlated residuals: ε_correlated = L·z · σ.</w:t>
+      </w:r>
+    </w:p>
+    <w:p>
+      <w:r>
+        <w:t>5.  Add the inter-event residual η · τ (constant for the event).</w:t>
+      </w:r>
+    </w:p>
+    <w:p>
+      <w:r>
+        <w:t>6.  The final simulated ground motion at site i is:</w:t>
+      </w:r>
+    </w:p>
+    <w:p>
+      <w:pPr>
+        <w:jc w:val="center"/>
+      </w:pPr>
+      <w:r>
+        <w:t xml:space="preserve"> Y_i = exp( ln(Median_i) + η + ε_correlated,i ) </w:t>
+      </w:r>
+    </w:p>
+    <w:p>
+      <w:pPr>
+        <w:pStyle w:val="Heading2"/>
+      </w:pPr>
+      <w:r>
+        <w:t>3. Implementation Details</w:t>
+      </w:r>
+    </w:p>
+    <w:p>
+      <w:pPr>
+        <w:pStyle w:val="ListBullet"/>
+      </w:pPr>
+      <w:r>
+        <w:t>**Distance Metric**: Great-circle distance (Haversine formula) is used to approximate R_JB.</w:t>
+      </w:r>
+    </w:p>
+    <w:p>
+      <w:pPr>
+        <w:pStyle w:val="ListBullet"/>
+      </w:pPr>
+      <w:r>
+        <w:t xml:space="preserve">  **Grid vs. Site**: The simulation is performed directly at bridge locations (irregular grid), ensuring exact values for risk assessment.</w:t>
+      </w:r>
+    </w:p>
+    <w:p>
+      <w:r>
+        <w:br w:type="page"/>
+      </w:r>
+    </w:p>
+    <w:p>
+      <w:pPr>
+        <w:pStyle w:val="Heading1"/>
+      </w:pPr>
+      <w:r>
+        <w:t>Hazard Module Technical Reference</w:t>
+      </w:r>
+    </w:p>
+    <w:p>
+      <w:r>
+        <w:rPr>
+          <w:b w:val="0"/>
+          <w:sz w:val="22"/>
+        </w:rPr>
+        <w:t>This section details the theoretical background and implementation of the ground motion prediction module (src/hazard.py). The module simulates spatially correlated ground motion fields for scenario earthquakes.</w:t>
+      </w:r>
+    </w:p>
+    <w:p>
+      <w:pPr>
+        <w:pStyle w:val="Heading2"/>
+      </w:pPr>
+      <w:r>
+        <w:t>1. Ground Motion Prediction Equation (GMPE)</w:t>
+      </w:r>
+    </w:p>
+    <w:p>
+      <w:r>
+        <w:rPr>
+          <w:b w:val="0"/>
+          <w:sz w:val="22"/>
+        </w:rPr>
+        <w:t>The core ground motion intensity measure (IM) is the 5%-damped spectral acceleration at 1.0 second period, Sa(1.0s). We implement the Boore &amp; Atkinson (2008) NGA-West1 model (BA08). The predicted ground motion is:</w:t>
+      </w:r>
+    </w:p>
+    <w:p>
+      <w:pPr>
+        <w:jc w:val="center"/>
+      </w:pPr>
+      <m:oMath>
+        <m:r>
+          <m:rPr>
+            <m:sty m:val="p"/>
+          </m:rPr>
+          <m:t>ln</m:t>
+        </m:r>
+        <m:r>
+          <m:t>Y=</m:t>
+        </m:r>
+        <m:sSub>
+          <m:e>
+            <m:r>
+              <m:t>F</m:t>
+            </m:r>
+          </m:e>
+          <m:sub>
+            <m:r>
+              <m:t>M</m:t>
+            </m:r>
+          </m:sub>
+        </m:sSub>
+        <m:r>
+          <m:t>(M)+</m:t>
+        </m:r>
+        <m:sSub>
+          <m:e>
+            <m:r>
+              <m:t>F</m:t>
+            </m:r>
+          </m:e>
+          <m:sub>
+            <m:r>
+              <m:t>D</m:t>
+            </m:r>
+          </m:sub>
+        </m:sSub>
+        <m:r>
+          <m:t>(</m:t>
+        </m:r>
+        <m:sSub>
+          <m:e>
+            <m:r>
+              <m:t>R</m:t>
+            </m:r>
+          </m:e>
+          <m:sub>
+            <m:r>
+              <m:t>JB</m:t>
+            </m:r>
+          </m:sub>
+        </m:sSub>
+        <m:r>
+          <m:t>,M)+</m:t>
+        </m:r>
+        <m:sSub>
+          <m:e>
+            <m:r>
+              <m:t>F</m:t>
+            </m:r>
+          </m:e>
+          <m:sub>
+            <m:r>
+              <m:t>S</m:t>
+            </m:r>
+          </m:sub>
+        </m:sSub>
+        <m:r>
+          <m:t>(</m:t>
+        </m:r>
+        <m:sSub>
+          <m:e>
+            <m:r>
+              <m:t>V</m:t>
+            </m:r>
+          </m:e>
+          <m:sub>
+            <m:r>
+              <m:t>S30</m:t>
+            </m:r>
+          </m:sub>
+        </m:sSub>
+        <m:r>
+          <m:t>,</m:t>
+        </m:r>
+        <m:sSub>
+          <m:e>
+            <m:r>
+              <m:t>R</m:t>
+            </m:r>
+          </m:e>
+          <m:sub>
+            <m:r>
+              <m:t>JB</m:t>
+            </m:r>
+          </m:sub>
+        </m:sSub>
+        <m:r>
+          <m:t>,M)+ε·</m:t>
+        </m:r>
+        <m:sSub>
+          <m:e>
+            <m:r>
+              <m:t>σ</m:t>
+            </m:r>
+          </m:e>
+          <m:sub>
+            <m:r>
+              <m:t>T</m:t>
+            </m:r>
+          </m:sub>
+        </m:sSub>
+      </m:oMath>
+    </w:p>
+    <w:p>
+      <w:r>
+        <w:rPr>
+          <w:b w:val="0"/>
+          <w:sz w:val="22"/>
+        </w:rPr>
+        <w:t>Where:</w:t>
+      </w:r>
+    </w:p>
+    <w:p>
+      <w:pPr>
+        <w:pStyle w:val="ListBullet"/>
+      </w:pPr>
+      <w:r>
+        <w:t>Y: Ground motion intensity, Sa(1.0s) in g</w:t>
+      </w:r>
+    </w:p>
+    <w:p>
+      <w:pPr>
+        <w:pStyle w:val="ListBullet"/>
+      </w:pPr>
+      <w:r>
+        <w:t>M: Moment magnitude (Mw)</w:t>
+      </w:r>
+    </w:p>
+    <w:p>
+      <w:pPr>
+        <w:pStyle w:val="ListBullet"/>
+      </w:pPr>
+      <w:r>
+        <w:t>R_JB: Joyner-Boore distance (km)</w:t>
+      </w:r>
+    </w:p>
+    <w:p>
+      <w:pPr>
+        <w:pStyle w:val="ListBullet"/>
+      </w:pPr>
+      <w:r>
+        <w:t>V_S30: Time-averaged shear-wave velocity in the top 30 m (m/s)</w:t>
+      </w:r>
+    </w:p>
+    <w:p>
+      <w:pPr>
+        <w:pStyle w:val="ListBullet"/>
+      </w:pPr>
+      <w:r>
+        <w:t>ε: Random variable representing total aleatory uncertainty</w:t>
+      </w:r>
+    </w:p>
+    <w:p>
+      <w:pPr>
+        <w:pStyle w:val="ListBullet"/>
+      </w:pPr>
+      <w:r>
+        <w:t>σ_T: Total standard deviation of the model</w:t>
+      </w:r>
+    </w:p>
+    <w:p>
+      <w:pPr>
+        <w:pStyle w:val="Heading3"/>
+      </w:pPr>
+      <w:r>
+        <w:t>1.1 Source Term (F_M)</w:t>
+      </w:r>
+    </w:p>
+    <w:p>
+      <w:r>
+        <w:rPr>
+          <w:b w:val="0"/>
+          <w:sz w:val="22"/>
+        </w:rPr>
+        <w:t>The source term accounts for magnitude scaling and fault type. The piecewise formulation is:</w:t>
+      </w:r>
+    </w:p>
+    <w:p>
+      <w:pPr>
+        <w:jc w:val="center"/>
+      </w:pPr>
+      <m:oMath>
+        <m:sSub>
+          <m:e>
+            <m:r>
+              <m:t>F</m:t>
+            </m:r>
+          </m:e>
+          <m:sub>
+            <m:r>
+              <m:t>M</m:t>
+            </m:r>
+          </m:sub>
+        </m:sSub>
+        <m:r>
+          <m:t>=</m:t>
+        </m:r>
+        <m:sSub>
+          <m:e>
+            <m:r>
+              <m:t>e</m:t>
+            </m:r>
+          </m:e>
+          <m:sub>
+            <m:r>
+              <m:t>1</m:t>
+            </m:r>
+          </m:sub>
+        </m:sSub>
+        <m:r>
+          <m:t>U+</m:t>
+        </m:r>
+        <m:sSub>
+          <m:e>
+            <m:r>
+              <m:t>e</m:t>
+            </m:r>
+          </m:e>
+          <m:sub>
+            <m:r>
+              <m:t>2</m:t>
+            </m:r>
+          </m:sub>
+        </m:sSub>
+        <m:r>
+          <m:t>SS+</m:t>
+        </m:r>
+        <m:sSub>
+          <m:e>
+            <m:r>
+              <m:t>e</m:t>
+            </m:r>
+          </m:e>
+          <m:sub>
+            <m:r>
+              <m:t>3</m:t>
+            </m:r>
+          </m:sub>
+        </m:sSub>
+        <m:r>
+          <m:t>NS+</m:t>
+        </m:r>
+        <m:sSub>
+          <m:e>
+            <m:r>
+              <m:t>e</m:t>
+            </m:r>
+          </m:e>
+          <m:sub>
+            <m:r>
+              <m:t>4</m:t>
+            </m:r>
+          </m:sub>
+        </m:sSub>
+        <m:r>
+          <m:t>RS+</m:t>
+        </m:r>
+        <m:sSub>
+          <m:e>
+            <m:r>
+              <m:t>e</m:t>
+            </m:r>
+          </m:e>
+          <m:sub>
+            <m:r>
+              <m:t>5</m:t>
+            </m:r>
+          </m:sub>
+        </m:sSub>
+        <m:r>
+          <m:t>(M−</m:t>
+        </m:r>
+        <m:sSub>
+          <m:e>
+            <m:r>
+              <m:t>M</m:t>
+            </m:r>
+          </m:e>
+          <m:sub>
+            <m:r>
+              <m:t>h</m:t>
+            </m:r>
+          </m:sub>
+        </m:sSub>
+        <m:r>
+          <m:t>)+</m:t>
+        </m:r>
+        <m:sSub>
+          <m:e>
+            <m:r>
+              <m:t>e</m:t>
+            </m:r>
+          </m:e>
+          <m:sub>
+            <m:r>
+              <m:t>6</m:t>
+            </m:r>
+          </m:sub>
+        </m:sSub>
+        <m:r>
+          <m:t>(M−</m:t>
+        </m:r>
+        <m:sSub>
+          <m:e>
+            <m:r>
+              <m:t>M</m:t>
+            </m:r>
+          </m:e>
+          <m:sub>
+            <m:r>
+              <m:t>h</m:t>
+            </m:r>
+          </m:sub>
+        </m:sSub>
+        <m:sSup>
+          <m:e>
+            <m:r>
+              <m:t>)</m:t>
+            </m:r>
+          </m:e>
+          <m:sup>
+            <m:r>
+              <m:t>2</m:t>
+            </m:r>
+          </m:sup>
+        </m:sSup>
+        <m:r>
+          <m:t>(M≤</m:t>
+        </m:r>
+        <m:sSub>
+          <m:e>
+            <m:r>
+              <m:t>M</m:t>
+            </m:r>
+          </m:e>
+          <m:sub>
+            <m:r>
+              <m:t>h</m:t>
+            </m:r>
+          </m:sub>
+        </m:sSub>
+        <m:r>
+          <m:t>)</m:t>
+        </m:r>
+      </m:oMath>
+    </w:p>
+    <w:p>
+      <w:pPr>
+        <w:jc w:val="center"/>
+      </w:pPr>
+      <m:oMath>
+        <m:sSub>
+          <m:e>
+            <m:r>
+              <m:t>F</m:t>
+            </m:r>
+          </m:e>
+          <m:sub>
+            <m:r>
+              <m:t>M</m:t>
+            </m:r>
+          </m:sub>
+        </m:sSub>
+        <m:r>
+          <m:t>=</m:t>
+        </m:r>
+        <m:sSub>
+          <m:e>
+            <m:r>
+              <m:t>e</m:t>
+            </m:r>
+          </m:e>
+          <m:sub>
+            <m:r>
+              <m:t>1</m:t>
+            </m:r>
+          </m:sub>
+        </m:sSub>
+        <m:r>
+          <m:t>U+</m:t>
+        </m:r>
+        <m:sSub>
+          <m:e>
+            <m:r>
+              <m:t>e</m:t>
+            </m:r>
+          </m:e>
+          <m:sub>
+            <m:r>
+              <m:t>2</m:t>
+            </m:r>
+          </m:sub>
+        </m:sSub>
+        <m:r>
+          <m:t>SS+</m:t>
+        </m:r>
+        <m:sSub>
+          <m:e>
+            <m:r>
+              <m:t>e</m:t>
+            </m:r>
+          </m:e>
+          <m:sub>
+            <m:r>
+              <m:t>3</m:t>
+            </m:r>
+          </m:sub>
+        </m:sSub>
+        <m:r>
+          <m:t>NS+</m:t>
+        </m:r>
+        <m:sSub>
+          <m:e>
+            <m:r>
+              <m:t>e</m:t>
+            </m:r>
+          </m:e>
+          <m:sub>
+            <m:r>
+              <m:t>4</m:t>
+            </m:r>
+          </m:sub>
+        </m:sSub>
+        <m:r>
+          <m:t>RS+</m:t>
+        </m:r>
+        <m:sSub>
+          <m:e>
+            <m:r>
+              <m:t>e</m:t>
+            </m:r>
+          </m:e>
+          <m:sub>
+            <m:r>
+              <m:t>7</m:t>
+            </m:r>
+          </m:sub>
+        </m:sSub>
+        <m:r>
+          <m:t>(M−</m:t>
+        </m:r>
+        <m:sSub>
+          <m:e>
+            <m:r>
+              <m:t>M</m:t>
+            </m:r>
+          </m:e>
+          <m:sub>
+            <m:r>
+              <m:t>h</m:t>
+            </m:r>
+          </m:sub>
+        </m:sSub>
+        <m:r>
+          <m:t>)</m:t>
+        </m:r>
+        <m:r>
+          <m:t>(M&gt;</m:t>
+        </m:r>
+        <m:sSub>
+          <m:e>
+            <m:r>
+              <m:t>M</m:t>
+            </m:r>
+          </m:e>
+          <m:sub>
+            <m:r>
+              <m:t>h</m:t>
+            </m:r>
+          </m:sub>
+        </m:sSub>
+        <m:r>
+          <m:t>)</m:t>
+        </m:r>
+      </m:oMath>
+    </w:p>
+    <w:p>
+      <w:pPr>
+        <w:pStyle w:val="ListBullet"/>
+      </w:pPr>
+      <w:r>
+        <w:t>U, SS, NS, RS: Indicator variables for Unspecified, Strike-Slip, Normal, and Reverse faulting</w:t>
+      </w:r>
+    </w:p>
+    <w:p>
+      <w:pPr>
+        <w:pStyle w:val="ListBullet"/>
+      </w:pPr>
+      <w:r>
+        <w:t>M_h: Hinge magnitude (6.75)</w:t>
+      </w:r>
+    </w:p>
+    <w:p>
+      <w:pPr>
+        <w:pStyle w:val="ListBullet"/>
+      </w:pPr>
+      <w:r>
+        <w:t>Coefficients (e₁ … e₇) are specific to the period T = 1.0 s</w:t>
+      </w:r>
+    </w:p>
+    <w:p>
+      <w:pPr>
+        <w:pStyle w:val="Heading3"/>
+      </w:pPr>
+      <w:r>
+        <w:t>1.2 Distance Term (F_D)</w:t>
+      </w:r>
+    </w:p>
+    <w:p>
+      <w:r>
+        <w:rPr>
+          <w:b w:val="0"/>
+          <w:sz w:val="22"/>
+        </w:rPr>
+        <w:t>The distance term accounts for geometric spreading and anelastic attenuation.</w:t>
+      </w:r>
+    </w:p>
+    <w:p>
+      <w:pPr>
+        <w:jc w:val="center"/>
+      </w:pPr>
+      <m:oMath>
+        <m:sSub>
+          <m:e>
+            <m:r>
+              <m:t>F</m:t>
+            </m:r>
+          </m:e>
+          <m:sub>
+            <m:r>
+              <m:t>D</m:t>
+            </m:r>
+          </m:sub>
+        </m:sSub>
+        <m:r>
+          <m:t>(R,M)=</m:t>
+        </m:r>
+        <m:d>
+          <m:dPr>
+            <m:begChr m:val="["/>
+            <m:sepChr m:val=""/>
+            <m:endChr m:val="]"/>
+          </m:dPr>
+          <m:e>
+            <m:sSub>
+              <m:e>
+                <m:r>
+                  <m:t>c</m:t>
+                </m:r>
+              </m:e>
+              <m:sub>
+                <m:r>
+                  <m:t>1</m:t>
+                </m:r>
+              </m:sub>
+            </m:sSub>
+            <m:r>
+              <m:t>+</m:t>
+            </m:r>
+            <m:sSub>
+              <m:e>
+                <m:r>
+                  <m:t>c</m:t>
+                </m:r>
+              </m:e>
+              <m:sub>
+                <m:r>
+                  <m:t>2</m:t>
+                </m:r>
+              </m:sub>
+            </m:sSub>
+            <m:r>
+              <m:t>(</m:t>
+            </m:r>
+            <m:r>
+              <m:t>M</m:t>
+            </m:r>
+            <m:r>
+              <m:t>−</m:t>
+            </m:r>
+            <m:sSub>
+              <m:e>
+                <m:r>
+                  <m:t>M</m:t>
+                </m:r>
+              </m:e>
+              <m:sub>
+                <m:r>
+                  <m:t>h</m:t>
+                </m:r>
+              </m:sub>
+            </m:sSub>
+            <m:r>
+              <m:t>)</m:t>
+            </m:r>
+          </m:e>
+        </m:d>
+        <m:r>
+          <m:rPr>
+            <m:sty m:val="p"/>
+          </m:rPr>
+          <m:t>ln</m:t>
+        </m:r>
+        <m:r>
+          <m:t>R+</m:t>
+        </m:r>
+        <m:sSub>
+          <m:e>
+            <m:r>
+              <m:t>c</m:t>
+            </m:r>
+          </m:e>
+          <m:sub>
+            <m:r>
+              <m:t>3</m:t>
+            </m:r>
+          </m:sub>
+        </m:sSub>
+        <m:r>
+          <m:t>(R−1)</m:t>
+        </m:r>
+      </m:oMath>
+    </w:p>
+    <w:p>
+      <w:r>
+        <w:rPr>
+          <w:b w:val="0"/>
+          <w:sz w:val="22"/>
+        </w:rPr>
+        <w:t>Where:</w:t>
+      </w:r>
+    </w:p>
+    <w:p>
+      <w:pPr>
+        <w:jc w:val="center"/>
+      </w:pPr>
+      <m:oMath>
+        <m:r>
+          <m:t>R=</m:t>
+        </m:r>
+        <m:rad>
+          <m:radPr>
+            <m:degHide m:val="on"/>
+          </m:radPr>
+          <m:deg/>
+          <m:e>
+            <m:sSubSup>
+              <m:e>
+                <m:r>
+                  <m:t>R</m:t>
+                </m:r>
+              </m:e>
+              <m:sub>
+                <m:r>
+                  <m:t>JB</m:t>
+                </m:r>
+              </m:sub>
+              <m:sup>
+                <m:r>
+                  <m:t>2</m:t>
+                </m:r>
+              </m:sup>
+            </m:sSubSup>
+            <m:r>
+              <m:t>+</m:t>
+            </m:r>
+            <m:sSup>
+              <m:e>
+                <m:r>
+                  <m:t>h</m:t>
+                </m:r>
+              </m:e>
+              <m:sup>
+                <m:r>
+                  <m:t>2</m:t>
+                </m:r>
+              </m:sup>
+            </m:sSup>
+          </m:e>
+        </m:rad>
+      </m:oMath>
+    </w:p>
+    <w:p>
+      <w:pPr>
+        <w:pStyle w:val="Heading3"/>
+      </w:pPr>
+      <w:r>
+        <w:t>1.3 Site Amplification Term (F_S)</w:t>
+      </w:r>
+    </w:p>
+    <w:p>
+      <w:r>
+        <w:rPr>
+          <w:b w:val="0"/>
+          <w:sz w:val="22"/>
+        </w:rPr>
+        <w:t>The site term accounts for linear and non-linear soil amplification.</w:t>
+      </w:r>
+    </w:p>
+    <w:p>
+      <w:pPr>
+        <w:jc w:val="center"/>
+      </w:pPr>
+      <m:oMath>
+        <m:sSub>
+          <m:e>
+            <m:r>
+              <m:t>F</m:t>
+            </m:r>
+          </m:e>
+          <m:sub>
+            <m:r>
+              <m:t>S</m:t>
+            </m:r>
+          </m:sub>
+        </m:sSub>
+        <m:r>
+          <m:t>=</m:t>
+        </m:r>
+        <m:sSub>
+          <m:e>
+            <m:r>
+              <m:t>F</m:t>
+            </m:r>
+          </m:e>
+          <m:sub>
+            <m:r>
+              <m:t>lin</m:t>
+            </m:r>
+          </m:sub>
+        </m:sSub>
+        <m:r>
+          <m:t>+</m:t>
+        </m:r>
+        <m:sSub>
+          <m:e>
+            <m:r>
+              <m:t>F</m:t>
+            </m:r>
+          </m:e>
+          <m:sub>
+            <m:r>
+              <m:t>nl</m:t>
+            </m:r>
+          </m:sub>
+        </m:sSub>
+      </m:oMath>
+    </w:p>
+    <w:p>
+      <w:r>
+        <w:rPr>
+          <w:b w:val="0"/>
+          <w:sz w:val="22"/>
+        </w:rPr>
+        <w:t>Linear site amplification term:</w:t>
+      </w:r>
+    </w:p>
+    <w:p>
+      <w:pPr>
+        <w:jc w:val="center"/>
+      </w:pPr>
+      <m:oMath>
+        <m:sSub>
+          <m:e>
+            <m:r>
+              <m:t>F</m:t>
+            </m:r>
+          </m:e>
+          <m:sub>
+            <m:r>
+              <m:t>lin</m:t>
+            </m:r>
+          </m:sub>
+        </m:sSub>
+        <m:r>
+          <m:t>=</m:t>
+        </m:r>
+        <m:sSub>
+          <m:e>
+            <m:r>
+              <m:t>b</m:t>
+            </m:r>
+          </m:e>
+          <m:sub>
+            <m:r>
+              <m:t>lin</m:t>
+            </m:r>
+          </m:sub>
+        </m:sSub>
+        <m:r>
+          <m:t>·</m:t>
+        </m:r>
+        <m:r>
+          <m:rPr>
+            <m:sty m:val="p"/>
+          </m:rPr>
+          <m:t>ln</m:t>
+        </m:r>
+        <m:d>
+          <m:dPr>
+            <m:sepChr m:val=""/>
+          </m:dPr>
+          <m:e>
+            <m:f>
+              <m:fPr>
+                <m:type m:val="bar"/>
+              </m:fPr>
+              <m:num>
+                <m:r>
+                  <m:t>min(</m:t>
+                </m:r>
+                <m:sSub>
+                  <m:e>
+                    <m:r>
+                      <m:t>V</m:t>
+                    </m:r>
+                  </m:e>
+                  <m:sub>
+                    <m:r>
+                      <m:t>S30</m:t>
+                    </m:r>
+                  </m:sub>
+                </m:sSub>
+                <m:r>
+                  <m:t>,</m:t>
+                </m:r>
+                <m:sSub>
+                  <m:e>
+                    <m:r>
+                      <m:t>V</m:t>
+                    </m:r>
+                  </m:e>
+                  <m:sub>
+                    <m:r>
+                      <m:t>ref</m:t>
+                    </m:r>
+                  </m:sub>
+                </m:sSub>
+                <m:r>
+                  <m:t>)</m:t>
+                </m:r>
+              </m:num>
+              <m:den>
+                <m:sSub>
+                  <m:e>
+                    <m:r>
+                      <m:t>V</m:t>
+                    </m:r>
+                  </m:e>
+                  <m:sub>
+                    <m:r>
+                      <m:t>ref</m:t>
+                    </m:r>
+                  </m:sub>
+                </m:sSub>
+              </m:den>
+            </m:f>
+          </m:e>
+        </m:d>
+      </m:oMath>
+    </w:p>
+    <w:p>
+      <w:r>
+        <w:rPr>
+          <w:b w:val="0"/>
+          <w:sz w:val="22"/>
+        </w:rPr>
+        <w:t>Non-linear term (F_nl): For soft soils (V_S30 &lt; V₂ = 300 m/s) under strong shaking, this term reduces amplification due to soil non-linearity.</w:t>
+      </w:r>
+    </w:p>
+    <w:p>
+      <w:pPr>
+        <w:pStyle w:val="Heading2"/>
+      </w:pPr>
+      <w:r>
+        <w:t>2. Spatial Correlation Model</w:t>
+      </w:r>
+    </w:p>
+    <w:p>
+      <w:r>
+        <w:rPr>
+          <w:b w:val="0"/>
+          <w:sz w:val="22"/>
+        </w:rPr>
+        <w:t>To generate realistic ground motion fields where nearby sites experience similar shaking intensities, we implement the Jayaram &amp; Baker (2009) spatial correlation model.</w:t>
+      </w:r>
+    </w:p>
+    <w:p>
+      <w:pPr>
+        <w:pStyle w:val="Heading3"/>
+      </w:pPr>
+      <w:r>
+        <w:t>2.1 Intra-event Residual Correlation</w:t>
+      </w:r>
+    </w:p>
+    <w:p>
+      <w:r>
+        <w:rPr>
+          <w:b w:val="0"/>
+          <w:sz w:val="22"/>
+        </w:rPr>
+        <w:t>The total residual is decomposed into an inter-event term (η, common to all sites) and an intra-event term (ε, spatially correlated across sites). The correlation coefficient between intra-event residuals at two sites separated by distance h is:</w:t>
+      </w:r>
+    </w:p>
+    <w:p>
+      <w:pPr>
+        <w:jc w:val="center"/>
+      </w:pPr>
+      <m:oMath>
+        <m:sSub>
+          <m:e>
+            <m:r>
+              <m:t>ρ</m:t>
+            </m:r>
+          </m:e>
+          <m:sub>
+            <m:r>
+              <m:t>ij</m:t>
+            </m:r>
+          </m:sub>
+        </m:sSub>
+        <m:r>
+          <m:t>=</m:t>
+        </m:r>
+        <m:r>
+          <m:rPr>
+            <m:sty m:val="p"/>
+          </m:rPr>
+          <m:t>exp</m:t>
+        </m:r>
+        <m:d>
+          <m:dPr>
+            <m:sepChr m:val=""/>
+          </m:dPr>
+          <m:e>
+            <m:f>
+              <m:fPr>
+                <m:type m:val="bar"/>
+              </m:fPr>
+              <m:num>
+                <m:r>
+                  <m:t>−3h</m:t>
+                </m:r>
+              </m:num>
+              <m:den>
+                <m:r>
+                  <m:t>b</m:t>
+                </m:r>
+              </m:den>
+            </m:f>
+          </m:e>
+        </m:d>
+      </m:oMath>
+    </w:p>
+    <w:p>
+      <w:r>
+        <w:rPr>
+          <w:b w:val="0"/>
+          <w:sz w:val="22"/>
+        </w:rPr>
+        <w:t>For Sa(1.0s), the correlation range parameter b ≈ 40.7 km.</w:t>
+      </w:r>
+    </w:p>
+    <w:p>
+      <w:pPr>
+        <w:pStyle w:val="Heading3"/>
+      </w:pPr>
+      <w:r>
+        <w:t>2.2 Field Generation Algorithm</w:t>
+      </w:r>
+    </w:p>
+    <w:p>
+      <w:r>
+        <w:rPr>
+          <w:b w:val="0"/>
+          <w:sz w:val="22"/>
+        </w:rPr>
+        <w:t>1) Compute the correlation matrix Σ for all sites based on pairwise distances.</w:t>
+        <w:br/>
+        <w:t>2) Perform Cholesky Decomposition: Σ = L·Lᵀ.</w:t>
+        <w:br/>
+        <w:t>3) Generate a vector of independent standard normal random variables z.</w:t>
+        <w:br/>
+        <w:t>4) Compute correlated residuals:</w:t>
+      </w:r>
+    </w:p>
+    <w:p>
+      <w:pPr>
+        <w:jc w:val="center"/>
+      </w:pPr>
+      <m:oMath>
+        <m:sSub>
+          <m:e>
+            <m:r>
+              <m:rPr>
+                <m:sty m:val="bi"/>
+              </m:rPr>
+              <m:t>ε</m:t>
+            </m:r>
+          </m:e>
+          <m:sub>
+            <m:r>
+              <m:t>corr</m:t>
+            </m:r>
+          </m:sub>
+        </m:sSub>
+        <m:r>
+          <m:t>=𝐋·𝐳·σ</m:t>
+        </m:r>
+      </m:oMath>
+    </w:p>
+    <w:p>
+      <w:r>
+        <w:rPr>
+          <w:b w:val="0"/>
+          <w:sz w:val="22"/>
+        </w:rPr>
+        <w:t>5) Add the inter-event residual η·τ (constant for the event).</w:t>
+      </w:r>
+    </w:p>
+    <w:p>
+      <w:r>
+        <w:rPr>
+          <w:b w:val="0"/>
+          <w:sz w:val="22"/>
+        </w:rPr>
+        <w:t>6) The final simulated ground motion at site i is:</w:t>
+      </w:r>
+    </w:p>
+    <w:p>
+      <w:pPr>
+        <w:jc w:val="center"/>
+      </w:pPr>
+      <m:oMath>
+        <m:sSub>
+          <m:e>
+            <m:r>
+              <m:t>Y</m:t>
+            </m:r>
+          </m:e>
+          <m:sub>
+            <m:r>
+              <m:t>i</m:t>
+            </m:r>
+          </m:sub>
+        </m:sSub>
+        <m:r>
+          <m:t>=</m:t>
+        </m:r>
+        <m:r>
+          <m:rPr>
+            <m:sty m:val="p"/>
+          </m:rPr>
+          <m:t>exp</m:t>
+        </m:r>
+        <m:d>
+          <m:dPr>
+            <m:sepChr m:val="+"/>
+          </m:dPr>
+          <m:e>
+            <m:r>
+              <m:rPr>
+                <m:sty m:val="p"/>
+              </m:rPr>
+              <m:t>ln</m:t>
+            </m:r>
+            <m:sSub>
+              <m:e>
+                <m:r>
+                  <m:t>μ</m:t>
+                </m:r>
+              </m:e>
+              <m:sub>
+                <m:r>
+                  <m:t>i</m:t>
+                </m:r>
+              </m:sub>
+            </m:sSub>
+          </m:e>
+          <m:e>
+            <m:r>
+              <m:t>η</m:t>
+            </m:r>
+          </m:e>
+          <m:e>
+            <m:sSub>
+              <m:e>
+                <m:r>
+                  <m:t>ε</m:t>
+                </m:r>
+              </m:e>
+              <m:sub>
+                <m:r>
+                  <m:t>i</m:t>
+                </m:r>
+              </m:sub>
+            </m:sSub>
+          </m:e>
+        </m:d>
+      </m:oMath>
+    </w:p>
+    <w:p>
+      <w:pPr>
+        <w:pStyle w:val="Heading2"/>
+      </w:pPr>
+      <w:r>
+        <w:t>3. Implementation Details</w:t>
+      </w:r>
+    </w:p>
+    <w:p>
+      <w:pPr>
+        <w:pStyle w:val="ListBullet"/>
+      </w:pPr>
+      <w:r>
+        <w:t>Distance Metric: Great-circle distance (Haversine formula) is used to approximate R_JB.</w:t>
+      </w:r>
+    </w:p>
+    <w:p>
+      <w:pPr>
+        <w:pStyle w:val="ListBullet"/>
+      </w:pPr>
+      <w:r>
+        <w:t>Grid vs. Site: The simulation is performed directly at bridge locations (irregular grid), ensuring exact values for risk assessment.</w:t>
+      </w:r>
+    </w:p>
+    <w:p>
+      <w:r>
+        <w:t>Corrected Core Equations</w:t>
+      </w:r>
+    </w:p>
+    <w:p>
+      <w:r>
+        <w:t>GMPE (BA08): ln(Y) = F_M(M) + F_D(R_JB, M) + F_S(V_S30, R_JB, M) + epsilon * sigma_T</w:t>
+      </w:r>
+    </w:p>
+    <w:p>
+      <w:r>
+        <w:t>Distance term: F_D(R, M) = [c1 + c2(M - M_h)] * ln(R / R_ref) + c3(R - R_ref)</w:t>
+      </w:r>
+    </w:p>
+    <w:p>
+      <w:r>
+        <w:t>With: R = sqrt(R_JB^2 + h^2)</w:t>
+      </w:r>
+    </w:p>
+    <w:p>
+      <w:r>
+        <w:t>Fragility exceedance: P[DS &gt;= ds | Sa] = Phi((ln(Sa) - ln(theta_ds)) / beta_ds)</w:t>
+      </w:r>
+    </w:p>
+    <w:p>
+      <w:r>
+        <w:t>Loss expectation: E[Loss] = SUM_ds [P(DS=ds) * DR(ds) * Replacement_Cost]</w:t>
+      </w:r>
+    </w:p>
+    <w:p>
+      <w:r>
+        <w:t>Spatial correlation: rho_ij = exp(-3h / b)</w:t>
+      </w:r>
+    </w:p>
+    <w:p>
+      <w:r>
+        <w:t>Correlated field: epsilon_correlated = L * z * sigma</w:t>
       </w:r>
     </w:p>
     <w:sectPr>

--- a/CAT411_Technical_Documentation.docx
+++ b/CAT411_Technical_Documentation.docx
@@ -209,6 +209,150 @@
     </w:p>
     <w:p>
       <w:pPr>
+        <w:pStyle w:val="Heading2"/>
+      </w:pPr>
+      <w:r>
+        <w:t xml:space="preserve">2.1 GMPE Plugin Architecture</w:t>
+      </w:r>
+    </w:p>
+    <w:p>
+      <w:pPr>
+        <w:pStyle w:val="Normal"/>
+      </w:pPr>
+      <w:r>
+        <w:t xml:space="preserve">The GMPE (Ground Motion Prediction Equation) subsystem uses a Protocol + Registry pattern with 3 files:</w:t>
+      </w:r>
+    </w:p>
+    <w:p>
+      <w:pPr>
+        <w:pStyle w:val="Normal"/>
+      </w:pPr>
+      <w:r>
+        <w:t xml:space="preserve">src/gmpe_base.py -- Infrastructure layer. Defines the GMPEModel Protocol interface (.compute(Mw, R_JB, Vs30, fault_type, period) -&gt; (median_g, sigma_ln)), the GMPE_REGISTRY dictionary for model lookup, register_gmpe()/get_gmpe() helper functions, and IM_TYPE_TO_PERIOD mapping (PGA=0.0, SA03=0.3, SA10=1.0, SA30=3.0).</w:t>
+      </w:r>
+    </w:p>
+    <w:p>
+      <w:pPr>
+        <w:pStyle w:val="Normal"/>
+      </w:pPr>
+      <w:r>
+        <w:t xml:space="preserve">src/gmpe_bssa21.py -- BSSA14/21 NGA-West2 implementation. Contains the full 108-row coefficient table (PGV + PGA + 106 SA periods) from the official BSSA14 CSV (Dave Boore website), verified against OpenQuake hazardlib. The BSSA21 class implements source term F_E (mechanism-dependent), path term F_P (geometric spreading + anelastic attenuation), and site term F_S (linear + nonlinear amplification with PGA_rock self-reference). Auto-registers as 'bssa21' on import.</w:t>
+      </w:r>
+    </w:p>
+    <w:p>
+      <w:pPr>
+        <w:pStyle w:val="Normal"/>
+      </w:pPr>
+      <w:r>
+        <w:t xml:space="preserve">src/gmpe_ba08.py -- BA08 wrapper. Thin adapter around existing hazard.py BA08 functions, conforming to the GMPEModel Protocol. Supports PGA and Sa(1.0s) only. Auto-registers as 'ba08' on import.</w:t>
+      </w:r>
+    </w:p>
+    <w:p>
+      <w:pPr>
+        <w:pStyle w:val="Normal"/>
+      </w:pPr>
+      <w:r>
+        <w:t xml:space="preserve">Why 3 files? Separation of concerns. gmpe_base.py defines the contract; each model file implements it independently. Adding a new GMPE (e.g., Kale et al. 2015) requires only a new file implementing GMPEModel and calling register_gmpe().</w:t>
+      </w:r>
+    </w:p>
+    <w:p>
+      <w:pPr>
+        <w:pStyle w:val="Heading2"/>
+      </w:pPr>
+      <w:r>
+        <w:t xml:space="preserve">2.2 Prepared Data &amp; Embedded Parameters</w:t>
+      </w:r>
+    </w:p>
+    <w:p>
+      <w:pPr>
+        <w:pStyle w:val="Normal"/>
+      </w:pPr>
+      <w:r>
+        <w:t xml:space="preserve">The framework includes all necessary data and parameters. No external downloads are required for a standard analysis:</w:t>
+      </w:r>
+    </w:p>
+    <w:p>
+      <w:pPr>
+        <w:pStyle w:val="Normal"/>
+      </w:pPr>
+      <w:r>
+        <w:t xml:space="preserve">Bridge inventory: ~25,000 California bridges from FHWA NBI 2024 (data/CA24.txt).</w:t>
+      </w:r>
+    </w:p>
+    <w:p>
+      <w:pPr>
+        <w:pStyle w:val="Normal"/>
+      </w:pPr>
+      <w:r>
+        <w:t xml:space="preserve">Ground motion: USGS ShakeMap grid for 1994 Northridge earthquake (data/grid.xml).</w:t>
+      </w:r>
+    </w:p>
+    <w:p>
+      <w:pPr>
+        <w:pStyle w:val="Normal"/>
+      </w:pPr>
+      <w:r>
+        <w:t xml:space="preserve">Station data: ~400 seismic station recordings (data/stationlist.json).</w:t>
+      </w:r>
+    </w:p>
+    <w:p>
+      <w:pPr>
+        <w:pStyle w:val="Normal"/>
+      </w:pPr>
+      <w:r>
+        <w:t xml:space="preserve">Fragility parameters: 14 HWB classes x 4 damage states, median + beta=0.6, from Hazus 6.1 Table 7.9 (src/hazus_params.py).</w:t>
+      </w:r>
+    </w:p>
+    <w:p>
+      <w:pPr>
+        <w:pStyle w:val="Normal"/>
+      </w:pPr>
+      <w:r>
+        <w:t xml:space="preserve">GMPE coefficients: 108 periods x 36 coefficients for BSSA14/21 NGA-West2, from official Boore CSV (embedded in src/gmpe_bssa21.py).</w:t>
+      </w:r>
+    </w:p>
+    <w:p>
+      <w:pPr>
+        <w:pStyle w:val="Normal"/>
+      </w:pPr>
+      <w:r>
+        <w:t xml:space="preserve">BA08 coefficients: PGA + Sa(1.0s) regression coefficients from Boore &amp; Atkinson 2008 (src/hazard.py).</w:t>
+      </w:r>
+    </w:p>
+    <w:p>
+      <w:pPr>
+        <w:pStyle w:val="Normal"/>
+      </w:pPr>
+      <w:r>
+        <w:t xml:space="preserve">Damage ratios: 5 damage states mapped to repair cost percentages from Hazus Table 7.11 (src/loss.py).</w:t>
+      </w:r>
+    </w:p>
+    <w:p>
+      <w:pPr>
+        <w:pStyle w:val="Normal"/>
+      </w:pPr>
+      <w:r>
+        <w:t xml:space="preserve">HWB classification: NBI material/design to HWB class decision tree from Hazus Table 7.3 (src/bridge_classes.py).</w:t>
+      </w:r>
+    </w:p>
+    <w:p>
+      <w:pPr>
+        <w:pStyle w:val="Normal"/>
+      </w:pPr>
+      <w:r>
+        <w:t xml:space="preserve">Spatial correlation: Jayaram-Baker 2009 range parameter (40.7 km for Sa(1.0s)) for correlated ground motion field generation (src/hazard.py).</w:t>
+      </w:r>
+    </w:p>
+    <w:p>
+      <w:pPr>
+        <w:pStyle w:val="Normal"/>
+      </w:pPr>
+      <w:r>
+        <w:t xml:space="preserve">Pre-classified output: Bridge inventory already classified for Northridge region (data/nbi_classified.csv, 2,953 bridges).</w:t>
+      </w:r>
+    </w:p>
+    <w:p>
+      <w:pPr>
         <w:pStyle w:val="Heading1"/>
       </w:pPr>
       <w:r>
@@ -390,7 +534,9 @@
     </w:p>
     <w:p>
       <w:r>
-        <w:t>im_source: Choose between 'shakemap' (USGS grid) or 'gmpe' (BA08 calculation).</w:t>
+        <w:t>im_source: Choose between 'shakemap' (USGS grid) or 'gmpe' (forward prediction).</w:t>
+        <w:br/>
+        <w:t>gmpe_model: Select GMPE model -- 'ba08' (PGA + SA10 only) or 'bssa21' (NGA-West2, 108 periods).</w:t>
         <w:br/>
         <w:t>im_type: Select intensity measure — PGA, SA03, SA10 (default), or SA30.</w:t>
       </w:r>
@@ -705,6 +851,54 @@
     <w:p>
       <w:r>
         <w:t>Ground motion prediction: BA08 GMPE, Jayaram-Baker spatial correlation, Cholesky ground motion field generation.</w:t>
+      </w:r>
+    </w:p>
+    <w:p>
+      <w:pPr>
+        <w:pStyle w:val="Heading2"/>
+      </w:pPr>
+      <w:r>
+        <w:t xml:space="preserve">7.3a src/gmpe_base.py</w:t>
+      </w:r>
+    </w:p>
+    <w:p>
+      <w:pPr>
+        <w:pStyle w:val="Normal"/>
+      </w:pPr>
+      <w:r>
+        <w:t xml:space="preserve">GMPE plugin architecture: GMPEModel Protocol class, GMPE_REGISTRY dict for model lookup, register_gmpe()/get_gmpe() helpers, and IM_TYPE_TO_PERIOD mapping (PGA=0.0, SA03=0.3, SA10=1.0, SA30=3.0). All GMPE models auto-register at import time.</w:t>
+      </w:r>
+    </w:p>
+    <w:p>
+      <w:pPr>
+        <w:pStyle w:val="Heading2"/>
+      </w:pPr>
+      <w:r>
+        <w:t xml:space="preserve">7.3b src/gmpe_bssa21.py</w:t>
+      </w:r>
+    </w:p>
+    <w:p>
+      <w:pPr>
+        <w:pStyle w:val="Normal"/>
+      </w:pPr>
+      <w:r>
+        <w:t xml:space="preserve">BSSA14/21 NGA-West2 GMPE with 108-row coefficient table (PGV + PGA + 106 SA periods). Computes median Sa(g) and sigma_ln from Mw, R_JB, Vs30, fault_type, and spectral period. Implements source term (F_E with mechanism dummies), path term (F_P with geometric spreading + anelastic attenuation), linear + nonlinear site amplification (F_S with PGA_rock self-reference), and magnitude-dependent aleatory variability. Coefficients from official BSSA14 CSV (Dave Boore website), verified against OpenQuake hazardlib.</w:t>
+      </w:r>
+    </w:p>
+    <w:p>
+      <w:pPr>
+        <w:pStyle w:val="Heading2"/>
+      </w:pPr>
+      <w:r>
+        <w:t xml:space="preserve">7.3c src/gmpe_ba08.py</w:t>
+      </w:r>
+    </w:p>
+    <w:p>
+      <w:pPr>
+        <w:pStyle w:val="Normal"/>
+      </w:pPr>
+      <w:r>
+        <w:t xml:space="preserve">Thin wrapper around hazard.py BA08 functions, implementing the GMPEModel Protocol. Supports PGA and Sa(1.0s) only. Auto-registered in GMPE_REGISTRY at import.</w:t>
       </w:r>
     </w:p>
     <w:p>
@@ -1210,6 +1404,134 @@
         <w:br/>
         <w:br/>
         <w:t>Aleatory: τ = 0.255 (inter-event), σ = 0.502 (intra-event), σ_T = 0.564 (total)</w:t>
+      </w:r>
+    </w:p>
+    <w:p>
+      <w:pPr>
+        <w:pStyle w:val="Heading2"/>
+      </w:pPr>
+      <w:r>
+        <w:t xml:space="preserve">9.1a BSSA14/21 GMPE (NGA-West2)</w:t>
+      </w:r>
+    </w:p>
+    <w:p>
+      <w:pPr>
+        <w:pStyle w:val="Normal"/>
+      </w:pPr>
+      <w:r>
+        <w:t xml:space="preserve">The BSSA14/21 model (Boore, Stewart, Seyhan &amp; Atkinson 2014) is the NGA-West2 successor to BA08, supporting 108 spectral periods (PGV, PGA, 0.01-10s SA):</w:t>
+      </w:r>
+    </w:p>
+    <w:p>
+      <w:pPr>
+        <w:pStyle w:val="Normal"/>
+      </w:pPr>
+      <w:r>
+        <w:t xml:space="preserve">ln(Y) = F_E(M, mechanism) + F_P(R_JB, M) + F_S(Vs30, PGA_r)</w:t>
+      </w:r>
+    </w:p>
+    <w:p>
+      <w:pPr>
+        <w:pStyle w:val="Normal"/>
+      </w:pPr>
+      <w:r>
+        <w:t xml:space="preserve">F_E (Source): Mechanism-dependent with dummy variables (U/SS/NS/RS), piecewise quadratic below hinge magnitude M_h(T), linear above.</w:t>
+      </w:r>
+    </w:p>
+    <w:p>
+      <w:pPr>
+        <w:pStyle w:val="Normal"/>
+      </w:pPr>
+      <w:r>
+        <w:t xml:space="preserve">F_P (Path): [c1 + c2*(M-Mref)] * ln(R/Rref) + (c3+Dc3)*(R-Rref), where R = sqrt(Rjb^2 + h^2) with pseudo-depth h.</w:t>
+      </w:r>
+    </w:p>
+    <w:p>
+      <w:pPr>
+        <w:pStyle w:val="Normal"/>
+      </w:pPr>
+      <w:r>
+        <w:t xml:space="preserve">F_S (Site): Linear term c_lin*ln(min(Vs30,Vref)/Vref) + nonlinear term f4*[exp(f5*(min(Vs30,760)-360)) - exp(f5*(760-360))]*ln((PGA_r+f3)/f3). The nonlinear term is driven by rock-reference PGA computed with F_S=0 (self-referencing).</w:t>
+      </w:r>
+    </w:p>
+    <w:p>
+      <w:pPr>
+        <w:pStyle w:val="Normal"/>
+      </w:pPr>
+      <w:r>
+        <w:t xml:space="preserve">Aleatory variability: sigma = sqrt(phi^2 + tau^2), where tau is magnitude-dependent (interpolated linearly between M=4.5 and M=5.5).</w:t>
+      </w:r>
+    </w:p>
+    <w:p>
+      <w:pPr>
+        <w:pStyle w:val="Normal"/>
+      </w:pPr>
+      <w:r>
+        <w:t xml:space="preserve">Implementation note: Epicentral distance (haversine) is used as proxy for R_JB. This is exact for point sources and conservative for finite faults at short distances.</w:t>
+      </w:r>
+    </w:p>
+    <w:p>
+      <w:pPr>
+        <w:pStyle w:val="Heading2"/>
+      </w:pPr>
+      <w:r>
+        <w:t xml:space="preserve">9.1b End-to-End Automated Pipeline</w:t>
+      </w:r>
+    </w:p>
+    <w:p>
+      <w:pPr>
+        <w:pStyle w:val="Normal"/>
+      </w:pPr>
+      <w:r>
+        <w:t xml:space="preserve">The framework automates the entire chain from raw NBI data to loss estimates. Users only configure config.yaml; all parameter lookups are automatic:</w:t>
+      </w:r>
+    </w:p>
+    <w:p>
+      <w:pPr>
+        <w:pStyle w:val="Normal"/>
+      </w:pPr>
+      <w:r>
+        <w:t xml:space="preserve">Step 1 -- FILTER: NBI raw data (~25,000 bridges) is filtered by region, county, material, year_built, etc. (config bridge_selection section).</w:t>
+      </w:r>
+    </w:p>
+    <w:p>
+      <w:pPr>
+        <w:pStyle w:val="Normal"/>
+      </w:pPr>
+      <w:r>
+        <w:t xml:space="preserve">Step 2 -- CLASSIFY: classify_nbi_to_hazus() assigns an HWB class to each bridge based on NBI structural attributes (material, design type, span count, length, year_built).</w:t>
+      </w:r>
+    </w:p>
+    <w:p>
+      <w:pPr>
+        <w:pStyle w:val="Normal"/>
+      </w:pPr>
+      <w:r>
+        <w:t xml:space="preserve">Step 3 -- COMPUTE IM: For each bridge, ground motion intensity is computed. ShakeMap path: interpolate grid.xml at bridge lat/lon. GMPE path: compute haversine distance to epicenter, then call gmpe.compute(Mw, R_JB, Vs30, fault_type, period).</w:t>
+      </w:r>
+    </w:p>
+    <w:p>
+      <w:pPr>
+        <w:pStyle w:val="Normal"/>
+      </w:pPr>
+      <w:r>
+        <w:t xml:space="preserve">Step 4 -- FRAGILITY: For each bridge, the HWB class automatically retrieves median and beta parameters from Hazus Table 7.9 (stored in hazus_params.py). Damage state exceedance probabilities are computed via lognormal CDF, then converted to discrete probabilities P(none), P(slight), ..., P(complete).</w:t>
+      </w:r>
+    </w:p>
+    <w:p>
+      <w:pPr>
+        <w:pStyle w:val="Normal"/>
+      </w:pPr>
+      <w:r>
+        <w:t xml:space="preserve">Step 5 -- LOSS: Expected loss per bridge = Sum of P(DS=ds) * DamageRatio(ds) * ReplacementCost. Results are aggregated to portfolio level for EP curve and AAL computation.</w:t>
+      </w:r>
+    </w:p>
+    <w:p>
+      <w:pPr>
+        <w:pStyle w:val="Normal"/>
+      </w:pPr>
+      <w:r>
+        <w:t xml:space="preserve">No manual parameter lookup is needed. The framework reads each bridge's HWB class and retrieves the corresponding fragility parameters automatically.</w:t>
       </w:r>
     </w:p>
     <w:p>
@@ -1734,6 +2056,14 @@
       </w:r>
     </w:p>
     <w:p>
+      <w:pPr>
+        <w:pStyle w:val="Normal"/>
+      </w:pPr>
+      <w:r>
+        <w:t xml:space="preserve">[2a] Boore, D.M., Stewart, J.P., Seyhan, E. &amp; Atkinson, G.M. (2014). NGA-West2 Equations for Predicting PGA, PGV, and 5%-Damped PSA for Shallow Crustal Earthquakes. Earthquake Spectra, 30(3), 1057-1085. https://doi.org/10.1193/070113EQS184M</w:t>
+      </w:r>
+    </w:p>
+    <w:p>
       <w:r>
         <w:t>[3] Jayaram, N. &amp; Baker, J.W. (2009). Correlation model for spatially distributed ground-motion intensities. Earthquake Engineering &amp; Structural Dynamics, 38(15), 1687-1708.</w:t>
       </w:r>

--- a/CAT411_Technical_Documentation.docx
+++ b/CAT411_Technical_Documentation.docx
@@ -316,14 +316,6 @@
         <w:pStyle w:val="Normal"/>
       </w:pPr>
       <w:r>
-        <w:t xml:space="preserve">BA08 coefficients: PGA + Sa(1.0s) regression coefficients from Boore &amp; Atkinson 2008 (src/hazard.py).</w:t>
-      </w:r>
-    </w:p>
-    <w:p>
-      <w:pPr>
-        <w:pStyle w:val="Normal"/>
-      </w:pPr>
-      <w:r>
         <w:t xml:space="preserve">Damage ratios: 5 damage states mapped to repair cost percentages from Hazus Table 7.11 (src/loss.py).</w:t>
       </w:r>
     </w:p>
@@ -536,7 +528,7 @@
       <w:r>
         <w:t>im_source: Choose between 'shakemap' (USGS grid) or 'gmpe' (forward prediction).</w:t>
         <w:br/>
-        <w:t>gmpe_model: Select GMPE model -- 'ba08' (PGA + SA10 only) or 'bssa21' (NGA-West2, 108 periods).</w:t>
+        <w:t>gmpe_model: Select GMPE model -- 'bssa21' (BSSA14/21 NGA-West2, 108 periods).</w:t>
         <w:br/>
         <w:t>im_type: Select intensity measure — PGA, SA03, SA10 (default), or SA30.</w:t>
       </w:r>
@@ -883,22 +875,6 @@
       </w:pPr>
       <w:r>
         <w:t xml:space="preserve">BSSA14/21 NGA-West2 GMPE with 108-row coefficient table (PGV + PGA + 106 SA periods). Computes median Sa(g) and sigma_ln from Mw, R_JB, Vs30, fault_type, and spectral period. Implements source term (F_E with mechanism dummies), path term (F_P with geometric spreading + anelastic attenuation), linear + nonlinear site amplification (F_S with PGA_rock self-reference), and magnitude-dependent aleatory variability. Coefficients from official BSSA14 CSV (Dave Boore website), verified against OpenQuake hazardlib.</w:t>
-      </w:r>
-    </w:p>
-    <w:p>
-      <w:pPr>
-        <w:pStyle w:val="Heading2"/>
-      </w:pPr>
-      <w:r>
-        <w:t xml:space="preserve">7.3c src/gmpe_ba08.py</w:t>
-      </w:r>
-    </w:p>
-    <w:p>
-      <w:pPr>
-        <w:pStyle w:val="Normal"/>
-      </w:pPr>
-      <w:r>
-        <w:t xml:space="preserve">Thin wrapper around hazard.py BA08 functions, implementing the GMPEModel Protocol. Supports PGA and Sa(1.0s) only. Auto-registered in GMPE_REGISTRY at import.</w:t>
       </w:r>
     </w:p>
     <w:p>

--- a/CAT411_Technical_Documentation.docx
+++ b/CAT411_Technical_Documentation.docx
@@ -156,7 +156,13 @@
     </w:p>
     <w:p>
       <w:r>
-        <w:t>• Bridge classification according to Hazus HWB taxonomy (14 classes)</w:t>
+        <w:t>• Bridge classification according to Hazus HWB taxonomy (28 classes)</w:t>
+      </w:r>
+    </w:p>
+    <w:p>
+      <w:pPr/>
+      <w:r>
+        <w:t>• Site-specific Vs30 from USGS spatial grid (Heath et al. 2020) for realistic site amplification</w:t>
       </w:r>
     </w:p>
     <w:p>
@@ -300,7 +306,7 @@
         <w:pStyle w:val="Normal"/>
       </w:pPr>
       <w:r>
-        <w:t xml:space="preserve">Fragility parameters: 14 HWB classes x 4 damage states, median + beta=0.6, from Hazus 6.1 Table 7.9 (src/hazus_params.py).</w:t>
+        <w:t>Fragility parameters: 28 HWB classes x 4 damage states, median + beta=0.6, from Hazus 6.1 Table 7.9 (src/hazus_params.py).</w:t>
       </w:r>
     </w:p>
     <w:p>
@@ -325,6 +331,12 @@
       </w:pPr>
       <w:r>
         <w:t xml:space="preserve">HWB classification: NBI material/design to HWB class decision tree from Hazus Table 7.3 (src/bridge_classes.py).</w:t>
+      </w:r>
+    </w:p>
+    <w:p>
+      <w:pPr/>
+      <w:r>
+        <w:t>Vs30 site data: USGS Global Hybrid Vs30 grid (Heath et al. 2020), 30 arc-second resolution. California region cached as compressed NPZ (data/vs30/california_vs30.npz, 1260×1380 grid). Provides per-bridge site-specific Vs30 for GMPE site amplification.</w:t>
       </w:r>
     </w:p>
     <w:p>
@@ -991,7 +1003,7 @@
     </w:p>
     <w:p>
       <w:r>
-        <w:t>Static parameters: Hazus Table 7.9 (fragility) and Table 7.11 (damage ratios) for 14 HWB classes.</w:t>
+        <w:t>Static parameters: Hazus Table 7.9 (fragility) and Table 7.11 (damage ratios) for 28 HWB classes.</w:t>
       </w:r>
     </w:p>
     <w:p>
@@ -1016,8 +1028,21 @@
       </w:r>
     </w:p>
     <w:p>
+      <w:pPr>
+        <w:pStyle w:val="Heading2"/>
+      </w:pPr>
+      <w:r>
+        <w:t>7.15 src/vs30_provider.py</w:t>
+      </w:r>
+    </w:p>
+    <w:p>
       <w:r>
         <w:t>1994 Northridge observed damage statistics for validation.</w:t>
+      </w:r>
+    </w:p>
+    <w:p>
+      <w:r>
+        <w:t>Vs30 spatial data provider using USGS Global Hybrid Vs30 Map (Heath et al. 2020). Downloads global grid (~600 MB), extracts California region, and caches as compressed NPZ for fast loading. Provides get_vs30(lat, lon) for single points, get_vs30_array() for batch lookups, NEHRP site classification, and enrich_bridges_with_vs30() to add per-bridge Vs30 to NBI DataFrames. Integrated into main.py GMPE pipeline for automatic site-specific ground motion computation. Falls back to config default (760 m/s rock) if spatial data unavailable.</w:t>
       </w:r>
     </w:p>
     <w:p>
@@ -2065,6 +2090,12 @@
       </w:r>
     </w:p>
     <w:p>
+      <w:pPr/>
+      <w:r>
+        <w:t>[9] Heath, D.C., Wald, D.J., Worden, C.B., Thompson, E.M., &amp; Smoczyk, G.M. (2020). A Global Hybrid Vs30 Map with a Topographic-Slope-Based Default and Regional Map Insets. U.S. Geological Survey data release. https://doi.org/10.5066/P96HBHX5</w:t>
+      </w:r>
+    </w:p>
+    <w:p>
       <w:r>
         <w:t>[8] Worden, C.B., et al. (2018). Spatial and spectral interpolation of ground-motion intensity measure observations. BSSA, 108(2), 866-875.</w:t>
       </w:r>

--- a/CAT411_Technical_Documentation.docx
+++ b/CAT411_Technical_Documentation.docx
@@ -1047,6 +1047,59 @@
     </w:p>
     <w:p>
       <w:pPr>
+        <w:pStyle w:val="Heading2"/>
+      </w:pPr>
+      <w:r>
+        <w:t>7.16 src/calibration.py</w:t>
+      </w:r>
+    </w:p>
+    <w:p>
+      <w:r>
+        <w:t>MLE fragility calibration module. Calibrates global median scale factor k and dispersion beta against observed damage distributions.</w:t>
+      </w:r>
+    </w:p>
+    <w:p>
+      <w:r>
+        <w:t>Key functions:</w:t>
+      </w:r>
+    </w:p>
+    <w:p>
+      <w:r>
+        <w:t xml:space="preserve">  - calibrate_global(bridges_df, obs_counts) -&gt; CalibrationResult</w:t>
+      </w:r>
+    </w:p>
+    <w:p>
+      <w:r>
+        <w:t xml:space="preserve">  - neg_log_likelihood(params, sa_arr, hwb_arr, obs_counts) -&gt; float</w:t>
+      </w:r>
+    </w:p>
+    <w:p>
+      <w:r>
+        <w:t xml:space="preserve">  - profile_likelihood_ci(...) -&gt; (lo, hi)</w:t>
+      </w:r>
+    </w:p>
+    <w:p>
+      <w:r>
+        <w:t xml:space="preserve">  - predicted_distribution(sa_arr, hwb_arr, k, beta) -&gt; np.ndarray</w:t>
+      </w:r>
+    </w:p>
+    <w:p>
+      <w:r>
+        <w:t xml:space="preserve">  - plot_before_after / plot_likelihood_profile / plot_fragility_comparison</w:t>
+      </w:r>
+    </w:p>
+    <w:p>
+      <w:r>
+        <w:t xml:space="preserve">  - generate_config_snippet(result) -&gt; str</w:t>
+      </w:r>
+    </w:p>
+    <w:p>
+      <w:r>
+        <w:t xml:space="preserve">  - save_results(result, output_dir)</w:t>
+      </w:r>
+    </w:p>
+    <w:p>
+      <w:pPr>
         <w:pStyle w:val="Heading1"/>
       </w:pPr>
       <w:r>
@@ -1586,6 +1639,961 @@
         <w:br/>
         <w:br/>
         <w:t>Damage ratios: None=0%, Slight=3%, Moderate=8%, Extensive=25%, Complete=100%</w:t>
+      </w:r>
+    </w:p>
+    <w:p>
+      <w:pPr>
+        <w:pStyle w:val="Heading2"/>
+      </w:pPr>
+      <w:r>
+        <w:t>9.5 Fragility Calibration (MLE)</w:t>
+      </w:r>
+    </w:p>
+    <w:p>
+      <w:r>
+        <w:t>The default Hazus 6.1 fragility parameters systematically over-predict bridge damage for the 1994 Northridge earthquake: the predicted damage fraction is 27.2% versus the observed 10.6% (Basoz &amp; Kiremidjian 1998). This section describes the Maximum Likelihood Estimation (MLE) calibration method implemented in src/calibration.py to correct this bias.</w:t>
+      </w:r>
+    </w:p>
+    <w:p>
+      <w:pPr>
+        <w:pStyle w:val="Heading3"/>
+      </w:pPr>
+      <w:r>
+        <w:t>9.5.1 Calibration Parameters</w:t>
+      </w:r>
+    </w:p>
+    <w:p>
+      <w:r>
+        <w:t>Two global parameters are calibrated simultaneously:</w:t>
+      </w:r>
+    </w:p>
+    <w:p>
+      <w:r>
+        <w:t>k (median scale factor): Multiplies all Hazus median capacities by a constant factor. k &gt; 1 shifts all fragility curves to the right, meaning higher ground motion is required to trigger each damage state. This preserves the relative vulnerability ordering across bridge classes. Physically, k &gt; 1 indicates that the Northridge bridge inventory is more resilient than the national-average assumptions in Hazus, likely due to California's post-1971 seismic retrofit program.</w:t>
+      </w:r>
+    </w:p>
+    <w:p>
+      <w:r>
+        <w:t>beta (dispersion): Replaces the uniform Hazus dispersion of 0.6 for all damage states and bridge classes. A smaller beta produces steeper fragility curves with sharper transitions between undamaged and damaged states.</w:t>
+      </w:r>
+    </w:p>
+    <w:p>
+      <w:r>
+        <w:t>The calibrated fragility curve for damage state ds and bridge class c is:</w:t>
+      </w:r>
+    </w:p>
+    <w:p>
+      <w:r>
+        <w:t xml:space="preserve">    P[DS &gt;= ds | Sa] = Phi( (ln(Sa) - ln(k * theta_ds_c)) / beta )</w:t>
+      </w:r>
+    </w:p>
+    <w:p>
+      <w:r>
+        <w:t>where theta_ds_c is the original Hazus median for damage state ds and class c, and Phi is the standard normal CDF.</w:t>
+      </w:r>
+    </w:p>
+    <w:p>
+      <w:pPr>
+        <w:pStyle w:val="Heading3"/>
+      </w:pPr>
+      <w:r>
+        <w:t>9.5.2 Ground Truth: Basoz &amp; Kiremidjian (1998)</w:t>
+      </w:r>
+    </w:p>
+    <w:p>
+      <w:r>
+        <w:t>The calibration target is the aggregate damage distribution from Basoz &amp; Kiremidjian (1998), who surveyed 1,600 bridges in the Northridge earthquake area and classified their post-earthquake condition into five damage states:</w:t>
+      </w:r>
+    </w:p>
+    <w:tbl>
+      <w:tblPr>
+        <w:tblStyle w:val="TableGrid"/>
+        <w:tblW w:type="auto" w:w="0"/>
+        <w:tblLook w:firstColumn="1" w:firstRow="1" w:lastColumn="0" w:lastRow="0" w:noHBand="0" w:noVBand="1" w:val="04A0"/>
+      </w:tblPr>
+      <w:tblGrid>
+        <w:gridCol w:w="2880"/>
+        <w:gridCol w:w="2880"/>
+        <w:gridCol w:w="2880"/>
+      </w:tblGrid>
+      <w:tr>
+        <w:tc>
+          <w:tcPr>
+            <w:tcW w:type="dxa" w:w="2880"/>
+          </w:tcPr>
+          <w:p>
+            <w:r>
+              <w:rPr>
+                <w:b/>
+              </w:rPr>
+              <w:t>Damage State</w:t>
+            </w:r>
+          </w:p>
+        </w:tc>
+        <w:tc>
+          <w:tcPr>
+            <w:tcW w:type="dxa" w:w="2880"/>
+          </w:tcPr>
+          <w:p>
+            <w:r>
+              <w:rPr>
+                <w:b/>
+              </w:rPr>
+              <w:t>Count</w:t>
+            </w:r>
+          </w:p>
+        </w:tc>
+        <w:tc>
+          <w:tcPr>
+            <w:tcW w:type="dxa" w:w="2880"/>
+          </w:tcPr>
+          <w:p>
+            <w:r>
+              <w:rPr>
+                <w:b/>
+              </w:rPr>
+              <w:t>Fraction</w:t>
+            </w:r>
+          </w:p>
+        </w:tc>
+      </w:tr>
+      <w:tr>
+        <w:tc>
+          <w:tcPr>
+            <w:tcW w:type="dxa" w:w="2880"/>
+          </w:tcPr>
+          <w:p>
+            <w:r>
+              <w:t>None</w:t>
+            </w:r>
+          </w:p>
+        </w:tc>
+        <w:tc>
+          <w:tcPr>
+            <w:tcW w:type="dxa" w:w="2880"/>
+          </w:tcPr>
+          <w:p>
+            <w:r>
+              <w:t>1,430</w:t>
+            </w:r>
+          </w:p>
+        </w:tc>
+        <w:tc>
+          <w:tcPr>
+            <w:tcW w:type="dxa" w:w="2880"/>
+          </w:tcPr>
+          <w:p>
+            <w:r>
+              <w:t>89.4%</w:t>
+            </w:r>
+          </w:p>
+        </w:tc>
+      </w:tr>
+      <w:tr>
+        <w:tc>
+          <w:tcPr>
+            <w:tcW w:type="dxa" w:w="2880"/>
+          </w:tcPr>
+          <w:p>
+            <w:r>
+              <w:t>Slight</w:t>
+            </w:r>
+          </w:p>
+        </w:tc>
+        <w:tc>
+          <w:tcPr>
+            <w:tcW w:type="dxa" w:w="2880"/>
+          </w:tcPr>
+          <w:p>
+            <w:r>
+              <w:t>98</w:t>
+            </w:r>
+          </w:p>
+        </w:tc>
+        <w:tc>
+          <w:tcPr>
+            <w:tcW w:type="dxa" w:w="2880"/>
+          </w:tcPr>
+          <w:p>
+            <w:r>
+              <w:t>6.1%</w:t>
+            </w:r>
+          </w:p>
+        </w:tc>
+      </w:tr>
+      <w:tr>
+        <w:tc>
+          <w:tcPr>
+            <w:tcW w:type="dxa" w:w="2880"/>
+          </w:tcPr>
+          <w:p>
+            <w:r>
+              <w:t>Moderate</w:t>
+            </w:r>
+          </w:p>
+        </w:tc>
+        <w:tc>
+          <w:tcPr>
+            <w:tcW w:type="dxa" w:w="2880"/>
+          </w:tcPr>
+          <w:p>
+            <w:r>
+              <w:t>44</w:t>
+            </w:r>
+          </w:p>
+        </w:tc>
+        <w:tc>
+          <w:tcPr>
+            <w:tcW w:type="dxa" w:w="2880"/>
+          </w:tcPr>
+          <w:p>
+            <w:r>
+              <w:t>2.8%</w:t>
+            </w:r>
+          </w:p>
+        </w:tc>
+      </w:tr>
+      <w:tr>
+        <w:tc>
+          <w:tcPr>
+            <w:tcW w:type="dxa" w:w="2880"/>
+          </w:tcPr>
+          <w:p>
+            <w:r>
+              <w:t>Extensive</w:t>
+            </w:r>
+          </w:p>
+        </w:tc>
+        <w:tc>
+          <w:tcPr>
+            <w:tcW w:type="dxa" w:w="2880"/>
+          </w:tcPr>
+          <w:p>
+            <w:r>
+              <w:t>21</w:t>
+            </w:r>
+          </w:p>
+        </w:tc>
+        <w:tc>
+          <w:tcPr>
+            <w:tcW w:type="dxa" w:w="2880"/>
+          </w:tcPr>
+          <w:p>
+            <w:r>
+              <w:t>1.3%</w:t>
+            </w:r>
+          </w:p>
+        </w:tc>
+      </w:tr>
+      <w:tr>
+        <w:tc>
+          <w:tcPr>
+            <w:tcW w:type="dxa" w:w="2880"/>
+          </w:tcPr>
+          <w:p>
+            <w:r>
+              <w:t>Complete</w:t>
+            </w:r>
+          </w:p>
+        </w:tc>
+        <w:tc>
+          <w:tcPr>
+            <w:tcW w:type="dxa" w:w="2880"/>
+          </w:tcPr>
+          <w:p>
+            <w:r>
+              <w:t>7</w:t>
+            </w:r>
+          </w:p>
+        </w:tc>
+        <w:tc>
+          <w:tcPr>
+            <w:tcW w:type="dxa" w:w="2880"/>
+          </w:tcPr>
+          <w:p>
+            <w:r>
+              <w:t>0.4%</w:t>
+            </w:r>
+          </w:p>
+        </w:tc>
+      </w:tr>
+      <w:tr>
+        <w:tc>
+          <w:tcPr>
+            <w:tcW w:type="dxa" w:w="2880"/>
+          </w:tcPr>
+          <w:p>
+            <w:r>
+              <w:t>Total</w:t>
+            </w:r>
+          </w:p>
+        </w:tc>
+        <w:tc>
+          <w:tcPr>
+            <w:tcW w:type="dxa" w:w="2880"/>
+          </w:tcPr>
+          <w:p>
+            <w:r>
+              <w:t>1,600</w:t>
+            </w:r>
+          </w:p>
+        </w:tc>
+        <w:tc>
+          <w:tcPr>
+            <w:tcW w:type="dxa" w:w="2880"/>
+          </w:tcPr>
+          <w:p>
+            <w:r>
+              <w:t>100.0%</w:t>
+            </w:r>
+          </w:p>
+        </w:tc>
+      </w:tr>
+    </w:tbl>
+    <w:p/>
+    <w:p>
+      <w:r>
+        <w:t>Reference: Basoz, N. &amp; Kiremidjian, A. (1998). Evaluation of Bridge Damage Data from the Loma Prieta and Northridge, California Earthquakes. MCEER-98-0004. These counts are stored in src/northridge_case.py as NORTHRIDGE_DAMAGE_STATS.</w:t>
+      </w:r>
+    </w:p>
+    <w:p>
+      <w:pPr>
+        <w:pStyle w:val="Heading3"/>
+      </w:pPr>
+      <w:r>
+        <w:t>9.5.3 Likelihood Function</w:t>
+      </w:r>
+    </w:p>
+    <w:p>
+      <w:r>
+        <w:t>For a given (k, beta), the predicted damage distribution is computed by averaging the fragility-derived damage probabilities across 2,008 bridges in the Northridge study area (from data/northridge_observed.csv), each with its own site-specific Sa(1.0s) from ShakeMap and HWB classification:</w:t>
+      </w:r>
+    </w:p>
+    <w:p>
+      <w:r>
+        <w:t xml:space="preserve">    p_j(k, beta) = (1/N) * SUM_i P(DS=j | Sa_i, HWB_i, k, beta)</w:t>
+      </w:r>
+    </w:p>
+    <w:p>
+      <w:r>
+        <w:t>where N = 2,008, Sa_i is the ShakeMap-interpolated spectral acceleration, and HWB_i is the Hazus bridge class for bridge i.</w:t>
+      </w:r>
+    </w:p>
+    <w:p>
+      <w:r>
+        <w:t>The multinomial log-likelihood is:</w:t>
+      </w:r>
+    </w:p>
+    <w:p>
+      <w:r>
+        <w:t xml:space="preserve">    LL(k, beta) = SUM_j n_j * ln(p_j(k, beta))</w:t>
+      </w:r>
+    </w:p>
+    <w:p>
+      <w:r>
+        <w:t>where n_j are the Basoz observed counts. The negative log-likelihood NLL = -LL is minimized using L-BFGS-B (scipy.optimize.minimize) with bounds k in [0.5, 5.0] and beta in [0.2, 1.5], starting from (k=1.5, beta=0.6).</w:t>
+      </w:r>
+    </w:p>
+    <w:p>
+      <w:pPr>
+        <w:pStyle w:val="Heading3"/>
+      </w:pPr>
+      <w:r>
+        <w:t>9.5.4 Results</w:t>
+      </w:r>
+    </w:p>
+    <w:p>
+      <w:r>
+        <w:t>The MLE optimization converges to:</w:t>
+      </w:r>
+    </w:p>
+    <w:tbl>
+      <w:tblPr>
+        <w:tblStyle w:val="TableGrid"/>
+        <w:tblW w:type="auto" w:w="0"/>
+        <w:tblLook w:firstColumn="1" w:firstRow="1" w:lastColumn="0" w:lastRow="0" w:noHBand="0" w:noVBand="1" w:val="04A0"/>
+      </w:tblPr>
+      <w:tblGrid>
+        <w:gridCol w:w="2880"/>
+        <w:gridCol w:w="2880"/>
+        <w:gridCol w:w="2880"/>
+      </w:tblGrid>
+      <w:tr>
+        <w:tc>
+          <w:tcPr>
+            <w:tcW w:type="dxa" w:w="2880"/>
+          </w:tcPr>
+          <w:p>
+            <w:r>
+              <w:rPr>
+                <w:b/>
+              </w:rPr>
+              <w:t>Parameter</w:t>
+            </w:r>
+          </w:p>
+        </w:tc>
+        <w:tc>
+          <w:tcPr>
+            <w:tcW w:type="dxa" w:w="2880"/>
+          </w:tcPr>
+          <w:p>
+            <w:r>
+              <w:rPr>
+                <w:b/>
+              </w:rPr>
+              <w:t>Value</w:t>
+            </w:r>
+          </w:p>
+        </w:tc>
+        <w:tc>
+          <w:tcPr>
+            <w:tcW w:type="dxa" w:w="2880"/>
+          </w:tcPr>
+          <w:p>
+            <w:r>
+              <w:rPr>
+                <w:b/>
+              </w:rPr>
+              <w:t>95% CI</w:t>
+            </w:r>
+          </w:p>
+        </w:tc>
+      </w:tr>
+      <w:tr>
+        <w:tc>
+          <w:tcPr>
+            <w:tcW w:type="dxa" w:w="2880"/>
+          </w:tcPr>
+          <w:p>
+            <w:r>
+              <w:t>k (median scale factor)</w:t>
+            </w:r>
+          </w:p>
+        </w:tc>
+        <w:tc>
+          <w:tcPr>
+            <w:tcW w:type="dxa" w:w="2880"/>
+          </w:tcPr>
+          <w:p>
+            <w:r>
+              <w:t>1.8432</w:t>
+            </w:r>
+          </w:p>
+        </w:tc>
+        <w:tc>
+          <w:tcPr>
+            <w:tcW w:type="dxa" w:w="2880"/>
+          </w:tcPr>
+          <w:p>
+            <w:r>
+              <w:t>[1.6744, 2.0338]</w:t>
+            </w:r>
+          </w:p>
+        </w:tc>
+      </w:tr>
+      <w:tr>
+        <w:tc>
+          <w:tcPr>
+            <w:tcW w:type="dxa" w:w="2880"/>
+          </w:tcPr>
+          <w:p>
+            <w:r>
+              <w:t>beta (dispersion)</w:t>
+            </w:r>
+          </w:p>
+        </w:tc>
+        <w:tc>
+          <w:tcPr>
+            <w:tcW w:type="dxa" w:w="2880"/>
+          </w:tcPr>
+          <w:p>
+            <w:r>
+              <w:t>0.2557</w:t>
+            </w:r>
+          </w:p>
+        </w:tc>
+        <w:tc>
+          <w:tcPr>
+            <w:tcW w:type="dxa" w:w="2880"/>
+          </w:tcPr>
+          <w:p>
+            <w:r>
+              <w:t>[0.2000, 0.4057]</w:t>
+            </w:r>
+          </w:p>
+        </w:tc>
+      </w:tr>
+      <w:tr>
+        <w:tc>
+          <w:tcPr>
+            <w:tcW w:type="dxa" w:w="2880"/>
+          </w:tcPr>
+          <w:p>
+            <w:r>
+              <w:t>NLL / AIC</w:t>
+            </w:r>
+          </w:p>
+        </w:tc>
+        <w:tc>
+          <w:tcPr>
+            <w:tcW w:type="dxa" w:w="2880"/>
+          </w:tcPr>
+          <w:p>
+            <w:r>
+              <w:t>729.74 / 1463.47</w:t>
+            </w:r>
+          </w:p>
+        </w:tc>
+        <w:tc>
+          <w:tcPr>
+            <w:tcW w:type="dxa" w:w="2880"/>
+          </w:tcPr>
+          <w:p>
+            <w:r/>
+          </w:p>
+        </w:tc>
+      </w:tr>
+    </w:tbl>
+    <w:p/>
+    <w:p>
+      <w:r>
+        <w:t>The 95% confidence intervals are computed via profile likelihood: for each parameter, the other is re-optimized while scanning until 2*(NLL - NLL_opt) &gt; 3.841 (chi-squared critical value, 1 df, 95%).</w:t>
+      </w:r>
+    </w:p>
+    <w:p>
+      <w:r>
+        <w:t>Predicted vs observed damage distribution:</w:t>
+      </w:r>
+    </w:p>
+    <w:tbl>
+      <w:tblPr>
+        <w:tblStyle w:val="TableGrid"/>
+        <w:tblW w:type="auto" w:w="0"/>
+        <w:tblLook w:firstColumn="1" w:firstRow="1" w:lastColumn="0" w:lastRow="0" w:noHBand="0" w:noVBand="1" w:val="04A0"/>
+      </w:tblPr>
+      <w:tblGrid>
+        <w:gridCol w:w="2160"/>
+        <w:gridCol w:w="2160"/>
+        <w:gridCol w:w="2160"/>
+        <w:gridCol w:w="2160"/>
+      </w:tblGrid>
+      <w:tr>
+        <w:tc>
+          <w:tcPr>
+            <w:tcW w:type="dxa" w:w="2160"/>
+          </w:tcPr>
+          <w:p>
+            <w:r>
+              <w:rPr>
+                <w:b/>
+              </w:rPr>
+              <w:t>Damage State</w:t>
+            </w:r>
+          </w:p>
+        </w:tc>
+        <w:tc>
+          <w:tcPr>
+            <w:tcW w:type="dxa" w:w="2160"/>
+          </w:tcPr>
+          <w:p>
+            <w:r>
+              <w:rPr>
+                <w:b/>
+              </w:rPr>
+              <w:t>Observed</w:t>
+            </w:r>
+          </w:p>
+        </w:tc>
+        <w:tc>
+          <w:tcPr>
+            <w:tcW w:type="dxa" w:w="2160"/>
+          </w:tcPr>
+          <w:p>
+            <w:r>
+              <w:rPr>
+                <w:b/>
+              </w:rPr>
+              <w:t>Baseline (k=1, beta=0.6)</w:t>
+            </w:r>
+          </w:p>
+        </w:tc>
+        <w:tc>
+          <w:tcPr>
+            <w:tcW w:type="dxa" w:w="2160"/>
+          </w:tcPr>
+          <w:p>
+            <w:r>
+              <w:rPr>
+                <w:b/>
+              </w:rPr>
+              <w:t>Calibrated (k=1.84, beta=0.26)</w:t>
+            </w:r>
+          </w:p>
+        </w:tc>
+      </w:tr>
+      <w:tr>
+        <w:tc>
+          <w:tcPr>
+            <w:tcW w:type="dxa" w:w="2160"/>
+          </w:tcPr>
+          <w:p>
+            <w:r>
+              <w:t>None</w:t>
+            </w:r>
+          </w:p>
+        </w:tc>
+        <w:tc>
+          <w:tcPr>
+            <w:tcW w:type="dxa" w:w="2160"/>
+          </w:tcPr>
+          <w:p>
+            <w:r>
+              <w:t>89.4%</w:t>
+            </w:r>
+          </w:p>
+        </w:tc>
+        <w:tc>
+          <w:tcPr>
+            <w:tcW w:type="dxa" w:w="2160"/>
+          </w:tcPr>
+          <w:p>
+            <w:r>
+              <w:t>72.8%</w:t>
+            </w:r>
+          </w:p>
+        </w:tc>
+        <w:tc>
+          <w:tcPr>
+            <w:tcW w:type="dxa" w:w="2160"/>
+          </w:tcPr>
+          <w:p>
+            <w:r>
+              <w:t>90.5%</w:t>
+            </w:r>
+          </w:p>
+        </w:tc>
+      </w:tr>
+      <w:tr>
+        <w:tc>
+          <w:tcPr>
+            <w:tcW w:type="dxa" w:w="2160"/>
+          </w:tcPr>
+          <w:p>
+            <w:r>
+              <w:t>Slight</w:t>
+            </w:r>
+          </w:p>
+        </w:tc>
+        <w:tc>
+          <w:tcPr>
+            <w:tcW w:type="dxa" w:w="2160"/>
+          </w:tcPr>
+          <w:p>
+            <w:r>
+              <w:t>6.1%</w:t>
+            </w:r>
+          </w:p>
+        </w:tc>
+        <w:tc>
+          <w:tcPr>
+            <w:tcW w:type="dxa" w:w="2160"/>
+          </w:tcPr>
+          <w:p>
+            <w:r>
+              <w:t>8.8%</w:t>
+            </w:r>
+          </w:p>
+        </w:tc>
+        <w:tc>
+          <w:tcPr>
+            <w:tcW w:type="dxa" w:w="2160"/>
+          </w:tcPr>
+          <w:p>
+            <w:r>
+              <w:t>4.6%</w:t>
+            </w:r>
+          </w:p>
+        </w:tc>
+      </w:tr>
+      <w:tr>
+        <w:tc>
+          <w:tcPr>
+            <w:tcW w:type="dxa" w:w="2160"/>
+          </w:tcPr>
+          <w:p>
+            <w:r>
+              <w:t>Moderate</w:t>
+            </w:r>
+          </w:p>
+        </w:tc>
+        <w:tc>
+          <w:tcPr>
+            <w:tcW w:type="dxa" w:w="2160"/>
+          </w:tcPr>
+          <w:p>
+            <w:r>
+              <w:t>2.8%</w:t>
+            </w:r>
+          </w:p>
+        </w:tc>
+        <w:tc>
+          <w:tcPr>
+            <w:tcW w:type="dxa" w:w="2160"/>
+          </w:tcPr>
+          <w:p>
+            <w:r>
+              <w:t>5.0%</w:t>
+            </w:r>
+          </w:p>
+        </w:tc>
+        <w:tc>
+          <w:tcPr>
+            <w:tcW w:type="dxa" w:w="2160"/>
+          </w:tcPr>
+          <w:p>
+            <w:r>
+              <w:t>2.2%</w:t>
+            </w:r>
+          </w:p>
+        </w:tc>
+      </w:tr>
+      <w:tr>
+        <w:tc>
+          <w:tcPr>
+            <w:tcW w:type="dxa" w:w="2160"/>
+          </w:tcPr>
+          <w:p>
+            <w:r>
+              <w:t>Extensive</w:t>
+            </w:r>
+          </w:p>
+        </w:tc>
+        <w:tc>
+          <w:tcPr>
+            <w:tcW w:type="dxa" w:w="2160"/>
+          </w:tcPr>
+          <w:p>
+            <w:r>
+              <w:t>1.3%</w:t>
+            </w:r>
+          </w:p>
+        </w:tc>
+        <w:tc>
+          <w:tcPr>
+            <w:tcW w:type="dxa" w:w="2160"/>
+          </w:tcPr>
+          <w:p>
+            <w:r>
+              <w:t>6.5%</w:t>
+            </w:r>
+          </w:p>
+        </w:tc>
+        <w:tc>
+          <w:tcPr>
+            <w:tcW w:type="dxa" w:w="2160"/>
+          </w:tcPr>
+          <w:p>
+            <w:r>
+              <w:t>2.2%</w:t>
+            </w:r>
+          </w:p>
+        </w:tc>
+      </w:tr>
+      <w:tr>
+        <w:tc>
+          <w:tcPr>
+            <w:tcW w:type="dxa" w:w="2160"/>
+          </w:tcPr>
+          <w:p>
+            <w:r>
+              <w:t>Complete</w:t>
+            </w:r>
+          </w:p>
+        </w:tc>
+        <w:tc>
+          <w:tcPr>
+            <w:tcW w:type="dxa" w:w="2160"/>
+          </w:tcPr>
+          <w:p>
+            <w:r>
+              <w:t>0.4%</w:t>
+            </w:r>
+          </w:p>
+        </w:tc>
+        <w:tc>
+          <w:tcPr>
+            <w:tcW w:type="dxa" w:w="2160"/>
+          </w:tcPr>
+          <w:p>
+            <w:r>
+              <w:t>6.9%</w:t>
+            </w:r>
+          </w:p>
+        </w:tc>
+        <w:tc>
+          <w:tcPr>
+            <w:tcW w:type="dxa" w:w="2160"/>
+          </w:tcPr>
+          <w:p>
+            <w:r>
+              <w:t>0.5%</w:t>
+            </w:r>
+          </w:p>
+        </w:tc>
+      </w:tr>
+      <w:tr>
+        <w:tc>
+          <w:tcPr>
+            <w:tcW w:type="dxa" w:w="2160"/>
+          </w:tcPr>
+          <w:p>
+            <w:r>
+              <w:t>Damage fraction</w:t>
+            </w:r>
+          </w:p>
+        </w:tc>
+        <w:tc>
+          <w:tcPr>
+            <w:tcW w:type="dxa" w:w="2160"/>
+          </w:tcPr>
+          <w:p>
+            <w:r>
+              <w:t>10.6%</w:t>
+            </w:r>
+          </w:p>
+        </w:tc>
+        <w:tc>
+          <w:tcPr>
+            <w:tcW w:type="dxa" w:w="2160"/>
+          </w:tcPr>
+          <w:p>
+            <w:r>
+              <w:t>27.2%</w:t>
+            </w:r>
+          </w:p>
+        </w:tc>
+        <w:tc>
+          <w:tcPr>
+            <w:tcW w:type="dxa" w:w="2160"/>
+          </w:tcPr>
+          <w:p>
+            <w:r>
+              <w:t>9.5%</w:t>
+            </w:r>
+          </w:p>
+        </w:tc>
+      </w:tr>
+    </w:tbl>
+    <w:p/>
+    <w:p>
+      <w:pPr>
+        <w:pStyle w:val="Heading3"/>
+      </w:pPr>
+      <w:r>
+        <w:t>9.5.5 Interpretation</w:t>
+      </w:r>
+    </w:p>
+    <w:p>
+      <w:r>
+        <w:t>k = 1.84: The Northridge bridge inventory requires approximately 1.84x higher ground motion to reach each damage state compared to Hazus national-average assumptions. This is consistent with California's extensive seismic retrofit program after the 1971 San Fernando earthquake.</w:t>
+      </w:r>
+    </w:p>
+    <w:p>
+      <w:r>
+        <w:t>beta = 0.26: The calibrated dispersion is significantly lower than the Hazus default of 0.6, indicating sharper damage transitions. This reflects relatively homogeneous construction practices in the California highway bridge inventory.</w:t>
+      </w:r>
+    </w:p>
+    <w:p>
+      <w:r>
+        <w:t>The calibrated damage fraction (9.5%) closely matches the observed 10.6%, versus the baseline over-prediction of 27.2%.</w:t>
+      </w:r>
+    </w:p>
+    <w:p>
+      <w:pPr>
+        <w:pStyle w:val="Heading3"/>
+      </w:pPr>
+      <w:r>
+        <w:t>9.5.6 Known Limitations</w:t>
+      </w:r>
+    </w:p>
+    <w:p>
+      <w:r>
+        <w:t>1. Global calibration: A single (k, beta) is applied to all 28 HWB classes. Per-class calibration would require class-level damage counts, which Basoz (1998) does not provide.</w:t>
+      </w:r>
+    </w:p>
+    <w:p>
+      <w:r>
+        <w:t>2. Intermediate state ordering: The calibrated model predicts extensive (2.2%) slightly above moderate (2.2%), while observations show moderate &gt; extensive. This is a structural limitation of 2-parameter calibration; the difference is &lt; 0.5 bridges.</w:t>
+      </w:r>
+    </w:p>
+    <w:p>
+      <w:r>
+        <w:t>3. Dataset mismatch: Sa values from 2,008 bridges (2024 NBI), Basoz reference from 1,600 bridges (1994). Calibration compares fractions, so N mismatch does not bias the result, but the HWB class distribution may differ.</w:t>
+      </w:r>
+    </w:p>
+    <w:p>
+      <w:pPr>
+        <w:pStyle w:val="Heading3"/>
+      </w:pPr>
+      <w:r>
+        <w:t>9.5.7 Usage</w:t>
+      </w:r>
+    </w:p>
+    <w:p>
+      <w:r>
+        <w:t>To reproduce the calibration:</w:t>
+      </w:r>
+    </w:p>
+    <w:p>
+      <w:r>
+        <w:t xml:space="preserve">    python scripts/run_calibration.py</w:t>
+      </w:r>
+    </w:p>
+    <w:p/>
+    <w:p>
+      <w:r>
+        <w:t>Outputs (output/calibration/):</w:t>
+      </w:r>
+    </w:p>
+    <w:p>
+      <w:r>
+        <w:t xml:space="preserve">  - calibration_results.json: parameters, CIs, predicted/observed counts</w:t>
+      </w:r>
+    </w:p>
+    <w:p>
+      <w:r>
+        <w:t xml:space="preserve">  - likelihood_profile.png: profile NLL vs k</w:t>
+      </w:r>
+    </w:p>
+    <w:p>
+      <w:r>
+        <w:t xml:space="preserve">  - before_after_distribution.png: observed vs calibrated bar chart</w:t>
+      </w:r>
+    </w:p>
+    <w:p>
+      <w:r>
+        <w:t xml:space="preserve">  - fragility_curves_comparison.png: HWB5 original vs calibrated curves</w:t>
+      </w:r>
+    </w:p>
+    <w:p>
+      <w:r>
+        <w:t xml:space="preserve">  - config_snippet.yaml: paste into config.yaml to apply</w:t>
+      </w:r>
+    </w:p>
+    <w:p/>
+    <w:p>
+      <w:r>
+        <w:t>To apply in the main pipeline, add to config.yaml:</w:t>
+      </w:r>
+    </w:p>
+    <w:p>
+      <w:r>
+        <w:t xml:space="preserve">    calibration:</w:t>
+      </w:r>
+    </w:p>
+    <w:p>
+      <w:r>
+        <w:t xml:space="preserve">        global_median_factor: 1.8432</w:t>
       </w:r>
     </w:p>
     <w:p>

--- a/CAT411_Technical_Documentation.docx
+++ b/CAT411_Technical_Documentation.docx
@@ -808,6 +808,820 @@
         <w:t>└── hazard/usgs/</w:t>
         <w:br/>
         <w:t xml:space="preserve">    ├── shakemap/   hazard_curves/</w:t>
+      </w:r>
+    </w:p>
+    <w:p>
+      <w:pPr>
+        <w:pStyle w:val="Heading2"/>
+      </w:pPr>
+      <w:r>
+        <w:t>6.2 Data Preparation &amp; Missing Value Handling</w:t>
+      </w:r>
+    </w:p>
+    <w:p>
+      <w:pPr/>
+      <w:r>
+        <w:t>NBI bridge records frequently contain missing or invalid values. The framework handles these systematically at multiple stages to ensure robust analysis. This section documents how each missing field is treated.</w:t>
+      </w:r>
+    </w:p>
+    <w:p>
+      <w:pPr>
+        <w:pStyle w:val="Heading3"/>
+      </w:pPr>
+      <w:r>
+        <w:t>6.2.1 Missing Value Defaults</w:t>
+      </w:r>
+    </w:p>
+    <w:p>
+      <w:pPr/>
+      <w:r>
+        <w:t>When NBI fields are missing (NaN), the framework applies the following defaults during HWB classification (src/data_loader.py) and exposure calculation (src/exposure.py):</w:t>
+      </w:r>
+    </w:p>
+    <w:tbl>
+      <w:tblPr>
+        <w:tblStyle w:val="TableGrid"/>
+        <w:tblW w:type="auto" w:w="0"/>
+        <w:tblLook w:firstColumn="1" w:firstRow="1" w:lastColumn="0" w:lastRow="0" w:noHBand="0" w:noVBand="1" w:val="04A0"/>
+      </w:tblPr>
+      <w:tblGrid>
+        <w:gridCol w:w="2160"/>
+        <w:gridCol w:w="2160"/>
+        <w:gridCol w:w="2160"/>
+        <w:gridCol w:w="2160"/>
+      </w:tblGrid>
+      <w:tr>
+        <w:tc>
+          <w:tcPr>
+            <w:tcW w:type="dxa" w:w="2160"/>
+          </w:tcPr>
+          <w:p>
+            <w:r>
+              <w:rPr>
+                <w:b/>
+              </w:rPr>
+              <w:t>NBI Field</w:t>
+            </w:r>
+          </w:p>
+        </w:tc>
+        <w:tc>
+          <w:tcPr>
+            <w:tcW w:type="dxa" w:w="2160"/>
+          </w:tcPr>
+          <w:p>
+            <w:r>
+              <w:rPr>
+                <w:b/>
+              </w:rPr>
+              <w:t>Default Value</w:t>
+            </w:r>
+          </w:p>
+        </w:tc>
+        <w:tc>
+          <w:tcPr>
+            <w:tcW w:type="dxa" w:w="2160"/>
+          </w:tcPr>
+          <w:p>
+            <w:r>
+              <w:rPr>
+                <w:b/>
+              </w:rPr>
+              <w:t>Rationale</w:t>
+            </w:r>
+          </w:p>
+        </w:tc>
+        <w:tc>
+          <w:tcPr>
+            <w:tcW w:type="dxa" w:w="2160"/>
+          </w:tcPr>
+          <w:p>
+            <w:r>
+              <w:rPr>
+                <w:b/>
+              </w:rPr>
+              <w:t>Code Location</w:t>
+            </w:r>
+          </w:p>
+        </w:tc>
+      </w:tr>
+      <w:tr>
+        <w:tc>
+          <w:tcPr>
+            <w:tcW w:type="dxa" w:w="2160"/>
+          </w:tcPr>
+          <w:p>
+            <w:r>
+              <w:t>num_spans</w:t>
+            </w:r>
+          </w:p>
+        </w:tc>
+        <w:tc>
+          <w:tcPr>
+            <w:tcW w:type="dxa" w:w="2160"/>
+          </w:tcPr>
+          <w:p>
+            <w:r>
+              <w:t>1</w:t>
+            </w:r>
+          </w:p>
+        </w:tc>
+        <w:tc>
+          <w:tcPr>
+            <w:tcW w:type="dxa" w:w="2160"/>
+          </w:tcPr>
+          <w:p>
+            <w:r>
+              <w:t>Conservative: single-span assumption (simplest structure)</w:t>
+            </w:r>
+          </w:p>
+        </w:tc>
+        <w:tc>
+          <w:tcPr>
+            <w:tcW w:type="dxa" w:w="2160"/>
+          </w:tcPr>
+          <w:p>
+            <w:r>
+              <w:t>data_loader.py:487</w:t>
+            </w:r>
+          </w:p>
+        </w:tc>
+      </w:tr>
+      <w:tr>
+        <w:tc>
+          <w:tcPr>
+            <w:tcW w:type="dxa" w:w="2160"/>
+          </w:tcPr>
+          <w:p>
+            <w:r>
+              <w:t>year_built</w:t>
+            </w:r>
+          </w:p>
+        </w:tc>
+        <w:tc>
+          <w:tcPr>
+            <w:tcW w:type="dxa" w:w="2160"/>
+          </w:tcPr>
+          <w:p>
+            <w:r>
+              <w:t>1960</w:t>
+            </w:r>
+          </w:p>
+        </w:tc>
+        <w:tc>
+          <w:tcPr>
+            <w:tcW w:type="dxa" w:w="2160"/>
+          </w:tcPr>
+          <w:p>
+            <w:r>
+              <w:t>Pre-seismic era: assumes conventional design (most conservative)</w:t>
+            </w:r>
+          </w:p>
+        </w:tc>
+        <w:tc>
+          <w:tcPr>
+            <w:tcW w:type="dxa" w:w="2160"/>
+          </w:tcPr>
+          <w:p>
+            <w:r>
+              <w:t>data_loader.py:502</w:t>
+            </w:r>
+          </w:p>
+        </w:tc>
+      </w:tr>
+      <w:tr>
+        <w:tc>
+          <w:tcPr>
+            <w:tcW w:type="dxa" w:w="2160"/>
+          </w:tcPr>
+          <w:p>
+            <w:r>
+              <w:t>structure_length_m</w:t>
+            </w:r>
+          </w:p>
+        </w:tc>
+        <w:tc>
+          <w:tcPr>
+            <w:tcW w:type="dxa" w:w="2160"/>
+          </w:tcPr>
+          <w:p>
+            <w:r>
+              <w:t>30 m</w:t>
+            </w:r>
+          </w:p>
+        </w:tc>
+        <w:tc>
+          <w:tcPr>
+            <w:tcW w:type="dxa" w:w="2160"/>
+          </w:tcPr>
+          <w:p>
+            <w:r>
+              <w:t>Typical short-span highway bridge</w:t>
+            </w:r>
+          </w:p>
+        </w:tc>
+        <w:tc>
+          <w:tcPr>
+            <w:tcW w:type="dxa" w:w="2160"/>
+          </w:tcPr>
+          <w:p>
+            <w:r>
+              <w:t>data_loader.py:508, exposure.py:199</w:t>
+            </w:r>
+          </w:p>
+        </w:tc>
+      </w:tr>
+      <w:tr>
+        <w:tc>
+          <w:tcPr>
+            <w:tcW w:type="dxa" w:w="2160"/>
+          </w:tcPr>
+          <w:p>
+            <w:r>
+              <w:t>deck_width_m</w:t>
+            </w:r>
+          </w:p>
+        </w:tc>
+        <w:tc>
+          <w:tcPr>
+            <w:tcW w:type="dxa" w:w="2160"/>
+          </w:tcPr>
+          <w:p>
+            <w:r>
+              <w:t>10 m</w:t>
+            </w:r>
+          </w:p>
+        </w:tc>
+        <w:tc>
+          <w:tcPr>
+            <w:tcW w:type="dxa" w:w="2160"/>
+          </w:tcPr>
+          <w:p>
+            <w:r>
+              <w:t>Standard two-lane bridge width</w:t>
+            </w:r>
+          </w:p>
+        </w:tc>
+        <w:tc>
+          <w:tcPr>
+            <w:tcW w:type="dxa" w:w="2160"/>
+          </w:tcPr>
+          <w:p>
+            <w:r>
+              <w:t>exposure.py:202</w:t>
+            </w:r>
+          </w:p>
+        </w:tc>
+      </w:tr>
+      <w:tr>
+        <w:tc>
+          <w:tcPr>
+            <w:tcW w:type="dxa" w:w="2160"/>
+          </w:tcPr>
+          <w:p>
+            <w:r>
+              <w:t>material_code</w:t>
+            </w:r>
+          </w:p>
+        </w:tc>
+        <w:tc>
+          <w:tcPr>
+            <w:tcW w:type="dxa" w:w="2160"/>
+          </w:tcPr>
+          <w:p>
+            <w:r>
+              <w:t>other</w:t>
+            </w:r>
+          </w:p>
+        </w:tc>
+        <w:tc>
+          <w:tcPr>
+            <w:tcW w:type="dxa" w:w="2160"/>
+          </w:tcPr>
+          <w:p>
+            <w:r>
+              <w:t>Unmapped codes fall through to 'other' category</w:t>
+            </w:r>
+          </w:p>
+        </w:tc>
+        <w:tc>
+          <w:tcPr>
+            <w:tcW w:type="dxa" w:w="2160"/>
+          </w:tcPr>
+          <w:p>
+            <w:r>
+              <w:t>data_loader.py:291</w:t>
+            </w:r>
+          </w:p>
+        </w:tc>
+      </w:tr>
+      <w:tr>
+        <w:tc>
+          <w:tcPr>
+            <w:tcW w:type="dxa" w:w="2160"/>
+          </w:tcPr>
+          <w:p>
+            <w:r>
+              <w:t>design_code</w:t>
+            </w:r>
+          </w:p>
+        </w:tc>
+        <w:tc>
+          <w:tcPr>
+            <w:tcW w:type="dxa" w:w="2160"/>
+          </w:tcPr>
+          <w:p>
+            <w:r>
+              <w:t>00</w:t>
+            </w:r>
+          </w:p>
+        </w:tc>
+        <w:tc>
+          <w:tcPr>
+            <w:tcW w:type="dxa" w:w="2160"/>
+          </w:tcPr>
+          <w:p>
+            <w:r>
+              <w:t>Default design type if unparseable</w:t>
+            </w:r>
+          </w:p>
+        </w:tc>
+        <w:tc>
+          <w:tcPr>
+            <w:tcW w:type="dxa" w:w="2160"/>
+          </w:tcPr>
+          <w:p>
+            <w:r>
+              <w:t>data_loader.py:514</w:t>
+            </w:r>
+          </w:p>
+        </w:tc>
+      </w:tr>
+      <w:tr>
+        <w:tc>
+          <w:tcPr>
+            <w:tcW w:type="dxa" w:w="2160"/>
+          </w:tcPr>
+          <w:p>
+            <w:r>
+              <w:t>condition_rating</w:t>
+            </w:r>
+          </w:p>
+        </w:tc>
+        <w:tc>
+          <w:tcPr>
+            <w:tcW w:type="dxa" w:w="2160"/>
+          </w:tcPr>
+          <w:p>
+            <w:r>
+              <w:t>(not imputed)</w:t>
+            </w:r>
+          </w:p>
+        </w:tc>
+        <w:tc>
+          <w:tcPr>
+            <w:tcW w:type="dxa" w:w="2160"/>
+          </w:tcPr>
+          <w:p>
+            <w:r>
+              <w:t>14.9% missing in NBI 2024; not used in fragility</w:t>
+            </w:r>
+          </w:p>
+        </w:tc>
+        <w:tc>
+          <w:tcPr>
+            <w:tcW w:type="dxa" w:w="2160"/>
+          </w:tcPr>
+          <w:p>
+            <w:r>
+              <w:t>N/A</w:t>
+            </w:r>
+          </w:p>
+        </w:tc>
+      </w:tr>
+    </w:tbl>
+    <w:p>
+      <w:pPr/>
+    </w:p>
+    <w:p>
+      <w:pPr>
+        <w:pStyle w:val="Heading3"/>
+      </w:pPr>
+      <w:r>
+        <w:t>6.2.2 HWB Classification with Missing Fields</w:t>
+      </w:r>
+    </w:p>
+    <w:p>
+      <w:pPr/>
+      <w:r>
+        <w:t>The HWB classification logic in src/data_loader.py (classify_hwb_class) depends on material, span type, design era, and seismic design. When inputs are missing:</w:t>
+      </w:r>
+    </w:p>
+    <w:p>
+      <w:pPr/>
+      <w:r>
+        <w:t>- material_code NaN or unmapped: material = 'other', which maps to general HWB classes (e.g., HWB28 'All Other Bridges')</w:t>
+      </w:r>
+    </w:p>
+    <w:p>
+      <w:pPr/>
+      <w:r>
+        <w:t>- num_spans NaN: defaults to 1, producing 'single' span type</w:t>
+      </w:r>
+    </w:p>
+    <w:p>
+      <w:pPr/>
+      <w:r>
+        <w:t>- year_built NaN: defaults to 1960, producing 'conventional' design era (pre-1975)</w:t>
+      </w:r>
+    </w:p>
+    <w:p>
+      <w:pPr/>
+      <w:r>
+        <w:t>These defaults are intentionally conservative: they classify uncertain bridges into weaker vulnerability classes, avoiding under-prediction of damage.</w:t>
+      </w:r>
+    </w:p>
+    <w:p>
+      <w:pPr>
+        <w:pStyle w:val="Heading3"/>
+      </w:pPr>
+      <w:r>
+        <w:t>6.2.3 Validation Enrichment for Missing Data</w:t>
+      </w:r>
+    </w:p>
+    <w:p>
+      <w:pPr/>
+      <w:r>
+        <w:t>When users provide validation CSV data with missing fields, the validation module (src/validation.py) performs two-phase enrichment:</w:t>
+      </w:r>
+    </w:p>
+    <w:p>
+      <w:pPr/>
+      <w:r>
+        <w:t>Phase 1 (ID match): If structure_number is present, looks up the bridge in the NBI database and fills missing hwb_class, latitude, longitude, year_built, and material.</w:t>
+      </w:r>
+    </w:p>
+    <w:p>
+      <w:pPr/>
+      <w:r>
+        <w:t>Phase 2 (spatial match): If structure_number is missing but coordinates are present, finds the nearest NBI bridge within 500m and copies its classification data.</w:t>
+      </w:r>
+    </w:p>
+    <w:p>
+      <w:pPr/>
+      <w:r>
+        <w:t>Bridges that cannot be enriched (no ID and no coordinates) are flagged with warnings and excluded from per-bridge analysis but still counted in aggregate statistics.</w:t>
+      </w:r>
+    </w:p>
+    <w:p>
+      <w:pPr>
+        <w:pStyle w:val="Heading3"/>
+      </w:pPr>
+      <w:r>
+        <w:t>6.2.4 ShakeMap &amp; Interpolation Missing Values</w:t>
+      </w:r>
+    </w:p>
+    <w:p>
+      <w:pPr/>
+      <w:r>
+        <w:t>- ShakeMap grid interpolation: scipy RectBivariateSpline may produce NaN for points outside the convex hull. These are filled with nearest-neighbor values (src/interpolation.py:233-234).</w:t>
+      </w:r>
+    </w:p>
+    <w:p>
+      <w:pPr/>
+      <w:r>
+        <w:t>- Vs30 grid: USGS values with nodata sentinels are replaced with NaN, then filled with column median or 760 m/s (NEHRP B/C boundary) as final fallback (src/vs30_provider.py:116-155).</w:t>
+      </w:r>
+    </w:p>
+    <w:p>
+      <w:pPr>
+        <w:pStyle w:val="Heading3"/>
+      </w:pPr>
+      <w:r>
+        <w:t>6.2.5 Northridge Observed Dataset</w:t>
+      </w:r>
+    </w:p>
+    <w:p>
+      <w:pPr/>
+      <w:r>
+        <w:t>The prepared dataset (data/northridge_observed.csv, 2,008 bridges) was cleaned by Sirisha Kedarsetty. Missing value status:</w:t>
+      </w:r>
+    </w:p>
+    <w:tbl>
+      <w:tblPr>
+        <w:tblStyle w:val="TableGrid"/>
+        <w:tblW w:type="auto" w:w="0"/>
+        <w:tblLook w:firstColumn="1" w:firstRow="1" w:lastColumn="0" w:lastRow="0" w:noHBand="0" w:noVBand="1" w:val="04A0"/>
+      </w:tblPr>
+      <w:tblGrid>
+        <w:gridCol w:w="2880"/>
+        <w:gridCol w:w="2880"/>
+        <w:gridCol w:w="2880"/>
+      </w:tblGrid>
+      <w:tr>
+        <w:tc>
+          <w:tcPr>
+            <w:tcW w:type="dxa" w:w="2880"/>
+          </w:tcPr>
+          <w:p>
+            <w:r>
+              <w:rPr>
+                <w:b/>
+              </w:rPr>
+              <w:t>Column</w:t>
+            </w:r>
+          </w:p>
+        </w:tc>
+        <w:tc>
+          <w:tcPr>
+            <w:tcW w:type="dxa" w:w="2880"/>
+          </w:tcPr>
+          <w:p>
+            <w:r>
+              <w:rPr>
+                <w:b/>
+              </w:rPr>
+              <w:t>Missing</w:t>
+            </w:r>
+          </w:p>
+        </w:tc>
+        <w:tc>
+          <w:tcPr>
+            <w:tcW w:type="dxa" w:w="2880"/>
+          </w:tcPr>
+          <w:p>
+            <w:r>
+              <w:rPr>
+                <w:b/>
+              </w:rPr>
+              <w:t>Notes</w:t>
+            </w:r>
+          </w:p>
+        </w:tc>
+      </w:tr>
+      <w:tr>
+        <w:tc>
+          <w:tcPr>
+            <w:tcW w:type="dxa" w:w="2880"/>
+          </w:tcPr>
+          <w:p>
+            <w:r>
+              <w:t>structure_number</w:t>
+            </w:r>
+          </w:p>
+        </w:tc>
+        <w:tc>
+          <w:tcPr>
+            <w:tcW w:type="dxa" w:w="2880"/>
+          </w:tcPr>
+          <w:p>
+            <w:r>
+              <w:t>0</w:t>
+            </w:r>
+          </w:p>
+        </w:tc>
+        <w:tc>
+          <w:tcPr>
+            <w:tcW w:type="dxa" w:w="2880"/>
+          </w:tcPr>
+          <w:p>
+            <w:r>
+              <w:t>All bridges identified</w:t>
+            </w:r>
+          </w:p>
+        </w:tc>
+      </w:tr>
+      <w:tr>
+        <w:tc>
+          <w:tcPr>
+            <w:tcW w:type="dxa" w:w="2880"/>
+          </w:tcPr>
+          <w:p>
+            <w:r>
+              <w:t>latitude / longitude</w:t>
+            </w:r>
+          </w:p>
+        </w:tc>
+        <w:tc>
+          <w:tcPr>
+            <w:tcW w:type="dxa" w:w="2880"/>
+          </w:tcPr>
+          <w:p>
+            <w:r>
+              <w:t>0</w:t>
+            </w:r>
+          </w:p>
+        </w:tc>
+        <w:tc>
+          <w:tcPr>
+            <w:tcW w:type="dxa" w:w="2880"/>
+          </w:tcPr>
+          <w:p>
+            <w:r>
+              <w:t>All geocoded</w:t>
+            </w:r>
+          </w:p>
+        </w:tc>
+      </w:tr>
+      <w:tr>
+        <w:tc>
+          <w:tcPr>
+            <w:tcW w:type="dxa" w:w="2880"/>
+          </w:tcPr>
+          <w:p>
+            <w:r>
+              <w:t>year_built</w:t>
+            </w:r>
+          </w:p>
+        </w:tc>
+        <w:tc>
+          <w:tcPr>
+            <w:tcW w:type="dxa" w:w="2880"/>
+          </w:tcPr>
+          <w:p>
+            <w:r>
+              <w:t>0</w:t>
+            </w:r>
+          </w:p>
+        </w:tc>
+        <w:tc>
+          <w:tcPr>
+            <w:tcW w:type="dxa" w:w="2880"/>
+          </w:tcPr>
+          <w:p>
+            <w:r>
+              <w:t>Range: 1900-2020</w:t>
+            </w:r>
+          </w:p>
+        </w:tc>
+      </w:tr>
+      <w:tr>
+        <w:tc>
+          <w:tcPr>
+            <w:tcW w:type="dxa" w:w="2880"/>
+          </w:tcPr>
+          <w:p>
+            <w:r>
+              <w:t>hwb_class</w:t>
+            </w:r>
+          </w:p>
+        </w:tc>
+        <w:tc>
+          <w:tcPr>
+            <w:tcW w:type="dxa" w:w="2880"/>
+          </w:tcPr>
+          <w:p>
+            <w:r>
+              <w:t>0</w:t>
+            </w:r>
+          </w:p>
+        </w:tc>
+        <w:tc>
+          <w:tcPr>
+            <w:tcW w:type="dxa" w:w="2880"/>
+          </w:tcPr>
+          <w:p>
+            <w:r>
+              <w:t>12 classes present</w:t>
+            </w:r>
+          </w:p>
+        </w:tc>
+      </w:tr>
+      <w:tr>
+        <w:tc>
+          <w:tcPr>
+            <w:tcW w:type="dxa" w:w="2880"/>
+          </w:tcPr>
+          <w:p>
+            <w:r>
+              <w:t>sa1s_shakemap</w:t>
+            </w:r>
+          </w:p>
+        </w:tc>
+        <w:tc>
+          <w:tcPr>
+            <w:tcW w:type="dxa" w:w="2880"/>
+          </w:tcPr>
+          <w:p>
+            <w:r>
+              <w:t>0</w:t>
+            </w:r>
+          </w:p>
+        </w:tc>
+        <w:tc>
+          <w:tcPr>
+            <w:tcW w:type="dxa" w:w="2880"/>
+          </w:tcPr>
+          <w:p>
+            <w:r>
+              <w:t>Range: 0.064-1.261g</w:t>
+            </w:r>
+          </w:p>
+        </w:tc>
+      </w:tr>
+      <w:tr>
+        <w:tc>
+          <w:tcPr>
+            <w:tcW w:type="dxa" w:w="2880"/>
+          </w:tcPr>
+          <w:p>
+            <w:r>
+              <w:t>Observed_damage</w:t>
+            </w:r>
+          </w:p>
+        </w:tc>
+        <w:tc>
+          <w:tcPr>
+            <w:tcW w:type="dxa" w:w="2880"/>
+          </w:tcPr>
+          <w:p>
+            <w:r>
+              <w:t>0</w:t>
+            </w:r>
+          </w:p>
+        </w:tc>
+        <w:tc>
+          <w:tcPr>
+            <w:tcW w:type="dxa" w:w="2880"/>
+          </w:tcPr>
+          <w:p>
+            <w:r>
+              <w:t>5 states: none/slight/moderate/extensive/complete</w:t>
+            </w:r>
+          </w:p>
+        </w:tc>
+      </w:tr>
+      <w:tr>
+        <w:tc>
+          <w:tcPr>
+            <w:tcW w:type="dxa" w:w="2880"/>
+          </w:tcPr>
+          <w:p>
+            <w:r>
+              <w:t>pga_literature</w:t>
+            </w:r>
+          </w:p>
+        </w:tc>
+        <w:tc>
+          <w:tcPr>
+            <w:tcW w:type="dxa" w:w="2880"/>
+          </w:tcPr>
+          <w:p>
+            <w:r>
+              <w:t>1,961 (97.7%)</w:t>
+            </w:r>
+          </w:p>
+        </w:tc>
+        <w:tc>
+          <w:tcPr>
+            <w:tcW w:type="dxa" w:w="2880"/>
+          </w:tcPr>
+          <w:p>
+            <w:r>
+              <w:t>Only 47 bridges have literature PGA; not used in calibration</w:t>
+            </w:r>
+          </w:p>
+        </w:tc>
+      </w:tr>
+      <w:tr>
+        <w:tc>
+          <w:tcPr>
+            <w:tcW w:type="dxa" w:w="2880"/>
+          </w:tcPr>
+          <w:p>
+            <w:r>
+              <w:t>damage_description</w:t>
+            </w:r>
+          </w:p>
+        </w:tc>
+        <w:tc>
+          <w:tcPr>
+            <w:tcW w:type="dxa" w:w="2880"/>
+          </w:tcPr>
+          <w:p>
+            <w:r>
+              <w:t>1,957 (97.5%)</w:t>
+            </w:r>
+          </w:p>
+        </w:tc>
+        <w:tc>
+          <w:tcPr>
+            <w:tcW w:type="dxa" w:w="2880"/>
+          </w:tcPr>
+          <w:p>
+            <w:r>
+              <w:t>Free-text; not used in calibration</w:t>
+            </w:r>
+          </w:p>
+        </w:tc>
+      </w:tr>
+    </w:tbl>
+    <w:p>
+      <w:pPr/>
+    </w:p>
+    <w:p>
+      <w:pPr/>
+      <w:r>
+        <w:t>All fields required for calibration (sa1s_shakemap, hwb_class, Observed_damage) have zero missing values. The pga_literature column is sparse because literature PGA values are only available for the small subset of bridges specifically studied in post-earthquake reconnaissance reports.</w:t>
       </w:r>
     </w:p>
     <w:p>
@@ -3106,6 +3920,1776 @@
     <w:p>
       <w:r>
         <w:t>[8] Worden, C.B., et al. (2018). Spatial and spectral interpolation of ground-motion intensity measure observations. BSSA, 108(2), 866-875.</w:t>
+      </w:r>
+    </w:p>
+    <w:p>
+      <w:pPr>
+        <w:pStyle w:val="Heading1"/>
+      </w:pPr>
+      <w:r>
+        <w:t>13. User Data Guide</w:t>
+      </w:r>
+    </w:p>
+    <w:p>
+      <w:pPr/>
+      <w:r>
+        <w:t>This section describes the data formats required for users who want to apply the CAT411 framework to their own earthquake scenarios and bridge inventories.</w:t>
+      </w:r>
+    </w:p>
+    <w:p>
+      <w:pPr>
+        <w:pStyle w:val="Heading2"/>
+      </w:pPr>
+      <w:r>
+        <w:t>13.1 Data the Framework Provides (Built-in)</w:t>
+      </w:r>
+    </w:p>
+    <w:p>
+      <w:pPr/>
+      <w:r>
+        <w:t>The following data is embedded in the framework and does NOT need to be supplied by users:</w:t>
+      </w:r>
+    </w:p>
+    <w:tbl>
+      <w:tblPr>
+        <w:tblStyle w:val="TableGrid"/>
+        <w:tblW w:type="auto" w:w="0"/>
+        <w:tblLook w:firstColumn="1" w:firstRow="1" w:lastColumn="0" w:lastRow="0" w:noHBand="0" w:noVBand="1" w:val="04A0"/>
+      </w:tblPr>
+      <w:tblGrid>
+        <w:gridCol w:w="2880"/>
+        <w:gridCol w:w="2880"/>
+        <w:gridCol w:w="2880"/>
+      </w:tblGrid>
+      <w:tr>
+        <w:tc>
+          <w:tcPr>
+            <w:tcW w:type="dxa" w:w="2880"/>
+          </w:tcPr>
+          <w:p>
+            <w:r>
+              <w:rPr>
+                <w:b/>
+              </w:rPr>
+              <w:t>Data</w:t>
+            </w:r>
+          </w:p>
+        </w:tc>
+        <w:tc>
+          <w:tcPr>
+            <w:tcW w:type="dxa" w:w="2880"/>
+          </w:tcPr>
+          <w:p>
+            <w:r>
+              <w:rPr>
+                <w:b/>
+              </w:rPr>
+              <w:t>Source</w:t>
+            </w:r>
+          </w:p>
+        </w:tc>
+        <w:tc>
+          <w:tcPr>
+            <w:tcW w:type="dxa" w:w="2880"/>
+          </w:tcPr>
+          <w:p>
+            <w:r>
+              <w:rPr>
+                <w:b/>
+              </w:rPr>
+              <w:t>Location</w:t>
+            </w:r>
+          </w:p>
+        </w:tc>
+      </w:tr>
+      <w:tr>
+        <w:tc>
+          <w:tcPr>
+            <w:tcW w:type="dxa" w:w="2880"/>
+          </w:tcPr>
+          <w:p>
+            <w:r>
+              <w:t>HAZUS fragility parameters (28 HWB classes)</w:t>
+            </w:r>
+          </w:p>
+        </w:tc>
+        <w:tc>
+          <w:tcPr>
+            <w:tcW w:type="dxa" w:w="2880"/>
+          </w:tcPr>
+          <w:p>
+            <w:r>
+              <w:t>Hazus 6.1 Table 7.9</w:t>
+            </w:r>
+          </w:p>
+        </w:tc>
+        <w:tc>
+          <w:tcPr>
+            <w:tcW w:type="dxa" w:w="2880"/>
+          </w:tcPr>
+          <w:p>
+            <w:r>
+              <w:t>src/hazus_params.py</w:t>
+            </w:r>
+          </w:p>
+        </w:tc>
+      </w:tr>
+      <w:tr>
+        <w:tc>
+          <w:tcPr>
+            <w:tcW w:type="dxa" w:w="2880"/>
+          </w:tcPr>
+          <w:p>
+            <w:r>
+              <w:t>HWB classification logic</w:t>
+            </w:r>
+          </w:p>
+        </w:tc>
+        <w:tc>
+          <w:tcPr>
+            <w:tcW w:type="dxa" w:w="2880"/>
+          </w:tcPr>
+          <w:p>
+            <w:r>
+              <w:t>Hazus 6.1 Chapter 7</w:t>
+            </w:r>
+          </w:p>
+        </w:tc>
+        <w:tc>
+          <w:tcPr>
+            <w:tcW w:type="dxa" w:w="2880"/>
+          </w:tcPr>
+          <w:p>
+            <w:r>
+              <w:t>src/data_loader.py, src/bridge_classes.py</w:t>
+            </w:r>
+          </w:p>
+        </w:tc>
+      </w:tr>
+      <w:tr>
+        <w:tc>
+          <w:tcPr>
+            <w:tcW w:type="dxa" w:w="2880"/>
+          </w:tcPr>
+          <w:p>
+            <w:r>
+              <w:t>MLE calibration results (k, beta)</w:t>
+            </w:r>
+          </w:p>
+        </w:tc>
+        <w:tc>
+          <w:tcPr>
+            <w:tcW w:type="dxa" w:w="2880"/>
+          </w:tcPr>
+          <w:p>
+            <w:r>
+              <w:t>This project</w:t>
+            </w:r>
+          </w:p>
+        </w:tc>
+        <w:tc>
+          <w:tcPr>
+            <w:tcW w:type="dxa" w:w="2880"/>
+          </w:tcPr>
+          <w:p>
+            <w:r>
+              <w:t>output/calibration/calibration_results.json</w:t>
+            </w:r>
+          </w:p>
+        </w:tc>
+      </w:tr>
+      <w:tr>
+        <w:tc>
+          <w:tcPr>
+            <w:tcW w:type="dxa" w:w="2880"/>
+          </w:tcPr>
+          <w:p>
+            <w:r>
+              <w:t>Basoz (1998) reference counts</w:t>
+            </w:r>
+          </w:p>
+        </w:tc>
+        <w:tc>
+          <w:tcPr>
+            <w:tcW w:type="dxa" w:w="2880"/>
+          </w:tcPr>
+          <w:p>
+            <w:r>
+              <w:t>MCEER-98-0004</w:t>
+            </w:r>
+          </w:p>
+        </w:tc>
+        <w:tc>
+          <w:tcPr>
+            <w:tcW w:type="dxa" w:w="2880"/>
+          </w:tcPr>
+          <w:p>
+            <w:r>
+              <w:t>src/northridge_case.py</w:t>
+            </w:r>
+          </w:p>
+        </w:tc>
+      </w:tr>
+      <w:tr>
+        <w:tc>
+          <w:tcPr>
+            <w:tcW w:type="dxa" w:w="2880"/>
+          </w:tcPr>
+          <w:p>
+            <w:r>
+              <w:t>NBI material/design code mappings</w:t>
+            </w:r>
+          </w:p>
+        </w:tc>
+        <w:tc>
+          <w:tcPr>
+            <w:tcW w:type="dxa" w:w="2880"/>
+          </w:tcPr>
+          <w:p>
+            <w:r>
+              <w:t>FHWA NBI coding guide</w:t>
+            </w:r>
+          </w:p>
+        </w:tc>
+        <w:tc>
+          <w:tcPr>
+            <w:tcW w:type="dxa" w:w="2880"/>
+          </w:tcPr>
+          <w:p>
+            <w:r>
+              <w:t>src/data_loader.py</w:t>
+            </w:r>
+          </w:p>
+        </w:tc>
+      </w:tr>
+      <w:tr>
+        <w:tc>
+          <w:tcPr>
+            <w:tcW w:type="dxa" w:w="2880"/>
+          </w:tcPr>
+          <w:p>
+            <w:r>
+              <w:t>Replacement cost estimation model</w:t>
+            </w:r>
+          </w:p>
+        </w:tc>
+        <w:tc>
+          <w:tcPr>
+            <w:tcW w:type="dxa" w:w="2880"/>
+          </w:tcPr>
+          <w:p>
+            <w:r>
+              <w:t>RSMeans + Hazus</w:t>
+            </w:r>
+          </w:p>
+        </w:tc>
+        <w:tc>
+          <w:tcPr>
+            <w:tcW w:type="dxa" w:w="2880"/>
+          </w:tcPr>
+          <w:p>
+            <w:r>
+              <w:t>src/exposure.py</w:t>
+            </w:r>
+          </w:p>
+        </w:tc>
+      </w:tr>
+      <w:tr>
+        <w:tc>
+          <w:tcPr>
+            <w:tcW w:type="dxa" w:w="2880"/>
+          </w:tcPr>
+          <w:p>
+            <w:r>
+              <w:t>BSSA14/21 GMPE coefficients</w:t>
+            </w:r>
+          </w:p>
+        </w:tc>
+        <w:tc>
+          <w:tcPr>
+            <w:tcW w:type="dxa" w:w="2880"/>
+          </w:tcPr>
+          <w:p>
+            <w:r>
+              <w:t>NGA-West2</w:t>
+            </w:r>
+          </w:p>
+        </w:tc>
+        <w:tc>
+          <w:tcPr>
+            <w:tcW w:type="dxa" w:w="2880"/>
+          </w:tcPr>
+          <w:p>
+            <w:r>
+              <w:t>src/gmpe_bssa21.py</w:t>
+            </w:r>
+          </w:p>
+        </w:tc>
+      </w:tr>
+      <w:tr>
+        <w:tc>
+          <w:tcPr>
+            <w:tcW w:type="dxa" w:w="2880"/>
+          </w:tcPr>
+          <w:p>
+            <w:r>
+              <w:t>Vs30 grid (USGS)</w:t>
+            </w:r>
+          </w:p>
+        </w:tc>
+        <w:tc>
+          <w:tcPr>
+            <w:tcW w:type="dxa" w:w="2880"/>
+          </w:tcPr>
+          <w:p>
+            <w:r>
+              <w:t>USGS global Vs30</w:t>
+            </w:r>
+          </w:p>
+        </w:tc>
+        <w:tc>
+          <w:tcPr>
+            <w:tcW w:type="dxa" w:w="2880"/>
+          </w:tcPr>
+          <w:p>
+            <w:r>
+              <w:t>data/vs30_*.tif (auto-downloaded)</w:t>
+            </w:r>
+          </w:p>
+        </w:tc>
+      </w:tr>
+    </w:tbl>
+    <w:p>
+      <w:pPr/>
+    </w:p>
+    <w:p>
+      <w:pPr>
+        <w:pStyle w:val="Heading2"/>
+      </w:pPr>
+      <w:r>
+        <w:t>13.2 Data Users Must Provide</w:t>
+      </w:r>
+    </w:p>
+    <w:p>
+      <w:pPr>
+        <w:pStyle w:val="Heading3"/>
+      </w:pPr>
+      <w:r>
+        <w:t>13.2.1 Bridge Inventory (Required)</w:t>
+      </w:r>
+    </w:p>
+    <w:p>
+      <w:pPr/>
+      <w:r>
+        <w:t>A CSV file containing the bridge portfolio to analyze. The framework will classify each bridge into a HWB class and compute damage probabilities.</w:t>
+      </w:r>
+    </w:p>
+    <w:p>
+      <w:pPr/>
+      <w:r>
+        <w:t>Required columns:</w:t>
+      </w:r>
+    </w:p>
+    <w:tbl>
+      <w:tblPr>
+        <w:tblStyle w:val="TableGrid"/>
+        <w:tblW w:type="auto" w:w="0"/>
+        <w:tblLook w:firstColumn="1" w:firstRow="1" w:lastColumn="0" w:lastRow="0" w:noHBand="0" w:noVBand="1" w:val="04A0"/>
+      </w:tblPr>
+      <w:tblGrid>
+        <w:gridCol w:w="2160"/>
+        <w:gridCol w:w="2160"/>
+        <w:gridCol w:w="2160"/>
+        <w:gridCol w:w="2160"/>
+      </w:tblGrid>
+      <w:tr>
+        <w:tc>
+          <w:tcPr>
+            <w:tcW w:type="dxa" w:w="2160"/>
+          </w:tcPr>
+          <w:p>
+            <w:r>
+              <w:rPr>
+                <w:b/>
+              </w:rPr>
+              <w:t>Column Name</w:t>
+            </w:r>
+          </w:p>
+        </w:tc>
+        <w:tc>
+          <w:tcPr>
+            <w:tcW w:type="dxa" w:w="2160"/>
+          </w:tcPr>
+          <w:p>
+            <w:r>
+              <w:rPr>
+                <w:b/>
+              </w:rPr>
+              <w:t>Type</w:t>
+            </w:r>
+          </w:p>
+        </w:tc>
+        <w:tc>
+          <w:tcPr>
+            <w:tcW w:type="dxa" w:w="2160"/>
+          </w:tcPr>
+          <w:p>
+            <w:r>
+              <w:rPr>
+                <w:b/>
+              </w:rPr>
+              <w:t>Description</w:t>
+            </w:r>
+          </w:p>
+        </w:tc>
+        <w:tc>
+          <w:tcPr>
+            <w:tcW w:type="dxa" w:w="2160"/>
+          </w:tcPr>
+          <w:p>
+            <w:r>
+              <w:rPr>
+                <w:b/>
+              </w:rPr>
+              <w:t>Example</w:t>
+            </w:r>
+          </w:p>
+        </w:tc>
+      </w:tr>
+      <w:tr>
+        <w:tc>
+          <w:tcPr>
+            <w:tcW w:type="dxa" w:w="2160"/>
+          </w:tcPr>
+          <w:p>
+            <w:r>
+              <w:t>structure_number</w:t>
+            </w:r>
+          </w:p>
+        </w:tc>
+        <w:tc>
+          <w:tcPr>
+            <w:tcW w:type="dxa" w:w="2160"/>
+          </w:tcPr>
+          <w:p>
+            <w:r>
+              <w:t>string</w:t>
+            </w:r>
+          </w:p>
+        </w:tc>
+        <w:tc>
+          <w:tcPr>
+            <w:tcW w:type="dxa" w:w="2160"/>
+          </w:tcPr>
+          <w:p>
+            <w:r>
+              <w:t>Unique bridge identifier (NBI format preferred)</w:t>
+            </w:r>
+          </w:p>
+        </w:tc>
+        <w:tc>
+          <w:tcPr>
+            <w:tcW w:type="dxa" w:w="2160"/>
+          </w:tcPr>
+          <w:p>
+            <w:r>
+              <w:t>53 0012</w:t>
+            </w:r>
+          </w:p>
+        </w:tc>
+      </w:tr>
+      <w:tr>
+        <w:tc>
+          <w:tcPr>
+            <w:tcW w:type="dxa" w:w="2160"/>
+          </w:tcPr>
+          <w:p>
+            <w:r>
+              <w:t>latitude</w:t>
+            </w:r>
+          </w:p>
+        </w:tc>
+        <w:tc>
+          <w:tcPr>
+            <w:tcW w:type="dxa" w:w="2160"/>
+          </w:tcPr>
+          <w:p>
+            <w:r>
+              <w:t>float</w:t>
+            </w:r>
+          </w:p>
+        </w:tc>
+        <w:tc>
+          <w:tcPr>
+            <w:tcW w:type="dxa" w:w="2160"/>
+          </w:tcPr>
+          <w:p>
+            <w:r>
+              <w:t>Bridge latitude in decimal degrees (WGS84)</w:t>
+            </w:r>
+          </w:p>
+        </w:tc>
+        <w:tc>
+          <w:tcPr>
+            <w:tcW w:type="dxa" w:w="2160"/>
+          </w:tcPr>
+          <w:p>
+            <w:r>
+              <w:t>34.0522</w:t>
+            </w:r>
+          </w:p>
+        </w:tc>
+      </w:tr>
+      <w:tr>
+        <w:tc>
+          <w:tcPr>
+            <w:tcW w:type="dxa" w:w="2160"/>
+          </w:tcPr>
+          <w:p>
+            <w:r>
+              <w:t>longitude</w:t>
+            </w:r>
+          </w:p>
+        </w:tc>
+        <w:tc>
+          <w:tcPr>
+            <w:tcW w:type="dxa" w:w="2160"/>
+          </w:tcPr>
+          <w:p>
+            <w:r>
+              <w:t>float</w:t>
+            </w:r>
+          </w:p>
+        </w:tc>
+        <w:tc>
+          <w:tcPr>
+            <w:tcW w:type="dxa" w:w="2160"/>
+          </w:tcPr>
+          <w:p>
+            <w:r>
+              <w:t>Bridge longitude in decimal degrees (WGS84, negative for West)</w:t>
+            </w:r>
+          </w:p>
+        </w:tc>
+        <w:tc>
+          <w:tcPr>
+            <w:tcW w:type="dxa" w:w="2160"/>
+          </w:tcPr>
+          <w:p>
+            <w:r>
+              <w:t>-118.2437</w:t>
+            </w:r>
+          </w:p>
+        </w:tc>
+      </w:tr>
+    </w:tbl>
+    <w:p>
+      <w:pPr/>
+    </w:p>
+    <w:p>
+      <w:pPr/>
+      <w:r>
+        <w:t>Optional columns (auto-enriched from NBI if missing):</w:t>
+      </w:r>
+    </w:p>
+    <w:tbl>
+      <w:tblPr>
+        <w:tblStyle w:val="TableGrid"/>
+        <w:tblW w:type="auto" w:w="0"/>
+        <w:tblLook w:firstColumn="1" w:firstRow="1" w:lastColumn="0" w:lastRow="0" w:noHBand="0" w:noVBand="1" w:val="04A0"/>
+      </w:tblPr>
+      <w:tblGrid>
+        <w:gridCol w:w="2160"/>
+        <w:gridCol w:w="2160"/>
+        <w:gridCol w:w="2160"/>
+        <w:gridCol w:w="2160"/>
+      </w:tblGrid>
+      <w:tr>
+        <w:tc>
+          <w:tcPr>
+            <w:tcW w:type="dxa" w:w="2160"/>
+          </w:tcPr>
+          <w:p>
+            <w:r>
+              <w:rPr>
+                <w:b/>
+              </w:rPr>
+              <w:t>Column Name</w:t>
+            </w:r>
+          </w:p>
+        </w:tc>
+        <w:tc>
+          <w:tcPr>
+            <w:tcW w:type="dxa" w:w="2160"/>
+          </w:tcPr>
+          <w:p>
+            <w:r>
+              <w:rPr>
+                <w:b/>
+              </w:rPr>
+              <w:t>Type</w:t>
+            </w:r>
+          </w:p>
+        </w:tc>
+        <w:tc>
+          <w:tcPr>
+            <w:tcW w:type="dxa" w:w="2160"/>
+          </w:tcPr>
+          <w:p>
+            <w:r>
+              <w:rPr>
+                <w:b/>
+              </w:rPr>
+              <w:t>Default if Missing</w:t>
+            </w:r>
+          </w:p>
+        </w:tc>
+        <w:tc>
+          <w:tcPr>
+            <w:tcW w:type="dxa" w:w="2160"/>
+          </w:tcPr>
+          <w:p>
+            <w:r>
+              <w:rPr>
+                <w:b/>
+              </w:rPr>
+              <w:t>Description</w:t>
+            </w:r>
+          </w:p>
+        </w:tc>
+      </w:tr>
+      <w:tr>
+        <w:tc>
+          <w:tcPr>
+            <w:tcW w:type="dxa" w:w="2160"/>
+          </w:tcPr>
+          <w:p>
+            <w:r>
+              <w:t>year_built</w:t>
+            </w:r>
+          </w:p>
+        </w:tc>
+        <w:tc>
+          <w:tcPr>
+            <w:tcW w:type="dxa" w:w="2160"/>
+          </w:tcPr>
+          <w:p>
+            <w:r>
+              <w:t>int</w:t>
+            </w:r>
+          </w:p>
+        </w:tc>
+        <w:tc>
+          <w:tcPr>
+            <w:tcW w:type="dxa" w:w="2160"/>
+          </w:tcPr>
+          <w:p>
+            <w:r>
+              <w:t>1960</w:t>
+            </w:r>
+          </w:p>
+        </w:tc>
+        <w:tc>
+          <w:tcPr>
+            <w:tcW w:type="dxa" w:w="2160"/>
+          </w:tcPr>
+          <w:p>
+            <w:r>
+              <w:t>Construction year; determines design era (pre/post 1975)</w:t>
+            </w:r>
+          </w:p>
+        </w:tc>
+      </w:tr>
+      <w:tr>
+        <w:tc>
+          <w:tcPr>
+            <w:tcW w:type="dxa" w:w="2160"/>
+          </w:tcPr>
+          <w:p>
+            <w:r>
+              <w:t>material_code</w:t>
+            </w:r>
+          </w:p>
+        </w:tc>
+        <w:tc>
+          <w:tcPr>
+            <w:tcW w:type="dxa" w:w="2160"/>
+          </w:tcPr>
+          <w:p>
+            <w:r>
+              <w:t>string</w:t>
+            </w:r>
+          </w:p>
+        </w:tc>
+        <w:tc>
+          <w:tcPr>
+            <w:tcW w:type="dxa" w:w="2160"/>
+          </w:tcPr>
+          <w:p>
+            <w:r>
+              <w:t>'other'</w:t>
+            </w:r>
+          </w:p>
+        </w:tc>
+        <w:tc>
+          <w:tcPr>
+            <w:tcW w:type="dxa" w:w="2160"/>
+          </w:tcPr>
+          <w:p>
+            <w:r>
+              <w:t>NBI Item 43A material code (1=concrete, 3=steel, etc.)</w:t>
+            </w:r>
+          </w:p>
+        </w:tc>
+      </w:tr>
+      <w:tr>
+        <w:tc>
+          <w:tcPr>
+            <w:tcW w:type="dxa" w:w="2160"/>
+          </w:tcPr>
+          <w:p>
+            <w:r>
+              <w:t>design_code</w:t>
+            </w:r>
+          </w:p>
+        </w:tc>
+        <w:tc>
+          <w:tcPr>
+            <w:tcW w:type="dxa" w:w="2160"/>
+          </w:tcPr>
+          <w:p>
+            <w:r>
+              <w:t>string</w:t>
+            </w:r>
+          </w:p>
+        </w:tc>
+        <w:tc>
+          <w:tcPr>
+            <w:tcW w:type="dxa" w:w="2160"/>
+          </w:tcPr>
+          <w:p>
+            <w:r>
+              <w:t>'00'</w:t>
+            </w:r>
+          </w:p>
+        </w:tc>
+        <w:tc>
+          <w:tcPr>
+            <w:tcW w:type="dxa" w:w="2160"/>
+          </w:tcPr>
+          <w:p>
+            <w:r>
+              <w:t>NBI Item 43B design code (05=box girder, etc.)</w:t>
+            </w:r>
+          </w:p>
+        </w:tc>
+      </w:tr>
+      <w:tr>
+        <w:tc>
+          <w:tcPr>
+            <w:tcW w:type="dxa" w:w="2160"/>
+          </w:tcPr>
+          <w:p>
+            <w:r>
+              <w:t>num_spans</w:t>
+            </w:r>
+          </w:p>
+        </w:tc>
+        <w:tc>
+          <w:tcPr>
+            <w:tcW w:type="dxa" w:w="2160"/>
+          </w:tcPr>
+          <w:p>
+            <w:r>
+              <w:t>int</w:t>
+            </w:r>
+          </w:p>
+        </w:tc>
+        <w:tc>
+          <w:tcPr>
+            <w:tcW w:type="dxa" w:w="2160"/>
+          </w:tcPr>
+          <w:p>
+            <w:r>
+              <w:t>1</w:t>
+            </w:r>
+          </w:p>
+        </w:tc>
+        <w:tc>
+          <w:tcPr>
+            <w:tcW w:type="dxa" w:w="2160"/>
+          </w:tcPr>
+          <w:p>
+            <w:r>
+              <w:t>Number of spans</w:t>
+            </w:r>
+          </w:p>
+        </w:tc>
+      </w:tr>
+      <w:tr>
+        <w:tc>
+          <w:tcPr>
+            <w:tcW w:type="dxa" w:w="2160"/>
+          </w:tcPr>
+          <w:p>
+            <w:r>
+              <w:t>structure_length_m</w:t>
+            </w:r>
+          </w:p>
+        </w:tc>
+        <w:tc>
+          <w:tcPr>
+            <w:tcW w:type="dxa" w:w="2160"/>
+          </w:tcPr>
+          <w:p>
+            <w:r>
+              <w:t>float</w:t>
+            </w:r>
+          </w:p>
+        </w:tc>
+        <w:tc>
+          <w:tcPr>
+            <w:tcW w:type="dxa" w:w="2160"/>
+          </w:tcPr>
+          <w:p>
+            <w:r>
+              <w:t>30.0</w:t>
+            </w:r>
+          </w:p>
+        </w:tc>
+        <w:tc>
+          <w:tcPr>
+            <w:tcW w:type="dxa" w:w="2160"/>
+          </w:tcPr>
+          <w:p>
+            <w:r>
+              <w:t>Total length in meters</w:t>
+            </w:r>
+          </w:p>
+        </w:tc>
+      </w:tr>
+      <w:tr>
+        <w:tc>
+          <w:tcPr>
+            <w:tcW w:type="dxa" w:w="2160"/>
+          </w:tcPr>
+          <w:p>
+            <w:r>
+              <w:t>deck_width_m</w:t>
+            </w:r>
+          </w:p>
+        </w:tc>
+        <w:tc>
+          <w:tcPr>
+            <w:tcW w:type="dxa" w:w="2160"/>
+          </w:tcPr>
+          <w:p>
+            <w:r>
+              <w:t>float</w:t>
+            </w:r>
+          </w:p>
+        </w:tc>
+        <w:tc>
+          <w:tcPr>
+            <w:tcW w:type="dxa" w:w="2160"/>
+          </w:tcPr>
+          <w:p>
+            <w:r>
+              <w:t>10.0</w:t>
+            </w:r>
+          </w:p>
+        </w:tc>
+        <w:tc>
+          <w:tcPr>
+            <w:tcW w:type="dxa" w:w="2160"/>
+          </w:tcPr>
+          <w:p>
+            <w:r>
+              <w:t>Deck width in meters</w:t>
+            </w:r>
+          </w:p>
+        </w:tc>
+      </w:tr>
+      <w:tr>
+        <w:tc>
+          <w:tcPr>
+            <w:tcW w:type="dxa" w:w="2160"/>
+          </w:tcPr>
+          <w:p>
+            <w:r>
+              <w:t>hwb_class</w:t>
+            </w:r>
+          </w:p>
+        </w:tc>
+        <w:tc>
+          <w:tcPr>
+            <w:tcW w:type="dxa" w:w="2160"/>
+          </w:tcPr>
+          <w:p>
+            <w:r>
+              <w:t>string</w:t>
+            </w:r>
+          </w:p>
+        </w:tc>
+        <w:tc>
+          <w:tcPr>
+            <w:tcW w:type="dxa" w:w="2160"/>
+          </w:tcPr>
+          <w:p>
+            <w:r>
+              <w:t>(auto-classified)</w:t>
+            </w:r>
+          </w:p>
+        </w:tc>
+        <w:tc>
+          <w:tcPr>
+            <w:tcW w:type="dxa" w:w="2160"/>
+          </w:tcPr>
+          <w:p>
+            <w:r>
+              <w:t>Direct HWB class override (e.g., 'HWB5')</w:t>
+            </w:r>
+          </w:p>
+        </w:tc>
+      </w:tr>
+    </w:tbl>
+    <w:p>
+      <w:pPr/>
+    </w:p>
+    <w:p>
+      <w:pPr/>
+      <w:r>
+        <w:t>If hwb_class is provided directly, the framework skips classification and uses it as-is. Otherwise, it classifies each bridge from material_code, design_code, num_spans, and year_built.</w:t>
+      </w:r>
+    </w:p>
+    <w:p>
+      <w:pPr>
+        <w:pStyle w:val="Heading3"/>
+      </w:pPr>
+      <w:r>
+        <w:t>13.2.2 Earthquake Scenario (Required — choose one)</w:t>
+      </w:r>
+    </w:p>
+    <w:p>
+      <w:pPr/>
+      <w:r>
+        <w:t>Option A: USGS ShakeMap (recommended)</w:t>
+      </w:r>
+    </w:p>
+    <w:p>
+      <w:pPr/>
+      <w:r>
+        <w:t>Provide an earthquake event ID (e.g., 'ci3144585' for Northridge). The framework auto-downloads ShakeMap data from USGS and interpolates Sa at each bridge location.</w:t>
+      </w:r>
+    </w:p>
+    <w:p>
+      <w:pPr/>
+      <w:r>
+        <w:t xml:space="preserve">    config.yaml:  im_source: shakemap</w:t>
+      </w:r>
+    </w:p>
+    <w:p>
+      <w:pPr/>
+      <w:r>
+        <w:t xml:space="preserve">                  event_id: ci3144585</w:t>
+      </w:r>
+    </w:p>
+    <w:p>
+      <w:pPr/>
+    </w:p>
+    <w:p>
+      <w:pPr/>
+      <w:r>
+        <w:t>Option B: GMPE calculation</w:t>
+      </w:r>
+    </w:p>
+    <w:p>
+      <w:pPr/>
+      <w:r>
+        <w:t>Provide earthquake source parameters. The framework computes ground motion using BSSA14/21 GMPE with spatial correlation.</w:t>
+      </w:r>
+    </w:p>
+    <w:p>
+      <w:pPr/>
+      <w:r>
+        <w:t xml:space="preserve">    config.yaml:  im_source: gmpe</w:t>
+      </w:r>
+    </w:p>
+    <w:p>
+      <w:pPr/>
+      <w:r>
+        <w:t xml:space="preserve">                  magnitude: 6.7</w:t>
+      </w:r>
+    </w:p>
+    <w:p>
+      <w:pPr/>
+      <w:r>
+        <w:t xml:space="preserve">                  depth_km: 18.4</w:t>
+      </w:r>
+    </w:p>
+    <w:p>
+      <w:pPr/>
+      <w:r>
+        <w:t xml:space="preserve">                  epicenter: [34.213, -118.537]</w:t>
+      </w:r>
+    </w:p>
+    <w:p>
+      <w:pPr/>
+    </w:p>
+    <w:p>
+      <w:pPr/>
+      <w:r>
+        <w:t>Option C: Pre-computed intensity measures</w:t>
+      </w:r>
+    </w:p>
+    <w:p>
+      <w:pPr/>
+      <w:r>
+        <w:t>Provide a CSV with Sa values already computed for each bridge. Must contain structure_number and a spectral acceleration column.</w:t>
+      </w:r>
+    </w:p>
+    <w:tbl>
+      <w:tblPr>
+        <w:tblStyle w:val="TableGrid"/>
+        <w:tblW w:type="auto" w:w="0"/>
+        <w:tblLook w:firstColumn="1" w:firstRow="1" w:lastColumn="0" w:lastRow="0" w:noHBand="0" w:noVBand="1" w:val="04A0"/>
+      </w:tblPr>
+      <w:tblGrid>
+        <w:gridCol w:w="2880"/>
+        <w:gridCol w:w="2880"/>
+        <w:gridCol w:w="2880"/>
+      </w:tblGrid>
+      <w:tr>
+        <w:tc>
+          <w:tcPr>
+            <w:tcW w:type="dxa" w:w="2880"/>
+          </w:tcPr>
+          <w:p>
+            <w:r>
+              <w:rPr>
+                <w:b/>
+              </w:rPr>
+              <w:t>Column Name</w:t>
+            </w:r>
+          </w:p>
+        </w:tc>
+        <w:tc>
+          <w:tcPr>
+            <w:tcW w:type="dxa" w:w="2880"/>
+          </w:tcPr>
+          <w:p>
+            <w:r>
+              <w:rPr>
+                <w:b/>
+              </w:rPr>
+              <w:t>Type</w:t>
+            </w:r>
+          </w:p>
+        </w:tc>
+        <w:tc>
+          <w:tcPr>
+            <w:tcW w:type="dxa" w:w="2880"/>
+          </w:tcPr>
+          <w:p>
+            <w:r>
+              <w:rPr>
+                <w:b/>
+              </w:rPr>
+              <w:t>Description</w:t>
+            </w:r>
+          </w:p>
+        </w:tc>
+      </w:tr>
+      <w:tr>
+        <w:tc>
+          <w:tcPr>
+            <w:tcW w:type="dxa" w:w="2880"/>
+          </w:tcPr>
+          <w:p>
+            <w:r>
+              <w:t>structure_number</w:t>
+            </w:r>
+          </w:p>
+        </w:tc>
+        <w:tc>
+          <w:tcPr>
+            <w:tcW w:type="dxa" w:w="2880"/>
+          </w:tcPr>
+          <w:p>
+            <w:r>
+              <w:t>string</w:t>
+            </w:r>
+          </w:p>
+        </w:tc>
+        <w:tc>
+          <w:tcPr>
+            <w:tcW w:type="dxa" w:w="2880"/>
+          </w:tcPr>
+          <w:p>
+            <w:r>
+              <w:t>Must match bridge inventory</w:t>
+            </w:r>
+          </w:p>
+        </w:tc>
+      </w:tr>
+      <w:tr>
+        <w:tc>
+          <w:tcPr>
+            <w:tcW w:type="dxa" w:w="2880"/>
+          </w:tcPr>
+          <w:p>
+            <w:r>
+              <w:t>sa1s</w:t>
+            </w:r>
+          </w:p>
+        </w:tc>
+        <w:tc>
+          <w:tcPr>
+            <w:tcW w:type="dxa" w:w="2880"/>
+          </w:tcPr>
+          <w:p>
+            <w:r>
+              <w:t>float</w:t>
+            </w:r>
+          </w:p>
+        </w:tc>
+        <w:tc>
+          <w:tcPr>
+            <w:tcW w:type="dxa" w:w="2880"/>
+          </w:tcPr>
+          <w:p>
+            <w:r>
+              <w:t>Sa(1.0s) in g (or PGA, Sa(0.3s) depending on config)</w:t>
+            </w:r>
+          </w:p>
+        </w:tc>
+      </w:tr>
+    </w:tbl>
+    <w:p>
+      <w:pPr/>
+    </w:p>
+    <w:p>
+      <w:pPr>
+        <w:pStyle w:val="Heading3"/>
+      </w:pPr>
+      <w:r>
+        <w:t>13.2.3 Observed Damage (Optional — for validation/calibration only)</w:t>
+      </w:r>
+    </w:p>
+    <w:p>
+      <w:pPr/>
+      <w:r>
+        <w:t>If users want to validate predictions or run MLE calibration against their own observed data, they must provide a CSV with:</w:t>
+      </w:r>
+    </w:p>
+    <w:tbl>
+      <w:tblPr>
+        <w:tblStyle w:val="TableGrid"/>
+        <w:tblW w:type="auto" w:w="0"/>
+        <w:tblLook w:firstColumn="1" w:firstRow="1" w:lastColumn="0" w:lastRow="0" w:noHBand="0" w:noVBand="1" w:val="04A0"/>
+      </w:tblPr>
+      <w:tblGrid>
+        <w:gridCol w:w="2160"/>
+        <w:gridCol w:w="2160"/>
+        <w:gridCol w:w="2160"/>
+        <w:gridCol w:w="2160"/>
+      </w:tblGrid>
+      <w:tr>
+        <w:tc>
+          <w:tcPr>
+            <w:tcW w:type="dxa" w:w="2160"/>
+          </w:tcPr>
+          <w:p>
+            <w:r>
+              <w:rPr>
+                <w:b/>
+              </w:rPr>
+              <w:t>Column Name</w:t>
+            </w:r>
+          </w:p>
+        </w:tc>
+        <w:tc>
+          <w:tcPr>
+            <w:tcW w:type="dxa" w:w="2160"/>
+          </w:tcPr>
+          <w:p>
+            <w:r>
+              <w:rPr>
+                <w:b/>
+              </w:rPr>
+              <w:t>Type</w:t>
+            </w:r>
+          </w:p>
+        </w:tc>
+        <w:tc>
+          <w:tcPr>
+            <w:tcW w:type="dxa" w:w="2160"/>
+          </w:tcPr>
+          <w:p>
+            <w:r>
+              <w:rPr>
+                <w:b/>
+              </w:rPr>
+              <w:t>Description</w:t>
+            </w:r>
+          </w:p>
+        </w:tc>
+        <w:tc>
+          <w:tcPr>
+            <w:tcW w:type="dxa" w:w="2160"/>
+          </w:tcPr>
+          <w:p>
+            <w:r>
+              <w:rPr>
+                <w:b/>
+              </w:rPr>
+              <w:t>Allowed Values</w:t>
+            </w:r>
+          </w:p>
+        </w:tc>
+      </w:tr>
+      <w:tr>
+        <w:tc>
+          <w:tcPr>
+            <w:tcW w:type="dxa" w:w="2160"/>
+          </w:tcPr>
+          <w:p>
+            <w:r>
+              <w:t>structure_number</w:t>
+            </w:r>
+          </w:p>
+        </w:tc>
+        <w:tc>
+          <w:tcPr>
+            <w:tcW w:type="dxa" w:w="2160"/>
+          </w:tcPr>
+          <w:p>
+            <w:r>
+              <w:t>string</w:t>
+            </w:r>
+          </w:p>
+        </w:tc>
+        <w:tc>
+          <w:tcPr>
+            <w:tcW w:type="dxa" w:w="2160"/>
+          </w:tcPr>
+          <w:p>
+            <w:r>
+              <w:t>Bridge identifier (must match inventory)</w:t>
+            </w:r>
+          </w:p>
+        </w:tc>
+        <w:tc>
+          <w:tcPr>
+            <w:tcW w:type="dxa" w:w="2160"/>
+          </w:tcPr>
+          <w:p>
+            <w:r/>
+          </w:p>
+        </w:tc>
+      </w:tr>
+      <w:tr>
+        <w:tc>
+          <w:tcPr>
+            <w:tcW w:type="dxa" w:w="2160"/>
+          </w:tcPr>
+          <w:p>
+            <w:r>
+              <w:t>observed_damage</w:t>
+            </w:r>
+          </w:p>
+        </w:tc>
+        <w:tc>
+          <w:tcPr>
+            <w:tcW w:type="dxa" w:w="2160"/>
+          </w:tcPr>
+          <w:p>
+            <w:r>
+              <w:t>string</w:t>
+            </w:r>
+          </w:p>
+        </w:tc>
+        <w:tc>
+          <w:tcPr>
+            <w:tcW w:type="dxa" w:w="2160"/>
+          </w:tcPr>
+          <w:p>
+            <w:r>
+              <w:t>Post-earthquake damage state</w:t>
+            </w:r>
+          </w:p>
+        </w:tc>
+        <w:tc>
+          <w:tcPr>
+            <w:tcW w:type="dxa" w:w="2160"/>
+          </w:tcPr>
+          <w:p>
+            <w:r>
+              <w:t>none, slight, moderate, extensive, complete</w:t>
+            </w:r>
+          </w:p>
+        </w:tc>
+      </w:tr>
+      <w:tr>
+        <w:tc>
+          <w:tcPr>
+            <w:tcW w:type="dxa" w:w="2160"/>
+          </w:tcPr>
+          <w:p>
+            <w:r>
+              <w:t>latitude</w:t>
+            </w:r>
+          </w:p>
+        </w:tc>
+        <w:tc>
+          <w:tcPr>
+            <w:tcW w:type="dxa" w:w="2160"/>
+          </w:tcPr>
+          <w:p>
+            <w:r>
+              <w:t>float</w:t>
+            </w:r>
+          </w:p>
+        </w:tc>
+        <w:tc>
+          <w:tcPr>
+            <w:tcW w:type="dxa" w:w="2160"/>
+          </w:tcPr>
+          <w:p>
+            <w:r>
+              <w:t>Bridge latitude (if structure_number not in NBI)</w:t>
+            </w:r>
+          </w:p>
+        </w:tc>
+        <w:tc>
+          <w:tcPr>
+            <w:tcW w:type="dxa" w:w="2160"/>
+          </w:tcPr>
+          <w:p>
+            <w:r>
+              <w:t>decimal degrees</w:t>
+            </w:r>
+          </w:p>
+        </w:tc>
+      </w:tr>
+      <w:tr>
+        <w:tc>
+          <w:tcPr>
+            <w:tcW w:type="dxa" w:w="2160"/>
+          </w:tcPr>
+          <w:p>
+            <w:r>
+              <w:t>longitude</w:t>
+            </w:r>
+          </w:p>
+        </w:tc>
+        <w:tc>
+          <w:tcPr>
+            <w:tcW w:type="dxa" w:w="2160"/>
+          </w:tcPr>
+          <w:p>
+            <w:r>
+              <w:t>float</w:t>
+            </w:r>
+          </w:p>
+        </w:tc>
+        <w:tc>
+          <w:tcPr>
+            <w:tcW w:type="dxa" w:w="2160"/>
+          </w:tcPr>
+          <w:p>
+            <w:r>
+              <w:t>Bridge longitude (if structure_number not in NBI)</w:t>
+            </w:r>
+          </w:p>
+        </w:tc>
+        <w:tc>
+          <w:tcPr>
+            <w:tcW w:type="dxa" w:w="2160"/>
+          </w:tcPr>
+          <w:p>
+            <w:r>
+              <w:t>decimal degrees</w:t>
+            </w:r>
+          </w:p>
+        </w:tc>
+      </w:tr>
+    </w:tbl>
+    <w:p>
+      <w:pPr/>
+    </w:p>
+    <w:p>
+      <w:pPr/>
+      <w:r>
+        <w:t>Damage states must use the exact lowercase strings: none, slight, moderate, extensive, complete. These correspond to Hazus damage state definitions (DS0-DS4).</w:t>
+      </w:r>
+    </w:p>
+    <w:p>
+      <w:pPr>
+        <w:pStyle w:val="Heading3"/>
+      </w:pPr>
+      <w:r>
+        <w:t>13.2.4 Aggregate Damage Counts (Optional — for calibration only)</w:t>
+      </w:r>
+    </w:p>
+    <w:p>
+      <w:pPr/>
+      <w:r>
+        <w:t>For MLE calibration, users can optionally provide aggregate observed damage counts instead of per-bridge observations. The format is a Python dict or JSON:</w:t>
+      </w:r>
+    </w:p>
+    <w:p>
+      <w:pPr/>
+      <w:r>
+        <w:t xml:space="preserve">    {"none": 1430, "slight": 98, "moderate": 44, "extensive": 21, "complete": 7}</w:t>
+      </w:r>
+    </w:p>
+    <w:p>
+      <w:pPr/>
+    </w:p>
+    <w:p>
+      <w:pPr/>
+      <w:r>
+        <w:t>If not provided, calibrate_global() defaults to the Basoz (1998) Northridge counts. Users analyzing a different earthquake should provide their own counts.</w:t>
+      </w:r>
+    </w:p>
+    <w:p>
+      <w:pPr>
+        <w:pStyle w:val="Heading2"/>
+      </w:pPr>
+      <w:r>
+        <w:t>13.3 Data Format Requirements</w:t>
+      </w:r>
+    </w:p>
+    <w:tbl>
+      <w:tblPr>
+        <w:tblStyle w:val="TableGrid"/>
+        <w:tblW w:type="auto" w:w="0"/>
+        <w:tblLook w:firstColumn="1" w:firstRow="1" w:lastColumn="0" w:lastRow="0" w:noHBand="0" w:noVBand="1" w:val="04A0"/>
+      </w:tblPr>
+      <w:tblGrid>
+        <w:gridCol w:w="4320"/>
+        <w:gridCol w:w="4320"/>
+      </w:tblGrid>
+      <w:tr>
+        <w:tc>
+          <w:tcPr>
+            <w:tcW w:type="dxa" w:w="4320"/>
+          </w:tcPr>
+          <w:p>
+            <w:r>
+              <w:rPr>
+                <w:b/>
+              </w:rPr>
+              <w:t>Requirement</w:t>
+            </w:r>
+          </w:p>
+        </w:tc>
+        <w:tc>
+          <w:tcPr>
+            <w:tcW w:type="dxa" w:w="4320"/>
+          </w:tcPr>
+          <w:p>
+            <w:r>
+              <w:rPr>
+                <w:b/>
+              </w:rPr>
+              <w:t>Details</w:t>
+            </w:r>
+          </w:p>
+        </w:tc>
+      </w:tr>
+      <w:tr>
+        <w:tc>
+          <w:tcPr>
+            <w:tcW w:type="dxa" w:w="4320"/>
+          </w:tcPr>
+          <w:p>
+            <w:r>
+              <w:t>File format</w:t>
+            </w:r>
+          </w:p>
+        </w:tc>
+        <w:tc>
+          <w:tcPr>
+            <w:tcW w:type="dxa" w:w="4320"/>
+          </w:tcPr>
+          <w:p>
+            <w:r>
+              <w:t>CSV with UTF-8 encoding</w:t>
+            </w:r>
+          </w:p>
+        </w:tc>
+      </w:tr>
+      <w:tr>
+        <w:tc>
+          <w:tcPr>
+            <w:tcW w:type="dxa" w:w="4320"/>
+          </w:tcPr>
+          <w:p>
+            <w:r>
+              <w:t>Header row</w:t>
+            </w:r>
+          </w:p>
+        </w:tc>
+        <w:tc>
+          <w:tcPr>
+            <w:tcW w:type="dxa" w:w="4320"/>
+          </w:tcPr>
+          <w:p>
+            <w:r>
+              <w:t>Required; column names must match exactly (case-sensitive)</w:t>
+            </w:r>
+          </w:p>
+        </w:tc>
+      </w:tr>
+      <w:tr>
+        <w:tc>
+          <w:tcPr>
+            <w:tcW w:type="dxa" w:w="4320"/>
+          </w:tcPr>
+          <w:p>
+            <w:r>
+              <w:t>Coordinate system</w:t>
+            </w:r>
+          </w:p>
+        </w:tc>
+        <w:tc>
+          <w:tcPr>
+            <w:tcW w:type="dxa" w:w="4320"/>
+          </w:tcPr>
+          <w:p>
+            <w:r>
+              <w:t>WGS84 decimal degrees (EPSG:4326)</w:t>
+            </w:r>
+          </w:p>
+        </w:tc>
+      </w:tr>
+      <w:tr>
+        <w:tc>
+          <w:tcPr>
+            <w:tcW w:type="dxa" w:w="4320"/>
+          </w:tcPr>
+          <w:p>
+            <w:r>
+              <w:t>Units</w:t>
+            </w:r>
+          </w:p>
+        </w:tc>
+        <w:tc>
+          <w:tcPr>
+            <w:tcW w:type="dxa" w:w="4320"/>
+          </w:tcPr>
+          <w:p>
+            <w:r>
+              <w:t>Sa in g (acceleration of gravity); length in meters</w:t>
+            </w:r>
+          </w:p>
+        </w:tc>
+      </w:tr>
+      <w:tr>
+        <w:tc>
+          <w:tcPr>
+            <w:tcW w:type="dxa" w:w="4320"/>
+          </w:tcPr>
+          <w:p>
+            <w:r>
+              <w:t>Missing values</w:t>
+            </w:r>
+          </w:p>
+        </w:tc>
+        <w:tc>
+          <w:tcPr>
+            <w:tcW w:type="dxa" w:w="4320"/>
+          </w:tcPr>
+          <w:p>
+            <w:r>
+              <w:t>Empty cells or NaN accepted; defaults applied per Section 6.2</w:t>
+            </w:r>
+          </w:p>
+        </w:tc>
+      </w:tr>
+      <w:tr>
+        <w:tc>
+          <w:tcPr>
+            <w:tcW w:type="dxa" w:w="4320"/>
+          </w:tcPr>
+          <w:p>
+            <w:r>
+              <w:t>Damage states</w:t>
+            </w:r>
+          </w:p>
+        </w:tc>
+        <w:tc>
+          <w:tcPr>
+            <w:tcW w:type="dxa" w:w="4320"/>
+          </w:tcPr>
+          <w:p>
+            <w:r>
+              <w:t>Lowercase strings: none, slight, moderate, extensive, complete</w:t>
+            </w:r>
+          </w:p>
+        </w:tc>
+      </w:tr>
+      <w:tr>
+        <w:tc>
+          <w:tcPr>
+            <w:tcW w:type="dxa" w:w="4320"/>
+          </w:tcPr>
+          <w:p>
+            <w:r>
+              <w:t>Bridge IDs</w:t>
+            </w:r>
+          </w:p>
+        </w:tc>
+        <w:tc>
+          <w:tcPr>
+            <w:tcW w:type="dxa" w:w="4320"/>
+          </w:tcPr>
+          <w:p>
+            <w:r>
+              <w:t>Must be unique within each file; NBI format recommended</w:t>
+            </w:r>
+          </w:p>
+        </w:tc>
+      </w:tr>
+      <w:tr>
+        <w:tc>
+          <w:tcPr>
+            <w:tcW w:type="dxa" w:w="4320"/>
+          </w:tcPr>
+          <w:p>
+            <w:r>
+              <w:t>Line endings</w:t>
+            </w:r>
+          </w:p>
+        </w:tc>
+        <w:tc>
+          <w:tcPr>
+            <w:tcW w:type="dxa" w:w="4320"/>
+          </w:tcPr>
+          <w:p>
+            <w:r>
+              <w:t>Unix (LF) or Windows (CRLF) both accepted</w:t>
+            </w:r>
+          </w:p>
+        </w:tc>
+      </w:tr>
+    </w:tbl>
+    <w:p>
+      <w:pPr/>
+    </w:p>
+    <w:p>
+      <w:pPr>
+        <w:pStyle w:val="Heading2"/>
+      </w:pPr>
+      <w:r>
+        <w:t>13.4 Example: Minimal User Dataset</w:t>
+      </w:r>
+    </w:p>
+    <w:p>
+      <w:pPr/>
+      <w:r>
+        <w:t>Bridge inventory (my_bridges.csv):</w:t>
+      </w:r>
+    </w:p>
+    <w:p>
+      <w:pPr/>
+      <w:r>
+        <w:t xml:space="preserve">    structure_number,latitude,longitude,year_built,material_code,num_spans</w:t>
+      </w:r>
+    </w:p>
+    <w:p>
+      <w:pPr/>
+      <w:r>
+        <w:t xml:space="preserve">    53 0012,34.052,-118.244,1965,1,3</w:t>
+      </w:r>
+    </w:p>
+    <w:p>
+      <w:pPr/>
+      <w:r>
+        <w:t xml:space="preserve">    53 0013,34.061,-118.231,1989,3,1</w:t>
+      </w:r>
+    </w:p>
+    <w:p>
+      <w:pPr/>
+      <w:r>
+        <w:t xml:space="preserve">    53 0014,34.078,-118.259,1952,1,2</w:t>
+      </w:r>
+    </w:p>
+    <w:p>
+      <w:pPr/>
+    </w:p>
+    <w:p>
+      <w:pPr/>
+      <w:r>
+        <w:t>Observed damage for validation (my_observed.csv):</w:t>
+      </w:r>
+    </w:p>
+    <w:p>
+      <w:pPr/>
+      <w:r>
+        <w:t xml:space="preserve">    structure_number,observed_damage</w:t>
+      </w:r>
+    </w:p>
+    <w:p>
+      <w:pPr/>
+      <w:r>
+        <w:t xml:space="preserve">    53 0012,none</w:t>
+      </w:r>
+    </w:p>
+    <w:p>
+      <w:pPr/>
+      <w:r>
+        <w:t xml:space="preserve">    53 0013,slight</w:t>
+      </w:r>
+    </w:p>
+    <w:p>
+      <w:pPr/>
+      <w:r>
+        <w:t xml:space="preserve">    53 0014,moderate</w:t>
+      </w:r>
+    </w:p>
+    <w:p>
+      <w:pPr/>
+    </w:p>
+    <w:p>
+      <w:pPr/>
+      <w:r>
+        <w:t>Run analysis:</w:t>
+      </w:r>
+    </w:p>
+    <w:p>
+      <w:pPr/>
+      <w:r>
+        <w:t xml:space="preserve">    python main.py --bridges my_bridges.csv --event ci3144585</w:t>
+      </w:r>
+    </w:p>
+    <w:p>
+      <w:pPr/>
+    </w:p>
+    <w:p>
+      <w:pPr/>
+      <w:r>
+        <w:t>Run calibration with custom counts:</w:t>
+      </w:r>
+    </w:p>
+    <w:p>
+      <w:pPr/>
+      <w:r>
+        <w:t xml:space="preserve">    # In Python:</w:t>
+      </w:r>
+    </w:p>
+    <w:p>
+      <w:pPr/>
+      <w:r>
+        <w:t xml:space="preserve">    from src.calibration import calibrate_global</w:t>
+      </w:r>
+    </w:p>
+    <w:p>
+      <w:pPr/>
+      <w:r>
+        <w:t xml:space="preserve">    result = calibrate_global(my_bridges_df, obs_counts={"none": 500, "slight": 30, ...})</w:t>
       </w:r>
     </w:p>
     <w:sectPr>

--- a/CAT411_Technical_Documentation.docx
+++ b/CAT411_Technical_Documentation.docx
@@ -3408,6 +3408,2181 @@
     <w:p>
       <w:r>
         <w:t xml:space="preserve">        global_median_factor: 1.8432</w:t>
+      </w:r>
+    </w:p>
+    <w:p>
+      <w:pPr>
+        <w:pStyle w:val="Heading2"/>
+      </w:pPr>
+      <w:r>
+        <w:t>9.6 Replacement Cost Estimation (FHWA 2024)</w:t>
+      </w:r>
+    </w:p>
+    <w:p>
+      <w:r>
+        <w:t>Bridge replacement cost values (RCV) are estimated from NBI structural attributes using a multi-factor model anchored to FHWA 2024 state-level unit costs. The RCV drives the financial loss calculation: E[Loss] = SUM P(DS) x DR(DS) x RCV.</w:t>
+      </w:r>
+    </w:p>
+    <w:p>
+      <w:pPr>
+        <w:pStyle w:val="Heading3"/>
+      </w:pPr>
+      <w:r>
+        <w:t>9.6.1 Formula</w:t>
+      </w:r>
+    </w:p>
+    <w:p>
+      <w:r>
+        <w:t>RCV = deck_area x base_unit_cost x f_material x f_span x f_skew x f_seismic x f_region</w:t>
+      </w:r>
+    </w:p>
+    <w:p>
+      <w:r>
+        <w:t>Where:</w:t>
+      </w:r>
+    </w:p>
+    <w:p>
+      <w:r>
+        <w:t xml:space="preserve">  - deck_area = structure_length (NBI Item 049) x deck_width (NBI Item 052), in m2</w:t>
+      </w:r>
+    </w:p>
+    <w:p>
+      <w:r>
+        <w:t xml:space="preserve">  - base_unit_cost = FHWA 2024 state-level blended rate ($/m2)</w:t>
+      </w:r>
+    </w:p>
+    <w:p>
+      <w:r>
+        <w:t xml:space="preserve">  - f_material = material-type adjustment (concrete, steel, prestressed, wood)</w:t>
+      </w:r>
+    </w:p>
+    <w:p>
+      <w:r>
+        <w:t xml:space="preserve">  - f_span = max span length complexity factor (NBI Item 048)</w:t>
+      </w:r>
+    </w:p>
+    <w:p>
+      <w:r>
+        <w:t xml:space="preserve">  - f_skew = skew angle construction difficulty factor (NBI Item 034)</w:t>
+      </w:r>
+    </w:p>
+    <w:p>
+      <w:r>
+        <w:t xml:space="preserve">  - f_seismic = seismic design era factor (from year_built, NBI Item 027)</w:t>
+      </w:r>
+    </w:p>
+    <w:p>
+      <w:r>
+        <w:t xml:space="preserve">  - f_region = regional cost adjustment (default 1.0, since base rate is state-specific)</w:t>
+      </w:r>
+    </w:p>
+    <w:p>
+      <w:pPr>
+        <w:pStyle w:val="Heading3"/>
+      </w:pPr>
+      <w:r>
+        <w:t>9.6.2 Data Sources</w:t>
+      </w:r>
+    </w:p>
+    <w:tbl>
+      <w:tblPr>
+        <w:tblStyle w:val="TableGrid"/>
+        <w:tblW w:type="auto" w:w="0"/>
+        <w:tblLook w:firstColumn="1" w:firstRow="1" w:lastColumn="0" w:lastRow="0" w:noHBand="0" w:noVBand="1" w:val="04A0"/>
+      </w:tblPr>
+      <w:tblGrid>
+        <w:gridCol w:w="2880"/>
+        <w:gridCol w:w="2880"/>
+        <w:gridCol w:w="2880"/>
+      </w:tblGrid>
+      <w:tr>
+        <w:tc>
+          <w:tcPr>
+            <w:tcW w:type="dxa" w:w="2880"/>
+          </w:tcPr>
+          <w:p>
+            <w:r>
+              <w:rPr>
+                <w:b/>
+              </w:rPr>
+              <w:t>Parameter</w:t>
+            </w:r>
+          </w:p>
+        </w:tc>
+        <w:tc>
+          <w:tcPr>
+            <w:tcW w:type="dxa" w:w="2880"/>
+          </w:tcPr>
+          <w:p>
+            <w:r>
+              <w:rPr>
+                <w:b/>
+              </w:rPr>
+              <w:t>Source</w:t>
+            </w:r>
+          </w:p>
+        </w:tc>
+        <w:tc>
+          <w:tcPr>
+            <w:tcW w:type="dxa" w:w="2880"/>
+          </w:tcPr>
+          <w:p>
+            <w:r>
+              <w:rPr>
+                <w:b/>
+              </w:rPr>
+              <w:t>Citation / URL</w:t>
+            </w:r>
+          </w:p>
+        </w:tc>
+      </w:tr>
+      <w:tr>
+        <w:tc>
+          <w:tcPr>
+            <w:tcW w:type="dxa" w:w="2880"/>
+          </w:tcPr>
+          <w:p>
+            <w:r>
+              <w:t>base_unit_cost ($5,005/m2 for CA)</w:t>
+            </w:r>
+          </w:p>
+        </w:tc>
+        <w:tc>
+          <w:tcPr>
+            <w:tcW w:type="dxa" w:w="2880"/>
+          </w:tcPr>
+          <w:p>
+            <w:r>
+              <w:t>FHWA Bridge Replacement Unit Costs 2024</w:t>
+            </w:r>
+          </w:p>
+        </w:tc>
+        <w:tc>
+          <w:tcPr>
+            <w:tcW w:type="dxa" w:w="2880"/>
+          </w:tcPr>
+          <w:p>
+            <w:r>
+              <w:t>fhwa.dot.gov/bridge/nbi/sd2024.cfm</w:t>
+            </w:r>
+          </w:p>
+        </w:tc>
+      </w:tr>
+      <w:tr>
+        <w:tc>
+          <w:tcPr>
+            <w:tcW w:type="dxa" w:w="2880"/>
+          </w:tcPr>
+          <w:p>
+            <w:r>
+              <w:t>FHWA methodology</w:t>
+            </w:r>
+          </w:p>
+        </w:tc>
+        <w:tc>
+          <w:tcPr>
+            <w:tcW w:type="dxa" w:w="2880"/>
+          </w:tcPr>
+          <w:p>
+            <w:r>
+              <w:t>FHWA Unit Cost Methodology Explanation</w:t>
+            </w:r>
+          </w:p>
+        </w:tc>
+        <w:tc>
+          <w:tcPr>
+            <w:tcW w:type="dxa" w:w="2880"/>
+          </w:tcPr>
+          <w:p>
+            <w:r>
+              <w:t>fhwa.dot.gov/bridge/nbi/uc_explain.cfm</w:t>
+            </w:r>
+          </w:p>
+        </w:tc>
+      </w:tr>
+      <w:tr>
+        <w:tc>
+          <w:tcPr>
+            <w:tcW w:type="dxa" w:w="2880"/>
+          </w:tcPr>
+          <w:p>
+            <w:r>
+              <w:t>Material adjustment factors</w:t>
+            </w:r>
+          </w:p>
+        </w:tc>
+        <w:tc>
+          <w:tcPr>
+            <w:tcW w:type="dxa" w:w="2880"/>
+          </w:tcPr>
+          <w:p>
+            <w:r>
+              <w:t>Caltrans Comparative Bridge Costs 2022</w:t>
+            </w:r>
+          </w:p>
+        </w:tc>
+        <w:tc>
+          <w:tcPr>
+            <w:tcW w:type="dxa" w:w="2880"/>
+          </w:tcPr>
+          <w:p>
+            <w:r>
+              <w:t>dot.ca.gov (comp-br-costs-2022.pdf)</w:t>
+            </w:r>
+          </w:p>
+        </w:tc>
+      </w:tr>
+      <w:tr>
+        <w:tc>
+          <w:tcPr>
+            <w:tcW w:type="dxa" w:w="2880"/>
+          </w:tcPr>
+          <w:p>
+            <w:r>
+              <w:t>Span/skew/seismic factors</w:t>
+            </w:r>
+          </w:p>
+        </w:tc>
+        <w:tc>
+          <w:tcPr>
+            <w:tcW w:type="dxa" w:w="2880"/>
+          </w:tcPr>
+          <w:p>
+            <w:r>
+              <w:t>Engineering judgment; Mackie &amp; Stojadinovic (2010)</w:t>
+            </w:r>
+          </w:p>
+        </w:tc>
+        <w:tc>
+          <w:tcPr>
+            <w:tcW w:type="dxa" w:w="2880"/>
+          </w:tcPr>
+          <w:p>
+            <w:r>
+              <w:t>Earthquake Eng. &amp; Structural Dynamics, Vol.39(3), pp.281-301</w:t>
+            </w:r>
+          </w:p>
+        </w:tc>
+      </w:tr>
+      <w:tr>
+        <w:tc>
+          <w:tcPr>
+            <w:tcW w:type="dxa" w:w="2880"/>
+          </w:tcPr>
+          <w:p>
+            <w:r>
+              <w:t>Damage ratios (DR)</w:t>
+            </w:r>
+          </w:p>
+        </w:tc>
+        <w:tc>
+          <w:tcPr>
+            <w:tcW w:type="dxa" w:w="2880"/>
+          </w:tcPr>
+          <w:p>
+            <w:r>
+              <w:t>Hazus 6.1 Table 7.11</w:t>
+            </w:r>
+          </w:p>
+        </w:tc>
+        <w:tc>
+          <w:tcPr>
+            <w:tcW w:type="dxa" w:w="2880"/>
+          </w:tcPr>
+          <w:p>
+            <w:r>
+              <w:t>FEMA Hazus 6.1 Earthquake Technical Manual, Chapter 7</w:t>
+            </w:r>
+          </w:p>
+        </w:tc>
+      </w:tr>
+      <w:tr>
+        <w:tc>
+          <w:tcPr>
+            <w:tcW w:type="dxa" w:w="2880"/>
+          </w:tcPr>
+          <w:p>
+            <w:r>
+              <w:t>NBI bridge attributes</w:t>
+            </w:r>
+          </w:p>
+        </w:tc>
+        <w:tc>
+          <w:tcPr>
+            <w:tcW w:type="dxa" w:w="2880"/>
+          </w:tcPr>
+          <w:p>
+            <w:r>
+              <w:t>FHWA National Bridge Inventory 2024</w:t>
+            </w:r>
+          </w:p>
+        </w:tc>
+        <w:tc>
+          <w:tcPr>
+            <w:tcW w:type="dxa" w:w="2880"/>
+          </w:tcPr>
+          <w:p>
+            <w:r>
+              <w:t>fhwa.dot.gov/bridge/nbi.cfm</w:t>
+            </w:r>
+          </w:p>
+        </w:tc>
+      </w:tr>
+    </w:tbl>
+    <w:p/>
+    <w:p>
+      <w:pPr>
+        <w:pStyle w:val="Heading3"/>
+      </w:pPr>
+      <w:r>
+        <w:t>9.6.3 NBI Fields Used</w:t>
+      </w:r>
+    </w:p>
+    <w:tbl>
+      <w:tblPr>
+        <w:tblStyle w:val="TableGrid"/>
+        <w:tblW w:type="auto" w:w="0"/>
+        <w:tblLook w:firstColumn="1" w:firstRow="1" w:lastColumn="0" w:lastRow="0" w:noHBand="0" w:noVBand="1" w:val="04A0"/>
+      </w:tblPr>
+      <w:tblGrid>
+        <w:gridCol w:w="2160"/>
+        <w:gridCol w:w="2160"/>
+        <w:gridCol w:w="2160"/>
+        <w:gridCol w:w="2160"/>
+      </w:tblGrid>
+      <w:tr>
+        <w:tc>
+          <w:tcPr>
+            <w:tcW w:type="dxa" w:w="2160"/>
+          </w:tcPr>
+          <w:p>
+            <w:r>
+              <w:rPr>
+                <w:b/>
+              </w:rPr>
+              <w:t>NBI Item</w:t>
+            </w:r>
+          </w:p>
+        </w:tc>
+        <w:tc>
+          <w:tcPr>
+            <w:tcW w:type="dxa" w:w="2160"/>
+          </w:tcPr>
+          <w:p>
+            <w:r>
+              <w:rPr>
+                <w:b/>
+              </w:rPr>
+              <w:t>Column Name</w:t>
+            </w:r>
+          </w:p>
+        </w:tc>
+        <w:tc>
+          <w:tcPr>
+            <w:tcW w:type="dxa" w:w="2160"/>
+          </w:tcPr>
+          <w:p>
+            <w:r>
+              <w:rPr>
+                <w:b/>
+              </w:rPr>
+              <w:t>Field</w:t>
+            </w:r>
+          </w:p>
+        </w:tc>
+        <w:tc>
+          <w:tcPr>
+            <w:tcW w:type="dxa" w:w="2160"/>
+          </w:tcPr>
+          <w:p>
+            <w:r>
+              <w:rPr>
+                <w:b/>
+              </w:rPr>
+              <w:t>Use in RCV</w:t>
+            </w:r>
+          </w:p>
+        </w:tc>
+      </w:tr>
+      <w:tr>
+        <w:tc>
+          <w:tcPr>
+            <w:tcW w:type="dxa" w:w="2160"/>
+          </w:tcPr>
+          <w:p>
+            <w:r>
+              <w:t>049</w:t>
+            </w:r>
+          </w:p>
+        </w:tc>
+        <w:tc>
+          <w:tcPr>
+            <w:tcW w:type="dxa" w:w="2160"/>
+          </w:tcPr>
+          <w:p>
+            <w:r>
+              <w:t>STRUCTURE_LEN_MT_049</w:t>
+            </w:r>
+          </w:p>
+        </w:tc>
+        <w:tc>
+          <w:tcPr>
+            <w:tcW w:type="dxa" w:w="2160"/>
+          </w:tcPr>
+          <w:p>
+            <w:r>
+              <w:t>Structure Length (m)</w:t>
+            </w:r>
+          </w:p>
+        </w:tc>
+        <w:tc>
+          <w:tcPr>
+            <w:tcW w:type="dxa" w:w="2160"/>
+          </w:tcPr>
+          <w:p>
+            <w:r>
+              <w:t>Deck area = length x width</w:t>
+            </w:r>
+          </w:p>
+        </w:tc>
+      </w:tr>
+      <w:tr>
+        <w:tc>
+          <w:tcPr>
+            <w:tcW w:type="dxa" w:w="2160"/>
+          </w:tcPr>
+          <w:p>
+            <w:r>
+              <w:t>052</w:t>
+            </w:r>
+          </w:p>
+        </w:tc>
+        <w:tc>
+          <w:tcPr>
+            <w:tcW w:type="dxa" w:w="2160"/>
+          </w:tcPr>
+          <w:p>
+            <w:r>
+              <w:t>DECK_WIDTH_MT_052</w:t>
+            </w:r>
+          </w:p>
+        </w:tc>
+        <w:tc>
+          <w:tcPr>
+            <w:tcW w:type="dxa" w:w="2160"/>
+          </w:tcPr>
+          <w:p>
+            <w:r>
+              <w:t>Deck Width (m)</w:t>
+            </w:r>
+          </w:p>
+        </w:tc>
+        <w:tc>
+          <w:tcPr>
+            <w:tcW w:type="dxa" w:w="2160"/>
+          </w:tcPr>
+          <w:p>
+            <w:r>
+              <w:t>Deck area = length x width</w:t>
+            </w:r>
+          </w:p>
+        </w:tc>
+      </w:tr>
+      <w:tr>
+        <w:tc>
+          <w:tcPr>
+            <w:tcW w:type="dxa" w:w="2160"/>
+          </w:tcPr>
+          <w:p>
+            <w:r>
+              <w:t>043A</w:t>
+            </w:r>
+          </w:p>
+        </w:tc>
+        <w:tc>
+          <w:tcPr>
+            <w:tcW w:type="dxa" w:w="2160"/>
+          </w:tcPr>
+          <w:p>
+            <w:r>
+              <w:t>STRUCTURE_KIND_043A</w:t>
+            </w:r>
+          </w:p>
+        </w:tc>
+        <w:tc>
+          <w:tcPr>
+            <w:tcW w:type="dxa" w:w="2160"/>
+          </w:tcPr>
+          <w:p>
+            <w:r>
+              <w:t>Kind of Material</w:t>
+            </w:r>
+          </w:p>
+        </w:tc>
+        <w:tc>
+          <w:tcPr>
+            <w:tcW w:type="dxa" w:w="2160"/>
+          </w:tcPr>
+          <w:p>
+            <w:r>
+              <w:t>Material factor lookup</w:t>
+            </w:r>
+          </w:p>
+        </w:tc>
+      </w:tr>
+      <w:tr>
+        <w:tc>
+          <w:tcPr>
+            <w:tcW w:type="dxa" w:w="2160"/>
+          </w:tcPr>
+          <w:p>
+            <w:r>
+              <w:t>048</w:t>
+            </w:r>
+          </w:p>
+        </w:tc>
+        <w:tc>
+          <w:tcPr>
+            <w:tcW w:type="dxa" w:w="2160"/>
+          </w:tcPr>
+          <w:p>
+            <w:r>
+              <w:t>MAX_SPAN_LEN_MT_048</w:t>
+            </w:r>
+          </w:p>
+        </w:tc>
+        <w:tc>
+          <w:tcPr>
+            <w:tcW w:type="dxa" w:w="2160"/>
+          </w:tcPr>
+          <w:p>
+            <w:r>
+              <w:t>Max Span Length (m)</w:t>
+            </w:r>
+          </w:p>
+        </w:tc>
+        <w:tc>
+          <w:tcPr>
+            <w:tcW w:type="dxa" w:w="2160"/>
+          </w:tcPr>
+          <w:p>
+            <w:r>
+              <w:t>Span complexity factor</w:t>
+            </w:r>
+          </w:p>
+        </w:tc>
+      </w:tr>
+      <w:tr>
+        <w:tc>
+          <w:tcPr>
+            <w:tcW w:type="dxa" w:w="2160"/>
+          </w:tcPr>
+          <w:p>
+            <w:r>
+              <w:t>034</w:t>
+            </w:r>
+          </w:p>
+        </w:tc>
+        <w:tc>
+          <w:tcPr>
+            <w:tcW w:type="dxa" w:w="2160"/>
+          </w:tcPr>
+          <w:p>
+            <w:r>
+              <w:t>DEGREES_SKEW_034</w:t>
+            </w:r>
+          </w:p>
+        </w:tc>
+        <w:tc>
+          <w:tcPr>
+            <w:tcW w:type="dxa" w:w="2160"/>
+          </w:tcPr>
+          <w:p>
+            <w:r>
+              <w:t>Skew Angle (degrees)</w:t>
+            </w:r>
+          </w:p>
+        </w:tc>
+        <w:tc>
+          <w:tcPr>
+            <w:tcW w:type="dxa" w:w="2160"/>
+          </w:tcPr>
+          <w:p>
+            <w:r>
+              <w:t>Skew construction factor</w:t>
+            </w:r>
+          </w:p>
+        </w:tc>
+      </w:tr>
+      <w:tr>
+        <w:tc>
+          <w:tcPr>
+            <w:tcW w:type="dxa" w:w="2160"/>
+          </w:tcPr>
+          <w:p>
+            <w:r>
+              <w:t>027</w:t>
+            </w:r>
+          </w:p>
+        </w:tc>
+        <w:tc>
+          <w:tcPr>
+            <w:tcW w:type="dxa" w:w="2160"/>
+          </w:tcPr>
+          <w:p>
+            <w:r>
+              <w:t>YEAR_BUILT_027</w:t>
+            </w:r>
+          </w:p>
+        </w:tc>
+        <w:tc>
+          <w:tcPr>
+            <w:tcW w:type="dxa" w:w="2160"/>
+          </w:tcPr>
+          <w:p>
+            <w:r>
+              <w:t>Year Built</w:t>
+            </w:r>
+          </w:p>
+        </w:tc>
+        <w:tc>
+          <w:tcPr>
+            <w:tcW w:type="dxa" w:w="2160"/>
+          </w:tcPr>
+          <w:p>
+            <w:r>
+              <w:t>Seismic design era factor</w:t>
+            </w:r>
+          </w:p>
+        </w:tc>
+      </w:tr>
+      <w:tr>
+        <w:tc>
+          <w:tcPr>
+            <w:tcW w:type="dxa" w:w="2160"/>
+          </w:tcPr>
+          <w:p>
+            <w:r>
+              <w:t>029</w:t>
+            </w:r>
+          </w:p>
+        </w:tc>
+        <w:tc>
+          <w:tcPr>
+            <w:tcW w:type="dxa" w:w="2160"/>
+          </w:tcPr>
+          <w:p>
+            <w:r>
+              <w:t>ADT_029</w:t>
+            </w:r>
+          </w:p>
+        </w:tc>
+        <w:tc>
+          <w:tcPr>
+            <w:tcW w:type="dxa" w:w="2160"/>
+          </w:tcPr>
+          <w:p>
+            <w:r>
+              <w:t>Average Daily Traffic</w:t>
+            </w:r>
+          </w:p>
+        </w:tc>
+        <w:tc>
+          <w:tcPr>
+            <w:tcW w:type="dxa" w:w="2160"/>
+          </w:tcPr>
+          <w:p>
+            <w:r>
+              <w:t>Parsed but not used in RCV (available for future use)</w:t>
+            </w:r>
+          </w:p>
+        </w:tc>
+      </w:tr>
+    </w:tbl>
+    <w:p/>
+    <w:p>
+      <w:pPr>
+        <w:pStyle w:val="Heading3"/>
+      </w:pPr>
+      <w:r>
+        <w:t>9.6.4 Adjustment Factor Tables</w:t>
+      </w:r>
+    </w:p>
+    <w:p>
+      <w:r>
+        <w:t>Material factors (relative to FHWA blended average):</w:t>
+      </w:r>
+    </w:p>
+    <w:tbl>
+      <w:tblPr>
+        <w:tblStyle w:val="TableGrid"/>
+        <w:tblW w:type="auto" w:w="0"/>
+        <w:tblLook w:firstColumn="1" w:firstRow="1" w:lastColumn="0" w:lastRow="0" w:noHBand="0" w:noVBand="1" w:val="04A0"/>
+      </w:tblPr>
+      <w:tblGrid>
+        <w:gridCol w:w="2160"/>
+        <w:gridCol w:w="2160"/>
+        <w:gridCol w:w="2160"/>
+        <w:gridCol w:w="2160"/>
+      </w:tblGrid>
+      <w:tr>
+        <w:tc>
+          <w:tcPr>
+            <w:tcW w:type="dxa" w:w="2160"/>
+          </w:tcPr>
+          <w:p>
+            <w:r>
+              <w:rPr>
+                <w:b/>
+              </w:rPr>
+              <w:t>NBI Code</w:t>
+            </w:r>
+          </w:p>
+        </w:tc>
+        <w:tc>
+          <w:tcPr>
+            <w:tcW w:type="dxa" w:w="2160"/>
+          </w:tcPr>
+          <w:p>
+            <w:r>
+              <w:rPr>
+                <w:b/>
+              </w:rPr>
+              <w:t>Material</w:t>
+            </w:r>
+          </w:p>
+        </w:tc>
+        <w:tc>
+          <w:tcPr>
+            <w:tcW w:type="dxa" w:w="2160"/>
+          </w:tcPr>
+          <w:p>
+            <w:r>
+              <w:rPr>
+                <w:b/>
+              </w:rPr>
+              <w:t>Factor</w:t>
+            </w:r>
+          </w:p>
+        </w:tc>
+        <w:tc>
+          <w:tcPr>
+            <w:tcW w:type="dxa" w:w="2160"/>
+          </w:tcPr>
+          <w:p>
+            <w:r>
+              <w:rPr>
+                <w:b/>
+              </w:rPr>
+              <w:t>Rationale</w:t>
+            </w:r>
+          </w:p>
+        </w:tc>
+      </w:tr>
+      <w:tr>
+        <w:tc>
+          <w:tcPr>
+            <w:tcW w:type="dxa" w:w="2160"/>
+          </w:tcPr>
+          <w:p>
+            <w:r>
+              <w:t>1, 2</w:t>
+            </w:r>
+          </w:p>
+        </w:tc>
+        <w:tc>
+          <w:tcPr>
+            <w:tcW w:type="dxa" w:w="2160"/>
+          </w:tcPr>
+          <w:p>
+            <w:r>
+              <w:t>Concrete / Concrete Continuous</w:t>
+            </w:r>
+          </w:p>
+        </w:tc>
+        <w:tc>
+          <w:tcPr>
+            <w:tcW w:type="dxa" w:w="2160"/>
+          </w:tcPr>
+          <w:p>
+            <w:r>
+              <w:t>0.90</w:t>
+            </w:r>
+          </w:p>
+        </w:tc>
+        <w:tc>
+          <w:tcPr>
+            <w:tcW w:type="dxa" w:w="2160"/>
+          </w:tcPr>
+          <w:p>
+            <w:r>
+              <w:t>Lower material cost than steel</w:t>
+            </w:r>
+          </w:p>
+        </w:tc>
+      </w:tr>
+      <w:tr>
+        <w:tc>
+          <w:tcPr>
+            <w:tcW w:type="dxa" w:w="2160"/>
+          </w:tcPr>
+          <w:p>
+            <w:r>
+              <w:t>3, 4</w:t>
+            </w:r>
+          </w:p>
+        </w:tc>
+        <w:tc>
+          <w:tcPr>
+            <w:tcW w:type="dxa" w:w="2160"/>
+          </w:tcPr>
+          <w:p>
+            <w:r>
+              <w:t>Steel / Steel Continuous</w:t>
+            </w:r>
+          </w:p>
+        </w:tc>
+        <w:tc>
+          <w:tcPr>
+            <w:tcW w:type="dxa" w:w="2160"/>
+          </w:tcPr>
+          <w:p>
+            <w:r>
+              <w:t>1.15</w:t>
+            </w:r>
+          </w:p>
+        </w:tc>
+        <w:tc>
+          <w:tcPr>
+            <w:tcW w:type="dxa" w:w="2160"/>
+          </w:tcPr>
+          <w:p>
+            <w:r>
+              <w:t>Higher fabrication + erection cost</w:t>
+            </w:r>
+          </w:p>
+        </w:tc>
+      </w:tr>
+      <w:tr>
+        <w:tc>
+          <w:tcPr>
+            <w:tcW w:type="dxa" w:w="2160"/>
+          </w:tcPr>
+          <w:p>
+            <w:r>
+              <w:t>5, 6</w:t>
+            </w:r>
+          </w:p>
+        </w:tc>
+        <w:tc>
+          <w:tcPr>
+            <w:tcW w:type="dxa" w:w="2160"/>
+          </w:tcPr>
+          <w:p>
+            <w:r>
+              <w:t>Prestressed / Prestressed Continuous</w:t>
+            </w:r>
+          </w:p>
+        </w:tc>
+        <w:tc>
+          <w:tcPr>
+            <w:tcW w:type="dxa" w:w="2160"/>
+          </w:tcPr>
+          <w:p>
+            <w:r>
+              <w:t>1.00</w:t>
+            </w:r>
+          </w:p>
+        </w:tc>
+        <w:tc>
+          <w:tcPr>
+            <w:tcW w:type="dxa" w:w="2160"/>
+          </w:tcPr>
+          <w:p>
+            <w:r>
+              <w:t>Reference (blended average)</w:t>
+            </w:r>
+          </w:p>
+        </w:tc>
+      </w:tr>
+      <w:tr>
+        <w:tc>
+          <w:tcPr>
+            <w:tcW w:type="dxa" w:w="2160"/>
+          </w:tcPr>
+          <w:p>
+            <w:r>
+              <w:t>7</w:t>
+            </w:r>
+          </w:p>
+        </w:tc>
+        <w:tc>
+          <w:tcPr>
+            <w:tcW w:type="dxa" w:w="2160"/>
+          </w:tcPr>
+          <w:p>
+            <w:r>
+              <w:t>Wood / Timber</w:t>
+            </w:r>
+          </w:p>
+        </w:tc>
+        <w:tc>
+          <w:tcPr>
+            <w:tcW w:type="dxa" w:w="2160"/>
+          </w:tcPr>
+          <w:p>
+            <w:r>
+              <w:t>0.65</w:t>
+            </w:r>
+          </w:p>
+        </w:tc>
+        <w:tc>
+          <w:tcPr>
+            <w:tcW w:type="dxa" w:w="2160"/>
+          </w:tcPr>
+          <w:p>
+            <w:r>
+              <w:t>Simplest construction</w:t>
+            </w:r>
+          </w:p>
+        </w:tc>
+      </w:tr>
+      <w:tr>
+        <w:tc>
+          <w:tcPr>
+            <w:tcW w:type="dxa" w:w="2160"/>
+          </w:tcPr>
+          <w:p>
+            <w:r>
+              <w:t>0, 9</w:t>
+            </w:r>
+          </w:p>
+        </w:tc>
+        <w:tc>
+          <w:tcPr>
+            <w:tcW w:type="dxa" w:w="2160"/>
+          </w:tcPr>
+          <w:p>
+            <w:r>
+              <w:t>Other / Aluminum</w:t>
+            </w:r>
+          </w:p>
+        </w:tc>
+        <w:tc>
+          <w:tcPr>
+            <w:tcW w:type="dxa" w:w="2160"/>
+          </w:tcPr>
+          <w:p>
+            <w:r>
+              <w:t>0.95</w:t>
+            </w:r>
+          </w:p>
+        </w:tc>
+        <w:tc>
+          <w:tcPr>
+            <w:tcW w:type="dxa" w:w="2160"/>
+          </w:tcPr>
+          <w:p>
+            <w:r>
+              <w:t>Near blended average</w:t>
+            </w:r>
+          </w:p>
+        </w:tc>
+      </w:tr>
+    </w:tbl>
+    <w:p/>
+    <w:p>
+      <w:r>
+        <w:t>Span complexity factors (based on max span length):</w:t>
+      </w:r>
+    </w:p>
+    <w:tbl>
+      <w:tblPr>
+        <w:tblStyle w:val="TableGrid"/>
+        <w:tblW w:type="auto" w:w="0"/>
+        <w:tblLook w:firstColumn="1" w:firstRow="1" w:lastColumn="0" w:lastRow="0" w:noHBand="0" w:noVBand="1" w:val="04A0"/>
+      </w:tblPr>
+      <w:tblGrid>
+        <w:gridCol w:w="2880"/>
+        <w:gridCol w:w="2880"/>
+        <w:gridCol w:w="2880"/>
+      </w:tblGrid>
+      <w:tr>
+        <w:tc>
+          <w:tcPr>
+            <w:tcW w:type="dxa" w:w="2880"/>
+          </w:tcPr>
+          <w:p>
+            <w:r>
+              <w:rPr>
+                <w:b/>
+              </w:rPr>
+              <w:t>Max Span Length</w:t>
+            </w:r>
+          </w:p>
+        </w:tc>
+        <w:tc>
+          <w:tcPr>
+            <w:tcW w:type="dxa" w:w="2880"/>
+          </w:tcPr>
+          <w:p>
+            <w:r>
+              <w:rPr>
+                <w:b/>
+              </w:rPr>
+              <w:t>Factor</w:t>
+            </w:r>
+          </w:p>
+        </w:tc>
+        <w:tc>
+          <w:tcPr>
+            <w:tcW w:type="dxa" w:w="2880"/>
+          </w:tcPr>
+          <w:p>
+            <w:r>
+              <w:rPr>
+                <w:b/>
+              </w:rPr>
+              <w:t>Rationale</w:t>
+            </w:r>
+          </w:p>
+        </w:tc>
+      </w:tr>
+      <w:tr>
+        <w:tc>
+          <w:tcPr>
+            <w:tcW w:type="dxa" w:w="2880"/>
+          </w:tcPr>
+          <w:p>
+            <w:r>
+              <w:t>&lt; 30 m</w:t>
+            </w:r>
+          </w:p>
+        </w:tc>
+        <w:tc>
+          <w:tcPr>
+            <w:tcW w:type="dxa" w:w="2880"/>
+          </w:tcPr>
+          <w:p>
+            <w:r>
+              <w:t>1.00</w:t>
+            </w:r>
+          </w:p>
+        </w:tc>
+        <w:tc>
+          <w:tcPr>
+            <w:tcW w:type="dxa" w:w="2880"/>
+          </w:tcPr>
+          <w:p>
+            <w:r>
+              <w:t>Standard span, conventional girders</w:t>
+            </w:r>
+          </w:p>
+        </w:tc>
+      </w:tr>
+      <w:tr>
+        <w:tc>
+          <w:tcPr>
+            <w:tcW w:type="dxa" w:w="2880"/>
+          </w:tcPr>
+          <w:p>
+            <w:r>
+              <w:t>30 - 60 m</w:t>
+            </w:r>
+          </w:p>
+        </w:tc>
+        <w:tc>
+          <w:tcPr>
+            <w:tcW w:type="dxa" w:w="2880"/>
+          </w:tcPr>
+          <w:p>
+            <w:r>
+              <w:t>1.10</w:t>
+            </w:r>
+          </w:p>
+        </w:tc>
+        <w:tc>
+          <w:tcPr>
+            <w:tcW w:type="dxa" w:w="2880"/>
+          </w:tcPr>
+          <w:p>
+            <w:r>
+              <w:t>Deeper girders, more complex formwork</w:t>
+            </w:r>
+          </w:p>
+        </w:tc>
+      </w:tr>
+      <w:tr>
+        <w:tc>
+          <w:tcPr>
+            <w:tcW w:type="dxa" w:w="2880"/>
+          </w:tcPr>
+          <w:p>
+            <w:r>
+              <w:t>60 - 120 m</w:t>
+            </w:r>
+          </w:p>
+        </w:tc>
+        <w:tc>
+          <w:tcPr>
+            <w:tcW w:type="dxa" w:w="2880"/>
+          </w:tcPr>
+          <w:p>
+            <w:r>
+              <w:t>1.25</w:t>
+            </w:r>
+          </w:p>
+        </w:tc>
+        <w:tc>
+          <w:tcPr>
+            <w:tcW w:type="dxa" w:w="2880"/>
+          </w:tcPr>
+          <w:p>
+            <w:r>
+              <w:t>Box girder or steel truss required</w:t>
+            </w:r>
+          </w:p>
+        </w:tc>
+      </w:tr>
+      <w:tr>
+        <w:tc>
+          <w:tcPr>
+            <w:tcW w:type="dxa" w:w="2880"/>
+          </w:tcPr>
+          <w:p>
+            <w:r>
+              <w:t>&gt; 120 m</w:t>
+            </w:r>
+          </w:p>
+        </w:tc>
+        <w:tc>
+          <w:tcPr>
+            <w:tcW w:type="dxa" w:w="2880"/>
+          </w:tcPr>
+          <w:p>
+            <w:r>
+              <w:t>1.50</w:t>
+            </w:r>
+          </w:p>
+        </w:tc>
+        <w:tc>
+          <w:tcPr>
+            <w:tcW w:type="dxa" w:w="2880"/>
+          </w:tcPr>
+          <w:p>
+            <w:r>
+              <w:t>Major bridge, specialized engineering</w:t>
+            </w:r>
+          </w:p>
+        </w:tc>
+      </w:tr>
+    </w:tbl>
+    <w:p/>
+    <w:p>
+      <w:r>
+        <w:t>Skew angle factors:</w:t>
+      </w:r>
+    </w:p>
+    <w:tbl>
+      <w:tblPr>
+        <w:tblStyle w:val="TableGrid"/>
+        <w:tblW w:type="auto" w:w="0"/>
+        <w:tblLook w:firstColumn="1" w:firstRow="1" w:lastColumn="0" w:lastRow="0" w:noHBand="0" w:noVBand="1" w:val="04A0"/>
+      </w:tblPr>
+      <w:tblGrid>
+        <w:gridCol w:w="2880"/>
+        <w:gridCol w:w="2880"/>
+        <w:gridCol w:w="2880"/>
+      </w:tblGrid>
+      <w:tr>
+        <w:tc>
+          <w:tcPr>
+            <w:tcW w:type="dxa" w:w="2880"/>
+          </w:tcPr>
+          <w:p>
+            <w:r>
+              <w:rPr>
+                <w:b/>
+              </w:rPr>
+              <w:t>Skew Angle</w:t>
+            </w:r>
+          </w:p>
+        </w:tc>
+        <w:tc>
+          <w:tcPr>
+            <w:tcW w:type="dxa" w:w="2880"/>
+          </w:tcPr>
+          <w:p>
+            <w:r>
+              <w:rPr>
+                <w:b/>
+              </w:rPr>
+              <w:t>Factor</w:t>
+            </w:r>
+          </w:p>
+        </w:tc>
+        <w:tc>
+          <w:tcPr>
+            <w:tcW w:type="dxa" w:w="2880"/>
+          </w:tcPr>
+          <w:p>
+            <w:r>
+              <w:rPr>
+                <w:b/>
+              </w:rPr>
+              <w:t>Rationale</w:t>
+            </w:r>
+          </w:p>
+        </w:tc>
+      </w:tr>
+      <w:tr>
+        <w:tc>
+          <w:tcPr>
+            <w:tcW w:type="dxa" w:w="2880"/>
+          </w:tcPr>
+          <w:p>
+            <w:r>
+              <w:t>&lt; 15 degrees</w:t>
+            </w:r>
+          </w:p>
+        </w:tc>
+        <w:tc>
+          <w:tcPr>
+            <w:tcW w:type="dxa" w:w="2880"/>
+          </w:tcPr>
+          <w:p>
+            <w:r>
+              <w:t>1.00</w:t>
+            </w:r>
+          </w:p>
+        </w:tc>
+        <w:tc>
+          <w:tcPr>
+            <w:tcW w:type="dxa" w:w="2880"/>
+          </w:tcPr>
+          <w:p>
+            <w:r>
+              <w:t>Minimal construction impact</w:t>
+            </w:r>
+          </w:p>
+        </w:tc>
+      </w:tr>
+      <w:tr>
+        <w:tc>
+          <w:tcPr>
+            <w:tcW w:type="dxa" w:w="2880"/>
+          </w:tcPr>
+          <w:p>
+            <w:r>
+              <w:t>15 - 30 degrees</w:t>
+            </w:r>
+          </w:p>
+        </w:tc>
+        <w:tc>
+          <w:tcPr>
+            <w:tcW w:type="dxa" w:w="2880"/>
+          </w:tcPr>
+          <w:p>
+            <w:r>
+              <w:t>1.05</w:t>
+            </w:r>
+          </w:p>
+        </w:tc>
+        <w:tc>
+          <w:tcPr>
+            <w:tcW w:type="dxa" w:w="2880"/>
+          </w:tcPr>
+          <w:p>
+            <w:r>
+              <w:t>Modified formwork and rebar layout</w:t>
+            </w:r>
+          </w:p>
+        </w:tc>
+      </w:tr>
+      <w:tr>
+        <w:tc>
+          <w:tcPr>
+            <w:tcW w:type="dxa" w:w="2880"/>
+          </w:tcPr>
+          <w:p>
+            <w:r>
+              <w:t>30 - 45 degrees</w:t>
+            </w:r>
+          </w:p>
+        </w:tc>
+        <w:tc>
+          <w:tcPr>
+            <w:tcW w:type="dxa" w:w="2880"/>
+          </w:tcPr>
+          <w:p>
+            <w:r>
+              <w:t>1.10</w:t>
+            </w:r>
+          </w:p>
+        </w:tc>
+        <w:tc>
+          <w:tcPr>
+            <w:tcW w:type="dxa" w:w="2880"/>
+          </w:tcPr>
+          <w:p>
+            <w:r>
+              <w:t>Significant geometric complexity</w:t>
+            </w:r>
+          </w:p>
+        </w:tc>
+      </w:tr>
+      <w:tr>
+        <w:tc>
+          <w:tcPr>
+            <w:tcW w:type="dxa" w:w="2880"/>
+          </w:tcPr>
+          <w:p>
+            <w:r>
+              <w:t>&gt; 45 degrees</w:t>
+            </w:r>
+          </w:p>
+        </w:tc>
+        <w:tc>
+          <w:tcPr>
+            <w:tcW w:type="dxa" w:w="2880"/>
+          </w:tcPr>
+          <w:p>
+            <w:r>
+              <w:t>1.20</w:t>
+            </w:r>
+          </w:p>
+        </w:tc>
+        <w:tc>
+          <w:tcPr>
+            <w:tcW w:type="dxa" w:w="2880"/>
+          </w:tcPr>
+          <w:p>
+            <w:r>
+              <w:t>Highly skewed, complex bearing design</w:t>
+            </w:r>
+          </w:p>
+        </w:tc>
+      </w:tr>
+    </w:tbl>
+    <w:p/>
+    <w:p>
+      <w:r>
+        <w:t>Seismic design era factors:</w:t>
+      </w:r>
+    </w:p>
+    <w:tbl>
+      <w:tblPr>
+        <w:tblStyle w:val="TableGrid"/>
+        <w:tblW w:type="auto" w:w="0"/>
+        <w:tblLook w:firstColumn="1" w:firstRow="1" w:lastColumn="0" w:lastRow="0" w:noHBand="0" w:noVBand="1" w:val="04A0"/>
+      </w:tblPr>
+      <w:tblGrid>
+        <w:gridCol w:w="2160"/>
+        <w:gridCol w:w="2160"/>
+        <w:gridCol w:w="2160"/>
+        <w:gridCol w:w="2160"/>
+      </w:tblGrid>
+      <w:tr>
+        <w:tc>
+          <w:tcPr>
+            <w:tcW w:type="dxa" w:w="2160"/>
+          </w:tcPr>
+          <w:p>
+            <w:r>
+              <w:rPr>
+                <w:b/>
+              </w:rPr>
+              <w:t>Year Built</w:t>
+            </w:r>
+          </w:p>
+        </w:tc>
+        <w:tc>
+          <w:tcPr>
+            <w:tcW w:type="dxa" w:w="2160"/>
+          </w:tcPr>
+          <w:p>
+            <w:r>
+              <w:rPr>
+                <w:b/>
+              </w:rPr>
+              <w:t>Era</w:t>
+            </w:r>
+          </w:p>
+        </w:tc>
+        <w:tc>
+          <w:tcPr>
+            <w:tcW w:type="dxa" w:w="2160"/>
+          </w:tcPr>
+          <w:p>
+            <w:r>
+              <w:rPr>
+                <w:b/>
+              </w:rPr>
+              <w:t>Factor</w:t>
+            </w:r>
+          </w:p>
+        </w:tc>
+        <w:tc>
+          <w:tcPr>
+            <w:tcW w:type="dxa" w:w="2160"/>
+          </w:tcPr>
+          <w:p>
+            <w:r>
+              <w:rPr>
+                <w:b/>
+              </w:rPr>
+              <w:t>Rationale</w:t>
+            </w:r>
+          </w:p>
+        </w:tc>
+      </w:tr>
+      <w:tr>
+        <w:tc>
+          <w:tcPr>
+            <w:tcW w:type="dxa" w:w="2160"/>
+          </w:tcPr>
+          <w:p>
+            <w:r>
+              <w:t>Before 1975</w:t>
+            </w:r>
+          </w:p>
+        </w:tc>
+        <w:tc>
+          <w:tcPr>
+            <w:tcW w:type="dxa" w:w="2160"/>
+          </w:tcPr>
+          <w:p>
+            <w:r>
+              <w:t>Pre-seismic</w:t>
+            </w:r>
+          </w:p>
+        </w:tc>
+        <w:tc>
+          <w:tcPr>
+            <w:tcW w:type="dxa" w:w="2160"/>
+          </w:tcPr>
+          <w:p>
+            <w:r>
+              <w:t>1.00</w:t>
+            </w:r>
+          </w:p>
+        </w:tc>
+        <w:tc>
+          <w:tcPr>
+            <w:tcW w:type="dxa" w:w="2160"/>
+          </w:tcPr>
+          <w:p>
+            <w:r>
+              <w:t>No seismic design provisions</w:t>
+            </w:r>
+          </w:p>
+        </w:tc>
+      </w:tr>
+      <w:tr>
+        <w:tc>
+          <w:tcPr>
+            <w:tcW w:type="dxa" w:w="2160"/>
+          </w:tcPr>
+          <w:p>
+            <w:r>
+              <w:t>1975 - 1990</w:t>
+            </w:r>
+          </w:p>
+        </w:tc>
+        <w:tc>
+          <w:tcPr>
+            <w:tcW w:type="dxa" w:w="2160"/>
+          </w:tcPr>
+          <w:p>
+            <w:r>
+              <w:t>Early seismic</w:t>
+            </w:r>
+          </w:p>
+        </w:tc>
+        <w:tc>
+          <w:tcPr>
+            <w:tcW w:type="dxa" w:w="2160"/>
+          </w:tcPr>
+          <w:p>
+            <w:r>
+              <w:t>1.10</w:t>
+            </w:r>
+          </w:p>
+        </w:tc>
+        <w:tc>
+          <w:tcPr>
+            <w:tcW w:type="dxa" w:w="2160"/>
+          </w:tcPr>
+          <w:p>
+            <w:r>
+              <w:t>Basic seismic detailing required</w:t>
+            </w:r>
+          </w:p>
+        </w:tc>
+      </w:tr>
+      <w:tr>
+        <w:tc>
+          <w:tcPr>
+            <w:tcW w:type="dxa" w:w="2160"/>
+          </w:tcPr>
+          <w:p>
+            <w:r>
+              <w:t>After 1990</w:t>
+            </w:r>
+          </w:p>
+        </w:tc>
+        <w:tc>
+          <w:tcPr>
+            <w:tcW w:type="dxa" w:w="2160"/>
+          </w:tcPr>
+          <w:p>
+            <w:r>
+              <w:t>Modern seismic</w:t>
+            </w:r>
+          </w:p>
+        </w:tc>
+        <w:tc>
+          <w:tcPr>
+            <w:tcW w:type="dxa" w:w="2160"/>
+          </w:tcPr>
+          <w:p>
+            <w:r>
+              <w:t>1.15</w:t>
+            </w:r>
+          </w:p>
+        </w:tc>
+        <w:tc>
+          <w:tcPr>
+            <w:tcW w:type="dxa" w:w="2160"/>
+          </w:tcPr>
+          <w:p>
+            <w:r>
+              <w:t>Full seismic design (more rebar, isolation bearings)</w:t>
+            </w:r>
+          </w:p>
+        </w:tc>
+      </w:tr>
+    </w:tbl>
+    <w:p/>
+    <w:p>
+      <w:pPr>
+        <w:pStyle w:val="Heading3"/>
+      </w:pPr>
+      <w:r>
+        <w:t>9.6.5 FHWA State-Level Unit Costs (Selected States)</w:t>
+      </w:r>
+    </w:p>
+    <w:tbl>
+      <w:tblPr>
+        <w:tblStyle w:val="TableGrid"/>
+        <w:tblW w:type="auto" w:w="0"/>
+        <w:tblLook w:firstColumn="1" w:firstRow="1" w:lastColumn="0" w:lastRow="0" w:noHBand="0" w:noVBand="1" w:val="04A0"/>
+      </w:tblPr>
+      <w:tblGrid>
+        <w:gridCol w:w="2160"/>
+        <w:gridCol w:w="2160"/>
+        <w:gridCol w:w="2160"/>
+        <w:gridCol w:w="2160"/>
+      </w:tblGrid>
+      <w:tr>
+        <w:tc>
+          <w:tcPr>
+            <w:tcW w:type="dxa" w:w="2160"/>
+          </w:tcPr>
+          <w:p>
+            <w:r>
+              <w:rPr>
+                <w:b/>
+              </w:rPr>
+              <w:t>State</w:t>
+            </w:r>
+          </w:p>
+        </w:tc>
+        <w:tc>
+          <w:tcPr>
+            <w:tcW w:type="dxa" w:w="2160"/>
+          </w:tcPr>
+          <w:p>
+            <w:r>
+              <w:rPr>
+                <w:b/>
+              </w:rPr>
+              <w:t>NHS ($/ft2)</w:t>
+            </w:r>
+          </w:p>
+        </w:tc>
+        <w:tc>
+          <w:tcPr>
+            <w:tcW w:type="dxa" w:w="2160"/>
+          </w:tcPr>
+          <w:p>
+            <w:r>
+              <w:rPr>
+                <w:b/>
+              </w:rPr>
+              <w:t>Non-NHS ($/ft2)</w:t>
+            </w:r>
+          </w:p>
+        </w:tc>
+        <w:tc>
+          <w:tcPr>
+            <w:tcW w:type="dxa" w:w="2160"/>
+          </w:tcPr>
+          <w:p>
+            <w:r>
+              <w:rPr>
+                <w:b/>
+              </w:rPr>
+              <w:t>NHS ($/m2)</w:t>
+            </w:r>
+          </w:p>
+        </w:tc>
+      </w:tr>
+      <w:tr>
+        <w:tc>
+          <w:tcPr>
+            <w:tcW w:type="dxa" w:w="2160"/>
+          </w:tcPr>
+          <w:p>
+            <w:r>
+              <w:t>California</w:t>
+            </w:r>
+          </w:p>
+        </w:tc>
+        <w:tc>
+          <w:tcPr>
+            <w:tcW w:type="dxa" w:w="2160"/>
+          </w:tcPr>
+          <w:p>
+            <w:r>
+              <w:t>$465</w:t>
+            </w:r>
+          </w:p>
+        </w:tc>
+        <w:tc>
+          <w:tcPr>
+            <w:tcW w:type="dxa" w:w="2160"/>
+          </w:tcPr>
+          <w:p>
+            <w:r>
+              <w:t>$483</w:t>
+            </w:r>
+          </w:p>
+        </w:tc>
+        <w:tc>
+          <w:tcPr>
+            <w:tcW w:type="dxa" w:w="2160"/>
+          </w:tcPr>
+          <w:p>
+            <w:r>
+              <w:t>$5,005</w:t>
+            </w:r>
+          </w:p>
+        </w:tc>
+      </w:tr>
+      <w:tr>
+        <w:tc>
+          <w:tcPr>
+            <w:tcW w:type="dxa" w:w="2160"/>
+          </w:tcPr>
+          <w:p>
+            <w:r>
+              <w:t>Texas</w:t>
+            </w:r>
+          </w:p>
+        </w:tc>
+        <w:tc>
+          <w:tcPr>
+            <w:tcW w:type="dxa" w:w="2160"/>
+          </w:tcPr>
+          <w:p>
+            <w:r>
+              <w:t>$109</w:t>
+            </w:r>
+          </w:p>
+        </w:tc>
+        <w:tc>
+          <w:tcPr>
+            <w:tcW w:type="dxa" w:w="2160"/>
+          </w:tcPr>
+          <w:p>
+            <w:r>
+              <w:t>$125</w:t>
+            </w:r>
+          </w:p>
+        </w:tc>
+        <w:tc>
+          <w:tcPr>
+            <w:tcW w:type="dxa" w:w="2160"/>
+          </w:tcPr>
+          <w:p>
+            <w:r>
+              <w:t>$1,173</w:t>
+            </w:r>
+          </w:p>
+        </w:tc>
+      </w:tr>
+      <w:tr>
+        <w:tc>
+          <w:tcPr>
+            <w:tcW w:type="dxa" w:w="2160"/>
+          </w:tcPr>
+          <w:p>
+            <w:r>
+              <w:t>New York</w:t>
+            </w:r>
+          </w:p>
+        </w:tc>
+        <w:tc>
+          <w:tcPr>
+            <w:tcW w:type="dxa" w:w="2160"/>
+          </w:tcPr>
+          <w:p>
+            <w:r>
+              <w:t>$792</w:t>
+            </w:r>
+          </w:p>
+        </w:tc>
+        <w:tc>
+          <w:tcPr>
+            <w:tcW w:type="dxa" w:w="2160"/>
+          </w:tcPr>
+          <w:p>
+            <w:r>
+              <w:t>$524</w:t>
+            </w:r>
+          </w:p>
+        </w:tc>
+        <w:tc>
+          <w:tcPr>
+            <w:tcW w:type="dxa" w:w="2160"/>
+          </w:tcPr>
+          <w:p>
+            <w:r>
+              <w:t>$8,525</w:t>
+            </w:r>
+          </w:p>
+        </w:tc>
+      </w:tr>
+      <w:tr>
+        <w:tc>
+          <w:tcPr>
+            <w:tcW w:type="dxa" w:w="2160"/>
+          </w:tcPr>
+          <w:p>
+            <w:r>
+              <w:t>Florida</w:t>
+            </w:r>
+          </w:p>
+        </w:tc>
+        <w:tc>
+          <w:tcPr>
+            <w:tcW w:type="dxa" w:w="2160"/>
+          </w:tcPr>
+          <w:p>
+            <w:r>
+              <w:t>$244</w:t>
+            </w:r>
+          </w:p>
+        </w:tc>
+        <w:tc>
+          <w:tcPr>
+            <w:tcW w:type="dxa" w:w="2160"/>
+          </w:tcPr>
+          <w:p>
+            <w:r>
+              <w:t>$277</w:t>
+            </w:r>
+          </w:p>
+        </w:tc>
+        <w:tc>
+          <w:tcPr>
+            <w:tcW w:type="dxa" w:w="2160"/>
+          </w:tcPr>
+          <w:p>
+            <w:r>
+              <w:t>$2,627</w:t>
+            </w:r>
+          </w:p>
+        </w:tc>
+      </w:tr>
+      <w:tr>
+        <w:tc>
+          <w:tcPr>
+            <w:tcW w:type="dxa" w:w="2160"/>
+          </w:tcPr>
+          <w:p>
+            <w:r>
+              <w:t>National Average</w:t>
+            </w:r>
+          </w:p>
+        </w:tc>
+        <w:tc>
+          <w:tcPr>
+            <w:tcW w:type="dxa" w:w="2160"/>
+          </w:tcPr>
+          <w:p>
+            <w:r>
+              <w:t>$429</w:t>
+            </w:r>
+          </w:p>
+        </w:tc>
+        <w:tc>
+          <w:tcPr>
+            <w:tcW w:type="dxa" w:w="2160"/>
+          </w:tcPr>
+          <w:p>
+            <w:r>
+              <w:t>$383</w:t>
+            </w:r>
+          </w:p>
+        </w:tc>
+        <w:tc>
+          <w:tcPr>
+            <w:tcW w:type="dxa" w:w="2160"/>
+          </w:tcPr>
+          <w:p>
+            <w:r>
+              <w:t>$4,618</w:t>
+            </w:r>
+          </w:p>
+        </w:tc>
+      </w:tr>
+    </w:tbl>
+    <w:p/>
+    <w:p>
+      <w:r>
+        <w:t>Source: FHWA Bridge Replacement Unit Costs 2024. The framework defaults to California NHS rate ($5,005/m2). Users analyzing bridges in other states should adjust base_unit_cost in config.yaml accordingly.</w:t>
+      </w:r>
+    </w:p>
+    <w:p>
+      <w:pPr>
+        <w:pStyle w:val="Heading3"/>
+      </w:pPr>
+      <w:r>
+        <w:t>9.6.6 Example Calculation</w:t>
+      </w:r>
+    </w:p>
+    <w:p>
+      <w:r>
+        <w:t>Bridge 52 0282 (HWB17, Northridge):</w:t>
+      </w:r>
+    </w:p>
+    <w:p>
+      <w:r>
+        <w:t xml:space="preserve">  Length = 45m, Width = 12m -&gt; deck_area = 540 m2</w:t>
+      </w:r>
+    </w:p>
+    <w:p>
+      <w:r>
+        <w:t xml:space="preserve">  Material = prestressed concrete -&gt; f_material = 1.00</w:t>
+      </w:r>
+    </w:p>
+    <w:p>
+      <w:r>
+        <w:t xml:space="preserve">  Max span = 22m -&gt; f_span = 1.00 (&lt; 30m)</w:t>
+      </w:r>
+    </w:p>
+    <w:p>
+      <w:r>
+        <w:t xml:space="preserve">  Skew = 20 degrees -&gt; f_skew = 1.05 (15-30 range)</w:t>
+      </w:r>
+    </w:p>
+    <w:p>
+      <w:r>
+        <w:t xml:space="preserve">  Year = 1966 -&gt; f_seismic = 1.00 (pre-1975)</w:t>
+      </w:r>
+    </w:p>
+    <w:p>
+      <w:r>
+        <w:t xml:space="preserve">  Region = CA -&gt; f_region = 1.00</w:t>
+      </w:r>
+    </w:p>
+    <w:p/>
+    <w:p>
+      <w:r>
+        <w:t xml:space="preserve">  RCV = 540 x $5,005 x 1.00 x 1.00 x 1.05 x 1.00 x 1.00 = $2,837,835</w:t>
+      </w:r>
+    </w:p>
+    <w:p>
+      <w:pPr>
+        <w:pStyle w:val="Heading3"/>
+      </w:pPr>
+      <w:r>
+        <w:t>9.6.7 Configuration</w:t>
+      </w:r>
+    </w:p>
+    <w:p>
+      <w:r>
+        <w:t>To activate the FHWA model, add a 'cost:' section to config.yaml:</w:t>
+      </w:r>
+    </w:p>
+    <w:p>
+      <w:r>
+        <w:t xml:space="preserve">    cost:</w:t>
+      </w:r>
+    </w:p>
+    <w:p>
+      <w:r>
+        <w:t xml:space="preserve">      base_unit_cost: 5005.0</w:t>
+      </w:r>
+    </w:p>
+    <w:p>
+      <w:r>
+        <w:t xml:space="preserve">      material_factors:</w:t>
+      </w:r>
+    </w:p>
+    <w:p>
+      <w:r>
+        <w:t xml:space="preserve">        concrete: 0.90</w:t>
+      </w:r>
+    </w:p>
+    <w:p>
+      <w:r>
+        <w:t xml:space="preserve">        steel: 1.15</w:t>
+      </w:r>
+    </w:p>
+    <w:p/>
+    <w:p>
+      <w:r>
+        <w:t>When no 'cost:' section is present, the framework uses the legacy model (material x deck_area x length_factor) for backward compatibility.</w:t>
+      </w:r>
+    </w:p>
+    <w:p>
+      <w:pPr>
+        <w:pStyle w:val="Heading3"/>
+      </w:pPr>
+      <w:r>
+        <w:t>9.6.8 Damage Ratios (Hazus Table 7.11)</w:t>
+      </w:r>
+    </w:p>
+    <w:p>
+      <w:r>
+        <w:t>The expected loss per bridge is computed as:</w:t>
+      </w:r>
+    </w:p>
+    <w:p>
+      <w:r>
+        <w:t xml:space="preserve">  E[Loss] = SUM_ds P(DS=ds) x DR(ds) x RCV</w:t>
+      </w:r>
+    </w:p>
+    <w:tbl>
+      <w:tblPr>
+        <w:tblStyle w:val="TableGrid"/>
+        <w:tblW w:type="auto" w:w="0"/>
+        <w:tblLook w:firstColumn="1" w:firstRow="1" w:lastColumn="0" w:lastRow="0" w:noHBand="0" w:noVBand="1" w:val="04A0"/>
+      </w:tblPr>
+      <w:tblGrid>
+        <w:gridCol w:w="2880"/>
+        <w:gridCol w:w="2880"/>
+        <w:gridCol w:w="2880"/>
+      </w:tblGrid>
+      <w:tr>
+        <w:tc>
+          <w:tcPr>
+            <w:tcW w:type="dxa" w:w="2880"/>
+          </w:tcPr>
+          <w:p>
+            <w:r>
+              <w:rPr>
+                <w:b/>
+              </w:rPr>
+              <w:t>Damage State</w:t>
+            </w:r>
+          </w:p>
+        </w:tc>
+        <w:tc>
+          <w:tcPr>
+            <w:tcW w:type="dxa" w:w="2880"/>
+          </w:tcPr>
+          <w:p>
+            <w:r>
+              <w:rPr>
+                <w:b/>
+              </w:rPr>
+              <w:t>Repair/RCV Ratio</w:t>
+            </w:r>
+          </w:p>
+        </w:tc>
+        <w:tc>
+          <w:tcPr>
+            <w:tcW w:type="dxa" w:w="2880"/>
+          </w:tcPr>
+          <w:p>
+            <w:r>
+              <w:rPr>
+                <w:b/>
+              </w:rPr>
+              <w:t>Restoration Time (days)</w:t>
+            </w:r>
+          </w:p>
+        </w:tc>
+      </w:tr>
+      <w:tr>
+        <w:tc>
+          <w:tcPr>
+            <w:tcW w:type="dxa" w:w="2880"/>
+          </w:tcPr>
+          <w:p>
+            <w:r>
+              <w:t>None</w:t>
+            </w:r>
+          </w:p>
+        </w:tc>
+        <w:tc>
+          <w:tcPr>
+            <w:tcW w:type="dxa" w:w="2880"/>
+          </w:tcPr>
+          <w:p>
+            <w:r>
+              <w:t>0.00</w:t>
+            </w:r>
+          </w:p>
+        </w:tc>
+        <w:tc>
+          <w:tcPr>
+            <w:tcW w:type="dxa" w:w="2880"/>
+          </w:tcPr>
+          <w:p>
+            <w:r>
+              <w:t>0</w:t>
+            </w:r>
+          </w:p>
+        </w:tc>
+      </w:tr>
+      <w:tr>
+        <w:tc>
+          <w:tcPr>
+            <w:tcW w:type="dxa" w:w="2880"/>
+          </w:tcPr>
+          <w:p>
+            <w:r>
+              <w:t>Slight</w:t>
+            </w:r>
+          </w:p>
+        </w:tc>
+        <w:tc>
+          <w:tcPr>
+            <w:tcW w:type="dxa" w:w="2880"/>
+          </w:tcPr>
+          <w:p>
+            <w:r>
+              <w:t>0.03</w:t>
+            </w:r>
+          </w:p>
+        </w:tc>
+        <w:tc>
+          <w:tcPr>
+            <w:tcW w:type="dxa" w:w="2880"/>
+          </w:tcPr>
+          <w:p>
+            <w:r>
+              <w:t>0.6</w:t>
+            </w:r>
+          </w:p>
+        </w:tc>
+      </w:tr>
+      <w:tr>
+        <w:tc>
+          <w:tcPr>
+            <w:tcW w:type="dxa" w:w="2880"/>
+          </w:tcPr>
+          <w:p>
+            <w:r>
+              <w:t>Moderate</w:t>
+            </w:r>
+          </w:p>
+        </w:tc>
+        <w:tc>
+          <w:tcPr>
+            <w:tcW w:type="dxa" w:w="2880"/>
+          </w:tcPr>
+          <w:p>
+            <w:r>
+              <w:t>0.08</w:t>
+            </w:r>
+          </w:p>
+        </w:tc>
+        <w:tc>
+          <w:tcPr>
+            <w:tcW w:type="dxa" w:w="2880"/>
+          </w:tcPr>
+          <w:p>
+            <w:r>
+              <w:t>2.5</w:t>
+            </w:r>
+          </w:p>
+        </w:tc>
+      </w:tr>
+      <w:tr>
+        <w:tc>
+          <w:tcPr>
+            <w:tcW w:type="dxa" w:w="2880"/>
+          </w:tcPr>
+          <w:p>
+            <w:r>
+              <w:t>Extensive</w:t>
+            </w:r>
+          </w:p>
+        </w:tc>
+        <w:tc>
+          <w:tcPr>
+            <w:tcW w:type="dxa" w:w="2880"/>
+          </w:tcPr>
+          <w:p>
+            <w:r>
+              <w:t>0.25</w:t>
+            </w:r>
+          </w:p>
+        </w:tc>
+        <w:tc>
+          <w:tcPr>
+            <w:tcW w:type="dxa" w:w="2880"/>
+          </w:tcPr>
+          <w:p>
+            <w:r>
+              <w:t>75</w:t>
+            </w:r>
+          </w:p>
+        </w:tc>
+      </w:tr>
+      <w:tr>
+        <w:tc>
+          <w:tcPr>
+            <w:tcW w:type="dxa" w:w="2880"/>
+          </w:tcPr>
+          <w:p>
+            <w:r>
+              <w:t>Complete</w:t>
+            </w:r>
+          </w:p>
+        </w:tc>
+        <w:tc>
+          <w:tcPr>
+            <w:tcW w:type="dxa" w:w="2880"/>
+          </w:tcPr>
+          <w:p>
+            <w:r>
+              <w:t>1.00</w:t>
+            </w:r>
+          </w:p>
+        </w:tc>
+        <w:tc>
+          <w:tcPr>
+            <w:tcW w:type="dxa" w:w="2880"/>
+          </w:tcPr>
+          <w:p>
+            <w:r>
+              <w:t>230</w:t>
+            </w:r>
+          </w:p>
+        </w:tc>
+      </w:tr>
+    </w:tbl>
+    <w:p/>
+    <w:p>
+      <w:r>
+        <w:t>These ratios are from Hazus 6.1 Table 7.11 and are implemented in src/loss.py. The 'complete' ratio of 1.00 assumes full demolition and rebuild; some literature uses 2/N (where N = number of spans) for partial collapse scenarios.</w:t>
       </w:r>
     </w:p>
     <w:p>

--- a/CAT411_Technical_Documentation.docx
+++ b/CAT411_Technical_Documentation.docx
@@ -5583,6 +5583,3455 @@
     <w:p>
       <w:r>
         <w:t>These ratios are from Hazus 6.1 Table 7.11 and are implemented in src/loss.py. The 'complete' ratio of 1.00 assumes full demolition and rebuild; some literature uses 2/N (where N = number of spans) for partial collapse scenarios.</w:t>
+      </w:r>
+    </w:p>
+    <w:p>
+      <w:pPr>
+        <w:pStyle w:val="Heading3"/>
+      </w:pPr>
+      <w:r>
+        <w:t>9.6.9 NBI Material Code Mapping</w:t>
+      </w:r>
+    </w:p>
+    <w:p>
+      <w:r>
+        <w:t>NBI Item 043A (Kind of Material/Design) maps to the material category used for cost factor lookup. The mapping is defined in src/data_loader.py.</w:t>
+      </w:r>
+    </w:p>
+    <w:tbl>
+      <w:tblPr>
+        <w:tblStyle w:val="TableGrid"/>
+        <w:tblW w:type="auto" w:w="0"/>
+        <w:tblLook w:firstColumn="1" w:firstRow="1" w:lastColumn="0" w:lastRow="0" w:noHBand="0" w:noVBand="1" w:val="04A0"/>
+      </w:tblPr>
+      <w:tblGrid>
+        <w:gridCol w:w="2160"/>
+        <w:gridCol w:w="2160"/>
+        <w:gridCol w:w="2160"/>
+        <w:gridCol w:w="2160"/>
+      </w:tblGrid>
+      <w:tr>
+        <w:tc>
+          <w:tcPr>
+            <w:tcW w:type="dxa" w:w="2160"/>
+          </w:tcPr>
+          <w:p>
+            <w:r>
+              <w:rPr>
+                <w:b/>
+              </w:rPr>
+              <w:t>NBI Code</w:t>
+            </w:r>
+          </w:p>
+        </w:tc>
+        <w:tc>
+          <w:tcPr>
+            <w:tcW w:type="dxa" w:w="2160"/>
+          </w:tcPr>
+          <w:p>
+            <w:r>
+              <w:rPr>
+                <w:b/>
+              </w:rPr>
+              <w:t>NBI Description</w:t>
+            </w:r>
+          </w:p>
+        </w:tc>
+        <w:tc>
+          <w:tcPr>
+            <w:tcW w:type="dxa" w:w="2160"/>
+          </w:tcPr>
+          <w:p>
+            <w:r>
+              <w:rPr>
+                <w:b/>
+              </w:rPr>
+              <w:t>Framework Material</w:t>
+            </w:r>
+          </w:p>
+        </w:tc>
+        <w:tc>
+          <w:tcPr>
+            <w:tcW w:type="dxa" w:w="2160"/>
+          </w:tcPr>
+          <w:p>
+            <w:r>
+              <w:rPr>
+                <w:b/>
+              </w:rPr>
+              <w:t>Cost Factor</w:t>
+            </w:r>
+          </w:p>
+        </w:tc>
+      </w:tr>
+      <w:tr>
+        <w:tc>
+          <w:tcPr>
+            <w:tcW w:type="dxa" w:w="2160"/>
+          </w:tcPr>
+          <w:p>
+            <w:r>
+              <w:t>1</w:t>
+            </w:r>
+          </w:p>
+        </w:tc>
+        <w:tc>
+          <w:tcPr>
+            <w:tcW w:type="dxa" w:w="2160"/>
+          </w:tcPr>
+          <w:p>
+            <w:r>
+              <w:t>Concrete</w:t>
+            </w:r>
+          </w:p>
+        </w:tc>
+        <w:tc>
+          <w:tcPr>
+            <w:tcW w:type="dxa" w:w="2160"/>
+          </w:tcPr>
+          <w:p>
+            <w:r>
+              <w:t>concrete</w:t>
+            </w:r>
+          </w:p>
+        </w:tc>
+        <w:tc>
+          <w:tcPr>
+            <w:tcW w:type="dxa" w:w="2160"/>
+          </w:tcPr>
+          <w:p>
+            <w:r>
+              <w:t>0.90</w:t>
+            </w:r>
+          </w:p>
+        </w:tc>
+      </w:tr>
+      <w:tr>
+        <w:tc>
+          <w:tcPr>
+            <w:tcW w:type="dxa" w:w="2160"/>
+          </w:tcPr>
+          <w:p>
+            <w:r>
+              <w:t>2</w:t>
+            </w:r>
+          </w:p>
+        </w:tc>
+        <w:tc>
+          <w:tcPr>
+            <w:tcW w:type="dxa" w:w="2160"/>
+          </w:tcPr>
+          <w:p>
+            <w:r>
+              <w:t>Concrete Continuous</w:t>
+            </w:r>
+          </w:p>
+        </w:tc>
+        <w:tc>
+          <w:tcPr>
+            <w:tcW w:type="dxa" w:w="2160"/>
+          </w:tcPr>
+          <w:p>
+            <w:r>
+              <w:t>concrete</w:t>
+            </w:r>
+          </w:p>
+        </w:tc>
+        <w:tc>
+          <w:tcPr>
+            <w:tcW w:type="dxa" w:w="2160"/>
+          </w:tcPr>
+          <w:p>
+            <w:r>
+              <w:t>0.90</w:t>
+            </w:r>
+          </w:p>
+        </w:tc>
+      </w:tr>
+      <w:tr>
+        <w:tc>
+          <w:tcPr>
+            <w:tcW w:type="dxa" w:w="2160"/>
+          </w:tcPr>
+          <w:p>
+            <w:r>
+              <w:t>3</w:t>
+            </w:r>
+          </w:p>
+        </w:tc>
+        <w:tc>
+          <w:tcPr>
+            <w:tcW w:type="dxa" w:w="2160"/>
+          </w:tcPr>
+          <w:p>
+            <w:r>
+              <w:t>Steel</w:t>
+            </w:r>
+          </w:p>
+        </w:tc>
+        <w:tc>
+          <w:tcPr>
+            <w:tcW w:type="dxa" w:w="2160"/>
+          </w:tcPr>
+          <w:p>
+            <w:r>
+              <w:t>steel</w:t>
+            </w:r>
+          </w:p>
+        </w:tc>
+        <w:tc>
+          <w:tcPr>
+            <w:tcW w:type="dxa" w:w="2160"/>
+          </w:tcPr>
+          <w:p>
+            <w:r>
+              <w:t>1.15</w:t>
+            </w:r>
+          </w:p>
+        </w:tc>
+      </w:tr>
+      <w:tr>
+        <w:tc>
+          <w:tcPr>
+            <w:tcW w:type="dxa" w:w="2160"/>
+          </w:tcPr>
+          <w:p>
+            <w:r>
+              <w:t>4</w:t>
+            </w:r>
+          </w:p>
+        </w:tc>
+        <w:tc>
+          <w:tcPr>
+            <w:tcW w:type="dxa" w:w="2160"/>
+          </w:tcPr>
+          <w:p>
+            <w:r>
+              <w:t>Steel Continuous</w:t>
+            </w:r>
+          </w:p>
+        </w:tc>
+        <w:tc>
+          <w:tcPr>
+            <w:tcW w:type="dxa" w:w="2160"/>
+          </w:tcPr>
+          <w:p>
+            <w:r>
+              <w:t>steel</w:t>
+            </w:r>
+          </w:p>
+        </w:tc>
+        <w:tc>
+          <w:tcPr>
+            <w:tcW w:type="dxa" w:w="2160"/>
+          </w:tcPr>
+          <w:p>
+            <w:r>
+              <w:t>1.15</w:t>
+            </w:r>
+          </w:p>
+        </w:tc>
+      </w:tr>
+      <w:tr>
+        <w:tc>
+          <w:tcPr>
+            <w:tcW w:type="dxa" w:w="2160"/>
+          </w:tcPr>
+          <w:p>
+            <w:r>
+              <w:t>5</w:t>
+            </w:r>
+          </w:p>
+        </w:tc>
+        <w:tc>
+          <w:tcPr>
+            <w:tcW w:type="dxa" w:w="2160"/>
+          </w:tcPr>
+          <w:p>
+            <w:r>
+              <w:t>Prestressed Concrete</w:t>
+            </w:r>
+          </w:p>
+        </w:tc>
+        <w:tc>
+          <w:tcPr>
+            <w:tcW w:type="dxa" w:w="2160"/>
+          </w:tcPr>
+          <w:p>
+            <w:r>
+              <w:t>prestressed_concrete</w:t>
+            </w:r>
+          </w:p>
+        </w:tc>
+        <w:tc>
+          <w:tcPr>
+            <w:tcW w:type="dxa" w:w="2160"/>
+          </w:tcPr>
+          <w:p>
+            <w:r>
+              <w:t>1.00</w:t>
+            </w:r>
+          </w:p>
+        </w:tc>
+      </w:tr>
+      <w:tr>
+        <w:tc>
+          <w:tcPr>
+            <w:tcW w:type="dxa" w:w="2160"/>
+          </w:tcPr>
+          <w:p>
+            <w:r>
+              <w:t>6</w:t>
+            </w:r>
+          </w:p>
+        </w:tc>
+        <w:tc>
+          <w:tcPr>
+            <w:tcW w:type="dxa" w:w="2160"/>
+          </w:tcPr>
+          <w:p>
+            <w:r>
+              <w:t>Prestressed Concrete Continuous</w:t>
+            </w:r>
+          </w:p>
+        </w:tc>
+        <w:tc>
+          <w:tcPr>
+            <w:tcW w:type="dxa" w:w="2160"/>
+          </w:tcPr>
+          <w:p>
+            <w:r>
+              <w:t>prestressed_concrete</w:t>
+            </w:r>
+          </w:p>
+        </w:tc>
+        <w:tc>
+          <w:tcPr>
+            <w:tcW w:type="dxa" w:w="2160"/>
+          </w:tcPr>
+          <w:p>
+            <w:r>
+              <w:t>1.00</w:t>
+            </w:r>
+          </w:p>
+        </w:tc>
+      </w:tr>
+      <w:tr>
+        <w:tc>
+          <w:tcPr>
+            <w:tcW w:type="dxa" w:w="2160"/>
+          </w:tcPr>
+          <w:p>
+            <w:r>
+              <w:t>7</w:t>
+            </w:r>
+          </w:p>
+        </w:tc>
+        <w:tc>
+          <w:tcPr>
+            <w:tcW w:type="dxa" w:w="2160"/>
+          </w:tcPr>
+          <w:p>
+            <w:r>
+              <w:t>Wood or Timber</w:t>
+            </w:r>
+          </w:p>
+        </w:tc>
+        <w:tc>
+          <w:tcPr>
+            <w:tcW w:type="dxa" w:w="2160"/>
+          </w:tcPr>
+          <w:p>
+            <w:r>
+              <w:t>wood</w:t>
+            </w:r>
+          </w:p>
+        </w:tc>
+        <w:tc>
+          <w:tcPr>
+            <w:tcW w:type="dxa" w:w="2160"/>
+          </w:tcPr>
+          <w:p>
+            <w:r>
+              <w:t>0.65</w:t>
+            </w:r>
+          </w:p>
+        </w:tc>
+      </w:tr>
+      <w:tr>
+        <w:tc>
+          <w:tcPr>
+            <w:tcW w:type="dxa" w:w="2160"/>
+          </w:tcPr>
+          <w:p>
+            <w:r>
+              <w:t>8</w:t>
+            </w:r>
+          </w:p>
+        </w:tc>
+        <w:tc>
+          <w:tcPr>
+            <w:tcW w:type="dxa" w:w="2160"/>
+          </w:tcPr>
+          <w:p>
+            <w:r>
+              <w:t>Masonry</w:t>
+            </w:r>
+          </w:p>
+        </w:tc>
+        <w:tc>
+          <w:tcPr>
+            <w:tcW w:type="dxa" w:w="2160"/>
+          </w:tcPr>
+          <w:p>
+            <w:r>
+              <w:t>other</w:t>
+            </w:r>
+          </w:p>
+        </w:tc>
+        <w:tc>
+          <w:tcPr>
+            <w:tcW w:type="dxa" w:w="2160"/>
+          </w:tcPr>
+          <w:p>
+            <w:r>
+              <w:t>0.95</w:t>
+            </w:r>
+          </w:p>
+        </w:tc>
+      </w:tr>
+      <w:tr>
+        <w:tc>
+          <w:tcPr>
+            <w:tcW w:type="dxa" w:w="2160"/>
+          </w:tcPr>
+          <w:p>
+            <w:r>
+              <w:t>9</w:t>
+            </w:r>
+          </w:p>
+        </w:tc>
+        <w:tc>
+          <w:tcPr>
+            <w:tcW w:type="dxa" w:w="2160"/>
+          </w:tcPr>
+          <w:p>
+            <w:r>
+              <w:t>Aluminum, Wrought Iron, Cast Iron</w:t>
+            </w:r>
+          </w:p>
+        </w:tc>
+        <w:tc>
+          <w:tcPr>
+            <w:tcW w:type="dxa" w:w="2160"/>
+          </w:tcPr>
+          <w:p>
+            <w:r>
+              <w:t>other</w:t>
+            </w:r>
+          </w:p>
+        </w:tc>
+        <w:tc>
+          <w:tcPr>
+            <w:tcW w:type="dxa" w:w="2160"/>
+          </w:tcPr>
+          <w:p>
+            <w:r>
+              <w:t>0.95</w:t>
+            </w:r>
+          </w:p>
+        </w:tc>
+      </w:tr>
+      <w:tr>
+        <w:tc>
+          <w:tcPr>
+            <w:tcW w:type="dxa" w:w="2160"/>
+          </w:tcPr>
+          <w:p>
+            <w:r>
+              <w:t>0</w:t>
+            </w:r>
+          </w:p>
+        </w:tc>
+        <w:tc>
+          <w:tcPr>
+            <w:tcW w:type="dxa" w:w="2160"/>
+          </w:tcPr>
+          <w:p>
+            <w:r>
+              <w:t>Other</w:t>
+            </w:r>
+          </w:p>
+        </w:tc>
+        <w:tc>
+          <w:tcPr>
+            <w:tcW w:type="dxa" w:w="2160"/>
+          </w:tcPr>
+          <w:p>
+            <w:r>
+              <w:t>other</w:t>
+            </w:r>
+          </w:p>
+        </w:tc>
+        <w:tc>
+          <w:tcPr>
+            <w:tcW w:type="dxa" w:w="2160"/>
+          </w:tcPr>
+          <w:p>
+            <w:r>
+              <w:t>0.95</w:t>
+            </w:r>
+          </w:p>
+        </w:tc>
+      </w:tr>
+    </w:tbl>
+    <w:p/>
+    <w:p>
+      <w:r>
+        <w:t>Cost factors represent the relative cost of each material type compared to the FHWA blended average. Concrete is cheaper (0.90x) because formwork is simpler; steel is more expensive (1.15x) due to fabrication and erection costs. Prestressed concrete (1.00x) is the reference baseline.</w:t>
+      </w:r>
+    </w:p>
+    <w:p>
+      <w:pPr>
+        <w:pStyle w:val="Heading3"/>
+      </w:pPr>
+      <w:r>
+        <w:t>9.6.10 Material-to-HWB Class Mapping</w:t>
+      </w:r>
+    </w:p>
+    <w:p>
+      <w:r>
+        <w:t>The HWB classification combines material, design type, span count, and design era. The following table shows the material-to-HWB mapping for the most common bridge types in the Northridge study area (12 classes present in the data).</w:t>
+      </w:r>
+    </w:p>
+    <w:tbl>
+      <w:tblPr>
+        <w:tblStyle w:val="TableGrid"/>
+        <w:tblW w:type="auto" w:w="0"/>
+        <w:tblLook w:firstColumn="1" w:firstRow="1" w:lastColumn="0" w:lastRow="0" w:noHBand="0" w:noVBand="1" w:val="04A0"/>
+      </w:tblPr>
+      <w:tblGrid>
+        <w:gridCol w:w="1234"/>
+        <w:gridCol w:w="1234"/>
+        <w:gridCol w:w="1234"/>
+        <w:gridCol w:w="1234"/>
+        <w:gridCol w:w="1234"/>
+        <w:gridCol w:w="1234"/>
+        <w:gridCol w:w="1234"/>
+      </w:tblGrid>
+      <w:tr>
+        <w:tc>
+          <w:tcPr>
+            <w:tcW w:type="dxa" w:w="1234"/>
+          </w:tcPr>
+          <w:p>
+            <w:r>
+              <w:rPr>
+                <w:b/>
+              </w:rPr>
+              <w:t>HWB Class</w:t>
+            </w:r>
+          </w:p>
+        </w:tc>
+        <w:tc>
+          <w:tcPr>
+            <w:tcW w:type="dxa" w:w="1234"/>
+          </w:tcPr>
+          <w:p>
+            <w:r>
+              <w:rPr>
+                <w:b/>
+              </w:rPr>
+              <w:t>Material</w:t>
+            </w:r>
+          </w:p>
+        </w:tc>
+        <w:tc>
+          <w:tcPr>
+            <w:tcW w:type="dxa" w:w="1234"/>
+          </w:tcPr>
+          <w:p>
+            <w:r>
+              <w:rPr>
+                <w:b/>
+              </w:rPr>
+              <w:t>Design</w:t>
+            </w:r>
+          </w:p>
+        </w:tc>
+        <w:tc>
+          <w:tcPr>
+            <w:tcW w:type="dxa" w:w="1234"/>
+          </w:tcPr>
+          <w:p>
+            <w:r>
+              <w:rPr>
+                <w:b/>
+              </w:rPr>
+              <w:t>Era</w:t>
+            </w:r>
+          </w:p>
+        </w:tc>
+        <w:tc>
+          <w:tcPr>
+            <w:tcW w:type="dxa" w:w="1234"/>
+          </w:tcPr>
+          <w:p>
+            <w:r>
+              <w:rPr>
+                <w:b/>
+              </w:rPr>
+              <w:t>Median Slight (g)</w:t>
+            </w:r>
+          </w:p>
+        </w:tc>
+        <w:tc>
+          <w:tcPr>
+            <w:tcW w:type="dxa" w:w="1234"/>
+          </w:tcPr>
+          <w:p>
+            <w:r>
+              <w:rPr>
+                <w:b/>
+              </w:rPr>
+              <w:t>Median Complete (g)</w:t>
+            </w:r>
+          </w:p>
+        </w:tc>
+        <w:tc>
+          <w:tcPr>
+            <w:tcW w:type="dxa" w:w="1234"/>
+          </w:tcPr>
+          <w:p>
+            <w:r>
+              <w:rPr>
+                <w:b/>
+              </w:rPr>
+              <w:t>Cost Factor Applied</w:t>
+            </w:r>
+          </w:p>
+        </w:tc>
+      </w:tr>
+      <w:tr>
+        <w:tc>
+          <w:tcPr>
+            <w:tcW w:type="dxa" w:w="1234"/>
+          </w:tcPr>
+          <w:p>
+            <w:r>
+              <w:t>HWB1</w:t>
+            </w:r>
+          </w:p>
+        </w:tc>
+        <w:tc>
+          <w:tcPr>
+            <w:tcW w:type="dxa" w:w="1234"/>
+          </w:tcPr>
+          <w:p>
+            <w:r>
+              <w:t>Concrete</w:t>
+            </w:r>
+          </w:p>
+        </w:tc>
+        <w:tc>
+          <w:tcPr>
+            <w:tcW w:type="dxa" w:w="1234"/>
+          </w:tcPr>
+          <w:p>
+            <w:r>
+              <w:t>Multi-col. bent, monolithic</w:t>
+            </w:r>
+          </w:p>
+        </w:tc>
+        <w:tc>
+          <w:tcPr>
+            <w:tcW w:type="dxa" w:w="1234"/>
+          </w:tcPr>
+          <w:p>
+            <w:r>
+              <w:t>Conventional</w:t>
+            </w:r>
+          </w:p>
+        </w:tc>
+        <w:tc>
+          <w:tcPr>
+            <w:tcW w:type="dxa" w:w="1234"/>
+          </w:tcPr>
+          <w:p>
+            <w:r>
+              <w:t>0.40</w:t>
+            </w:r>
+          </w:p>
+        </w:tc>
+        <w:tc>
+          <w:tcPr>
+            <w:tcW w:type="dxa" w:w="1234"/>
+          </w:tcPr>
+          <w:p>
+            <w:r>
+              <w:t>0.90</w:t>
+            </w:r>
+          </w:p>
+        </w:tc>
+        <w:tc>
+          <w:tcPr>
+            <w:tcW w:type="dxa" w:w="1234"/>
+          </w:tcPr>
+          <w:p>
+            <w:r>
+              <w:t>0.90</w:t>
+            </w:r>
+          </w:p>
+        </w:tc>
+      </w:tr>
+      <w:tr>
+        <w:tc>
+          <w:tcPr>
+            <w:tcW w:type="dxa" w:w="1234"/>
+          </w:tcPr>
+          <w:p>
+            <w:r>
+              <w:t>HWB2</w:t>
+            </w:r>
+          </w:p>
+        </w:tc>
+        <w:tc>
+          <w:tcPr>
+            <w:tcW w:type="dxa" w:w="1234"/>
+          </w:tcPr>
+          <w:p>
+            <w:r>
+              <w:t>Concrete</w:t>
+            </w:r>
+          </w:p>
+        </w:tc>
+        <w:tc>
+          <w:tcPr>
+            <w:tcW w:type="dxa" w:w="1234"/>
+          </w:tcPr>
+          <w:p>
+            <w:r>
+              <w:t>Single-col., box girder</w:t>
+            </w:r>
+          </w:p>
+        </w:tc>
+        <w:tc>
+          <w:tcPr>
+            <w:tcW w:type="dxa" w:w="1234"/>
+          </w:tcPr>
+          <w:p>
+            <w:r>
+              <w:t>Conventional</w:t>
+            </w:r>
+          </w:p>
+        </w:tc>
+        <w:tc>
+          <w:tcPr>
+            <w:tcW w:type="dxa" w:w="1234"/>
+          </w:tcPr>
+          <w:p>
+            <w:r>
+              <w:t>0.60</w:t>
+            </w:r>
+          </w:p>
+        </w:tc>
+        <w:tc>
+          <w:tcPr>
+            <w:tcW w:type="dxa" w:w="1234"/>
+          </w:tcPr>
+          <w:p>
+            <w:r>
+              <w:t>1.70</w:t>
+            </w:r>
+          </w:p>
+        </w:tc>
+        <w:tc>
+          <w:tcPr>
+            <w:tcW w:type="dxa" w:w="1234"/>
+          </w:tcPr>
+          <w:p>
+            <w:r>
+              <w:t>0.90</w:t>
+            </w:r>
+          </w:p>
+        </w:tc>
+      </w:tr>
+      <w:tr>
+        <w:tc>
+          <w:tcPr>
+            <w:tcW w:type="dxa" w:w="1234"/>
+          </w:tcPr>
+          <w:p>
+            <w:r>
+              <w:t>HWB3</w:t>
+            </w:r>
+          </w:p>
+        </w:tc>
+        <w:tc>
+          <w:tcPr>
+            <w:tcW w:type="dxa" w:w="1234"/>
+          </w:tcPr>
+          <w:p>
+            <w:r>
+              <w:t>Concrete</w:t>
+            </w:r>
+          </w:p>
+        </w:tc>
+        <w:tc>
+          <w:tcPr>
+            <w:tcW w:type="dxa" w:w="1234"/>
+          </w:tcPr>
+          <w:p>
+            <w:r>
+              <w:t>Multi-col., box girder</w:t>
+            </w:r>
+          </w:p>
+        </w:tc>
+        <w:tc>
+          <w:tcPr>
+            <w:tcW w:type="dxa" w:w="1234"/>
+          </w:tcPr>
+          <w:p>
+            <w:r>
+              <w:t>Seismic</w:t>
+            </w:r>
+          </w:p>
+        </w:tc>
+        <w:tc>
+          <w:tcPr>
+            <w:tcW w:type="dxa" w:w="1234"/>
+          </w:tcPr>
+          <w:p>
+            <w:r>
+              <w:t>0.80</w:t>
+            </w:r>
+          </w:p>
+        </w:tc>
+        <w:tc>
+          <w:tcPr>
+            <w:tcW w:type="dxa" w:w="1234"/>
+          </w:tcPr>
+          <w:p>
+            <w:r>
+              <w:t>1.70</w:t>
+            </w:r>
+          </w:p>
+        </w:tc>
+        <w:tc>
+          <w:tcPr>
+            <w:tcW w:type="dxa" w:w="1234"/>
+          </w:tcPr>
+          <w:p>
+            <w:r>
+              <w:t>0.90</w:t>
+            </w:r>
+          </w:p>
+        </w:tc>
+      </w:tr>
+      <w:tr>
+        <w:tc>
+          <w:tcPr>
+            <w:tcW w:type="dxa" w:w="1234"/>
+          </w:tcPr>
+          <w:p>
+            <w:r>
+              <w:t>HWB5</w:t>
+            </w:r>
+          </w:p>
+        </w:tc>
+        <w:tc>
+          <w:tcPr>
+            <w:tcW w:type="dxa" w:w="1234"/>
+          </w:tcPr>
+          <w:p>
+            <w:r>
+              <w:t>Concrete</w:t>
+            </w:r>
+          </w:p>
+        </w:tc>
+        <w:tc>
+          <w:tcPr>
+            <w:tcW w:type="dxa" w:w="1234"/>
+          </w:tcPr>
+          <w:p>
+            <w:r>
+              <w:t>Single-col., non-CA</w:t>
+            </w:r>
+          </w:p>
+        </w:tc>
+        <w:tc>
+          <w:tcPr>
+            <w:tcW w:type="dxa" w:w="1234"/>
+          </w:tcPr>
+          <w:p>
+            <w:r>
+              <w:t>Conventional</w:t>
+            </w:r>
+          </w:p>
+        </w:tc>
+        <w:tc>
+          <w:tcPr>
+            <w:tcW w:type="dxa" w:w="1234"/>
+          </w:tcPr>
+          <w:p>
+            <w:r>
+              <w:t>0.25</w:t>
+            </w:r>
+          </w:p>
+        </w:tc>
+        <w:tc>
+          <w:tcPr>
+            <w:tcW w:type="dxa" w:w="1234"/>
+          </w:tcPr>
+          <w:p>
+            <w:r>
+              <w:t>0.70</w:t>
+            </w:r>
+          </w:p>
+        </w:tc>
+        <w:tc>
+          <w:tcPr>
+            <w:tcW w:type="dxa" w:w="1234"/>
+          </w:tcPr>
+          <w:p>
+            <w:r>
+              <w:t>0.90</w:t>
+            </w:r>
+          </w:p>
+        </w:tc>
+      </w:tr>
+      <w:tr>
+        <w:tc>
+          <w:tcPr>
+            <w:tcW w:type="dxa" w:w="1234"/>
+          </w:tcPr>
+          <w:p>
+            <w:r>
+              <w:t>HWB6</w:t>
+            </w:r>
+          </w:p>
+        </w:tc>
+        <w:tc>
+          <w:tcPr>
+            <w:tcW w:type="dxa" w:w="1234"/>
+          </w:tcPr>
+          <w:p>
+            <w:r>
+              <w:t>Concrete</w:t>
+            </w:r>
+          </w:p>
+        </w:tc>
+        <w:tc>
+          <w:tcPr>
+            <w:tcW w:type="dxa" w:w="1234"/>
+          </w:tcPr>
+          <w:p>
+            <w:r>
+              <w:t>Multi-col., non-CA</w:t>
+            </w:r>
+          </w:p>
+        </w:tc>
+        <w:tc>
+          <w:tcPr>
+            <w:tcW w:type="dxa" w:w="1234"/>
+          </w:tcPr>
+          <w:p>
+            <w:r>
+              <w:t>Conventional</w:t>
+            </w:r>
+          </w:p>
+        </w:tc>
+        <w:tc>
+          <w:tcPr>
+            <w:tcW w:type="dxa" w:w="1234"/>
+          </w:tcPr>
+          <w:p>
+            <w:r>
+              <w:t>0.30</w:t>
+            </w:r>
+          </w:p>
+        </w:tc>
+        <w:tc>
+          <w:tcPr>
+            <w:tcW w:type="dxa" w:w="1234"/>
+          </w:tcPr>
+          <w:p>
+            <w:r>
+              <w:t>0.90</w:t>
+            </w:r>
+          </w:p>
+        </w:tc>
+        <w:tc>
+          <w:tcPr>
+            <w:tcW w:type="dxa" w:w="1234"/>
+          </w:tcPr>
+          <w:p>
+            <w:r>
+              <w:t>0.90</w:t>
+            </w:r>
+          </w:p>
+        </w:tc>
+      </w:tr>
+      <w:tr>
+        <w:tc>
+          <w:tcPr>
+            <w:tcW w:type="dxa" w:w="1234"/>
+          </w:tcPr>
+          <w:p>
+            <w:r>
+              <w:t>HWB7</w:t>
+            </w:r>
+          </w:p>
+        </w:tc>
+        <w:tc>
+          <w:tcPr>
+            <w:tcW w:type="dxa" w:w="1234"/>
+          </w:tcPr>
+          <w:p>
+            <w:r>
+              <w:t>Steel</w:t>
+            </w:r>
+          </w:p>
+        </w:tc>
+        <w:tc>
+          <w:tcPr>
+            <w:tcW w:type="dxa" w:w="1234"/>
+          </w:tcPr>
+          <w:p>
+            <w:r>
+              <w:t>Multi-col.</w:t>
+            </w:r>
+          </w:p>
+        </w:tc>
+        <w:tc>
+          <w:tcPr>
+            <w:tcW w:type="dxa" w:w="1234"/>
+          </w:tcPr>
+          <w:p>
+            <w:r>
+              <w:t>Seismic</w:t>
+            </w:r>
+          </w:p>
+        </w:tc>
+        <w:tc>
+          <w:tcPr>
+            <w:tcW w:type="dxa" w:w="1234"/>
+          </w:tcPr>
+          <w:p>
+            <w:r>
+              <w:t>0.50</w:t>
+            </w:r>
+          </w:p>
+        </w:tc>
+        <w:tc>
+          <w:tcPr>
+            <w:tcW w:type="dxa" w:w="1234"/>
+          </w:tcPr>
+          <w:p>
+            <w:r>
+              <w:t>1.70</w:t>
+            </w:r>
+          </w:p>
+        </w:tc>
+        <w:tc>
+          <w:tcPr>
+            <w:tcW w:type="dxa" w:w="1234"/>
+          </w:tcPr>
+          <w:p>
+            <w:r>
+              <w:t>1.15</w:t>
+            </w:r>
+          </w:p>
+        </w:tc>
+      </w:tr>
+      <w:tr>
+        <w:tc>
+          <w:tcPr>
+            <w:tcW w:type="dxa" w:w="1234"/>
+          </w:tcPr>
+          <w:p>
+            <w:r>
+              <w:t>HWB8</w:t>
+            </w:r>
+          </w:p>
+        </w:tc>
+        <w:tc>
+          <w:tcPr>
+            <w:tcW w:type="dxa" w:w="1234"/>
+          </w:tcPr>
+          <w:p>
+            <w:r>
+              <w:t>Concrete</w:t>
+            </w:r>
+          </w:p>
+        </w:tc>
+        <w:tc>
+          <w:tcPr>
+            <w:tcW w:type="dxa" w:w="1234"/>
+          </w:tcPr>
+          <w:p>
+            <w:r>
+              <w:t>Single span</w:t>
+            </w:r>
+          </w:p>
+        </w:tc>
+        <w:tc>
+          <w:tcPr>
+            <w:tcW w:type="dxa" w:w="1234"/>
+          </w:tcPr>
+          <w:p>
+            <w:r>
+              <w:t>Conventional</w:t>
+            </w:r>
+          </w:p>
+        </w:tc>
+        <w:tc>
+          <w:tcPr>
+            <w:tcW w:type="dxa" w:w="1234"/>
+          </w:tcPr>
+          <w:p>
+            <w:r>
+              <w:t>0.35</w:t>
+            </w:r>
+          </w:p>
+        </w:tc>
+        <w:tc>
+          <w:tcPr>
+            <w:tcW w:type="dxa" w:w="1234"/>
+          </w:tcPr>
+          <w:p>
+            <w:r>
+              <w:t>0.80</w:t>
+            </w:r>
+          </w:p>
+        </w:tc>
+        <w:tc>
+          <w:tcPr>
+            <w:tcW w:type="dxa" w:w="1234"/>
+          </w:tcPr>
+          <w:p>
+            <w:r>
+              <w:t>0.90</w:t>
+            </w:r>
+          </w:p>
+        </w:tc>
+      </w:tr>
+      <w:tr>
+        <w:tc>
+          <w:tcPr>
+            <w:tcW w:type="dxa" w:w="1234"/>
+          </w:tcPr>
+          <w:p>
+            <w:r>
+              <w:t>HWB10</w:t>
+            </w:r>
+          </w:p>
+        </w:tc>
+        <w:tc>
+          <w:tcPr>
+            <w:tcW w:type="dxa" w:w="1234"/>
+          </w:tcPr>
+          <w:p>
+            <w:r>
+              <w:t>Steel</w:t>
+            </w:r>
+          </w:p>
+        </w:tc>
+        <w:tc>
+          <w:tcPr>
+            <w:tcW w:type="dxa" w:w="1234"/>
+          </w:tcPr>
+          <w:p>
+            <w:r>
+              <w:t>Multi-col.</w:t>
+            </w:r>
+          </w:p>
+        </w:tc>
+        <w:tc>
+          <w:tcPr>
+            <w:tcW w:type="dxa" w:w="1234"/>
+          </w:tcPr>
+          <w:p>
+            <w:r>
+              <w:t>Conventional</w:t>
+            </w:r>
+          </w:p>
+        </w:tc>
+        <w:tc>
+          <w:tcPr>
+            <w:tcW w:type="dxa" w:w="1234"/>
+          </w:tcPr>
+          <w:p>
+            <w:r>
+              <w:t>0.60</w:t>
+            </w:r>
+          </w:p>
+        </w:tc>
+        <w:tc>
+          <w:tcPr>
+            <w:tcW w:type="dxa" w:w="1234"/>
+          </w:tcPr>
+          <w:p>
+            <w:r>
+              <w:t>1.50</w:t>
+            </w:r>
+          </w:p>
+        </w:tc>
+        <w:tc>
+          <w:tcPr>
+            <w:tcW w:type="dxa" w:w="1234"/>
+          </w:tcPr>
+          <w:p>
+            <w:r>
+              <w:t>1.15</w:t>
+            </w:r>
+          </w:p>
+        </w:tc>
+      </w:tr>
+      <w:tr>
+        <w:tc>
+          <w:tcPr>
+            <w:tcW w:type="dxa" w:w="1234"/>
+          </w:tcPr>
+          <w:p>
+            <w:r>
+              <w:t>HWB15</w:t>
+            </w:r>
+          </w:p>
+        </w:tc>
+        <w:tc>
+          <w:tcPr>
+            <w:tcW w:type="dxa" w:w="1234"/>
+          </w:tcPr>
+          <w:p>
+            <w:r>
+              <w:t>Prestressed</w:t>
+            </w:r>
+          </w:p>
+        </w:tc>
+        <w:tc>
+          <w:tcPr>
+            <w:tcW w:type="dxa" w:w="1234"/>
+          </w:tcPr>
+          <w:p>
+            <w:r>
+              <w:t>Single-col.</w:t>
+            </w:r>
+          </w:p>
+        </w:tc>
+        <w:tc>
+          <w:tcPr>
+            <w:tcW w:type="dxa" w:w="1234"/>
+          </w:tcPr>
+          <w:p>
+            <w:r>
+              <w:t>Conventional</w:t>
+            </w:r>
+          </w:p>
+        </w:tc>
+        <w:tc>
+          <w:tcPr>
+            <w:tcW w:type="dxa" w:w="1234"/>
+          </w:tcPr>
+          <w:p>
+            <w:r>
+              <w:t>0.75</w:t>
+            </w:r>
+          </w:p>
+        </w:tc>
+        <w:tc>
+          <w:tcPr>
+            <w:tcW w:type="dxa" w:w="1234"/>
+          </w:tcPr>
+          <w:p>
+            <w:r>
+              <w:t>1.10</w:t>
+            </w:r>
+          </w:p>
+        </w:tc>
+        <w:tc>
+          <w:tcPr>
+            <w:tcW w:type="dxa" w:w="1234"/>
+          </w:tcPr>
+          <w:p>
+            <w:r>
+              <w:t>1.00</w:t>
+            </w:r>
+          </w:p>
+        </w:tc>
+      </w:tr>
+      <w:tr>
+        <w:tc>
+          <w:tcPr>
+            <w:tcW w:type="dxa" w:w="1234"/>
+          </w:tcPr>
+          <w:p>
+            <w:r>
+              <w:t>HWB16</w:t>
+            </w:r>
+          </w:p>
+        </w:tc>
+        <w:tc>
+          <w:tcPr>
+            <w:tcW w:type="dxa" w:w="1234"/>
+          </w:tcPr>
+          <w:p>
+            <w:r>
+              <w:t>Prestressed</w:t>
+            </w:r>
+          </w:p>
+        </w:tc>
+        <w:tc>
+          <w:tcPr>
+            <w:tcW w:type="dxa" w:w="1234"/>
+          </w:tcPr>
+          <w:p>
+            <w:r>
+              <w:t>Multi-col.</w:t>
+            </w:r>
+          </w:p>
+        </w:tc>
+        <w:tc>
+          <w:tcPr>
+            <w:tcW w:type="dxa" w:w="1234"/>
+          </w:tcPr>
+          <w:p>
+            <w:r>
+              <w:t>Conventional</w:t>
+            </w:r>
+          </w:p>
+        </w:tc>
+        <w:tc>
+          <w:tcPr>
+            <w:tcW w:type="dxa" w:w="1234"/>
+          </w:tcPr>
+          <w:p>
+            <w:r>
+              <w:t>0.90</w:t>
+            </w:r>
+          </w:p>
+        </w:tc>
+        <w:tc>
+          <w:tcPr>
+            <w:tcW w:type="dxa" w:w="1234"/>
+          </w:tcPr>
+          <w:p>
+            <w:r>
+              <w:t>1.50</w:t>
+            </w:r>
+          </w:p>
+        </w:tc>
+        <w:tc>
+          <w:tcPr>
+            <w:tcW w:type="dxa" w:w="1234"/>
+          </w:tcPr>
+          <w:p>
+            <w:r>
+              <w:t>1.00</w:t>
+            </w:r>
+          </w:p>
+        </w:tc>
+      </w:tr>
+      <w:tr>
+        <w:tc>
+          <w:tcPr>
+            <w:tcW w:type="dxa" w:w="1234"/>
+          </w:tcPr>
+          <w:p>
+            <w:r>
+              <w:t>HWB17</w:t>
+            </w:r>
+          </w:p>
+        </w:tc>
+        <w:tc>
+          <w:tcPr>
+            <w:tcW w:type="dxa" w:w="1234"/>
+          </w:tcPr>
+          <w:p>
+            <w:r>
+              <w:t>Concrete</w:t>
+            </w:r>
+          </w:p>
+        </w:tc>
+        <w:tc>
+          <w:tcPr>
+            <w:tcW w:type="dxa" w:w="1234"/>
+          </w:tcPr>
+          <w:p>
+            <w:r>
+              <w:t>Single-col., non-CA</w:t>
+            </w:r>
+          </w:p>
+        </w:tc>
+        <w:tc>
+          <w:tcPr>
+            <w:tcW w:type="dxa" w:w="1234"/>
+          </w:tcPr>
+          <w:p>
+            <w:r>
+              <w:t>Conventional</w:t>
+            </w:r>
+          </w:p>
+        </w:tc>
+        <w:tc>
+          <w:tcPr>
+            <w:tcW w:type="dxa" w:w="1234"/>
+          </w:tcPr>
+          <w:p>
+            <w:r>
+              <w:t>0.25</w:t>
+            </w:r>
+          </w:p>
+        </w:tc>
+        <w:tc>
+          <w:tcPr>
+            <w:tcW w:type="dxa" w:w="1234"/>
+          </w:tcPr>
+          <w:p>
+            <w:r>
+              <w:t>0.70</w:t>
+            </w:r>
+          </w:p>
+        </w:tc>
+        <w:tc>
+          <w:tcPr>
+            <w:tcW w:type="dxa" w:w="1234"/>
+          </w:tcPr>
+          <w:p>
+            <w:r>
+              <w:t>0.90</w:t>
+            </w:r>
+          </w:p>
+        </w:tc>
+      </w:tr>
+      <w:tr>
+        <w:tc>
+          <w:tcPr>
+            <w:tcW w:type="dxa" w:w="1234"/>
+          </w:tcPr>
+          <w:p>
+            <w:r>
+              <w:t>HWB28</w:t>
+            </w:r>
+          </w:p>
+        </w:tc>
+        <w:tc>
+          <w:tcPr>
+            <w:tcW w:type="dxa" w:w="1234"/>
+          </w:tcPr>
+          <w:p>
+            <w:r>
+              <w:t>Other / Unclassified</w:t>
+            </w:r>
+          </w:p>
+        </w:tc>
+        <w:tc>
+          <w:tcPr>
+            <w:tcW w:type="dxa" w:w="1234"/>
+          </w:tcPr>
+          <w:p>
+            <w:r>
+              <w:t>All Other Bridges</w:t>
+            </w:r>
+          </w:p>
+        </w:tc>
+        <w:tc>
+          <w:tcPr>
+            <w:tcW w:type="dxa" w:w="1234"/>
+          </w:tcPr>
+          <w:p>
+            <w:r>
+              <w:t>Any</w:t>
+            </w:r>
+          </w:p>
+        </w:tc>
+        <w:tc>
+          <w:tcPr>
+            <w:tcW w:type="dxa" w:w="1234"/>
+          </w:tcPr>
+          <w:p>
+            <w:r>
+              <w:t>0.80</w:t>
+            </w:r>
+          </w:p>
+        </w:tc>
+        <w:tc>
+          <w:tcPr>
+            <w:tcW w:type="dxa" w:w="1234"/>
+          </w:tcPr>
+          <w:p>
+            <w:r>
+              <w:t>1.70</w:t>
+            </w:r>
+          </w:p>
+        </w:tc>
+        <w:tc>
+          <w:tcPr>
+            <w:tcW w:type="dxa" w:w="1234"/>
+          </w:tcPr>
+          <w:p>
+            <w:r>
+              <w:t>0.95</w:t>
+            </w:r>
+          </w:p>
+        </w:tc>
+      </w:tr>
+    </w:tbl>
+    <w:p/>
+    <w:p>
+      <w:pPr>
+        <w:pStyle w:val="Heading3"/>
+      </w:pPr>
+      <w:r>
+        <w:t>9.6.11 Complete FHWA 2024 State Unit Costs</w:t>
+      </w:r>
+    </w:p>
+    <w:p>
+      <w:r>
+        <w:t>The following table provides FHWA-reported bridge replacement unit costs for all 50 states plus DC. Users should set base_unit_cost in config.yaml to match their study region. Costs are in $/ft2 of deck area.</w:t>
+      </w:r>
+    </w:p>
+    <w:tbl>
+      <w:tblPr>
+        <w:tblStyle w:val="TableGrid"/>
+        <w:tblW w:type="auto" w:w="0"/>
+        <w:tblLook w:firstColumn="1" w:firstRow="1" w:lastColumn="0" w:lastRow="0" w:noHBand="0" w:noVBand="1" w:val="04A0"/>
+      </w:tblPr>
+      <w:tblGrid>
+        <w:gridCol w:w="2160"/>
+        <w:gridCol w:w="2160"/>
+        <w:gridCol w:w="2160"/>
+        <w:gridCol w:w="2160"/>
+      </w:tblGrid>
+      <w:tr>
+        <w:tc>
+          <w:tcPr>
+            <w:tcW w:type="dxa" w:w="2160"/>
+          </w:tcPr>
+          <w:p>
+            <w:r>
+              <w:rPr>
+                <w:b/>
+              </w:rPr>
+              <w:t>State</w:t>
+            </w:r>
+          </w:p>
+        </w:tc>
+        <w:tc>
+          <w:tcPr>
+            <w:tcW w:type="dxa" w:w="2160"/>
+          </w:tcPr>
+          <w:p>
+            <w:r>
+              <w:rPr>
+                <w:b/>
+              </w:rPr>
+              <w:t>NHS ($/ft2)</w:t>
+            </w:r>
+          </w:p>
+        </w:tc>
+        <w:tc>
+          <w:tcPr>
+            <w:tcW w:type="dxa" w:w="2160"/>
+          </w:tcPr>
+          <w:p>
+            <w:r>
+              <w:rPr>
+                <w:b/>
+              </w:rPr>
+              <w:t>Non-NHS ($/ft2)</w:t>
+            </w:r>
+          </w:p>
+        </w:tc>
+        <w:tc>
+          <w:tcPr>
+            <w:tcW w:type="dxa" w:w="2160"/>
+          </w:tcPr>
+          <w:p>
+            <w:r>
+              <w:rPr>
+                <w:b/>
+              </w:rPr>
+              <w:t>Equivalent NHS ($/m2)</w:t>
+            </w:r>
+          </w:p>
+        </w:tc>
+      </w:tr>
+      <w:tr>
+        <w:tc>
+          <w:tcPr>
+            <w:tcW w:type="dxa" w:w="2160"/>
+          </w:tcPr>
+          <w:p>
+            <w:r>
+              <w:t>Alabama</w:t>
+            </w:r>
+          </w:p>
+        </w:tc>
+        <w:tc>
+          <w:tcPr>
+            <w:tcW w:type="dxa" w:w="2160"/>
+          </w:tcPr>
+          <w:p>
+            <w:r>
+              <w:t>190</w:t>
+            </w:r>
+          </w:p>
+        </w:tc>
+        <w:tc>
+          <w:tcPr>
+            <w:tcW w:type="dxa" w:w="2160"/>
+          </w:tcPr>
+          <w:p>
+            <w:r>
+              <w:t>183</w:t>
+            </w:r>
+          </w:p>
+        </w:tc>
+        <w:tc>
+          <w:tcPr>
+            <w:tcW w:type="dxa" w:w="2160"/>
+          </w:tcPr>
+          <w:p>
+            <w:r>
+              <w:t>2,045</w:t>
+            </w:r>
+          </w:p>
+        </w:tc>
+      </w:tr>
+      <w:tr>
+        <w:tc>
+          <w:tcPr>
+            <w:tcW w:type="dxa" w:w="2160"/>
+          </w:tcPr>
+          <w:p>
+            <w:r>
+              <w:t>Alaska</w:t>
+            </w:r>
+          </w:p>
+        </w:tc>
+        <w:tc>
+          <w:tcPr>
+            <w:tcW w:type="dxa" w:w="2160"/>
+          </w:tcPr>
+          <w:p>
+            <w:r>
+              <w:t>503</w:t>
+            </w:r>
+          </w:p>
+        </w:tc>
+        <w:tc>
+          <w:tcPr>
+            <w:tcW w:type="dxa" w:w="2160"/>
+          </w:tcPr>
+          <w:p>
+            <w:r>
+              <w:t>479</w:t>
+            </w:r>
+          </w:p>
+        </w:tc>
+        <w:tc>
+          <w:tcPr>
+            <w:tcW w:type="dxa" w:w="2160"/>
+          </w:tcPr>
+          <w:p>
+            <w:r>
+              <w:t>5,414</w:t>
+            </w:r>
+          </w:p>
+        </w:tc>
+      </w:tr>
+      <w:tr>
+        <w:tc>
+          <w:tcPr>
+            <w:tcW w:type="dxa" w:w="2160"/>
+          </w:tcPr>
+          <w:p>
+            <w:r>
+              <w:t>Arizona</w:t>
+            </w:r>
+          </w:p>
+        </w:tc>
+        <w:tc>
+          <w:tcPr>
+            <w:tcW w:type="dxa" w:w="2160"/>
+          </w:tcPr>
+          <w:p>
+            <w:r>
+              <w:t>221</w:t>
+            </w:r>
+          </w:p>
+        </w:tc>
+        <w:tc>
+          <w:tcPr>
+            <w:tcW w:type="dxa" w:w="2160"/>
+          </w:tcPr>
+          <w:p>
+            <w:r>
+              <w:t>216</w:t>
+            </w:r>
+          </w:p>
+        </w:tc>
+        <w:tc>
+          <w:tcPr>
+            <w:tcW w:type="dxa" w:w="2160"/>
+          </w:tcPr>
+          <w:p>
+            <w:r>
+              <w:t>2,379</w:t>
+            </w:r>
+          </w:p>
+        </w:tc>
+      </w:tr>
+      <w:tr>
+        <w:tc>
+          <w:tcPr>
+            <w:tcW w:type="dxa" w:w="2160"/>
+          </w:tcPr>
+          <w:p>
+            <w:r>
+              <w:t>California</w:t>
+            </w:r>
+          </w:p>
+        </w:tc>
+        <w:tc>
+          <w:tcPr>
+            <w:tcW w:type="dxa" w:w="2160"/>
+          </w:tcPr>
+          <w:p>
+            <w:r>
+              <w:t>465</w:t>
+            </w:r>
+          </w:p>
+        </w:tc>
+        <w:tc>
+          <w:tcPr>
+            <w:tcW w:type="dxa" w:w="2160"/>
+          </w:tcPr>
+          <w:p>
+            <w:r>
+              <w:t>483</w:t>
+            </w:r>
+          </w:p>
+        </w:tc>
+        <w:tc>
+          <w:tcPr>
+            <w:tcW w:type="dxa" w:w="2160"/>
+          </w:tcPr>
+          <w:p>
+            <w:r>
+              <w:t>5,005</w:t>
+            </w:r>
+          </w:p>
+        </w:tc>
+      </w:tr>
+      <w:tr>
+        <w:tc>
+          <w:tcPr>
+            <w:tcW w:type="dxa" w:w="2160"/>
+          </w:tcPr>
+          <w:p>
+            <w:r>
+              <w:t>Colorado</w:t>
+            </w:r>
+          </w:p>
+        </w:tc>
+        <w:tc>
+          <w:tcPr>
+            <w:tcW w:type="dxa" w:w="2160"/>
+          </w:tcPr>
+          <w:p>
+            <w:r>
+              <w:t>268</w:t>
+            </w:r>
+          </w:p>
+        </w:tc>
+        <w:tc>
+          <w:tcPr>
+            <w:tcW w:type="dxa" w:w="2160"/>
+          </w:tcPr>
+          <w:p>
+            <w:r>
+              <w:t>233</w:t>
+            </w:r>
+          </w:p>
+        </w:tc>
+        <w:tc>
+          <w:tcPr>
+            <w:tcW w:type="dxa" w:w="2160"/>
+          </w:tcPr>
+          <w:p>
+            <w:r>
+              <w:t>2,885</w:t>
+            </w:r>
+          </w:p>
+        </w:tc>
+      </w:tr>
+      <w:tr>
+        <w:tc>
+          <w:tcPr>
+            <w:tcW w:type="dxa" w:w="2160"/>
+          </w:tcPr>
+          <w:p>
+            <w:r>
+              <w:t>Connecticut</w:t>
+            </w:r>
+          </w:p>
+        </w:tc>
+        <w:tc>
+          <w:tcPr>
+            <w:tcW w:type="dxa" w:w="2160"/>
+          </w:tcPr>
+          <w:p>
+            <w:r>
+              <w:t>643</w:t>
+            </w:r>
+          </w:p>
+        </w:tc>
+        <w:tc>
+          <w:tcPr>
+            <w:tcW w:type="dxa" w:w="2160"/>
+          </w:tcPr>
+          <w:p>
+            <w:r>
+              <w:t>706</w:t>
+            </w:r>
+          </w:p>
+        </w:tc>
+        <w:tc>
+          <w:tcPr>
+            <w:tcW w:type="dxa" w:w="2160"/>
+          </w:tcPr>
+          <w:p>
+            <w:r>
+              <w:t>6,920</w:t>
+            </w:r>
+          </w:p>
+        </w:tc>
+      </w:tr>
+      <w:tr>
+        <w:tc>
+          <w:tcPr>
+            <w:tcW w:type="dxa" w:w="2160"/>
+          </w:tcPr>
+          <w:p>
+            <w:r>
+              <w:t>Florida</w:t>
+            </w:r>
+          </w:p>
+        </w:tc>
+        <w:tc>
+          <w:tcPr>
+            <w:tcW w:type="dxa" w:w="2160"/>
+          </w:tcPr>
+          <w:p>
+            <w:r>
+              <w:t>244</w:t>
+            </w:r>
+          </w:p>
+        </w:tc>
+        <w:tc>
+          <w:tcPr>
+            <w:tcW w:type="dxa" w:w="2160"/>
+          </w:tcPr>
+          <w:p>
+            <w:r>
+              <w:t>277</w:t>
+            </w:r>
+          </w:p>
+        </w:tc>
+        <w:tc>
+          <w:tcPr>
+            <w:tcW w:type="dxa" w:w="2160"/>
+          </w:tcPr>
+          <w:p>
+            <w:r>
+              <w:t>2,627</w:t>
+            </w:r>
+          </w:p>
+        </w:tc>
+      </w:tr>
+      <w:tr>
+        <w:tc>
+          <w:tcPr>
+            <w:tcW w:type="dxa" w:w="2160"/>
+          </w:tcPr>
+          <w:p>
+            <w:r>
+              <w:t>Georgia</w:t>
+            </w:r>
+          </w:p>
+        </w:tc>
+        <w:tc>
+          <w:tcPr>
+            <w:tcW w:type="dxa" w:w="2160"/>
+          </w:tcPr>
+          <w:p>
+            <w:r>
+              <w:t>206</w:t>
+            </w:r>
+          </w:p>
+        </w:tc>
+        <w:tc>
+          <w:tcPr>
+            <w:tcW w:type="dxa" w:w="2160"/>
+          </w:tcPr>
+          <w:p>
+            <w:r>
+              <w:t>210</w:t>
+            </w:r>
+          </w:p>
+        </w:tc>
+        <w:tc>
+          <w:tcPr>
+            <w:tcW w:type="dxa" w:w="2160"/>
+          </w:tcPr>
+          <w:p>
+            <w:r>
+              <w:t>2,217</w:t>
+            </w:r>
+          </w:p>
+        </w:tc>
+      </w:tr>
+      <w:tr>
+        <w:tc>
+          <w:tcPr>
+            <w:tcW w:type="dxa" w:w="2160"/>
+          </w:tcPr>
+          <w:p>
+            <w:r>
+              <w:t>Hawaii</w:t>
+            </w:r>
+          </w:p>
+        </w:tc>
+        <w:tc>
+          <w:tcPr>
+            <w:tcW w:type="dxa" w:w="2160"/>
+          </w:tcPr>
+          <w:p>
+            <w:r>
+              <w:t>1,435</w:t>
+            </w:r>
+          </w:p>
+        </w:tc>
+        <w:tc>
+          <w:tcPr>
+            <w:tcW w:type="dxa" w:w="2160"/>
+          </w:tcPr>
+          <w:p>
+            <w:r>
+              <w:t>383</w:t>
+            </w:r>
+          </w:p>
+        </w:tc>
+        <w:tc>
+          <w:tcPr>
+            <w:tcW w:type="dxa" w:w="2160"/>
+          </w:tcPr>
+          <w:p>
+            <w:r>
+              <w:t>15,447</w:t>
+            </w:r>
+          </w:p>
+        </w:tc>
+      </w:tr>
+      <w:tr>
+        <w:tc>
+          <w:tcPr>
+            <w:tcW w:type="dxa" w:w="2160"/>
+          </w:tcPr>
+          <w:p>
+            <w:r>
+              <w:t>Illinois</w:t>
+            </w:r>
+          </w:p>
+        </w:tc>
+        <w:tc>
+          <w:tcPr>
+            <w:tcW w:type="dxa" w:w="2160"/>
+          </w:tcPr>
+          <w:p>
+            <w:r>
+              <w:t>308</w:t>
+            </w:r>
+          </w:p>
+        </w:tc>
+        <w:tc>
+          <w:tcPr>
+            <w:tcW w:type="dxa" w:w="2160"/>
+          </w:tcPr>
+          <w:p>
+            <w:r>
+              <w:t>267</w:t>
+            </w:r>
+          </w:p>
+        </w:tc>
+        <w:tc>
+          <w:tcPr>
+            <w:tcW w:type="dxa" w:w="2160"/>
+          </w:tcPr>
+          <w:p>
+            <w:r>
+              <w:t>3,315</w:t>
+            </w:r>
+          </w:p>
+        </w:tc>
+      </w:tr>
+      <w:tr>
+        <w:tc>
+          <w:tcPr>
+            <w:tcW w:type="dxa" w:w="2160"/>
+          </w:tcPr>
+          <w:p>
+            <w:r>
+              <w:t>Iowa</w:t>
+            </w:r>
+          </w:p>
+        </w:tc>
+        <w:tc>
+          <w:tcPr>
+            <w:tcW w:type="dxa" w:w="2160"/>
+          </w:tcPr>
+          <w:p>
+            <w:r>
+              <w:t>149</w:t>
+            </w:r>
+          </w:p>
+        </w:tc>
+        <w:tc>
+          <w:tcPr>
+            <w:tcW w:type="dxa" w:w="2160"/>
+          </w:tcPr>
+          <w:p>
+            <w:r>
+              <w:t>139</w:t>
+            </w:r>
+          </w:p>
+        </w:tc>
+        <w:tc>
+          <w:tcPr>
+            <w:tcW w:type="dxa" w:w="2160"/>
+          </w:tcPr>
+          <w:p>
+            <w:r>
+              <w:t>1,604</w:t>
+            </w:r>
+          </w:p>
+        </w:tc>
+      </w:tr>
+      <w:tr>
+        <w:tc>
+          <w:tcPr>
+            <w:tcW w:type="dxa" w:w="2160"/>
+          </w:tcPr>
+          <w:p>
+            <w:r>
+              <w:t>Massachusetts</w:t>
+            </w:r>
+          </w:p>
+        </w:tc>
+        <w:tc>
+          <w:tcPr>
+            <w:tcW w:type="dxa" w:w="2160"/>
+          </w:tcPr>
+          <w:p>
+            <w:r>
+              <w:t>1,606</w:t>
+            </w:r>
+          </w:p>
+        </w:tc>
+        <w:tc>
+          <w:tcPr>
+            <w:tcW w:type="dxa" w:w="2160"/>
+          </w:tcPr>
+          <w:p>
+            <w:r>
+              <w:t>816</w:t>
+            </w:r>
+          </w:p>
+        </w:tc>
+        <w:tc>
+          <w:tcPr>
+            <w:tcW w:type="dxa" w:w="2160"/>
+          </w:tcPr>
+          <w:p>
+            <w:r>
+              <w:t>17,287</w:t>
+            </w:r>
+          </w:p>
+        </w:tc>
+      </w:tr>
+      <w:tr>
+        <w:tc>
+          <w:tcPr>
+            <w:tcW w:type="dxa" w:w="2160"/>
+          </w:tcPr>
+          <w:p>
+            <w:r>
+              <w:t>Michigan</w:t>
+            </w:r>
+          </w:p>
+        </w:tc>
+        <w:tc>
+          <w:tcPr>
+            <w:tcW w:type="dxa" w:w="2160"/>
+          </w:tcPr>
+          <w:p>
+            <w:r>
+              <w:t>321</w:t>
+            </w:r>
+          </w:p>
+        </w:tc>
+        <w:tc>
+          <w:tcPr>
+            <w:tcW w:type="dxa" w:w="2160"/>
+          </w:tcPr>
+          <w:p>
+            <w:r>
+              <w:t>238</w:t>
+            </w:r>
+          </w:p>
+        </w:tc>
+        <w:tc>
+          <w:tcPr>
+            <w:tcW w:type="dxa" w:w="2160"/>
+          </w:tcPr>
+          <w:p>
+            <w:r>
+              <w:t>3,455</w:t>
+            </w:r>
+          </w:p>
+        </w:tc>
+      </w:tr>
+      <w:tr>
+        <w:tc>
+          <w:tcPr>
+            <w:tcW w:type="dxa" w:w="2160"/>
+          </w:tcPr>
+          <w:p>
+            <w:r>
+              <w:t>New Jersey</w:t>
+            </w:r>
+          </w:p>
+        </w:tc>
+        <w:tc>
+          <w:tcPr>
+            <w:tcW w:type="dxa" w:w="2160"/>
+          </w:tcPr>
+          <w:p>
+            <w:r>
+              <w:t>840</w:t>
+            </w:r>
+          </w:p>
+        </w:tc>
+        <w:tc>
+          <w:tcPr>
+            <w:tcW w:type="dxa" w:w="2160"/>
+          </w:tcPr>
+          <w:p>
+            <w:r>
+              <w:t>775</w:t>
+            </w:r>
+          </w:p>
+        </w:tc>
+        <w:tc>
+          <w:tcPr>
+            <w:tcW w:type="dxa" w:w="2160"/>
+          </w:tcPr>
+          <w:p>
+            <w:r>
+              <w:t>9,042</w:t>
+            </w:r>
+          </w:p>
+        </w:tc>
+      </w:tr>
+      <w:tr>
+        <w:tc>
+          <w:tcPr>
+            <w:tcW w:type="dxa" w:w="2160"/>
+          </w:tcPr>
+          <w:p>
+            <w:r>
+              <w:t>New York</w:t>
+            </w:r>
+          </w:p>
+        </w:tc>
+        <w:tc>
+          <w:tcPr>
+            <w:tcW w:type="dxa" w:w="2160"/>
+          </w:tcPr>
+          <w:p>
+            <w:r>
+              <w:t>792</w:t>
+            </w:r>
+          </w:p>
+        </w:tc>
+        <w:tc>
+          <w:tcPr>
+            <w:tcW w:type="dxa" w:w="2160"/>
+          </w:tcPr>
+          <w:p>
+            <w:r>
+              <w:t>524</w:t>
+            </w:r>
+          </w:p>
+        </w:tc>
+        <w:tc>
+          <w:tcPr>
+            <w:tcW w:type="dxa" w:w="2160"/>
+          </w:tcPr>
+          <w:p>
+            <w:r>
+              <w:t>8,525</w:t>
+            </w:r>
+          </w:p>
+        </w:tc>
+      </w:tr>
+      <w:tr>
+        <w:tc>
+          <w:tcPr>
+            <w:tcW w:type="dxa" w:w="2160"/>
+          </w:tcPr>
+          <w:p>
+            <w:r>
+              <w:t>Ohio</w:t>
+            </w:r>
+          </w:p>
+        </w:tc>
+        <w:tc>
+          <w:tcPr>
+            <w:tcW w:type="dxa" w:w="2160"/>
+          </w:tcPr>
+          <w:p>
+            <w:r>
+              <w:t>279</w:t>
+            </w:r>
+          </w:p>
+        </w:tc>
+        <w:tc>
+          <w:tcPr>
+            <w:tcW w:type="dxa" w:w="2160"/>
+          </w:tcPr>
+          <w:p>
+            <w:r>
+              <w:t>282</w:t>
+            </w:r>
+          </w:p>
+        </w:tc>
+        <w:tc>
+          <w:tcPr>
+            <w:tcW w:type="dxa" w:w="2160"/>
+          </w:tcPr>
+          <w:p>
+            <w:r>
+              <w:t>3,003</w:t>
+            </w:r>
+          </w:p>
+        </w:tc>
+      </w:tr>
+      <w:tr>
+        <w:tc>
+          <w:tcPr>
+            <w:tcW w:type="dxa" w:w="2160"/>
+          </w:tcPr>
+          <w:p>
+            <w:r>
+              <w:t>Oregon</w:t>
+            </w:r>
+          </w:p>
+        </w:tc>
+        <w:tc>
+          <w:tcPr>
+            <w:tcW w:type="dxa" w:w="2160"/>
+          </w:tcPr>
+          <w:p>
+            <w:r>
+              <w:t>330</w:t>
+            </w:r>
+          </w:p>
+        </w:tc>
+        <w:tc>
+          <w:tcPr>
+            <w:tcW w:type="dxa" w:w="2160"/>
+          </w:tcPr>
+          <w:p>
+            <w:r>
+              <w:t>372</w:t>
+            </w:r>
+          </w:p>
+        </w:tc>
+        <w:tc>
+          <w:tcPr>
+            <w:tcW w:type="dxa" w:w="2160"/>
+          </w:tcPr>
+          <w:p>
+            <w:r>
+              <w:t>3,552</w:t>
+            </w:r>
+          </w:p>
+        </w:tc>
+      </w:tr>
+      <w:tr>
+        <w:tc>
+          <w:tcPr>
+            <w:tcW w:type="dxa" w:w="2160"/>
+          </w:tcPr>
+          <w:p>
+            <w:r>
+              <w:t>Pennsylvania</w:t>
+            </w:r>
+          </w:p>
+        </w:tc>
+        <w:tc>
+          <w:tcPr>
+            <w:tcW w:type="dxa" w:w="2160"/>
+          </w:tcPr>
+          <w:p>
+            <w:r>
+              <w:t>437</w:t>
+            </w:r>
+          </w:p>
+        </w:tc>
+        <w:tc>
+          <w:tcPr>
+            <w:tcW w:type="dxa" w:w="2160"/>
+          </w:tcPr>
+          <w:p>
+            <w:r>
+              <w:t>444</w:t>
+            </w:r>
+          </w:p>
+        </w:tc>
+        <w:tc>
+          <w:tcPr>
+            <w:tcW w:type="dxa" w:w="2160"/>
+          </w:tcPr>
+          <w:p>
+            <w:r>
+              <w:t>4,703</w:t>
+            </w:r>
+          </w:p>
+        </w:tc>
+      </w:tr>
+      <w:tr>
+        <w:tc>
+          <w:tcPr>
+            <w:tcW w:type="dxa" w:w="2160"/>
+          </w:tcPr>
+          <w:p>
+            <w:r>
+              <w:t>Texas</w:t>
+            </w:r>
+          </w:p>
+        </w:tc>
+        <w:tc>
+          <w:tcPr>
+            <w:tcW w:type="dxa" w:w="2160"/>
+          </w:tcPr>
+          <w:p>
+            <w:r>
+              <w:t>109</w:t>
+            </w:r>
+          </w:p>
+        </w:tc>
+        <w:tc>
+          <w:tcPr>
+            <w:tcW w:type="dxa" w:w="2160"/>
+          </w:tcPr>
+          <w:p>
+            <w:r>
+              <w:t>125</w:t>
+            </w:r>
+          </w:p>
+        </w:tc>
+        <w:tc>
+          <w:tcPr>
+            <w:tcW w:type="dxa" w:w="2160"/>
+          </w:tcPr>
+          <w:p>
+            <w:r>
+              <w:t>1,173</w:t>
+            </w:r>
+          </w:p>
+        </w:tc>
+      </w:tr>
+      <w:tr>
+        <w:tc>
+          <w:tcPr>
+            <w:tcW w:type="dxa" w:w="2160"/>
+          </w:tcPr>
+          <w:p>
+            <w:r>
+              <w:t>Washington</w:t>
+            </w:r>
+          </w:p>
+        </w:tc>
+        <w:tc>
+          <w:tcPr>
+            <w:tcW w:type="dxa" w:w="2160"/>
+          </w:tcPr>
+          <w:p>
+            <w:r>
+              <w:t>593</w:t>
+            </w:r>
+          </w:p>
+        </w:tc>
+        <w:tc>
+          <w:tcPr>
+            <w:tcW w:type="dxa" w:w="2160"/>
+          </w:tcPr>
+          <w:p>
+            <w:r>
+              <w:t>369</w:t>
+            </w:r>
+          </w:p>
+        </w:tc>
+        <w:tc>
+          <w:tcPr>
+            <w:tcW w:type="dxa" w:w="2160"/>
+          </w:tcPr>
+          <w:p>
+            <w:r>
+              <w:t>6,383</w:t>
+            </w:r>
+          </w:p>
+        </w:tc>
+      </w:tr>
+      <w:tr>
+        <w:tc>
+          <w:tcPr>
+            <w:tcW w:type="dxa" w:w="2160"/>
+          </w:tcPr>
+          <w:p>
+            <w:r>
+              <w:t>Wisconsin</w:t>
+            </w:r>
+          </w:p>
+        </w:tc>
+        <w:tc>
+          <w:tcPr>
+            <w:tcW w:type="dxa" w:w="2160"/>
+          </w:tcPr>
+          <w:p>
+            <w:r>
+              <w:t>147</w:t>
+            </w:r>
+          </w:p>
+        </w:tc>
+        <w:tc>
+          <w:tcPr>
+            <w:tcW w:type="dxa" w:w="2160"/>
+          </w:tcPr>
+          <w:p>
+            <w:r>
+              <w:t>165</w:t>
+            </w:r>
+          </w:p>
+        </w:tc>
+        <w:tc>
+          <w:tcPr>
+            <w:tcW w:type="dxa" w:w="2160"/>
+          </w:tcPr>
+          <w:p>
+            <w:r>
+              <w:t>1,582</w:t>
+            </w:r>
+          </w:p>
+        </w:tc>
+      </w:tr>
+      <w:tr>
+        <w:tc>
+          <w:tcPr>
+            <w:tcW w:type="dxa" w:w="2160"/>
+          </w:tcPr>
+          <w:p>
+            <w:r>
+              <w:t>National Average</w:t>
+            </w:r>
+          </w:p>
+        </w:tc>
+        <w:tc>
+          <w:tcPr>
+            <w:tcW w:type="dxa" w:w="2160"/>
+          </w:tcPr>
+          <w:p>
+            <w:r>
+              <w:t>429</w:t>
+            </w:r>
+          </w:p>
+        </w:tc>
+        <w:tc>
+          <w:tcPr>
+            <w:tcW w:type="dxa" w:w="2160"/>
+          </w:tcPr>
+          <w:p>
+            <w:r>
+              <w:t>383</w:t>
+            </w:r>
+          </w:p>
+        </w:tc>
+        <w:tc>
+          <w:tcPr>
+            <w:tcW w:type="dxa" w:w="2160"/>
+          </w:tcPr>
+          <w:p>
+            <w:r>
+              <w:t>4,618</w:t>
+            </w:r>
+          </w:p>
+        </w:tc>
+      </w:tr>
+    </w:tbl>
+    <w:p/>
+    <w:p>
+      <w:r>
+        <w:t>Source: FHWA, Bridge Replacement Unit Costs 2024. URL: https://www.fhwa.dot.gov/bridge/nbi/sd2024.cfm. Methodology: https://www.fhwa.dot.gov/bridge/nbi/uc_explain.cfm. Unit cost = total eligible construction costs / total deck area, averaged over a 3-year rolling window. Excludes mobilization, demolition, approach slabs, earthwork, and traffic management.</w:t>
+      </w:r>
+    </w:p>
+    <w:p>
+      <w:pPr>
+        <w:pStyle w:val="Heading3"/>
+      </w:pPr>
+      <w:r>
+        <w:t>9.6.12 Loss Calculation Formulas</w:t>
+      </w:r>
+    </w:p>
+    <w:p>
+      <w:r>
+        <w:t>The complete loss calculation pipeline consists of four stages:</w:t>
+      </w:r>
+    </w:p>
+    <w:p>
+      <w:r>
+        <w:t>Stage 1 - Deck Area:</w:t>
+      </w:r>
+    </w:p>
+    <w:p>
+      <w:r>
+        <w:t xml:space="preserve">  deck_area = structure_length (NBI 049) x deck_width (NBI 052)  [m2]</w:t>
+      </w:r>
+    </w:p>
+    <w:p/>
+    <w:p>
+      <w:r>
+        <w:t>Stage 2 - Replacement Cost Value (RCV):</w:t>
+      </w:r>
+    </w:p>
+    <w:p>
+      <w:r>
+        <w:t xml:space="preserve">  RCV = deck_area x base_unit_cost x f_material x f_span x f_skew x f_seismic x f_region</w:t>
+      </w:r>
+    </w:p>
+    <w:p/>
+    <w:p>
+      <w:r>
+        <w:t xml:space="preserve">  Where each factor is a piecewise constant function:</w:t>
+      </w:r>
+    </w:p>
+    <w:p>
+      <w:r>
+        <w:t xml:space="preserve">    f_material = lookup(material_code, {concrete:0.90, steel:1.15, prestressed:1.00, wood:0.65, other:0.95})</w:t>
+      </w:r>
+    </w:p>
+    <w:p>
+      <w:r>
+        <w:t xml:space="preserve">    f_span = lookup(max_span_length, breaks=[30,60,120], factors=[1.0,1.10,1.25,1.50])</w:t>
+      </w:r>
+    </w:p>
+    <w:p>
+      <w:r>
+        <w:t xml:space="preserve">    f_skew = lookup(skew_angle, breaks=[15,30,45], factors=[1.0,1.05,1.10,1.20])</w:t>
+      </w:r>
+    </w:p>
+    <w:p>
+      <w:r>
+        <w:t xml:space="preserve">    f_seismic = {pre_1975: 1.00, 1975_1990: 1.10, post_1990: 1.15}</w:t>
+      </w:r>
+    </w:p>
+    <w:p>
+      <w:r>
+        <w:t xml:space="preserve">    f_region = 1.0 (default; FHWA base rate is already state-specific)</w:t>
+      </w:r>
+    </w:p>
+    <w:p/>
+    <w:p>
+      <w:r>
+        <w:t>Stage 3 - Damage Probabilities (from fragility module):</w:t>
+      </w:r>
+    </w:p>
+    <w:p>
+      <w:r>
+        <w:t xml:space="preserve">  P(DS=j | Sa, HWB) = exceedance difference from lognormal fragility curves</w:t>
+      </w:r>
+    </w:p>
+    <w:p>
+      <w:r>
+        <w:t xml:space="preserve">  With optional MLE calibration: median_calibrated = median_hazus x k, beta_calibrated = beta</w:t>
+      </w:r>
+    </w:p>
+    <w:p/>
+    <w:p>
+      <w:r>
+        <w:t>Stage 4 - Expected Loss:</w:t>
+      </w:r>
+    </w:p>
+    <w:p>
+      <w:r>
+        <w:t xml:space="preserve">  E[Loss] = SUM_j P(DS=j) x DR(j) x RCV</w:t>
+      </w:r>
+    </w:p>
+    <w:p>
+      <w:r>
+        <w:t xml:space="preserve">  Where DR(j) = {none:0.00, slight:0.03, moderate:0.08, extensive:0.25, complete:1.00}</w:t>
+      </w:r>
+    </w:p>
+    <w:p>
+      <w:r>
+        <w:t xml:space="preserve">  Portfolio loss = SUM_i E[Loss_i] for all bridges i</w:t>
+      </w:r>
+    </w:p>
+    <w:p/>
+    <w:p>
+      <w:r>
+        <w:t>Stage 5 - Expected Downtime:</w:t>
+      </w:r>
+    </w:p>
+    <w:p>
+      <w:r>
+        <w:t xml:space="preserve">  E[Downtime] = SUM_j P(DS=j) x DT(j)</w:t>
+      </w:r>
+    </w:p>
+    <w:p>
+      <w:r>
+        <w:t xml:space="preserve">  Where DT(j) = {none:0, slight:0.6, moderate:2.5, extensive:75, complete:230} days</w:t>
+      </w:r>
+    </w:p>
+    <w:p>
+      <w:pPr>
+        <w:pStyle w:val="Heading3"/>
+      </w:pPr>
+      <w:r>
+        <w:t>9.6.13 Evaluation Metrics</w:t>
+      </w:r>
+    </w:p>
+    <w:p>
+      <w:r>
+        <w:t>The framework produces the following portfolio-level risk metrics, as demonstrated in Tutorial 06 (06_loss_and_cost.ipynb):</w:t>
+      </w:r>
+    </w:p>
+    <w:tbl>
+      <w:tblPr>
+        <w:tblStyle w:val="TableGrid"/>
+        <w:tblW w:type="auto" w:w="0"/>
+        <w:tblLook w:firstColumn="1" w:firstRow="1" w:lastColumn="0" w:lastRow="0" w:noHBand="0" w:noVBand="1" w:val="04A0"/>
+      </w:tblPr>
+      <w:tblGrid>
+        <w:gridCol w:w="2160"/>
+        <w:gridCol w:w="2160"/>
+        <w:gridCol w:w="2160"/>
+        <w:gridCol w:w="2160"/>
+      </w:tblGrid>
+      <w:tr>
+        <w:tc>
+          <w:tcPr>
+            <w:tcW w:type="dxa" w:w="2160"/>
+          </w:tcPr>
+          <w:p>
+            <w:r>
+              <w:rPr>
+                <w:b/>
+              </w:rPr>
+              <w:t>Metric</w:t>
+            </w:r>
+          </w:p>
+        </w:tc>
+        <w:tc>
+          <w:tcPr>
+            <w:tcW w:type="dxa" w:w="2160"/>
+          </w:tcPr>
+          <w:p>
+            <w:r>
+              <w:rPr>
+                <w:b/>
+              </w:rPr>
+              <w:t>Formula</w:t>
+            </w:r>
+          </w:p>
+        </w:tc>
+        <w:tc>
+          <w:tcPr>
+            <w:tcW w:type="dxa" w:w="2160"/>
+          </w:tcPr>
+          <w:p>
+            <w:r>
+              <w:rPr>
+                <w:b/>
+              </w:rPr>
+              <w:t>Description</w:t>
+            </w:r>
+          </w:p>
+        </w:tc>
+        <w:tc>
+          <w:tcPr>
+            <w:tcW w:type="dxa" w:w="2160"/>
+          </w:tcPr>
+          <w:p>
+            <w:r>
+              <w:rPr>
+                <w:b/>
+              </w:rPr>
+              <w:t>Use Case</w:t>
+            </w:r>
+          </w:p>
+        </w:tc>
+      </w:tr>
+      <w:tr>
+        <w:tc>
+          <w:tcPr>
+            <w:tcW w:type="dxa" w:w="2160"/>
+          </w:tcPr>
+          <w:p>
+            <w:r>
+              <w:t>Total RCV</w:t>
+            </w:r>
+          </w:p>
+        </w:tc>
+        <w:tc>
+          <w:tcPr>
+            <w:tcW w:type="dxa" w:w="2160"/>
+          </w:tcPr>
+          <w:p>
+            <w:r>
+              <w:t>SUM RCV_i</w:t>
+            </w:r>
+          </w:p>
+        </w:tc>
+        <w:tc>
+          <w:tcPr>
+            <w:tcW w:type="dxa" w:w="2160"/>
+          </w:tcPr>
+          <w:p>
+            <w:r>
+              <w:t>Total replacement cost of all bridges in portfolio</w:t>
+            </w:r>
+          </w:p>
+        </w:tc>
+        <w:tc>
+          <w:tcPr>
+            <w:tcW w:type="dxa" w:w="2160"/>
+          </w:tcPr>
+          <w:p>
+            <w:r>
+              <w:t>Insurance exposure</w:t>
+            </w:r>
+          </w:p>
+        </w:tc>
+      </w:tr>
+      <w:tr>
+        <w:tc>
+          <w:tcPr>
+            <w:tcW w:type="dxa" w:w="2160"/>
+          </w:tcPr>
+          <w:p>
+            <w:r>
+              <w:t>Total Expected Loss</w:t>
+            </w:r>
+          </w:p>
+        </w:tc>
+        <w:tc>
+          <w:tcPr>
+            <w:tcW w:type="dxa" w:w="2160"/>
+          </w:tcPr>
+          <w:p>
+            <w:r>
+              <w:t>SUM E[Loss_i]</w:t>
+            </w:r>
+          </w:p>
+        </w:tc>
+        <w:tc>
+          <w:tcPr>
+            <w:tcW w:type="dxa" w:w="2160"/>
+          </w:tcPr>
+          <w:p>
+            <w:r>
+              <w:t>Aggregate expected earthquake loss</w:t>
+            </w:r>
+          </w:p>
+        </w:tc>
+        <w:tc>
+          <w:tcPr>
+            <w:tcW w:type="dxa" w:w="2160"/>
+          </w:tcPr>
+          <w:p>
+            <w:r>
+              <w:t>Insurance pricing</w:t>
+            </w:r>
+          </w:p>
+        </w:tc>
+      </w:tr>
+      <w:tr>
+        <w:tc>
+          <w:tcPr>
+            <w:tcW w:type="dxa" w:w="2160"/>
+          </w:tcPr>
+          <w:p>
+            <w:r>
+              <w:t>Portfolio Loss Ratio</w:t>
+            </w:r>
+          </w:p>
+        </w:tc>
+        <w:tc>
+          <w:tcPr>
+            <w:tcW w:type="dxa" w:w="2160"/>
+          </w:tcPr>
+          <w:p>
+            <w:r>
+              <w:t>Total E[Loss] / Total RCV</w:t>
+            </w:r>
+          </w:p>
+        </w:tc>
+        <w:tc>
+          <w:tcPr>
+            <w:tcW w:type="dxa" w:w="2160"/>
+          </w:tcPr>
+          <w:p>
+            <w:r>
+              <w:t>Fraction of portfolio value at risk</w:t>
+            </w:r>
+          </w:p>
+        </w:tc>
+        <w:tc>
+          <w:tcPr>
+            <w:tcW w:type="dxa" w:w="2160"/>
+          </w:tcPr>
+          <w:p>
+            <w:r>
+              <w:t>Risk comparison</w:t>
+            </w:r>
+          </w:p>
+        </w:tc>
+      </w:tr>
+      <w:tr>
+        <w:tc>
+          <w:tcPr>
+            <w:tcW w:type="dxa" w:w="2160"/>
+          </w:tcPr>
+          <w:p>
+            <w:r>
+              <w:t>Loss Exceedance Prob.</w:t>
+            </w:r>
+          </w:p>
+        </w:tc>
+        <w:tc>
+          <w:tcPr>
+            <w:tcW w:type="dxa" w:w="2160"/>
+          </w:tcPr>
+          <w:p>
+            <w:r>
+              <w:t>P(Loss &gt; x)</w:t>
+            </w:r>
+          </w:p>
+        </w:tc>
+        <w:tc>
+          <w:tcPr>
+            <w:tcW w:type="dxa" w:w="2160"/>
+          </w:tcPr>
+          <w:p>
+            <w:r>
+              <w:t>Probability that per-bridge loss exceeds threshold x</w:t>
+            </w:r>
+          </w:p>
+        </w:tc>
+        <w:tc>
+          <w:tcPr>
+            <w:tcW w:type="dxa" w:w="2160"/>
+          </w:tcPr>
+          <w:p>
+            <w:r>
+              <w:t>EP curve, reinsurance</w:t>
+            </w:r>
+          </w:p>
+        </w:tc>
+      </w:tr>
+      <w:tr>
+        <w:tc>
+          <w:tcPr>
+            <w:tcW w:type="dxa" w:w="2160"/>
+          </w:tcPr>
+          <w:p>
+            <w:r>
+              <w:t>Pareto Concentration</w:t>
+            </w:r>
+          </w:p>
+        </w:tc>
+        <w:tc>
+          <w:tcPr>
+            <w:tcW w:type="dxa" w:w="2160"/>
+          </w:tcPr>
+          <w:p>
+            <w:r>
+              <w:t>N bridges for X% of loss</w:t>
+            </w:r>
+          </w:p>
+        </w:tc>
+        <w:tc>
+          <w:tcPr>
+            <w:tcW w:type="dxa" w:w="2160"/>
+          </w:tcPr>
+          <w:p>
+            <w:r>
+              <w:t>How many bridges drive most of the loss</w:t>
+            </w:r>
+          </w:p>
+        </w:tc>
+        <w:tc>
+          <w:tcPr>
+            <w:tcW w:type="dxa" w:w="2160"/>
+          </w:tcPr>
+          <w:p>
+            <w:r>
+              <w:t>Risk concentration</w:t>
+            </w:r>
+          </w:p>
+        </w:tc>
+      </w:tr>
+      <w:tr>
+        <w:tc>
+          <w:tcPr>
+            <w:tcW w:type="dxa" w:w="2160"/>
+          </w:tcPr>
+          <w:p>
+            <w:r>
+              <w:t>Mean Loss Ratio by HWB</w:t>
+            </w:r>
+          </w:p>
+        </w:tc>
+        <w:tc>
+          <w:tcPr>
+            <w:tcW w:type="dxa" w:w="2160"/>
+          </w:tcPr>
+          <w:p>
+            <w:r>
+              <w:t>avg(E[Loss_i]/RCV_i) per class</w:t>
+            </w:r>
+          </w:p>
+        </w:tc>
+        <w:tc>
+          <w:tcPr>
+            <w:tcW w:type="dxa" w:w="2160"/>
+          </w:tcPr>
+          <w:p>
+            <w:r>
+              <w:t>Which bridge types are most vulnerable</w:t>
+            </w:r>
+          </w:p>
+        </w:tc>
+        <w:tc>
+          <w:tcPr>
+            <w:tcW w:type="dxa" w:w="2160"/>
+          </w:tcPr>
+          <w:p>
+            <w:r>
+              <w:t>Retrofit prioritization</w:t>
+            </w:r>
+          </w:p>
+        </w:tc>
+      </w:tr>
+      <w:tr>
+        <w:tc>
+          <w:tcPr>
+            <w:tcW w:type="dxa" w:w="2160"/>
+          </w:tcPr>
+          <w:p>
+            <w:r>
+              <w:t>Vulnerability Curve</w:t>
+            </w:r>
+          </w:p>
+        </w:tc>
+        <w:tc>
+          <w:tcPr>
+            <w:tcW w:type="dxa" w:w="2160"/>
+          </w:tcPr>
+          <w:p>
+            <w:r>
+              <w:t>mean(LR) vs Sa bins</w:t>
+            </w:r>
+          </w:p>
+        </w:tc>
+        <w:tc>
+          <w:tcPr>
+            <w:tcW w:type="dxa" w:w="2160"/>
+          </w:tcPr>
+          <w:p>
+            <w:r>
+              <w:t>How loss ratio increases with ground motion</w:t>
+            </w:r>
+          </w:p>
+        </w:tc>
+        <w:tc>
+          <w:tcPr>
+            <w:tcW w:type="dxa" w:w="2160"/>
+          </w:tcPr>
+          <w:p>
+            <w:r>
+              <w:t>Model validation</w:t>
+            </w:r>
+          </w:p>
+        </w:tc>
+      </w:tr>
+      <w:tr>
+        <w:tc>
+          <w:tcPr>
+            <w:tcW w:type="dxa" w:w="2160"/>
+          </w:tcPr>
+          <w:p>
+            <w:r>
+              <w:t>Expected Downtime</w:t>
+            </w:r>
+          </w:p>
+        </w:tc>
+        <w:tc>
+          <w:tcPr>
+            <w:tcW w:type="dxa" w:w="2160"/>
+          </w:tcPr>
+          <w:p>
+            <w:r>
+              <w:t>SUM P(DS) x DT(DS)</w:t>
+            </w:r>
+          </w:p>
+        </w:tc>
+        <w:tc>
+          <w:tcPr>
+            <w:tcW w:type="dxa" w:w="2160"/>
+          </w:tcPr>
+          <w:p>
+            <w:r>
+              <w:t>Expected days to restore functionality</w:t>
+            </w:r>
+          </w:p>
+        </w:tc>
+        <w:tc>
+          <w:tcPr>
+            <w:tcW w:type="dxa" w:w="2160"/>
+          </w:tcPr>
+          <w:p>
+            <w:r>
+              <w:t>Emergency planning</w:t>
+            </w:r>
+          </w:p>
+        </w:tc>
+      </w:tr>
+      <w:tr>
+        <w:tc>
+          <w:tcPr>
+            <w:tcW w:type="dxa" w:w="2160"/>
+          </w:tcPr>
+          <w:p>
+            <w:r>
+              <w:t>Loss by Material</w:t>
+            </w:r>
+          </w:p>
+        </w:tc>
+        <w:tc>
+          <w:tcPr>
+            <w:tcW w:type="dxa" w:w="2160"/>
+          </w:tcPr>
+          <w:p>
+            <w:r>
+              <w:t>SUM E[Loss_i] per material</w:t>
+            </w:r>
+          </w:p>
+        </w:tc>
+        <w:tc>
+          <w:tcPr>
+            <w:tcW w:type="dxa" w:w="2160"/>
+          </w:tcPr>
+          <w:p>
+            <w:r>
+              <w:t>Which materials drive portfolio loss</w:t>
+            </w:r>
+          </w:p>
+        </w:tc>
+        <w:tc>
+          <w:tcPr>
+            <w:tcW w:type="dxa" w:w="2160"/>
+          </w:tcPr>
+          <w:p>
+            <w:r>
+              <w:t>Underwriting</w:t>
+            </w:r>
+          </w:p>
+        </w:tc>
+      </w:tr>
+      <w:tr>
+        <w:tc>
+          <w:tcPr>
+            <w:tcW w:type="dxa" w:w="2160"/>
+          </w:tcPr>
+          <w:p>
+            <w:r>
+              <w:t>Loss vs Age</w:t>
+            </w:r>
+          </w:p>
+        </w:tc>
+        <w:tc>
+          <w:tcPr>
+            <w:tcW w:type="dxa" w:w="2160"/>
+          </w:tcPr>
+          <w:p>
+            <w:r>
+              <w:t>LR vs year_built</w:t>
+            </w:r>
+          </w:p>
+        </w:tc>
+        <w:tc>
+          <w:tcPr>
+            <w:tcW w:type="dxa" w:w="2160"/>
+          </w:tcPr>
+          <w:p>
+            <w:r>
+              <w:t>How bridge age affects vulnerability</w:t>
+            </w:r>
+          </w:p>
+        </w:tc>
+        <w:tc>
+          <w:tcPr>
+            <w:tcW w:type="dxa" w:w="2160"/>
+          </w:tcPr>
+          <w:p>
+            <w:r>
+              <w:t>Policy / code adoption</w:t>
+            </w:r>
+          </w:p>
+        </w:tc>
+      </w:tr>
+    </w:tbl>
+    <w:p/>
+    <w:p>
+      <w:r>
+        <w:t>These metrics are computed in Tutorial 06 Step 9 (Risk Analytics Dashboard) and saved to output/analysis/risk_dashboard.png.</w:t>
+      </w:r>
+    </w:p>
+    <w:p>
+      <w:pPr>
+        <w:pStyle w:val="Heading3"/>
+      </w:pPr>
+      <w:r>
+        <w:t>9.6.14 Northridge Case Study Results</w:t>
+      </w:r>
+    </w:p>
+    <w:p>
+      <w:r>
+        <w:t>The following results are from the Northridge 1994 scenario analysis using FHWA 2024 replacement costs and Hazus fragility with MLE calibration (k=1.84, beta=0.26):</w:t>
+      </w:r>
+    </w:p>
+    <w:tbl>
+      <w:tblPr>
+        <w:tblStyle w:val="TableGrid"/>
+        <w:tblW w:type="auto" w:w="0"/>
+        <w:tblLook w:firstColumn="1" w:firstRow="1" w:lastColumn="0" w:lastRow="0" w:noHBand="0" w:noVBand="1" w:val="04A0"/>
+      </w:tblPr>
+      <w:tblGrid>
+        <w:gridCol w:w="4320"/>
+        <w:gridCol w:w="4320"/>
+      </w:tblGrid>
+      <w:tr>
+        <w:tc>
+          <w:tcPr>
+            <w:tcW w:type="dxa" w:w="4320"/>
+          </w:tcPr>
+          <w:p>
+            <w:r>
+              <w:rPr>
+                <w:b/>
+              </w:rPr>
+              <w:t>Metric</w:t>
+            </w:r>
+          </w:p>
+        </w:tc>
+        <w:tc>
+          <w:tcPr>
+            <w:tcW w:type="dxa" w:w="4320"/>
+          </w:tcPr>
+          <w:p>
+            <w:r>
+              <w:rPr>
+                <w:b/>
+              </w:rPr>
+              <w:t>Value</w:t>
+            </w:r>
+          </w:p>
+        </w:tc>
+      </w:tr>
+      <w:tr>
+        <w:tc>
+          <w:tcPr>
+            <w:tcW w:type="dxa" w:w="4320"/>
+          </w:tcPr>
+          <w:p>
+            <w:r>
+              <w:t>Study area</w:t>
+            </w:r>
+          </w:p>
+        </w:tc>
+        <w:tc>
+          <w:tcPr>
+            <w:tcW w:type="dxa" w:w="4320"/>
+          </w:tcPr>
+          <w:p>
+            <w:r>
+              <w:t>33.8-34.6 N, 118.0-118.9 W</w:t>
+            </w:r>
+          </w:p>
+        </w:tc>
+      </w:tr>
+      <w:tr>
+        <w:tc>
+          <w:tcPr>
+            <w:tcW w:type="dxa" w:w="4320"/>
+          </w:tcPr>
+          <w:p>
+            <w:r>
+              <w:t>Bridges analyzed</w:t>
+            </w:r>
+          </w:p>
+        </w:tc>
+        <w:tc>
+          <w:tcPr>
+            <w:tcW w:type="dxa" w:w="4320"/>
+          </w:tcPr>
+          <w:p>
+            <w:r>
+              <w:t>2,953</w:t>
+            </w:r>
+          </w:p>
+        </w:tc>
+      </w:tr>
+      <w:tr>
+        <w:tc>
+          <w:tcPr>
+            <w:tcW w:type="dxa" w:w="4320"/>
+          </w:tcPr>
+          <w:p>
+            <w:r>
+              <w:t>Total RCV (FHWA 2024)</w:t>
+            </w:r>
+          </w:p>
+        </w:tc>
+        <w:tc>
+          <w:tcPr>
+            <w:tcW w:type="dxa" w:w="4320"/>
+          </w:tcPr>
+          <w:p>
+            <w:r>
+              <w:t>$20.78 billion</w:t>
+            </w:r>
+          </w:p>
+        </w:tc>
+      </w:tr>
+      <w:tr>
+        <w:tc>
+          <w:tcPr>
+            <w:tcW w:type="dxa" w:w="4320"/>
+          </w:tcPr>
+          <w:p>
+            <w:r>
+              <w:t>Total Expected Loss</w:t>
+            </w:r>
+          </w:p>
+        </w:tc>
+        <w:tc>
+          <w:tcPr>
+            <w:tcW w:type="dxa" w:w="4320"/>
+          </w:tcPr>
+          <w:p>
+            <w:r>
+              <w:t>$3.78 billion</w:t>
+            </w:r>
+          </w:p>
+        </w:tc>
+      </w:tr>
+      <w:tr>
+        <w:tc>
+          <w:tcPr>
+            <w:tcW w:type="dxa" w:w="4320"/>
+          </w:tcPr>
+          <w:p>
+            <w:r>
+              <w:t>Portfolio Loss Ratio</w:t>
+            </w:r>
+          </w:p>
+        </w:tc>
+        <w:tc>
+          <w:tcPr>
+            <w:tcW w:type="dxa" w:w="4320"/>
+          </w:tcPr>
+          <w:p>
+            <w:r>
+              <w:t>18.2%</w:t>
+            </w:r>
+          </w:p>
+        </w:tc>
+      </w:tr>
+      <w:tr>
+        <w:tc>
+          <w:tcPr>
+            <w:tcW w:type="dxa" w:w="4320"/>
+          </w:tcPr>
+          <w:p>
+            <w:r>
+              <w:t>Top 20 bridges' share</w:t>
+            </w:r>
+          </w:p>
+        </w:tc>
+        <w:tc>
+          <w:tcPr>
+            <w:tcW w:type="dxa" w:w="4320"/>
+          </w:tcPr>
+          <w:p>
+            <w:r>
+              <w:t>~15% of total loss</w:t>
+            </w:r>
+          </w:p>
+        </w:tc>
+      </w:tr>
+      <w:tr>
+        <w:tc>
+          <w:tcPr>
+            <w:tcW w:type="dxa" w:w="4320"/>
+          </w:tcPr>
+          <w:p>
+            <w:r>
+              <w:t>Top 337 bridges (11%)</w:t>
+            </w:r>
+          </w:p>
+        </w:tc>
+        <w:tc>
+          <w:tcPr>
+            <w:tcW w:type="dxa" w:w="4320"/>
+          </w:tcPr>
+          <w:p>
+            <w:r>
+              <w:t>80% of total loss</w:t>
+            </w:r>
+          </w:p>
+        </w:tc>
+      </w:tr>
+      <w:tr>
+        <w:tc>
+          <w:tcPr>
+            <w:tcW w:type="dxa" w:w="4320"/>
+          </w:tcPr>
+          <w:p>
+            <w:r>
+              <w:t>Highest-loss bridge HWB class</w:t>
+            </w:r>
+          </w:p>
+        </w:tc>
+        <w:tc>
+          <w:tcPr>
+            <w:tcW w:type="dxa" w:w="4320"/>
+          </w:tcPr>
+          <w:p>
+            <w:r>
+              <w:t>HWB5, HWB17 (conventional concrete)</w:t>
+            </w:r>
+          </w:p>
+        </w:tc>
+      </w:tr>
+      <w:tr>
+        <w:tc>
+          <w:tcPr>
+            <w:tcW w:type="dxa" w:w="4320"/>
+          </w:tcPr>
+          <w:p>
+            <w:r>
+              <w:t>Average expected downtime</w:t>
+            </w:r>
+          </w:p>
+        </w:tc>
+        <w:tc>
+          <w:tcPr>
+            <w:tcW w:type="dxa" w:w="4320"/>
+          </w:tcPr>
+          <w:p>
+            <w:r>
+              <w:t>22.8 days</w:t>
+            </w:r>
+          </w:p>
+        </w:tc>
+      </w:tr>
+      <w:tr>
+        <w:tc>
+          <w:tcPr>
+            <w:tcW w:type="dxa" w:w="4320"/>
+          </w:tcPr>
+          <w:p>
+            <w:r>
+              <w:t>1975 seismic code effect</w:t>
+            </w:r>
+          </w:p>
+        </w:tc>
+        <w:tc>
+          <w:tcPr>
+            <w:tcW w:type="dxa" w:w="4320"/>
+          </w:tcPr>
+          <w:p>
+            <w:r>
+              <w:t>Post-1975 bridges show ~40% lower loss ratio</w:t>
+            </w:r>
+          </w:p>
+        </w:tc>
+      </w:tr>
+      <w:tr>
+        <w:tc>
+          <w:tcPr>
+            <w:tcW w:type="dxa" w:w="4320"/>
+          </w:tcPr>
+          <w:p>
+            <w:r>
+              <w:t>Material with highest loss</w:t>
+            </w:r>
+          </w:p>
+        </w:tc>
+        <w:tc>
+          <w:tcPr>
+            <w:tcW w:type="dxa" w:w="4320"/>
+          </w:tcPr>
+          <w:p>
+            <w:r>
+              <w:t>Concrete (dominant in inventory)</w:t>
+            </w:r>
+          </w:p>
+        </w:tc>
+      </w:tr>
+      <w:tr>
+        <w:tc>
+          <w:tcPr>
+            <w:tcW w:type="dxa" w:w="4320"/>
+          </w:tcPr>
+          <w:p>
+            <w:r>
+              <w:t>Prestressed concrete loss ratio</w:t>
+            </w:r>
+          </w:p>
+        </w:tc>
+        <w:tc>
+          <w:tcPr>
+            <w:tcW w:type="dxa" w:w="4320"/>
+          </w:tcPr>
+          <w:p>
+            <w:r>
+              <w:t>Lower than concrete (stronger class)</w:t>
+            </w:r>
+          </w:p>
+        </w:tc>
+      </w:tr>
+    </w:tbl>
+    <w:p/>
+    <w:p>
+      <w:r>
+        <w:t>Note: These results use uncalibrated (baseline) fragility parameters in the main pipeline. With MLE calibration (k=1.84), predicted damage fractions are ~60% lower, and total expected loss would decrease proportionally.</w:t>
       </w:r>
     </w:p>
     <w:p>

--- a/CAT411_Technical_Documentation.docx
+++ b/CAT411_Technical_Documentation.docx
@@ -2427,17 +2427,130 @@
       </w:r>
     </w:p>
     <w:p>
-      <w:r>
-        <w:t>P[DS ≥ ds | IM] = Φ( (ln(IM) - ln(θ_ds)) / β_ds )</w:t>
-        <w:br/>
-        <w:br/>
-        <w:t>Where Φ is standard normal CDF, θ_ds is median capacity, β_ds is dispersion.</w:t>
-        <w:br/>
-        <w:t>Parameters from Hazus Table 7.9 for 14 bridge classes (HWB1–HWB28).</w:t>
-        <w:br/>
-        <w:br/>
-        <w:t>Skew modification: θ_modified = θ · √(1 - (skew/90)²)</w:t>
-      </w:r>
+      <m:oMathPara>
+        <m:oMath>
+          <m:r>
+            <m:rPr>
+              <m:sty m:val="i"/>
+            </m:rPr>
+            <m:t xml:space="preserve">P</m:t>
+          </m:r>
+          <m:r>
+            <m:rPr>
+              <m:sty m:val="bi"/>
+            </m:rPr>
+            <m:t xml:space="preserve">[</m:t>
+          </m:r>
+          <m:r>
+            <m:rPr>
+              <m:sty m:val="i"/>
+            </m:rPr>
+            <m:t xml:space="preserve">DS</m:t>
+          </m:r>
+          <m:r>
+            <m:rPr>
+              <m:sty m:val="bi"/>
+            </m:rPr>
+            <m:t xml:space="preserve"> ≥ </m:t>
+          </m:r>
+          <m:r>
+            <m:rPr>
+              <m:sty m:val="i"/>
+            </m:rPr>
+            <m:t xml:space="preserve">ds</m:t>
+          </m:r>
+          <m:r>
+            <m:rPr>
+              <m:sty m:val="bi"/>
+            </m:rPr>
+            <m:t xml:space="preserve"> | </m:t>
+          </m:r>
+          <m:r>
+            <m:rPr>
+              <m:sty m:val="i"/>
+            </m:rPr>
+            <m:t xml:space="preserve">IM</m:t>
+          </m:r>
+          <m:r>
+            <m:rPr>
+              <m:sty m:val="bi"/>
+            </m:rPr>
+            <m:t xml:space="preserve">]</m:t>
+          </m:r>
+          <m:r>
+            <m:rPr>
+              <m:sty m:val="bi"/>
+            </m:rPr>
+            <m:t xml:space="preserve"> = Φ</m:t>
+          </m:r>
+          <m:r>
+            <m:rPr>
+              <m:sty m:val="bi"/>
+            </m:rPr>
+            <m:t xml:space="preserve">(</m:t>
+          </m:r>
+          <m:r>
+            <m:rPr>
+              <m:sty m:val="bi"/>
+            </m:rPr>
+            <m:t xml:space="preserve"> ln(</m:t>
+          </m:r>
+          <m:r>
+            <m:rPr>
+              <m:sty m:val="i"/>
+            </m:rPr>
+            <m:t xml:space="preserve">IM</m:t>
+          </m:r>
+          <m:r>
+            <m:rPr>
+              <m:sty m:val="bi"/>
+            </m:rPr>
+            <m:t xml:space="preserve">) − ln(</m:t>
+          </m:r>
+          <m:r>
+            <m:rPr>
+              <m:sty m:val="i"/>
+            </m:rPr>
+            <m:t xml:space="preserve">θ</m:t>
+          </m:r>
+          <m:r>
+            <m:rPr>
+              <m:sty m:val="i"/>
+            </m:rPr>
+            <m:t xml:space="preserve">ₙₛ</m:t>
+          </m:r>
+          <m:r>
+            <m:rPr>
+              <m:sty m:val="bi"/>
+            </m:rPr>
+            <m:t xml:space="preserve">)</m:t>
+          </m:r>
+          <m:r>
+            <m:rPr>
+              <m:sty m:val="bi"/>
+            </m:rPr>
+            <m:t xml:space="preserve"> / </m:t>
+          </m:r>
+          <m:r>
+            <m:rPr>
+              <m:sty m:val="i"/>
+            </m:rPr>
+            <m:t xml:space="preserve">β</m:t>
+          </m:r>
+          <m:r>
+            <m:rPr>
+              <m:sty m:val="i"/>
+            </m:rPr>
+            <m:t xml:space="preserve">ₙₛ</m:t>
+          </m:r>
+          <m:r>
+            <m:rPr>
+              <m:sty m:val="bi"/>
+            </m:rPr>
+            <m:t xml:space="preserve"> )</m:t>
+          </m:r>
+        </m:oMath>
+      </m:oMathPara>
     </w:p>
     <w:p>
       <w:pPr>
@@ -2498,7 +2611,11 @@
     </w:p>
     <w:p>
       <w:r>
-        <w:t xml:space="preserve">    P[DS &gt;= ds | Sa] = Phi( (ln(Sa) - ln(k * theta_ds_c)) / beta )</w:t>
+        <w:rPr>
+          <w:b w:val="0"/>
+          <w:i/>
+        </w:rPr>
+        <w:t>P[DS ≥ ds | Sa] = Φ( (ln(Sa) − ln(k · θₙₛₙc)) / β )</w:t>
       </w:r>
     </w:p>
     <w:p>
@@ -2785,7 +2902,11 @@
     </w:p>
     <w:p>
       <w:r>
-        <w:t xml:space="preserve">    p_j(k, beta) = (1/N) * SUM_i P(DS=j | Sa_i, HWB_i, k, beta)</w:t>
+        <w:rPr>
+          <w:b w:val="0"/>
+          <w:i/>
+        </w:rPr>
+        <w:t>pⱼ(k, β) = (1/N) · Σᵢ P(DS=j | Saᵢ, HWBᵢ, k, β)</w:t>
       </w:r>
     </w:p>
     <w:p>
@@ -2799,9 +2920,136 @@
       </w:r>
     </w:p>
     <w:p>
-      <w:r>
-        <w:t xml:space="preserve">    LL(k, beta) = SUM_j n_j * ln(p_j(k, beta))</w:t>
-      </w:r>
+      <m:oMathPara>
+        <m:oMath>
+          <m:r>
+            <m:rPr>
+              <m:sty m:val="i"/>
+            </m:rPr>
+            <m:t xml:space="preserve">LL</m:t>
+          </m:r>
+          <m:r>
+            <m:rPr>
+              <m:sty m:val="bi"/>
+            </m:rPr>
+            <m:t xml:space="preserve">(</m:t>
+          </m:r>
+          <m:r>
+            <m:rPr>
+              <m:sty m:val="i"/>
+            </m:rPr>
+            <m:t xml:space="preserve">k</m:t>
+          </m:r>
+          <m:r>
+            <m:rPr>
+              <m:sty m:val="bi"/>
+            </m:rPr>
+            <m:t xml:space="preserve">, </m:t>
+          </m:r>
+          <m:r>
+            <m:rPr>
+              <m:sty m:val="i"/>
+            </m:rPr>
+            <m:t xml:space="preserve">β</m:t>
+          </m:r>
+          <m:r>
+            <m:rPr>
+              <m:sty m:val="bi"/>
+            </m:rPr>
+            <m:t xml:space="preserve">)</m:t>
+          </m:r>
+          <m:r>
+            <m:rPr>
+              <m:sty m:val="bi"/>
+            </m:rPr>
+            <m:t xml:space="preserve"> = </m:t>
+          </m:r>
+          <m:r>
+            <m:rPr>
+              <m:sty m:val="bi"/>
+            </m:rPr>
+            <m:t xml:space="preserve">Σ</m:t>
+          </m:r>
+          <m:r>
+            <m:rPr>
+              <m:sty m:val="i"/>
+            </m:rPr>
+            <m:t xml:space="preserve">ⱼ</m:t>
+          </m:r>
+          <m:r>
+            <m:rPr>
+              <m:sty m:val="bi"/>
+            </m:rPr>
+            <m:t xml:space="preserve"> </m:t>
+          </m:r>
+          <m:r>
+            <m:rPr>
+              <m:sty m:val="i"/>
+            </m:rPr>
+            <m:t xml:space="preserve">n</m:t>
+          </m:r>
+          <m:r>
+            <m:rPr>
+              <m:sty m:val="i"/>
+            </m:rPr>
+            <m:t xml:space="preserve">ⱼ</m:t>
+          </m:r>
+          <m:r>
+            <m:rPr>
+              <m:sty m:val="bi"/>
+            </m:rPr>
+            <m:t xml:space="preserve"> · </m:t>
+          </m:r>
+          <m:r>
+            <m:rPr>
+              <m:sty m:val="bi"/>
+            </m:rPr>
+            <m:t xml:space="preserve">ln(</m:t>
+          </m:r>
+          <m:r>
+            <m:rPr>
+              <m:sty m:val="i"/>
+            </m:rPr>
+            <m:t xml:space="preserve">p</m:t>
+          </m:r>
+          <m:r>
+            <m:rPr>
+              <m:sty m:val="i"/>
+            </m:rPr>
+            <m:t xml:space="preserve">ⱼ</m:t>
+          </m:r>
+          <m:r>
+            <m:rPr>
+              <m:sty m:val="bi"/>
+            </m:rPr>
+            <m:t xml:space="preserve">(</m:t>
+          </m:r>
+          <m:r>
+            <m:rPr>
+              <m:sty m:val="i"/>
+            </m:rPr>
+            <m:t xml:space="preserve">k</m:t>
+          </m:r>
+          <m:r>
+            <m:rPr>
+              <m:sty m:val="bi"/>
+            </m:rPr>
+            <m:t xml:space="preserve">, </m:t>
+          </m:r>
+          <m:r>
+            <m:rPr>
+              <m:sty m:val="i"/>
+            </m:rPr>
+            <m:t xml:space="preserve">β</m:t>
+          </m:r>
+          <m:r>
+            <m:rPr>
+              <m:sty m:val="bi"/>
+            </m:rPr>
+            <m:t xml:space="preserve">))</m:t>
+          </m:r>
+        </m:oMath>
+      </m:oMathPara>
     </w:p>
     <w:p>
       <w:r>
@@ -3419,9 +3667,136 @@
       </w:r>
     </w:p>
     <w:p>
-      <w:r>
-        <w:t>Bridge replacement cost values (RCV) are estimated from NBI structural attributes using a multi-factor model anchored to FHWA 2024 state-level unit costs. The RCV drives the financial loss calculation: E[Loss] = SUM P(DS) x DR(DS) x RCV.</w:t>
-      </w:r>
+      <m:oMathPara>
+        <m:oMath>
+          <m:r>
+            <m:rPr>
+              <m:sty m:val="i"/>
+            </m:rPr>
+            <m:t xml:space="preserve">E</m:t>
+          </m:r>
+          <m:r>
+            <m:rPr>
+              <m:sty m:val="bi"/>
+            </m:rPr>
+            <m:t xml:space="preserve">[</m:t>
+          </m:r>
+          <m:r>
+            <m:rPr>
+              <m:sty m:val="i"/>
+            </m:rPr>
+            <m:t xml:space="preserve">Loss</m:t>
+          </m:r>
+          <m:r>
+            <m:rPr>
+              <m:sty m:val="bi"/>
+            </m:rPr>
+            <m:t xml:space="preserve">]</m:t>
+          </m:r>
+          <m:r>
+            <m:rPr>
+              <m:sty m:val="bi"/>
+            </m:rPr>
+            <m:t xml:space="preserve"> = </m:t>
+          </m:r>
+          <m:r>
+            <m:rPr>
+              <m:sty m:val="bi"/>
+            </m:rPr>
+            <m:t xml:space="preserve">Σ</m:t>
+          </m:r>
+          <m:r>
+            <m:rPr>
+              <m:sty m:val="i"/>
+            </m:rPr>
+            <m:t xml:space="preserve">ds</m:t>
+          </m:r>
+          <m:r>
+            <m:rPr>
+              <m:sty m:val="bi"/>
+            </m:rPr>
+            <m:t xml:space="preserve"> </m:t>
+          </m:r>
+          <m:r>
+            <m:rPr>
+              <m:sty m:val="i"/>
+            </m:rPr>
+            <m:t xml:space="preserve">P</m:t>
+          </m:r>
+          <m:r>
+            <m:rPr>
+              <m:sty m:val="bi"/>
+            </m:rPr>
+            <m:t xml:space="preserve">(</m:t>
+          </m:r>
+          <m:r>
+            <m:rPr>
+              <m:sty m:val="i"/>
+            </m:rPr>
+            <m:t xml:space="preserve">DS</m:t>
+          </m:r>
+          <m:r>
+            <m:rPr>
+              <m:sty m:val="bi"/>
+            </m:rPr>
+            <m:t xml:space="preserve">=</m:t>
+          </m:r>
+          <m:r>
+            <m:rPr>
+              <m:sty m:val="i"/>
+            </m:rPr>
+            <m:t xml:space="preserve">ds</m:t>
+          </m:r>
+          <m:r>
+            <m:rPr>
+              <m:sty m:val="bi"/>
+            </m:rPr>
+            <m:t xml:space="preserve">)</m:t>
+          </m:r>
+          <m:r>
+            <m:rPr>
+              <m:sty m:val="bi"/>
+            </m:rPr>
+            <m:t xml:space="preserve"> × </m:t>
+          </m:r>
+          <m:r>
+            <m:rPr>
+              <m:sty m:val="i"/>
+            </m:rPr>
+            <m:t xml:space="preserve">DR</m:t>
+          </m:r>
+          <m:r>
+            <m:rPr>
+              <m:sty m:val="bi"/>
+            </m:rPr>
+            <m:t xml:space="preserve">(</m:t>
+          </m:r>
+          <m:r>
+            <m:rPr>
+              <m:sty m:val="i"/>
+            </m:rPr>
+            <m:t xml:space="preserve">ds</m:t>
+          </m:r>
+          <m:r>
+            <m:rPr>
+              <m:sty m:val="bi"/>
+            </m:rPr>
+            <m:t xml:space="preserve">)</m:t>
+          </m:r>
+          <m:r>
+            <m:rPr>
+              <m:sty m:val="bi"/>
+            </m:rPr>
+            <m:t xml:space="preserve"> × </m:t>
+          </m:r>
+          <m:r>
+            <m:rPr>
+              <m:sty m:val="i"/>
+            </m:rPr>
+            <m:t xml:space="preserve">RCV</m:t>
+          </m:r>
+        </m:oMath>
+      </m:oMathPara>
     </w:p>
     <w:p>
       <w:pPr>
@@ -3432,9 +3807,124 @@
       </w:r>
     </w:p>
     <w:p>
-      <w:r>
-        <w:t>RCV = deck_area x base_unit_cost x f_material x f_span x f_skew x f_seismic x f_region</w:t>
-      </w:r>
+      <m:oMathPara>
+        <m:oMath>
+          <m:r>
+            <m:rPr>
+              <m:sty m:val="i"/>
+            </m:rPr>
+            <m:t xml:space="preserve">RCV</m:t>
+          </m:r>
+          <m:r>
+            <m:rPr>
+              <m:sty m:val="bi"/>
+            </m:rPr>
+            <m:t xml:space="preserve"> = </m:t>
+          </m:r>
+          <m:r>
+            <m:rPr>
+              <m:sty m:val="i"/>
+            </m:rPr>
+            <m:t xml:space="preserve">A</m:t>
+          </m:r>
+          <m:r>
+            <m:rPr>
+              <m:sty m:val="bi"/>
+            </m:rPr>
+            <m:t xml:space="preserve">deck</m:t>
+          </m:r>
+          <m:r>
+            <m:rPr>
+              <m:sty m:val="bi"/>
+            </m:rPr>
+            <m:t xml:space="preserve"> × </m:t>
+          </m:r>
+          <m:r>
+            <m:rPr>
+              <m:sty m:val="i"/>
+            </m:rPr>
+            <m:t xml:space="preserve">C</m:t>
+          </m:r>
+          <m:r>
+            <m:rPr>
+              <m:sty m:val="bi"/>
+            </m:rPr>
+            <m:t xml:space="preserve">base</m:t>
+          </m:r>
+          <m:r>
+            <m:rPr>
+              <m:sty m:val="bi"/>
+            </m:rPr>
+            <m:t xml:space="preserve"> × </m:t>
+          </m:r>
+          <m:r>
+            <m:rPr>
+              <m:sty m:val="i"/>
+            </m:rPr>
+            <m:t xml:space="preserve">f</m:t>
+          </m:r>
+          <m:r>
+            <m:rPr>
+              <m:sty m:val="bi"/>
+            </m:rPr>
+            <m:t xml:space="preserve">mat</m:t>
+          </m:r>
+          <m:r>
+            <m:rPr>
+              <m:sty m:val="bi"/>
+            </m:rPr>
+            <m:t xml:space="preserve"> × </m:t>
+          </m:r>
+          <m:r>
+            <m:rPr>
+              <m:sty m:val="i"/>
+            </m:rPr>
+            <m:t xml:space="preserve">f</m:t>
+          </m:r>
+          <m:r>
+            <m:rPr>
+              <m:sty m:val="bi"/>
+            </m:rPr>
+            <m:t xml:space="preserve">span</m:t>
+          </m:r>
+          <m:r>
+            <m:rPr>
+              <m:sty m:val="bi"/>
+            </m:rPr>
+            <m:t xml:space="preserve"> × </m:t>
+          </m:r>
+          <m:r>
+            <m:rPr>
+              <m:sty m:val="i"/>
+            </m:rPr>
+            <m:t xml:space="preserve">f</m:t>
+          </m:r>
+          <m:r>
+            <m:rPr>
+              <m:sty m:val="bi"/>
+            </m:rPr>
+            <m:t xml:space="preserve">skew</m:t>
+          </m:r>
+          <m:r>
+            <m:rPr>
+              <m:sty m:val="bi"/>
+            </m:rPr>
+            <m:t xml:space="preserve"> × </m:t>
+          </m:r>
+          <m:r>
+            <m:rPr>
+              <m:sty m:val="i"/>
+            </m:rPr>
+            <m:t xml:space="preserve">f</m:t>
+          </m:r>
+          <m:r>
+            <m:rPr>
+              <m:sty m:val="bi"/>
+            </m:rPr>
+            <m:t xml:space="preserve">seismic</m:t>
+          </m:r>
+        </m:oMath>
+      </m:oMathPara>
     </w:p>
     <w:p>
       <w:r>
@@ -8119,7 +8609,11 @@
     </w:p>
     <w:p>
       <w:r>
-        <w:t xml:space="preserve">  RCV = deck_area x base_unit_cost x f_material x f_span x f_skew x f_seismic x f_region</w:t>
+        <w:rPr>
+          <w:b w:val="0"/>
+          <w:i/>
+        </w:rPr>
+        <w:t>RCV = Aₙₑₑₖ · Cₐₑₛₑ · fₘₑₜ · fₛₚₑₙ · fₛₖₑ‍ₙ · fₛₑₓₛ</w:t>
       </w:r>
     </w:p>
     <w:p/>
@@ -8198,7 +8692,11 @@
     </w:p>
     <w:p>
       <w:r>
-        <w:t xml:space="preserve">  E[Downtime] = SUM_j P(DS=j) x DT(j)</w:t>
+        <w:rPr>
+          <w:b w:val="0"/>
+          <w:i/>
+        </w:rPr>
+        <w:t>E[Downtime] = Σⱼ P(DS=j) · DT(j)</w:t>
       </w:r>
     </w:p>
     <w:p>

--- a/CAT411_Technical_Documentation.docx
+++ b/CAT411_Technical_Documentation.docx
@@ -2426,132 +2426,7 @@
         <w:t>9.3 Fragility Functions (Hazus 6.1)</w:t>
       </w:r>
     </w:p>
-    <w:p>
-      <m:oMathPara>
-        <m:oMath>
-          <m:r>
-            <m:rPr>
-              <m:sty m:val="i"/>
-            </m:rPr>
-            <m:t xml:space="preserve">P</m:t>
-          </m:r>
-          <m:r>
-            <m:rPr>
-              <m:sty m:val="bi"/>
-            </m:rPr>
-            <m:t xml:space="preserve">[</m:t>
-          </m:r>
-          <m:r>
-            <m:rPr>
-              <m:sty m:val="i"/>
-            </m:rPr>
-            <m:t xml:space="preserve">DS</m:t>
-          </m:r>
-          <m:r>
-            <m:rPr>
-              <m:sty m:val="bi"/>
-            </m:rPr>
-            <m:t xml:space="preserve"> ≥ </m:t>
-          </m:r>
-          <m:r>
-            <m:rPr>
-              <m:sty m:val="i"/>
-            </m:rPr>
-            <m:t xml:space="preserve">ds</m:t>
-          </m:r>
-          <m:r>
-            <m:rPr>
-              <m:sty m:val="bi"/>
-            </m:rPr>
-            <m:t xml:space="preserve"> | </m:t>
-          </m:r>
-          <m:r>
-            <m:rPr>
-              <m:sty m:val="i"/>
-            </m:rPr>
-            <m:t xml:space="preserve">IM</m:t>
-          </m:r>
-          <m:r>
-            <m:rPr>
-              <m:sty m:val="bi"/>
-            </m:rPr>
-            <m:t xml:space="preserve">]</m:t>
-          </m:r>
-          <m:r>
-            <m:rPr>
-              <m:sty m:val="bi"/>
-            </m:rPr>
-            <m:t xml:space="preserve"> = Φ</m:t>
-          </m:r>
-          <m:r>
-            <m:rPr>
-              <m:sty m:val="bi"/>
-            </m:rPr>
-            <m:t xml:space="preserve">(</m:t>
-          </m:r>
-          <m:r>
-            <m:rPr>
-              <m:sty m:val="bi"/>
-            </m:rPr>
-            <m:t xml:space="preserve"> ln(</m:t>
-          </m:r>
-          <m:r>
-            <m:rPr>
-              <m:sty m:val="i"/>
-            </m:rPr>
-            <m:t xml:space="preserve">IM</m:t>
-          </m:r>
-          <m:r>
-            <m:rPr>
-              <m:sty m:val="bi"/>
-            </m:rPr>
-            <m:t xml:space="preserve">) − ln(</m:t>
-          </m:r>
-          <m:r>
-            <m:rPr>
-              <m:sty m:val="i"/>
-            </m:rPr>
-            <m:t xml:space="preserve">θ</m:t>
-          </m:r>
-          <m:r>
-            <m:rPr>
-              <m:sty m:val="i"/>
-            </m:rPr>
-            <m:t xml:space="preserve">ₙₛ</m:t>
-          </m:r>
-          <m:r>
-            <m:rPr>
-              <m:sty m:val="bi"/>
-            </m:rPr>
-            <m:t xml:space="preserve">)</m:t>
-          </m:r>
-          <m:r>
-            <m:rPr>
-              <m:sty m:val="bi"/>
-            </m:rPr>
-            <m:t xml:space="preserve"> / </m:t>
-          </m:r>
-          <m:r>
-            <m:rPr>
-              <m:sty m:val="i"/>
-            </m:rPr>
-            <m:t xml:space="preserve">β</m:t>
-          </m:r>
-          <m:r>
-            <m:rPr>
-              <m:sty m:val="i"/>
-            </m:rPr>
-            <m:t xml:space="preserve">ₙₛ</m:t>
-          </m:r>
-          <m:r>
-            <m:rPr>
-              <m:sty m:val="bi"/>
-            </m:rPr>
-            <m:t xml:space="preserve"> )</m:t>
-          </m:r>
-        </m:oMath>
-      </m:oMathPara>
-    </w:p>
+    <w:p/>
     <w:p>
       <w:pPr>
         <w:pStyle w:val="Heading2"/>
@@ -2610,12 +2485,145 @@
       </w:r>
     </w:p>
     <w:p>
+      <w:pPr>
+        <w:jc w:val="center"/>
+      </w:pPr>
       <w:r>
         <w:rPr>
-          <w:b w:val="0"/>
+          <w:rFonts w:ascii="Cambria Math" w:hAnsi="Cambria Math"/>
           <w:i/>
+          <w:sz w:val="22"/>
         </w:rPr>
-        <w:t>P[DS ≥ ds | Sa] = Φ( (ln(Sa) − ln(k · θₙₛₙc)) / β )</w:t>
+        <w:t>P</w:t>
+      </w:r>
+      <w:r>
+        <w:rPr>
+          <w:rFonts w:ascii="Cambria Math" w:hAnsi="Cambria Math"/>
+          <w:i w:val="0"/>
+          <w:sz w:val="22"/>
+        </w:rPr>
+        <w:t>[</w:t>
+      </w:r>
+      <w:r>
+        <w:rPr>
+          <w:rFonts w:ascii="Cambria Math" w:hAnsi="Cambria Math"/>
+          <w:i/>
+          <w:sz w:val="22"/>
+        </w:rPr>
+        <w:t>DS</w:t>
+      </w:r>
+      <w:r>
+        <w:rPr>
+          <w:rFonts w:ascii="Cambria Math" w:hAnsi="Cambria Math"/>
+          <w:i w:val="0"/>
+          <w:sz w:val="22"/>
+        </w:rPr>
+        <w:t xml:space="preserve"> ≥ </w:t>
+      </w:r>
+      <w:r>
+        <w:rPr>
+          <w:rFonts w:ascii="Cambria Math" w:hAnsi="Cambria Math"/>
+          <w:i/>
+          <w:sz w:val="22"/>
+        </w:rPr>
+        <w:t>ds</w:t>
+      </w:r>
+      <w:r>
+        <w:rPr>
+          <w:rFonts w:ascii="Cambria Math" w:hAnsi="Cambria Math"/>
+          <w:i w:val="0"/>
+          <w:sz w:val="22"/>
+        </w:rPr>
+        <w:t xml:space="preserve"> | </w:t>
+      </w:r>
+      <w:r>
+        <w:rPr>
+          <w:rFonts w:ascii="Cambria Math" w:hAnsi="Cambria Math"/>
+          <w:i/>
+          <w:sz w:val="22"/>
+        </w:rPr>
+        <w:t>Sa</w:t>
+      </w:r>
+      <w:r>
+        <w:rPr>
+          <w:rFonts w:ascii="Cambria Math" w:hAnsi="Cambria Math"/>
+          <w:i w:val="0"/>
+          <w:sz w:val="22"/>
+        </w:rPr>
+        <w:t>] = Φ [ ( ln(</w:t>
+      </w:r>
+      <w:r>
+        <w:rPr>
+          <w:rFonts w:ascii="Cambria Math" w:hAnsi="Cambria Math"/>
+          <w:i/>
+          <w:sz w:val="22"/>
+        </w:rPr>
+        <w:t>Sa</w:t>
+      </w:r>
+      <w:r>
+        <w:rPr>
+          <w:rFonts w:ascii="Cambria Math" w:hAnsi="Cambria Math"/>
+          <w:i w:val="0"/>
+          <w:sz w:val="22"/>
+        </w:rPr>
+        <w:t>) − ln(</w:t>
+      </w:r>
+      <w:r>
+        <w:rPr>
+          <w:rFonts w:ascii="Cambria Math" w:hAnsi="Cambria Math"/>
+          <w:i/>
+          <w:sz w:val="22"/>
+        </w:rPr>
+        <w:t>k</w:t>
+      </w:r>
+      <w:r>
+        <w:rPr>
+          <w:rFonts w:ascii="Cambria Math" w:hAnsi="Cambria Math"/>
+          <w:i w:val="0"/>
+          <w:sz w:val="22"/>
+        </w:rPr>
+        <w:t xml:space="preserve"> · </w:t>
+      </w:r>
+      <w:r>
+        <w:rPr>
+          <w:rFonts w:ascii="Cambria Math" w:hAnsi="Cambria Math"/>
+          <w:i/>
+          <w:sz w:val="22"/>
+        </w:rPr>
+        <w:t>θ</w:t>
+      </w:r>
+      <w:r>
+        <w:rPr>
+          <w:rFonts w:ascii="Cambria Math" w:hAnsi="Cambria Math"/>
+          <w:i/>
+          <w:sz w:val="22"/>
+          <w:vertAlign w:val="subscript"/>
+        </w:rPr>
+        <w:t>ds,c</w:t>
+      </w:r>
+      <w:r>
+        <w:rPr>
+          <w:rFonts w:ascii="Cambria Math" w:hAnsi="Cambria Math"/>
+          <w:i w:val="0"/>
+          <w:sz w:val="22"/>
+        </w:rPr>
+        <w:t xml:space="preserve">) ) / </w:t>
+      </w:r>
+      <w:r>
+        <w:rPr>
+          <w:rFonts w:ascii="Cambria Math" w:hAnsi="Cambria Math"/>
+          <w:i/>
+          <w:sz w:val="22"/>
+        </w:rPr>
+        <w:t>β</w:t>
+      </w:r>
+      <w:r>
+        <w:rPr>
+          <w:rFonts w:ascii="Cambria Math" w:hAnsi="Cambria Math"/>
+          <w:i w:val="0"/>
+          <w:sz w:val="22"/>
+        </w:rPr>
+        <w:t xml:space="preserve"> ]</w:t>
       </w:r>
     </w:p>
     <w:p>
@@ -2901,12 +2909,228 @@
       </w:r>
     </w:p>
     <w:p>
+      <w:pPr>
+        <w:jc w:val="center"/>
+      </w:pPr>
       <w:r>
         <w:rPr>
-          <w:b w:val="0"/>
+          <w:rFonts w:ascii="Cambria Math" w:hAnsi="Cambria Math"/>
           <w:i/>
+          <w:sz w:val="22"/>
         </w:rPr>
-        <w:t>pⱼ(k, β) = (1/N) · Σᵢ P(DS=j | Saᵢ, HWBᵢ, k, β)</w:t>
+        <w:t>p</w:t>
+      </w:r>
+      <w:r>
+        <w:rPr>
+          <w:rFonts w:ascii="Cambria Math" w:hAnsi="Cambria Math"/>
+          <w:i/>
+          <w:sz w:val="22"/>
+          <w:vertAlign w:val="subscript"/>
+        </w:rPr>
+        <w:t>j</w:t>
+      </w:r>
+      <w:r>
+        <w:rPr>
+          <w:rFonts w:ascii="Cambria Math" w:hAnsi="Cambria Math"/>
+          <w:i w:val="0"/>
+          <w:sz w:val="22"/>
+        </w:rPr>
+        <w:t>(</w:t>
+      </w:r>
+      <w:r>
+        <w:rPr>
+          <w:rFonts w:ascii="Cambria Math" w:hAnsi="Cambria Math"/>
+          <w:i/>
+          <w:sz w:val="22"/>
+        </w:rPr>
+        <w:t>k</w:t>
+      </w:r>
+      <w:r>
+        <w:rPr>
+          <w:rFonts w:ascii="Cambria Math" w:hAnsi="Cambria Math"/>
+          <w:i w:val="0"/>
+          <w:sz w:val="22"/>
+        </w:rPr>
+        <w:t xml:space="preserve">, </w:t>
+      </w:r>
+      <w:r>
+        <w:rPr>
+          <w:rFonts w:ascii="Cambria Math" w:hAnsi="Cambria Math"/>
+          <w:i/>
+          <w:sz w:val="22"/>
+        </w:rPr>
+        <w:t>β</w:t>
+      </w:r>
+      <w:r>
+        <w:rPr>
+          <w:rFonts w:ascii="Cambria Math" w:hAnsi="Cambria Math"/>
+          <w:i w:val="0"/>
+          <w:sz w:val="22"/>
+        </w:rPr>
+        <w:t>) = (1/</w:t>
+      </w:r>
+      <w:r>
+        <w:rPr>
+          <w:rFonts w:ascii="Cambria Math" w:hAnsi="Cambria Math"/>
+          <w:i/>
+          <w:sz w:val="22"/>
+        </w:rPr>
+        <w:t>N</w:t>
+      </w:r>
+      <w:r>
+        <w:rPr>
+          <w:rFonts w:ascii="Cambria Math" w:hAnsi="Cambria Math"/>
+          <w:i w:val="0"/>
+          <w:sz w:val="22"/>
+        </w:rPr>
+        <w:t>) · Σ</w:t>
+      </w:r>
+      <w:r>
+        <w:rPr>
+          <w:rFonts w:ascii="Cambria Math" w:hAnsi="Cambria Math"/>
+          <w:i/>
+          <w:sz w:val="22"/>
+          <w:vertAlign w:val="subscript"/>
+        </w:rPr>
+        <w:t>i</w:t>
+      </w:r>
+      <w:r>
+        <w:rPr>
+          <w:rFonts w:ascii="Cambria Math" w:hAnsi="Cambria Math"/>
+          <w:i w:val="0"/>
+          <w:sz w:val="22"/>
+        </w:rPr>
+        <w:t xml:space="preserve"> </w:t>
+      </w:r>
+      <w:r>
+        <w:rPr>
+          <w:rFonts w:ascii="Cambria Math" w:hAnsi="Cambria Math"/>
+          <w:i/>
+          <w:sz w:val="22"/>
+        </w:rPr>
+        <w:t>P</w:t>
+      </w:r>
+      <w:r>
+        <w:rPr>
+          <w:rFonts w:ascii="Cambria Math" w:hAnsi="Cambria Math"/>
+          <w:i w:val="0"/>
+          <w:sz w:val="22"/>
+        </w:rPr>
+        <w:t>(</w:t>
+      </w:r>
+      <w:r>
+        <w:rPr>
+          <w:rFonts w:ascii="Cambria Math" w:hAnsi="Cambria Math"/>
+          <w:i/>
+          <w:sz w:val="22"/>
+        </w:rPr>
+        <w:t>DS</w:t>
+      </w:r>
+      <w:r>
+        <w:rPr>
+          <w:rFonts w:ascii="Cambria Math" w:hAnsi="Cambria Math"/>
+          <w:i w:val="0"/>
+          <w:sz w:val="22"/>
+        </w:rPr>
+        <w:t xml:space="preserve"> = </w:t>
+      </w:r>
+      <w:r>
+        <w:rPr>
+          <w:rFonts w:ascii="Cambria Math" w:hAnsi="Cambria Math"/>
+          <w:i/>
+          <w:sz w:val="22"/>
+        </w:rPr>
+        <w:t>j</w:t>
+      </w:r>
+      <w:r>
+        <w:rPr>
+          <w:rFonts w:ascii="Cambria Math" w:hAnsi="Cambria Math"/>
+          <w:i w:val="0"/>
+          <w:sz w:val="22"/>
+        </w:rPr>
+        <w:t xml:space="preserve"> | </w:t>
+      </w:r>
+      <w:r>
+        <w:rPr>
+          <w:rFonts w:ascii="Cambria Math" w:hAnsi="Cambria Math"/>
+          <w:i/>
+          <w:sz w:val="22"/>
+        </w:rPr>
+        <w:t>Sa</w:t>
+      </w:r>
+      <w:r>
+        <w:rPr>
+          <w:rFonts w:ascii="Cambria Math" w:hAnsi="Cambria Math"/>
+          <w:i/>
+          <w:sz w:val="22"/>
+          <w:vertAlign w:val="subscript"/>
+        </w:rPr>
+        <w:t>i</w:t>
+      </w:r>
+      <w:r>
+        <w:rPr>
+          <w:rFonts w:ascii="Cambria Math" w:hAnsi="Cambria Math"/>
+          <w:i w:val="0"/>
+          <w:sz w:val="22"/>
+        </w:rPr>
+        <w:t xml:space="preserve">, </w:t>
+      </w:r>
+      <w:r>
+        <w:rPr>
+          <w:rFonts w:ascii="Cambria Math" w:hAnsi="Cambria Math"/>
+          <w:i/>
+          <w:sz w:val="22"/>
+        </w:rPr>
+        <w:t>HWB</w:t>
+      </w:r>
+      <w:r>
+        <w:rPr>
+          <w:rFonts w:ascii="Cambria Math" w:hAnsi="Cambria Math"/>
+          <w:i/>
+          <w:sz w:val="22"/>
+          <w:vertAlign w:val="subscript"/>
+        </w:rPr>
+        <w:t>i</w:t>
+      </w:r>
+      <w:r>
+        <w:rPr>
+          <w:rFonts w:ascii="Cambria Math" w:hAnsi="Cambria Math"/>
+          <w:i w:val="0"/>
+          <w:sz w:val="22"/>
+        </w:rPr>
+        <w:t xml:space="preserve">, </w:t>
+      </w:r>
+      <w:r>
+        <w:rPr>
+          <w:rFonts w:ascii="Cambria Math" w:hAnsi="Cambria Math"/>
+          <w:i/>
+          <w:sz w:val="22"/>
+        </w:rPr>
+        <w:t>k</w:t>
+      </w:r>
+      <w:r>
+        <w:rPr>
+          <w:rFonts w:ascii="Cambria Math" w:hAnsi="Cambria Math"/>
+          <w:i w:val="0"/>
+          <w:sz w:val="22"/>
+        </w:rPr>
+        <w:t xml:space="preserve">, </w:t>
+      </w:r>
+      <w:r>
+        <w:rPr>
+          <w:rFonts w:ascii="Cambria Math" w:hAnsi="Cambria Math"/>
+          <w:i/>
+          <w:sz w:val="22"/>
+        </w:rPr>
+        <w:t>β</w:t>
+      </w:r>
+      <w:r>
+        <w:rPr>
+          <w:rFonts w:ascii="Cambria Math" w:hAnsi="Cambria Math"/>
+          <w:i w:val="0"/>
+          <w:sz w:val="22"/>
+        </w:rPr>
+        <w:t>)</w:t>
       </w:r>
     </w:p>
     <w:p>
@@ -2919,138 +3143,7 @@
         <w:t>The multinomial log-likelihood is:</w:t>
       </w:r>
     </w:p>
-    <w:p>
-      <m:oMathPara>
-        <m:oMath>
-          <m:r>
-            <m:rPr>
-              <m:sty m:val="i"/>
-            </m:rPr>
-            <m:t xml:space="preserve">LL</m:t>
-          </m:r>
-          <m:r>
-            <m:rPr>
-              <m:sty m:val="bi"/>
-            </m:rPr>
-            <m:t xml:space="preserve">(</m:t>
-          </m:r>
-          <m:r>
-            <m:rPr>
-              <m:sty m:val="i"/>
-            </m:rPr>
-            <m:t xml:space="preserve">k</m:t>
-          </m:r>
-          <m:r>
-            <m:rPr>
-              <m:sty m:val="bi"/>
-            </m:rPr>
-            <m:t xml:space="preserve">, </m:t>
-          </m:r>
-          <m:r>
-            <m:rPr>
-              <m:sty m:val="i"/>
-            </m:rPr>
-            <m:t xml:space="preserve">β</m:t>
-          </m:r>
-          <m:r>
-            <m:rPr>
-              <m:sty m:val="bi"/>
-            </m:rPr>
-            <m:t xml:space="preserve">)</m:t>
-          </m:r>
-          <m:r>
-            <m:rPr>
-              <m:sty m:val="bi"/>
-            </m:rPr>
-            <m:t xml:space="preserve"> = </m:t>
-          </m:r>
-          <m:r>
-            <m:rPr>
-              <m:sty m:val="bi"/>
-            </m:rPr>
-            <m:t xml:space="preserve">Σ</m:t>
-          </m:r>
-          <m:r>
-            <m:rPr>
-              <m:sty m:val="i"/>
-            </m:rPr>
-            <m:t xml:space="preserve">ⱼ</m:t>
-          </m:r>
-          <m:r>
-            <m:rPr>
-              <m:sty m:val="bi"/>
-            </m:rPr>
-            <m:t xml:space="preserve"> </m:t>
-          </m:r>
-          <m:r>
-            <m:rPr>
-              <m:sty m:val="i"/>
-            </m:rPr>
-            <m:t xml:space="preserve">n</m:t>
-          </m:r>
-          <m:r>
-            <m:rPr>
-              <m:sty m:val="i"/>
-            </m:rPr>
-            <m:t xml:space="preserve">ⱼ</m:t>
-          </m:r>
-          <m:r>
-            <m:rPr>
-              <m:sty m:val="bi"/>
-            </m:rPr>
-            <m:t xml:space="preserve"> · </m:t>
-          </m:r>
-          <m:r>
-            <m:rPr>
-              <m:sty m:val="bi"/>
-            </m:rPr>
-            <m:t xml:space="preserve">ln(</m:t>
-          </m:r>
-          <m:r>
-            <m:rPr>
-              <m:sty m:val="i"/>
-            </m:rPr>
-            <m:t xml:space="preserve">p</m:t>
-          </m:r>
-          <m:r>
-            <m:rPr>
-              <m:sty m:val="i"/>
-            </m:rPr>
-            <m:t xml:space="preserve">ⱼ</m:t>
-          </m:r>
-          <m:r>
-            <m:rPr>
-              <m:sty m:val="bi"/>
-            </m:rPr>
-            <m:t xml:space="preserve">(</m:t>
-          </m:r>
-          <m:r>
-            <m:rPr>
-              <m:sty m:val="i"/>
-            </m:rPr>
-            <m:t xml:space="preserve">k</m:t>
-          </m:r>
-          <m:r>
-            <m:rPr>
-              <m:sty m:val="bi"/>
-            </m:rPr>
-            <m:t xml:space="preserve">, </m:t>
-          </m:r>
-          <m:r>
-            <m:rPr>
-              <m:sty m:val="i"/>
-            </m:rPr>
-            <m:t xml:space="preserve">β</m:t>
-          </m:r>
-          <m:r>
-            <m:rPr>
-              <m:sty m:val="bi"/>
-            </m:rPr>
-            <m:t xml:space="preserve">))</m:t>
-          </m:r>
-        </m:oMath>
-      </m:oMathPara>
-    </w:p>
+    <w:p/>
     <w:p>
       <w:r>
         <w:t>where n_j are the Basoz observed counts. The negative log-likelihood NLL = -LL is minimized using L-BFGS-B (scipy.optimize.minimize) with bounds k in [0.5, 5.0] and beta in [0.2, 1.5], starting from (k=1.5, beta=0.6).</w:t>
@@ -3666,138 +3759,7 @@
         <w:t>9.6 Replacement Cost Estimation (FHWA 2024)</w:t>
       </w:r>
     </w:p>
-    <w:p>
-      <m:oMathPara>
-        <m:oMath>
-          <m:r>
-            <m:rPr>
-              <m:sty m:val="i"/>
-            </m:rPr>
-            <m:t xml:space="preserve">E</m:t>
-          </m:r>
-          <m:r>
-            <m:rPr>
-              <m:sty m:val="bi"/>
-            </m:rPr>
-            <m:t xml:space="preserve">[</m:t>
-          </m:r>
-          <m:r>
-            <m:rPr>
-              <m:sty m:val="i"/>
-            </m:rPr>
-            <m:t xml:space="preserve">Loss</m:t>
-          </m:r>
-          <m:r>
-            <m:rPr>
-              <m:sty m:val="bi"/>
-            </m:rPr>
-            <m:t xml:space="preserve">]</m:t>
-          </m:r>
-          <m:r>
-            <m:rPr>
-              <m:sty m:val="bi"/>
-            </m:rPr>
-            <m:t xml:space="preserve"> = </m:t>
-          </m:r>
-          <m:r>
-            <m:rPr>
-              <m:sty m:val="bi"/>
-            </m:rPr>
-            <m:t xml:space="preserve">Σ</m:t>
-          </m:r>
-          <m:r>
-            <m:rPr>
-              <m:sty m:val="i"/>
-            </m:rPr>
-            <m:t xml:space="preserve">ds</m:t>
-          </m:r>
-          <m:r>
-            <m:rPr>
-              <m:sty m:val="bi"/>
-            </m:rPr>
-            <m:t xml:space="preserve"> </m:t>
-          </m:r>
-          <m:r>
-            <m:rPr>
-              <m:sty m:val="i"/>
-            </m:rPr>
-            <m:t xml:space="preserve">P</m:t>
-          </m:r>
-          <m:r>
-            <m:rPr>
-              <m:sty m:val="bi"/>
-            </m:rPr>
-            <m:t xml:space="preserve">(</m:t>
-          </m:r>
-          <m:r>
-            <m:rPr>
-              <m:sty m:val="i"/>
-            </m:rPr>
-            <m:t xml:space="preserve">DS</m:t>
-          </m:r>
-          <m:r>
-            <m:rPr>
-              <m:sty m:val="bi"/>
-            </m:rPr>
-            <m:t xml:space="preserve">=</m:t>
-          </m:r>
-          <m:r>
-            <m:rPr>
-              <m:sty m:val="i"/>
-            </m:rPr>
-            <m:t xml:space="preserve">ds</m:t>
-          </m:r>
-          <m:r>
-            <m:rPr>
-              <m:sty m:val="bi"/>
-            </m:rPr>
-            <m:t xml:space="preserve">)</m:t>
-          </m:r>
-          <m:r>
-            <m:rPr>
-              <m:sty m:val="bi"/>
-            </m:rPr>
-            <m:t xml:space="preserve"> × </m:t>
-          </m:r>
-          <m:r>
-            <m:rPr>
-              <m:sty m:val="i"/>
-            </m:rPr>
-            <m:t xml:space="preserve">DR</m:t>
-          </m:r>
-          <m:r>
-            <m:rPr>
-              <m:sty m:val="bi"/>
-            </m:rPr>
-            <m:t xml:space="preserve">(</m:t>
-          </m:r>
-          <m:r>
-            <m:rPr>
-              <m:sty m:val="i"/>
-            </m:rPr>
-            <m:t xml:space="preserve">ds</m:t>
-          </m:r>
-          <m:r>
-            <m:rPr>
-              <m:sty m:val="bi"/>
-            </m:rPr>
-            <m:t xml:space="preserve">)</m:t>
-          </m:r>
-          <m:r>
-            <m:rPr>
-              <m:sty m:val="bi"/>
-            </m:rPr>
-            <m:t xml:space="preserve"> × </m:t>
-          </m:r>
-          <m:r>
-            <m:rPr>
-              <m:sty m:val="i"/>
-            </m:rPr>
-            <m:t xml:space="preserve">RCV</m:t>
-          </m:r>
-        </m:oMath>
-      </m:oMathPara>
-    </w:p>
+    <w:p/>
     <w:p>
       <w:pPr>
         <w:pStyle w:val="Heading3"/>
@@ -3806,126 +3768,7 @@
         <w:t>9.6.1 Formula</w:t>
       </w:r>
     </w:p>
-    <w:p>
-      <m:oMathPara>
-        <m:oMath>
-          <m:r>
-            <m:rPr>
-              <m:sty m:val="i"/>
-            </m:rPr>
-            <m:t xml:space="preserve">RCV</m:t>
-          </m:r>
-          <m:r>
-            <m:rPr>
-              <m:sty m:val="bi"/>
-            </m:rPr>
-            <m:t xml:space="preserve"> = </m:t>
-          </m:r>
-          <m:r>
-            <m:rPr>
-              <m:sty m:val="i"/>
-            </m:rPr>
-            <m:t xml:space="preserve">A</m:t>
-          </m:r>
-          <m:r>
-            <m:rPr>
-              <m:sty m:val="bi"/>
-            </m:rPr>
-            <m:t xml:space="preserve">deck</m:t>
-          </m:r>
-          <m:r>
-            <m:rPr>
-              <m:sty m:val="bi"/>
-            </m:rPr>
-            <m:t xml:space="preserve"> × </m:t>
-          </m:r>
-          <m:r>
-            <m:rPr>
-              <m:sty m:val="i"/>
-            </m:rPr>
-            <m:t xml:space="preserve">C</m:t>
-          </m:r>
-          <m:r>
-            <m:rPr>
-              <m:sty m:val="bi"/>
-            </m:rPr>
-            <m:t xml:space="preserve">base</m:t>
-          </m:r>
-          <m:r>
-            <m:rPr>
-              <m:sty m:val="bi"/>
-            </m:rPr>
-            <m:t xml:space="preserve"> × </m:t>
-          </m:r>
-          <m:r>
-            <m:rPr>
-              <m:sty m:val="i"/>
-            </m:rPr>
-            <m:t xml:space="preserve">f</m:t>
-          </m:r>
-          <m:r>
-            <m:rPr>
-              <m:sty m:val="bi"/>
-            </m:rPr>
-            <m:t xml:space="preserve">mat</m:t>
-          </m:r>
-          <m:r>
-            <m:rPr>
-              <m:sty m:val="bi"/>
-            </m:rPr>
-            <m:t xml:space="preserve"> × </m:t>
-          </m:r>
-          <m:r>
-            <m:rPr>
-              <m:sty m:val="i"/>
-            </m:rPr>
-            <m:t xml:space="preserve">f</m:t>
-          </m:r>
-          <m:r>
-            <m:rPr>
-              <m:sty m:val="bi"/>
-            </m:rPr>
-            <m:t xml:space="preserve">span</m:t>
-          </m:r>
-          <m:r>
-            <m:rPr>
-              <m:sty m:val="bi"/>
-            </m:rPr>
-            <m:t xml:space="preserve"> × </m:t>
-          </m:r>
-          <m:r>
-            <m:rPr>
-              <m:sty m:val="i"/>
-            </m:rPr>
-            <m:t xml:space="preserve">f</m:t>
-          </m:r>
-          <m:r>
-            <m:rPr>
-              <m:sty m:val="bi"/>
-            </m:rPr>
-            <m:t xml:space="preserve">skew</m:t>
-          </m:r>
-          <m:r>
-            <m:rPr>
-              <m:sty m:val="bi"/>
-            </m:rPr>
-            <m:t xml:space="preserve"> × </m:t>
-          </m:r>
-          <m:r>
-            <m:rPr>
-              <m:sty m:val="i"/>
-            </m:rPr>
-            <m:t xml:space="preserve">f</m:t>
-          </m:r>
-          <m:r>
-            <m:rPr>
-              <m:sty m:val="bi"/>
-            </m:rPr>
-            <m:t xml:space="preserve">seismic</m:t>
-          </m:r>
-        </m:oMath>
-      </m:oMathPara>
-    </w:p>
+    <w:p/>
     <w:p>
       <w:r>
         <w:t>Where:</w:t>
@@ -5852,8 +5695,161 @@
       </w:r>
     </w:p>
     <w:p>
-      <w:r>
-        <w:t xml:space="preserve">  E[Loss] = SUM_ds P(DS=ds) x DR(ds) x RCV</w:t>
+      <w:pPr>
+        <w:jc w:val="center"/>
+      </w:pPr>
+      <w:r>
+        <w:rPr>
+          <w:rFonts w:ascii="Cambria Math" w:hAnsi="Cambria Math"/>
+          <w:i/>
+          <w:sz w:val="22"/>
+        </w:rPr>
+        <w:t>E</w:t>
+      </w:r>
+      <w:r>
+        <w:rPr>
+          <w:rFonts w:ascii="Cambria Math" w:hAnsi="Cambria Math"/>
+          <w:i w:val="0"/>
+          <w:sz w:val="22"/>
+        </w:rPr>
+        <w:t>[</w:t>
+      </w:r>
+      <w:r>
+        <w:rPr>
+          <w:rFonts w:ascii="Cambria Math" w:hAnsi="Cambria Math"/>
+          <w:i/>
+          <w:sz w:val="22"/>
+        </w:rPr>
+        <w:t>Loss</w:t>
+      </w:r>
+      <w:r>
+        <w:rPr>
+          <w:rFonts w:ascii="Cambria Math" w:hAnsi="Cambria Math"/>
+          <w:i w:val="0"/>
+          <w:sz w:val="22"/>
+        </w:rPr>
+        <w:t>] = Σ</w:t>
+      </w:r>
+      <w:r>
+        <w:rPr>
+          <w:rFonts w:ascii="Cambria Math" w:hAnsi="Cambria Math"/>
+          <w:i/>
+          <w:sz w:val="22"/>
+          <w:vertAlign w:val="subscript"/>
+        </w:rPr>
+        <w:t>ds</w:t>
+      </w:r>
+      <w:r>
+        <w:rPr>
+          <w:rFonts w:ascii="Cambria Math" w:hAnsi="Cambria Math"/>
+          <w:i w:val="0"/>
+          <w:sz w:val="22"/>
+        </w:rPr>
+        <w:t xml:space="preserve"> </w:t>
+      </w:r>
+      <w:r>
+        <w:rPr>
+          <w:rFonts w:ascii="Cambria Math" w:hAnsi="Cambria Math"/>
+          <w:i/>
+          <w:sz w:val="22"/>
+        </w:rPr>
+        <w:t>P</w:t>
+      </w:r>
+      <w:r>
+        <w:rPr>
+          <w:rFonts w:ascii="Cambria Math" w:hAnsi="Cambria Math"/>
+          <w:i w:val="0"/>
+          <w:sz w:val="22"/>
+        </w:rPr>
+        <w:t>(</w:t>
+      </w:r>
+      <w:r>
+        <w:rPr>
+          <w:rFonts w:ascii="Cambria Math" w:hAnsi="Cambria Math"/>
+          <w:i/>
+          <w:sz w:val="22"/>
+        </w:rPr>
+        <w:t>DS</w:t>
+      </w:r>
+      <w:r>
+        <w:rPr>
+          <w:rFonts w:ascii="Cambria Math" w:hAnsi="Cambria Math"/>
+          <w:i w:val="0"/>
+          <w:sz w:val="22"/>
+        </w:rPr>
+        <w:t xml:space="preserve"> = </w:t>
+      </w:r>
+      <w:r>
+        <w:rPr>
+          <w:rFonts w:ascii="Cambria Math" w:hAnsi="Cambria Math"/>
+          <w:i/>
+          <w:sz w:val="22"/>
+        </w:rPr>
+        <w:t>ds</w:t>
+      </w:r>
+      <w:r>
+        <w:rPr>
+          <w:rFonts w:ascii="Cambria Math" w:hAnsi="Cambria Math"/>
+          <w:i w:val="0"/>
+          <w:sz w:val="22"/>
+        </w:rPr>
+        <w:t>)</w:t>
+      </w:r>
+      <w:r>
+        <w:rPr>
+          <w:rFonts w:ascii="Cambria Math" w:hAnsi="Cambria Math"/>
+          <w:i w:val="0"/>
+          <w:sz w:val="22"/>
+        </w:rPr>
+        <w:t xml:space="preserve"> × </w:t>
+      </w:r>
+      <w:r>
+        <w:rPr>
+          <w:rFonts w:ascii="Cambria Math" w:hAnsi="Cambria Math"/>
+          <w:i/>
+          <w:sz w:val="22"/>
+        </w:rPr>
+        <w:t>DR</w:t>
+      </w:r>
+      <w:r>
+        <w:rPr>
+          <w:rFonts w:ascii="Cambria Math" w:hAnsi="Cambria Math"/>
+          <w:i w:val="0"/>
+          <w:sz w:val="22"/>
+        </w:rPr>
+        <w:t>(</w:t>
+      </w:r>
+      <w:r>
+        <w:rPr>
+          <w:rFonts w:ascii="Cambria Math" w:hAnsi="Cambria Math"/>
+          <w:i/>
+          <w:sz w:val="22"/>
+        </w:rPr>
+        <w:t>ds</w:t>
+      </w:r>
+      <w:r>
+        <w:rPr>
+          <w:rFonts w:ascii="Cambria Math" w:hAnsi="Cambria Math"/>
+          <w:i w:val="0"/>
+          <w:sz w:val="22"/>
+        </w:rPr>
+        <w:t>)</w:t>
+      </w:r>
+      <w:r>
+        <w:rPr>
+          <w:rFonts w:ascii="Cambria Math" w:hAnsi="Cambria Math"/>
+          <w:i w:val="0"/>
+          <w:sz w:val="22"/>
+        </w:rPr>
+        <w:t xml:space="preserve"> × </w:t>
+      </w:r>
+      <w:r>
+        <w:rPr>
+          <w:rFonts w:ascii="Cambria Math" w:hAnsi="Cambria Math"/>
+          <w:i/>
+          <w:sz w:val="22"/>
+        </w:rPr>
+        <w:t>RCV</w:t>
       </w:r>
     </w:p>
     <w:tbl>
@@ -8608,12 +8604,191 @@
       </w:r>
     </w:p>
     <w:p>
+      <w:pPr>
+        <w:jc w:val="center"/>
+      </w:pPr>
       <w:r>
         <w:rPr>
-          <w:b w:val="0"/>
+          <w:rFonts w:ascii="Cambria Math" w:hAnsi="Cambria Math"/>
           <w:i/>
+          <w:sz w:val="22"/>
         </w:rPr>
-        <w:t>RCV = Aₙₑₑₖ · Cₐₑₛₑ · fₘₑₜ · fₛₚₑₙ · fₛₖₑ‍ₙ · fₛₑₓₛ</w:t>
+        <w:t>RCV</w:t>
+      </w:r>
+      <w:r>
+        <w:rPr>
+          <w:rFonts w:ascii="Cambria Math" w:hAnsi="Cambria Math"/>
+          <w:i w:val="0"/>
+          <w:sz w:val="22"/>
+        </w:rPr>
+        <w:t xml:space="preserve"> = </w:t>
+      </w:r>
+      <w:r>
+        <w:rPr>
+          <w:rFonts w:ascii="Cambria Math" w:hAnsi="Cambria Math"/>
+          <w:i/>
+          <w:sz w:val="22"/>
+        </w:rPr>
+        <w:t>A</w:t>
+      </w:r>
+      <w:r>
+        <w:rPr>
+          <w:rFonts w:ascii="Cambria Math" w:hAnsi="Cambria Math"/>
+          <w:i w:val="0"/>
+          <w:sz w:val="22"/>
+          <w:vertAlign w:val="subscript"/>
+        </w:rPr>
+        <w:t>deck</w:t>
+      </w:r>
+      <w:r>
+        <w:rPr>
+          <w:rFonts w:ascii="Cambria Math" w:hAnsi="Cambria Math"/>
+          <w:i w:val="0"/>
+          <w:sz w:val="22"/>
+        </w:rPr>
+        <w:t xml:space="preserve"> × </w:t>
+      </w:r>
+      <w:r>
+        <w:rPr>
+          <w:rFonts w:ascii="Cambria Math" w:hAnsi="Cambria Math"/>
+          <w:i/>
+          <w:sz w:val="22"/>
+        </w:rPr>
+        <w:t>C</w:t>
+      </w:r>
+      <w:r>
+        <w:rPr>
+          <w:rFonts w:ascii="Cambria Math" w:hAnsi="Cambria Math"/>
+          <w:i w:val="0"/>
+          <w:sz w:val="22"/>
+          <w:vertAlign w:val="subscript"/>
+        </w:rPr>
+        <w:t>base</w:t>
+      </w:r>
+      <w:r>
+        <w:rPr>
+          <w:rFonts w:ascii="Cambria Math" w:hAnsi="Cambria Math"/>
+          <w:i w:val="0"/>
+          <w:sz w:val="22"/>
+        </w:rPr>
+        <w:t xml:space="preserve"> × </w:t>
+      </w:r>
+      <w:r>
+        <w:rPr>
+          <w:rFonts w:ascii="Cambria Math" w:hAnsi="Cambria Math"/>
+          <w:i/>
+          <w:sz w:val="22"/>
+        </w:rPr>
+        <w:t>f</w:t>
+      </w:r>
+      <w:r>
+        <w:rPr>
+          <w:rFonts w:ascii="Cambria Math" w:hAnsi="Cambria Math"/>
+          <w:i w:val="0"/>
+          <w:sz w:val="22"/>
+          <w:vertAlign w:val="subscript"/>
+        </w:rPr>
+        <w:t>material</w:t>
+      </w:r>
+      <w:r>
+        <w:rPr>
+          <w:rFonts w:ascii="Cambria Math" w:hAnsi="Cambria Math"/>
+          <w:i w:val="0"/>
+          <w:sz w:val="22"/>
+        </w:rPr>
+        <w:t xml:space="preserve"> × </w:t>
+      </w:r>
+      <w:r>
+        <w:rPr>
+          <w:rFonts w:ascii="Cambria Math" w:hAnsi="Cambria Math"/>
+          <w:i/>
+          <w:sz w:val="22"/>
+        </w:rPr>
+        <w:t>f</w:t>
+      </w:r>
+      <w:r>
+        <w:rPr>
+          <w:rFonts w:ascii="Cambria Math" w:hAnsi="Cambria Math"/>
+          <w:i w:val="0"/>
+          <w:sz w:val="22"/>
+          <w:vertAlign w:val="subscript"/>
+        </w:rPr>
+        <w:t>span</w:t>
+      </w:r>
+      <w:r>
+        <w:rPr>
+          <w:rFonts w:ascii="Cambria Math" w:hAnsi="Cambria Math"/>
+          <w:i w:val="0"/>
+          <w:sz w:val="22"/>
+        </w:rPr>
+        <w:t xml:space="preserve"> × </w:t>
+      </w:r>
+      <w:r>
+        <w:rPr>
+          <w:rFonts w:ascii="Cambria Math" w:hAnsi="Cambria Math"/>
+          <w:i/>
+          <w:sz w:val="22"/>
+        </w:rPr>
+        <w:t>f</w:t>
+      </w:r>
+      <w:r>
+        <w:rPr>
+          <w:rFonts w:ascii="Cambria Math" w:hAnsi="Cambria Math"/>
+          <w:i w:val="0"/>
+          <w:sz w:val="22"/>
+          <w:vertAlign w:val="subscript"/>
+        </w:rPr>
+        <w:t>skew</w:t>
+      </w:r>
+      <w:r>
+        <w:rPr>
+          <w:rFonts w:ascii="Cambria Math" w:hAnsi="Cambria Math"/>
+          <w:i w:val="0"/>
+          <w:sz w:val="22"/>
+        </w:rPr>
+        <w:t xml:space="preserve"> × </w:t>
+      </w:r>
+      <w:r>
+        <w:rPr>
+          <w:rFonts w:ascii="Cambria Math" w:hAnsi="Cambria Math"/>
+          <w:i/>
+          <w:sz w:val="22"/>
+        </w:rPr>
+        <w:t>f</w:t>
+      </w:r>
+      <w:r>
+        <w:rPr>
+          <w:rFonts w:ascii="Cambria Math" w:hAnsi="Cambria Math"/>
+          <w:i w:val="0"/>
+          <w:sz w:val="22"/>
+          <w:vertAlign w:val="subscript"/>
+        </w:rPr>
+        <w:t>seismic</w:t>
+      </w:r>
+      <w:r>
+        <w:rPr>
+          <w:rFonts w:ascii="Cambria Math" w:hAnsi="Cambria Math"/>
+          <w:i w:val="0"/>
+          <w:sz w:val="22"/>
+        </w:rPr>
+        <w:t xml:space="preserve"> × </w:t>
+      </w:r>
+      <w:r>
+        <w:rPr>
+          <w:rFonts w:ascii="Cambria Math" w:hAnsi="Cambria Math"/>
+          <w:i/>
+          <w:sz w:val="22"/>
+        </w:rPr>
+        <w:t>f</w:t>
+      </w:r>
+      <w:r>
+        <w:rPr>
+          <w:rFonts w:ascii="Cambria Math" w:hAnsi="Cambria Math"/>
+          <w:i w:val="0"/>
+          <w:sz w:val="22"/>
+          <w:vertAlign w:val="subscript"/>
+        </w:rPr>
+        <w:t>region</w:t>
       </w:r>
     </w:p>
     <w:p/>
@@ -8691,12 +8866,145 @@
       </w:r>
     </w:p>
     <w:p>
+      <w:pPr>
+        <w:jc w:val="center"/>
+      </w:pPr>
       <w:r>
         <w:rPr>
-          <w:b w:val="0"/>
+          <w:rFonts w:ascii="Cambria Math" w:hAnsi="Cambria Math"/>
           <w:i/>
+          <w:sz w:val="22"/>
         </w:rPr>
-        <w:t>E[Downtime] = Σⱼ P(DS=j) · DT(j)</w:t>
+        <w:t>E</w:t>
+      </w:r>
+      <w:r>
+        <w:rPr>
+          <w:rFonts w:ascii="Cambria Math" w:hAnsi="Cambria Math"/>
+          <w:i w:val="0"/>
+          <w:sz w:val="22"/>
+        </w:rPr>
+        <w:t>[</w:t>
+      </w:r>
+      <w:r>
+        <w:rPr>
+          <w:rFonts w:ascii="Cambria Math" w:hAnsi="Cambria Math"/>
+          <w:i/>
+          <w:sz w:val="22"/>
+        </w:rPr>
+        <w:t>Downtime</w:t>
+      </w:r>
+      <w:r>
+        <w:rPr>
+          <w:rFonts w:ascii="Cambria Math" w:hAnsi="Cambria Math"/>
+          <w:i w:val="0"/>
+          <w:sz w:val="22"/>
+        </w:rPr>
+        <w:t>] = Σ</w:t>
+      </w:r>
+      <w:r>
+        <w:rPr>
+          <w:rFonts w:ascii="Cambria Math" w:hAnsi="Cambria Math"/>
+          <w:i/>
+          <w:sz w:val="22"/>
+          <w:vertAlign w:val="subscript"/>
+        </w:rPr>
+        <w:t>ds</w:t>
+      </w:r>
+      <w:r>
+        <w:rPr>
+          <w:rFonts w:ascii="Cambria Math" w:hAnsi="Cambria Math"/>
+          <w:i w:val="0"/>
+          <w:sz w:val="22"/>
+        </w:rPr>
+        <w:t xml:space="preserve"> </w:t>
+      </w:r>
+      <w:r>
+        <w:rPr>
+          <w:rFonts w:ascii="Cambria Math" w:hAnsi="Cambria Math"/>
+          <w:i/>
+          <w:sz w:val="22"/>
+        </w:rPr>
+        <w:t>P</w:t>
+      </w:r>
+      <w:r>
+        <w:rPr>
+          <w:rFonts w:ascii="Cambria Math" w:hAnsi="Cambria Math"/>
+          <w:i w:val="0"/>
+          <w:sz w:val="22"/>
+        </w:rPr>
+        <w:t>(</w:t>
+      </w:r>
+      <w:r>
+        <w:rPr>
+          <w:rFonts w:ascii="Cambria Math" w:hAnsi="Cambria Math"/>
+          <w:i/>
+          <w:sz w:val="22"/>
+        </w:rPr>
+        <w:t>DS</w:t>
+      </w:r>
+      <w:r>
+        <w:rPr>
+          <w:rFonts w:ascii="Cambria Math" w:hAnsi="Cambria Math"/>
+          <w:i w:val="0"/>
+          <w:sz w:val="22"/>
+        </w:rPr>
+        <w:t xml:space="preserve"> = </w:t>
+      </w:r>
+      <w:r>
+        <w:rPr>
+          <w:rFonts w:ascii="Cambria Math" w:hAnsi="Cambria Math"/>
+          <w:i/>
+          <w:sz w:val="22"/>
+        </w:rPr>
+        <w:t>ds</w:t>
+      </w:r>
+      <w:r>
+        <w:rPr>
+          <w:rFonts w:ascii="Cambria Math" w:hAnsi="Cambria Math"/>
+          <w:i w:val="0"/>
+          <w:sz w:val="22"/>
+        </w:rPr>
+        <w:t>)</w:t>
+      </w:r>
+      <w:r>
+        <w:rPr>
+          <w:rFonts w:ascii="Cambria Math" w:hAnsi="Cambria Math"/>
+          <w:i w:val="0"/>
+          <w:sz w:val="22"/>
+        </w:rPr>
+        <w:t xml:space="preserve"> × </w:t>
+      </w:r>
+      <w:r>
+        <w:rPr>
+          <w:rFonts w:ascii="Cambria Math" w:hAnsi="Cambria Math"/>
+          <w:i/>
+          <w:sz w:val="22"/>
+        </w:rPr>
+        <w:t>DT</w:t>
+      </w:r>
+      <w:r>
+        <w:rPr>
+          <w:rFonts w:ascii="Cambria Math" w:hAnsi="Cambria Math"/>
+          <w:i w:val="0"/>
+          <w:sz w:val="22"/>
+        </w:rPr>
+        <w:t>(</w:t>
+      </w:r>
+      <w:r>
+        <w:rPr>
+          <w:rFonts w:ascii="Cambria Math" w:hAnsi="Cambria Math"/>
+          <w:i/>
+          <w:sz w:val="22"/>
+        </w:rPr>
+        <w:t>ds</w:t>
+      </w:r>
+      <w:r>
+        <w:rPr>
+          <w:rFonts w:ascii="Cambria Math" w:hAnsi="Cambria Math"/>
+          <w:i w:val="0"/>
+          <w:sz w:val="22"/>
+        </w:rPr>
+        <w:t>)</w:t>
       </w:r>
     </w:p>
     <w:p>

--- a/CAT411_Technical_Documentation.docx
+++ b/CAT411_Technical_Documentation.docx
@@ -2550,7 +2550,23 @@
           <w:i w:val="0"/>
           <w:sz w:val="22"/>
         </w:rPr>
-        <w:t>] = Φ [ ( ln(</w:t>
+        <w:t>]</w:t>
+      </w:r>
+      <w:r>
+        <w:rPr>
+          <w:rFonts w:ascii="Cambria Math" w:hAnsi="Cambria Math"/>
+          <w:i w:val="0"/>
+          <w:sz w:val="22"/>
+        </w:rPr>
+        <w:t xml:space="preserve"> = Φ ( </w:t>
+      </w:r>
+      <w:r>
+        <w:rPr>
+          <w:rFonts w:ascii="Cambria Math" w:hAnsi="Cambria Math"/>
+          <w:i w:val="0"/>
+          <w:sz w:val="22"/>
+        </w:rPr>
+        <w:t>( ln(</w:t>
       </w:r>
       <w:r>
         <w:rPr>
@@ -2595,7 +2611,7 @@
       <w:r>
         <w:rPr>
           <w:rFonts w:ascii="Cambria Math" w:hAnsi="Cambria Math"/>
-          <w:i/>
+          <w:i w:val="0"/>
           <w:sz w:val="22"/>
           <w:vertAlign w:val="subscript"/>
         </w:rPr>
@@ -2607,7 +2623,15 @@
           <w:i w:val="0"/>
           <w:sz w:val="22"/>
         </w:rPr>
-        <w:t xml:space="preserve">) ) / </w:t>
+        <w:t>) )</w:t>
+      </w:r>
+      <w:r>
+        <w:rPr>
+          <w:rFonts w:ascii="Cambria Math" w:hAnsi="Cambria Math"/>
+          <w:i w:val="0"/>
+          <w:sz w:val="22"/>
+        </w:rPr>
+        <w:t xml:space="preserve"> / </w:t>
       </w:r>
       <w:r>
         <w:rPr>
@@ -2623,7 +2647,7 @@
           <w:i w:val="0"/>
           <w:sz w:val="22"/>
         </w:rPr>
-        <w:t xml:space="preserve"> ]</w:t>
+        <w:t xml:space="preserve"> )</w:t>
       </w:r>
     </w:p>
     <w:p>
@@ -2923,7 +2947,7 @@
       <w:r>
         <w:rPr>
           <w:rFonts w:ascii="Cambria Math" w:hAnsi="Cambria Math"/>
-          <w:i/>
+          <w:i w:val="0"/>
           <w:sz w:val="22"/>
           <w:vertAlign w:val="subscript"/>
         </w:rPr>
@@ -2967,7 +2991,15 @@
           <w:i w:val="0"/>
           <w:sz w:val="22"/>
         </w:rPr>
-        <w:t>) = (1/</w:t>
+        <w:t>)</w:t>
+      </w:r>
+      <w:r>
+        <w:rPr>
+          <w:rFonts w:ascii="Cambria Math" w:hAnsi="Cambria Math"/>
+          <w:i w:val="0"/>
+          <w:sz w:val="22"/>
+        </w:rPr>
+        <w:t xml:space="preserve"> = (1/</w:t>
       </w:r>
       <w:r>
         <w:rPr>
@@ -2983,12 +3015,20 @@
           <w:i w:val="0"/>
           <w:sz w:val="22"/>
         </w:rPr>
-        <w:t>) · Σ</w:t>
+        <w:t xml:space="preserve">) · </w:t>
       </w:r>
       <w:r>
         <w:rPr>
           <w:rFonts w:ascii="Cambria Math" w:hAnsi="Cambria Math"/>
-          <w:i/>
+          <w:i w:val="0"/>
+          <w:sz w:val="22"/>
+        </w:rPr>
+        <w:t>Σ</w:t>
+      </w:r>
+      <w:r>
+        <w:rPr>
+          <w:rFonts w:ascii="Cambria Math" w:hAnsi="Cambria Math"/>
+          <w:i w:val="0"/>
           <w:sz w:val="22"/>
           <w:vertAlign w:val="subscript"/>
         </w:rPr>
@@ -3061,7 +3101,7 @@
       <w:r>
         <w:rPr>
           <w:rFonts w:ascii="Cambria Math" w:hAnsi="Cambria Math"/>
-          <w:i/>
+          <w:i w:val="0"/>
           <w:sz w:val="22"/>
           <w:vertAlign w:val="subscript"/>
         </w:rPr>
@@ -3086,7 +3126,7 @@
       <w:r>
         <w:rPr>
           <w:rFonts w:ascii="Cambria Math" w:hAnsi="Cambria Math"/>
-          <w:i/>
+          <w:i w:val="0"/>
           <w:sz w:val="22"/>
           <w:vertAlign w:val="subscript"/>
         </w:rPr>
@@ -3759,7 +3799,14 @@
         <w:t>9.6 Replacement Cost Estimation (FHWA 2024)</w:t>
       </w:r>
     </w:p>
-    <w:p/>
+    <w:p>
+      <w:r>
+        <w:rPr>
+          <w:sz w:val="22"/>
+        </w:rPr>
+        <w:t>Bridge replacement cost values (RCV) are estimated from NBI structural attributes using a multi-factor model anchored to FHWA 2024 state-level unit costs. The RCV drives the financial loss calculation: E[Loss] = Σ P(DS) × DR(DS) × RCV.</w:t>
+      </w:r>
+    </w:p>
     <w:p>
       <w:pPr>
         <w:pStyle w:val="Heading3"/>
@@ -3768,7 +3815,194 @@
         <w:t>9.6.1 Formula</w:t>
       </w:r>
     </w:p>
-    <w:p/>
+    <w:p>
+      <w:pPr>
+        <w:jc w:val="center"/>
+      </w:pPr>
+      <w:r>
+        <w:rPr>
+          <w:rFonts w:ascii="Cambria Math" w:hAnsi="Cambria Math"/>
+          <w:i/>
+          <w:sz w:val="22"/>
+        </w:rPr>
+        <w:t>RCV</w:t>
+      </w:r>
+      <w:r>
+        <w:rPr>
+          <w:rFonts w:ascii="Cambria Math" w:hAnsi="Cambria Math"/>
+          <w:i w:val="0"/>
+          <w:sz w:val="22"/>
+        </w:rPr>
+        <w:t xml:space="preserve"> = </w:t>
+      </w:r>
+      <w:r>
+        <w:rPr>
+          <w:rFonts w:ascii="Cambria Math" w:hAnsi="Cambria Math"/>
+          <w:i/>
+          <w:sz w:val="22"/>
+        </w:rPr>
+        <w:t>A</w:t>
+      </w:r>
+      <w:r>
+        <w:rPr>
+          <w:rFonts w:ascii="Cambria Math" w:hAnsi="Cambria Math"/>
+          <w:i w:val="0"/>
+          <w:sz w:val="22"/>
+          <w:vertAlign w:val="subscript"/>
+        </w:rPr>
+        <w:t>deck</w:t>
+      </w:r>
+      <w:r>
+        <w:rPr>
+          <w:rFonts w:ascii="Cambria Math" w:hAnsi="Cambria Math"/>
+          <w:i w:val="0"/>
+          <w:sz w:val="22"/>
+        </w:rPr>
+        <w:t xml:space="preserve"> × </w:t>
+      </w:r>
+      <w:r>
+        <w:rPr>
+          <w:rFonts w:ascii="Cambria Math" w:hAnsi="Cambria Math"/>
+          <w:i/>
+          <w:sz w:val="22"/>
+        </w:rPr>
+        <w:t>C</w:t>
+      </w:r>
+      <w:r>
+        <w:rPr>
+          <w:rFonts w:ascii="Cambria Math" w:hAnsi="Cambria Math"/>
+          <w:i w:val="0"/>
+          <w:sz w:val="22"/>
+          <w:vertAlign w:val="subscript"/>
+        </w:rPr>
+        <w:t>base</w:t>
+      </w:r>
+      <w:r>
+        <w:rPr>
+          <w:rFonts w:ascii="Cambria Math" w:hAnsi="Cambria Math"/>
+          <w:i w:val="0"/>
+          <w:sz w:val="22"/>
+        </w:rPr>
+        <w:t xml:space="preserve"> × </w:t>
+      </w:r>
+      <w:r>
+        <w:rPr>
+          <w:rFonts w:ascii="Cambria Math" w:hAnsi="Cambria Math"/>
+          <w:i/>
+          <w:sz w:val="22"/>
+        </w:rPr>
+        <w:t>f</w:t>
+      </w:r>
+      <w:r>
+        <w:rPr>
+          <w:rFonts w:ascii="Cambria Math" w:hAnsi="Cambria Math"/>
+          <w:i w:val="0"/>
+          <w:sz w:val="22"/>
+          <w:vertAlign w:val="subscript"/>
+        </w:rPr>
+        <w:t>material</w:t>
+      </w:r>
+      <w:r>
+        <w:rPr>
+          <w:rFonts w:ascii="Cambria Math" w:hAnsi="Cambria Math"/>
+          <w:i w:val="0"/>
+          <w:sz w:val="22"/>
+        </w:rPr>
+        <w:t xml:space="preserve"> × </w:t>
+      </w:r>
+      <w:r>
+        <w:rPr>
+          <w:rFonts w:ascii="Cambria Math" w:hAnsi="Cambria Math"/>
+          <w:i/>
+          <w:sz w:val="22"/>
+        </w:rPr>
+        <w:t>f</w:t>
+      </w:r>
+      <w:r>
+        <w:rPr>
+          <w:rFonts w:ascii="Cambria Math" w:hAnsi="Cambria Math"/>
+          <w:i w:val="0"/>
+          <w:sz w:val="22"/>
+          <w:vertAlign w:val="subscript"/>
+        </w:rPr>
+        <w:t>span</w:t>
+      </w:r>
+      <w:r>
+        <w:rPr>
+          <w:rFonts w:ascii="Cambria Math" w:hAnsi="Cambria Math"/>
+          <w:i w:val="0"/>
+          <w:sz w:val="22"/>
+        </w:rPr>
+        <w:t xml:space="preserve"> × </w:t>
+      </w:r>
+      <w:r>
+        <w:rPr>
+          <w:rFonts w:ascii="Cambria Math" w:hAnsi="Cambria Math"/>
+          <w:i/>
+          <w:sz w:val="22"/>
+        </w:rPr>
+        <w:t>f</w:t>
+      </w:r>
+      <w:r>
+        <w:rPr>
+          <w:rFonts w:ascii="Cambria Math" w:hAnsi="Cambria Math"/>
+          <w:i w:val="0"/>
+          <w:sz w:val="22"/>
+          <w:vertAlign w:val="subscript"/>
+        </w:rPr>
+        <w:t>skew</w:t>
+      </w:r>
+      <w:r>
+        <w:rPr>
+          <w:rFonts w:ascii="Cambria Math" w:hAnsi="Cambria Math"/>
+          <w:i w:val="0"/>
+          <w:sz w:val="22"/>
+        </w:rPr>
+        <w:t xml:space="preserve"> × </w:t>
+      </w:r>
+      <w:r>
+        <w:rPr>
+          <w:rFonts w:ascii="Cambria Math" w:hAnsi="Cambria Math"/>
+          <w:i/>
+          <w:sz w:val="22"/>
+        </w:rPr>
+        <w:t>f</w:t>
+      </w:r>
+      <w:r>
+        <w:rPr>
+          <w:rFonts w:ascii="Cambria Math" w:hAnsi="Cambria Math"/>
+          <w:i w:val="0"/>
+          <w:sz w:val="22"/>
+          <w:vertAlign w:val="subscript"/>
+        </w:rPr>
+        <w:t>seismic</w:t>
+      </w:r>
+      <w:r>
+        <w:rPr>
+          <w:rFonts w:ascii="Cambria Math" w:hAnsi="Cambria Math"/>
+          <w:i w:val="0"/>
+          <w:sz w:val="22"/>
+        </w:rPr>
+        <w:t xml:space="preserve"> × </w:t>
+      </w:r>
+      <w:r>
+        <w:rPr>
+          <w:rFonts w:ascii="Cambria Math" w:hAnsi="Cambria Math"/>
+          <w:i/>
+          <w:sz w:val="22"/>
+        </w:rPr>
+        <w:t>f</w:t>
+      </w:r>
+      <w:r>
+        <w:rPr>
+          <w:rFonts w:ascii="Cambria Math" w:hAnsi="Cambria Math"/>
+          <w:i w:val="0"/>
+          <w:sz w:val="22"/>
+          <w:vertAlign w:val="subscript"/>
+        </w:rPr>
+        <w:t>region</w:t>
+      </w:r>
+    </w:p>
     <w:p>
       <w:r>
         <w:t>Where:</w:t>
@@ -3776,7 +4010,33 @@
     </w:p>
     <w:p>
       <w:r>
-        <w:t xml:space="preserve">  - deck_area = structure_length (NBI Item 049) x deck_width (NBI Item 052), in m2</w:t>
+        <w:rPr>
+          <w:sz w:val="22"/>
+        </w:rPr>
+        <w:t xml:space="preserve">  - </w:t>
+      </w:r>
+      <w:r>
+        <w:rPr>
+          <w:rFonts w:ascii="Cambria Math" w:hAnsi="Cambria Math"/>
+          <w:i/>
+          <w:sz w:val="22"/>
+        </w:rPr>
+        <w:t>A</w:t>
+      </w:r>
+      <w:r>
+        <w:rPr>
+          <w:rFonts w:ascii="Cambria Math" w:hAnsi="Cambria Math"/>
+          <w:i w:val="0"/>
+          <w:sz w:val="22"/>
+          <w:vertAlign w:val="subscript"/>
+        </w:rPr>
+        <w:t>deck</w:t>
+      </w:r>
+      <w:r>
+        <w:rPr>
+          <w:sz w:val="22"/>
+        </w:rPr>
+        <w:t xml:space="preserve"> = structure_length (NBI Item 049) × deck_width (NBI Item 052), in m²</w:t>
       </w:r>
     </w:p>
     <w:p>
@@ -5728,12 +5988,28 @@
           <w:i w:val="0"/>
           <w:sz w:val="22"/>
         </w:rPr>
-        <w:t>] = Σ</w:t>
+        <w:t>]</w:t>
       </w:r>
       <w:r>
         <w:rPr>
           <w:rFonts w:ascii="Cambria Math" w:hAnsi="Cambria Math"/>
-          <w:i/>
+          <w:i w:val="0"/>
+          <w:sz w:val="22"/>
+        </w:rPr>
+        <w:t xml:space="preserve"> = </w:t>
+      </w:r>
+      <w:r>
+        <w:rPr>
+          <w:rFonts w:ascii="Cambria Math" w:hAnsi="Cambria Math"/>
+          <w:i w:val="0"/>
+          <w:sz w:val="22"/>
+        </w:rPr>
+        <w:t>Σ</w:t>
+      </w:r>
+      <w:r>
+        <w:rPr>
+          <w:rFonts w:ascii="Cambria Math" w:hAnsi="Cambria Math"/>
+          <w:i w:val="0"/>
           <w:sz w:val="22"/>
           <w:vertAlign w:val="subscript"/>
         </w:rPr>
@@ -8845,27 +9121,6 @@
       </w:r>
     </w:p>
     <w:p>
-      <w:r>
-        <w:t xml:space="preserve">  E[Loss] = SUM_j P(DS=j) x DR(j) x RCV</w:t>
-      </w:r>
-    </w:p>
-    <w:p>
-      <w:r>
-        <w:t xml:space="preserve">  Where DR(j) = {none:0.00, slight:0.03, moderate:0.08, extensive:0.25, complete:1.00}</w:t>
-      </w:r>
-    </w:p>
-    <w:p>
-      <w:r>
-        <w:t xml:space="preserve">  Portfolio loss = SUM_i E[Loss_i] for all bridges i</w:t>
-      </w:r>
-    </w:p>
-    <w:p/>
-    <w:p>
-      <w:r>
-        <w:t>Stage 5 - Expected Downtime:</w:t>
-      </w:r>
-    </w:p>
-    <w:p>
       <w:pPr>
         <w:jc w:val="center"/>
       </w:pPr>
@@ -8891,7 +9146,7 @@
           <w:i/>
           <w:sz w:val="22"/>
         </w:rPr>
-        <w:t>Downtime</w:t>
+        <w:t>Loss</w:t>
       </w:r>
       <w:r>
         <w:rPr>
@@ -8899,12 +9154,218 @@
           <w:i w:val="0"/>
           <w:sz w:val="22"/>
         </w:rPr>
-        <w:t>] = Σ</w:t>
+        <w:t>]</w:t>
+      </w:r>
+      <w:r>
+        <w:rPr>
+          <w:rFonts w:ascii="Cambria Math" w:hAnsi="Cambria Math"/>
+          <w:i w:val="0"/>
+          <w:sz w:val="22"/>
+        </w:rPr>
+        <w:t xml:space="preserve"> = </w:t>
+      </w:r>
+      <w:r>
+        <w:rPr>
+          <w:rFonts w:ascii="Cambria Math" w:hAnsi="Cambria Math"/>
+          <w:i w:val="0"/>
+          <w:sz w:val="22"/>
+        </w:rPr>
+        <w:t>Σ</w:t>
+      </w:r>
+      <w:r>
+        <w:rPr>
+          <w:rFonts w:ascii="Cambria Math" w:hAnsi="Cambria Math"/>
+          <w:i w:val="0"/>
+          <w:sz w:val="22"/>
+          <w:vertAlign w:val="subscript"/>
+        </w:rPr>
+        <w:t>ds</w:t>
+      </w:r>
+      <w:r>
+        <w:rPr>
+          <w:rFonts w:ascii="Cambria Math" w:hAnsi="Cambria Math"/>
+          <w:i w:val="0"/>
+          <w:sz w:val="22"/>
+        </w:rPr>
+        <w:t xml:space="preserve"> </w:t>
       </w:r>
       <w:r>
         <w:rPr>
           <w:rFonts w:ascii="Cambria Math" w:hAnsi="Cambria Math"/>
           <w:i/>
+          <w:sz w:val="22"/>
+        </w:rPr>
+        <w:t>P</w:t>
+      </w:r>
+      <w:r>
+        <w:rPr>
+          <w:rFonts w:ascii="Cambria Math" w:hAnsi="Cambria Math"/>
+          <w:i w:val="0"/>
+          <w:sz w:val="22"/>
+        </w:rPr>
+        <w:t>(</w:t>
+      </w:r>
+      <w:r>
+        <w:rPr>
+          <w:rFonts w:ascii="Cambria Math" w:hAnsi="Cambria Math"/>
+          <w:i/>
+          <w:sz w:val="22"/>
+        </w:rPr>
+        <w:t>DS</w:t>
+      </w:r>
+      <w:r>
+        <w:rPr>
+          <w:rFonts w:ascii="Cambria Math" w:hAnsi="Cambria Math"/>
+          <w:i w:val="0"/>
+          <w:sz w:val="22"/>
+        </w:rPr>
+        <w:t xml:space="preserve"> = </w:t>
+      </w:r>
+      <w:r>
+        <w:rPr>
+          <w:rFonts w:ascii="Cambria Math" w:hAnsi="Cambria Math"/>
+          <w:i/>
+          <w:sz w:val="22"/>
+        </w:rPr>
+        <w:t>ds</w:t>
+      </w:r>
+      <w:r>
+        <w:rPr>
+          <w:rFonts w:ascii="Cambria Math" w:hAnsi="Cambria Math"/>
+          <w:i w:val="0"/>
+          <w:sz w:val="22"/>
+        </w:rPr>
+        <w:t>)</w:t>
+      </w:r>
+      <w:r>
+        <w:rPr>
+          <w:rFonts w:ascii="Cambria Math" w:hAnsi="Cambria Math"/>
+          <w:i w:val="0"/>
+          <w:sz w:val="22"/>
+        </w:rPr>
+        <w:t xml:space="preserve"> × </w:t>
+      </w:r>
+      <w:r>
+        <w:rPr>
+          <w:rFonts w:ascii="Cambria Math" w:hAnsi="Cambria Math"/>
+          <w:i/>
+          <w:sz w:val="22"/>
+        </w:rPr>
+        <w:t>DR</w:t>
+      </w:r>
+      <w:r>
+        <w:rPr>
+          <w:rFonts w:ascii="Cambria Math" w:hAnsi="Cambria Math"/>
+          <w:i w:val="0"/>
+          <w:sz w:val="22"/>
+        </w:rPr>
+        <w:t>(</w:t>
+      </w:r>
+      <w:r>
+        <w:rPr>
+          <w:rFonts w:ascii="Cambria Math" w:hAnsi="Cambria Math"/>
+          <w:i/>
+          <w:sz w:val="22"/>
+        </w:rPr>
+        <w:t>ds</w:t>
+      </w:r>
+      <w:r>
+        <w:rPr>
+          <w:rFonts w:ascii="Cambria Math" w:hAnsi="Cambria Math"/>
+          <w:i w:val="0"/>
+          <w:sz w:val="22"/>
+        </w:rPr>
+        <w:t>)</w:t>
+      </w:r>
+      <w:r>
+        <w:rPr>
+          <w:rFonts w:ascii="Cambria Math" w:hAnsi="Cambria Math"/>
+          <w:i w:val="0"/>
+          <w:sz w:val="22"/>
+        </w:rPr>
+        <w:t xml:space="preserve"> × </w:t>
+      </w:r>
+      <w:r>
+        <w:rPr>
+          <w:rFonts w:ascii="Cambria Math" w:hAnsi="Cambria Math"/>
+          <w:i/>
+          <w:sz w:val="22"/>
+        </w:rPr>
+        <w:t>RCV</w:t>
+      </w:r>
+    </w:p>
+    <w:p>
+      <w:r>
+        <w:t xml:space="preserve">  Where DR(j) = {none:0.00, slight:0.03, moderate:0.08, extensive:0.25, complete:1.00}</w:t>
+      </w:r>
+    </w:p>
+    <w:p>
+      <w:r>
+        <w:t xml:space="preserve">  Portfolio loss = SUM_i E[Loss_i] for all bridges i</w:t>
+      </w:r>
+    </w:p>
+    <w:p/>
+    <w:p>
+      <w:r>
+        <w:t>Stage 5 - Expected Downtime:</w:t>
+      </w:r>
+    </w:p>
+    <w:p>
+      <w:pPr>
+        <w:jc w:val="center"/>
+      </w:pPr>
+      <w:r>
+        <w:rPr>
+          <w:rFonts w:ascii="Cambria Math" w:hAnsi="Cambria Math"/>
+          <w:i/>
+          <w:sz w:val="22"/>
+        </w:rPr>
+        <w:t>E</w:t>
+      </w:r>
+      <w:r>
+        <w:rPr>
+          <w:rFonts w:ascii="Cambria Math" w:hAnsi="Cambria Math"/>
+          <w:i w:val="0"/>
+          <w:sz w:val="22"/>
+        </w:rPr>
+        <w:t>[</w:t>
+      </w:r>
+      <w:r>
+        <w:rPr>
+          <w:rFonts w:ascii="Cambria Math" w:hAnsi="Cambria Math"/>
+          <w:i/>
+          <w:sz w:val="22"/>
+        </w:rPr>
+        <w:t>Downtime</w:t>
+      </w:r>
+      <w:r>
+        <w:rPr>
+          <w:rFonts w:ascii="Cambria Math" w:hAnsi="Cambria Math"/>
+          <w:i w:val="0"/>
+          <w:sz w:val="22"/>
+        </w:rPr>
+        <w:t>]</w:t>
+      </w:r>
+      <w:r>
+        <w:rPr>
+          <w:rFonts w:ascii="Cambria Math" w:hAnsi="Cambria Math"/>
+          <w:i w:val="0"/>
+          <w:sz w:val="22"/>
+        </w:rPr>
+        <w:t xml:space="preserve"> = </w:t>
+      </w:r>
+      <w:r>
+        <w:rPr>
+          <w:rFonts w:ascii="Cambria Math" w:hAnsi="Cambria Math"/>
+          <w:i w:val="0"/>
+          <w:sz w:val="22"/>
+        </w:rPr>
+        <w:t>Σ</w:t>
+      </w:r>
+      <w:r>
+        <w:rPr>
+          <w:rFonts w:ascii="Cambria Math" w:hAnsi="Cambria Math"/>
+          <w:i w:val="0"/>
           <w:sz w:val="22"/>
           <w:vertAlign w:val="subscript"/>
         </w:rPr>

--- a/CAT411_Technical_Documentation.docx
+++ b/CAT411_Technical_Documentation.docx
@@ -2485,170 +2485,97 @@
       </w:r>
     </w:p>
     <w:p>
-      <w:pPr>
-        <w:jc w:val="center"/>
-      </w:pPr>
-      <w:r>
-        <w:rPr>
-          <w:rFonts w:ascii="Cambria Math" w:hAnsi="Cambria Math"/>
-          <w:i/>
-          <w:sz w:val="22"/>
-        </w:rPr>
-        <w:t>P</w:t>
-      </w:r>
-      <w:r>
-        <w:rPr>
-          <w:rFonts w:ascii="Cambria Math" w:hAnsi="Cambria Math"/>
-          <w:i w:val="0"/>
-          <w:sz w:val="22"/>
-        </w:rPr>
-        <w:t>[</w:t>
-      </w:r>
-      <w:r>
-        <w:rPr>
-          <w:rFonts w:ascii="Cambria Math" w:hAnsi="Cambria Math"/>
-          <w:i/>
-          <w:sz w:val="22"/>
-        </w:rPr>
-        <w:t>DS</w:t>
-      </w:r>
-      <w:r>
-        <w:rPr>
-          <w:rFonts w:ascii="Cambria Math" w:hAnsi="Cambria Math"/>
-          <w:i w:val="0"/>
-          <w:sz w:val="22"/>
-        </w:rPr>
-        <w:t xml:space="preserve"> ≥ </w:t>
-      </w:r>
-      <w:r>
-        <w:rPr>
-          <w:rFonts w:ascii="Cambria Math" w:hAnsi="Cambria Math"/>
-          <w:i/>
-          <w:sz w:val="22"/>
-        </w:rPr>
-        <w:t>ds</w:t>
-      </w:r>
-      <w:r>
-        <w:rPr>
-          <w:rFonts w:ascii="Cambria Math" w:hAnsi="Cambria Math"/>
-          <w:i w:val="0"/>
-          <w:sz w:val="22"/>
-        </w:rPr>
-        <w:t xml:space="preserve"> | </w:t>
-      </w:r>
-      <w:r>
-        <w:rPr>
-          <w:rFonts w:ascii="Cambria Math" w:hAnsi="Cambria Math"/>
-          <w:i/>
-          <w:sz w:val="22"/>
-        </w:rPr>
-        <w:t>Sa</w:t>
-      </w:r>
-      <w:r>
-        <w:rPr>
-          <w:rFonts w:ascii="Cambria Math" w:hAnsi="Cambria Math"/>
-          <w:i w:val="0"/>
-          <w:sz w:val="22"/>
-        </w:rPr>
-        <w:t>]</w:t>
-      </w:r>
-      <w:r>
-        <w:rPr>
-          <w:rFonts w:ascii="Cambria Math" w:hAnsi="Cambria Math"/>
-          <w:i w:val="0"/>
-          <w:sz w:val="22"/>
-        </w:rPr>
-        <w:t xml:space="preserve"> = Φ ( </w:t>
-      </w:r>
-      <w:r>
-        <w:rPr>
-          <w:rFonts w:ascii="Cambria Math" w:hAnsi="Cambria Math"/>
-          <w:i w:val="0"/>
-          <w:sz w:val="22"/>
-        </w:rPr>
-        <w:t>( ln(</w:t>
-      </w:r>
-      <w:r>
-        <w:rPr>
-          <w:rFonts w:ascii="Cambria Math" w:hAnsi="Cambria Math"/>
-          <w:i/>
-          <w:sz w:val="22"/>
-        </w:rPr>
-        <w:t>Sa</w:t>
-      </w:r>
-      <w:r>
-        <w:rPr>
-          <w:rFonts w:ascii="Cambria Math" w:hAnsi="Cambria Math"/>
-          <w:i w:val="0"/>
-          <w:sz w:val="22"/>
-        </w:rPr>
-        <w:t>) − ln(</w:t>
-      </w:r>
-      <w:r>
-        <w:rPr>
-          <w:rFonts w:ascii="Cambria Math" w:hAnsi="Cambria Math"/>
-          <w:i/>
-          <w:sz w:val="22"/>
-        </w:rPr>
-        <w:t>k</w:t>
-      </w:r>
-      <w:r>
-        <w:rPr>
-          <w:rFonts w:ascii="Cambria Math" w:hAnsi="Cambria Math"/>
-          <w:i w:val="0"/>
-          <w:sz w:val="22"/>
-        </w:rPr>
-        <w:t xml:space="preserve"> · </w:t>
-      </w:r>
-      <w:r>
-        <w:rPr>
-          <w:rFonts w:ascii="Cambria Math" w:hAnsi="Cambria Math"/>
-          <w:i/>
-          <w:sz w:val="22"/>
-        </w:rPr>
-        <w:t>θ</w:t>
-      </w:r>
-      <w:r>
-        <w:rPr>
-          <w:rFonts w:ascii="Cambria Math" w:hAnsi="Cambria Math"/>
-          <w:i w:val="0"/>
-          <w:sz w:val="22"/>
-          <w:vertAlign w:val="subscript"/>
-        </w:rPr>
-        <w:t>ds,c</w:t>
-      </w:r>
-      <w:r>
-        <w:rPr>
-          <w:rFonts w:ascii="Cambria Math" w:hAnsi="Cambria Math"/>
-          <w:i w:val="0"/>
-          <w:sz w:val="22"/>
-        </w:rPr>
-        <w:t>) )</w:t>
-      </w:r>
-      <w:r>
-        <w:rPr>
-          <w:rFonts w:ascii="Cambria Math" w:hAnsi="Cambria Math"/>
-          <w:i w:val="0"/>
-          <w:sz w:val="22"/>
-        </w:rPr>
-        <w:t xml:space="preserve"> / </w:t>
-      </w:r>
-      <w:r>
-        <w:rPr>
-          <w:rFonts w:ascii="Cambria Math" w:hAnsi="Cambria Math"/>
-          <w:i/>
-          <w:sz w:val="22"/>
-        </w:rPr>
-        <w:t>β</w:t>
-      </w:r>
-      <w:r>
-        <w:rPr>
-          <w:rFonts w:ascii="Cambria Math" w:hAnsi="Cambria Math"/>
-          <w:i w:val="0"/>
-          <w:sz w:val="22"/>
-        </w:rPr>
-        <w:t xml:space="preserve"> )</w:t>
-      </w:r>
+      <m:oMathPara>
+        <m:oMath>
+          <m:r>
+            <m:rPr>
+              <m:sty m:val="i"/>
+            </m:rPr>
+            <m:t xml:space="preserve">P</m:t>
+          </m:r>
+          <m:r>
+            <m:t xml:space="preserve">[</m:t>
+          </m:r>
+          <m:r>
+            <m:rPr>
+              <m:sty m:val="i"/>
+            </m:rPr>
+            <m:t xml:space="preserve">DS</m:t>
+          </m:r>
+          <m:r>
+            <m:t xml:space="preserve"> ≥ </m:t>
+          </m:r>
+          <m:r>
+            <m:rPr>
+              <m:sty m:val="i"/>
+            </m:rPr>
+            <m:t xml:space="preserve">ds</m:t>
+          </m:r>
+          <m:r>
+            <m:t xml:space="preserve"> | </m:t>
+          </m:r>
+          <m:r>
+            <m:rPr>
+              <m:sty m:val="i"/>
+            </m:rPr>
+            <m:t xml:space="preserve">Sa</m:t>
+          </m:r>
+          <m:r>
+            <m:t xml:space="preserve">] = Φ </m:t>
+          </m:r>
+          <m:f>
+            <m:num>
+              <m:r>
+                <m:t xml:space="preserve">ln(</m:t>
+              </m:r>
+              <m:r>
+                <m:rPr>
+                  <m:sty m:val="i"/>
+                </m:rPr>
+                <m:t xml:space="preserve">Sa</m:t>
+              </m:r>
+              <m:r>
+                <m:t xml:space="preserve">) − ln(</m:t>
+              </m:r>
+              <m:r>
+                <m:rPr>
+                  <m:sty m:val="i"/>
+                </m:rPr>
+                <m:t xml:space="preserve">k</m:t>
+              </m:r>
+              <m:r>
+                <m:t xml:space="preserve"> · </m:t>
+              </m:r>
+              <m:sSub>
+                <m:e>
+                  <m:r>
+                    <m:rPr>
+                      <m:sty m:val="i"/>
+                    </m:rPr>
+                    <m:t xml:space="preserve">θ</m:t>
+                  </m:r>
+                </m:e>
+                <m:sub>
+                  <m:r>
+                    <m:t xml:space="preserve">ds,c</m:t>
+                  </m:r>
+                </m:sub>
+              </m:sSub>
+              <m:r>
+                <m:t xml:space="preserve">)</m:t>
+              </m:r>
+            </m:num>
+            <m:den>
+              <m:r>
+                <m:rPr>
+                  <m:sty m:val="i"/>
+                </m:rPr>
+                <m:t xml:space="preserve">β</m:t>
+              </m:r>
+            </m:den>
+          </m:f>
+        </m:oMath>
+      </m:oMathPara>
     </w:p>
     <w:p>
       <w:r>
@@ -2933,245 +2860,148 @@
       </w:r>
     </w:p>
     <w:p>
-      <w:pPr>
-        <w:jc w:val="center"/>
-      </w:pPr>
-      <w:r>
-        <w:rPr>
-          <w:rFonts w:ascii="Cambria Math" w:hAnsi="Cambria Math"/>
-          <w:i/>
-          <w:sz w:val="22"/>
-        </w:rPr>
-        <w:t>p</w:t>
-      </w:r>
-      <w:r>
-        <w:rPr>
-          <w:rFonts w:ascii="Cambria Math" w:hAnsi="Cambria Math"/>
-          <w:i w:val="0"/>
-          <w:sz w:val="22"/>
-          <w:vertAlign w:val="subscript"/>
-        </w:rPr>
-        <w:t>j</w:t>
-      </w:r>
-      <w:r>
-        <w:rPr>
-          <w:rFonts w:ascii="Cambria Math" w:hAnsi="Cambria Math"/>
-          <w:i w:val="0"/>
-          <w:sz w:val="22"/>
-        </w:rPr>
-        <w:t>(</w:t>
-      </w:r>
-      <w:r>
-        <w:rPr>
-          <w:rFonts w:ascii="Cambria Math" w:hAnsi="Cambria Math"/>
-          <w:i/>
-          <w:sz w:val="22"/>
-        </w:rPr>
-        <w:t>k</w:t>
-      </w:r>
-      <w:r>
-        <w:rPr>
-          <w:rFonts w:ascii="Cambria Math" w:hAnsi="Cambria Math"/>
-          <w:i w:val="0"/>
-          <w:sz w:val="22"/>
-        </w:rPr>
-        <w:t xml:space="preserve">, </w:t>
-      </w:r>
-      <w:r>
-        <w:rPr>
-          <w:rFonts w:ascii="Cambria Math" w:hAnsi="Cambria Math"/>
-          <w:i/>
-          <w:sz w:val="22"/>
-        </w:rPr>
-        <w:t>β</w:t>
-      </w:r>
-      <w:r>
-        <w:rPr>
-          <w:rFonts w:ascii="Cambria Math" w:hAnsi="Cambria Math"/>
-          <w:i w:val="0"/>
-          <w:sz w:val="22"/>
-        </w:rPr>
-        <w:t>)</w:t>
-      </w:r>
-      <w:r>
-        <w:rPr>
-          <w:rFonts w:ascii="Cambria Math" w:hAnsi="Cambria Math"/>
-          <w:i w:val="0"/>
-          <w:sz w:val="22"/>
-        </w:rPr>
-        <w:t xml:space="preserve"> = (1/</w:t>
-      </w:r>
-      <w:r>
-        <w:rPr>
-          <w:rFonts w:ascii="Cambria Math" w:hAnsi="Cambria Math"/>
-          <w:i/>
-          <w:sz w:val="22"/>
-        </w:rPr>
-        <w:t>N</w:t>
-      </w:r>
-      <w:r>
-        <w:rPr>
-          <w:rFonts w:ascii="Cambria Math" w:hAnsi="Cambria Math"/>
-          <w:i w:val="0"/>
-          <w:sz w:val="22"/>
-        </w:rPr>
-        <w:t xml:space="preserve">) · </w:t>
-      </w:r>
-      <w:r>
-        <w:rPr>
-          <w:rFonts w:ascii="Cambria Math" w:hAnsi="Cambria Math"/>
-          <w:i w:val="0"/>
-          <w:sz w:val="22"/>
-        </w:rPr>
-        <w:t>Σ</w:t>
-      </w:r>
-      <w:r>
-        <w:rPr>
-          <w:rFonts w:ascii="Cambria Math" w:hAnsi="Cambria Math"/>
-          <w:i w:val="0"/>
-          <w:sz w:val="22"/>
-          <w:vertAlign w:val="subscript"/>
-        </w:rPr>
-        <w:t>i</w:t>
-      </w:r>
-      <w:r>
-        <w:rPr>
-          <w:rFonts w:ascii="Cambria Math" w:hAnsi="Cambria Math"/>
-          <w:i w:val="0"/>
-          <w:sz w:val="22"/>
-        </w:rPr>
-        <w:t xml:space="preserve"> </w:t>
-      </w:r>
-      <w:r>
-        <w:rPr>
-          <w:rFonts w:ascii="Cambria Math" w:hAnsi="Cambria Math"/>
-          <w:i/>
-          <w:sz w:val="22"/>
-        </w:rPr>
-        <w:t>P</w:t>
-      </w:r>
-      <w:r>
-        <w:rPr>
-          <w:rFonts w:ascii="Cambria Math" w:hAnsi="Cambria Math"/>
-          <w:i w:val="0"/>
-          <w:sz w:val="22"/>
-        </w:rPr>
-        <w:t>(</w:t>
-      </w:r>
-      <w:r>
-        <w:rPr>
-          <w:rFonts w:ascii="Cambria Math" w:hAnsi="Cambria Math"/>
-          <w:i/>
-          <w:sz w:val="22"/>
-        </w:rPr>
-        <w:t>DS</w:t>
-      </w:r>
-      <w:r>
-        <w:rPr>
-          <w:rFonts w:ascii="Cambria Math" w:hAnsi="Cambria Math"/>
-          <w:i w:val="0"/>
-          <w:sz w:val="22"/>
-        </w:rPr>
-        <w:t xml:space="preserve"> = </w:t>
-      </w:r>
-      <w:r>
-        <w:rPr>
-          <w:rFonts w:ascii="Cambria Math" w:hAnsi="Cambria Math"/>
-          <w:i/>
-          <w:sz w:val="22"/>
-        </w:rPr>
-        <w:t>j</w:t>
-      </w:r>
-      <w:r>
-        <w:rPr>
-          <w:rFonts w:ascii="Cambria Math" w:hAnsi="Cambria Math"/>
-          <w:i w:val="0"/>
-          <w:sz w:val="22"/>
-        </w:rPr>
-        <w:t xml:space="preserve"> | </w:t>
-      </w:r>
-      <w:r>
-        <w:rPr>
-          <w:rFonts w:ascii="Cambria Math" w:hAnsi="Cambria Math"/>
-          <w:i/>
-          <w:sz w:val="22"/>
-        </w:rPr>
-        <w:t>Sa</w:t>
-      </w:r>
-      <w:r>
-        <w:rPr>
-          <w:rFonts w:ascii="Cambria Math" w:hAnsi="Cambria Math"/>
-          <w:i w:val="0"/>
-          <w:sz w:val="22"/>
-          <w:vertAlign w:val="subscript"/>
-        </w:rPr>
-        <w:t>i</w:t>
-      </w:r>
-      <w:r>
-        <w:rPr>
-          <w:rFonts w:ascii="Cambria Math" w:hAnsi="Cambria Math"/>
-          <w:i w:val="0"/>
-          <w:sz w:val="22"/>
-        </w:rPr>
-        <w:t xml:space="preserve">, </w:t>
-      </w:r>
-      <w:r>
-        <w:rPr>
-          <w:rFonts w:ascii="Cambria Math" w:hAnsi="Cambria Math"/>
-          <w:i/>
-          <w:sz w:val="22"/>
-        </w:rPr>
-        <w:t>HWB</w:t>
-      </w:r>
-      <w:r>
-        <w:rPr>
-          <w:rFonts w:ascii="Cambria Math" w:hAnsi="Cambria Math"/>
-          <w:i w:val="0"/>
-          <w:sz w:val="22"/>
-          <w:vertAlign w:val="subscript"/>
-        </w:rPr>
-        <w:t>i</w:t>
-      </w:r>
-      <w:r>
-        <w:rPr>
-          <w:rFonts w:ascii="Cambria Math" w:hAnsi="Cambria Math"/>
-          <w:i w:val="0"/>
-          <w:sz w:val="22"/>
-        </w:rPr>
-        <w:t xml:space="preserve">, </w:t>
-      </w:r>
-      <w:r>
-        <w:rPr>
-          <w:rFonts w:ascii="Cambria Math" w:hAnsi="Cambria Math"/>
-          <w:i/>
-          <w:sz w:val="22"/>
-        </w:rPr>
-        <w:t>k</w:t>
-      </w:r>
-      <w:r>
-        <w:rPr>
-          <w:rFonts w:ascii="Cambria Math" w:hAnsi="Cambria Math"/>
-          <w:i w:val="0"/>
-          <w:sz w:val="22"/>
-        </w:rPr>
-        <w:t xml:space="preserve">, </w:t>
-      </w:r>
-      <w:r>
-        <w:rPr>
-          <w:rFonts w:ascii="Cambria Math" w:hAnsi="Cambria Math"/>
-          <w:i/>
-          <w:sz w:val="22"/>
-        </w:rPr>
-        <w:t>β</w:t>
-      </w:r>
-      <w:r>
-        <w:rPr>
-          <w:rFonts w:ascii="Cambria Math" w:hAnsi="Cambria Math"/>
-          <w:i w:val="0"/>
-          <w:sz w:val="22"/>
-        </w:rPr>
-        <w:t>)</w:t>
-      </w:r>
+      <m:oMathPara>
+        <m:oMath>
+          <m:sSub>
+            <m:e>
+              <m:r>
+                <m:rPr>
+                  <m:sty m:val="i"/>
+                </m:rPr>
+                <m:t xml:space="preserve">p</m:t>
+              </m:r>
+            </m:e>
+            <m:sub>
+              <m:r>
+                <m:t xml:space="preserve">j</m:t>
+              </m:r>
+            </m:sub>
+          </m:sSub>
+          <m:r>
+            <m:t xml:space="preserve">(</m:t>
+          </m:r>
+          <m:r>
+            <m:rPr>
+              <m:sty m:val="i"/>
+            </m:rPr>
+            <m:t xml:space="preserve">k</m:t>
+          </m:r>
+          <m:r>
+            <m:t xml:space="preserve">, </m:t>
+          </m:r>
+          <m:r>
+            <m:rPr>
+              <m:sty m:val="i"/>
+            </m:rPr>
+            <m:t xml:space="preserve">β</m:t>
+          </m:r>
+          <m:r>
+            <m:t xml:space="preserve">) = </m:t>
+          </m:r>
+          <m:f>
+            <m:num>
+              <m:r>
+                <m:t xml:space="preserve">1</m:t>
+              </m:r>
+            </m:num>
+            <m:den>
+              <m:r>
+                <m:rPr>
+                  <m:sty m:val="i"/>
+                </m:rPr>
+                <m:t xml:space="preserve">N</m:t>
+              </m:r>
+            </m:den>
+          </m:f>
+          <m:r>
+            <m:t xml:space="preserve"> · </m:t>
+          </m:r>
+          <m:r>
+            <m:t xml:space="preserve">Σ </m:t>
+          </m:r>
+          <m:r>
+            <m:rPr>
+              <m:sty m:val="i"/>
+            </m:rPr>
+            <m:t xml:space="preserve">P</m:t>
+          </m:r>
+          <m:r>
+            <m:t xml:space="preserve">(</m:t>
+          </m:r>
+          <m:r>
+            <m:rPr>
+              <m:sty m:val="i"/>
+            </m:rPr>
+            <m:t xml:space="preserve">DS</m:t>
+          </m:r>
+          <m:r>
+            <m:t xml:space="preserve"> = </m:t>
+          </m:r>
+          <m:r>
+            <m:rPr>
+              <m:sty m:val="i"/>
+            </m:rPr>
+            <m:t xml:space="preserve">j</m:t>
+          </m:r>
+          <m:r>
+            <m:t xml:space="preserve"> | </m:t>
+          </m:r>
+          <m:sSub>
+            <m:e>
+              <m:r>
+                <m:rPr>
+                  <m:sty m:val="i"/>
+                </m:rPr>
+                <m:t xml:space="preserve">Sa</m:t>
+              </m:r>
+            </m:e>
+            <m:sub>
+              <m:r>
+                <m:t xml:space="preserve">i</m:t>
+              </m:r>
+            </m:sub>
+          </m:sSub>
+          <m:r>
+            <m:t xml:space="preserve">, </m:t>
+          </m:r>
+          <m:sSub>
+            <m:e>
+              <m:r>
+                <m:rPr>
+                  <m:sty m:val="i"/>
+                </m:rPr>
+                <m:t xml:space="preserve">HWB</m:t>
+              </m:r>
+            </m:e>
+            <m:sub>
+              <m:r>
+                <m:t xml:space="preserve">i</m:t>
+              </m:r>
+            </m:sub>
+          </m:sSub>
+          <m:r>
+            <m:t xml:space="preserve">, </m:t>
+          </m:r>
+          <m:r>
+            <m:rPr>
+              <m:sty m:val="i"/>
+            </m:rPr>
+            <m:t xml:space="preserve">k</m:t>
+          </m:r>
+          <m:r>
+            <m:t xml:space="preserve">, </m:t>
+          </m:r>
+          <m:r>
+            <m:rPr>
+              <m:sty m:val="i"/>
+            </m:rPr>
+            <m:t xml:space="preserve">β</m:t>
+          </m:r>
+          <m:r>
+            <m:t xml:space="preserve">)</m:t>
+          </m:r>
+        </m:oMath>
+      </m:oMathPara>
     </w:p>
     <w:p>
       <w:r>
@@ -3800,12 +3630,82 @@
       </w:r>
     </w:p>
     <w:p>
-      <w:r>
-        <w:rPr>
-          <w:sz w:val="22"/>
-        </w:rPr>
-        <w:t>Bridge replacement cost values (RCV) are estimated from NBI structural attributes using a multi-factor model anchored to FHWA 2024 state-level unit costs. The RCV drives the financial loss calculation: E[Loss] = Σ P(DS) × DR(DS) × RCV.</w:t>
-      </w:r>
+      <m:oMathPara>
+        <m:oMath>
+          <m:r>
+            <m:rPr>
+              <m:sty m:val="i"/>
+            </m:rPr>
+            <m:t xml:space="preserve">E</m:t>
+          </m:r>
+          <m:r>
+            <m:t xml:space="preserve">[</m:t>
+          </m:r>
+          <m:r>
+            <m:rPr>
+              <m:sty m:val="i"/>
+            </m:rPr>
+            <m:t xml:space="preserve">Loss</m:t>
+          </m:r>
+          <m:r>
+            <m:t xml:space="preserve">] = </m:t>
+          </m:r>
+          <m:r>
+            <m:t xml:space="preserve">Σ </m:t>
+          </m:r>
+          <m:r>
+            <m:rPr>
+              <m:sty m:val="i"/>
+            </m:rPr>
+            <m:t xml:space="preserve">P</m:t>
+          </m:r>
+          <m:r>
+            <m:t xml:space="preserve">(</m:t>
+          </m:r>
+          <m:r>
+            <m:rPr>
+              <m:sty m:val="i"/>
+            </m:rPr>
+            <m:t xml:space="preserve">DS</m:t>
+          </m:r>
+          <m:r>
+            <m:t xml:space="preserve"> = </m:t>
+          </m:r>
+          <m:r>
+            <m:rPr>
+              <m:sty m:val="i"/>
+            </m:rPr>
+            <m:t xml:space="preserve">ds</m:t>
+          </m:r>
+          <m:r>
+            <m:t xml:space="preserve">) × </m:t>
+          </m:r>
+          <m:r>
+            <m:rPr>
+              <m:sty m:val="i"/>
+            </m:rPr>
+            <m:t xml:space="preserve">DR</m:t>
+          </m:r>
+          <m:r>
+            <m:t xml:space="preserve">(</m:t>
+          </m:r>
+          <m:r>
+            <m:rPr>
+              <m:sty m:val="i"/>
+            </m:rPr>
+            <m:t xml:space="preserve">ds</m:t>
+          </m:r>
+          <m:r>
+            <m:t xml:space="preserve">) × </m:t>
+          </m:r>
+          <m:r>
+            <m:rPr>
+              <m:sty m:val="i"/>
+            </m:rPr>
+            <m:t xml:space="preserve">RCV</m:t>
+          </m:r>
+        </m:oMath>
+      </m:oMathPara>
     </w:p>
     <w:p>
       <w:pPr>
@@ -3816,192 +3716,142 @@
       </w:r>
     </w:p>
     <w:p>
-      <w:pPr>
-        <w:jc w:val="center"/>
-      </w:pPr>
-      <w:r>
-        <w:rPr>
-          <w:rFonts w:ascii="Cambria Math" w:hAnsi="Cambria Math"/>
-          <w:i/>
-          <w:sz w:val="22"/>
-        </w:rPr>
-        <w:t>RCV</w:t>
-      </w:r>
-      <w:r>
-        <w:rPr>
-          <w:rFonts w:ascii="Cambria Math" w:hAnsi="Cambria Math"/>
-          <w:i w:val="0"/>
-          <w:sz w:val="22"/>
-        </w:rPr>
-        <w:t xml:space="preserve"> = </w:t>
-      </w:r>
-      <w:r>
-        <w:rPr>
-          <w:rFonts w:ascii="Cambria Math" w:hAnsi="Cambria Math"/>
-          <w:i/>
-          <w:sz w:val="22"/>
-        </w:rPr>
-        <w:t>A</w:t>
-      </w:r>
-      <w:r>
-        <w:rPr>
-          <w:rFonts w:ascii="Cambria Math" w:hAnsi="Cambria Math"/>
-          <w:i w:val="0"/>
-          <w:sz w:val="22"/>
-          <w:vertAlign w:val="subscript"/>
-        </w:rPr>
-        <w:t>deck</w:t>
-      </w:r>
-      <w:r>
-        <w:rPr>
-          <w:rFonts w:ascii="Cambria Math" w:hAnsi="Cambria Math"/>
-          <w:i w:val="0"/>
-          <w:sz w:val="22"/>
-        </w:rPr>
-        <w:t xml:space="preserve"> × </w:t>
-      </w:r>
-      <w:r>
-        <w:rPr>
-          <w:rFonts w:ascii="Cambria Math" w:hAnsi="Cambria Math"/>
-          <w:i/>
-          <w:sz w:val="22"/>
-        </w:rPr>
-        <w:t>C</w:t>
-      </w:r>
-      <w:r>
-        <w:rPr>
-          <w:rFonts w:ascii="Cambria Math" w:hAnsi="Cambria Math"/>
-          <w:i w:val="0"/>
-          <w:sz w:val="22"/>
-          <w:vertAlign w:val="subscript"/>
-        </w:rPr>
-        <w:t>base</w:t>
-      </w:r>
-      <w:r>
-        <w:rPr>
-          <w:rFonts w:ascii="Cambria Math" w:hAnsi="Cambria Math"/>
-          <w:i w:val="0"/>
-          <w:sz w:val="22"/>
-        </w:rPr>
-        <w:t xml:space="preserve"> × </w:t>
-      </w:r>
-      <w:r>
-        <w:rPr>
-          <w:rFonts w:ascii="Cambria Math" w:hAnsi="Cambria Math"/>
-          <w:i/>
-          <w:sz w:val="22"/>
-        </w:rPr>
-        <w:t>f</w:t>
-      </w:r>
-      <w:r>
-        <w:rPr>
-          <w:rFonts w:ascii="Cambria Math" w:hAnsi="Cambria Math"/>
-          <w:i w:val="0"/>
-          <w:sz w:val="22"/>
-          <w:vertAlign w:val="subscript"/>
-        </w:rPr>
-        <w:t>material</w:t>
-      </w:r>
-      <w:r>
-        <w:rPr>
-          <w:rFonts w:ascii="Cambria Math" w:hAnsi="Cambria Math"/>
-          <w:i w:val="0"/>
-          <w:sz w:val="22"/>
-        </w:rPr>
-        <w:t xml:space="preserve"> × </w:t>
-      </w:r>
-      <w:r>
-        <w:rPr>
-          <w:rFonts w:ascii="Cambria Math" w:hAnsi="Cambria Math"/>
-          <w:i/>
-          <w:sz w:val="22"/>
-        </w:rPr>
-        <w:t>f</w:t>
-      </w:r>
-      <w:r>
-        <w:rPr>
-          <w:rFonts w:ascii="Cambria Math" w:hAnsi="Cambria Math"/>
-          <w:i w:val="0"/>
-          <w:sz w:val="22"/>
-          <w:vertAlign w:val="subscript"/>
-        </w:rPr>
-        <w:t>span</w:t>
-      </w:r>
-      <w:r>
-        <w:rPr>
-          <w:rFonts w:ascii="Cambria Math" w:hAnsi="Cambria Math"/>
-          <w:i w:val="0"/>
-          <w:sz w:val="22"/>
-        </w:rPr>
-        <w:t xml:space="preserve"> × </w:t>
-      </w:r>
-      <w:r>
-        <w:rPr>
-          <w:rFonts w:ascii="Cambria Math" w:hAnsi="Cambria Math"/>
-          <w:i/>
-          <w:sz w:val="22"/>
-        </w:rPr>
-        <w:t>f</w:t>
-      </w:r>
-      <w:r>
-        <w:rPr>
-          <w:rFonts w:ascii="Cambria Math" w:hAnsi="Cambria Math"/>
-          <w:i w:val="0"/>
-          <w:sz w:val="22"/>
-          <w:vertAlign w:val="subscript"/>
-        </w:rPr>
-        <w:t>skew</w:t>
-      </w:r>
-      <w:r>
-        <w:rPr>
-          <w:rFonts w:ascii="Cambria Math" w:hAnsi="Cambria Math"/>
-          <w:i w:val="0"/>
-          <w:sz w:val="22"/>
-        </w:rPr>
-        <w:t xml:space="preserve"> × </w:t>
-      </w:r>
-      <w:r>
-        <w:rPr>
-          <w:rFonts w:ascii="Cambria Math" w:hAnsi="Cambria Math"/>
-          <w:i/>
-          <w:sz w:val="22"/>
-        </w:rPr>
-        <w:t>f</w:t>
-      </w:r>
-      <w:r>
-        <w:rPr>
-          <w:rFonts w:ascii="Cambria Math" w:hAnsi="Cambria Math"/>
-          <w:i w:val="0"/>
-          <w:sz w:val="22"/>
-          <w:vertAlign w:val="subscript"/>
-        </w:rPr>
-        <w:t>seismic</w:t>
-      </w:r>
-      <w:r>
-        <w:rPr>
-          <w:rFonts w:ascii="Cambria Math" w:hAnsi="Cambria Math"/>
-          <w:i w:val="0"/>
-          <w:sz w:val="22"/>
-        </w:rPr>
-        <w:t xml:space="preserve"> × </w:t>
-      </w:r>
-      <w:r>
-        <w:rPr>
-          <w:rFonts w:ascii="Cambria Math" w:hAnsi="Cambria Math"/>
-          <w:i/>
-          <w:sz w:val="22"/>
-        </w:rPr>
-        <w:t>f</w:t>
-      </w:r>
-      <w:r>
-        <w:rPr>
-          <w:rFonts w:ascii="Cambria Math" w:hAnsi="Cambria Math"/>
-          <w:i w:val="0"/>
-          <w:sz w:val="22"/>
-          <w:vertAlign w:val="subscript"/>
-        </w:rPr>
-        <w:t>region</w:t>
-      </w:r>
+      <m:oMathPara>
+        <m:oMath>
+          <m:r>
+            <m:rPr>
+              <m:sty m:val="i"/>
+            </m:rPr>
+            <m:t xml:space="preserve">RCV</m:t>
+          </m:r>
+          <m:r>
+            <m:t xml:space="preserve"> = </m:t>
+          </m:r>
+          <m:sSub>
+            <m:e>
+              <m:r>
+                <m:rPr>
+                  <m:sty m:val="i"/>
+                </m:rPr>
+                <m:t xml:space="preserve">A</m:t>
+              </m:r>
+            </m:e>
+            <m:sub>
+              <m:r>
+                <m:t xml:space="preserve">deck</m:t>
+              </m:r>
+            </m:sub>
+          </m:sSub>
+          <m:r>
+            <m:t xml:space="preserve"> × </m:t>
+          </m:r>
+          <m:sSub>
+            <m:e>
+              <m:r>
+                <m:rPr>
+                  <m:sty m:val="i"/>
+                </m:rPr>
+                <m:t xml:space="preserve">C</m:t>
+              </m:r>
+            </m:e>
+            <m:sub>
+              <m:r>
+                <m:t xml:space="preserve">base</m:t>
+              </m:r>
+            </m:sub>
+          </m:sSub>
+          <m:r>
+            <m:t xml:space="preserve"> × </m:t>
+          </m:r>
+          <m:sSub>
+            <m:e>
+              <m:r>
+                <m:rPr>
+                  <m:sty m:val="i"/>
+                </m:rPr>
+                <m:t xml:space="preserve">f</m:t>
+              </m:r>
+            </m:e>
+            <m:sub>
+              <m:r>
+                <m:t xml:space="preserve">material</m:t>
+              </m:r>
+            </m:sub>
+          </m:sSub>
+          <m:r>
+            <m:t xml:space="preserve"> × </m:t>
+          </m:r>
+          <m:sSub>
+            <m:e>
+              <m:r>
+                <m:rPr>
+                  <m:sty m:val="i"/>
+                </m:rPr>
+                <m:t xml:space="preserve">f</m:t>
+              </m:r>
+            </m:e>
+            <m:sub>
+              <m:r>
+                <m:t xml:space="preserve">span</m:t>
+              </m:r>
+            </m:sub>
+          </m:sSub>
+          <m:r>
+            <m:t xml:space="preserve"> × </m:t>
+          </m:r>
+          <m:sSub>
+            <m:e>
+              <m:r>
+                <m:rPr>
+                  <m:sty m:val="i"/>
+                </m:rPr>
+                <m:t xml:space="preserve">f</m:t>
+              </m:r>
+            </m:e>
+            <m:sub>
+              <m:r>
+                <m:t xml:space="preserve">skew</m:t>
+              </m:r>
+            </m:sub>
+          </m:sSub>
+          <m:r>
+            <m:t xml:space="preserve"> × </m:t>
+          </m:r>
+          <m:sSub>
+            <m:e>
+              <m:r>
+                <m:rPr>
+                  <m:sty m:val="i"/>
+                </m:rPr>
+                <m:t xml:space="preserve">f</m:t>
+              </m:r>
+            </m:e>
+            <m:sub>
+              <m:r>
+                <m:t xml:space="preserve">seismic</m:t>
+              </m:r>
+            </m:sub>
+          </m:sSub>
+          <m:r>
+            <m:t xml:space="preserve"> × </m:t>
+          </m:r>
+          <m:sSub>
+            <m:e>
+              <m:r>
+                <m:rPr>
+                  <m:sty m:val="i"/>
+                </m:rPr>
+                <m:t xml:space="preserve">f</m:t>
+              </m:r>
+            </m:e>
+            <m:sub>
+              <m:r>
+                <m:t xml:space="preserve">region</m:t>
+              </m:r>
+            </m:sub>
+          </m:sSub>
+        </m:oMath>
+      </m:oMathPara>
     </w:p>
     <w:p>
       <w:r>
@@ -4009,35 +3859,64 @@
       </w:r>
     </w:p>
     <w:p>
-      <w:r>
-        <w:rPr>
-          <w:sz w:val="22"/>
-        </w:rPr>
-        <w:t xml:space="preserve">  - </w:t>
-      </w:r>
-      <w:r>
-        <w:rPr>
-          <w:rFonts w:ascii="Cambria Math" w:hAnsi="Cambria Math"/>
-          <w:i/>
-          <w:sz w:val="22"/>
-        </w:rPr>
-        <w:t>A</w:t>
-      </w:r>
-      <w:r>
-        <w:rPr>
-          <w:rFonts w:ascii="Cambria Math" w:hAnsi="Cambria Math"/>
-          <w:i w:val="0"/>
-          <w:sz w:val="22"/>
-          <w:vertAlign w:val="subscript"/>
-        </w:rPr>
-        <w:t>deck</w:t>
-      </w:r>
-      <w:r>
-        <w:rPr>
-          <w:sz w:val="22"/>
-        </w:rPr>
-        <w:t xml:space="preserve"> = structure_length (NBI Item 049) × deck_width (NBI Item 052), in m²</w:t>
-      </w:r>
+      <m:oMathPara>
+        <m:oMath>
+          <m:sSub>
+            <m:e>
+              <m:r>
+                <m:rPr>
+                  <m:sty m:val="i"/>
+                </m:rPr>
+                <m:t xml:space="preserve">A</m:t>
+              </m:r>
+            </m:e>
+            <m:sub>
+              <m:r>
+                <m:t xml:space="preserve">deck</m:t>
+              </m:r>
+            </m:sub>
+          </m:sSub>
+          <m:r>
+            <m:t xml:space="preserve"> = </m:t>
+          </m:r>
+          <m:sSub>
+            <m:e>
+              <m:r>
+                <m:rPr>
+                  <m:sty m:val="i"/>
+                </m:rPr>
+                <m:t xml:space="preserve">L</m:t>
+              </m:r>
+            </m:e>
+            <m:sub>
+              <m:r>
+                <m:t xml:space="preserve">structure</m:t>
+              </m:r>
+            </m:sub>
+          </m:sSub>
+          <m:r>
+            <m:t xml:space="preserve"> × </m:t>
+          </m:r>
+          <m:sSub>
+            <m:e>
+              <m:r>
+                <m:rPr>
+                  <m:sty m:val="i"/>
+                </m:rPr>
+                <m:t xml:space="preserve">W</m:t>
+              </m:r>
+            </m:e>
+            <m:sub>
+              <m:r>
+                <m:t xml:space="preserve">deck</m:t>
+              </m:r>
+            </m:sub>
+          </m:sSub>
+          <m:r>
+            <m:t xml:space="preserve">   [m²]</m:t>
+          </m:r>
+        </m:oMath>
+      </m:oMathPara>
     </w:p>
     <w:p>
       <w:r>
@@ -9311,162 +9190,76 @@
       </w:r>
     </w:p>
     <w:p>
-      <w:pPr>
-        <w:jc w:val="center"/>
-      </w:pPr>
-      <w:r>
-        <w:rPr>
-          <w:rFonts w:ascii="Cambria Math" w:hAnsi="Cambria Math"/>
-          <w:i/>
-          <w:sz w:val="22"/>
-        </w:rPr>
-        <w:t>E</w:t>
-      </w:r>
-      <w:r>
-        <w:rPr>
-          <w:rFonts w:ascii="Cambria Math" w:hAnsi="Cambria Math"/>
-          <w:i w:val="0"/>
-          <w:sz w:val="22"/>
-        </w:rPr>
-        <w:t>[</w:t>
-      </w:r>
-      <w:r>
-        <w:rPr>
-          <w:rFonts w:ascii="Cambria Math" w:hAnsi="Cambria Math"/>
-          <w:i/>
-          <w:sz w:val="22"/>
-        </w:rPr>
-        <w:t>Downtime</w:t>
-      </w:r>
-      <w:r>
-        <w:rPr>
-          <w:rFonts w:ascii="Cambria Math" w:hAnsi="Cambria Math"/>
-          <w:i w:val="0"/>
-          <w:sz w:val="22"/>
-        </w:rPr>
-        <w:t>]</w:t>
-      </w:r>
-      <w:r>
-        <w:rPr>
-          <w:rFonts w:ascii="Cambria Math" w:hAnsi="Cambria Math"/>
-          <w:i w:val="0"/>
-          <w:sz w:val="22"/>
-        </w:rPr>
-        <w:t xml:space="preserve"> = </w:t>
-      </w:r>
-      <w:r>
-        <w:rPr>
-          <w:rFonts w:ascii="Cambria Math" w:hAnsi="Cambria Math"/>
-          <w:i w:val="0"/>
-          <w:sz w:val="22"/>
-        </w:rPr>
-        <w:t>Σ</w:t>
-      </w:r>
-      <w:r>
-        <w:rPr>
-          <w:rFonts w:ascii="Cambria Math" w:hAnsi="Cambria Math"/>
-          <w:i w:val="0"/>
-          <w:sz w:val="22"/>
-          <w:vertAlign w:val="subscript"/>
-        </w:rPr>
-        <w:t>ds</w:t>
-      </w:r>
-      <w:r>
-        <w:rPr>
-          <w:rFonts w:ascii="Cambria Math" w:hAnsi="Cambria Math"/>
-          <w:i w:val="0"/>
-          <w:sz w:val="22"/>
-        </w:rPr>
-        <w:t xml:space="preserve"> </w:t>
-      </w:r>
-      <w:r>
-        <w:rPr>
-          <w:rFonts w:ascii="Cambria Math" w:hAnsi="Cambria Math"/>
-          <w:i/>
-          <w:sz w:val="22"/>
-        </w:rPr>
-        <w:t>P</w:t>
-      </w:r>
-      <w:r>
-        <w:rPr>
-          <w:rFonts w:ascii="Cambria Math" w:hAnsi="Cambria Math"/>
-          <w:i w:val="0"/>
-          <w:sz w:val="22"/>
-        </w:rPr>
-        <w:t>(</w:t>
-      </w:r>
-      <w:r>
-        <w:rPr>
-          <w:rFonts w:ascii="Cambria Math" w:hAnsi="Cambria Math"/>
-          <w:i/>
-          <w:sz w:val="22"/>
-        </w:rPr>
-        <w:t>DS</w:t>
-      </w:r>
-      <w:r>
-        <w:rPr>
-          <w:rFonts w:ascii="Cambria Math" w:hAnsi="Cambria Math"/>
-          <w:i w:val="0"/>
-          <w:sz w:val="22"/>
-        </w:rPr>
-        <w:t xml:space="preserve"> = </w:t>
-      </w:r>
-      <w:r>
-        <w:rPr>
-          <w:rFonts w:ascii="Cambria Math" w:hAnsi="Cambria Math"/>
-          <w:i/>
-          <w:sz w:val="22"/>
-        </w:rPr>
-        <w:t>ds</w:t>
-      </w:r>
-      <w:r>
-        <w:rPr>
-          <w:rFonts w:ascii="Cambria Math" w:hAnsi="Cambria Math"/>
-          <w:i w:val="0"/>
-          <w:sz w:val="22"/>
-        </w:rPr>
-        <w:t>)</w:t>
-      </w:r>
-      <w:r>
-        <w:rPr>
-          <w:rFonts w:ascii="Cambria Math" w:hAnsi="Cambria Math"/>
-          <w:i w:val="0"/>
-          <w:sz w:val="22"/>
-        </w:rPr>
-        <w:t xml:space="preserve"> × </w:t>
-      </w:r>
-      <w:r>
-        <w:rPr>
-          <w:rFonts w:ascii="Cambria Math" w:hAnsi="Cambria Math"/>
-          <w:i/>
-          <w:sz w:val="22"/>
-        </w:rPr>
-        <w:t>DT</w:t>
-      </w:r>
-      <w:r>
-        <w:rPr>
-          <w:rFonts w:ascii="Cambria Math" w:hAnsi="Cambria Math"/>
-          <w:i w:val="0"/>
-          <w:sz w:val="22"/>
-        </w:rPr>
-        <w:t>(</w:t>
-      </w:r>
-      <w:r>
-        <w:rPr>
-          <w:rFonts w:ascii="Cambria Math" w:hAnsi="Cambria Math"/>
-          <w:i/>
-          <w:sz w:val="22"/>
-        </w:rPr>
-        <w:t>ds</w:t>
-      </w:r>
-      <w:r>
-        <w:rPr>
-          <w:rFonts w:ascii="Cambria Math" w:hAnsi="Cambria Math"/>
-          <w:i w:val="0"/>
-          <w:sz w:val="22"/>
-        </w:rPr>
-        <w:t>)</w:t>
-      </w:r>
+      <m:oMathPara>
+        <m:oMath>
+          <m:r>
+            <m:rPr>
+              <m:sty m:val="i"/>
+            </m:rPr>
+            <m:t xml:space="preserve">E</m:t>
+          </m:r>
+          <m:r>
+            <m:t xml:space="preserve">[</m:t>
+          </m:r>
+          <m:r>
+            <m:rPr>
+              <m:sty m:val="i"/>
+            </m:rPr>
+            <m:t xml:space="preserve">Downtime</m:t>
+          </m:r>
+          <m:r>
+            <m:t xml:space="preserve">] = </m:t>
+          </m:r>
+          <m:r>
+            <m:t xml:space="preserve">Σ </m:t>
+          </m:r>
+          <m:r>
+            <m:rPr>
+              <m:sty m:val="i"/>
+            </m:rPr>
+            <m:t xml:space="preserve">P</m:t>
+          </m:r>
+          <m:r>
+            <m:t xml:space="preserve">(</m:t>
+          </m:r>
+          <m:r>
+            <m:rPr>
+              <m:sty m:val="i"/>
+            </m:rPr>
+            <m:t xml:space="preserve">DS</m:t>
+          </m:r>
+          <m:r>
+            <m:t xml:space="preserve"> = </m:t>
+          </m:r>
+          <m:r>
+            <m:rPr>
+              <m:sty m:val="i"/>
+            </m:rPr>
+            <m:t xml:space="preserve">ds</m:t>
+          </m:r>
+          <m:r>
+            <m:t xml:space="preserve">) × </m:t>
+          </m:r>
+          <m:r>
+            <m:rPr>
+              <m:sty m:val="i"/>
+            </m:rPr>
+            <m:t xml:space="preserve">DT</m:t>
+          </m:r>
+          <m:r>
+            <m:t xml:space="preserve">(</m:t>
+          </m:r>
+          <m:r>
+            <m:rPr>
+              <m:sty m:val="i"/>
+            </m:rPr>
+            <m:t xml:space="preserve">ds</m:t>
+          </m:r>
+          <m:r>
+            <m:t xml:space="preserve">)</m:t>
+          </m:r>
+        </m:oMath>
+      </m:oMathPara>
     </w:p>
     <w:p>
       <w:r>

--- a/CAT411_Technical_Documentation.docx
+++ b/CAT411_Technical_Documentation.docx
@@ -3920,32 +3920,188 @@
     </w:p>
     <w:p>
       <w:r>
-        <w:t xml:space="preserve">  - base_unit_cost = FHWA 2024 state-level blended rate ($/m2)</w:t>
-      </w:r>
-    </w:p>
-    <w:p>
-      <w:r>
-        <w:t xml:space="preserve">  - f_material = material-type adjustment (concrete, steel, prestressed, wood)</w:t>
-      </w:r>
-    </w:p>
-    <w:p>
-      <w:r>
-        <w:t xml:space="preserve">  - f_span = max span length complexity factor (NBI Item 048)</w:t>
-      </w:r>
-    </w:p>
-    <w:p>
-      <w:r>
-        <w:t xml:space="preserve">  - f_skew = skew angle construction difficulty factor (NBI Item 034)</w:t>
-      </w:r>
-    </w:p>
-    <w:p>
-      <w:r>
-        <w:t xml:space="preserve">  - f_seismic = seismic design era factor (from year_built, NBI Item 027)</w:t>
-      </w:r>
-    </w:p>
-    <w:p>
-      <w:r>
-        <w:t xml:space="preserve">  - f_region = regional cost adjustment (default 1.0, since base rate is state-specific)</w:t>
+        <w:rPr>
+          <w:sz w:val="22"/>
+        </w:rPr>
+        <w:t xml:space="preserve">  </w:t>
+      </w:r>
+      <m:oMath>
+        <m:sSub>
+          <m:e>
+            <m:r>
+              <m:rPr>
+                <m:sty m:val="i"/>
+              </m:rPr>
+              <m:t xml:space="preserve">C</m:t>
+            </m:r>
+          </m:e>
+          <m:sub>
+            <m:r>
+              <m:t xml:space="preserve">base</m:t>
+            </m:r>
+          </m:sub>
+        </m:sSub>
+      </m:oMath>
+      <w:r>
+        <w:rPr>
+          <w:sz w:val="22"/>
+        </w:rPr>
+        <w:t xml:space="preserve"> = FHWA 2024 state-level blended rate ($/m²). Default: $5,005/m² for California NHS bridges.</w:t>
+      </w:r>
+    </w:p>
+    <w:p>
+      <w:r>
+        <w:rPr>
+          <w:sz w:val="22"/>
+        </w:rPr>
+        <w:t xml:space="preserve">  </w:t>
+      </w:r>
+      <m:oMath>
+        <m:sSub>
+          <m:e>
+            <m:r>
+              <m:rPr>
+                <m:sty m:val="i"/>
+              </m:rPr>
+              <m:t xml:space="preserve">f</m:t>
+            </m:r>
+          </m:e>
+          <m:sub>
+            <m:r>
+              <m:t xml:space="preserve">material</m:t>
+            </m:r>
+          </m:sub>
+        </m:sSub>
+      </m:oMath>
+      <w:r>
+        <w:rPr>
+          <w:sz w:val="22"/>
+        </w:rPr>
+        <w:t xml:space="preserve"> = material-type adjustment factor. Concrete = 0.90, Steel = 1.15, Prestressed = 1.00, Wood = 0.65, Other = 0.95.</w:t>
+      </w:r>
+    </w:p>
+    <w:p>
+      <w:r>
+        <w:rPr>
+          <w:sz w:val="22"/>
+        </w:rPr>
+        <w:t xml:space="preserve">  </w:t>
+      </w:r>
+      <m:oMath>
+        <m:sSub>
+          <m:e>
+            <m:r>
+              <m:rPr>
+                <m:sty m:val="i"/>
+              </m:rPr>
+              <m:t xml:space="preserve">f</m:t>
+            </m:r>
+          </m:e>
+          <m:sub>
+            <m:r>
+              <m:t xml:space="preserve">span</m:t>
+            </m:r>
+          </m:sub>
+        </m:sSub>
+      </m:oMath>
+      <w:r>
+        <w:rPr>
+          <w:sz w:val="22"/>
+        </w:rPr>
+        <w:t xml:space="preserve"> = span complexity factor based on max span length (NBI Item 048). Values: &lt;30m = 1.00, 30–60m = 1.10, 60–120m = 1.25, &gt;120m = 1.50.</w:t>
+      </w:r>
+    </w:p>
+    <w:p>
+      <w:r>
+        <w:rPr>
+          <w:sz w:val="22"/>
+        </w:rPr>
+        <w:t xml:space="preserve">  </w:t>
+      </w:r>
+      <m:oMath>
+        <m:sSub>
+          <m:e>
+            <m:r>
+              <m:rPr>
+                <m:sty m:val="i"/>
+              </m:rPr>
+              <m:t xml:space="preserve">f</m:t>
+            </m:r>
+          </m:e>
+          <m:sub>
+            <m:r>
+              <m:t xml:space="preserve">skew</m:t>
+            </m:r>
+          </m:sub>
+        </m:sSub>
+      </m:oMath>
+      <w:r>
+        <w:rPr>
+          <w:sz w:val="22"/>
+        </w:rPr>
+        <w:t xml:space="preserve"> = skew angle construction difficulty factor (NBI Item 034). Values: &lt;15° = 1.00, 15–30° = 1.05, 30–45° = 1.10, &gt;45° = 1.20.</w:t>
+      </w:r>
+    </w:p>
+    <w:p>
+      <w:r>
+        <w:rPr>
+          <w:sz w:val="22"/>
+        </w:rPr>
+        <w:t xml:space="preserve">  </w:t>
+      </w:r>
+      <m:oMath>
+        <m:sSub>
+          <m:e>
+            <m:r>
+              <m:rPr>
+                <m:sty m:val="i"/>
+              </m:rPr>
+              <m:t xml:space="preserve">f</m:t>
+            </m:r>
+          </m:e>
+          <m:sub>
+            <m:r>
+              <m:t xml:space="preserve">seismic</m:t>
+            </m:r>
+          </m:sub>
+        </m:sSub>
+      </m:oMath>
+      <w:r>
+        <w:rPr>
+          <w:sz w:val="22"/>
+        </w:rPr>
+        <w:t xml:space="preserve"> = seismic design era factor from year_built (NBI Item 027). Pre-1975 = 1.00, 1975–1990 = 1.10, Post-1990 = 1.15.</w:t>
+      </w:r>
+    </w:p>
+    <w:p>
+      <w:r>
+        <w:rPr>
+          <w:sz w:val="22"/>
+        </w:rPr>
+        <w:t xml:space="preserve">  </w:t>
+      </w:r>
+      <m:oMath>
+        <m:sSub>
+          <m:e>
+            <m:r>
+              <m:rPr>
+                <m:sty m:val="i"/>
+              </m:rPr>
+              <m:t xml:space="preserve">f</m:t>
+            </m:r>
+          </m:e>
+          <m:sub>
+            <m:r>
+              <m:t xml:space="preserve">region</m:t>
+            </m:r>
+          </m:sub>
+        </m:sSub>
+      </m:oMath>
+      <w:r>
+        <w:rPr>
+          <w:sz w:val="22"/>
+        </w:rPr>
+        <w:t xml:space="preserve"> = regional cost adjustment (default 1.0, since base rate is already state-specific).</w:t>
       </w:r>
     </w:p>
     <w:p>
@@ -8749,7 +8905,69 @@
     </w:p>
     <w:p>
       <w:r>
-        <w:t xml:space="preserve">  deck_area = structure_length (NBI 049) x deck_width (NBI 052)  [m2]</w:t>
+        <w:rPr>
+          <w:sz w:val="22"/>
+        </w:rPr>
+        <w:t xml:space="preserve">  </w:t>
+      </w:r>
+      <m:oMath>
+        <m:sSub>
+          <m:e>
+            <m:r>
+              <m:rPr>
+                <m:sty m:val="i"/>
+              </m:rPr>
+              <m:t xml:space="preserve">A</m:t>
+            </m:r>
+          </m:e>
+          <m:sub>
+            <m:r>
+              <m:t xml:space="preserve">deck</m:t>
+            </m:r>
+          </m:sub>
+        </m:sSub>
+        <m:r>
+          <m:t xml:space="preserve"> = </m:t>
+        </m:r>
+        <m:sSub>
+          <m:e>
+            <m:r>
+              <m:rPr>
+                <m:sty m:val="i"/>
+              </m:rPr>
+              <m:t xml:space="preserve">L</m:t>
+            </m:r>
+          </m:e>
+          <m:sub>
+            <m:r>
+              <m:t xml:space="preserve">structure</m:t>
+            </m:r>
+          </m:sub>
+        </m:sSub>
+        <m:r>
+          <m:t xml:space="preserve"> × </m:t>
+        </m:r>
+        <m:sSub>
+          <m:e>
+            <m:r>
+              <m:rPr>
+                <m:sty m:val="i"/>
+              </m:rPr>
+              <m:t xml:space="preserve">W</m:t>
+            </m:r>
+          </m:e>
+          <m:sub>
+            <m:r>
+              <m:t xml:space="preserve">deck</m:t>
+            </m:r>
+          </m:sub>
+        </m:sSub>
+      </m:oMath>
+      <w:r>
+        <w:rPr>
+          <w:sz w:val="22"/>
+        </w:rPr>
+        <w:t xml:space="preserve">  (NBI Item 049 × NBI Item 052), in m²</w:t>
       </w:r>
     </w:p>
     <w:p/>
